--- a/eng/docx/29.content.docx
+++ b/eng/docx/29.content.docx
@@ -292,6 +292,20 @@
       </w:r>
       <w:r>
         <w:rPr>
+          <w:lang w:val="en_US" w:bidi="en_US"/>
+        </w:rPr>
+        <w:t>פְּתוּאֵֽל</w:t>
+      </w:r>
+    </w:p>
+    <w:p>
+      <w:pPr/>
+      <w:r>
+        <w:rPr>
+          <w:lang w:val="en_US" w:bidi="en_US"/>
+        </w:rPr>
+      </w:r>
+      <w:r>
+        <w:rPr>
           <w:b/>
           <w:lang w:val="en_US" w:bidi="en_US"/>
         </w:rPr>
@@ -484,6 +498,20 @@
       </w:r>
       <w:r>
         <w:rPr>
+          <w:lang w:val="en_US" w:bidi="en_US"/>
+        </w:rPr>
+        <w:t>דְּבַר־יְהוָה֙ אֲשֶׁ֣ר הָיָ֔ה</w:t>
+      </w:r>
+    </w:p>
+    <w:p>
+      <w:pPr/>
+      <w:r>
+        <w:rPr>
+          <w:lang w:val="en_US" w:bidi="en_US"/>
+        </w:rPr>
+      </w:r>
+      <w:r>
+        <w:rPr>
           <w:b/>
           <w:lang w:val="en_US" w:bidi="en_US"/>
         </w:rPr>
@@ -567,6 +595,20 @@
       </w:r>
       <w:r>
         <w:rPr>
+          <w:lang w:val="en_US" w:bidi="en_US"/>
+        </w:rPr>
+        <w:t>שִׁמְעוּ־זֹאת֙ הַ⁠זְּקֵנִ֔ים וְ⁠הַֽאֲזִ֔ינוּ כֹּ֖ל יוֹשְׁבֵ֣י הָ⁠אָ֑רֶץ</w:t>
+      </w:r>
+    </w:p>
+    <w:p>
+      <w:pPr/>
+      <w:r>
+        <w:rPr>
+          <w:lang w:val="en_US" w:bidi="en_US"/>
+        </w:rPr>
+      </w:r>
+      <w:r>
+        <w:rPr>
           <w:b/>
           <w:lang w:val="en_US" w:bidi="en_US"/>
         </w:rPr>
@@ -650,6 +692,20 @@
       </w:r>
       <w:r>
         <w:rPr>
+          <w:lang w:val="en_US" w:bidi="en_US"/>
+        </w:rPr>
+        <w:t>הֶ⁠הָ֤יְתָה זֹּאת֙ בִּֽ⁠ימֵי⁠כֶ֔ם וְ⁠אִ֖ם בִּ⁠ימֵ֥י אֲבֹֽתֵי⁠כֶֽם</w:t>
+      </w:r>
+    </w:p>
+    <w:p>
+      <w:pPr/>
+      <w:r>
+        <w:rPr>
+          <w:lang w:val="en_US" w:bidi="en_US"/>
+        </w:rPr>
+      </w:r>
+      <w:r>
+        <w:rPr>
           <w:b/>
           <w:lang w:val="en_US" w:bidi="en_US"/>
         </w:rPr>
@@ -733,6 +789,20 @@
       </w:r>
       <w:r>
         <w:rPr>
+          <w:lang w:val="en_US" w:bidi="en_US"/>
+        </w:rPr>
+        <w:t>בִּֽ⁠ימֵי⁠כֶ֔ם וְ⁠אִ֖ם בִּ⁠ימֵ֥י</w:t>
+      </w:r>
+    </w:p>
+    <w:p>
+      <w:pPr/>
+      <w:r>
+        <w:rPr>
+          <w:lang w:val="en_US" w:bidi="en_US"/>
+        </w:rPr>
+      </w:r>
+      <w:r>
+        <w:rPr>
           <w:b/>
           <w:lang w:val="en_US" w:bidi="en_US"/>
         </w:rPr>
@@ -829,6 +899,20 @@
       </w:r>
       <w:r>
         <w:rPr>
+          <w:lang w:val="en_US" w:bidi="en_US"/>
+        </w:rPr>
+        <w:t>אֲבֹֽתֵי⁠כֶֽם</w:t>
+      </w:r>
+    </w:p>
+    <w:p>
+      <w:pPr/>
+      <w:r>
+        <w:rPr>
+          <w:lang w:val="en_US" w:bidi="en_US"/>
+        </w:rPr>
+      </w:r>
+      <w:r>
+        <w:rPr>
           <w:b/>
           <w:lang w:val="en_US" w:bidi="en_US"/>
         </w:rPr>
@@ -925,6 +1009,20 @@
       </w:r>
       <w:r>
         <w:rPr>
+          <w:lang w:val="en_US" w:bidi="en_US"/>
+        </w:rPr>
+        <w:t>וּ⁠בְנֵי⁠כֶם֙ לִ⁠בְנֵי⁠הֶ֔ם וּ⁠בְנֵי⁠הֶ֖ם לְ⁠ד֥וֹר אַחֵֽר</w:t>
+      </w:r>
+    </w:p>
+    <w:p>
+      <w:pPr/>
+      <w:r>
+        <w:rPr>
+          <w:lang w:val="en_US" w:bidi="en_US"/>
+        </w:rPr>
+      </w:r>
+      <w:r>
+        <w:rPr>
           <w:b/>
           <w:lang w:val="en_US" w:bidi="en_US"/>
         </w:rPr>
@@ -1008,6 +1106,20 @@
       </w:r>
       <w:r>
         <w:rPr>
+          <w:lang w:val="en_US" w:bidi="en_US"/>
+        </w:rPr>
+        <w:t>לִ⁠בְנֵי⁠כֶ֣ם &amp; וּ⁠בְנֵי⁠כֶם֙ לִ⁠בְנֵי⁠הֶ֔ם וּ⁠בְנֵי⁠הֶ֖ם</w:t>
+      </w:r>
+    </w:p>
+    <w:p>
+      <w:pPr/>
+      <w:r>
+        <w:rPr>
+          <w:lang w:val="en_US" w:bidi="en_US"/>
+        </w:rPr>
+      </w:r>
+      <w:r>
+        <w:rPr>
           <w:b/>
           <w:lang w:val="en_US" w:bidi="en_US"/>
         </w:rPr>
@@ -1104,6 +1216,20 @@
       </w:r>
       <w:r>
         <w:rPr>
+          <w:lang w:val="en_US" w:bidi="en_US"/>
+        </w:rPr>
+        <w:t>עָלֶ֖⁠יהָ לִ⁠בְנֵי⁠כֶ֣ם סַפֵּ֑רוּ וּ⁠בְנֵי⁠כֶם֙</w:t>
+      </w:r>
+    </w:p>
+    <w:p>
+      <w:pPr/>
+      <w:r>
+        <w:rPr>
+          <w:lang w:val="en_US" w:bidi="en_US"/>
+        </w:rPr>
+      </w:r>
+      <w:r>
+        <w:rPr>
           <w:b/>
           <w:lang w:val="en_US" w:bidi="en_US"/>
         </w:rPr>
@@ -1213,6 +1339,20 @@
       </w:r>
       <w:r>
         <w:rPr>
+          <w:lang w:val="en_US" w:bidi="en_US"/>
+        </w:rPr>
+        <w:t>יֶ֤תֶר הַ⁠גָּזָם֙ אָכַ֣ל הָֽ⁠אַרְבֶּ֔ה וְ⁠יֶ֥תֶר הָ⁠אַרְבֶּ֖ה אָכַ֣ל הַ⁠יָּ֑לֶק וְ⁠יֶ֣תֶר הַ⁠יֶּ֔לֶק אָכַ֖ל הֶ⁠חָסִֽיל</w:t>
+      </w:r>
+    </w:p>
+    <w:p>
+      <w:pPr/>
+      <w:r>
+        <w:rPr>
+          <w:lang w:val="en_US" w:bidi="en_US"/>
+        </w:rPr>
+      </w:r>
+      <w:r>
+        <w:rPr>
           <w:b/>
           <w:lang w:val="en_US" w:bidi="en_US"/>
         </w:rPr>
@@ -1296,6 +1436,20 @@
       </w:r>
       <w:r>
         <w:rPr>
+          <w:lang w:val="en_US" w:bidi="en_US"/>
+        </w:rPr>
+        <w:t>יֶ֤תֶר הַ⁠גָּזָם֙ אָכַ֣ל הָֽ⁠אַרְבֶּ֔ה וְ⁠יֶ֥תֶר הָ⁠אַרְבֶּ֖ה אָכַ֣ל הַ⁠יָּ֑לֶק וְ⁠יֶ֣תֶר הַ⁠יֶּ֔לֶק אָכַ֖ל הֶ⁠חָסִֽיל</w:t>
+      </w:r>
+    </w:p>
+    <w:p>
+      <w:pPr/>
+      <w:r>
+        <w:rPr>
+          <w:lang w:val="en_US" w:bidi="en_US"/>
+        </w:rPr>
+      </w:r>
+      <w:r>
+        <w:rPr>
           <w:b/>
           <w:lang w:val="en_US" w:bidi="en_US"/>
         </w:rPr>
@@ -1379,6 +1533,20 @@
       </w:r>
       <w:r>
         <w:rPr>
+          <w:lang w:val="en_US" w:bidi="en_US"/>
+        </w:rPr>
+        <w:t>יֶ֤תֶר הַ⁠גָּזָם֙ אָכַ֣ל הָֽ⁠אַרְבֶּ֔ה וְ⁠יֶ֥תֶר הָ⁠אַרְבֶּ֖ה אָכַ֣ל הַ⁠יָּ֑לֶק וְ⁠יֶ֣תֶר הַ⁠יֶּ֔לֶק אָכַ֖ל הֶ⁠חָסִֽיל</w:t>
+      </w:r>
+    </w:p>
+    <w:p>
+      <w:pPr/>
+      <w:r>
+        <w:rPr>
+          <w:lang w:val="en_US" w:bidi="en_US"/>
+        </w:rPr>
+      </w:r>
+      <w:r>
+        <w:rPr>
           <w:b/>
           <w:lang w:val="en_US" w:bidi="en_US"/>
         </w:rPr>
@@ -1514,6 +1682,20 @@
       </w:r>
       <w:r>
         <w:rPr>
+          <w:lang w:val="en_US" w:bidi="en_US"/>
+        </w:rPr>
+        <w:t>הָקִ֤יצוּ שִׁכּוֹרִים֙ וּ⁠בְכ֔וּ וְ⁠הֵילִ֖לוּ כָּל־שֹׁ֣תֵי יָ֑יִן עַל־עָסִ֕יס כִּ֥י נִכְרַ֖ת מִ⁠פִּי⁠כֶֽם</w:t>
+      </w:r>
+    </w:p>
+    <w:p>
+      <w:pPr/>
+      <w:r>
+        <w:rPr>
+          <w:lang w:val="en_US" w:bidi="en_US"/>
+        </w:rPr>
+      </w:r>
+      <w:r>
+        <w:rPr>
           <w:b/>
           <w:lang w:val="en_US" w:bidi="en_US"/>
         </w:rPr>
@@ -1597,6 +1779,20 @@
       </w:r>
       <w:r>
         <w:rPr>
+          <w:lang w:val="en_US" w:bidi="en_US"/>
+        </w:rPr>
+        <w:t>נִכְרַ֖ת מִ⁠פִּי⁠כֶֽם</w:t>
+      </w:r>
+    </w:p>
+    <w:p>
+      <w:pPr/>
+      <w:r>
+        <w:rPr>
+          <w:lang w:val="en_US" w:bidi="en_US"/>
+        </w:rPr>
+      </w:r>
+      <w:r>
+        <w:rPr>
           <w:b/>
           <w:lang w:val="en_US" w:bidi="en_US"/>
         </w:rPr>
@@ -1680,6 +1876,20 @@
       </w:r>
       <w:r>
         <w:rPr>
+          <w:lang w:val="en_US" w:bidi="en_US"/>
+        </w:rPr>
+        <w:t>מִ⁠פִּי⁠כֶֽם</w:t>
+      </w:r>
+    </w:p>
+    <w:p>
+      <w:pPr/>
+      <w:r>
+        <w:rPr>
+          <w:lang w:val="en_US" w:bidi="en_US"/>
+        </w:rPr>
+      </w:r>
+      <w:r>
+        <w:rPr>
           <w:b/>
           <w:lang w:val="en_US" w:bidi="en_US"/>
         </w:rPr>
@@ -1776,6 +1986,20 @@
       </w:r>
       <w:r>
         <w:rPr>
+          <w:lang w:val="en_US" w:bidi="en_US"/>
+        </w:rPr>
+        <w:t>נִכְרַ֖ת מִ⁠פִּי⁠כֶֽם</w:t>
+      </w:r>
+    </w:p>
+    <w:p>
+      <w:pPr/>
+      <w:r>
+        <w:rPr>
+          <w:lang w:val="en_US" w:bidi="en_US"/>
+        </w:rPr>
+      </w:r>
+      <w:r>
+        <w:rPr>
           <w:b/>
           <w:lang w:val="en_US" w:bidi="en_US"/>
         </w:rPr>
@@ -1859,6 +2083,20 @@
       </w:r>
       <w:r>
         <w:rPr>
+          <w:lang w:val="en_US" w:bidi="en_US"/>
+        </w:rPr>
+        <w:t>כִּֽי</w:t>
+      </w:r>
+    </w:p>
+    <w:p>
+      <w:pPr/>
+      <w:r>
+        <w:rPr>
+          <w:lang w:val="en_US" w:bidi="en_US"/>
+        </w:rPr>
+      </w:r>
+      <w:r>
+        <w:rPr>
           <w:b/>
           <w:lang w:val="en_US" w:bidi="en_US"/>
         </w:rPr>
@@ -1955,6 +2193,20 @@
       </w:r>
       <w:r>
         <w:rPr>
+          <w:lang w:val="en_US" w:bidi="en_US"/>
+        </w:rPr>
+        <w:t>גוֹי֙ עָלָ֣ה עַל־אַרְצִ֔⁠י</w:t>
+      </w:r>
+    </w:p>
+    <w:p>
+      <w:pPr/>
+      <w:r>
+        <w:rPr>
+          <w:lang w:val="en_US" w:bidi="en_US"/>
+        </w:rPr>
+      </w:r>
+      <w:r>
+        <w:rPr>
           <w:b/>
           <w:lang w:val="en_US" w:bidi="en_US"/>
         </w:rPr>
@@ -2038,6 +2290,20 @@
       </w:r>
       <w:r>
         <w:rPr>
+          <w:lang w:val="en_US" w:bidi="en_US"/>
+        </w:rPr>
+        <w:t>גוֹי֙</w:t>
+      </w:r>
+    </w:p>
+    <w:p>
+      <w:pPr/>
+      <w:r>
+        <w:rPr>
+          <w:lang w:val="en_US" w:bidi="en_US"/>
+        </w:rPr>
+      </w:r>
+      <w:r>
+        <w:rPr>
           <w:b/>
           <w:lang w:val="en_US" w:bidi="en_US"/>
         </w:rPr>
@@ -2134,6 +2400,20 @@
       </w:r>
       <w:r>
         <w:rPr>
+          <w:lang w:val="en_US" w:bidi="en_US"/>
+        </w:rPr>
+        <w:t>אַרְצִ֔⁠י</w:t>
+      </w:r>
+    </w:p>
+    <w:p>
+      <w:pPr/>
+      <w:r>
+        <w:rPr>
+          <w:lang w:val="en_US" w:bidi="en_US"/>
+        </w:rPr>
+      </w:r>
+      <w:r>
+        <w:rPr>
           <w:b/>
           <w:lang w:val="en_US" w:bidi="en_US"/>
         </w:rPr>
@@ -2230,6 +2510,20 @@
       </w:r>
       <w:r>
         <w:rPr>
+          <w:lang w:val="en_US" w:bidi="en_US"/>
+        </w:rPr>
+        <w:t>וְ⁠אֵ֣ין מִסְפָּ֑ר</w:t>
+      </w:r>
+    </w:p>
+    <w:p>
+      <w:pPr/>
+      <w:r>
+        <w:rPr>
+          <w:lang w:val="en_US" w:bidi="en_US"/>
+        </w:rPr>
+      </w:r>
+      <w:r>
+        <w:rPr>
           <w:b/>
           <w:lang w:val="en_US" w:bidi="en_US"/>
         </w:rPr>
@@ -2313,6 +2607,20 @@
       </w:r>
       <w:r>
         <w:rPr>
+          <w:lang w:val="en_US" w:bidi="en_US"/>
+        </w:rPr>
+        <w:t>שִׁנָּי⁠ו֙ שִׁנֵּ֣י אַרְיֵ֔ה וּֽ⁠מְתַלְּע֥וֹת לָבִ֖יא לֽ⁠וֹ</w:t>
+      </w:r>
+    </w:p>
+    <w:p>
+      <w:pPr/>
+      <w:r>
+        <w:rPr>
+          <w:lang w:val="en_US" w:bidi="en_US"/>
+        </w:rPr>
+      </w:r>
+      <w:r>
+        <w:rPr>
           <w:b/>
           <w:lang w:val="en_US" w:bidi="en_US"/>
         </w:rPr>
@@ -2396,6 +2704,20 @@
       </w:r>
       <w:r>
         <w:rPr>
+          <w:lang w:val="en_US" w:bidi="en_US"/>
+        </w:rPr>
+        <w:t>שִׁנָּי⁠ו֙ שִׁנֵּ֣י אַרְיֵ֔ה וּֽ⁠מְתַלְּע֥וֹת לָבִ֖יא לֽ⁠וֹ</w:t>
+      </w:r>
+    </w:p>
+    <w:p>
+      <w:pPr/>
+      <w:r>
+        <w:rPr>
+          <w:lang w:val="en_US" w:bidi="en_US"/>
+        </w:rPr>
+      </w:r>
+      <w:r>
+        <w:rPr>
           <w:b/>
           <w:lang w:val="en_US" w:bidi="en_US"/>
         </w:rPr>
@@ -2492,6 +2814,20 @@
       </w:r>
       <w:r>
         <w:rPr>
+          <w:lang w:val="en_US" w:bidi="en_US"/>
+        </w:rPr>
+        <w:t>וּֽ⁠מְתַלְּע֥וֹת לָבִ֖יא לֽ⁠וֹ</w:t>
+      </w:r>
+    </w:p>
+    <w:p>
+      <w:pPr/>
+      <w:r>
+        <w:rPr>
+          <w:lang w:val="en_US" w:bidi="en_US"/>
+        </w:rPr>
+      </w:r>
+      <w:r>
+        <w:rPr>
           <w:b/>
           <w:lang w:val="en_US" w:bidi="en_US"/>
         </w:rPr>
@@ -2575,6 +2911,20 @@
       </w:r>
       <w:r>
         <w:rPr>
+          <w:lang w:val="en_US" w:bidi="en_US"/>
+        </w:rPr>
+        <w:t>שָׂ֤ם גַּפְנִ⁠י֙ לְ⁠שַׁמָּ֔ה וּ⁠תְאֵנָתִ֖⁠י לִ⁠קְצָפָ֑ה</w:t>
+      </w:r>
+    </w:p>
+    <w:p>
+      <w:pPr/>
+      <w:r>
+        <w:rPr>
+          <w:lang w:val="en_US" w:bidi="en_US"/>
+        </w:rPr>
+      </w:r>
+      <w:r>
+        <w:rPr>
           <w:b/>
           <w:lang w:val="en_US" w:bidi="en_US"/>
         </w:rPr>
@@ -2671,6 +3021,20 @@
       </w:r>
       <w:r>
         <w:rPr>
+          <w:lang w:val="en_US" w:bidi="en_US"/>
+        </w:rPr>
+        <w:t>שָׂ֤ם גַּפְנִ⁠י֙ לְ⁠שַׁמָּ֔ה</w:t>
+      </w:r>
+    </w:p>
+    <w:p>
+      <w:pPr/>
+      <w:r>
+        <w:rPr>
+          <w:lang w:val="en_US" w:bidi="en_US"/>
+        </w:rPr>
+      </w:r>
+      <w:r>
+        <w:rPr>
           <w:b/>
           <w:lang w:val="en_US" w:bidi="en_US"/>
         </w:rPr>
@@ -2767,6 +3131,20 @@
       </w:r>
       <w:r>
         <w:rPr>
+          <w:lang w:val="en_US" w:bidi="en_US"/>
+        </w:rPr>
+        <w:t>חָשֹׂ֤ף חֲשָׂפָ⁠הּ֙</w:t>
+      </w:r>
+    </w:p>
+    <w:p>
+      <w:pPr/>
+      <w:r>
+        <w:rPr>
+          <w:lang w:val="en_US" w:bidi="en_US"/>
+        </w:rPr>
+      </w:r>
+      <w:r>
+        <w:rPr>
           <w:b/>
           <w:lang w:val="en_US" w:bidi="en_US"/>
         </w:rPr>
@@ -2850,6 +3228,20 @@
       </w:r>
       <w:r>
         <w:rPr>
+          <w:lang w:val="en_US" w:bidi="en_US"/>
+        </w:rPr>
+        <w:t>וְ⁠הִשְׁלִ֔יךְ</w:t>
+      </w:r>
+    </w:p>
+    <w:p>
+      <w:pPr/>
+      <w:r>
+        <w:rPr>
+          <w:lang w:val="en_US" w:bidi="en_US"/>
+        </w:rPr>
+      </w:r>
+      <w:r>
+        <w:rPr>
           <w:b/>
           <w:lang w:val="en_US" w:bidi="en_US"/>
         </w:rPr>
@@ -2946,6 +3338,20 @@
       </w:r>
       <w:r>
         <w:rPr>
+          <w:lang w:val="en_US" w:bidi="en_US"/>
+        </w:rPr>
+        <w:t>הִלְבִּ֖ינוּ שָׂרִיגֶֽי⁠הָ</w:t>
+      </w:r>
+    </w:p>
+    <w:p>
+      <w:pPr/>
+      <w:r>
+        <w:rPr>
+          <w:lang w:val="en_US" w:bidi="en_US"/>
+        </w:rPr>
+      </w:r>
+      <w:r>
+        <w:rPr>
           <w:b/>
           <w:lang w:val="en_US" w:bidi="en_US"/>
         </w:rPr>
@@ -3042,6 +3448,20 @@
       </w:r>
       <w:r>
         <w:rPr>
+          <w:lang w:val="en_US" w:bidi="en_US"/>
+        </w:rPr>
+        <w:t>אֱלִ֕י</w:t>
+      </w:r>
+    </w:p>
+    <w:p>
+      <w:pPr/>
+      <w:r>
+        <w:rPr>
+          <w:lang w:val="en_US" w:bidi="en_US"/>
+        </w:rPr>
+      </w:r>
+      <w:r>
+        <w:rPr>
           <w:b/>
           <w:lang w:val="en_US" w:bidi="en_US"/>
         </w:rPr>
@@ -3138,6 +3558,20 @@
       </w:r>
       <w:r>
         <w:rPr>
+          <w:lang w:val="en_US" w:bidi="en_US"/>
+        </w:rPr>
+        <w:t>כִּ⁠בְתוּלָ֥ה חֲגֻֽרַת־שַׂ֖ק עַל־בַּ֥עַל נְעוּרֶֽי⁠הָ</w:t>
+      </w:r>
+    </w:p>
+    <w:p>
+      <w:pPr/>
+      <w:r>
+        <w:rPr>
+          <w:lang w:val="en_US" w:bidi="en_US"/>
+        </w:rPr>
+      </w:r>
+      <w:r>
+        <w:rPr>
           <w:b/>
           <w:lang w:val="en_US" w:bidi="en_US"/>
         </w:rPr>
@@ -3221,6 +3655,20 @@
       </w:r>
       <w:r>
         <w:rPr>
+          <w:lang w:val="en_US" w:bidi="en_US"/>
+        </w:rPr>
+        <w:t>כִּ⁠בְתוּלָ֥ה חֲגֻֽרַת־שַׂ֖ק</w:t>
+      </w:r>
+    </w:p>
+    <w:p>
+      <w:pPr/>
+      <w:r>
+        <w:rPr>
+          <w:lang w:val="en_US" w:bidi="en_US"/>
+        </w:rPr>
+      </w:r>
+      <w:r>
+        <w:rPr>
           <w:b/>
           <w:lang w:val="en_US" w:bidi="en_US"/>
         </w:rPr>
@@ -3317,6 +3765,20 @@
       </w:r>
       <w:r>
         <w:rPr>
+          <w:lang w:val="en_US" w:bidi="en_US"/>
+        </w:rPr>
+        <w:t>כִּ⁠בְתוּלָ֥ה חֲגֻֽרַת־שַׂ֖ק</w:t>
+      </w:r>
+    </w:p>
+    <w:p>
+      <w:pPr/>
+      <w:r>
+        <w:rPr>
+          <w:lang w:val="en_US" w:bidi="en_US"/>
+        </w:rPr>
+      </w:r>
+      <w:r>
+        <w:rPr>
           <w:b/>
           <w:lang w:val="en_US" w:bidi="en_US"/>
         </w:rPr>
@@ -3400,6 +3862,20 @@
       </w:r>
       <w:r>
         <w:rPr>
+          <w:lang w:val="en_US" w:bidi="en_US"/>
+        </w:rPr>
+        <w:t>בַּ֥עַל נְעוּרֶֽי⁠הָ</w:t>
+      </w:r>
+    </w:p>
+    <w:p>
+      <w:pPr/>
+      <w:r>
+        <w:rPr>
+          <w:lang w:val="en_US" w:bidi="en_US"/>
+        </w:rPr>
+      </w:r>
+      <w:r>
+        <w:rPr>
           <w:b/>
           <w:lang w:val="en_US" w:bidi="en_US"/>
         </w:rPr>
@@ -3618,6 +4094,20 @@
       </w:r>
       <w:r>
         <w:rPr>
+          <w:lang w:val="en_US" w:bidi="en_US"/>
+        </w:rPr>
+        <w:t>הָכְרַ֥ת מִנְחָ֛ה וָ⁠נֶ֖סֶךְ</w:t>
+      </w:r>
+    </w:p>
+    <w:p>
+      <w:pPr/>
+      <w:r>
+        <w:rPr>
+          <w:lang w:val="en_US" w:bidi="en_US"/>
+        </w:rPr>
+      </w:r>
+      <w:r>
+        <w:rPr>
           <w:b/>
           <w:lang w:val="en_US" w:bidi="en_US"/>
         </w:rPr>
@@ -3701,6 +4191,20 @@
       </w:r>
       <w:r>
         <w:rPr>
+          <w:lang w:val="en_US" w:bidi="en_US"/>
+        </w:rPr>
+        <w:t>הָכְרַ֥ת &amp; מִ⁠בֵּ֣ית</w:t>
+      </w:r>
+    </w:p>
+    <w:p>
+      <w:pPr/>
+      <w:r>
+        <w:rPr>
+          <w:lang w:val="en_US" w:bidi="en_US"/>
+        </w:rPr>
+      </w:r>
+      <w:r>
+        <w:rPr>
           <w:b/>
           <w:lang w:val="en_US" w:bidi="en_US"/>
         </w:rPr>
@@ -3797,6 +4301,20 @@
       </w:r>
       <w:r>
         <w:rPr>
+          <w:lang w:val="en_US" w:bidi="en_US"/>
+        </w:rPr>
+        <w:t>מִ⁠בֵּ֣ית יְהוָ֑ה</w:t>
+      </w:r>
+    </w:p>
+    <w:p>
+      <w:pPr/>
+      <w:r>
+        <w:rPr>
+          <w:lang w:val="en_US" w:bidi="en_US"/>
+        </w:rPr>
+      </w:r>
+      <w:r>
+        <w:rPr>
           <w:b/>
           <w:lang w:val="en_US" w:bidi="en_US"/>
         </w:rPr>
@@ -3893,6 +4411,20 @@
       </w:r>
       <w:r>
         <w:rPr>
+          <w:lang w:val="en_US" w:bidi="en_US"/>
+        </w:rPr>
+        <w:t>שֻׁדַּ֣ד שָׂדֶ֔ה אָבְלָ֖ה אֲדָמָ֑ה כִּ֚י שֻׁדַּ֣ד דָּגָ֔ן</w:t>
+      </w:r>
+    </w:p>
+    <w:p>
+      <w:pPr/>
+      <w:r>
+        <w:rPr>
+          <w:lang w:val="en_US" w:bidi="en_US"/>
+        </w:rPr>
+      </w:r>
+      <w:r>
+        <w:rPr>
           <w:b/>
           <w:lang w:val="en_US" w:bidi="en_US"/>
         </w:rPr>
@@ -3976,6 +4508,20 @@
       </w:r>
       <w:r>
         <w:rPr>
+          <w:lang w:val="en_US" w:bidi="en_US"/>
+        </w:rPr>
+        <w:t>שֻׁדַּ֣ד שָׂדֶ֔ה &amp; שֻׁדַּ֣ד</w:t>
+      </w:r>
+    </w:p>
+    <w:p>
+      <w:pPr/>
+      <w:r>
+        <w:rPr>
+          <w:lang w:val="en_US" w:bidi="en_US"/>
+        </w:rPr>
+      </w:r>
+      <w:r>
+        <w:rPr>
           <w:b/>
           <w:lang w:val="en_US" w:bidi="en_US"/>
         </w:rPr>
@@ -4072,6 +4618,20 @@
       </w:r>
       <w:r>
         <w:rPr>
+          <w:lang w:val="en_US" w:bidi="en_US"/>
+        </w:rPr>
+        <w:t>אָבְלָ֖ה אֲדָמָ֑ה</w:t>
+      </w:r>
+    </w:p>
+    <w:p>
+      <w:pPr/>
+      <w:r>
+        <w:rPr>
+          <w:lang w:val="en_US" w:bidi="en_US"/>
+        </w:rPr>
+      </w:r>
+      <w:r>
+        <w:rPr>
           <w:b/>
           <w:lang w:val="en_US" w:bidi="en_US"/>
         </w:rPr>
@@ -4181,6 +4741,20 @@
       </w:r>
       <w:r>
         <w:rPr>
+          <w:lang w:val="en_US" w:bidi="en_US"/>
+        </w:rPr>
+        <w:t>הוֹבִ֥ישׁ תִּיר֖וֹשׁ</w:t>
+      </w:r>
+    </w:p>
+    <w:p>
+      <w:pPr/>
+      <w:r>
+        <w:rPr>
+          <w:lang w:val="en_US" w:bidi="en_US"/>
+        </w:rPr>
+      </w:r>
+      <w:r>
+        <w:rPr>
           <w:b/>
           <w:lang w:val="en_US" w:bidi="en_US"/>
         </w:rPr>
@@ -4277,6 +4851,20 @@
       </w:r>
       <w:r>
         <w:rPr>
+          <w:lang w:val="en_US" w:bidi="en_US"/>
+        </w:rPr>
+        <w:t>אֻמְלַ֥ל יִצְהָֽר</w:t>
+      </w:r>
+    </w:p>
+    <w:p>
+      <w:pPr/>
+      <w:r>
+        <w:rPr>
+          <w:lang w:val="en_US" w:bidi="en_US"/>
+        </w:rPr>
+      </w:r>
+      <w:r>
+        <w:rPr>
           <w:b/>
           <w:lang w:val="en_US" w:bidi="en_US"/>
         </w:rPr>
@@ -4360,6 +4948,20 @@
       </w:r>
       <w:r>
         <w:rPr>
+          <w:lang w:val="en_US" w:bidi="en_US"/>
+        </w:rPr>
+        <w:t>אֻמְלַ֥ל יִצְהָֽר</w:t>
+      </w:r>
+    </w:p>
+    <w:p>
+      <w:pPr/>
+      <w:r>
+        <w:rPr>
+          <w:lang w:val="en_US" w:bidi="en_US"/>
+        </w:rPr>
+      </w:r>
+      <w:r>
+        <w:rPr>
           <w:b/>
           <w:lang w:val="en_US" w:bidi="en_US"/>
         </w:rPr>
@@ -4469,6 +5071,20 @@
       </w:r>
       <w:r>
         <w:rPr>
+          <w:lang w:val="en_US" w:bidi="en_US"/>
+        </w:rPr>
+        <w:t>שָׂדֶֽה</w:t>
+      </w:r>
+    </w:p>
+    <w:p>
+      <w:pPr/>
+      <w:r>
+        <w:rPr>
+          <w:lang w:val="en_US" w:bidi="en_US"/>
+        </w:rPr>
+      </w:r>
+      <w:r>
+        <w:rPr>
           <w:b/>
           <w:lang w:val="en_US" w:bidi="en_US"/>
         </w:rPr>
@@ -4565,6 +5181,20 @@
       </w:r>
       <w:r>
         <w:rPr>
+          <w:lang w:val="en_US" w:bidi="en_US"/>
+        </w:rPr>
+        <w:t>הַ⁠גֶּ֣פֶן הוֹבִ֔ישָׁה וְ⁠הַ⁠תְּאֵנָ֖ה אֻמְלָ֑לָה רִמּ֞וֹן גַּם־תָּמָ֣ר וְ⁠תַפּ֗וּחַ</w:t>
+      </w:r>
+    </w:p>
+    <w:p>
+      <w:pPr/>
+      <w:r>
+        <w:rPr>
+          <w:lang w:val="en_US" w:bidi="en_US"/>
+        </w:rPr>
+      </w:r>
+      <w:r>
+        <w:rPr>
           <w:b/>
           <w:lang w:val="en_US" w:bidi="en_US"/>
         </w:rPr>
@@ -4713,6 +5343,20 @@
       </w:r>
       <w:r>
         <w:rPr>
+          <w:lang w:val="en_US" w:bidi="en_US"/>
+        </w:rPr>
+        <w:t>אֻמְלָ֑לָה</w:t>
+      </w:r>
+    </w:p>
+    <w:p>
+      <w:pPr/>
+      <w:r>
+        <w:rPr>
+          <w:lang w:val="en_US" w:bidi="en_US"/>
+        </w:rPr>
+      </w:r>
+      <w:r>
+        <w:rPr>
           <w:b/>
           <w:lang w:val="en_US" w:bidi="en_US"/>
         </w:rPr>
@@ -4796,6 +5440,20 @@
       </w:r>
       <w:r>
         <w:rPr>
+          <w:lang w:val="en_US" w:bidi="en_US"/>
+        </w:rPr>
+        <w:t>וְ⁠הַ⁠תְּאֵנָ֖ה אֻמְלָ֑לָה</w:t>
+      </w:r>
+    </w:p>
+    <w:p>
+      <w:pPr/>
+      <w:r>
+        <w:rPr>
+          <w:lang w:val="en_US" w:bidi="en_US"/>
+        </w:rPr>
+      </w:r>
+      <w:r>
+        <w:rPr>
           <w:b/>
           <w:lang w:val="en_US" w:bidi="en_US"/>
         </w:rPr>
@@ -4905,6 +5563,20 @@
       </w:r>
       <w:r>
         <w:rPr>
+          <w:lang w:val="en_US" w:bidi="en_US"/>
+        </w:rPr>
+        <w:t>כָּל־עֲצֵ֤י הַ⁠שָּׂדֶה֙ יָבֵ֔שׁוּ</w:t>
+      </w:r>
+    </w:p>
+    <w:p>
+      <w:pPr/>
+      <w:r>
+        <w:rPr>
+          <w:lang w:val="en_US" w:bidi="en_US"/>
+        </w:rPr>
+      </w:r>
+      <w:r>
+        <w:rPr>
           <w:b/>
           <w:lang w:val="en_US" w:bidi="en_US"/>
         </w:rPr>
@@ -4988,6 +5660,20 @@
       </w:r>
       <w:r>
         <w:rPr>
+          <w:lang w:val="en_US" w:bidi="en_US"/>
+        </w:rPr>
+        <w:t>הֹבִ֥ישׁ שָׂשׂ֖וֹן מִן־בְּנֵ֥י אָדָֽם</w:t>
+      </w:r>
+    </w:p>
+    <w:p>
+      <w:pPr/>
+      <w:r>
+        <w:rPr>
+          <w:lang w:val="en_US" w:bidi="en_US"/>
+        </w:rPr>
+      </w:r>
+      <w:r>
+        <w:rPr>
           <w:b/>
           <w:lang w:val="en_US" w:bidi="en_US"/>
         </w:rPr>
@@ -5097,6 +5783,20 @@
       </w:r>
       <w:r>
         <w:rPr>
+          <w:lang w:val="en_US" w:bidi="en_US"/>
+        </w:rPr>
+        <w:t>בְּנֵ֥י אָדָֽם</w:t>
+      </w:r>
+    </w:p>
+    <w:p>
+      <w:pPr/>
+      <w:r>
+        <w:rPr>
+          <w:lang w:val="en_US" w:bidi="en_US"/>
+        </w:rPr>
+      </w:r>
+      <w:r>
+        <w:rPr>
           <w:b/>
           <w:lang w:val="en_US" w:bidi="en_US"/>
         </w:rPr>
@@ -5206,6 +5906,20 @@
       </w:r>
       <w:r>
         <w:rPr>
+          <w:lang w:val="en_US" w:bidi="en_US"/>
+        </w:rPr>
+        <w:t>חִגְר֨וּ</w:t>
+      </w:r>
+    </w:p>
+    <w:p>
+      <w:pPr/>
+      <w:r>
+        <w:rPr>
+          <w:lang w:val="en_US" w:bidi="en_US"/>
+        </w:rPr>
+      </w:r>
+      <w:r>
+        <w:rPr>
           <w:b/>
           <w:lang w:val="en_US" w:bidi="en_US"/>
         </w:rPr>
@@ -5302,6 +6016,20 @@
       </w:r>
       <w:r>
         <w:rPr>
+          <w:lang w:val="en_US" w:bidi="en_US"/>
+        </w:rPr>
+        <w:t>לִ֣ינוּ בַ⁠שַּׂקִּ֔ים</w:t>
+      </w:r>
+    </w:p>
+    <w:p>
+      <w:pPr/>
+      <w:r>
+        <w:rPr>
+          <w:lang w:val="en_US" w:bidi="en_US"/>
+        </w:rPr>
+      </w:r>
+      <w:r>
+        <w:rPr>
           <w:b/>
           <w:lang w:val="en_US" w:bidi="en_US"/>
         </w:rPr>
@@ -5398,6 +6126,20 @@
       </w:r>
       <w:r>
         <w:rPr>
+          <w:lang w:val="en_US" w:bidi="en_US"/>
+        </w:rPr>
+        <w:t>נִמְנַ֛ע &amp; מִנְחָ֥ה וָ⁠נָֽסֶךְ</w:t>
+      </w:r>
+    </w:p>
+    <w:p>
+      <w:pPr/>
+      <w:r>
+        <w:rPr>
+          <w:lang w:val="en_US" w:bidi="en_US"/>
+        </w:rPr>
+      </w:r>
+      <w:r>
+        <w:rPr>
           <w:b/>
           <w:lang w:val="en_US" w:bidi="en_US"/>
         </w:rPr>
@@ -5481,6 +6223,20 @@
       </w:r>
       <w:r>
         <w:rPr>
+          <w:lang w:val="en_US" w:bidi="en_US"/>
+        </w:rPr>
+        <w:t>אֱלֹהָ֑⁠י</w:t>
+      </w:r>
+    </w:p>
+    <w:p>
+      <w:pPr/>
+      <w:r>
+        <w:rPr>
+          <w:lang w:val="en_US" w:bidi="en_US"/>
+        </w:rPr>
+      </w:r>
+      <w:r>
+        <w:rPr>
           <w:b/>
           <w:lang w:val="en_US" w:bidi="en_US"/>
         </w:rPr>
@@ -5577,6 +6333,20 @@
       </w:r>
       <w:r>
         <w:rPr>
+          <w:lang w:val="en_US" w:bidi="en_US"/>
+        </w:rPr>
+        <w:t>אֱלֹהֵי⁠כֶ֖ם</w:t>
+      </w:r>
+    </w:p>
+    <w:p>
+      <w:pPr/>
+      <w:r>
+        <w:rPr>
+          <w:lang w:val="en_US" w:bidi="en_US"/>
+        </w:rPr>
+      </w:r>
+      <w:r>
+        <w:rPr>
           <w:b/>
           <w:lang w:val="en_US" w:bidi="en_US"/>
         </w:rPr>
@@ -5673,6 +6443,20 @@
       </w:r>
       <w:r>
         <w:rPr>
+          <w:lang w:val="en_US" w:bidi="en_US"/>
+        </w:rPr>
+        <w:t>קַדְּשׁוּ־צוֹם֙</w:t>
+      </w:r>
+    </w:p>
+    <w:p>
+      <w:pPr/>
+      <w:r>
+        <w:rPr>
+          <w:lang w:val="en_US" w:bidi="en_US"/>
+        </w:rPr>
+      </w:r>
+      <w:r>
+        <w:rPr>
           <w:b/>
           <w:lang w:val="en_US" w:bidi="en_US"/>
         </w:rPr>
@@ -5769,6 +6553,20 @@
       </w:r>
       <w:r>
         <w:rPr>
+          <w:lang w:val="en_US" w:bidi="en_US"/>
+        </w:rPr>
+        <w:t>אֱלֹהֵי⁠כֶ֑ם</w:t>
+      </w:r>
+    </w:p>
+    <w:p>
+      <w:pPr/>
+      <w:r>
+        <w:rPr>
+          <w:lang w:val="en_US" w:bidi="en_US"/>
+        </w:rPr>
+      </w:r>
+      <w:r>
+        <w:rPr>
           <w:b/>
           <w:lang w:val="en_US" w:bidi="en_US"/>
         </w:rPr>
@@ -5865,6 +6663,20 @@
       </w:r>
       <w:r>
         <w:rPr>
+          <w:lang w:val="en_US" w:bidi="en_US"/>
+        </w:rPr>
+        <w:t>אֲהָ֖הּ לַ⁠יּ֑וֹם</w:t>
+      </w:r>
+    </w:p>
+    <w:p>
+      <w:pPr/>
+      <w:r>
+        <w:rPr>
+          <w:lang w:val="en_US" w:bidi="en_US"/>
+        </w:rPr>
+      </w:r>
+      <w:r>
+        <w:rPr>
           <w:b/>
           <w:lang w:val="en_US" w:bidi="en_US"/>
         </w:rPr>
@@ -5948,6 +6760,20 @@
       </w:r>
       <w:r>
         <w:rPr>
+          <w:lang w:val="en_US" w:bidi="en_US"/>
+        </w:rPr>
+        <w:t>אֲהָ֖הּ לַ⁠יּ֑וֹם</w:t>
+      </w:r>
+    </w:p>
+    <w:p>
+      <w:pPr/>
+      <w:r>
+        <w:rPr>
+          <w:lang w:val="en_US" w:bidi="en_US"/>
+        </w:rPr>
+      </w:r>
+      <w:r>
+        <w:rPr>
           <w:b/>
           <w:lang w:val="en_US" w:bidi="en_US"/>
         </w:rPr>
@@ -6044,6 +6870,20 @@
       </w:r>
       <w:r>
         <w:rPr>
+          <w:lang w:val="en_US" w:bidi="en_US"/>
+        </w:rPr>
+        <w:t>י֣וֹם יְהוָ֔ה</w:t>
+      </w:r>
+    </w:p>
+    <w:p>
+      <w:pPr/>
+      <w:r>
+        <w:rPr>
+          <w:lang w:val="en_US" w:bidi="en_US"/>
+        </w:rPr>
+      </w:r>
+      <w:r>
+        <w:rPr>
           <w:b/>
           <w:lang w:val="en_US" w:bidi="en_US"/>
         </w:rPr>
@@ -6140,6 +6980,20 @@
       </w:r>
       <w:r>
         <w:rPr>
+          <w:lang w:val="en_US" w:bidi="en_US"/>
+        </w:rPr>
+        <w:t>וּ⁠כְ⁠שֹׁ֖ד מִ⁠שַׁדַּ֥י יָבֽוֹא</w:t>
+      </w:r>
+    </w:p>
+    <w:p>
+      <w:pPr/>
+      <w:r>
+        <w:rPr>
+          <w:lang w:val="en_US" w:bidi="en_US"/>
+        </w:rPr>
+      </w:r>
+      <w:r>
+        <w:rPr>
           <w:b/>
           <w:lang w:val="en_US" w:bidi="en_US"/>
         </w:rPr>
@@ -6236,6 +7090,20 @@
       </w:r>
       <w:r>
         <w:rPr>
+          <w:lang w:val="en_US" w:bidi="en_US"/>
+        </w:rPr>
+        <w:t>מִ⁠שַׁדַּ֥י</w:t>
+      </w:r>
+    </w:p>
+    <w:p>
+      <w:pPr/>
+      <w:r>
+        <w:rPr>
+          <w:lang w:val="en_US" w:bidi="en_US"/>
+        </w:rPr>
+      </w:r>
+      <w:r>
+        <w:rPr>
           <w:b/>
           <w:lang w:val="en_US" w:bidi="en_US"/>
         </w:rPr>
@@ -6332,6 +7200,20 @@
       </w:r>
       <w:r>
         <w:rPr>
+          <w:lang w:val="en_US" w:bidi="en_US"/>
+        </w:rPr>
+        <w:t>הֲ⁠ל֛וֹא נֶ֥גֶד עֵינֵ֖י⁠נוּ אֹ֣כֶל נִכְרָ֑ת מִ⁠בֵּ֥ית אֱלֹהֵ֖י⁠נוּ שִׂמְחָ֥ה וָ⁠גִֽיל</w:t>
+      </w:r>
+    </w:p>
+    <w:p>
+      <w:pPr/>
+      <w:r>
+        <w:rPr>
+          <w:lang w:val="en_US" w:bidi="en_US"/>
+        </w:rPr>
+      </w:r>
+      <w:r>
+        <w:rPr>
           <w:b/>
           <w:lang w:val="en_US" w:bidi="en_US"/>
         </w:rPr>
@@ -6415,6 +7297,20 @@
       </w:r>
       <w:r>
         <w:rPr>
+          <w:lang w:val="en_US" w:bidi="en_US"/>
+        </w:rPr>
+        <w:t>הֲ⁠ל֛וֹא נֶ֥גֶד עֵינֵ֖י⁠נוּ אֹ֣כֶל נִכְרָ֑ת</w:t>
+      </w:r>
+    </w:p>
+    <w:p>
+      <w:pPr/>
+      <w:r>
+        <w:rPr>
+          <w:lang w:val="en_US" w:bidi="en_US"/>
+        </w:rPr>
+      </w:r>
+      <w:r>
+        <w:rPr>
           <w:b/>
           <w:lang w:val="en_US" w:bidi="en_US"/>
         </w:rPr>
@@ -6498,6 +7394,20 @@
       </w:r>
       <w:r>
         <w:rPr>
+          <w:lang w:val="en_US" w:bidi="en_US"/>
+        </w:rPr>
+        <w:t>נֶ֥גֶד עֵינֵ֖י⁠נוּ</w:t>
+      </w:r>
+    </w:p>
+    <w:p>
+      <w:pPr/>
+      <w:r>
+        <w:rPr>
+          <w:lang w:val="en_US" w:bidi="en_US"/>
+        </w:rPr>
+      </w:r>
+      <w:r>
+        <w:rPr>
           <w:b/>
           <w:lang w:val="en_US" w:bidi="en_US"/>
         </w:rPr>
@@ -6594,6 +7504,20 @@
       </w:r>
       <w:r>
         <w:rPr>
+          <w:lang w:val="en_US" w:bidi="en_US"/>
+        </w:rPr>
+        <w:t>מִ⁠בֵּ֥ית אֱלֹהֵ֖י⁠נוּ שִׂמְחָ֥ה וָ⁠גִֽיל</w:t>
+      </w:r>
+    </w:p>
+    <w:p>
+      <w:pPr/>
+      <w:r>
+        <w:rPr>
+          <w:lang w:val="en_US" w:bidi="en_US"/>
+        </w:rPr>
+      </w:r>
+      <w:r>
+        <w:rPr>
           <w:b/>
           <w:lang w:val="en_US" w:bidi="en_US"/>
         </w:rPr>
@@ -6677,6 +7601,20 @@
       </w:r>
       <w:r>
         <w:rPr>
+          <w:lang w:val="en_US" w:bidi="en_US"/>
+        </w:rPr>
+        <w:t>שִׂמְחָ֥ה וָ⁠גִֽיל</w:t>
+      </w:r>
+    </w:p>
+    <w:p>
+      <w:pPr/>
+      <w:r>
+        <w:rPr>
+          <w:lang w:val="en_US" w:bidi="en_US"/>
+        </w:rPr>
+      </w:r>
+      <w:r>
+        <w:rPr>
           <w:b/>
           <w:lang w:val="en_US" w:bidi="en_US"/>
         </w:rPr>
@@ -6786,6 +7724,20 @@
       </w:r>
       <w:r>
         <w:rPr>
+          <w:lang w:val="en_US" w:bidi="en_US"/>
+        </w:rPr>
+        <w:t>נֶהֶרְס֖וּ מַמְּגֻר֑וֹת</w:t>
+      </w:r>
+    </w:p>
+    <w:p>
+      <w:pPr/>
+      <w:r>
+        <w:rPr>
+          <w:lang w:val="en_US" w:bidi="en_US"/>
+        </w:rPr>
+      </w:r>
+      <w:r>
+        <w:rPr>
           <w:b/>
           <w:lang w:val="en_US" w:bidi="en_US"/>
         </w:rPr>
@@ -6869,6 +7821,20 @@
       </w:r>
       <w:r>
         <w:rPr>
+          <w:lang w:val="en_US" w:bidi="en_US"/>
+        </w:rPr>
+        <w:t>הֹבִ֖ישׁ דָּגָֽן</w:t>
+      </w:r>
+    </w:p>
+    <w:p>
+      <w:pPr/>
+      <w:r>
+        <w:rPr>
+          <w:lang w:val="en_US" w:bidi="en_US"/>
+        </w:rPr>
+      </w:r>
+      <w:r>
+        <w:rPr>
           <w:b/>
           <w:lang w:val="en_US" w:bidi="en_US"/>
         </w:rPr>
@@ -6978,6 +7944,20 @@
       </w:r>
       <w:r>
         <w:rPr>
+          <w:lang w:val="en_US" w:bidi="en_US"/>
+        </w:rPr>
+        <w:t>מַה־נֶּאֶנְחָ֣ה בְהֵמָ֗ה</w:t>
+      </w:r>
+    </w:p>
+    <w:p>
+      <w:pPr/>
+      <w:r>
+        <w:rPr>
+          <w:lang w:val="en_US" w:bidi="en_US"/>
+        </w:rPr>
+      </w:r>
+      <w:r>
+        <w:rPr>
           <w:b/>
           <w:lang w:val="en_US" w:bidi="en_US"/>
         </w:rPr>
@@ -7061,6 +8041,20 @@
       </w:r>
       <w:r>
         <w:rPr>
+          <w:lang w:val="en_US" w:bidi="en_US"/>
+        </w:rPr>
+        <w:t>מַה־נֶּאֶנְחָ֣ה בְהֵמָ֗ה</w:t>
+      </w:r>
+    </w:p>
+    <w:p>
+      <w:pPr/>
+      <w:r>
+        <w:rPr>
+          <w:lang w:val="en_US" w:bidi="en_US"/>
+        </w:rPr>
+      </w:r>
+      <w:r>
+        <w:rPr>
           <w:b/>
           <w:lang w:val="en_US" w:bidi="en_US"/>
         </w:rPr>
@@ -7157,6 +8151,20 @@
       </w:r>
       <w:r>
         <w:rPr>
+          <w:lang w:val="en_US" w:bidi="en_US"/>
+        </w:rPr>
+        <w:t>נָבֹ֨כוּ֙ עֶדְרֵ֣י בָקָ֔ר</w:t>
+      </w:r>
+    </w:p>
+    <w:p>
+      <w:pPr/>
+      <w:r>
+        <w:rPr>
+          <w:lang w:val="en_US" w:bidi="en_US"/>
+        </w:rPr>
+      </w:r>
+      <w:r>
+        <w:rPr>
           <w:b/>
           <w:lang w:val="en_US" w:bidi="en_US"/>
         </w:rPr>
@@ -7240,6 +8248,20 @@
       </w:r>
       <w:r>
         <w:rPr>
+          <w:lang w:val="en_US" w:bidi="en_US"/>
+        </w:rPr>
+        <w:t>עֶדְרֵ֥י הַ⁠צֹּ֖אן נֶאְשָֽׁמוּ</w:t>
+      </w:r>
+    </w:p>
+    <w:p>
+      <w:pPr/>
+      <w:r>
+        <w:rPr>
+          <w:lang w:val="en_US" w:bidi="en_US"/>
+        </w:rPr>
+      </w:r>
+      <w:r>
+        <w:rPr>
           <w:b/>
           <w:lang w:val="en_US" w:bidi="en_US"/>
         </w:rPr>
@@ -7323,6 +8345,20 @@
       </w:r>
       <w:r>
         <w:rPr>
+          <w:lang w:val="en_US" w:bidi="en_US"/>
+        </w:rPr>
+        <w:t>עֶדְרֵ֥י הַ⁠צֹּ֖אן נֶאְשָֽׁמוּ</w:t>
+      </w:r>
+    </w:p>
+    <w:p>
+      <w:pPr/>
+      <w:r>
+        <w:rPr>
+          <w:lang w:val="en_US" w:bidi="en_US"/>
+        </w:rPr>
+      </w:r>
+      <w:r>
+        <w:rPr>
           <w:b/>
           <w:lang w:val="en_US" w:bidi="en_US"/>
         </w:rPr>
@@ -7406,6 +8442,20 @@
       </w:r>
       <w:r>
         <w:rPr>
+          <w:lang w:val="en_US" w:bidi="en_US"/>
+        </w:rPr>
+        <w:t>אֵלֶ֥י⁠ךָ יְהוָ֖ה אֶקְרָ֑א</w:t>
+      </w:r>
+    </w:p>
+    <w:p>
+      <w:pPr/>
+      <w:r>
+        <w:rPr>
+          <w:lang w:val="en_US" w:bidi="en_US"/>
+        </w:rPr>
+      </w:r>
+      <w:r>
+        <w:rPr>
           <w:b/>
           <w:lang w:val="en_US" w:bidi="en_US"/>
         </w:rPr>
@@ -7489,6 +8539,20 @@
       </w:r>
       <w:r>
         <w:rPr>
+          <w:lang w:val="en_US" w:bidi="en_US"/>
+        </w:rPr>
+        <w:t>כִּ֣י אֵ֗שׁ אָֽכְלָה֙ נְא֣וֹת מִדְבָּ֔ר</w:t>
+      </w:r>
+    </w:p>
+    <w:p>
+      <w:pPr/>
+      <w:r>
+        <w:rPr>
+          <w:lang w:val="en_US" w:bidi="en_US"/>
+        </w:rPr>
+      </w:r>
+      <w:r>
+        <w:rPr>
           <w:b/>
           <w:lang w:val="en_US" w:bidi="en_US"/>
         </w:rPr>
@@ -7585,6 +8649,20 @@
       </w:r>
       <w:r>
         <w:rPr>
+          <w:lang w:val="en_US" w:bidi="en_US"/>
+        </w:rPr>
+        <w:t>וְ⁠לֶ֣הָבָ֔ה לִהֲטָ֖ה כָּל־עֲצֵ֥י הַ⁠שָּׂדֶֽה</w:t>
+      </w:r>
+    </w:p>
+    <w:p>
+      <w:pPr/>
+      <w:r>
+        <w:rPr>
+          <w:lang w:val="en_US" w:bidi="en_US"/>
+        </w:rPr>
+      </w:r>
+      <w:r>
+        <w:rPr>
           <w:b/>
           <w:lang w:val="en_US" w:bidi="en_US"/>
         </w:rPr>
@@ -7694,6 +8772,20 @@
       </w:r>
       <w:r>
         <w:rPr>
+          <w:lang w:val="en_US" w:bidi="en_US"/>
+        </w:rPr>
+        <w:t>וְ⁠לֶ֣הָבָ֔ה לִהֲטָ֖ה כָּל־עֲצֵ֥י הַ⁠שָּׂדֶֽה</w:t>
+      </w:r>
+    </w:p>
+    <w:p>
+      <w:pPr/>
+      <w:r>
+        <w:rPr>
+          <w:lang w:val="en_US" w:bidi="en_US"/>
+        </w:rPr>
+      </w:r>
+      <w:r>
+        <w:rPr>
           <w:b/>
           <w:lang w:val="en_US" w:bidi="en_US"/>
         </w:rPr>
@@ -7779,6 +8871,20 @@
         <w:rPr>
           <w:lang w:val="en_US" w:bidi="en_US"/>
         </w:rPr>
+      </w:r>
+    </w:p>
+    <w:p>
+      <w:pPr/>
+      <w:r>
+        <w:rPr>
+          <w:lang w:val="en_US" w:bidi="en_US"/>
+        </w:rPr>
+      </w:r>
+      <w:r>
+        <w:rPr>
+          <w:lang w:val="en_US" w:bidi="en_US"/>
+        </w:rPr>
+        <w:t>אֵלֶ֑י⁠ךָ</w:t>
       </w:r>
     </w:p>
     <w:p>
@@ -7987,6 +9093,20 @@
       </w:r>
       <w:r>
         <w:rPr>
+          <w:lang w:val="en_US" w:bidi="en_US"/>
+        </w:rPr>
+        <w:t>תִּקְע֨וּ שׁוֹפָ֜ר בְּ⁠צִיּ֗וֹן וְ⁠הָרִ֨יעוּ֙ בְּ⁠הַ֣ר קָדְשִׁ֔⁠י</w:t>
+      </w:r>
+    </w:p>
+    <w:p>
+      <w:pPr/>
+      <w:r>
+        <w:rPr>
+          <w:lang w:val="en_US" w:bidi="en_US"/>
+        </w:rPr>
+      </w:r>
+      <w:r>
+        <w:rPr>
           <w:b/>
           <w:lang w:val="en_US" w:bidi="en_US"/>
         </w:rPr>
@@ -8070,6 +9190,20 @@
       </w:r>
       <w:r>
         <w:rPr>
+          <w:lang w:val="en_US" w:bidi="en_US"/>
+        </w:rPr>
+        <w:t>שׁוֹפָ֜ר</w:t>
+      </w:r>
+    </w:p>
+    <w:p>
+      <w:pPr/>
+      <w:r>
+        <w:rPr>
+          <w:lang w:val="en_US" w:bidi="en_US"/>
+        </w:rPr>
+      </w:r>
+      <w:r>
+        <w:rPr>
           <w:b/>
           <w:lang w:val="en_US" w:bidi="en_US"/>
         </w:rPr>
@@ -8166,6 +9300,20 @@
       </w:r>
       <w:r>
         <w:rPr>
+          <w:lang w:val="en_US" w:bidi="en_US"/>
+        </w:rPr>
+        <w:t>שׁוֹפָ֜ר</w:t>
+      </w:r>
+    </w:p>
+    <w:p>
+      <w:pPr/>
+      <w:r>
+        <w:rPr>
+          <w:lang w:val="en_US" w:bidi="en_US"/>
+        </w:rPr>
+      </w:r>
+      <w:r>
+        <w:rPr>
           <w:b/>
           <w:lang w:val="en_US" w:bidi="en_US"/>
         </w:rPr>
@@ -8262,6 +9410,20 @@
       </w:r>
       <w:r>
         <w:rPr>
+          <w:lang w:val="en_US" w:bidi="en_US"/>
+        </w:rPr>
+        <w:t>בְּ⁠הַ֣ר קָדְשִׁ֔⁠י</w:t>
+      </w:r>
+    </w:p>
+    <w:p>
+      <w:pPr/>
+      <w:r>
+        <w:rPr>
+          <w:lang w:val="en_US" w:bidi="en_US"/>
+        </w:rPr>
+      </w:r>
+      <w:r>
+        <w:rPr>
           <w:b/>
           <w:lang w:val="en_US" w:bidi="en_US"/>
         </w:rPr>
@@ -8347,6 +9509,20 @@
         <w:rPr>
           <w:lang w:val="en_US" w:bidi="en_US"/>
         </w:rPr>
+      </w:r>
+    </w:p>
+    <w:p>
+      <w:pPr/>
+      <w:r>
+        <w:rPr>
+          <w:lang w:val="en_US" w:bidi="en_US"/>
+        </w:rPr>
+      </w:r>
+      <w:r>
+        <w:rPr>
+          <w:lang w:val="en_US" w:bidi="en_US"/>
+        </w:rPr>
+        <w:t>יִרְגְּז֕וּ</w:t>
       </w:r>
     </w:p>
     <w:p>
@@ -8555,6 +9731,20 @@
       </w:r>
       <w:r>
         <w:rPr>
+          <w:lang w:val="en_US" w:bidi="en_US"/>
+        </w:rPr>
+        <w:t>י֧וֹם חֹ֣שֶׁךְ וַ⁠אֲפֵלָ֗ה י֤וֹם עָנָן֙ וַ⁠עֲרָפֶ֔ל</w:t>
+      </w:r>
+    </w:p>
+    <w:p>
+      <w:pPr/>
+      <w:r>
+        <w:rPr>
+          <w:lang w:val="en_US" w:bidi="en_US"/>
+        </w:rPr>
+      </w:r>
+      <w:r>
+        <w:rPr>
           <w:b/>
           <w:lang w:val="en_US" w:bidi="en_US"/>
         </w:rPr>
@@ -8651,6 +9841,20 @@
       </w:r>
       <w:r>
         <w:rPr>
+          <w:lang w:val="en_US" w:bidi="en_US"/>
+        </w:rPr>
+        <w:t>חֹ֣שֶׁךְ וַ⁠אֲפֵלָ֗ה</w:t>
+      </w:r>
+    </w:p>
+    <w:p>
+      <w:pPr/>
+      <w:r>
+        <w:rPr>
+          <w:lang w:val="en_US" w:bidi="en_US"/>
+        </w:rPr>
+      </w:r>
+      <w:r>
+        <w:rPr>
           <w:b/>
           <w:lang w:val="en_US" w:bidi="en_US"/>
         </w:rPr>
@@ -8760,6 +9964,20 @@
       </w:r>
       <w:r>
         <w:rPr>
+          <w:lang w:val="en_US" w:bidi="en_US"/>
+        </w:rPr>
+        <w:t>עָנָן֙ וַ⁠עֲרָפֶ֔ל</w:t>
+      </w:r>
+    </w:p>
+    <w:p>
+      <w:pPr/>
+      <w:r>
+        <w:rPr>
+          <w:lang w:val="en_US" w:bidi="en_US"/>
+        </w:rPr>
+      </w:r>
+      <w:r>
+        <w:rPr>
           <w:b/>
           <w:lang w:val="en_US" w:bidi="en_US"/>
         </w:rPr>
@@ -8869,6 +10087,20 @@
       </w:r>
       <w:r>
         <w:rPr>
+          <w:lang w:val="en_US" w:bidi="en_US"/>
+        </w:rPr>
+        <w:t>כְּ⁠שַׁ֖חַר פָּרֻ֣שׂ עַל־הֶֽ⁠הָרִ֑ים</w:t>
+      </w:r>
+    </w:p>
+    <w:p>
+      <w:pPr/>
+      <w:r>
+        <w:rPr>
+          <w:lang w:val="en_US" w:bidi="en_US"/>
+        </w:rPr>
+      </w:r>
+      <w:r>
+        <w:rPr>
           <w:b/>
           <w:lang w:val="en_US" w:bidi="en_US"/>
         </w:rPr>
@@ -8952,6 +10184,20 @@
       </w:r>
       <w:r>
         <w:rPr>
+          <w:lang w:val="en_US" w:bidi="en_US"/>
+        </w:rPr>
+        <w:t>כְּ⁠שַׁ֖חַר פָּרֻ֣שׂ עַל־הֶֽ⁠הָרִ֑ים</w:t>
+      </w:r>
+    </w:p>
+    <w:p>
+      <w:pPr/>
+      <w:r>
+        <w:rPr>
+          <w:lang w:val="en_US" w:bidi="en_US"/>
+        </w:rPr>
+      </w:r>
+      <w:r>
+        <w:rPr>
           <w:b/>
           <w:lang w:val="en_US" w:bidi="en_US"/>
         </w:rPr>
@@ -9035,6 +10281,20 @@
       </w:r>
       <w:r>
         <w:rPr>
+          <w:lang w:val="en_US" w:bidi="en_US"/>
+        </w:rPr>
+        <w:t>כְּ⁠שַׁ֖חַר</w:t>
+      </w:r>
+    </w:p>
+    <w:p>
+      <w:pPr/>
+      <w:r>
+        <w:rPr>
+          <w:lang w:val="en_US" w:bidi="en_US"/>
+        </w:rPr>
+      </w:r>
+      <w:r>
+        <w:rPr>
           <w:b/>
           <w:lang w:val="en_US" w:bidi="en_US"/>
         </w:rPr>
@@ -9131,6 +10391,20 @@
       </w:r>
       <w:r>
         <w:rPr>
+          <w:lang w:val="en_US" w:bidi="en_US"/>
+        </w:rPr>
+        <w:t>עַ֚ם רַ֣ב וְ⁠עָצ֔וּם</w:t>
+      </w:r>
+    </w:p>
+    <w:p>
+      <w:pPr/>
+      <w:r>
+        <w:rPr>
+          <w:lang w:val="en_US" w:bidi="en_US"/>
+        </w:rPr>
+      </w:r>
+      <w:r>
+        <w:rPr>
           <w:b/>
           <w:lang w:val="en_US" w:bidi="en_US"/>
         </w:rPr>
@@ -9214,6 +10488,20 @@
       </w:r>
       <w:r>
         <w:rPr>
+          <w:lang w:val="en_US" w:bidi="en_US"/>
+        </w:rPr>
+        <w:t>עַ֚ם רַ֣ב וְ⁠עָצ֔וּם</w:t>
+      </w:r>
+    </w:p>
+    <w:p>
+      <w:pPr/>
+      <w:r>
+        <w:rPr>
+          <w:lang w:val="en_US" w:bidi="en_US"/>
+        </w:rPr>
+      </w:r>
+      <w:r>
+        <w:rPr>
           <w:b/>
           <w:lang w:val="en_US" w:bidi="en_US"/>
         </w:rPr>
@@ -9323,6 +10611,20 @@
       </w:r>
       <w:r>
         <w:rPr>
+          <w:lang w:val="en_US" w:bidi="en_US"/>
+        </w:rPr>
+        <w:t>כָּמֹ֗⁠הוּ לֹ֤א נִֽהְיָה֙ מִן־הָ֣⁠עוֹלָ֔ם וְ⁠אַֽחֲרָי⁠ו֙ לֹ֣א יוֹסֵ֔ף עַד־שְׁנֵ֖י דּ֥וֹר וָ⁠דֽוֹר</w:t>
+      </w:r>
+    </w:p>
+    <w:p>
+      <w:pPr/>
+      <w:r>
+        <w:rPr>
+          <w:lang w:val="en_US" w:bidi="en_US"/>
+        </w:rPr>
+      </w:r>
+      <w:r>
+        <w:rPr>
           <w:b/>
           <w:lang w:val="en_US" w:bidi="en_US"/>
         </w:rPr>
@@ -9406,6 +10708,20 @@
       </w:r>
       <w:r>
         <w:rPr>
+          <w:lang w:val="en_US" w:bidi="en_US"/>
+        </w:rPr>
+        <w:t>עַד־שְׁנֵ֖י דּ֥וֹר וָ⁠דֽוֹר</w:t>
+      </w:r>
+    </w:p>
+    <w:p>
+      <w:pPr/>
+      <w:r>
+        <w:rPr>
+          <w:lang w:val="en_US" w:bidi="en_US"/>
+        </w:rPr>
+      </w:r>
+      <w:r>
+        <w:rPr>
           <w:b/>
           <w:lang w:val="en_US" w:bidi="en_US"/>
         </w:rPr>
@@ -9489,6 +10805,20 @@
       </w:r>
       <w:r>
         <w:rPr>
+          <w:lang w:val="en_US" w:bidi="en_US"/>
+        </w:rPr>
+        <w:t>לְ⁠פָנָי⁠ו֙ אָ֣כְלָה אֵ֔שׁ וְ⁠אַחֲרָ֖י⁠ו תְּלַהֵ֣ט לֶֽהָבָ֑ה כְּ⁠גַן־עֵ֨דֶן הָ⁠אָ֜רֶץ לְ⁠פָנָ֗י⁠ו וְ⁠אַֽחֲרָי⁠ו֙ מִדְבַּ֣ר שְׁמָמָ֔ה וְ⁠גַם־פְּלֵיטָ֖ה לֹא־הָ֥יְתָה לּֽ⁠וֹ</w:t>
+      </w:r>
+    </w:p>
+    <w:p>
+      <w:pPr/>
+      <w:r>
+        <w:rPr>
+          <w:lang w:val="en_US" w:bidi="en_US"/>
+        </w:rPr>
+      </w:r>
+      <w:r>
+        <w:rPr>
           <w:b/>
           <w:lang w:val="en_US" w:bidi="en_US"/>
         </w:rPr>
@@ -9598,6 +10928,20 @@
       </w:r>
       <w:r>
         <w:rPr>
+          <w:lang w:val="en_US" w:bidi="en_US"/>
+        </w:rPr>
+        <w:t>לְ⁠פָנָי⁠ו֙ אָ֣כְלָה אֵ֔שׁ וְ⁠אַחֲרָ֖י⁠ו תְּלַהֵ֣ט לֶֽהָבָ֑ה</w:t>
+      </w:r>
+    </w:p>
+    <w:p>
+      <w:pPr/>
+      <w:r>
+        <w:rPr>
+          <w:lang w:val="en_US" w:bidi="en_US"/>
+        </w:rPr>
+      </w:r>
+      <w:r>
+        <w:rPr>
           <w:b/>
           <w:lang w:val="en_US" w:bidi="en_US"/>
         </w:rPr>
@@ -9707,6 +11051,20 @@
       </w:r>
       <w:r>
         <w:rPr>
+          <w:lang w:val="en_US" w:bidi="en_US"/>
+        </w:rPr>
+        <w:t>לְ⁠פָנָי⁠ו֙ אָ֣כְלָה אֵ֔שׁ</w:t>
+      </w:r>
+    </w:p>
+    <w:p>
+      <w:pPr/>
+      <w:r>
+        <w:rPr>
+          <w:lang w:val="en_US" w:bidi="en_US"/>
+        </w:rPr>
+      </w:r>
+      <w:r>
+        <w:rPr>
           <w:b/>
           <w:lang w:val="en_US" w:bidi="en_US"/>
         </w:rPr>
@@ -9803,6 +11161,20 @@
       </w:r>
       <w:r>
         <w:rPr>
+          <w:lang w:val="en_US" w:bidi="en_US"/>
+        </w:rPr>
+        <w:t>כְּ⁠גַן־עֵ֨דֶן הָ⁠אָ֜רֶץ לְ⁠פָנָ֗י⁠ו</w:t>
+      </w:r>
+    </w:p>
+    <w:p>
+      <w:pPr/>
+      <w:r>
+        <w:rPr>
+          <w:lang w:val="en_US" w:bidi="en_US"/>
+        </w:rPr>
+      </w:r>
+      <w:r>
+        <w:rPr>
           <w:b/>
           <w:lang w:val="en_US" w:bidi="en_US"/>
         </w:rPr>
@@ -9886,6 +11258,20 @@
       </w:r>
       <w:r>
         <w:rPr>
+          <w:lang w:val="en_US" w:bidi="en_US"/>
+        </w:rPr>
+        <w:t>מִדְבַּ֣ר שְׁמָמָ֔ה</w:t>
+      </w:r>
+    </w:p>
+    <w:p>
+      <w:pPr/>
+      <w:r>
+        <w:rPr>
+          <w:lang w:val="en_US" w:bidi="en_US"/>
+        </w:rPr>
+      </w:r>
+      <w:r>
+        <w:rPr>
           <w:b/>
           <w:lang w:val="en_US" w:bidi="en_US"/>
         </w:rPr>
@@ -9982,6 +11368,20 @@
       </w:r>
       <w:r>
         <w:rPr>
+          <w:lang w:val="en_US" w:bidi="en_US"/>
+        </w:rPr>
+        <w:t>וְ⁠גַם־פְּלֵיטָ֖ה לֹא־הָ֥יְתָה לּֽ⁠וֹ</w:t>
+      </w:r>
+    </w:p>
+    <w:p>
+      <w:pPr/>
+      <w:r>
+        <w:rPr>
+          <w:lang w:val="en_US" w:bidi="en_US"/>
+        </w:rPr>
+      </w:r>
+      <w:r>
+        <w:rPr>
           <w:b/>
           <w:lang w:val="en_US" w:bidi="en_US"/>
         </w:rPr>
@@ -10065,6 +11465,20 @@
       </w:r>
       <w:r>
         <w:rPr>
+          <w:lang w:val="en_US" w:bidi="en_US"/>
+        </w:rPr>
+        <w:t>פְּלֵיטָ֖ה לֹא־הָ֥יְתָה לּֽ⁠וֹ</w:t>
+      </w:r>
+    </w:p>
+    <w:p>
+      <w:pPr/>
+      <w:r>
+        <w:rPr>
+          <w:lang w:val="en_US" w:bidi="en_US"/>
+        </w:rPr>
+      </w:r>
+      <w:r>
+        <w:rPr>
           <w:b/>
           <w:lang w:val="en_US" w:bidi="en_US"/>
         </w:rPr>
@@ -10161,6 +11575,20 @@
       </w:r>
       <w:r>
         <w:rPr>
+          <w:lang w:val="en_US" w:bidi="en_US"/>
+        </w:rPr>
+        <w:t>כְּ⁠מַרְאֵ֥ה סוּסִ֖ים מַרְאֵ֑⁠הוּ</w:t>
+      </w:r>
+    </w:p>
+    <w:p>
+      <w:pPr/>
+      <w:r>
+        <w:rPr>
+          <w:lang w:val="en_US" w:bidi="en_US"/>
+        </w:rPr>
+      </w:r>
+      <w:r>
+        <w:rPr>
           <w:b/>
           <w:lang w:val="en_US" w:bidi="en_US"/>
         </w:rPr>
@@ -10244,6 +11672,20 @@
       </w:r>
       <w:r>
         <w:rPr>
+          <w:lang w:val="en_US" w:bidi="en_US"/>
+        </w:rPr>
+        <w:t>כְּ⁠מַרְאֵ֥ה &amp; מַרְאֵ֑⁠הוּ</w:t>
+      </w:r>
+    </w:p>
+    <w:p>
+      <w:pPr/>
+      <w:r>
+        <w:rPr>
+          <w:lang w:val="en_US" w:bidi="en_US"/>
+        </w:rPr>
+      </w:r>
+      <w:r>
+        <w:rPr>
           <w:b/>
           <w:lang w:val="en_US" w:bidi="en_US"/>
         </w:rPr>
@@ -10327,6 +11769,20 @@
       </w:r>
       <w:r>
         <w:rPr>
+          <w:lang w:val="en_US" w:bidi="en_US"/>
+        </w:rPr>
+        <w:t>וּ⁠כְ⁠פָרָשִׁ֖ים כֵּ֥ן יְרוּצֽוּ⁠ן</w:t>
+      </w:r>
+    </w:p>
+    <w:p>
+      <w:pPr/>
+      <w:r>
+        <w:rPr>
+          <w:lang w:val="en_US" w:bidi="en_US"/>
+        </w:rPr>
+      </w:r>
+      <w:r>
+        <w:rPr>
           <w:b/>
           <w:lang w:val="en_US" w:bidi="en_US"/>
         </w:rPr>
@@ -10410,6 +11866,20 @@
       </w:r>
       <w:r>
         <w:rPr>
+          <w:lang w:val="en_US" w:bidi="en_US"/>
+        </w:rPr>
+        <w:t>כְּ⁠ק֣וֹל מַרְכָּב֗וֹת עַל־רָאשֵׁ֤י הֶֽ⁠הָרִים֙ יְרַקֵּד֔וּ⁠ן</w:t>
+      </w:r>
+    </w:p>
+    <w:p>
+      <w:pPr/>
+      <w:r>
+        <w:rPr>
+          <w:lang w:val="en_US" w:bidi="en_US"/>
+        </w:rPr>
+      </w:r>
+      <w:r>
+        <w:rPr>
           <w:b/>
           <w:lang w:val="en_US" w:bidi="en_US"/>
         </w:rPr>
@@ -10493,6 +11963,20 @@
       </w:r>
       <w:r>
         <w:rPr>
+          <w:lang w:val="en_US" w:bidi="en_US"/>
+        </w:rPr>
+        <w:t>כְּ⁠קוֹל֙ לַ֣הַב אֵ֔שׁ אֹכְלָ֖ה קָ֑שׁ</w:t>
+      </w:r>
+    </w:p>
+    <w:p>
+      <w:pPr/>
+      <w:r>
+        <w:rPr>
+          <w:lang w:val="en_US" w:bidi="en_US"/>
+        </w:rPr>
+      </w:r>
+      <w:r>
+        <w:rPr>
           <w:b/>
           <w:lang w:val="en_US" w:bidi="en_US"/>
         </w:rPr>
@@ -10576,6 +12060,20 @@
       </w:r>
       <w:r>
         <w:rPr>
+          <w:lang w:val="en_US" w:bidi="en_US"/>
+        </w:rPr>
+        <w:t>כְּ⁠עַ֣ם עָצ֔וּם עֱר֖וּךְ מִלְחָמָֽה</w:t>
+      </w:r>
+    </w:p>
+    <w:p>
+      <w:pPr/>
+      <w:r>
+        <w:rPr>
+          <w:lang w:val="en_US" w:bidi="en_US"/>
+        </w:rPr>
+      </w:r>
+      <w:r>
+        <w:rPr>
           <w:b/>
           <w:lang w:val="en_US" w:bidi="en_US"/>
         </w:rPr>
@@ -10659,6 +12157,20 @@
       </w:r>
       <w:r>
         <w:rPr>
+          <w:lang w:val="en_US" w:bidi="en_US"/>
+        </w:rPr>
+        <w:t>כְּ⁠עַ֣ם עָצ֔וּם עֱר֖וּךְ מִלְחָמָֽה</w:t>
+      </w:r>
+    </w:p>
+    <w:p>
+      <w:pPr/>
+      <w:r>
+        <w:rPr>
+          <w:lang w:val="en_US" w:bidi="en_US"/>
+        </w:rPr>
+      </w:r>
+      <w:r>
+        <w:rPr>
           <w:b/>
           <w:lang w:val="en_US" w:bidi="en_US"/>
         </w:rPr>
@@ -10742,6 +12254,20 @@
       </w:r>
       <w:r>
         <w:rPr>
+          <w:lang w:val="en_US" w:bidi="en_US"/>
+        </w:rPr>
+        <w:t>כְּ⁠עַ֣ם עָצ֔וּם עֱר֖וּךְ מִלְחָמָֽה</w:t>
+      </w:r>
+    </w:p>
+    <w:p>
+      <w:pPr/>
+      <w:r>
+        <w:rPr>
+          <w:lang w:val="en_US" w:bidi="en_US"/>
+        </w:rPr>
+      </w:r>
+      <w:r>
+        <w:rPr>
           <w:b/>
           <w:lang w:val="en_US" w:bidi="en_US"/>
         </w:rPr>
@@ -10825,6 +12351,20 @@
       </w:r>
       <w:r>
         <w:rPr>
+          <w:lang w:val="en_US" w:bidi="en_US"/>
+        </w:rPr>
+        <w:t>יָחִ֣ילוּ</w:t>
+      </w:r>
+    </w:p>
+    <w:p>
+      <w:pPr/>
+      <w:r>
+        <w:rPr>
+          <w:lang w:val="en_US" w:bidi="en_US"/>
+        </w:rPr>
+      </w:r>
+      <w:r>
+        <w:rPr>
           <w:b/>
           <w:lang w:val="en_US" w:bidi="en_US"/>
         </w:rPr>
@@ -10921,6 +12461,20 @@
       </w:r>
       <w:r>
         <w:rPr>
+          <w:lang w:val="en_US" w:bidi="en_US"/>
+        </w:rPr>
+        <w:t>קִבְּצ֥וּ פָארֽוּר</w:t>
+      </w:r>
+    </w:p>
+    <w:p>
+      <w:pPr/>
+      <w:r>
+        <w:rPr>
+          <w:lang w:val="en_US" w:bidi="en_US"/>
+        </w:rPr>
+      </w:r>
+      <w:r>
+        <w:rPr>
           <w:b/>
           <w:lang w:val="en_US" w:bidi="en_US"/>
         </w:rPr>
@@ -11017,6 +12571,20 @@
       </w:r>
       <w:r>
         <w:rPr>
+          <w:lang w:val="en_US" w:bidi="en_US"/>
+        </w:rPr>
+        <w:t>כְּ⁠גִבּוֹרִ֣ים יְרֻצ֔וּ⁠ן</w:t>
+      </w:r>
+    </w:p>
+    <w:p>
+      <w:pPr/>
+      <w:r>
+        <w:rPr>
+          <w:lang w:val="en_US" w:bidi="en_US"/>
+        </w:rPr>
+      </w:r>
+      <w:r>
+        <w:rPr>
           <w:b/>
           <w:lang w:val="en_US" w:bidi="en_US"/>
         </w:rPr>
@@ -11100,6 +12668,20 @@
       </w:r>
       <w:r>
         <w:rPr>
+          <w:lang w:val="en_US" w:bidi="en_US"/>
+        </w:rPr>
+        <w:t>כְּ⁠אַנְשֵׁ֥י מִלְחָמָ֖ה יַעֲל֣וּ חוֹמָ֑ה</w:t>
+      </w:r>
+    </w:p>
+    <w:p>
+      <w:pPr/>
+      <w:r>
+        <w:rPr>
+          <w:lang w:val="en_US" w:bidi="en_US"/>
+        </w:rPr>
+      </w:r>
+      <w:r>
+        <w:rPr>
           <w:b/>
           <w:lang w:val="en_US" w:bidi="en_US"/>
         </w:rPr>
@@ -11183,6 +12765,20 @@
       </w:r>
       <w:r>
         <w:rPr>
+          <w:lang w:val="en_US" w:bidi="en_US"/>
+        </w:rPr>
+        <w:t>כְּ⁠אַנְשֵׁ֥י מִלְחָמָ֖ה</w:t>
+      </w:r>
+    </w:p>
+    <w:p>
+      <w:pPr/>
+      <w:r>
+        <w:rPr>
+          <w:lang w:val="en_US" w:bidi="en_US"/>
+        </w:rPr>
+      </w:r>
+      <w:r>
+        <w:rPr>
           <w:b/>
           <w:lang w:val="en_US" w:bidi="en_US"/>
         </w:rPr>
@@ -11292,6 +12888,20 @@
       </w:r>
       <w:r>
         <w:rPr>
+          <w:lang w:val="en_US" w:bidi="en_US"/>
+        </w:rPr>
+        <w:t>חוֹמָ֑ה</w:t>
+      </w:r>
+    </w:p>
+    <w:p>
+      <w:pPr/>
+      <w:r>
+        <w:rPr>
+          <w:lang w:val="en_US" w:bidi="en_US"/>
+        </w:rPr>
+      </w:r>
+      <w:r>
+        <w:rPr>
           <w:b/>
           <w:lang w:val="en_US" w:bidi="en_US"/>
         </w:rPr>
@@ -11388,6 +12998,20 @@
       </w:r>
       <w:r>
         <w:rPr>
+          <w:lang w:val="en_US" w:bidi="en_US"/>
+        </w:rPr>
+        <w:t>וְ⁠אִ֤ישׁ בִּ⁠דְרָכָי⁠ו֙</w:t>
+      </w:r>
+    </w:p>
+    <w:p>
+      <w:pPr/>
+      <w:r>
+        <w:rPr>
+          <w:lang w:val="en_US" w:bidi="en_US"/>
+        </w:rPr>
+      </w:r>
+      <w:r>
+        <w:rPr>
           <w:b/>
           <w:lang w:val="en_US" w:bidi="en_US"/>
         </w:rPr>
@@ -11497,6 +13121,20 @@
       </w:r>
       <w:r>
         <w:rPr>
+          <w:lang w:val="en_US" w:bidi="en_US"/>
+        </w:rPr>
+        <w:t>וְ⁠לֹ֥א יְעַבְּט֖וּ⁠ן אֹרְחוֹתָֽ⁠ם</w:t>
+      </w:r>
+    </w:p>
+    <w:p>
+      <w:pPr/>
+      <w:r>
+        <w:rPr>
+          <w:lang w:val="en_US" w:bidi="en_US"/>
+        </w:rPr>
+      </w:r>
+      <w:r>
+        <w:rPr>
           <w:b/>
           <w:lang w:val="en_US" w:bidi="en_US"/>
         </w:rPr>
@@ -11580,6 +13218,20 @@
       </w:r>
       <w:r>
         <w:rPr>
+          <w:lang w:val="en_US" w:bidi="en_US"/>
+        </w:rPr>
+        <w:t>וְ⁠לֹ֥א יְעַבְּט֖וּ⁠ן אֹרְחוֹתָֽ⁠ם</w:t>
+      </w:r>
+    </w:p>
+    <w:p>
+      <w:pPr/>
+      <w:r>
+        <w:rPr>
+          <w:lang w:val="en_US" w:bidi="en_US"/>
+        </w:rPr>
+      </w:r>
+      <w:r>
+        <w:rPr>
           <w:b/>
           <w:lang w:val="en_US" w:bidi="en_US"/>
         </w:rPr>
@@ -11663,6 +13315,20 @@
       </w:r>
       <w:r>
         <w:rPr>
+          <w:lang w:val="en_US" w:bidi="en_US"/>
+        </w:rPr>
+        <w:t>וְ⁠אִ֤ישׁ אָחִי⁠ו֙ לֹ֣א יִדְחָק֔וּ⁠ן</w:t>
+      </w:r>
+    </w:p>
+    <w:p>
+      <w:pPr/>
+      <w:r>
+        <w:rPr>
+          <w:lang w:val="en_US" w:bidi="en_US"/>
+        </w:rPr>
+      </w:r>
+      <w:r>
+        <w:rPr>
           <w:b/>
           <w:lang w:val="en_US" w:bidi="en_US"/>
         </w:rPr>
@@ -11772,6 +13438,20 @@
       </w:r>
       <w:r>
         <w:rPr>
+          <w:lang w:val="en_US" w:bidi="en_US"/>
+        </w:rPr>
+        <w:t>גֶּ֥בֶר בִּ⁠מְסִלָּת֖⁠וֹ יֵֽלֵכ֑וּ⁠ן</w:t>
+      </w:r>
+    </w:p>
+    <w:p>
+      <w:pPr/>
+      <w:r>
+        <w:rPr>
+          <w:lang w:val="en_US" w:bidi="en_US"/>
+        </w:rPr>
+      </w:r>
+      <w:r>
+        <w:rPr>
           <w:b/>
           <w:lang w:val="en_US" w:bidi="en_US"/>
         </w:rPr>
@@ -11881,6 +13561,20 @@
       </w:r>
       <w:r>
         <w:rPr>
+          <w:lang w:val="en_US" w:bidi="en_US"/>
+        </w:rPr>
+        <w:t>וּ⁠בְעַ֥ד הַ⁠שֶּׁ֛לַח יִפֹּ֖לוּ לֹ֥א יִבְצָֽעוּ</w:t>
+      </w:r>
+    </w:p>
+    <w:p>
+      <w:pPr/>
+      <w:r>
+        <w:rPr>
+          <w:lang w:val="en_US" w:bidi="en_US"/>
+        </w:rPr>
+      </w:r>
+      <w:r>
+        <w:rPr>
           <w:b/>
           <w:lang w:val="en_US" w:bidi="en_US"/>
         </w:rPr>
@@ -11964,6 +13658,20 @@
       </w:r>
       <w:r>
         <w:rPr>
+          <w:lang w:val="en_US" w:bidi="en_US"/>
+        </w:rPr>
+        <w:t>בָּ⁠עִ֣יר יָשֹׁ֗קּוּ בַּֽ⁠חוֹמָה֙ יְרֻצ֔וּ⁠ן בַּ⁠בָּתִּ֖ים יַעֲל֑וּ בְּעַ֧ד הַ⁠חַלּוֹנִ֛ים יָבֹ֖אוּ כַּ⁠גַּנָּֽב</w:t>
+      </w:r>
+    </w:p>
+    <w:p>
+      <w:pPr/>
+      <w:r>
+        <w:rPr>
+          <w:lang w:val="en_US" w:bidi="en_US"/>
+        </w:rPr>
+      </w:r>
+      <w:r>
+        <w:rPr>
           <w:b/>
           <w:lang w:val="en_US" w:bidi="en_US"/>
         </w:rPr>
@@ -12047,6 +13755,20 @@
       </w:r>
       <w:r>
         <w:rPr>
+          <w:lang w:val="en_US" w:bidi="en_US"/>
+        </w:rPr>
+        <w:t>בְּעַ֧ד הַ⁠חַלּוֹנִ֛ים יָבֹ֖אוּ כַּ⁠גַּנָּֽב</w:t>
+      </w:r>
+    </w:p>
+    <w:p>
+      <w:pPr/>
+      <w:r>
+        <w:rPr>
+          <w:lang w:val="en_US" w:bidi="en_US"/>
+        </w:rPr>
+      </w:r>
+      <w:r>
+        <w:rPr>
           <w:b/>
           <w:lang w:val="en_US" w:bidi="en_US"/>
         </w:rPr>
@@ -12130,6 +13852,20 @@
       </w:r>
       <w:r>
         <w:rPr>
+          <w:lang w:val="en_US" w:bidi="en_US"/>
+        </w:rPr>
+        <w:t>לְ⁠פָנָי⁠ו֙ רָ֣גְזָה אֶ֔רֶץ רָעֲשׁ֖וּ שָׁמָ֑יִם</w:t>
+      </w:r>
+    </w:p>
+    <w:p>
+      <w:pPr/>
+      <w:r>
+        <w:rPr>
+          <w:lang w:val="en_US" w:bidi="en_US"/>
+        </w:rPr>
+      </w:r>
+      <w:r>
+        <w:rPr>
           <w:b/>
           <w:lang w:val="en_US" w:bidi="en_US"/>
         </w:rPr>
@@ -12252,6 +13988,20 @@
       </w:r>
       <w:r>
         <w:rPr>
+          <w:lang w:val="en_US" w:bidi="en_US"/>
+        </w:rPr>
+        <w:t>שֶׁ֤מֶשׁ וְ⁠יָרֵ֨חַ֙ קָדָ֔רוּ</w:t>
+      </w:r>
+    </w:p>
+    <w:p>
+      <w:pPr/>
+      <w:r>
+        <w:rPr>
+          <w:lang w:val="en_US" w:bidi="en_US"/>
+        </w:rPr>
+      </w:r>
+      <w:r>
+        <w:rPr>
           <w:b/>
           <w:lang w:val="en_US" w:bidi="en_US"/>
         </w:rPr>
@@ -12361,6 +14111,20 @@
       </w:r>
       <w:r>
         <w:rPr>
+          <w:lang w:val="en_US" w:bidi="en_US"/>
+        </w:rPr>
+        <w:t>וְ⁠כוֹכָבִ֖ים אָסְפ֥וּ נָגְהָֽ⁠ם</w:t>
+      </w:r>
+    </w:p>
+    <w:p>
+      <w:pPr/>
+      <w:r>
+        <w:rPr>
+          <w:lang w:val="en_US" w:bidi="en_US"/>
+        </w:rPr>
+      </w:r>
+      <w:r>
+        <w:rPr>
           <w:b/>
           <w:lang w:val="en_US" w:bidi="en_US"/>
         </w:rPr>
@@ -12470,6 +14234,20 @@
       </w:r>
       <w:r>
         <w:rPr>
+          <w:lang w:val="en_US" w:bidi="en_US"/>
+        </w:rPr>
+        <w:t>קוֹל⁠וֹ֙</w:t>
+      </w:r>
+    </w:p>
+    <w:p>
+      <w:pPr/>
+      <w:r>
+        <w:rPr>
+          <w:lang w:val="en_US" w:bidi="en_US"/>
+        </w:rPr>
+      </w:r>
+      <w:r>
+        <w:rPr>
           <w:b/>
           <w:lang w:val="en_US" w:bidi="en_US"/>
         </w:rPr>
@@ -12566,6 +14344,20 @@
       </w:r>
       <w:r>
         <w:rPr>
+          <w:lang w:val="en_US" w:bidi="en_US"/>
+        </w:rPr>
+        <w:t>מַחֲנֵ֔⁠הוּ</w:t>
+      </w:r>
+    </w:p>
+    <w:p>
+      <w:pPr/>
+      <w:r>
+        <w:rPr>
+          <w:lang w:val="en_US" w:bidi="en_US"/>
+        </w:rPr>
+      </w:r>
+      <w:r>
+        <w:rPr>
           <w:b/>
           <w:lang w:val="en_US" w:bidi="en_US"/>
         </w:rPr>
@@ -12662,6 +14454,20 @@
       </w:r>
       <w:r>
         <w:rPr>
+          <w:lang w:val="en_US" w:bidi="en_US"/>
+        </w:rPr>
+        <w:t>דְבָר֑⁠וֹ</w:t>
+      </w:r>
+    </w:p>
+    <w:p>
+      <w:pPr/>
+      <w:r>
+        <w:rPr>
+          <w:lang w:val="en_US" w:bidi="en_US"/>
+        </w:rPr>
+      </w:r>
+      <w:r>
+        <w:rPr>
           <w:b/>
           <w:lang w:val="en_US" w:bidi="en_US"/>
         </w:rPr>
@@ -12747,6 +14553,20 @@
         <w:rPr>
           <w:lang w:val="en_US" w:bidi="en_US"/>
         </w:rPr>
+      </w:r>
+    </w:p>
+    <w:p>
+      <w:pPr/>
+      <w:r>
+        <w:rPr>
+          <w:lang w:val="en_US" w:bidi="en_US"/>
+        </w:rPr>
+      </w:r>
+      <w:r>
+        <w:rPr>
+          <w:lang w:val="en_US" w:bidi="en_US"/>
+        </w:rPr>
+        <w:t>כִּֽי־גָד֧וֹל יוֹם־יְהוָ֛ה וְ⁠נוֹרָ֥א מְאֹ֖ד וּ⁠מִ֥י יְכִילֶֽ⁠נּוּ</w:t>
       </w:r>
     </w:p>
     <w:p>
@@ -12942,6 +14762,20 @@
       </w:r>
       <w:r>
         <w:rPr>
+          <w:lang w:val="en_US" w:bidi="en_US"/>
+        </w:rPr>
+        <w:t>וְ⁠גַם־עַתָּה֙ נְאֻם־יְהוָ֔ה שֻׁ֥בוּ עָדַ֖⁠י</w:t>
+      </w:r>
+    </w:p>
+    <w:p>
+      <w:pPr/>
+      <w:r>
+        <w:rPr>
+          <w:lang w:val="en_US" w:bidi="en_US"/>
+        </w:rPr>
+      </w:r>
+      <w:r>
+        <w:rPr>
           <w:b/>
           <w:lang w:val="en_US" w:bidi="en_US"/>
         </w:rPr>
@@ -13038,6 +14872,20 @@
       </w:r>
       <w:r>
         <w:rPr>
+          <w:lang w:val="en_US" w:bidi="en_US"/>
+        </w:rPr>
+        <w:t>שֻׁ֥בוּ</w:t>
+      </w:r>
+    </w:p>
+    <w:p>
+      <w:pPr/>
+      <w:r>
+        <w:rPr>
+          <w:lang w:val="en_US" w:bidi="en_US"/>
+        </w:rPr>
+      </w:r>
+      <w:r>
+        <w:rPr>
           <w:b/>
           <w:lang w:val="en_US" w:bidi="en_US"/>
         </w:rPr>
@@ -13134,6 +14982,20 @@
       </w:r>
       <w:r>
         <w:rPr>
+          <w:lang w:val="en_US" w:bidi="en_US"/>
+        </w:rPr>
+        <w:t>שֻׁ֥בוּ עָדַ֖⁠י בְּ⁠כָל־לְבַבְ⁠כֶ֑ם</w:t>
+      </w:r>
+    </w:p>
+    <w:p>
+      <w:pPr/>
+      <w:r>
+        <w:rPr>
+          <w:lang w:val="en_US" w:bidi="en_US"/>
+        </w:rPr>
+      </w:r>
+      <w:r>
+        <w:rPr>
           <w:b/>
           <w:lang w:val="en_US" w:bidi="en_US"/>
         </w:rPr>
@@ -13243,6 +15105,20 @@
       </w:r>
       <w:r>
         <w:rPr>
+          <w:lang w:val="en_US" w:bidi="en_US"/>
+        </w:rPr>
+        <w:t>לְבַבְ⁠כֶ֑ם</w:t>
+      </w:r>
+    </w:p>
+    <w:p>
+      <w:pPr/>
+      <w:r>
+        <w:rPr>
+          <w:lang w:val="en_US" w:bidi="en_US"/>
+        </w:rPr>
+      </w:r>
+      <w:r>
+        <w:rPr>
           <w:b/>
           <w:lang w:val="en_US" w:bidi="en_US"/>
         </w:rPr>
@@ -13339,6 +15215,20 @@
       </w:r>
       <w:r>
         <w:rPr>
+          <w:lang w:val="en_US" w:bidi="en_US"/>
+        </w:rPr>
+        <w:t>וְ⁠קִרְע֤וּ לְבַבְ⁠כֶם֙ וְ⁠אַל־בִּגְדֵי⁠כֶ֔ם</w:t>
+      </w:r>
+    </w:p>
+    <w:p>
+      <w:pPr/>
+      <w:r>
+        <w:rPr>
+          <w:lang w:val="en_US" w:bidi="en_US"/>
+        </w:rPr>
+      </w:r>
+      <w:r>
+        <w:rPr>
           <w:b/>
           <w:lang w:val="en_US" w:bidi="en_US"/>
         </w:rPr>
@@ -13422,6 +15312,20 @@
       </w:r>
       <w:r>
         <w:rPr>
+          <w:lang w:val="en_US" w:bidi="en_US"/>
+        </w:rPr>
+        <w:t>וְ⁠קִרְע֤וּ לְבַבְ⁠כֶם֙ וְ⁠אַל־בִּגְדֵי⁠כֶ֔ם וְ⁠שׁ֖וּבוּ אֶל־יְהוָ֣ה אֱלֹֽהֵי⁠כֶ֑ם</w:t>
+      </w:r>
+    </w:p>
+    <w:p>
+      <w:pPr/>
+      <w:r>
+        <w:rPr>
+          <w:lang w:val="en_US" w:bidi="en_US"/>
+        </w:rPr>
+      </w:r>
+      <w:r>
+        <w:rPr>
           <w:b/>
           <w:lang w:val="en_US" w:bidi="en_US"/>
         </w:rPr>
@@ -13505,6 +15409,20 @@
       </w:r>
       <w:r>
         <w:rPr>
+          <w:lang w:val="en_US" w:bidi="en_US"/>
+        </w:rPr>
+        <w:t>אֶ֤רֶךְ אַפַּ֨יִם֙</w:t>
+      </w:r>
+    </w:p>
+    <w:p>
+      <w:pPr/>
+      <w:r>
+        <w:rPr>
+          <w:lang w:val="en_US" w:bidi="en_US"/>
+        </w:rPr>
+      </w:r>
+      <w:r>
+        <w:rPr>
           <w:b/>
           <w:lang w:val="en_US" w:bidi="en_US"/>
         </w:rPr>
@@ -13601,6 +15519,20 @@
       </w:r>
       <w:r>
         <w:rPr>
+          <w:lang w:val="en_US" w:bidi="en_US"/>
+        </w:rPr>
+        <w:t>וְ⁠רַב־חֶ֔סֶד</w:t>
+      </w:r>
+    </w:p>
+    <w:p>
+      <w:pPr/>
+      <w:r>
+        <w:rPr>
+          <w:lang w:val="en_US" w:bidi="en_US"/>
+        </w:rPr>
+      </w:r>
+      <w:r>
+        <w:rPr>
           <w:b/>
           <w:lang w:val="en_US" w:bidi="en_US"/>
         </w:rPr>
@@ -13697,6 +15629,20 @@
       </w:r>
       <w:r>
         <w:rPr>
+          <w:lang w:val="en_US" w:bidi="en_US"/>
+        </w:rPr>
+        <w:t>מִ֥י יוֹדֵ֖עַ יָשׁ֣וּב וְ⁠נִחָ֑ם וְ⁠הִשְׁאִ֤יר אַֽחֲרָי⁠ו֙ בְּרָכָ֔ה</w:t>
+      </w:r>
+    </w:p>
+    <w:p>
+      <w:pPr/>
+      <w:r>
+        <w:rPr>
+          <w:lang w:val="en_US" w:bidi="en_US"/>
+        </w:rPr>
+      </w:r>
+      <w:r>
+        <w:rPr>
           <w:b/>
           <w:lang w:val="en_US" w:bidi="en_US"/>
         </w:rPr>
@@ -13780,6 +15726,20 @@
       </w:r>
       <w:r>
         <w:rPr>
+          <w:lang w:val="en_US" w:bidi="en_US"/>
+        </w:rPr>
+        <w:t>יָשׁ֣וּב וְ⁠נִחָ֑ם</w:t>
+      </w:r>
+    </w:p>
+    <w:p>
+      <w:pPr/>
+      <w:r>
+        <w:rPr>
+          <w:lang w:val="en_US" w:bidi="en_US"/>
+        </w:rPr>
+      </w:r>
+      <w:r>
+        <w:rPr>
           <w:b/>
           <w:lang w:val="en_US" w:bidi="en_US"/>
         </w:rPr>
@@ -13889,6 +15849,20 @@
       </w:r>
       <w:r>
         <w:rPr>
+          <w:lang w:val="en_US" w:bidi="en_US"/>
+        </w:rPr>
+        <w:t>וְ⁠הִשְׁאִ֤יר &amp; בְּרָכָ֔ה</w:t>
+      </w:r>
+    </w:p>
+    <w:p>
+      <w:pPr/>
+      <w:r>
+        <w:rPr>
+          <w:lang w:val="en_US" w:bidi="en_US"/>
+        </w:rPr>
+      </w:r>
+      <w:r>
+        <w:rPr>
           <w:b/>
           <w:lang w:val="en_US" w:bidi="en_US"/>
         </w:rPr>
@@ -13985,6 +15959,20 @@
       </w:r>
       <w:r>
         <w:rPr>
+          <w:lang w:val="en_US" w:bidi="en_US"/>
+        </w:rPr>
+        <w:t>אֱלֹהֵי⁠כֶֽם</w:t>
+      </w:r>
+    </w:p>
+    <w:p>
+      <w:pPr/>
+      <w:r>
+        <w:rPr>
+          <w:lang w:val="en_US" w:bidi="en_US"/>
+        </w:rPr>
+      </w:r>
+      <w:r>
+        <w:rPr>
           <w:b/>
           <w:lang w:val="en_US" w:bidi="en_US"/>
         </w:rPr>
@@ -14081,6 +16069,20 @@
       </w:r>
       <w:r>
         <w:rPr>
+          <w:lang w:val="en_US" w:bidi="en_US"/>
+        </w:rPr>
+        <w:t>צ֖וֹם</w:t>
+      </w:r>
+    </w:p>
+    <w:p>
+      <w:pPr/>
+      <w:r>
+        <w:rPr>
+          <w:lang w:val="en_US" w:bidi="en_US"/>
+        </w:rPr>
+      </w:r>
+      <w:r>
+        <w:rPr>
           <w:b/>
           <w:lang w:val="en_US" w:bidi="en_US"/>
         </w:rPr>
@@ -14177,6 +16179,20 @@
       </w:r>
       <w:r>
         <w:rPr>
+          <w:lang w:val="en_US" w:bidi="en_US"/>
+        </w:rPr>
+        <w:t>קַדְּשׁוּ־צ֖וֹם קִרְא֥וּ עֲצָרָֽה</w:t>
+      </w:r>
+    </w:p>
+    <w:p>
+      <w:pPr/>
+      <w:r>
+        <w:rPr>
+          <w:lang w:val="en_US" w:bidi="en_US"/>
+        </w:rPr>
+      </w:r>
+      <w:r>
+        <w:rPr>
           <w:b/>
           <w:lang w:val="en_US" w:bidi="en_US"/>
         </w:rPr>
@@ -14260,6 +16276,20 @@
       </w:r>
       <w:r>
         <w:rPr>
+          <w:lang w:val="en_US" w:bidi="en_US"/>
+        </w:rPr>
+        <w:t>קִבְצ֣וּ זְקֵנִ֔ים אִסְפוּ֙ עֽוֹלָלִ֔ים וְ⁠יֹנְקֵ֖י שָׁדָ֑יִם</w:t>
+      </w:r>
+    </w:p>
+    <w:p>
+      <w:pPr/>
+      <w:r>
+        <w:rPr>
+          <w:lang w:val="en_US" w:bidi="en_US"/>
+        </w:rPr>
+      </w:r>
+      <w:r>
+        <w:rPr>
           <w:b/>
           <w:lang w:val="en_US" w:bidi="en_US"/>
         </w:rPr>
@@ -14343,6 +16373,20 @@
       </w:r>
       <w:r>
         <w:rPr>
+          <w:lang w:val="en_US" w:bidi="en_US"/>
+        </w:rPr>
+        <w:t>יֵצֵ֤א חָתָן֙ מֵֽ⁠חֶדְר֔⁠וֹ וְ⁠כַלָּ֖ה מֵ⁠חֻפָּתָֽ⁠הּ</w:t>
+      </w:r>
+    </w:p>
+    <w:p>
+      <w:pPr/>
+      <w:r>
+        <w:rPr>
+          <w:lang w:val="en_US" w:bidi="en_US"/>
+        </w:rPr>
+      </w:r>
+      <w:r>
+        <w:rPr>
           <w:b/>
           <w:lang w:val="en_US" w:bidi="en_US"/>
         </w:rPr>
@@ -14426,6 +16470,20 @@
       </w:r>
       <w:r>
         <w:rPr>
+          <w:lang w:val="en_US" w:bidi="en_US"/>
+        </w:rPr>
+        <w:t>בֵּ֤ין הָ⁠אוּלָם֙ וְ⁠לַ⁠מִּזְבֵּ֔חַ</w:t>
+      </w:r>
+    </w:p>
+    <w:p>
+      <w:pPr/>
+      <w:r>
+        <w:rPr>
+          <w:lang w:val="en_US" w:bidi="en_US"/>
+        </w:rPr>
+      </w:r>
+      <w:r>
+        <w:rPr>
           <w:b/>
           <w:lang w:val="en_US" w:bidi="en_US"/>
         </w:rPr>
@@ -14509,6 +16567,20 @@
       </w:r>
       <w:r>
         <w:rPr>
+          <w:lang w:val="en_US" w:bidi="en_US"/>
+        </w:rPr>
+        <w:t>וְ⁠אַל־תִּתֵּ֨ן נַחֲלָתְ⁠ךָ֤ לְ⁠חֶרְפָּה֙</w:t>
+      </w:r>
+    </w:p>
+    <w:p>
+      <w:pPr/>
+      <w:r>
+        <w:rPr>
+          <w:lang w:val="en_US" w:bidi="en_US"/>
+        </w:rPr>
+      </w:r>
+      <w:r>
+        <w:rPr>
           <w:b/>
           <w:lang w:val="en_US" w:bidi="en_US"/>
         </w:rPr>
@@ -14605,6 +16677,20 @@
       </w:r>
       <w:r>
         <w:rPr>
+          <w:lang w:val="en_US" w:bidi="en_US"/>
+        </w:rPr>
+        <w:t>נַחֲלָתְ⁠ךָ֤</w:t>
+      </w:r>
+    </w:p>
+    <w:p>
+      <w:pPr/>
+      <w:r>
+        <w:rPr>
+          <w:lang w:val="en_US" w:bidi="en_US"/>
+        </w:rPr>
+      </w:r>
+      <w:r>
+        <w:rPr>
           <w:b/>
           <w:lang w:val="en_US" w:bidi="en_US"/>
         </w:rPr>
@@ -14688,6 +16774,20 @@
       </w:r>
       <w:r>
         <w:rPr>
+          <w:lang w:val="en_US" w:bidi="en_US"/>
+        </w:rPr>
+        <w:t>לִ⁠מְשָׁל־בָּ֣⁠ם גּוֹיִ֔ם</w:t>
+      </w:r>
+    </w:p>
+    <w:p>
+      <w:pPr/>
+      <w:r>
+        <w:rPr>
+          <w:lang w:val="en_US" w:bidi="en_US"/>
+        </w:rPr>
+      </w:r>
+      <w:r>
+        <w:rPr>
           <w:b/>
           <w:lang w:val="en_US" w:bidi="en_US"/>
         </w:rPr>
@@ -14771,6 +16871,20 @@
       </w:r>
       <w:r>
         <w:rPr>
+          <w:lang w:val="en_US" w:bidi="en_US"/>
+        </w:rPr>
+        <w:t>לָ֚⁠מָּה יֹאמְר֣וּ בָֽ⁠עַמִּ֔ים אַיֵּ֖ה אֱלֹהֵי⁠הֶֽם</w:t>
+      </w:r>
+    </w:p>
+    <w:p>
+      <w:pPr/>
+      <w:r>
+        <w:rPr>
+          <w:lang w:val="en_US" w:bidi="en_US"/>
+        </w:rPr>
+      </w:r>
+      <w:r>
+        <w:rPr>
           <w:b/>
           <w:lang w:val="en_US" w:bidi="en_US"/>
         </w:rPr>
@@ -14854,6 +16968,20 @@
       </w:r>
       <w:r>
         <w:rPr>
+          <w:lang w:val="en_US" w:bidi="en_US"/>
+        </w:rPr>
+        <w:t>לָ֚⁠מָּה יֹאמְר֣וּ</w:t>
+      </w:r>
+    </w:p>
+    <w:p>
+      <w:pPr/>
+      <w:r>
+        <w:rPr>
+          <w:lang w:val="en_US" w:bidi="en_US"/>
+        </w:rPr>
+      </w:r>
+      <w:r>
+        <w:rPr>
           <w:b/>
           <w:lang w:val="en_US" w:bidi="en_US"/>
         </w:rPr>
@@ -14950,6 +17078,20 @@
       </w:r>
       <w:r>
         <w:rPr>
+          <w:lang w:val="en_US" w:bidi="en_US"/>
+        </w:rPr>
+        <w:t>לָ֚⁠מָּה יֹאמְר֣וּ בָֽ⁠עַמִּ֔ים</w:t>
+      </w:r>
+    </w:p>
+    <w:p>
+      <w:pPr/>
+      <w:r>
+        <w:rPr>
+          <w:lang w:val="en_US" w:bidi="en_US"/>
+        </w:rPr>
+      </w:r>
+      <w:r>
+        <w:rPr>
           <w:b/>
           <w:lang w:val="en_US" w:bidi="en_US"/>
         </w:rPr>
@@ -15033,6 +17175,20 @@
       </w:r>
       <w:r>
         <w:rPr>
+          <w:lang w:val="en_US" w:bidi="en_US"/>
+        </w:rPr>
+        <w:t>אַיֵּ֖ה אֱלֹהֵי⁠הֶֽם</w:t>
+      </w:r>
+    </w:p>
+    <w:p>
+      <w:pPr/>
+      <w:r>
+        <w:rPr>
+          <w:lang w:val="en_US" w:bidi="en_US"/>
+        </w:rPr>
+      </w:r>
+      <w:r>
+        <w:rPr>
           <w:b/>
           <w:lang w:val="en_US" w:bidi="en_US"/>
         </w:rPr>
@@ -15116,6 +17272,20 @@
       </w:r>
       <w:r>
         <w:rPr>
+          <w:lang w:val="en_US" w:bidi="en_US"/>
+        </w:rPr>
+        <w:t>וַ⁠יְקַנֵּ֥א יְהוָ֖ה לְ⁠אַרְצ֑⁠וֹ וַ⁠יַּחְמֹ֖ל עַל־עַמּֽ⁠וֹ</w:t>
+      </w:r>
+    </w:p>
+    <w:p>
+      <w:pPr/>
+      <w:r>
+        <w:rPr>
+          <w:lang w:val="en_US" w:bidi="en_US"/>
+        </w:rPr>
+      </w:r>
+      <w:r>
+        <w:rPr>
           <w:b/>
           <w:lang w:val="en_US" w:bidi="en_US"/>
         </w:rPr>
@@ -15199,6 +17369,20 @@
       </w:r>
       <w:r>
         <w:rPr>
+          <w:lang w:val="en_US" w:bidi="en_US"/>
+        </w:rPr>
+        <w:t>לְ⁠אַרְצ֑⁠וֹ</w:t>
+      </w:r>
+    </w:p>
+    <w:p>
+      <w:pPr/>
+      <w:r>
+        <w:rPr>
+          <w:lang w:val="en_US" w:bidi="en_US"/>
+        </w:rPr>
+      </w:r>
+      <w:r>
+        <w:rPr>
           <w:b/>
           <w:lang w:val="en_US" w:bidi="en_US"/>
         </w:rPr>
@@ -15295,6 +17479,20 @@
       </w:r>
       <w:r>
         <w:rPr>
+          <w:lang w:val="en_US" w:bidi="en_US"/>
+        </w:rPr>
+        <w:t>וַ⁠יַּ֨עַן יְהוָ֜ה וַ⁠יֹּ֣אמֶר</w:t>
+      </w:r>
+    </w:p>
+    <w:p>
+      <w:pPr/>
+      <w:r>
+        <w:rPr>
+          <w:lang w:val="en_US" w:bidi="en_US"/>
+        </w:rPr>
+      </w:r>
+      <w:r>
+        <w:rPr>
           <w:b/>
           <w:lang w:val="en_US" w:bidi="en_US"/>
         </w:rPr>
@@ -15378,6 +17576,20 @@
       </w:r>
       <w:r>
         <w:rPr>
+          <w:lang w:val="en_US" w:bidi="en_US"/>
+        </w:rPr>
+        <w:t>וַ⁠יַּ֨עַן יְהוָ֜ה וַ⁠יֹּ֣אמֶר</w:t>
+      </w:r>
+    </w:p>
+    <w:p>
+      <w:pPr/>
+      <w:r>
+        <w:rPr>
+          <w:lang w:val="en_US" w:bidi="en_US"/>
+        </w:rPr>
+      </w:r>
+      <w:r>
+        <w:rPr>
           <w:b/>
           <w:lang w:val="en_US" w:bidi="en_US"/>
         </w:rPr>
@@ -15500,6 +17712,20 @@
       </w:r>
       <w:r>
         <w:rPr>
+          <w:lang w:val="en_US" w:bidi="en_US"/>
+        </w:rPr>
+        <w:t>הִנְ⁠נִ֨י שֹׁלֵ֤חַ לָ⁠כֶם֙ אֶת־הַ⁠דָּגָן֙ וְ⁠הַ⁠תִּיר֣וֹשׁ וְ⁠הַ⁠יִּצְהָ֔ר</w:t>
+      </w:r>
+    </w:p>
+    <w:p>
+      <w:pPr/>
+      <w:r>
+        <w:rPr>
+          <w:lang w:val="en_US" w:bidi="en_US"/>
+        </w:rPr>
+      </w:r>
+      <w:r>
+        <w:rPr>
           <w:b/>
           <w:lang w:val="en_US" w:bidi="en_US"/>
         </w:rPr>
@@ -15583,6 +17809,20 @@
       </w:r>
       <w:r>
         <w:rPr>
+          <w:lang w:val="en_US" w:bidi="en_US"/>
+        </w:rPr>
+        <w:t>הִנְ⁠נִ֨י שֹׁלֵ֤חַ</w:t>
+      </w:r>
+    </w:p>
+    <w:p>
+      <w:pPr/>
+      <w:r>
+        <w:rPr>
+          <w:lang w:val="en_US" w:bidi="en_US"/>
+        </w:rPr>
+      </w:r>
+      <w:r>
+        <w:rPr>
           <w:b/>
           <w:lang w:val="en_US" w:bidi="en_US"/>
         </w:rPr>
@@ -15679,6 +17919,20 @@
       </w:r>
       <w:r>
         <w:rPr>
+          <w:lang w:val="en_US" w:bidi="en_US"/>
+        </w:rPr>
+        <w:t>אֹת֑⁠וֹ</w:t>
+      </w:r>
+    </w:p>
+    <w:p>
+      <w:pPr/>
+      <w:r>
+        <w:rPr>
+          <w:lang w:val="en_US" w:bidi="en_US"/>
+        </w:rPr>
+      </w:r>
+      <w:r>
+        <w:rPr>
           <w:b/>
           <w:lang w:val="en_US" w:bidi="en_US"/>
         </w:rPr>
@@ -15814,6 +18068,20 @@
       </w:r>
       <w:r>
         <w:rPr>
+          <w:lang w:val="en_US" w:bidi="en_US"/>
+        </w:rPr>
+        <w:t>וְ⁠לֹא־אֶתֵּ֨ן אֶתְ⁠כֶ֥ם ע֛וֹד חֶרְפָּ֖ה בַּ⁠גּוֹיִֽם</w:t>
+      </w:r>
+    </w:p>
+    <w:p>
+      <w:pPr/>
+      <w:r>
+        <w:rPr>
+          <w:lang w:val="en_US" w:bidi="en_US"/>
+        </w:rPr>
+      </w:r>
+      <w:r>
+        <w:rPr>
           <w:b/>
           <w:lang w:val="en_US" w:bidi="en_US"/>
         </w:rPr>
@@ -15910,6 +18178,20 @@
       </w:r>
       <w:r>
         <w:rPr>
+          <w:lang w:val="en_US" w:bidi="en_US"/>
+        </w:rPr>
+        <w:t>וְֽ⁠אֶת־הַ⁠צְּפוֹנִ֞י</w:t>
+      </w:r>
+    </w:p>
+    <w:p>
+      <w:pPr/>
+      <w:r>
+        <w:rPr>
+          <w:lang w:val="en_US" w:bidi="en_US"/>
+        </w:rPr>
+      </w:r>
+      <w:r>
+        <w:rPr>
           <w:b/>
           <w:lang w:val="en_US" w:bidi="en_US"/>
         </w:rPr>
@@ -16006,6 +18288,20 @@
       </w:r>
       <w:r>
         <w:rPr>
+          <w:lang w:val="en_US" w:bidi="en_US"/>
+        </w:rPr>
+        <w:t>אֶ֣רֶץ צִיָּ֣ה וּ⁠שְׁמָמָה֒</w:t>
+      </w:r>
+    </w:p>
+    <w:p>
+      <w:pPr/>
+      <w:r>
+        <w:rPr>
+          <w:lang w:val="en_US" w:bidi="en_US"/>
+        </w:rPr>
+      </w:r>
+      <w:r>
+        <w:rPr>
           <w:b/>
           <w:lang w:val="en_US" w:bidi="en_US"/>
         </w:rPr>
@@ -16115,6 +18411,20 @@
       </w:r>
       <w:r>
         <w:rPr>
+          <w:lang w:val="en_US" w:bidi="en_US"/>
+        </w:rPr>
+        <w:t>אֶ֣רֶץ צִיָּ֣ה וּ⁠שְׁמָמָה֒</w:t>
+      </w:r>
+    </w:p>
+    <w:p>
+      <w:pPr/>
+      <w:r>
+        <w:rPr>
+          <w:lang w:val="en_US" w:bidi="en_US"/>
+        </w:rPr>
+      </w:r>
+      <w:r>
+        <w:rPr>
           <w:b/>
           <w:lang w:val="en_US" w:bidi="en_US"/>
         </w:rPr>
@@ -16224,6 +18534,20 @@
       </w:r>
       <w:r>
         <w:rPr>
+          <w:lang w:val="en_US" w:bidi="en_US"/>
+        </w:rPr>
+        <w:t>אֶל &amp; אֶת־פָּנָ֗י⁠ו אֶל־הַ⁠יָּם֙ הַ⁠קַּדְמֹנִ֔י וְ⁠סֹפ֖⁠וֹ אֶל־הַ⁠יָּ֣ם הָ⁠אַֽחֲר֑וֹן</w:t>
+      </w:r>
+    </w:p>
+    <w:p>
+      <w:pPr/>
+      <w:r>
+        <w:rPr>
+          <w:lang w:val="en_US" w:bidi="en_US"/>
+        </w:rPr>
+      </w:r>
+      <w:r>
+        <w:rPr>
           <w:b/>
           <w:lang w:val="en_US" w:bidi="en_US"/>
         </w:rPr>
@@ -16333,6 +18657,20 @@
       </w:r>
       <w:r>
         <w:rPr>
+          <w:lang w:val="en_US" w:bidi="en_US"/>
+        </w:rPr>
+        <w:t>אֶל &amp; אֶת־פָּנָ֗י⁠ו אֶל־הַ⁠יָּם֙ הַ⁠קַּדְמֹנִ֔י וְ⁠סֹפ֖⁠וֹ אֶל־הַ⁠יָּ֣ם הָ⁠אַֽחֲר֑וֹן</w:t>
+      </w:r>
+    </w:p>
+    <w:p>
+      <w:pPr/>
+      <w:r>
+        <w:rPr>
+          <w:lang w:val="en_US" w:bidi="en_US"/>
+        </w:rPr>
+      </w:r>
+      <w:r>
+        <w:rPr>
           <w:b/>
           <w:lang w:val="en_US" w:bidi="en_US"/>
         </w:rPr>
@@ -16442,6 +18780,20 @@
       </w:r>
       <w:r>
         <w:rPr>
+          <w:lang w:val="en_US" w:bidi="en_US"/>
+        </w:rPr>
+        <w:t>וְ⁠עָלָ֣ה בָאְשׁ֗⁠וֹ וְ⁠תַ֨עַל֙ צַחֲנָת֔⁠וֹ</w:t>
+      </w:r>
+    </w:p>
+    <w:p>
+      <w:pPr/>
+      <w:r>
+        <w:rPr>
+          <w:lang w:val="en_US" w:bidi="en_US"/>
+        </w:rPr>
+      </w:r>
+      <w:r>
+        <w:rPr>
           <w:b/>
           <w:lang w:val="en_US" w:bidi="en_US"/>
         </w:rPr>
@@ -16538,6 +18890,20 @@
       </w:r>
       <w:r>
         <w:rPr>
+          <w:lang w:val="en_US" w:bidi="en_US"/>
+        </w:rPr>
+        <w:t>הִגְדִּ֖יל לַ⁠עֲשֽׂוֹת</w:t>
+      </w:r>
+    </w:p>
+    <w:p>
+      <w:pPr/>
+      <w:r>
+        <w:rPr>
+          <w:lang w:val="en_US" w:bidi="en_US"/>
+        </w:rPr>
+      </w:r>
+      <w:r>
+        <w:rPr>
           <w:b/>
           <w:lang w:val="en_US" w:bidi="en_US"/>
         </w:rPr>
@@ -16621,6 +18987,20 @@
       </w:r>
       <w:r>
         <w:rPr>
+          <w:lang w:val="en_US" w:bidi="en_US"/>
+        </w:rPr>
+        <w:t>כִּ֥י הִגְדִּ֖יל לַ⁠עֲשֽׂוֹת</w:t>
+      </w:r>
+    </w:p>
+    <w:p>
+      <w:pPr/>
+      <w:r>
+        <w:rPr>
+          <w:lang w:val="en_US" w:bidi="en_US"/>
+        </w:rPr>
+      </w:r>
+      <w:r>
+        <w:rPr>
           <w:b/>
           <w:lang w:val="en_US" w:bidi="en_US"/>
         </w:rPr>
@@ -16704,6 +19084,20 @@
       </w:r>
       <w:r>
         <w:rPr>
+          <w:lang w:val="en_US" w:bidi="en_US"/>
+        </w:rPr>
+        <w:t>אַל־תִּֽירְאִ֖י אֲדָמָ֑ה גִּ֣ילִי וּ⁠שְׂמָ֔חִי</w:t>
+      </w:r>
+    </w:p>
+    <w:p>
+      <w:pPr/>
+      <w:r>
+        <w:rPr>
+          <w:lang w:val="en_US" w:bidi="en_US"/>
+        </w:rPr>
+      </w:r>
+      <w:r>
+        <w:rPr>
           <w:b/>
           <w:lang w:val="en_US" w:bidi="en_US"/>
         </w:rPr>
@@ -16800,6 +19194,20 @@
       </w:r>
       <w:r>
         <w:rPr>
+          <w:lang w:val="en_US" w:bidi="en_US"/>
+        </w:rPr>
+        <w:t>גִּ֣ילִי וּ⁠שְׂמָ֔חִי</w:t>
+      </w:r>
+    </w:p>
+    <w:p>
+      <w:pPr/>
+      <w:r>
+        <w:rPr>
+          <w:lang w:val="en_US" w:bidi="en_US"/>
+        </w:rPr>
+      </w:r>
+      <w:r>
+        <w:rPr>
           <w:b/>
           <w:lang w:val="en_US" w:bidi="en_US"/>
         </w:rPr>
@@ -16909,6 +19317,20 @@
       </w:r>
       <w:r>
         <w:rPr>
+          <w:lang w:val="en_US" w:bidi="en_US"/>
+        </w:rPr>
+        <w:t>הִגְדִּ֥יל יְהוָ֖ה לַ⁠עֲשֽׂוֹת</w:t>
+      </w:r>
+    </w:p>
+    <w:p>
+      <w:pPr/>
+      <w:r>
+        <w:rPr>
+          <w:lang w:val="en_US" w:bidi="en_US"/>
+        </w:rPr>
+      </w:r>
+      <w:r>
+        <w:rPr>
           <w:b/>
           <w:lang w:val="en_US" w:bidi="en_US"/>
         </w:rPr>
@@ -16992,6 +19414,20 @@
       </w:r>
       <w:r>
         <w:rPr>
+          <w:lang w:val="en_US" w:bidi="en_US"/>
+        </w:rPr>
+        <w:t>הִגְדִּ֥יל יְהוָ֖ה לַ⁠עֲשֽׂוֹת</w:t>
+      </w:r>
+    </w:p>
+    <w:p>
+      <w:pPr/>
+      <w:r>
+        <w:rPr>
+          <w:lang w:val="en_US" w:bidi="en_US"/>
+        </w:rPr>
+      </w:r>
+      <w:r>
+        <w:rPr>
           <w:b/>
           <w:lang w:val="en_US" w:bidi="en_US"/>
         </w:rPr>
@@ -17075,6 +19511,20 @@
       </w:r>
       <w:r>
         <w:rPr>
+          <w:lang w:val="en_US" w:bidi="en_US"/>
+        </w:rPr>
+        <w:t>אַל־תִּֽירְאוּ֙ בַּהֲמ֣וֹת שָׂדַ֔י</w:t>
+      </w:r>
+    </w:p>
+    <w:p>
+      <w:pPr/>
+      <w:r>
+        <w:rPr>
+          <w:lang w:val="en_US" w:bidi="en_US"/>
+        </w:rPr>
+      </w:r>
+      <w:r>
+        <w:rPr>
           <w:b/>
           <w:lang w:val="en_US" w:bidi="en_US"/>
         </w:rPr>
@@ -17171,6 +19621,20 @@
       </w:r>
       <w:r>
         <w:rPr>
+          <w:lang w:val="en_US" w:bidi="en_US"/>
+        </w:rPr>
+        <w:t>דָשְׁא֖וּ נְא֣וֹת מִדְבָּ֑ר כִּֽי־עֵץ֙ נָשָׂ֣א פִרְי֔⁠וֹ תְּאֵנָ֥ה וָ⁠גֶ֖פֶן נָתְנ֥וּ חֵילָֽ⁠ם</w:t>
+      </w:r>
+    </w:p>
+    <w:p>
+      <w:pPr/>
+      <w:r>
+        <w:rPr>
+          <w:lang w:val="en_US" w:bidi="en_US"/>
+        </w:rPr>
+      </w:r>
+      <w:r>
+        <w:rPr>
           <w:b/>
           <w:lang w:val="en_US" w:bidi="en_US"/>
         </w:rPr>
@@ -17254,6 +19718,20 @@
       </w:r>
       <w:r>
         <w:rPr>
+          <w:lang w:val="en_US" w:bidi="en_US"/>
+        </w:rPr>
+        <w:t>עֵץ֙ נָשָׂ֣א פִרְי֔⁠וֹ תְּאֵנָ֥ה וָ⁠גֶ֖פֶן נָתְנ֥וּ חֵילָֽ⁠ם</w:t>
+      </w:r>
+    </w:p>
+    <w:p>
+      <w:pPr/>
+      <w:r>
+        <w:rPr>
+          <w:lang w:val="en_US" w:bidi="en_US"/>
+        </w:rPr>
+      </w:r>
+      <w:r>
+        <w:rPr>
           <w:b/>
           <w:lang w:val="en_US" w:bidi="en_US"/>
         </w:rPr>
@@ -17376,6 +19854,20 @@
       </w:r>
       <w:r>
         <w:rPr>
+          <w:lang w:val="en_US" w:bidi="en_US"/>
+        </w:rPr>
+        <w:t>חֵילָֽ⁠ם</w:t>
+      </w:r>
+    </w:p>
+    <w:p>
+      <w:pPr/>
+      <w:r>
+        <w:rPr>
+          <w:lang w:val="en_US" w:bidi="en_US"/>
+        </w:rPr>
+      </w:r>
+      <w:r>
+        <w:rPr>
           <w:b/>
           <w:lang w:val="en_US" w:bidi="en_US"/>
         </w:rPr>
@@ -17472,6 +19964,20 @@
       </w:r>
       <w:r>
         <w:rPr>
+          <w:lang w:val="en_US" w:bidi="en_US"/>
+        </w:rPr>
+        <w:t>וּ⁠בְנֵ֣י צִיּ֗וֹן</w:t>
+      </w:r>
+    </w:p>
+    <w:p>
+      <w:pPr/>
+      <w:r>
+        <w:rPr>
+          <w:lang w:val="en_US" w:bidi="en_US"/>
+        </w:rPr>
+      </w:r>
+      <w:r>
+        <w:rPr>
           <w:b/>
           <w:lang w:val="en_US" w:bidi="en_US"/>
         </w:rPr>
@@ -17568,6 +20074,20 @@
       </w:r>
       <w:r>
         <w:rPr>
+          <w:lang w:val="en_US" w:bidi="en_US"/>
+        </w:rPr>
+        <w:t>אֱלֹֽהֵי⁠כֶ֔ם</w:t>
+      </w:r>
+    </w:p>
+    <w:p>
+      <w:pPr/>
+      <w:r>
+        <w:rPr>
+          <w:lang w:val="en_US" w:bidi="en_US"/>
+        </w:rPr>
+      </w:r>
+      <w:r>
+        <w:rPr>
           <w:b/>
           <w:lang w:val="en_US" w:bidi="en_US"/>
         </w:rPr>
@@ -17664,6 +20184,20 @@
       </w:r>
       <w:r>
         <w:rPr>
+          <w:lang w:val="en_US" w:bidi="en_US"/>
+        </w:rPr>
+        <w:t>נָתַ֥ן לָ⁠כֶ֛ם אֶת־הַ⁠מּוֹרֶ֖ה לִ⁠צְדָקָ֑ה וַ⁠יּ֣וֹרֶד לָ⁠כֶ֗ם גֶּ֛שֶׁם</w:t>
+      </w:r>
+    </w:p>
+    <w:p>
+      <w:pPr/>
+      <w:r>
+        <w:rPr>
+          <w:lang w:val="en_US" w:bidi="en_US"/>
+        </w:rPr>
+      </w:r>
+      <w:r>
+        <w:rPr>
           <w:b/>
           <w:lang w:val="en_US" w:bidi="en_US"/>
         </w:rPr>
@@ -17747,6 +20281,20 @@
       </w:r>
       <w:r>
         <w:rPr>
+          <w:lang w:val="en_US" w:bidi="en_US"/>
+        </w:rPr>
+        <w:t>לִ⁠צְדָקָ֑ה</w:t>
+      </w:r>
+    </w:p>
+    <w:p>
+      <w:pPr/>
+      <w:r>
+        <w:rPr>
+          <w:lang w:val="en_US" w:bidi="en_US"/>
+        </w:rPr>
+      </w:r>
+      <w:r>
+        <w:rPr>
           <w:b/>
           <w:lang w:val="en_US" w:bidi="en_US"/>
         </w:rPr>
@@ -17843,6 +20391,20 @@
       </w:r>
       <w:r>
         <w:rPr>
+          <w:lang w:val="en_US" w:bidi="en_US"/>
+        </w:rPr>
+        <w:t>גֶּ֛שֶׁם</w:t>
+      </w:r>
+    </w:p>
+    <w:p>
+      <w:pPr/>
+      <w:r>
+        <w:rPr>
+          <w:lang w:val="en_US" w:bidi="en_US"/>
+        </w:rPr>
+      </w:r>
+      <w:r>
+        <w:rPr>
           <w:b/>
           <w:lang w:val="en_US" w:bidi="en_US"/>
         </w:rPr>
@@ -17939,6 +20501,20 @@
       </w:r>
       <w:r>
         <w:rPr>
+          <w:lang w:val="en_US" w:bidi="en_US"/>
+        </w:rPr>
+        <w:t>מוֹרֶ֥ה וּ⁠מַלְק֖וֹשׁ</w:t>
+      </w:r>
+    </w:p>
+    <w:p>
+      <w:pPr/>
+      <w:r>
+        <w:rPr>
+          <w:lang w:val="en_US" w:bidi="en_US"/>
+        </w:rPr>
+      </w:r>
+      <w:r>
+        <w:rPr>
           <w:b/>
           <w:lang w:val="en_US" w:bidi="en_US"/>
         </w:rPr>
@@ -18048,6 +20624,20 @@
       </w:r>
       <w:r>
         <w:rPr>
+          <w:lang w:val="en_US" w:bidi="en_US"/>
+        </w:rPr>
+        <w:t>בָּ⁠רִאשֽׁוֹן</w:t>
+      </w:r>
+    </w:p>
+    <w:p>
+      <w:pPr/>
+      <w:r>
+        <w:rPr>
+          <w:lang w:val="en_US" w:bidi="en_US"/>
+        </w:rPr>
+      </w:r>
+      <w:r>
+        <w:rPr>
           <w:b/>
           <w:lang w:val="en_US" w:bidi="en_US"/>
         </w:rPr>
@@ -18144,6 +20734,20 @@
       </w:r>
       <w:r>
         <w:rPr>
+          <w:lang w:val="en_US" w:bidi="en_US"/>
+        </w:rPr>
+        <w:t>וְ⁠הֵשִׁ֥יקוּ הַ⁠יְקָבִ֖ים תִּיר֥וֹשׁ וְ⁠יִצְהָֽר</w:t>
+      </w:r>
+    </w:p>
+    <w:p>
+      <w:pPr/>
+      <w:r>
+        <w:rPr>
+          <w:lang w:val="en_US" w:bidi="en_US"/>
+        </w:rPr>
+      </w:r>
+      <w:r>
+        <w:rPr>
           <w:b/>
           <w:lang w:val="en_US" w:bidi="en_US"/>
         </w:rPr>
@@ -18227,6 +20831,20 @@
       </w:r>
       <w:r>
         <w:rPr>
+          <w:lang w:val="en_US" w:bidi="en_US"/>
+        </w:rPr>
+        <w:t>וְ⁠שִׁלַּמְתִּ֤י לָ⁠כֶם֙ אֶת־הַ⁠שָּׁנִ֔ים</w:t>
+      </w:r>
+    </w:p>
+    <w:p>
+      <w:pPr/>
+      <w:r>
+        <w:rPr>
+          <w:lang w:val="en_US" w:bidi="en_US"/>
+        </w:rPr>
+      </w:r>
+      <w:r>
+        <w:rPr>
           <w:b/>
           <w:lang w:val="en_US" w:bidi="en_US"/>
         </w:rPr>
@@ -18310,6 +20928,20 @@
       </w:r>
       <w:r>
         <w:rPr>
+          <w:lang w:val="en_US" w:bidi="en_US"/>
+        </w:rPr>
+        <w:t>אֶת־הַ⁠שָּׁנִ֔ים</w:t>
+      </w:r>
+    </w:p>
+    <w:p>
+      <w:pPr/>
+      <w:r>
+        <w:rPr>
+          <w:lang w:val="en_US" w:bidi="en_US"/>
+        </w:rPr>
+      </w:r>
+      <w:r>
+        <w:rPr>
           <w:b/>
           <w:lang w:val="en_US" w:bidi="en_US"/>
         </w:rPr>
@@ -18406,6 +21038,20 @@
       </w:r>
       <w:r>
         <w:rPr>
+          <w:lang w:val="en_US" w:bidi="en_US"/>
+        </w:rPr>
+        <w:t>חֵילִ⁠י֙ הַ⁠גָּד֔וֹל</w:t>
+      </w:r>
+    </w:p>
+    <w:p>
+      <w:pPr/>
+      <w:r>
+        <w:rPr>
+          <w:lang w:val="en_US" w:bidi="en_US"/>
+        </w:rPr>
+      </w:r>
+      <w:r>
+        <w:rPr>
           <w:b/>
           <w:lang w:val="en_US" w:bidi="en_US"/>
         </w:rPr>
@@ -18502,6 +21148,20 @@
       </w:r>
       <w:r>
         <w:rPr>
+          <w:lang w:val="en_US" w:bidi="en_US"/>
+        </w:rPr>
+        <w:t>וַ⁠אֲכַלְתֶּ֤ם אָכוֹל֙</w:t>
+      </w:r>
+    </w:p>
+    <w:p>
+      <w:pPr/>
+      <w:r>
+        <w:rPr>
+          <w:lang w:val="en_US" w:bidi="en_US"/>
+        </w:rPr>
+      </w:r>
+      <w:r>
+        <w:rPr>
           <w:b/>
           <w:lang w:val="en_US" w:bidi="en_US"/>
         </w:rPr>
@@ -18585,6 +21245,20 @@
       </w:r>
       <w:r>
         <w:rPr>
+          <w:lang w:val="en_US" w:bidi="en_US"/>
+        </w:rPr>
+        <w:t>אֶת־שֵׁ֤ם יְהוָה֙ אֱלֹ֣הֵי⁠כֶ֔ם</w:t>
+      </w:r>
+    </w:p>
+    <w:p>
+      <w:pPr/>
+      <w:r>
+        <w:rPr>
+          <w:lang w:val="en_US" w:bidi="en_US"/>
+        </w:rPr>
+      </w:r>
+      <w:r>
+        <w:rPr>
           <w:b/>
           <w:lang w:val="en_US" w:bidi="en_US"/>
         </w:rPr>
@@ -18668,6 +21342,20 @@
       </w:r>
       <w:r>
         <w:rPr>
+          <w:lang w:val="en_US" w:bidi="en_US"/>
+        </w:rPr>
+        <w:t>אֶת־שֵׁ֤ם</w:t>
+      </w:r>
+    </w:p>
+    <w:p>
+      <w:pPr/>
+      <w:r>
+        <w:rPr>
+          <w:lang w:val="en_US" w:bidi="en_US"/>
+        </w:rPr>
+      </w:r>
+      <w:r>
+        <w:rPr>
           <w:b/>
           <w:lang w:val="en_US" w:bidi="en_US"/>
         </w:rPr>
@@ -18764,6 +21452,20 @@
       </w:r>
       <w:r>
         <w:rPr>
+          <w:lang w:val="en_US" w:bidi="en_US"/>
+        </w:rPr>
+        <w:t>אֲשֶׁר־עָשָׂ֥ה עִמָּ⁠כֶ֖ם לְ⁠הַפְלִ֑יא</w:t>
+      </w:r>
+    </w:p>
+    <w:p>
+      <w:pPr/>
+      <w:r>
+        <w:rPr>
+          <w:lang w:val="en_US" w:bidi="en_US"/>
+        </w:rPr>
+      </w:r>
+      <w:r>
+        <w:rPr>
           <w:b/>
           <w:lang w:val="en_US" w:bidi="en_US"/>
         </w:rPr>
@@ -18860,6 +21562,20 @@
       </w:r>
       <w:r>
         <w:rPr>
+          <w:lang w:val="en_US" w:bidi="en_US"/>
+        </w:rPr>
+        <w:t>וְ⁠לֹא־יֵבֹ֥שׁוּ עַמִּ֖⁠י לְ⁠עוֹלָֽם</w:t>
+      </w:r>
+    </w:p>
+    <w:p>
+      <w:pPr/>
+      <w:r>
+        <w:rPr>
+          <w:lang w:val="en_US" w:bidi="en_US"/>
+        </w:rPr>
+      </w:r>
+      <w:r>
+        <w:rPr>
           <w:b/>
           <w:lang w:val="en_US" w:bidi="en_US"/>
         </w:rPr>
@@ -18956,6 +21672,20 @@
       </w:r>
       <w:r>
         <w:rPr>
+          <w:lang w:val="en_US" w:bidi="en_US"/>
+        </w:rPr>
+        <w:t>יִשְׂרָאֵל֙</w:t>
+      </w:r>
+    </w:p>
+    <w:p>
+      <w:pPr/>
+      <w:r>
+        <w:rPr>
+          <w:lang w:val="en_US" w:bidi="en_US"/>
+        </w:rPr>
+      </w:r>
+      <w:r>
+        <w:rPr>
           <w:b/>
           <w:lang w:val="en_US" w:bidi="en_US"/>
         </w:rPr>
@@ -19052,6 +21782,20 @@
       </w:r>
       <w:r>
         <w:rPr>
+          <w:lang w:val="en_US" w:bidi="en_US"/>
+        </w:rPr>
+        <w:t>וְ⁠לֹא־יֵבֹ֥שׁוּ עַמִּ֖⁠י לְ⁠עוֹלָֽם</w:t>
+      </w:r>
+    </w:p>
+    <w:p>
+      <w:pPr/>
+      <w:r>
+        <w:rPr>
+          <w:lang w:val="en_US" w:bidi="en_US"/>
+        </w:rPr>
+      </w:r>
+      <w:r>
+        <w:rPr>
           <w:b/>
           <w:lang w:val="en_US" w:bidi="en_US"/>
         </w:rPr>
@@ -19148,6 +21892,20 @@
       </w:r>
       <w:r>
         <w:rPr>
+          <w:lang w:val="en_US" w:bidi="en_US"/>
+        </w:rPr>
+        <w:t>וְ⁠הָיָ֣ה אַֽחֲרֵי־כֵ֗ן</w:t>
+      </w:r>
+    </w:p>
+    <w:p>
+      <w:pPr/>
+      <w:r>
+        <w:rPr>
+          <w:lang w:val="en_US" w:bidi="en_US"/>
+        </w:rPr>
+      </w:r>
+      <w:r>
+        <w:rPr>
           <w:b/>
           <w:lang w:val="en_US" w:bidi="en_US"/>
         </w:rPr>
@@ -19231,6 +21989,20 @@
       </w:r>
       <w:r>
         <w:rPr>
+          <w:lang w:val="en_US" w:bidi="en_US"/>
+        </w:rPr>
+        <w:t>אֶשְׁפּ֤וֹךְ אֶת־רוּחִ⁠י֙ עַל־כָּל־בָּשָׂ֔ר</w:t>
+      </w:r>
+    </w:p>
+    <w:p>
+      <w:pPr/>
+      <w:r>
+        <w:rPr>
+          <w:lang w:val="en_US" w:bidi="en_US"/>
+        </w:rPr>
+      </w:r>
+      <w:r>
+        <w:rPr>
           <w:b/>
           <w:lang w:val="en_US" w:bidi="en_US"/>
         </w:rPr>
@@ -19314,6 +22086,20 @@
       </w:r>
       <w:r>
         <w:rPr>
+          <w:lang w:val="en_US" w:bidi="en_US"/>
+        </w:rPr>
+        <w:t>עַל־כָּל־בָּשָׂ֔ר</w:t>
+      </w:r>
+    </w:p>
+    <w:p>
+      <w:pPr/>
+      <w:r>
+        <w:rPr>
+          <w:lang w:val="en_US" w:bidi="en_US"/>
+        </w:rPr>
+      </w:r>
+      <w:r>
+        <w:rPr>
           <w:b/>
           <w:lang w:val="en_US" w:bidi="en_US"/>
         </w:rPr>
@@ -19410,6 +22196,20 @@
       </w:r>
       <w:r>
         <w:rPr>
+          <w:lang w:val="en_US" w:bidi="en_US"/>
+        </w:rPr>
+        <w:t>עַל־כָּל־בָּשָׂ֔ר</w:t>
+      </w:r>
+    </w:p>
+    <w:p>
+      <w:pPr/>
+      <w:r>
+        <w:rPr>
+          <w:lang w:val="en_US" w:bidi="en_US"/>
+        </w:rPr>
+      </w:r>
+      <w:r>
+        <w:rPr>
           <w:b/>
           <w:lang w:val="en_US" w:bidi="en_US"/>
         </w:rPr>
@@ -19506,6 +22306,20 @@
       </w:r>
       <w:r>
         <w:rPr>
+          <w:lang w:val="en_US" w:bidi="en_US"/>
+        </w:rPr>
+        <w:t>וְ⁠נִבְּא֖וּ בְּנֵי⁠כֶ֣ם וּ⁠בְנֽוֹתֵי⁠כֶ֑ם</w:t>
+      </w:r>
+    </w:p>
+    <w:p>
+      <w:pPr/>
+      <w:r>
+        <w:rPr>
+          <w:lang w:val="en_US" w:bidi="en_US"/>
+        </w:rPr>
+      </w:r>
+      <w:r>
+        <w:rPr>
           <w:b/>
           <w:lang w:val="en_US" w:bidi="en_US"/>
         </w:rPr>
@@ -19589,6 +22403,20 @@
       </w:r>
       <w:r>
         <w:rPr>
+          <w:lang w:val="en_US" w:bidi="en_US"/>
+        </w:rPr>
+        <w:t>זִקְנֵי⁠כֶם֙ חֲלֹמ֣וֹת יַחֲלֹמ֔וּ⁠ן בַּח֣וּרֵי⁠כֶ֔ם חֶזְיֹנ֖וֹת יִרְאֽוּ</w:t>
+      </w:r>
+    </w:p>
+    <w:p>
+      <w:pPr/>
+      <w:r>
+        <w:rPr>
+          <w:lang w:val="en_US" w:bidi="en_US"/>
+        </w:rPr>
+      </w:r>
+      <w:r>
+        <w:rPr>
           <w:b/>
           <w:lang w:val="en_US" w:bidi="en_US"/>
         </w:rPr>
@@ -19672,6 +22500,20 @@
       </w:r>
       <w:r>
         <w:rPr>
+          <w:lang w:val="en_US" w:bidi="en_US"/>
+        </w:rPr>
+        <w:t>חֲלֹמ֣וֹת</w:t>
+      </w:r>
+    </w:p>
+    <w:p>
+      <w:pPr/>
+      <w:r>
+        <w:rPr>
+          <w:lang w:val="en_US" w:bidi="en_US"/>
+        </w:rPr>
+      </w:r>
+      <w:r>
+        <w:rPr>
           <w:b/>
           <w:lang w:val="en_US" w:bidi="en_US"/>
         </w:rPr>
@@ -19768,6 +22610,20 @@
       </w:r>
       <w:r>
         <w:rPr>
+          <w:lang w:val="en_US" w:bidi="en_US"/>
+        </w:rPr>
+        <w:t>וְ⁠גַ֥ם עַל־הָֽ⁠עֲבָדִ֖ים וְ⁠עַל־הַ⁠שְּׁפָח֑וֹת</w:t>
+      </w:r>
+    </w:p>
+    <w:p>
+      <w:pPr/>
+      <w:r>
+        <w:rPr>
+          <w:lang w:val="en_US" w:bidi="en_US"/>
+        </w:rPr>
+      </w:r>
+      <w:r>
+        <w:rPr>
           <w:b/>
           <w:lang w:val="en_US" w:bidi="en_US"/>
         </w:rPr>
@@ -19840,6 +22696,20 @@
         <w:rPr>
           <w:lang w:val="en_US" w:bidi="en_US"/>
         </w:rPr>
+      </w:r>
+    </w:p>
+    <w:p>
+      <w:pPr/>
+      <w:r>
+        <w:rPr>
+          <w:lang w:val="en_US" w:bidi="en_US"/>
+        </w:rPr>
+      </w:r>
+      <w:r>
+        <w:rPr>
+          <w:lang w:val="en_US" w:bidi="en_US"/>
+        </w:rPr>
+        <w:t>בַּ⁠יָּמִ֣ים הָ⁠הֵ֔מָּה</w:t>
       </w:r>
     </w:p>
     <w:p>
@@ -20144,6 +23014,20 @@
       </w:r>
       <w:r>
         <w:rPr>
+          <w:lang w:val="en_US" w:bidi="en_US"/>
+        </w:rPr>
+        <w:t>הַ⁠שֶּׁ֨מֶשׁ֙ יֵהָפֵ֣ךְ לְ⁠חֹ֔שֶׁךְ וְ⁠הַ⁠יָּרֵ֖חַ לְ⁠דָ֑ם</w:t>
+      </w:r>
+    </w:p>
+    <w:p>
+      <w:pPr/>
+      <w:r>
+        <w:rPr>
+          <w:lang w:val="en_US" w:bidi="en_US"/>
+        </w:rPr>
+      </w:r>
+      <w:r>
+        <w:rPr>
           <w:b/>
           <w:lang w:val="en_US" w:bidi="en_US"/>
         </w:rPr>
@@ -20227,6 +23111,20 @@
       </w:r>
       <w:r>
         <w:rPr>
+          <w:lang w:val="en_US" w:bidi="en_US"/>
+        </w:rPr>
+        <w:t>הַ⁠שֶּׁ֨מֶשׁ֙ יֵהָפֵ֣ךְ לְ⁠חֹ֔שֶׁךְ וְ⁠הַ⁠יָּרֵ֖חַ לְ⁠דָ֑ם</w:t>
+      </w:r>
+    </w:p>
+    <w:p>
+      <w:pPr/>
+      <w:r>
+        <w:rPr>
+          <w:lang w:val="en_US" w:bidi="en_US"/>
+        </w:rPr>
+      </w:r>
+      <w:r>
+        <w:rPr>
           <w:b/>
           <w:lang w:val="en_US" w:bidi="en_US"/>
         </w:rPr>
@@ -20310,6 +23208,20 @@
       </w:r>
       <w:r>
         <w:rPr>
+          <w:lang w:val="en_US" w:bidi="en_US"/>
+        </w:rPr>
+        <w:t>וְ⁠הַ⁠יָּרֵ֖חַ לְ⁠דָ֑ם</w:t>
+      </w:r>
+    </w:p>
+    <w:p>
+      <w:pPr/>
+      <w:r>
+        <w:rPr>
+          <w:lang w:val="en_US" w:bidi="en_US"/>
+        </w:rPr>
+      </w:r>
+      <w:r>
+        <w:rPr>
           <w:b/>
           <w:lang w:val="en_US" w:bidi="en_US"/>
         </w:rPr>
@@ -20393,6 +23305,20 @@
       </w:r>
       <w:r>
         <w:rPr>
+          <w:lang w:val="en_US" w:bidi="en_US"/>
+        </w:rPr>
+        <w:t>לִ⁠פְנֵ֗י בּ֚וֹא י֣וֹם יְהוָ֔ה הַ⁠גָּד֖וֹל וְ⁠הַ⁠נּוֹרָֽא</w:t>
+      </w:r>
+    </w:p>
+    <w:p>
+      <w:pPr/>
+      <w:r>
+        <w:rPr>
+          <w:lang w:val="en_US" w:bidi="en_US"/>
+        </w:rPr>
+      </w:r>
+      <w:r>
+        <w:rPr>
           <w:b/>
           <w:lang w:val="en_US" w:bidi="en_US"/>
         </w:rPr>
@@ -20478,6 +23404,20 @@
         <w:rPr>
           <w:lang w:val="en_US" w:bidi="en_US"/>
         </w:rPr>
+      </w:r>
+    </w:p>
+    <w:p>
+      <w:pPr/>
+      <w:r>
+        <w:rPr>
+          <w:lang w:val="en_US" w:bidi="en_US"/>
+        </w:rPr>
+      </w:r>
+      <w:r>
+        <w:rPr>
+          <w:lang w:val="en_US" w:bidi="en_US"/>
+        </w:rPr>
+        <w:t>י֣וֹם יְהוָ֔ה הַ⁠גָּד֖וֹל וְ⁠הַ⁠נּוֹרָֽא</w:t>
       </w:r>
     </w:p>
     <w:p>
@@ -20673,6 +23613,20 @@
       </w:r>
       <w:r>
         <w:rPr>
+          <w:lang w:val="en_US" w:bidi="en_US"/>
+        </w:rPr>
+        <w:t>וְ⁠הָיָ֗ה</w:t>
+      </w:r>
+    </w:p>
+    <w:p>
+      <w:pPr/>
+      <w:r>
+        <w:rPr>
+          <w:lang w:val="en_US" w:bidi="en_US"/>
+        </w:rPr>
+      </w:r>
+      <w:r>
+        <w:rPr>
           <w:b/>
           <w:lang w:val="en_US" w:bidi="en_US"/>
         </w:rPr>
@@ -20756,6 +23710,20 @@
       </w:r>
       <w:r>
         <w:rPr>
+          <w:lang w:val="en_US" w:bidi="en_US"/>
+        </w:rPr>
+        <w:t>כֹּ֧ל אֲשֶׁר־יִקְרָ֛א בְּ⁠שֵׁ֥ם יְהוָ֖ה יִמָּלֵ֑ט &amp; יְהוָ֔ה</w:t>
+      </w:r>
+    </w:p>
+    <w:p>
+      <w:pPr/>
+      <w:r>
+        <w:rPr>
+          <w:lang w:val="en_US" w:bidi="en_US"/>
+        </w:rPr>
+      </w:r>
+      <w:r>
+        <w:rPr>
           <w:b/>
           <w:lang w:val="en_US" w:bidi="en_US"/>
         </w:rPr>
@@ -20839,6 +23807,20 @@
       </w:r>
       <w:r>
         <w:rPr>
+          <w:lang w:val="en_US" w:bidi="en_US"/>
+        </w:rPr>
+        <w:t>בְּ⁠שֵׁ֥ם יְהוָ֖ה &amp; יְהוָ֔ה</w:t>
+      </w:r>
+    </w:p>
+    <w:p>
+      <w:pPr/>
+      <w:r>
+        <w:rPr>
+          <w:lang w:val="en_US" w:bidi="en_US"/>
+        </w:rPr>
+      </w:r>
+      <w:r>
+        <w:rPr>
           <w:b/>
           <w:lang w:val="en_US" w:bidi="en_US"/>
         </w:rPr>
@@ -20935,6 +23917,20 @@
       </w:r>
       <w:r>
         <w:rPr>
+          <w:lang w:val="en_US" w:bidi="en_US"/>
+        </w:rPr>
+        <w:t>בְּ⁠שֵׁ֥ם יְהוָ֖ה &amp; יְהוָ֔ה</w:t>
+      </w:r>
+    </w:p>
+    <w:p>
+      <w:pPr/>
+      <w:r>
+        <w:rPr>
+          <w:lang w:val="en_US" w:bidi="en_US"/>
+        </w:rPr>
+      </w:r>
+      <w:r>
+        <w:rPr>
           <w:b/>
           <w:lang w:val="en_US" w:bidi="en_US"/>
         </w:rPr>
@@ -21018,6 +24014,20 @@
       </w:r>
       <w:r>
         <w:rPr>
+          <w:lang w:val="en_US" w:bidi="en_US"/>
+        </w:rPr>
+        <w:t>כִּ֠י בְּ⁠הַר־צִיּ֨וֹן וּ⁠בִ⁠ירוּשָׁלִַ֜ם תִּֽהְיֶ֣ה פְלֵיטָ֗ה</w:t>
+      </w:r>
+    </w:p>
+    <w:p>
+      <w:pPr/>
+      <w:r>
+        <w:rPr>
+          <w:lang w:val="en_US" w:bidi="en_US"/>
+        </w:rPr>
+      </w:r>
+      <w:r>
+        <w:rPr>
           <w:b/>
           <w:lang w:val="en_US" w:bidi="en_US"/>
         </w:rPr>
@@ -21114,6 +24124,20 @@
       </w:r>
       <w:r>
         <w:rPr>
+          <w:lang w:val="en_US" w:bidi="en_US"/>
+        </w:rPr>
+        <w:t>בְּ⁠הַר־צִיּ֨וֹן וּ⁠בִ⁠ירוּשָׁלִַ֜ם</w:t>
+      </w:r>
+    </w:p>
+    <w:p>
+      <w:pPr/>
+      <w:r>
+        <w:rPr>
+          <w:lang w:val="en_US" w:bidi="en_US"/>
+        </w:rPr>
+      </w:r>
+      <w:r>
+        <w:rPr>
           <w:b/>
           <w:lang w:val="en_US" w:bidi="en_US"/>
         </w:rPr>
@@ -21223,6 +24247,20 @@
       </w:r>
       <w:r>
         <w:rPr>
+          <w:lang w:val="en_US" w:bidi="en_US"/>
+        </w:rPr>
+        <w:t>כַּֽ⁠אֲשֶׁר֙ אָמַ֣ר יְהוָ֔ה</w:t>
+      </w:r>
+    </w:p>
+    <w:p>
+      <w:pPr/>
+      <w:r>
+        <w:rPr>
+          <w:lang w:val="en_US" w:bidi="en_US"/>
+        </w:rPr>
+      </w:r>
+      <w:r>
+        <w:rPr>
           <w:b/>
           <w:lang w:val="en_US" w:bidi="en_US"/>
         </w:rPr>
@@ -21306,6 +24344,20 @@
       </w:r>
       <w:r>
         <w:rPr>
+          <w:lang w:val="en_US" w:bidi="en_US"/>
+        </w:rPr>
+        <w:t>יְהוָ֖ה &amp; וּ⁠בַ֨⁠שְּׂרִידִ֔ים אֲשֶׁ֥ר יְהוָ֖ה קֹרֵֽא</w:t>
+      </w:r>
+    </w:p>
+    <w:p>
+      <w:pPr/>
+      <w:r>
+        <w:rPr>
+          <w:lang w:val="en_US" w:bidi="en_US"/>
+        </w:rPr>
+      </w:r>
+      <w:r>
+        <w:rPr>
           <w:b/>
           <w:lang w:val="en_US" w:bidi="en_US"/>
         </w:rPr>
@@ -21389,6 +24441,20 @@
       </w:r>
       <w:r>
         <w:rPr>
+          <w:lang w:val="en_US" w:bidi="en_US"/>
+        </w:rPr>
+        <w:t>יְהוָ֖ה &amp; אֲשֶׁ֥ר יְהוָ֖ה קֹרֵֽא</w:t>
+      </w:r>
+    </w:p>
+    <w:p>
+      <w:pPr/>
+      <w:r>
+        <w:rPr>
+          <w:lang w:val="en_US" w:bidi="en_US"/>
+        </w:rPr>
+      </w:r>
+      <w:r>
+        <w:rPr>
           <w:b/>
           <w:lang w:val="en_US" w:bidi="en_US"/>
         </w:rPr>
@@ -21472,6 +24538,20 @@
       </w:r>
       <w:r>
         <w:rPr>
+          <w:lang w:val="en_US" w:bidi="en_US"/>
+        </w:rPr>
+        <w:t>כִּ֗י הִנֵּ֛ה בַּ⁠יָּמִ֥ים הָ⁠הֵ֖מָּה וּ⁠בָ⁠עֵ֣ת הַ⁠הִ֑יא</w:t>
+      </w:r>
+    </w:p>
+    <w:p>
+      <w:pPr/>
+      <w:r>
+        <w:rPr>
+          <w:lang w:val="en_US" w:bidi="en_US"/>
+        </w:rPr>
+      </w:r>
+      <w:r>
+        <w:rPr>
           <w:b/>
           <w:lang w:val="en_US" w:bidi="en_US"/>
         </w:rPr>
@@ -21555,6 +24635,20 @@
       </w:r>
       <w:r>
         <w:rPr>
+          <w:lang w:val="en_US" w:bidi="en_US"/>
+        </w:rPr>
+        <w:t>כִּ֗י הִנֵּ֛ה</w:t>
+      </w:r>
+    </w:p>
+    <w:p>
+      <w:pPr/>
+      <w:r>
+        <w:rPr>
+          <w:lang w:val="en_US" w:bidi="en_US"/>
+        </w:rPr>
+      </w:r>
+      <w:r>
+        <w:rPr>
           <w:b/>
           <w:lang w:val="en_US" w:bidi="en_US"/>
         </w:rPr>
@@ -21651,6 +24745,20 @@
       </w:r>
       <w:r>
         <w:rPr>
+          <w:lang w:val="en_US" w:bidi="en_US"/>
+        </w:rPr>
+        <w:t>בַּ⁠יָּמִ֥ים הָ⁠הֵ֖מָּה וּ⁠בָ⁠עֵ֣ת הַ⁠הִ֑יא</w:t>
+      </w:r>
+    </w:p>
+    <w:p>
+      <w:pPr/>
+      <w:r>
+        <w:rPr>
+          <w:lang w:val="en_US" w:bidi="en_US"/>
+        </w:rPr>
+      </w:r>
+      <w:r>
+        <w:rPr>
           <w:b/>
           <w:lang w:val="en_US" w:bidi="en_US"/>
         </w:rPr>
@@ -21760,6 +24868,20 @@
       </w:r>
       <w:r>
         <w:rPr>
+          <w:lang w:val="en_US" w:bidi="en_US"/>
+        </w:rPr>
+        <w:t>אֲשֶׁ֥ר אָשִׁ֛יב אֶת־שְׁב֥וּת יְהוּדָ֖ה וִ⁠ירוּשָׁלִָֽם</w:t>
+      </w:r>
+    </w:p>
+    <w:p>
+      <w:pPr/>
+      <w:r>
+        <w:rPr>
+          <w:lang w:val="en_US" w:bidi="en_US"/>
+        </w:rPr>
+      </w:r>
+      <w:r>
+        <w:rPr>
           <w:b/>
           <w:lang w:val="en_US" w:bidi="en_US"/>
         </w:rPr>
@@ -21856,6 +24978,20 @@
       </w:r>
       <w:r>
         <w:rPr>
+          <w:lang w:val="en_US" w:bidi="en_US"/>
+        </w:rPr>
+        <w:t>אֲשֶׁ֥ר אָשִׁ֛יב אֶת־שְׁב֥וּת יְהוּדָ֖ה וִ⁠ירוּשָׁלִָֽם</w:t>
+      </w:r>
+    </w:p>
+    <w:p>
+      <w:pPr/>
+      <w:r>
+        <w:rPr>
+          <w:lang w:val="en_US" w:bidi="en_US"/>
+        </w:rPr>
+      </w:r>
+      <w:r>
+        <w:rPr>
           <w:b/>
           <w:lang w:val="en_US" w:bidi="en_US"/>
         </w:rPr>
@@ -21939,6 +25075,20 @@
       </w:r>
       <w:r>
         <w:rPr>
+          <w:lang w:val="en_US" w:bidi="en_US"/>
+        </w:rPr>
+        <w:t>עֵ֖מֶק יְהֽוֹשָׁפָ֑ט</w:t>
+      </w:r>
+    </w:p>
+    <w:p>
+      <w:pPr/>
+      <w:r>
+        <w:rPr>
+          <w:lang w:val="en_US" w:bidi="en_US"/>
+        </w:rPr>
+      </w:r>
+      <w:r>
+        <w:rPr>
           <w:b/>
           <w:lang w:val="en_US" w:bidi="en_US"/>
         </w:rPr>
@@ -22035,6 +25185,20 @@
       </w:r>
       <w:r>
         <w:rPr>
+          <w:lang w:val="en_US" w:bidi="en_US"/>
+        </w:rPr>
+        <w:t>עַמִּ֨⁠י וְ⁠נַחֲלָתִ֤⁠י יִשְׂרָאֵל֙</w:t>
+      </w:r>
+    </w:p>
+    <w:p>
+      <w:pPr/>
+      <w:r>
+        <w:rPr>
+          <w:lang w:val="en_US" w:bidi="en_US"/>
+        </w:rPr>
+      </w:r>
+      <w:r>
+        <w:rPr>
           <w:b/>
           <w:lang w:val="en_US" w:bidi="en_US"/>
         </w:rPr>
@@ -22170,6 +25334,20 @@
       </w:r>
       <w:r>
         <w:rPr>
+          <w:lang w:val="en_US" w:bidi="en_US"/>
+        </w:rPr>
+        <w:t>וְ⁠אֶת־אַרְצִ֖⁠י חִלֵּֽקוּ</w:t>
+      </w:r>
+    </w:p>
+    <w:p>
+      <w:pPr/>
+      <w:r>
+        <w:rPr>
+          <w:lang w:val="en_US" w:bidi="en_US"/>
+        </w:rPr>
+      </w:r>
+      <w:r>
+        <w:rPr>
           <w:b/>
           <w:lang w:val="en_US" w:bidi="en_US"/>
         </w:rPr>
@@ -22253,6 +25431,20 @@
       </w:r>
       <w:r>
         <w:rPr>
+          <w:lang w:val="en_US" w:bidi="en_US"/>
+        </w:rPr>
+        <w:t>גוֹרָ֑ל</w:t>
+      </w:r>
+    </w:p>
+    <w:p>
+      <w:pPr/>
+      <w:r>
+        <w:rPr>
+          <w:lang w:val="en_US" w:bidi="en_US"/>
+        </w:rPr>
+      </w:r>
+      <w:r>
+        <w:rPr>
           <w:b/>
           <w:lang w:val="en_US" w:bidi="en_US"/>
         </w:rPr>
@@ -22349,6 +25541,20 @@
       </w:r>
       <w:r>
         <w:rPr>
+          <w:lang w:val="en_US" w:bidi="en_US"/>
+        </w:rPr>
+        <w:t>וַ⁠יִּתְּנ֤וּ הַ⁠יֶּ֨לֶד֙ בַּ⁠זּוֹנָ֔ה וְ⁠הַ⁠יַּלְדָּ֛ה מָכְר֥וּ</w:t>
+      </w:r>
+    </w:p>
+    <w:p>
+      <w:pPr/>
+      <w:r>
+        <w:rPr>
+          <w:lang w:val="en_US" w:bidi="en_US"/>
+        </w:rPr>
+      </w:r>
+      <w:r>
+        <w:rPr>
           <w:b/>
           <w:lang w:val="en_US" w:bidi="en_US"/>
         </w:rPr>
@@ -22471,6 +25677,20 @@
       </w:r>
       <w:r>
         <w:rPr>
+          <w:lang w:val="en_US" w:bidi="en_US"/>
+        </w:rPr>
+        <w:t>וְ֠⁠גַם מָה־אַתֶּ֥ם לִ⁠י֙ צֹ֣ר וְ⁠צִיד֔וֹן וְ⁠כֹ֖ל גְּלִיל֣וֹת פְּלָ֑שֶׁת הַ⁠גְּמ֗וּל אַתֶּם֙ מְשַׁלְּמִ֣ים עָלָ֔⁠י &amp; אַתֶּם֙</w:t>
+      </w:r>
+    </w:p>
+    <w:p>
+      <w:pPr/>
+      <w:r>
+        <w:rPr>
+          <w:lang w:val="en_US" w:bidi="en_US"/>
+        </w:rPr>
+      </w:r>
+      <w:r>
+        <w:rPr>
           <w:b/>
           <w:lang w:val="en_US" w:bidi="en_US"/>
         </w:rPr>
@@ -22554,6 +25774,20 @@
       </w:r>
       <w:r>
         <w:rPr>
+          <w:lang w:val="en_US" w:bidi="en_US"/>
+        </w:rPr>
+        <w:t>מָה־אַתֶּ֥ם לִ⁠י֙</w:t>
+      </w:r>
+    </w:p>
+    <w:p>
+      <w:pPr/>
+      <w:r>
+        <w:rPr>
+          <w:lang w:val="en_US" w:bidi="en_US"/>
+        </w:rPr>
+      </w:r>
+      <w:r>
+        <w:rPr>
           <w:b/>
           <w:lang w:val="en_US" w:bidi="en_US"/>
         </w:rPr>
@@ -22637,6 +25871,20 @@
       </w:r>
       <w:r>
         <w:rPr>
+          <w:lang w:val="en_US" w:bidi="en_US"/>
+        </w:rPr>
+        <w:t>הַ⁠גְּמ֗וּל אַתֶּם֙ מְשַׁלְּמִ֣ים עָלָ֔⁠י וְ⁠אִם־גֹּמְלִ֤ים אַתֶּם֙ עָלַ֔⁠י</w:t>
+      </w:r>
+    </w:p>
+    <w:p>
+      <w:pPr/>
+      <w:r>
+        <w:rPr>
+          <w:lang w:val="en_US" w:bidi="en_US"/>
+        </w:rPr>
+      </w:r>
+      <w:r>
+        <w:rPr>
           <w:b/>
           <w:lang w:val="en_US" w:bidi="en_US"/>
         </w:rPr>
@@ -22720,6 +25968,20 @@
       </w:r>
       <w:r>
         <w:rPr>
+          <w:lang w:val="en_US" w:bidi="en_US"/>
+        </w:rPr>
+        <w:t>קַ֣ל מְהֵרָ֔ה</w:t>
+      </w:r>
+    </w:p>
+    <w:p>
+      <w:pPr/>
+      <w:r>
+        <w:rPr>
+          <w:lang w:val="en_US" w:bidi="en_US"/>
+        </w:rPr>
+      </w:r>
+      <w:r>
+        <w:rPr>
           <w:b/>
           <w:lang w:val="en_US" w:bidi="en_US"/>
         </w:rPr>
@@ -22829,6 +26091,20 @@
       </w:r>
       <w:r>
         <w:rPr>
+          <w:lang w:val="en_US" w:bidi="en_US"/>
+        </w:rPr>
+        <w:t>אָשִׁ֥יב גְּמֻלְ⁠כֶ֖ם בְּ⁠רֹאשְׁ⁠כֶֽם</w:t>
+      </w:r>
+    </w:p>
+    <w:p>
+      <w:pPr/>
+      <w:r>
+        <w:rPr>
+          <w:lang w:val="en_US" w:bidi="en_US"/>
+        </w:rPr>
+      </w:r>
+      <w:r>
+        <w:rPr>
           <w:b/>
           <w:lang w:val="en_US" w:bidi="en_US"/>
         </w:rPr>
@@ -22925,6 +26201,20 @@
       </w:r>
       <w:r>
         <w:rPr>
+          <w:lang w:val="en_US" w:bidi="en_US"/>
+        </w:rPr>
+        <w:t>בְּ⁠רֹאשְׁ⁠כֶֽם</w:t>
+      </w:r>
+    </w:p>
+    <w:p>
+      <w:pPr/>
+      <w:r>
+        <w:rPr>
+          <w:lang w:val="en_US" w:bidi="en_US"/>
+        </w:rPr>
+      </w:r>
+      <w:r>
+        <w:rPr>
           <w:b/>
           <w:lang w:val="en_US" w:bidi="en_US"/>
         </w:rPr>
@@ -23010,6 +26300,20 @@
         <w:rPr>
           <w:lang w:val="en_US" w:bidi="en_US"/>
         </w:rPr>
+      </w:r>
+    </w:p>
+    <w:p>
+      <w:pPr/>
+      <w:r>
+        <w:rPr>
+          <w:lang w:val="en_US" w:bidi="en_US"/>
+        </w:rPr>
+      </w:r>
+      <w:r>
+        <w:rPr>
+          <w:lang w:val="en_US" w:bidi="en_US"/>
+        </w:rPr>
+        <w:t>וּ⁠בְנֵ֤י יְהוּדָה֙ וּ⁠בְנֵ֣י יְרוּשָׁלִַ֔ם</w:t>
       </w:r>
     </w:p>
     <w:p>
@@ -23135,6 +26439,20 @@
       </w:r>
       <w:r>
         <w:rPr>
+          <w:lang w:val="en_US" w:bidi="en_US"/>
+        </w:rPr>
+        <w:t>לִ⁠בְנֵ֣י הַ⁠יְּוָנִ֑ים</w:t>
+      </w:r>
+    </w:p>
+    <w:p>
+      <w:pPr/>
+      <w:r>
+        <w:rPr>
+          <w:lang w:val="en_US" w:bidi="en_US"/>
+        </w:rPr>
+      </w:r>
+      <w:r>
+        <w:rPr>
           <w:b/>
           <w:lang w:val="en_US" w:bidi="en_US"/>
         </w:rPr>
@@ -23244,6 +26562,20 @@
       </w:r>
       <w:r>
         <w:rPr>
+          <w:lang w:val="en_US" w:bidi="en_US"/>
+        </w:rPr>
+        <w:t>הַ⁠יְּוָנִ֑ים</w:t>
+      </w:r>
+    </w:p>
+    <w:p>
+      <w:pPr/>
+      <w:r>
+        <w:rPr>
+          <w:lang w:val="en_US" w:bidi="en_US"/>
+        </w:rPr>
+      </w:r>
+      <w:r>
+        <w:rPr>
           <w:b/>
           <w:lang w:val="en_US" w:bidi="en_US"/>
         </w:rPr>
@@ -23340,6 +26672,20 @@
       </w:r>
       <w:r>
         <w:rPr>
+          <w:lang w:val="en_US" w:bidi="en_US"/>
+        </w:rPr>
+        <w:t>לְמַ֥עַן הַרְחִיקָ֖⁠ם מֵ⁠עַ֥ל גְּבוּלָֽ⁠ם</w:t>
+      </w:r>
+    </w:p>
+    <w:p>
+      <w:pPr/>
+      <w:r>
+        <w:rPr>
+          <w:lang w:val="en_US" w:bidi="en_US"/>
+        </w:rPr>
+      </w:r>
+      <w:r>
+        <w:rPr>
           <w:b/>
           <w:lang w:val="en_US" w:bidi="en_US"/>
         </w:rPr>
@@ -23412,6 +26758,20 @@
         <w:rPr>
           <w:lang w:val="en_US" w:bidi="en_US"/>
         </w:rPr>
+      </w:r>
+    </w:p>
+    <w:p>
+      <w:pPr/>
+      <w:r>
+        <w:rPr>
+          <w:lang w:val="en_US" w:bidi="en_US"/>
+        </w:rPr>
+      </w:r>
+      <w:r>
+        <w:rPr>
+          <w:lang w:val="en_US" w:bidi="en_US"/>
+        </w:rPr>
+        <w:t>הִנְ⁠נִ֣י מְעִירָ֔⁠ם</w:t>
       </w:r>
     </w:p>
     <w:p>
@@ -23524,6 +26884,20 @@
       </w:r>
       <w:r>
         <w:rPr>
+          <w:lang w:val="en_US" w:bidi="en_US"/>
+        </w:rPr>
+        <w:t>אֲשֶׁר־מְכַרְתֶּ֥ם אֹתָ֖⁠ם שָׁ֑מָּ⁠ה</w:t>
+      </w:r>
+    </w:p>
+    <w:p>
+      <w:pPr/>
+      <w:r>
+        <w:rPr>
+          <w:lang w:val="en_US" w:bidi="en_US"/>
+        </w:rPr>
+      </w:r>
+      <w:r>
+        <w:rPr>
           <w:b/>
           <w:lang w:val="en_US" w:bidi="en_US"/>
         </w:rPr>
@@ -23708,6 +27082,20 @@
       </w:r>
       <w:r>
         <w:rPr>
+          <w:lang w:val="en_US" w:bidi="en_US"/>
+        </w:rPr>
+        <w:t>בְּ⁠רֹאשְׁ⁠כֶֽם</w:t>
+      </w:r>
+    </w:p>
+    <w:p>
+      <w:pPr/>
+      <w:r>
+        <w:rPr>
+          <w:lang w:val="en_US" w:bidi="en_US"/>
+        </w:rPr>
+      </w:r>
+      <w:r>
+        <w:rPr>
           <w:b/>
           <w:lang w:val="en_US" w:bidi="en_US"/>
         </w:rPr>
@@ -23791,6 +27179,20 @@
       </w:r>
       <w:r>
         <w:rPr>
+          <w:lang w:val="en_US" w:bidi="en_US"/>
+        </w:rPr>
+        <w:t>וּ⁠מָכַרְתִּ֞י</w:t>
+      </w:r>
+    </w:p>
+    <w:p>
+      <w:pPr/>
+      <w:r>
+        <w:rPr>
+          <w:lang w:val="en_US" w:bidi="en_US"/>
+        </w:rPr>
+      </w:r>
+      <w:r>
+        <w:rPr>
           <w:b/>
           <w:lang w:val="en_US" w:bidi="en_US"/>
         </w:rPr>
@@ -23887,6 +27289,20 @@
       </w:r>
       <w:r>
         <w:rPr>
+          <w:lang w:val="en_US" w:bidi="en_US"/>
+        </w:rPr>
+        <w:t>בְּ⁠יַד֙ בְּנֵ֣י יְהוּדָ֔ה</w:t>
+      </w:r>
+    </w:p>
+    <w:p>
+      <w:pPr/>
+      <w:r>
+        <w:rPr>
+          <w:lang w:val="en_US" w:bidi="en_US"/>
+        </w:rPr>
+      </w:r>
+      <w:r>
+        <w:rPr>
           <w:b/>
           <w:lang w:val="en_US" w:bidi="en_US"/>
         </w:rPr>
@@ -23983,6 +27399,20 @@
       </w:r>
       <w:r>
         <w:rPr>
+          <w:lang w:val="en_US" w:bidi="en_US"/>
+        </w:rPr>
+        <w:t>וּ⁠מָכַרְתִּ֞י אֶת־בְּנֵי⁠כֶ֣ם וְ⁠אֶת־בְּנֽוֹתֵי⁠כֶ֗ם בְּ⁠יַד֙ בְּנֵ֣י יְהוּדָ֔ה</w:t>
+      </w:r>
+    </w:p>
+    <w:p>
+      <w:pPr/>
+      <w:r>
+        <w:rPr>
+          <w:lang w:val="en_US" w:bidi="en_US"/>
+        </w:rPr>
+      </w:r>
+      <w:r>
+        <w:rPr>
           <w:b/>
           <w:lang w:val="en_US" w:bidi="en_US"/>
         </w:rPr>
@@ -24079,6 +27509,20 @@
       </w:r>
       <w:r>
         <w:rPr>
+          <w:lang w:val="en_US" w:bidi="en_US"/>
+        </w:rPr>
+        <w:t>בְּנֵ֣י יְהוּדָ֔ה</w:t>
+      </w:r>
+    </w:p>
+    <w:p>
+      <w:pPr/>
+      <w:r>
+        <w:rPr>
+          <w:lang w:val="en_US" w:bidi="en_US"/>
+        </w:rPr>
+      </w:r>
+      <w:r>
+        <w:rPr>
           <w:b/>
           <w:lang w:val="en_US" w:bidi="en_US"/>
         </w:rPr>
@@ -24188,6 +27632,20 @@
       </w:r>
       <w:r>
         <w:rPr>
+          <w:lang w:val="en_US" w:bidi="en_US"/>
+        </w:rPr>
+        <w:t>לִ⁠שְׁבָאיִ֖ם</w:t>
+      </w:r>
+    </w:p>
+    <w:p>
+      <w:pPr/>
+      <w:r>
+        <w:rPr>
+          <w:lang w:val="en_US" w:bidi="en_US"/>
+        </w:rPr>
+      </w:r>
+      <w:r>
+        <w:rPr>
           <w:b/>
           <w:lang w:val="en_US" w:bidi="en_US"/>
         </w:rPr>
@@ -24284,6 +27742,20 @@
       </w:r>
       <w:r>
         <w:rPr>
+          <w:lang w:val="en_US" w:bidi="en_US"/>
+        </w:rPr>
+        <w:t>אֶל־גּ֣וֹי רָח֑וֹק כִּ֥י יְהוָ֖ה דִּבֵּֽר</w:t>
+      </w:r>
+    </w:p>
+    <w:p>
+      <w:pPr/>
+      <w:r>
+        <w:rPr>
+          <w:lang w:val="en_US" w:bidi="en_US"/>
+        </w:rPr>
+      </w:r>
+      <w:r>
+        <w:rPr>
           <w:b/>
           <w:lang w:val="en_US" w:bidi="en_US"/>
         </w:rPr>
@@ -24380,6 +27852,20 @@
       </w:r>
       <w:r>
         <w:rPr>
+          <w:lang w:val="en_US" w:bidi="en_US"/>
+        </w:rPr>
+        <w:t>קִרְאוּ</w:t>
+      </w:r>
+    </w:p>
+    <w:p>
+      <w:pPr/>
+      <w:r>
+        <w:rPr>
+          <w:lang w:val="en_US" w:bidi="en_US"/>
+        </w:rPr>
+      </w:r>
+      <w:r>
+        <w:rPr>
           <w:b/>
           <w:lang w:val="en_US" w:bidi="en_US"/>
         </w:rPr>
@@ -24476,6 +27962,20 @@
       </w:r>
       <w:r>
         <w:rPr>
+          <w:lang w:val="en_US" w:bidi="en_US"/>
+        </w:rPr>
+        <w:t>קַדְּשׁ֖וּ מִלְחָמָ֑ה</w:t>
+      </w:r>
+    </w:p>
+    <w:p>
+      <w:pPr/>
+      <w:r>
+        <w:rPr>
+          <w:lang w:val="en_US" w:bidi="en_US"/>
+        </w:rPr>
+      </w:r>
+      <w:r>
+        <w:rPr>
           <w:b/>
           <w:lang w:val="en_US" w:bidi="en_US"/>
         </w:rPr>
@@ -24572,6 +28072,20 @@
       </w:r>
       <w:r>
         <w:rPr>
+          <w:lang w:val="en_US" w:bidi="en_US"/>
+        </w:rPr>
+        <w:t>אִתֵּי⁠כֶם֙</w:t>
+      </w:r>
+    </w:p>
+    <w:p>
+      <w:pPr/>
+      <w:r>
+        <w:rPr>
+          <w:lang w:val="en_US" w:bidi="en_US"/>
+        </w:rPr>
+      </w:r>
+      <w:r>
+        <w:rPr>
           <w:b/>
           <w:lang w:val="en_US" w:bidi="en_US"/>
         </w:rPr>
@@ -24668,6 +28182,20 @@
       </w:r>
       <w:r>
         <w:rPr>
+          <w:lang w:val="en_US" w:bidi="en_US"/>
+        </w:rPr>
+        <w:t>וּ⁠מַזְמְרֹֽתֵי⁠כֶ֖ם</w:t>
+      </w:r>
+    </w:p>
+    <w:p>
+      <w:pPr/>
+      <w:r>
+        <w:rPr>
+          <w:lang w:val="en_US" w:bidi="en_US"/>
+        </w:rPr>
+      </w:r>
+      <w:r>
+        <w:rPr>
           <w:b/>
           <w:lang w:val="en_US" w:bidi="en_US"/>
         </w:rPr>
@@ -24764,6 +28292,20 @@
       </w:r>
       <w:r>
         <w:rPr>
+          <w:lang w:val="en_US" w:bidi="en_US"/>
+        </w:rPr>
+        <w:t>הַֽ⁠חַלָּ֔שׁ יֹאמַ֖ר גִּבּ֥וֹר אָֽנִי</w:t>
+      </w:r>
+    </w:p>
+    <w:p>
+      <w:pPr/>
+      <w:r>
+        <w:rPr>
+          <w:lang w:val="en_US" w:bidi="en_US"/>
+        </w:rPr>
+      </w:r>
+      <w:r>
+        <w:rPr>
           <w:b/>
           <w:lang w:val="en_US" w:bidi="en_US"/>
         </w:rPr>
@@ -24847,6 +28389,20 @@
       </w:r>
       <w:r>
         <w:rPr>
+          <w:lang w:val="en_US" w:bidi="en_US"/>
+        </w:rPr>
+        <w:t>הַֽ⁠חַלָּ֔שׁ</w:t>
+      </w:r>
+    </w:p>
+    <w:p>
+      <w:pPr/>
+      <w:r>
+        <w:rPr>
+          <w:lang w:val="en_US" w:bidi="en_US"/>
+        </w:rPr>
+      </w:r>
+      <w:r>
+        <w:rPr>
           <w:b/>
           <w:lang w:val="en_US" w:bidi="en_US"/>
         </w:rPr>
@@ -24943,6 +28499,20 @@
       </w:r>
       <w:r>
         <w:rPr>
+          <w:lang w:val="en_US" w:bidi="en_US"/>
+        </w:rPr>
+        <w:t>ע֣וּשׁוּ וָ⁠בֹ֧אוּ</w:t>
+      </w:r>
+    </w:p>
+    <w:p>
+      <w:pPr/>
+      <w:r>
+        <w:rPr>
+          <w:lang w:val="en_US" w:bidi="en_US"/>
+        </w:rPr>
+      </w:r>
+      <w:r>
+        <w:rPr>
           <w:b/>
           <w:lang w:val="en_US" w:bidi="en_US"/>
         </w:rPr>
@@ -25054,6 +28624,20 @@
         <w:rPr>
           <w:lang w:val="en_US" w:bidi="en_US"/>
         </w:rPr>
+      </w:r>
+    </w:p>
+    <w:p>
+      <w:pPr/>
+      <w:r>
+        <w:rPr>
+          <w:lang w:val="en_US" w:bidi="en_US"/>
+        </w:rPr>
+      </w:r>
+      <w:r>
+        <w:rPr>
+          <w:lang w:val="en_US" w:bidi="en_US"/>
+        </w:rPr>
+        <w:t>יֵע֨וֹרוּ֙ &amp; הַ⁠גּוֹיִ֔ם</w:t>
       </w:r>
     </w:p>
     <w:p>
@@ -25249,6 +28833,20 @@
       </w:r>
       <w:r>
         <w:rPr>
+          <w:lang w:val="en_US" w:bidi="en_US"/>
+        </w:rPr>
+        <w:t>אֵשֵׁ֛ב לִ⁠שְׁפֹּ֥ט</w:t>
+      </w:r>
+    </w:p>
+    <w:p>
+      <w:pPr/>
+      <w:r>
+        <w:rPr>
+          <w:lang w:val="en_US" w:bidi="en_US"/>
+        </w:rPr>
+      </w:r>
+      <w:r>
+        <w:rPr>
           <w:b/>
           <w:lang w:val="en_US" w:bidi="en_US"/>
         </w:rPr>
@@ -25345,6 +28943,20 @@
       </w:r>
       <w:r>
         <w:rPr>
+          <w:lang w:val="en_US" w:bidi="en_US"/>
+        </w:rPr>
+        <w:t>שִׁלְח֣וּ מַגָּ֔ל כִּ֥י בָשַׁ֖ל קָצִ֑יר &amp; כִּֽי</w:t>
+      </w:r>
+    </w:p>
+    <w:p>
+      <w:pPr/>
+      <w:r>
+        <w:rPr>
+          <w:lang w:val="en_US" w:bidi="en_US"/>
+        </w:rPr>
+      </w:r>
+      <w:r>
+        <w:rPr>
           <w:b/>
           <w:lang w:val="en_US" w:bidi="en_US"/>
         </w:rPr>
@@ -25428,6 +29040,20 @@
       </w:r>
       <w:r>
         <w:rPr>
+          <w:lang w:val="en_US" w:bidi="en_US"/>
+        </w:rPr>
+        <w:t>שִׁלְח֣וּ מַגָּ֔ל</w:t>
+      </w:r>
+    </w:p>
+    <w:p>
+      <w:pPr/>
+      <w:r>
+        <w:rPr>
+          <w:lang w:val="en_US" w:bidi="en_US"/>
+        </w:rPr>
+      </w:r>
+      <w:r>
+        <w:rPr>
           <w:b/>
           <w:lang w:val="en_US" w:bidi="en_US"/>
         </w:rPr>
@@ -25524,6 +29150,20 @@
       </w:r>
       <w:r>
         <w:rPr>
+          <w:lang w:val="en_US" w:bidi="en_US"/>
+        </w:rPr>
+        <w:t>שִׁלְח֣וּ מַגָּ֔ל</w:t>
+      </w:r>
+    </w:p>
+    <w:p>
+      <w:pPr/>
+      <w:r>
+        <w:rPr>
+          <w:lang w:val="en_US" w:bidi="en_US"/>
+        </w:rPr>
+      </w:r>
+      <w:r>
+        <w:rPr>
           <w:b/>
           <w:lang w:val="en_US" w:bidi="en_US"/>
         </w:rPr>
@@ -25609,6 +29249,20 @@
         <w:rPr>
           <w:lang w:val="en_US" w:bidi="en_US"/>
         </w:rPr>
+      </w:r>
+    </w:p>
+    <w:p>
+      <w:pPr/>
+      <w:r>
+        <w:rPr>
+          <w:lang w:val="en_US" w:bidi="en_US"/>
+        </w:rPr>
+      </w:r>
+      <w:r>
+        <w:rPr>
+          <w:lang w:val="en_US" w:bidi="en_US"/>
+        </w:rPr>
+        <w:t>שִׁלְח֣וּ</w:t>
       </w:r>
     </w:p>
     <w:p>
@@ -25760,6 +29414,20 @@
       </w:r>
       <w:r>
         <w:rPr>
+          <w:lang w:val="en_US" w:bidi="en_US"/>
+        </w:rPr>
+        <w:t>בֹּ֤אֽוּ רְדוּ֙ כִּֽי־מָ֣לְאָה גַּ֔ת</w:t>
+      </w:r>
+    </w:p>
+    <w:p>
+      <w:pPr/>
+      <w:r>
+        <w:rPr>
+          <w:lang w:val="en_US" w:bidi="en_US"/>
+        </w:rPr>
+      </w:r>
+      <w:r>
+        <w:rPr>
           <w:b/>
           <w:lang w:val="en_US" w:bidi="en_US"/>
         </w:rPr>
@@ -25843,6 +29511,20 @@
       </w:r>
       <w:r>
         <w:rPr>
+          <w:lang w:val="en_US" w:bidi="en_US"/>
+        </w:rPr>
+        <w:t>כִּ֥י &amp; כִּ֥י רַבָּ֖ה רָעָתָֽ⁠ם</w:t>
+      </w:r>
+    </w:p>
+    <w:p>
+      <w:pPr/>
+      <w:r>
+        <w:rPr>
+          <w:lang w:val="en_US" w:bidi="en_US"/>
+        </w:rPr>
+      </w:r>
+      <w:r>
+        <w:rPr>
           <w:b/>
           <w:lang w:val="en_US" w:bidi="en_US"/>
         </w:rPr>
@@ -25939,6 +29621,20 @@
       </w:r>
       <w:r>
         <w:rPr>
+          <w:lang w:val="en_US" w:bidi="en_US"/>
+        </w:rPr>
+        <w:t>הֲמוֹנִ֣ים הֲמוֹנִ֔ים בְּ⁠עֵ֖מֶק הֶֽ⁠חָר֑וּץ &amp; בְּ⁠עֵ֖מֶק</w:t>
+      </w:r>
+    </w:p>
+    <w:p>
+      <w:pPr/>
+      <w:r>
+        <w:rPr>
+          <w:lang w:val="en_US" w:bidi="en_US"/>
+        </w:rPr>
+      </w:r>
+      <w:r>
+        <w:rPr>
           <w:b/>
           <w:lang w:val="en_US" w:bidi="en_US"/>
         </w:rPr>
@@ -26035,6 +29731,20 @@
       </w:r>
       <w:r>
         <w:rPr>
+          <w:lang w:val="en_US" w:bidi="en_US"/>
+        </w:rPr>
+        <w:t>הֲמוֹנִ֣ים הֲמוֹנִ֔ים בְּ⁠עֵ֖מֶק הֶֽ⁠חָר֑וּץ &amp; בְּ⁠עֵ֖מֶק</w:t>
+      </w:r>
+    </w:p>
+    <w:p>
+      <w:pPr/>
+      <w:r>
+        <w:rPr>
+          <w:lang w:val="en_US" w:bidi="en_US"/>
+        </w:rPr>
+      </w:r>
+      <w:r>
+        <w:rPr>
           <w:b/>
           <w:lang w:val="en_US" w:bidi="en_US"/>
         </w:rPr>
@@ -26118,6 +29828,20 @@
       </w:r>
       <w:r>
         <w:rPr>
+          <w:lang w:val="en_US" w:bidi="en_US"/>
+        </w:rPr>
+        <w:t>בְּ⁠עֵ֖מֶק הֶֽ⁠חָר֑וּץ &amp; בְּ⁠עֵ֖מֶק</w:t>
+      </w:r>
+    </w:p>
+    <w:p>
+      <w:pPr/>
+      <w:r>
+        <w:rPr>
+          <w:lang w:val="en_US" w:bidi="en_US"/>
+        </w:rPr>
+      </w:r>
+      <w:r>
+        <w:rPr>
           <w:b/>
           <w:lang w:val="en_US" w:bidi="en_US"/>
         </w:rPr>
@@ -26203,6 +29927,20 @@
         <w:rPr>
           <w:lang w:val="en_US" w:bidi="en_US"/>
         </w:rPr>
+      </w:r>
+    </w:p>
+    <w:p>
+      <w:pPr/>
+      <w:r>
+        <w:rPr>
+          <w:lang w:val="en_US" w:bidi="en_US"/>
+        </w:rPr>
+      </w:r>
+      <w:r>
+        <w:rPr>
+          <w:lang w:val="en_US" w:bidi="en_US"/>
+        </w:rPr>
+        <w:t>שֶׁ֥מֶשׁ וְ⁠יָרֵ֖חַ קָדָ֑רוּ וְ⁠כוֹכָבִ֖ים אָסְפ֥וּ נָגְהָֽ⁠ם</w:t>
       </w:r>
     </w:p>
     <w:p>
@@ -26416,6 +30154,20 @@
       </w:r>
       <w:r>
         <w:rPr>
+          <w:lang w:val="en_US" w:bidi="en_US"/>
+        </w:rPr>
+        <w:t>וַ⁠יהוָ֞ה מִ⁠צִּיּ֣וֹן יִשְׁאָ֗ג</w:t>
+      </w:r>
+    </w:p>
+    <w:p>
+      <w:pPr/>
+      <w:r>
+        <w:rPr>
+          <w:lang w:val="en_US" w:bidi="en_US"/>
+        </w:rPr>
+      </w:r>
+      <w:r>
+        <w:rPr>
           <w:b/>
           <w:lang w:val="en_US" w:bidi="en_US"/>
         </w:rPr>
@@ -26512,6 +30264,20 @@
       </w:r>
       <w:r>
         <w:rPr>
+          <w:lang w:val="en_US" w:bidi="en_US"/>
+        </w:rPr>
+        <w:t>וְ⁠רָעֲשׁ֖וּ שָׁמַ֣יִם וָ⁠אָ֑רֶץ</w:t>
+      </w:r>
+    </w:p>
+    <w:p>
+      <w:pPr/>
+      <w:r>
+        <w:rPr>
+          <w:lang w:val="en_US" w:bidi="en_US"/>
+        </w:rPr>
+      </w:r>
+      <w:r>
+        <w:rPr>
           <w:b/>
           <w:lang w:val="en_US" w:bidi="en_US"/>
         </w:rPr>
@@ -26621,6 +30387,20 @@
       </w:r>
       <w:r>
         <w:rPr>
+          <w:lang w:val="en_US" w:bidi="en_US"/>
+        </w:rPr>
+        <w:t>וַֽ⁠יהוָה֙ מַֽחֲסֶ֣ה לְ⁠עַמּ֔⁠וֹ וּ⁠מָע֖וֹז לִ⁠בְנֵ֥י יִשְׂרָאֵֽל</w:t>
+      </w:r>
+    </w:p>
+    <w:p>
+      <w:pPr/>
+      <w:r>
+        <w:rPr>
+          <w:lang w:val="en_US" w:bidi="en_US"/>
+        </w:rPr>
+      </w:r>
+      <w:r>
+        <w:rPr>
           <w:b/>
           <w:lang w:val="en_US" w:bidi="en_US"/>
         </w:rPr>
@@ -26719,6 +30499,20 @@
         <w:rPr>
           <w:lang w:val="en_US" w:bidi="en_US"/>
         </w:rPr>
+      </w:r>
+    </w:p>
+    <w:p>
+      <w:pPr/>
+      <w:r>
+        <w:rPr>
+          <w:lang w:val="en_US" w:bidi="en_US"/>
+        </w:rPr>
+      </w:r>
+      <w:r>
+        <w:rPr>
+          <w:lang w:val="en_US" w:bidi="en_US"/>
+        </w:rPr>
+        <w:t>לִ⁠בְנֵ֥י יִשְׂרָאֵֽל</w:t>
       </w:r>
     </w:p>
     <w:p>
@@ -26844,6 +30638,20 @@
       </w:r>
       <w:r>
         <w:rPr>
+          <w:lang w:val="en_US" w:bidi="en_US"/>
+        </w:rPr>
+        <w:t>וִֽ⁠ידַעְתֶּ֗ם</w:t>
+      </w:r>
+    </w:p>
+    <w:p>
+      <w:pPr/>
+      <w:r>
+        <w:rPr>
+          <w:lang w:val="en_US" w:bidi="en_US"/>
+        </w:rPr>
+      </w:r>
+      <w:r>
+        <w:rPr>
           <w:b/>
           <w:lang w:val="en_US" w:bidi="en_US"/>
         </w:rPr>
@@ -26927,6 +30735,20 @@
       </w:r>
       <w:r>
         <w:rPr>
+          <w:lang w:val="en_US" w:bidi="en_US"/>
+        </w:rPr>
+        <w:t>הַר־קָדְשִׁ֑⁠י</w:t>
+      </w:r>
+    </w:p>
+    <w:p>
+      <w:pPr/>
+      <w:r>
+        <w:rPr>
+          <w:lang w:val="en_US" w:bidi="en_US"/>
+        </w:rPr>
+      </w:r>
+      <w:r>
+        <w:rPr>
           <w:b/>
           <w:lang w:val="en_US" w:bidi="en_US"/>
         </w:rPr>
@@ -27023,6 +30845,20 @@
       </w:r>
       <w:r>
         <w:rPr>
+          <w:lang w:val="en_US" w:bidi="en_US"/>
+        </w:rPr>
+        <w:t>וְ⁠הָיָה֩ בַ⁠יּ֨וֹם הַ⁠ה֜וּא</w:t>
+      </w:r>
+    </w:p>
+    <w:p>
+      <w:pPr/>
+      <w:r>
+        <w:rPr>
+          <w:lang w:val="en_US" w:bidi="en_US"/>
+        </w:rPr>
+      </w:r>
+      <w:r>
+        <w:rPr>
           <w:b/>
           <w:lang w:val="en_US" w:bidi="en_US"/>
         </w:rPr>
@@ -27106,6 +30942,20 @@
       </w:r>
       <w:r>
         <w:rPr>
+          <w:lang w:val="en_US" w:bidi="en_US"/>
+        </w:rPr>
+        <w:t>בַ⁠יּ֨וֹם הַ⁠ה֜וּא</w:t>
+      </w:r>
+    </w:p>
+    <w:p>
+      <w:pPr/>
+      <w:r>
+        <w:rPr>
+          <w:lang w:val="en_US" w:bidi="en_US"/>
+        </w:rPr>
+      </w:r>
+      <w:r>
+        <w:rPr>
           <w:b/>
           <w:lang w:val="en_US" w:bidi="en_US"/>
         </w:rPr>
@@ -27202,6 +31052,20 @@
       </w:r>
       <w:r>
         <w:rPr>
+          <w:lang w:val="en_US" w:bidi="en_US"/>
+        </w:rPr>
+        <w:t>יִטְּפ֧וּ הֶ⁠הָרִ֣ים עָסִ֗יס וְ⁠הַ⁠גְּבָעוֹת֙ תֵּלַ֣כְנָה חָלָ֔ב</w:t>
+      </w:r>
+    </w:p>
+    <w:p>
+      <w:pPr/>
+      <w:r>
+        <w:rPr>
+          <w:lang w:val="en_US" w:bidi="en_US"/>
+        </w:rPr>
+      </w:r>
+      <w:r>
+        <w:rPr>
           <w:b/>
           <w:lang w:val="en_US" w:bidi="en_US"/>
         </w:rPr>
@@ -27337,6 +31201,20 @@
       </w:r>
       <w:r>
         <w:rPr>
+          <w:lang w:val="en_US" w:bidi="en_US"/>
+        </w:rPr>
+        <w:t>וּ⁠מַעְיָ֗ן &amp; יֵצֵ֔א</w:t>
+      </w:r>
+    </w:p>
+    <w:p>
+      <w:pPr/>
+      <w:r>
+        <w:rPr>
+          <w:lang w:val="en_US" w:bidi="en_US"/>
+        </w:rPr>
+      </w:r>
+      <w:r>
+        <w:rPr>
           <w:b/>
           <w:lang w:val="en_US" w:bidi="en_US"/>
         </w:rPr>
@@ -27433,6 +31311,20 @@
       </w:r>
       <w:r>
         <w:rPr>
+          <w:lang w:val="en_US" w:bidi="en_US"/>
+        </w:rPr>
+        <w:t>וּ⁠מַעְיָ֗ן</w:t>
+      </w:r>
+    </w:p>
+    <w:p>
+      <w:pPr/>
+      <w:r>
+        <w:rPr>
+          <w:lang w:val="en_US" w:bidi="en_US"/>
+        </w:rPr>
+      </w:r>
+      <w:r>
+        <w:rPr>
           <w:b/>
           <w:lang w:val="en_US" w:bidi="en_US"/>
         </w:rPr>
@@ -27518,6 +31410,20 @@
         <w:rPr>
           <w:lang w:val="en_US" w:bidi="en_US"/>
         </w:rPr>
+      </w:r>
+    </w:p>
+    <w:p>
+      <w:pPr/>
+      <w:r>
+        <w:rPr>
+          <w:lang w:val="en_US" w:bidi="en_US"/>
+        </w:rPr>
+      </w:r>
+      <w:r>
+        <w:rPr>
+          <w:lang w:val="en_US" w:bidi="en_US"/>
+        </w:rPr>
+        <w:t>מִ⁠בֵּ֤ית יְהוָה֙</w:t>
       </w:r>
     </w:p>
     <w:p>
@@ -27630,6 +31536,20 @@
       </w:r>
       <w:r>
         <w:rPr>
+          <w:lang w:val="en_US" w:bidi="en_US"/>
+        </w:rPr>
+        <w:t>אֶת־נַ֥חַל הַ⁠שִּׁטִּֽים</w:t>
+      </w:r>
+    </w:p>
+    <w:p>
+      <w:pPr/>
+      <w:r>
+        <w:rPr>
+          <w:lang w:val="en_US" w:bidi="en_US"/>
+        </w:rPr>
+      </w:r>
+      <w:r>
+        <w:rPr>
           <w:b/>
           <w:lang w:val="en_US" w:bidi="en_US"/>
         </w:rPr>
@@ -27726,6 +31646,20 @@
       </w:r>
       <w:r>
         <w:rPr>
+          <w:lang w:val="en_US" w:bidi="en_US"/>
+        </w:rPr>
+        <w:t>מִצְרַ֨יִם֙ לִ⁠שְׁמָמָ֣ה תִֽהְיֶ֔ה</w:t>
+      </w:r>
+    </w:p>
+    <w:p>
+      <w:pPr/>
+      <w:r>
+        <w:rPr>
+          <w:lang w:val="en_US" w:bidi="en_US"/>
+        </w:rPr>
+      </w:r>
+      <w:r>
+        <w:rPr>
           <w:b/>
           <w:lang w:val="en_US" w:bidi="en_US"/>
         </w:rPr>
@@ -27822,6 +31756,20 @@
       </w:r>
       <w:r>
         <w:rPr>
+          <w:lang w:val="en_US" w:bidi="en_US"/>
+        </w:rPr>
+        <w:t>מֵֽ⁠חֲמַס֙ בְּנֵ֣י יְהוּדָ֔ה</w:t>
+      </w:r>
+    </w:p>
+    <w:p>
+      <w:pPr/>
+      <w:r>
+        <w:rPr>
+          <w:lang w:val="en_US" w:bidi="en_US"/>
+        </w:rPr>
+      </w:r>
+      <w:r>
+        <w:rPr>
           <w:b/>
           <w:lang w:val="en_US" w:bidi="en_US"/>
         </w:rPr>
@@ -27931,6 +31879,20 @@
       </w:r>
       <w:r>
         <w:rPr>
+          <w:lang w:val="en_US" w:bidi="en_US"/>
+        </w:rPr>
+        <w:t>שָׁפְכ֥וּ דָם־נָקִ֖יא</w:t>
+      </w:r>
+    </w:p>
+    <w:p>
+      <w:pPr/>
+      <w:r>
+        <w:rPr>
+          <w:lang w:val="en_US" w:bidi="en_US"/>
+        </w:rPr>
+      </w:r>
+      <w:r>
+        <w:rPr>
           <w:b/>
           <w:lang w:val="en_US" w:bidi="en_US"/>
         </w:rPr>
@@ -28027,6 +31989,20 @@
       </w:r>
       <w:r>
         <w:rPr>
+          <w:lang w:val="en_US" w:bidi="en_US"/>
+        </w:rPr>
+        <w:t>בְּ⁠אַרְצָֽ⁠ם</w:t>
+      </w:r>
+    </w:p>
+    <w:p>
+      <w:pPr/>
+      <w:r>
+        <w:rPr>
+          <w:lang w:val="en_US" w:bidi="en_US"/>
+        </w:rPr>
+      </w:r>
+      <w:r>
+        <w:rPr>
           <w:b/>
           <w:lang w:val="en_US" w:bidi="en_US"/>
         </w:rPr>
@@ -28162,6 +32138,20 @@
       </w:r>
       <w:r>
         <w:rPr>
+          <w:lang w:val="en_US" w:bidi="en_US"/>
+        </w:rPr>
+        <w:t>וִ⁠יהוּדָ֖ה</w:t>
+      </w:r>
+    </w:p>
+    <w:p>
+      <w:pPr/>
+      <w:r>
+        <w:rPr>
+          <w:lang w:val="en_US" w:bidi="en_US"/>
+        </w:rPr>
+      </w:r>
+      <w:r>
+        <w:rPr>
           <w:b/>
           <w:lang w:val="en_US" w:bidi="en_US"/>
         </w:rPr>
@@ -28258,6 +32248,20 @@
       </w:r>
       <w:r>
         <w:rPr>
+          <w:lang w:val="en_US" w:bidi="en_US"/>
+        </w:rPr>
+        <w:t>וִ⁠ירוּשָׁלִַ֖ם לְ⁠ד֥וֹר וָ⁠דֽוֹר</w:t>
+      </w:r>
+    </w:p>
+    <w:p>
+      <w:pPr/>
+      <w:r>
+        <w:rPr>
+          <w:lang w:val="en_US" w:bidi="en_US"/>
+        </w:rPr>
+      </w:r>
+      <w:r>
+        <w:rPr>
           <w:b/>
           <w:lang w:val="en_US" w:bidi="en_US"/>
         </w:rPr>
@@ -28330,6 +32334,20 @@
         <w:rPr>
           <w:lang w:val="en_US" w:bidi="en_US"/>
         </w:rPr>
+      </w:r>
+    </w:p>
+    <w:p>
+      <w:pPr/>
+      <w:r>
+        <w:rPr>
+          <w:lang w:val="en_US" w:bidi="en_US"/>
+        </w:rPr>
+      </w:r>
+      <w:r>
+        <w:rPr>
+          <w:lang w:val="en_US" w:bidi="en_US"/>
+        </w:rPr>
+        <w:t>לְ⁠ד֥וֹר וָ⁠דֽוֹר</w:t>
       </w:r>
     </w:p>
     <w:p>
@@ -28442,6 +32460,20 @@
       </w:r>
       <w:r>
         <w:rPr>
+          <w:lang w:val="en_US" w:bidi="en_US"/>
+        </w:rPr>
+        <w:t>וְ⁠נִקֵּ֖יתִי דָּמָ֣⁠ם לֹֽא־נִקֵּ֑יתִי</w:t>
+      </w:r>
+    </w:p>
+    <w:p>
+      <w:pPr/>
+      <w:r>
+        <w:rPr>
+          <w:lang w:val="en_US" w:bidi="en_US"/>
+        </w:rPr>
+      </w:r>
+      <w:r>
+        <w:rPr>
           <w:b/>
           <w:lang w:val="en_US" w:bidi="en_US"/>
         </w:rPr>
@@ -28525,6 +32557,20 @@
       </w:r>
       <w:r>
         <w:rPr>
+          <w:lang w:val="en_US" w:bidi="en_US"/>
+        </w:rPr>
+        <w:t>דָּמָ֣⁠ם</w:t>
+      </w:r>
+    </w:p>
+    <w:p>
+      <w:pPr/>
+      <w:r>
+        <w:rPr>
+          <w:lang w:val="en_US" w:bidi="en_US"/>
+        </w:rPr>
+      </w:r>
+      <w:r>
+        <w:rPr>
           <w:b/>
           <w:lang w:val="en_US" w:bidi="en_US"/>
         </w:rPr>
@@ -28621,6 +32667,20 @@
       </w:r>
       <w:r>
         <w:rPr>
+          <w:lang w:val="en_US" w:bidi="en_US"/>
+        </w:rPr>
+        <w:t>וַֽ⁠יהוָ֖ה שֹׁכֵ֥ן בְּ⁠צִיּֽוֹן</w:t>
+      </w:r>
+    </w:p>
+    <w:p>
+      <w:pPr/>
+      <w:r>
+        <w:rPr>
+          <w:lang w:val="en_US" w:bidi="en_US"/>
+        </w:rPr>
+      </w:r>
+      <w:r>
+        <w:rPr>
           <w:b/>
           <w:lang w:val="en_US" w:bidi="en_US"/>
         </w:rPr>
@@ -28693,6 +32753,20 @@
         <w:rPr>
           <w:lang w:val="en_US" w:bidi="en_US"/>
         </w:rPr>
+      </w:r>
+    </w:p>
+    <w:p>
+      <w:pPr/>
+      <w:r>
+        <w:rPr>
+          <w:lang w:val="en_US" w:bidi="en_US"/>
+        </w:rPr>
+      </w:r>
+      <w:r>
+        <w:rPr>
+          <w:lang w:val="en_US" w:bidi="en_US"/>
+        </w:rPr>
+        <w:t>וַֽ⁠יהוָ֖ה שֹׁכֵ֥ן בְּ⁠צִיּֽוֹן</w:t>
       </w:r>
     </w:p>
     <w:p>

--- a/eng/docx/29.content.docx
+++ b/eng/docx/29.content.docx
@@ -28,49 +28,15 @@
       </w:r>
     </w:p>
     <w:p>
-      <w:pPr>
-        <w:pStyle w:val="Heading2"/>
-      </w:pPr>
-      <w:r>
-        <w:rPr>
-          <w:lang w:val="en_US" w:bidi="en_US"/>
-        </w:rPr>
-        <w:t>License Information</w:t>
-      </w:r>
-      <w:r>
-        <w:rPr>
-          <w:lang w:val="en_US" w:bidi="en_US"/>
-        </w:rPr>
-      </w:r>
-    </w:p>
-    <w:p>
-      <w:pPr/>
-      <w:r>
-        <w:rPr>
-          <w:lang w:val="en_US" w:bidi="en_US"/>
-        </w:rPr>
-      </w:r>
-      <w:r>
-        <w:rPr>
-          <w:b/>
-          <w:lang w:val="en_US" w:bidi="en_US"/>
-        </w:rPr>
-        <w:t>Translation Notes (unfoldingWord)</w:t>
-      </w:r>
-      <w:r>
-        <w:rPr>
-          <w:lang w:val="en_US" w:bidi="en_US"/>
-        </w:rPr>
-        <w:t xml:space="preserve"> is based on</w:t>
-      </w:r>
-      <w:r>
-        <w:rPr>
-          <w:lang w:val="en_US" w:bidi="en_US"/>
-        </w:rPr>
-        <w:t xml:space="preserve">: </w:t>
-      </w:r>
-      <w:r>
-        <w:rPr>
+      <w:pPr/>
+      <w:r>
+        <w:rPr>
+          <w:lang w:val="en_US" w:bidi="en_US"/>
+        </w:rPr>
+      </w:r>
+      <w:r>
+        <w:rPr>
+          <w:b/>
           <w:lang w:val="en_US" w:bidi="en_US"/>
         </w:rPr>
         <w:t>unfoldingWord® Translation Notes</w:t>
@@ -79,62 +45,31 @@
         <w:rPr>
           <w:lang w:val="en_US" w:bidi="en_US"/>
         </w:rPr>
-        <w:t xml:space="preserve">, </w:t>
-      </w:r>
-      <w:hyperlink r:id="rId13">
-        <w:r>
-          <w:rPr>
-            <w:lang w:val="en_US" w:bidi="en_US"/>
-          </w:rPr>
-          <w:rPr>
-            <w:color w:val="0000EE"/>
-            <w:u w:val="single"/>
-          </w:rPr>
-          <w:t>unfoldingWord</w:t>
-        </w:r>
-      </w:hyperlink>
-      <w:r>
-        <w:rPr>
-          <w:lang w:val="en_US" w:bidi="en_US"/>
-        </w:rPr>
-        <w:t xml:space="preserve">, 2022, which is licensed under a </w:t>
-      </w:r>
-      <w:hyperlink r:id="rId14">
-        <w:r>
-          <w:rPr>
-            <w:lang w:val="en_US" w:bidi="en_US"/>
-          </w:rPr>
-          <w:rPr>
-            <w:color w:val="0000EE"/>
-            <w:u w:val="single"/>
-          </w:rPr>
-          <w:t>CC BY-SA 4.0 license</w:t>
-        </w:r>
-      </w:hyperlink>
-      <w:r>
-        <w:rPr>
-          <w:lang w:val="en_US" w:bidi="en_US"/>
-        </w:rPr>
-        <w:t>.</w:t>
-      </w:r>
-      <w:r>
-        <w:rPr>
-          <w:lang w:val="en_US" w:bidi="en_US"/>
-        </w:rPr>
-      </w:r>
-    </w:p>
-    <w:p>
-      <w:pPr/>
-      <w:r>
-        <w:rPr>
-          <w:lang w:val="en_US" w:bidi="en_US"/>
-        </w:rPr>
-      </w:r>
-      <w:r>
-        <w:rPr>
-          <w:lang w:val="en_US" w:bidi="en_US"/>
-        </w:rPr>
-        <w:t>This PDF version is provided under the same license.</w:t>
+        <w:t xml:space="preserve"> © 2022 unfoldingWord. Released under CC BY-SA 4.0 license. </w:t>
+      </w:r>
+      <w:r>
+        <w:rPr>
+          <w:lang w:val="en_US" w:bidi="en_US"/>
+        </w:rPr>
+        <w:t>unfoldingWord® Translation Notes</w:t>
+      </w:r>
+      <w:r>
+        <w:rPr>
+          <w:lang w:val="en_US" w:bidi="en_US"/>
+        </w:rPr>
+        <w:t xml:space="preserve"> has been adapted in the following languages: Tok Pisin, Arabic (عربي), French (Français), Hindi (हिंदी), Indonesian (Bahasa Indonesia), Portuguese (Português), Russian (Русский), Spanish (Español), Swahili (Kiswahili), and Simplified Chinese (简体中文) from </w:t>
+      </w:r>
+      <w:r>
+        <w:rPr>
+          <w:lang w:val="en_US" w:bidi="en_US"/>
+        </w:rPr>
+        <w:t>unfoldingWord® Translation Notes</w:t>
+      </w:r>
+      <w:r>
+        <w:rPr>
+          <w:lang w:val="en_US" w:bidi="en_US"/>
+        </w:rPr>
+        <w:t xml:space="preserve"> © 2022 unfoldingWord. Released under CC BY-SA 4.0 license by Mission Mutual</w:t>
       </w:r>
       <w:r>
         <w:rPr>
@@ -292,20 +227,6 @@
       </w:r>
       <w:r>
         <w:rPr>
-          <w:lang w:val="en_US" w:bidi="en_US"/>
-        </w:rPr>
-        <w:t>פְּתוּאֵֽל</w:t>
-      </w:r>
-    </w:p>
-    <w:p>
-      <w:pPr/>
-      <w:r>
-        <w:rPr>
-          <w:lang w:val="en_US" w:bidi="en_US"/>
-        </w:rPr>
-      </w:r>
-      <w:r>
-        <w:rPr>
           <w:b/>
           <w:lang w:val="en_US" w:bidi="en_US"/>
         </w:rPr>
@@ -498,20 +419,6 @@
       </w:r>
       <w:r>
         <w:rPr>
-          <w:lang w:val="en_US" w:bidi="en_US"/>
-        </w:rPr>
-        <w:t>דְּבַר־יְהוָה֙ אֲשֶׁ֣ר הָיָ֔ה</w:t>
-      </w:r>
-    </w:p>
-    <w:p>
-      <w:pPr/>
-      <w:r>
-        <w:rPr>
-          <w:lang w:val="en_US" w:bidi="en_US"/>
-        </w:rPr>
-      </w:r>
-      <w:r>
-        <w:rPr>
           <w:b/>
           <w:lang w:val="en_US" w:bidi="en_US"/>
         </w:rPr>
@@ -595,20 +502,6 @@
       </w:r>
       <w:r>
         <w:rPr>
-          <w:lang w:val="en_US" w:bidi="en_US"/>
-        </w:rPr>
-        <w:t>שִׁמְעוּ־זֹאת֙ הַ⁠זְּקֵנִ֔ים וְ⁠הַֽאֲזִ֔ינוּ כֹּ֖ל יוֹשְׁבֵ֣י הָ⁠אָ֑רֶץ</w:t>
-      </w:r>
-    </w:p>
-    <w:p>
-      <w:pPr/>
-      <w:r>
-        <w:rPr>
-          <w:lang w:val="en_US" w:bidi="en_US"/>
-        </w:rPr>
-      </w:r>
-      <w:r>
-        <w:rPr>
           <w:b/>
           <w:lang w:val="en_US" w:bidi="en_US"/>
         </w:rPr>
@@ -692,20 +585,6 @@
       </w:r>
       <w:r>
         <w:rPr>
-          <w:lang w:val="en_US" w:bidi="en_US"/>
-        </w:rPr>
-        <w:t>הֶ⁠הָ֤יְתָה זֹּאת֙ בִּֽ⁠ימֵי⁠כֶ֔ם וְ⁠אִ֖ם בִּ⁠ימֵ֥י אֲבֹֽתֵי⁠כֶֽם</w:t>
-      </w:r>
-    </w:p>
-    <w:p>
-      <w:pPr/>
-      <w:r>
-        <w:rPr>
-          <w:lang w:val="en_US" w:bidi="en_US"/>
-        </w:rPr>
-      </w:r>
-      <w:r>
-        <w:rPr>
           <w:b/>
           <w:lang w:val="en_US" w:bidi="en_US"/>
         </w:rPr>
@@ -789,20 +668,6 @@
       </w:r>
       <w:r>
         <w:rPr>
-          <w:lang w:val="en_US" w:bidi="en_US"/>
-        </w:rPr>
-        <w:t>בִּֽ⁠ימֵי⁠כֶ֔ם וְ⁠אִ֖ם בִּ⁠ימֵ֥י</w:t>
-      </w:r>
-    </w:p>
-    <w:p>
-      <w:pPr/>
-      <w:r>
-        <w:rPr>
-          <w:lang w:val="en_US" w:bidi="en_US"/>
-        </w:rPr>
-      </w:r>
-      <w:r>
-        <w:rPr>
           <w:b/>
           <w:lang w:val="en_US" w:bidi="en_US"/>
         </w:rPr>
@@ -899,20 +764,6 @@
       </w:r>
       <w:r>
         <w:rPr>
-          <w:lang w:val="en_US" w:bidi="en_US"/>
-        </w:rPr>
-        <w:t>אֲבֹֽתֵי⁠כֶֽם</w:t>
-      </w:r>
-    </w:p>
-    <w:p>
-      <w:pPr/>
-      <w:r>
-        <w:rPr>
-          <w:lang w:val="en_US" w:bidi="en_US"/>
-        </w:rPr>
-      </w:r>
-      <w:r>
-        <w:rPr>
           <w:b/>
           <w:lang w:val="en_US" w:bidi="en_US"/>
         </w:rPr>
@@ -1009,20 +860,6 @@
       </w:r>
       <w:r>
         <w:rPr>
-          <w:lang w:val="en_US" w:bidi="en_US"/>
-        </w:rPr>
-        <w:t>וּ⁠בְנֵי⁠כֶם֙ לִ⁠בְנֵי⁠הֶ֔ם וּ⁠בְנֵי⁠הֶ֖ם לְ⁠ד֥וֹר אַחֵֽר</w:t>
-      </w:r>
-    </w:p>
-    <w:p>
-      <w:pPr/>
-      <w:r>
-        <w:rPr>
-          <w:lang w:val="en_US" w:bidi="en_US"/>
-        </w:rPr>
-      </w:r>
-      <w:r>
-        <w:rPr>
           <w:b/>
           <w:lang w:val="en_US" w:bidi="en_US"/>
         </w:rPr>
@@ -1106,20 +943,6 @@
       </w:r>
       <w:r>
         <w:rPr>
-          <w:lang w:val="en_US" w:bidi="en_US"/>
-        </w:rPr>
-        <w:t>לִ⁠בְנֵי⁠כֶ֣ם &amp; וּ⁠בְנֵי⁠כֶם֙ לִ⁠בְנֵי⁠הֶ֔ם וּ⁠בְנֵי⁠הֶ֖ם</w:t>
-      </w:r>
-    </w:p>
-    <w:p>
-      <w:pPr/>
-      <w:r>
-        <w:rPr>
-          <w:lang w:val="en_US" w:bidi="en_US"/>
-        </w:rPr>
-      </w:r>
-      <w:r>
-        <w:rPr>
           <w:b/>
           <w:lang w:val="en_US" w:bidi="en_US"/>
         </w:rPr>
@@ -1216,20 +1039,6 @@
       </w:r>
       <w:r>
         <w:rPr>
-          <w:lang w:val="en_US" w:bidi="en_US"/>
-        </w:rPr>
-        <w:t>עָלֶ֖⁠יהָ לִ⁠בְנֵי⁠כֶ֣ם סַפֵּ֑רוּ וּ⁠בְנֵי⁠כֶם֙</w:t>
-      </w:r>
-    </w:p>
-    <w:p>
-      <w:pPr/>
-      <w:r>
-        <w:rPr>
-          <w:lang w:val="en_US" w:bidi="en_US"/>
-        </w:rPr>
-      </w:r>
-      <w:r>
-        <w:rPr>
           <w:b/>
           <w:lang w:val="en_US" w:bidi="en_US"/>
         </w:rPr>
@@ -1339,20 +1148,6 @@
       </w:r>
       <w:r>
         <w:rPr>
-          <w:lang w:val="en_US" w:bidi="en_US"/>
-        </w:rPr>
-        <w:t>יֶ֤תֶר הַ⁠גָּזָם֙ אָכַ֣ל הָֽ⁠אַרְבֶּ֔ה וְ⁠יֶ֥תֶר הָ⁠אַרְבֶּ֖ה אָכַ֣ל הַ⁠יָּ֑לֶק וְ⁠יֶ֣תֶר הַ⁠יֶּ֔לֶק אָכַ֖ל הֶ⁠חָסִֽיל</w:t>
-      </w:r>
-    </w:p>
-    <w:p>
-      <w:pPr/>
-      <w:r>
-        <w:rPr>
-          <w:lang w:val="en_US" w:bidi="en_US"/>
-        </w:rPr>
-      </w:r>
-      <w:r>
-        <w:rPr>
           <w:b/>
           <w:lang w:val="en_US" w:bidi="en_US"/>
         </w:rPr>
@@ -1436,20 +1231,6 @@
       </w:r>
       <w:r>
         <w:rPr>
-          <w:lang w:val="en_US" w:bidi="en_US"/>
-        </w:rPr>
-        <w:t>יֶ֤תֶר הַ⁠גָּזָם֙ אָכַ֣ל הָֽ⁠אַרְבֶּ֔ה וְ⁠יֶ֥תֶר הָ⁠אַרְבֶּ֖ה אָכַ֣ל הַ⁠יָּ֑לֶק וְ⁠יֶ֣תֶר הַ⁠יֶּ֔לֶק אָכַ֖ל הֶ⁠חָסִֽיל</w:t>
-      </w:r>
-    </w:p>
-    <w:p>
-      <w:pPr/>
-      <w:r>
-        <w:rPr>
-          <w:lang w:val="en_US" w:bidi="en_US"/>
-        </w:rPr>
-      </w:r>
-      <w:r>
-        <w:rPr>
           <w:b/>
           <w:lang w:val="en_US" w:bidi="en_US"/>
         </w:rPr>
@@ -1533,20 +1314,6 @@
       </w:r>
       <w:r>
         <w:rPr>
-          <w:lang w:val="en_US" w:bidi="en_US"/>
-        </w:rPr>
-        <w:t>יֶ֤תֶר הַ⁠גָּזָם֙ אָכַ֣ל הָֽ⁠אַרְבֶּ֔ה וְ⁠יֶ֥תֶר הָ⁠אַרְבֶּ֖ה אָכַ֣ל הַ⁠יָּ֑לֶק וְ⁠יֶ֣תֶר הַ⁠יֶּ֔לֶק אָכַ֖ל הֶ⁠חָסִֽיל</w:t>
-      </w:r>
-    </w:p>
-    <w:p>
-      <w:pPr/>
-      <w:r>
-        <w:rPr>
-          <w:lang w:val="en_US" w:bidi="en_US"/>
-        </w:rPr>
-      </w:r>
-      <w:r>
-        <w:rPr>
           <w:b/>
           <w:lang w:val="en_US" w:bidi="en_US"/>
         </w:rPr>
@@ -1682,20 +1449,6 @@
       </w:r>
       <w:r>
         <w:rPr>
-          <w:lang w:val="en_US" w:bidi="en_US"/>
-        </w:rPr>
-        <w:t>הָקִ֤יצוּ שִׁכּוֹרִים֙ וּ⁠בְכ֔וּ וְ⁠הֵילִ֖לוּ כָּל־שֹׁ֣תֵי יָ֑יִן עַל־עָסִ֕יס כִּ֥י נִכְרַ֖ת מִ⁠פִּי⁠כֶֽם</w:t>
-      </w:r>
-    </w:p>
-    <w:p>
-      <w:pPr/>
-      <w:r>
-        <w:rPr>
-          <w:lang w:val="en_US" w:bidi="en_US"/>
-        </w:rPr>
-      </w:r>
-      <w:r>
-        <w:rPr>
           <w:b/>
           <w:lang w:val="en_US" w:bidi="en_US"/>
         </w:rPr>
@@ -1779,20 +1532,6 @@
       </w:r>
       <w:r>
         <w:rPr>
-          <w:lang w:val="en_US" w:bidi="en_US"/>
-        </w:rPr>
-        <w:t>נִכְרַ֖ת מִ⁠פִּי⁠כֶֽם</w:t>
-      </w:r>
-    </w:p>
-    <w:p>
-      <w:pPr/>
-      <w:r>
-        <w:rPr>
-          <w:lang w:val="en_US" w:bidi="en_US"/>
-        </w:rPr>
-      </w:r>
-      <w:r>
-        <w:rPr>
           <w:b/>
           <w:lang w:val="en_US" w:bidi="en_US"/>
         </w:rPr>
@@ -1876,20 +1615,6 @@
       </w:r>
       <w:r>
         <w:rPr>
-          <w:lang w:val="en_US" w:bidi="en_US"/>
-        </w:rPr>
-        <w:t>מִ⁠פִּי⁠כֶֽם</w:t>
-      </w:r>
-    </w:p>
-    <w:p>
-      <w:pPr/>
-      <w:r>
-        <w:rPr>
-          <w:lang w:val="en_US" w:bidi="en_US"/>
-        </w:rPr>
-      </w:r>
-      <w:r>
-        <w:rPr>
           <w:b/>
           <w:lang w:val="en_US" w:bidi="en_US"/>
         </w:rPr>
@@ -1986,20 +1711,6 @@
       </w:r>
       <w:r>
         <w:rPr>
-          <w:lang w:val="en_US" w:bidi="en_US"/>
-        </w:rPr>
-        <w:t>נִכְרַ֖ת מִ⁠פִּי⁠כֶֽם</w:t>
-      </w:r>
-    </w:p>
-    <w:p>
-      <w:pPr/>
-      <w:r>
-        <w:rPr>
-          <w:lang w:val="en_US" w:bidi="en_US"/>
-        </w:rPr>
-      </w:r>
-      <w:r>
-        <w:rPr>
           <w:b/>
           <w:lang w:val="en_US" w:bidi="en_US"/>
         </w:rPr>
@@ -2083,20 +1794,6 @@
       </w:r>
       <w:r>
         <w:rPr>
-          <w:lang w:val="en_US" w:bidi="en_US"/>
-        </w:rPr>
-        <w:t>כִּֽי</w:t>
-      </w:r>
-    </w:p>
-    <w:p>
-      <w:pPr/>
-      <w:r>
-        <w:rPr>
-          <w:lang w:val="en_US" w:bidi="en_US"/>
-        </w:rPr>
-      </w:r>
-      <w:r>
-        <w:rPr>
           <w:b/>
           <w:lang w:val="en_US" w:bidi="en_US"/>
         </w:rPr>
@@ -2193,20 +1890,6 @@
       </w:r>
       <w:r>
         <w:rPr>
-          <w:lang w:val="en_US" w:bidi="en_US"/>
-        </w:rPr>
-        <w:t>גוֹי֙ עָלָ֣ה עַל־אַרְצִ֔⁠י</w:t>
-      </w:r>
-    </w:p>
-    <w:p>
-      <w:pPr/>
-      <w:r>
-        <w:rPr>
-          <w:lang w:val="en_US" w:bidi="en_US"/>
-        </w:rPr>
-      </w:r>
-      <w:r>
-        <w:rPr>
           <w:b/>
           <w:lang w:val="en_US" w:bidi="en_US"/>
         </w:rPr>
@@ -2290,20 +1973,6 @@
       </w:r>
       <w:r>
         <w:rPr>
-          <w:lang w:val="en_US" w:bidi="en_US"/>
-        </w:rPr>
-        <w:t>גוֹי֙</w:t>
-      </w:r>
-    </w:p>
-    <w:p>
-      <w:pPr/>
-      <w:r>
-        <w:rPr>
-          <w:lang w:val="en_US" w:bidi="en_US"/>
-        </w:rPr>
-      </w:r>
-      <w:r>
-        <w:rPr>
           <w:b/>
           <w:lang w:val="en_US" w:bidi="en_US"/>
         </w:rPr>
@@ -2400,20 +2069,6 @@
       </w:r>
       <w:r>
         <w:rPr>
-          <w:lang w:val="en_US" w:bidi="en_US"/>
-        </w:rPr>
-        <w:t>אַרְצִ֔⁠י</w:t>
-      </w:r>
-    </w:p>
-    <w:p>
-      <w:pPr/>
-      <w:r>
-        <w:rPr>
-          <w:lang w:val="en_US" w:bidi="en_US"/>
-        </w:rPr>
-      </w:r>
-      <w:r>
-        <w:rPr>
           <w:b/>
           <w:lang w:val="en_US" w:bidi="en_US"/>
         </w:rPr>
@@ -2510,20 +2165,6 @@
       </w:r>
       <w:r>
         <w:rPr>
-          <w:lang w:val="en_US" w:bidi="en_US"/>
-        </w:rPr>
-        <w:t>וְ⁠אֵ֣ין מִסְפָּ֑ר</w:t>
-      </w:r>
-    </w:p>
-    <w:p>
-      <w:pPr/>
-      <w:r>
-        <w:rPr>
-          <w:lang w:val="en_US" w:bidi="en_US"/>
-        </w:rPr>
-      </w:r>
-      <w:r>
-        <w:rPr>
           <w:b/>
           <w:lang w:val="en_US" w:bidi="en_US"/>
         </w:rPr>
@@ -2607,20 +2248,6 @@
       </w:r>
       <w:r>
         <w:rPr>
-          <w:lang w:val="en_US" w:bidi="en_US"/>
-        </w:rPr>
-        <w:t>שִׁנָּי⁠ו֙ שִׁנֵּ֣י אַרְיֵ֔ה וּֽ⁠מְתַלְּע֥וֹת לָבִ֖יא לֽ⁠וֹ</w:t>
-      </w:r>
-    </w:p>
-    <w:p>
-      <w:pPr/>
-      <w:r>
-        <w:rPr>
-          <w:lang w:val="en_US" w:bidi="en_US"/>
-        </w:rPr>
-      </w:r>
-      <w:r>
-        <w:rPr>
           <w:b/>
           <w:lang w:val="en_US" w:bidi="en_US"/>
         </w:rPr>
@@ -2704,20 +2331,6 @@
       </w:r>
       <w:r>
         <w:rPr>
-          <w:lang w:val="en_US" w:bidi="en_US"/>
-        </w:rPr>
-        <w:t>שִׁנָּי⁠ו֙ שִׁנֵּ֣י אַרְיֵ֔ה וּֽ⁠מְתַלְּע֥וֹת לָבִ֖יא לֽ⁠וֹ</w:t>
-      </w:r>
-    </w:p>
-    <w:p>
-      <w:pPr/>
-      <w:r>
-        <w:rPr>
-          <w:lang w:val="en_US" w:bidi="en_US"/>
-        </w:rPr>
-      </w:r>
-      <w:r>
-        <w:rPr>
           <w:b/>
           <w:lang w:val="en_US" w:bidi="en_US"/>
         </w:rPr>
@@ -2814,20 +2427,6 @@
       </w:r>
       <w:r>
         <w:rPr>
-          <w:lang w:val="en_US" w:bidi="en_US"/>
-        </w:rPr>
-        <w:t>וּֽ⁠מְתַלְּע֥וֹת לָבִ֖יא לֽ⁠וֹ</w:t>
-      </w:r>
-    </w:p>
-    <w:p>
-      <w:pPr/>
-      <w:r>
-        <w:rPr>
-          <w:lang w:val="en_US" w:bidi="en_US"/>
-        </w:rPr>
-      </w:r>
-      <w:r>
-        <w:rPr>
           <w:b/>
           <w:lang w:val="en_US" w:bidi="en_US"/>
         </w:rPr>
@@ -2911,20 +2510,6 @@
       </w:r>
       <w:r>
         <w:rPr>
-          <w:lang w:val="en_US" w:bidi="en_US"/>
-        </w:rPr>
-        <w:t>שָׂ֤ם גַּפְנִ⁠י֙ לְ⁠שַׁמָּ֔ה וּ⁠תְאֵנָתִ֖⁠י לִ⁠קְצָפָ֑ה</w:t>
-      </w:r>
-    </w:p>
-    <w:p>
-      <w:pPr/>
-      <w:r>
-        <w:rPr>
-          <w:lang w:val="en_US" w:bidi="en_US"/>
-        </w:rPr>
-      </w:r>
-      <w:r>
-        <w:rPr>
           <w:b/>
           <w:lang w:val="en_US" w:bidi="en_US"/>
         </w:rPr>
@@ -3021,20 +2606,6 @@
       </w:r>
       <w:r>
         <w:rPr>
-          <w:lang w:val="en_US" w:bidi="en_US"/>
-        </w:rPr>
-        <w:t>שָׂ֤ם גַּפְנִ⁠י֙ לְ⁠שַׁמָּ֔ה</w:t>
-      </w:r>
-    </w:p>
-    <w:p>
-      <w:pPr/>
-      <w:r>
-        <w:rPr>
-          <w:lang w:val="en_US" w:bidi="en_US"/>
-        </w:rPr>
-      </w:r>
-      <w:r>
-        <w:rPr>
           <w:b/>
           <w:lang w:val="en_US" w:bidi="en_US"/>
         </w:rPr>
@@ -3131,20 +2702,6 @@
       </w:r>
       <w:r>
         <w:rPr>
-          <w:lang w:val="en_US" w:bidi="en_US"/>
-        </w:rPr>
-        <w:t>חָשֹׂ֤ף חֲשָׂפָ⁠הּ֙</w:t>
-      </w:r>
-    </w:p>
-    <w:p>
-      <w:pPr/>
-      <w:r>
-        <w:rPr>
-          <w:lang w:val="en_US" w:bidi="en_US"/>
-        </w:rPr>
-      </w:r>
-      <w:r>
-        <w:rPr>
           <w:b/>
           <w:lang w:val="en_US" w:bidi="en_US"/>
         </w:rPr>
@@ -3228,20 +2785,6 @@
       </w:r>
       <w:r>
         <w:rPr>
-          <w:lang w:val="en_US" w:bidi="en_US"/>
-        </w:rPr>
-        <w:t>וְ⁠הִשְׁלִ֔יךְ</w:t>
-      </w:r>
-    </w:p>
-    <w:p>
-      <w:pPr/>
-      <w:r>
-        <w:rPr>
-          <w:lang w:val="en_US" w:bidi="en_US"/>
-        </w:rPr>
-      </w:r>
-      <w:r>
-        <w:rPr>
           <w:b/>
           <w:lang w:val="en_US" w:bidi="en_US"/>
         </w:rPr>
@@ -3338,20 +2881,6 @@
       </w:r>
       <w:r>
         <w:rPr>
-          <w:lang w:val="en_US" w:bidi="en_US"/>
-        </w:rPr>
-        <w:t>הִלְבִּ֖ינוּ שָׂרִיגֶֽי⁠הָ</w:t>
-      </w:r>
-    </w:p>
-    <w:p>
-      <w:pPr/>
-      <w:r>
-        <w:rPr>
-          <w:lang w:val="en_US" w:bidi="en_US"/>
-        </w:rPr>
-      </w:r>
-      <w:r>
-        <w:rPr>
           <w:b/>
           <w:lang w:val="en_US" w:bidi="en_US"/>
         </w:rPr>
@@ -3448,20 +2977,6 @@
       </w:r>
       <w:r>
         <w:rPr>
-          <w:lang w:val="en_US" w:bidi="en_US"/>
-        </w:rPr>
-        <w:t>אֱלִ֕י</w:t>
-      </w:r>
-    </w:p>
-    <w:p>
-      <w:pPr/>
-      <w:r>
-        <w:rPr>
-          <w:lang w:val="en_US" w:bidi="en_US"/>
-        </w:rPr>
-      </w:r>
-      <w:r>
-        <w:rPr>
           <w:b/>
           <w:lang w:val="en_US" w:bidi="en_US"/>
         </w:rPr>
@@ -3558,20 +3073,6 @@
       </w:r>
       <w:r>
         <w:rPr>
-          <w:lang w:val="en_US" w:bidi="en_US"/>
-        </w:rPr>
-        <w:t>כִּ⁠בְתוּלָ֥ה חֲגֻֽרַת־שַׂ֖ק עַל־בַּ֥עַל נְעוּרֶֽי⁠הָ</w:t>
-      </w:r>
-    </w:p>
-    <w:p>
-      <w:pPr/>
-      <w:r>
-        <w:rPr>
-          <w:lang w:val="en_US" w:bidi="en_US"/>
-        </w:rPr>
-      </w:r>
-      <w:r>
-        <w:rPr>
           <w:b/>
           <w:lang w:val="en_US" w:bidi="en_US"/>
         </w:rPr>
@@ -3655,20 +3156,6 @@
       </w:r>
       <w:r>
         <w:rPr>
-          <w:lang w:val="en_US" w:bidi="en_US"/>
-        </w:rPr>
-        <w:t>כִּ⁠בְתוּלָ֥ה חֲגֻֽרַת־שַׂ֖ק</w:t>
-      </w:r>
-    </w:p>
-    <w:p>
-      <w:pPr/>
-      <w:r>
-        <w:rPr>
-          <w:lang w:val="en_US" w:bidi="en_US"/>
-        </w:rPr>
-      </w:r>
-      <w:r>
-        <w:rPr>
           <w:b/>
           <w:lang w:val="en_US" w:bidi="en_US"/>
         </w:rPr>
@@ -3765,20 +3252,6 @@
       </w:r>
       <w:r>
         <w:rPr>
-          <w:lang w:val="en_US" w:bidi="en_US"/>
-        </w:rPr>
-        <w:t>כִּ⁠בְתוּלָ֥ה חֲגֻֽרַת־שַׂ֖ק</w:t>
-      </w:r>
-    </w:p>
-    <w:p>
-      <w:pPr/>
-      <w:r>
-        <w:rPr>
-          <w:lang w:val="en_US" w:bidi="en_US"/>
-        </w:rPr>
-      </w:r>
-      <w:r>
-        <w:rPr>
           <w:b/>
           <w:lang w:val="en_US" w:bidi="en_US"/>
         </w:rPr>
@@ -3862,20 +3335,6 @@
       </w:r>
       <w:r>
         <w:rPr>
-          <w:lang w:val="en_US" w:bidi="en_US"/>
-        </w:rPr>
-        <w:t>בַּ֥עַל נְעוּרֶֽי⁠הָ</w:t>
-      </w:r>
-    </w:p>
-    <w:p>
-      <w:pPr/>
-      <w:r>
-        <w:rPr>
-          <w:lang w:val="en_US" w:bidi="en_US"/>
-        </w:rPr>
-      </w:r>
-      <w:r>
-        <w:rPr>
           <w:b/>
           <w:lang w:val="en_US" w:bidi="en_US"/>
         </w:rPr>
@@ -4094,20 +3553,6 @@
       </w:r>
       <w:r>
         <w:rPr>
-          <w:lang w:val="en_US" w:bidi="en_US"/>
-        </w:rPr>
-        <w:t>הָכְרַ֥ת מִנְחָ֛ה וָ⁠נֶ֖סֶךְ</w:t>
-      </w:r>
-    </w:p>
-    <w:p>
-      <w:pPr/>
-      <w:r>
-        <w:rPr>
-          <w:lang w:val="en_US" w:bidi="en_US"/>
-        </w:rPr>
-      </w:r>
-      <w:r>
-        <w:rPr>
           <w:b/>
           <w:lang w:val="en_US" w:bidi="en_US"/>
         </w:rPr>
@@ -4191,20 +3636,6 @@
       </w:r>
       <w:r>
         <w:rPr>
-          <w:lang w:val="en_US" w:bidi="en_US"/>
-        </w:rPr>
-        <w:t>הָכְרַ֥ת &amp; מִ⁠בֵּ֣ית</w:t>
-      </w:r>
-    </w:p>
-    <w:p>
-      <w:pPr/>
-      <w:r>
-        <w:rPr>
-          <w:lang w:val="en_US" w:bidi="en_US"/>
-        </w:rPr>
-      </w:r>
-      <w:r>
-        <w:rPr>
           <w:b/>
           <w:lang w:val="en_US" w:bidi="en_US"/>
         </w:rPr>
@@ -4301,20 +3732,6 @@
       </w:r>
       <w:r>
         <w:rPr>
-          <w:lang w:val="en_US" w:bidi="en_US"/>
-        </w:rPr>
-        <w:t>מִ⁠בֵּ֣ית יְהוָ֑ה</w:t>
-      </w:r>
-    </w:p>
-    <w:p>
-      <w:pPr/>
-      <w:r>
-        <w:rPr>
-          <w:lang w:val="en_US" w:bidi="en_US"/>
-        </w:rPr>
-      </w:r>
-      <w:r>
-        <w:rPr>
           <w:b/>
           <w:lang w:val="en_US" w:bidi="en_US"/>
         </w:rPr>
@@ -4411,20 +3828,6 @@
       </w:r>
       <w:r>
         <w:rPr>
-          <w:lang w:val="en_US" w:bidi="en_US"/>
-        </w:rPr>
-        <w:t>שֻׁדַּ֣ד שָׂדֶ֔ה אָבְלָ֖ה אֲדָמָ֑ה כִּ֚י שֻׁדַּ֣ד דָּגָ֔ן</w:t>
-      </w:r>
-    </w:p>
-    <w:p>
-      <w:pPr/>
-      <w:r>
-        <w:rPr>
-          <w:lang w:val="en_US" w:bidi="en_US"/>
-        </w:rPr>
-      </w:r>
-      <w:r>
-        <w:rPr>
           <w:b/>
           <w:lang w:val="en_US" w:bidi="en_US"/>
         </w:rPr>
@@ -4508,20 +3911,6 @@
       </w:r>
       <w:r>
         <w:rPr>
-          <w:lang w:val="en_US" w:bidi="en_US"/>
-        </w:rPr>
-        <w:t>שֻׁדַּ֣ד שָׂדֶ֔ה &amp; שֻׁדַּ֣ד</w:t>
-      </w:r>
-    </w:p>
-    <w:p>
-      <w:pPr/>
-      <w:r>
-        <w:rPr>
-          <w:lang w:val="en_US" w:bidi="en_US"/>
-        </w:rPr>
-      </w:r>
-      <w:r>
-        <w:rPr>
           <w:b/>
           <w:lang w:val="en_US" w:bidi="en_US"/>
         </w:rPr>
@@ -4618,20 +4007,6 @@
       </w:r>
       <w:r>
         <w:rPr>
-          <w:lang w:val="en_US" w:bidi="en_US"/>
-        </w:rPr>
-        <w:t>אָבְלָ֖ה אֲדָמָ֑ה</w:t>
-      </w:r>
-    </w:p>
-    <w:p>
-      <w:pPr/>
-      <w:r>
-        <w:rPr>
-          <w:lang w:val="en_US" w:bidi="en_US"/>
-        </w:rPr>
-      </w:r>
-      <w:r>
-        <w:rPr>
           <w:b/>
           <w:lang w:val="en_US" w:bidi="en_US"/>
         </w:rPr>
@@ -4741,20 +4116,6 @@
       </w:r>
       <w:r>
         <w:rPr>
-          <w:lang w:val="en_US" w:bidi="en_US"/>
-        </w:rPr>
-        <w:t>הוֹבִ֥ישׁ תִּיר֖וֹשׁ</w:t>
-      </w:r>
-    </w:p>
-    <w:p>
-      <w:pPr/>
-      <w:r>
-        <w:rPr>
-          <w:lang w:val="en_US" w:bidi="en_US"/>
-        </w:rPr>
-      </w:r>
-      <w:r>
-        <w:rPr>
           <w:b/>
           <w:lang w:val="en_US" w:bidi="en_US"/>
         </w:rPr>
@@ -4851,20 +4212,6 @@
       </w:r>
       <w:r>
         <w:rPr>
-          <w:lang w:val="en_US" w:bidi="en_US"/>
-        </w:rPr>
-        <w:t>אֻמְלַ֥ל יִצְהָֽר</w:t>
-      </w:r>
-    </w:p>
-    <w:p>
-      <w:pPr/>
-      <w:r>
-        <w:rPr>
-          <w:lang w:val="en_US" w:bidi="en_US"/>
-        </w:rPr>
-      </w:r>
-      <w:r>
-        <w:rPr>
           <w:b/>
           <w:lang w:val="en_US" w:bidi="en_US"/>
         </w:rPr>
@@ -4948,20 +4295,6 @@
       </w:r>
       <w:r>
         <w:rPr>
-          <w:lang w:val="en_US" w:bidi="en_US"/>
-        </w:rPr>
-        <w:t>אֻמְלַ֥ל יִצְהָֽר</w:t>
-      </w:r>
-    </w:p>
-    <w:p>
-      <w:pPr/>
-      <w:r>
-        <w:rPr>
-          <w:lang w:val="en_US" w:bidi="en_US"/>
-        </w:rPr>
-      </w:r>
-      <w:r>
-        <w:rPr>
           <w:b/>
           <w:lang w:val="en_US" w:bidi="en_US"/>
         </w:rPr>
@@ -5071,20 +4404,6 @@
       </w:r>
       <w:r>
         <w:rPr>
-          <w:lang w:val="en_US" w:bidi="en_US"/>
-        </w:rPr>
-        <w:t>שָׂדֶֽה</w:t>
-      </w:r>
-    </w:p>
-    <w:p>
-      <w:pPr/>
-      <w:r>
-        <w:rPr>
-          <w:lang w:val="en_US" w:bidi="en_US"/>
-        </w:rPr>
-      </w:r>
-      <w:r>
-        <w:rPr>
           <w:b/>
           <w:lang w:val="en_US" w:bidi="en_US"/>
         </w:rPr>
@@ -5181,20 +4500,6 @@
       </w:r>
       <w:r>
         <w:rPr>
-          <w:lang w:val="en_US" w:bidi="en_US"/>
-        </w:rPr>
-        <w:t>הַ⁠גֶּ֣פֶן הוֹבִ֔ישָׁה וְ⁠הַ⁠תְּאֵנָ֖ה אֻמְלָ֑לָה רִמּ֞וֹן גַּם־תָּמָ֣ר וְ⁠תַפּ֗וּחַ</w:t>
-      </w:r>
-    </w:p>
-    <w:p>
-      <w:pPr/>
-      <w:r>
-        <w:rPr>
-          <w:lang w:val="en_US" w:bidi="en_US"/>
-        </w:rPr>
-      </w:r>
-      <w:r>
-        <w:rPr>
           <w:b/>
           <w:lang w:val="en_US" w:bidi="en_US"/>
         </w:rPr>
@@ -5343,20 +4648,6 @@
       </w:r>
       <w:r>
         <w:rPr>
-          <w:lang w:val="en_US" w:bidi="en_US"/>
-        </w:rPr>
-        <w:t>אֻמְלָ֑לָה</w:t>
-      </w:r>
-    </w:p>
-    <w:p>
-      <w:pPr/>
-      <w:r>
-        <w:rPr>
-          <w:lang w:val="en_US" w:bidi="en_US"/>
-        </w:rPr>
-      </w:r>
-      <w:r>
-        <w:rPr>
           <w:b/>
           <w:lang w:val="en_US" w:bidi="en_US"/>
         </w:rPr>
@@ -5440,20 +4731,6 @@
       </w:r>
       <w:r>
         <w:rPr>
-          <w:lang w:val="en_US" w:bidi="en_US"/>
-        </w:rPr>
-        <w:t>וְ⁠הַ⁠תְּאֵנָ֖ה אֻמְלָ֑לָה</w:t>
-      </w:r>
-    </w:p>
-    <w:p>
-      <w:pPr/>
-      <w:r>
-        <w:rPr>
-          <w:lang w:val="en_US" w:bidi="en_US"/>
-        </w:rPr>
-      </w:r>
-      <w:r>
-        <w:rPr>
           <w:b/>
           <w:lang w:val="en_US" w:bidi="en_US"/>
         </w:rPr>
@@ -5563,20 +4840,6 @@
       </w:r>
       <w:r>
         <w:rPr>
-          <w:lang w:val="en_US" w:bidi="en_US"/>
-        </w:rPr>
-        <w:t>כָּל־עֲצֵ֤י הַ⁠שָּׂדֶה֙ יָבֵ֔שׁוּ</w:t>
-      </w:r>
-    </w:p>
-    <w:p>
-      <w:pPr/>
-      <w:r>
-        <w:rPr>
-          <w:lang w:val="en_US" w:bidi="en_US"/>
-        </w:rPr>
-      </w:r>
-      <w:r>
-        <w:rPr>
           <w:b/>
           <w:lang w:val="en_US" w:bidi="en_US"/>
         </w:rPr>
@@ -5660,20 +4923,6 @@
       </w:r>
       <w:r>
         <w:rPr>
-          <w:lang w:val="en_US" w:bidi="en_US"/>
-        </w:rPr>
-        <w:t>הֹבִ֥ישׁ שָׂשׂ֖וֹן מִן־בְּנֵ֥י אָדָֽם</w:t>
-      </w:r>
-    </w:p>
-    <w:p>
-      <w:pPr/>
-      <w:r>
-        <w:rPr>
-          <w:lang w:val="en_US" w:bidi="en_US"/>
-        </w:rPr>
-      </w:r>
-      <w:r>
-        <w:rPr>
           <w:b/>
           <w:lang w:val="en_US" w:bidi="en_US"/>
         </w:rPr>
@@ -5783,20 +5032,6 @@
       </w:r>
       <w:r>
         <w:rPr>
-          <w:lang w:val="en_US" w:bidi="en_US"/>
-        </w:rPr>
-        <w:t>בְּנֵ֥י אָדָֽם</w:t>
-      </w:r>
-    </w:p>
-    <w:p>
-      <w:pPr/>
-      <w:r>
-        <w:rPr>
-          <w:lang w:val="en_US" w:bidi="en_US"/>
-        </w:rPr>
-      </w:r>
-      <w:r>
-        <w:rPr>
           <w:b/>
           <w:lang w:val="en_US" w:bidi="en_US"/>
         </w:rPr>
@@ -5906,20 +5141,6 @@
       </w:r>
       <w:r>
         <w:rPr>
-          <w:lang w:val="en_US" w:bidi="en_US"/>
-        </w:rPr>
-        <w:t>חִגְר֨וּ</w:t>
-      </w:r>
-    </w:p>
-    <w:p>
-      <w:pPr/>
-      <w:r>
-        <w:rPr>
-          <w:lang w:val="en_US" w:bidi="en_US"/>
-        </w:rPr>
-      </w:r>
-      <w:r>
-        <w:rPr>
           <w:b/>
           <w:lang w:val="en_US" w:bidi="en_US"/>
         </w:rPr>
@@ -6016,20 +5237,6 @@
       </w:r>
       <w:r>
         <w:rPr>
-          <w:lang w:val="en_US" w:bidi="en_US"/>
-        </w:rPr>
-        <w:t>לִ֣ינוּ בַ⁠שַּׂקִּ֔ים</w:t>
-      </w:r>
-    </w:p>
-    <w:p>
-      <w:pPr/>
-      <w:r>
-        <w:rPr>
-          <w:lang w:val="en_US" w:bidi="en_US"/>
-        </w:rPr>
-      </w:r>
-      <w:r>
-        <w:rPr>
           <w:b/>
           <w:lang w:val="en_US" w:bidi="en_US"/>
         </w:rPr>
@@ -6126,20 +5333,6 @@
       </w:r>
       <w:r>
         <w:rPr>
-          <w:lang w:val="en_US" w:bidi="en_US"/>
-        </w:rPr>
-        <w:t>נִמְנַ֛ע &amp; מִנְחָ֥ה וָ⁠נָֽסֶךְ</w:t>
-      </w:r>
-    </w:p>
-    <w:p>
-      <w:pPr/>
-      <w:r>
-        <w:rPr>
-          <w:lang w:val="en_US" w:bidi="en_US"/>
-        </w:rPr>
-      </w:r>
-      <w:r>
-        <w:rPr>
           <w:b/>
           <w:lang w:val="en_US" w:bidi="en_US"/>
         </w:rPr>
@@ -6223,20 +5416,6 @@
       </w:r>
       <w:r>
         <w:rPr>
-          <w:lang w:val="en_US" w:bidi="en_US"/>
-        </w:rPr>
-        <w:t>אֱלֹהָ֑⁠י</w:t>
-      </w:r>
-    </w:p>
-    <w:p>
-      <w:pPr/>
-      <w:r>
-        <w:rPr>
-          <w:lang w:val="en_US" w:bidi="en_US"/>
-        </w:rPr>
-      </w:r>
-      <w:r>
-        <w:rPr>
           <w:b/>
           <w:lang w:val="en_US" w:bidi="en_US"/>
         </w:rPr>
@@ -6333,20 +5512,6 @@
       </w:r>
       <w:r>
         <w:rPr>
-          <w:lang w:val="en_US" w:bidi="en_US"/>
-        </w:rPr>
-        <w:t>אֱלֹהֵי⁠כֶ֖ם</w:t>
-      </w:r>
-    </w:p>
-    <w:p>
-      <w:pPr/>
-      <w:r>
-        <w:rPr>
-          <w:lang w:val="en_US" w:bidi="en_US"/>
-        </w:rPr>
-      </w:r>
-      <w:r>
-        <w:rPr>
           <w:b/>
           <w:lang w:val="en_US" w:bidi="en_US"/>
         </w:rPr>
@@ -6443,20 +5608,6 @@
       </w:r>
       <w:r>
         <w:rPr>
-          <w:lang w:val="en_US" w:bidi="en_US"/>
-        </w:rPr>
-        <w:t>קַדְּשׁוּ־צוֹם֙</w:t>
-      </w:r>
-    </w:p>
-    <w:p>
-      <w:pPr/>
-      <w:r>
-        <w:rPr>
-          <w:lang w:val="en_US" w:bidi="en_US"/>
-        </w:rPr>
-      </w:r>
-      <w:r>
-        <w:rPr>
           <w:b/>
           <w:lang w:val="en_US" w:bidi="en_US"/>
         </w:rPr>
@@ -6553,20 +5704,6 @@
       </w:r>
       <w:r>
         <w:rPr>
-          <w:lang w:val="en_US" w:bidi="en_US"/>
-        </w:rPr>
-        <w:t>אֱלֹהֵי⁠כֶ֑ם</w:t>
-      </w:r>
-    </w:p>
-    <w:p>
-      <w:pPr/>
-      <w:r>
-        <w:rPr>
-          <w:lang w:val="en_US" w:bidi="en_US"/>
-        </w:rPr>
-      </w:r>
-      <w:r>
-        <w:rPr>
           <w:b/>
           <w:lang w:val="en_US" w:bidi="en_US"/>
         </w:rPr>
@@ -6663,20 +5800,6 @@
       </w:r>
       <w:r>
         <w:rPr>
-          <w:lang w:val="en_US" w:bidi="en_US"/>
-        </w:rPr>
-        <w:t>אֲהָ֖הּ לַ⁠יּ֑וֹם</w:t>
-      </w:r>
-    </w:p>
-    <w:p>
-      <w:pPr/>
-      <w:r>
-        <w:rPr>
-          <w:lang w:val="en_US" w:bidi="en_US"/>
-        </w:rPr>
-      </w:r>
-      <w:r>
-        <w:rPr>
           <w:b/>
           <w:lang w:val="en_US" w:bidi="en_US"/>
         </w:rPr>
@@ -6760,20 +5883,6 @@
       </w:r>
       <w:r>
         <w:rPr>
-          <w:lang w:val="en_US" w:bidi="en_US"/>
-        </w:rPr>
-        <w:t>אֲהָ֖הּ לַ⁠יּ֑וֹם</w:t>
-      </w:r>
-    </w:p>
-    <w:p>
-      <w:pPr/>
-      <w:r>
-        <w:rPr>
-          <w:lang w:val="en_US" w:bidi="en_US"/>
-        </w:rPr>
-      </w:r>
-      <w:r>
-        <w:rPr>
           <w:b/>
           <w:lang w:val="en_US" w:bidi="en_US"/>
         </w:rPr>
@@ -6870,20 +5979,6 @@
       </w:r>
       <w:r>
         <w:rPr>
-          <w:lang w:val="en_US" w:bidi="en_US"/>
-        </w:rPr>
-        <w:t>י֣וֹם יְהוָ֔ה</w:t>
-      </w:r>
-    </w:p>
-    <w:p>
-      <w:pPr/>
-      <w:r>
-        <w:rPr>
-          <w:lang w:val="en_US" w:bidi="en_US"/>
-        </w:rPr>
-      </w:r>
-      <w:r>
-        <w:rPr>
           <w:b/>
           <w:lang w:val="en_US" w:bidi="en_US"/>
         </w:rPr>
@@ -6980,20 +6075,6 @@
       </w:r>
       <w:r>
         <w:rPr>
-          <w:lang w:val="en_US" w:bidi="en_US"/>
-        </w:rPr>
-        <w:t>וּ⁠כְ⁠שֹׁ֖ד מִ⁠שַׁדַּ֥י יָבֽוֹא</w:t>
-      </w:r>
-    </w:p>
-    <w:p>
-      <w:pPr/>
-      <w:r>
-        <w:rPr>
-          <w:lang w:val="en_US" w:bidi="en_US"/>
-        </w:rPr>
-      </w:r>
-      <w:r>
-        <w:rPr>
           <w:b/>
           <w:lang w:val="en_US" w:bidi="en_US"/>
         </w:rPr>
@@ -7090,20 +6171,6 @@
       </w:r>
       <w:r>
         <w:rPr>
-          <w:lang w:val="en_US" w:bidi="en_US"/>
-        </w:rPr>
-        <w:t>מִ⁠שַׁדַּ֥י</w:t>
-      </w:r>
-    </w:p>
-    <w:p>
-      <w:pPr/>
-      <w:r>
-        <w:rPr>
-          <w:lang w:val="en_US" w:bidi="en_US"/>
-        </w:rPr>
-      </w:r>
-      <w:r>
-        <w:rPr>
           <w:b/>
           <w:lang w:val="en_US" w:bidi="en_US"/>
         </w:rPr>
@@ -7200,20 +6267,6 @@
       </w:r>
       <w:r>
         <w:rPr>
-          <w:lang w:val="en_US" w:bidi="en_US"/>
-        </w:rPr>
-        <w:t>הֲ⁠ל֛וֹא נֶ֥גֶד עֵינֵ֖י⁠נוּ אֹ֣כֶל נִכְרָ֑ת מִ⁠בֵּ֥ית אֱלֹהֵ֖י⁠נוּ שִׂמְחָ֥ה וָ⁠גִֽיל</w:t>
-      </w:r>
-    </w:p>
-    <w:p>
-      <w:pPr/>
-      <w:r>
-        <w:rPr>
-          <w:lang w:val="en_US" w:bidi="en_US"/>
-        </w:rPr>
-      </w:r>
-      <w:r>
-        <w:rPr>
           <w:b/>
           <w:lang w:val="en_US" w:bidi="en_US"/>
         </w:rPr>
@@ -7297,20 +6350,6 @@
       </w:r>
       <w:r>
         <w:rPr>
-          <w:lang w:val="en_US" w:bidi="en_US"/>
-        </w:rPr>
-        <w:t>הֲ⁠ל֛וֹא נֶ֥גֶד עֵינֵ֖י⁠נוּ אֹ֣כֶל נִכְרָ֑ת</w:t>
-      </w:r>
-    </w:p>
-    <w:p>
-      <w:pPr/>
-      <w:r>
-        <w:rPr>
-          <w:lang w:val="en_US" w:bidi="en_US"/>
-        </w:rPr>
-      </w:r>
-      <w:r>
-        <w:rPr>
           <w:b/>
           <w:lang w:val="en_US" w:bidi="en_US"/>
         </w:rPr>
@@ -7394,20 +6433,6 @@
       </w:r>
       <w:r>
         <w:rPr>
-          <w:lang w:val="en_US" w:bidi="en_US"/>
-        </w:rPr>
-        <w:t>נֶ֥גֶד עֵינֵ֖י⁠נוּ</w:t>
-      </w:r>
-    </w:p>
-    <w:p>
-      <w:pPr/>
-      <w:r>
-        <w:rPr>
-          <w:lang w:val="en_US" w:bidi="en_US"/>
-        </w:rPr>
-      </w:r>
-      <w:r>
-        <w:rPr>
           <w:b/>
           <w:lang w:val="en_US" w:bidi="en_US"/>
         </w:rPr>
@@ -7504,20 +6529,6 @@
       </w:r>
       <w:r>
         <w:rPr>
-          <w:lang w:val="en_US" w:bidi="en_US"/>
-        </w:rPr>
-        <w:t>מִ⁠בֵּ֥ית אֱלֹהֵ֖י⁠נוּ שִׂמְחָ֥ה וָ⁠גִֽיל</w:t>
-      </w:r>
-    </w:p>
-    <w:p>
-      <w:pPr/>
-      <w:r>
-        <w:rPr>
-          <w:lang w:val="en_US" w:bidi="en_US"/>
-        </w:rPr>
-      </w:r>
-      <w:r>
-        <w:rPr>
           <w:b/>
           <w:lang w:val="en_US" w:bidi="en_US"/>
         </w:rPr>
@@ -7601,20 +6612,6 @@
       </w:r>
       <w:r>
         <w:rPr>
-          <w:lang w:val="en_US" w:bidi="en_US"/>
-        </w:rPr>
-        <w:t>שִׂמְחָ֥ה וָ⁠גִֽיל</w:t>
-      </w:r>
-    </w:p>
-    <w:p>
-      <w:pPr/>
-      <w:r>
-        <w:rPr>
-          <w:lang w:val="en_US" w:bidi="en_US"/>
-        </w:rPr>
-      </w:r>
-      <w:r>
-        <w:rPr>
           <w:b/>
           <w:lang w:val="en_US" w:bidi="en_US"/>
         </w:rPr>
@@ -7724,20 +6721,6 @@
       </w:r>
       <w:r>
         <w:rPr>
-          <w:lang w:val="en_US" w:bidi="en_US"/>
-        </w:rPr>
-        <w:t>נֶהֶרְס֖וּ מַמְּגֻר֑וֹת</w:t>
-      </w:r>
-    </w:p>
-    <w:p>
-      <w:pPr/>
-      <w:r>
-        <w:rPr>
-          <w:lang w:val="en_US" w:bidi="en_US"/>
-        </w:rPr>
-      </w:r>
-      <w:r>
-        <w:rPr>
           <w:b/>
           <w:lang w:val="en_US" w:bidi="en_US"/>
         </w:rPr>
@@ -7821,20 +6804,6 @@
       </w:r>
       <w:r>
         <w:rPr>
-          <w:lang w:val="en_US" w:bidi="en_US"/>
-        </w:rPr>
-        <w:t>הֹבִ֖ישׁ דָּגָֽן</w:t>
-      </w:r>
-    </w:p>
-    <w:p>
-      <w:pPr/>
-      <w:r>
-        <w:rPr>
-          <w:lang w:val="en_US" w:bidi="en_US"/>
-        </w:rPr>
-      </w:r>
-      <w:r>
-        <w:rPr>
           <w:b/>
           <w:lang w:val="en_US" w:bidi="en_US"/>
         </w:rPr>
@@ -7944,20 +6913,6 @@
       </w:r>
       <w:r>
         <w:rPr>
-          <w:lang w:val="en_US" w:bidi="en_US"/>
-        </w:rPr>
-        <w:t>מַה־נֶּאֶנְחָ֣ה בְהֵמָ֗ה</w:t>
-      </w:r>
-    </w:p>
-    <w:p>
-      <w:pPr/>
-      <w:r>
-        <w:rPr>
-          <w:lang w:val="en_US" w:bidi="en_US"/>
-        </w:rPr>
-      </w:r>
-      <w:r>
-        <w:rPr>
           <w:b/>
           <w:lang w:val="en_US" w:bidi="en_US"/>
         </w:rPr>
@@ -8041,20 +6996,6 @@
       </w:r>
       <w:r>
         <w:rPr>
-          <w:lang w:val="en_US" w:bidi="en_US"/>
-        </w:rPr>
-        <w:t>מַה־נֶּאֶנְחָ֣ה בְהֵמָ֗ה</w:t>
-      </w:r>
-    </w:p>
-    <w:p>
-      <w:pPr/>
-      <w:r>
-        <w:rPr>
-          <w:lang w:val="en_US" w:bidi="en_US"/>
-        </w:rPr>
-      </w:r>
-      <w:r>
-        <w:rPr>
           <w:b/>
           <w:lang w:val="en_US" w:bidi="en_US"/>
         </w:rPr>
@@ -8151,20 +7092,6 @@
       </w:r>
       <w:r>
         <w:rPr>
-          <w:lang w:val="en_US" w:bidi="en_US"/>
-        </w:rPr>
-        <w:t>נָבֹ֨כוּ֙ עֶדְרֵ֣י בָקָ֔ר</w:t>
-      </w:r>
-    </w:p>
-    <w:p>
-      <w:pPr/>
-      <w:r>
-        <w:rPr>
-          <w:lang w:val="en_US" w:bidi="en_US"/>
-        </w:rPr>
-      </w:r>
-      <w:r>
-        <w:rPr>
           <w:b/>
           <w:lang w:val="en_US" w:bidi="en_US"/>
         </w:rPr>
@@ -8248,20 +7175,6 @@
       </w:r>
       <w:r>
         <w:rPr>
-          <w:lang w:val="en_US" w:bidi="en_US"/>
-        </w:rPr>
-        <w:t>עֶדְרֵ֥י הַ⁠צֹּ֖אן נֶאְשָֽׁמוּ</w:t>
-      </w:r>
-    </w:p>
-    <w:p>
-      <w:pPr/>
-      <w:r>
-        <w:rPr>
-          <w:lang w:val="en_US" w:bidi="en_US"/>
-        </w:rPr>
-      </w:r>
-      <w:r>
-        <w:rPr>
           <w:b/>
           <w:lang w:val="en_US" w:bidi="en_US"/>
         </w:rPr>
@@ -8345,20 +7258,6 @@
       </w:r>
       <w:r>
         <w:rPr>
-          <w:lang w:val="en_US" w:bidi="en_US"/>
-        </w:rPr>
-        <w:t>עֶדְרֵ֥י הַ⁠צֹּ֖אן נֶאְשָֽׁמוּ</w:t>
-      </w:r>
-    </w:p>
-    <w:p>
-      <w:pPr/>
-      <w:r>
-        <w:rPr>
-          <w:lang w:val="en_US" w:bidi="en_US"/>
-        </w:rPr>
-      </w:r>
-      <w:r>
-        <w:rPr>
           <w:b/>
           <w:lang w:val="en_US" w:bidi="en_US"/>
         </w:rPr>
@@ -8442,20 +7341,6 @@
       </w:r>
       <w:r>
         <w:rPr>
-          <w:lang w:val="en_US" w:bidi="en_US"/>
-        </w:rPr>
-        <w:t>אֵלֶ֥י⁠ךָ יְהוָ֖ה אֶקְרָ֑א</w:t>
-      </w:r>
-    </w:p>
-    <w:p>
-      <w:pPr/>
-      <w:r>
-        <w:rPr>
-          <w:lang w:val="en_US" w:bidi="en_US"/>
-        </w:rPr>
-      </w:r>
-      <w:r>
-        <w:rPr>
           <w:b/>
           <w:lang w:val="en_US" w:bidi="en_US"/>
         </w:rPr>
@@ -8539,20 +7424,6 @@
       </w:r>
       <w:r>
         <w:rPr>
-          <w:lang w:val="en_US" w:bidi="en_US"/>
-        </w:rPr>
-        <w:t>כִּ֣י אֵ֗שׁ אָֽכְלָה֙ נְא֣וֹת מִדְבָּ֔ר</w:t>
-      </w:r>
-    </w:p>
-    <w:p>
-      <w:pPr/>
-      <w:r>
-        <w:rPr>
-          <w:lang w:val="en_US" w:bidi="en_US"/>
-        </w:rPr>
-      </w:r>
-      <w:r>
-        <w:rPr>
           <w:b/>
           <w:lang w:val="en_US" w:bidi="en_US"/>
         </w:rPr>
@@ -8649,20 +7520,6 @@
       </w:r>
       <w:r>
         <w:rPr>
-          <w:lang w:val="en_US" w:bidi="en_US"/>
-        </w:rPr>
-        <w:t>וְ⁠לֶ֣הָבָ֔ה לִהֲטָ֖ה כָּל־עֲצֵ֥י הַ⁠שָּׂדֶֽה</w:t>
-      </w:r>
-    </w:p>
-    <w:p>
-      <w:pPr/>
-      <w:r>
-        <w:rPr>
-          <w:lang w:val="en_US" w:bidi="en_US"/>
-        </w:rPr>
-      </w:r>
-      <w:r>
-        <w:rPr>
           <w:b/>
           <w:lang w:val="en_US" w:bidi="en_US"/>
         </w:rPr>
@@ -8772,20 +7629,6 @@
       </w:r>
       <w:r>
         <w:rPr>
-          <w:lang w:val="en_US" w:bidi="en_US"/>
-        </w:rPr>
-        <w:t>וְ⁠לֶ֣הָבָ֔ה לִהֲטָ֖ה כָּל־עֲצֵ֥י הַ⁠שָּׂדֶֽה</w:t>
-      </w:r>
-    </w:p>
-    <w:p>
-      <w:pPr/>
-      <w:r>
-        <w:rPr>
-          <w:lang w:val="en_US" w:bidi="en_US"/>
-        </w:rPr>
-      </w:r>
-      <w:r>
-        <w:rPr>
           <w:b/>
           <w:lang w:val="en_US" w:bidi="en_US"/>
         </w:rPr>
@@ -8882,20 +7725,6 @@
       </w:r>
       <w:r>
         <w:rPr>
-          <w:lang w:val="en_US" w:bidi="en_US"/>
-        </w:rPr>
-        <w:t>אֵלֶ֑י⁠ךָ</w:t>
-      </w:r>
-    </w:p>
-    <w:p>
-      <w:pPr/>
-      <w:r>
-        <w:rPr>
-          <w:lang w:val="en_US" w:bidi="en_US"/>
-        </w:rPr>
-      </w:r>
-      <w:r>
-        <w:rPr>
           <w:b/>
           <w:lang w:val="en_US" w:bidi="en_US"/>
         </w:rPr>
@@ -9011,7 +7840,7 @@
         </w:rPr>
         <w:t xml:space="preserve">See how you translated this similar expression in </w:t>
       </w:r>
-      <w:hyperlink r:id="rId15">
+      <w:hyperlink r:id="rId13">
         <w:r>
           <w:rPr>
             <w:lang w:val="en_US" w:bidi="en_US"/>
@@ -9093,20 +7922,6 @@
       </w:r>
       <w:r>
         <w:rPr>
-          <w:lang w:val="en_US" w:bidi="en_US"/>
-        </w:rPr>
-        <w:t>תִּקְע֨וּ שׁוֹפָ֜ר בְּ⁠צִיּ֗וֹן וְ⁠הָרִ֨יעוּ֙ בְּ⁠הַ֣ר קָדְשִׁ֔⁠י</w:t>
-      </w:r>
-    </w:p>
-    <w:p>
-      <w:pPr/>
-      <w:r>
-        <w:rPr>
-          <w:lang w:val="en_US" w:bidi="en_US"/>
-        </w:rPr>
-      </w:r>
-      <w:r>
-        <w:rPr>
           <w:b/>
           <w:lang w:val="en_US" w:bidi="en_US"/>
         </w:rPr>
@@ -9190,20 +8005,6 @@
       </w:r>
       <w:r>
         <w:rPr>
-          <w:lang w:val="en_US" w:bidi="en_US"/>
-        </w:rPr>
-        <w:t>שׁוֹפָ֜ר</w:t>
-      </w:r>
-    </w:p>
-    <w:p>
-      <w:pPr/>
-      <w:r>
-        <w:rPr>
-          <w:lang w:val="en_US" w:bidi="en_US"/>
-        </w:rPr>
-      </w:r>
-      <w:r>
-        <w:rPr>
           <w:b/>
           <w:lang w:val="en_US" w:bidi="en_US"/>
         </w:rPr>
@@ -9300,20 +8101,6 @@
       </w:r>
       <w:r>
         <w:rPr>
-          <w:lang w:val="en_US" w:bidi="en_US"/>
-        </w:rPr>
-        <w:t>שׁוֹפָ֜ר</w:t>
-      </w:r>
-    </w:p>
-    <w:p>
-      <w:pPr/>
-      <w:r>
-        <w:rPr>
-          <w:lang w:val="en_US" w:bidi="en_US"/>
-        </w:rPr>
-      </w:r>
-      <w:r>
-        <w:rPr>
           <w:b/>
           <w:lang w:val="en_US" w:bidi="en_US"/>
         </w:rPr>
@@ -9410,20 +8197,6 @@
       </w:r>
       <w:r>
         <w:rPr>
-          <w:lang w:val="en_US" w:bidi="en_US"/>
-        </w:rPr>
-        <w:t>בְּ⁠הַ֣ר קָדְשִׁ֔⁠י</w:t>
-      </w:r>
-    </w:p>
-    <w:p>
-      <w:pPr/>
-      <w:r>
-        <w:rPr>
-          <w:lang w:val="en_US" w:bidi="en_US"/>
-        </w:rPr>
-      </w:r>
-      <w:r>
-        <w:rPr>
           <w:b/>
           <w:lang w:val="en_US" w:bidi="en_US"/>
         </w:rPr>
@@ -9520,20 +8293,6 @@
       </w:r>
       <w:r>
         <w:rPr>
-          <w:lang w:val="en_US" w:bidi="en_US"/>
-        </w:rPr>
-        <w:t>יִרְגְּז֕וּ</w:t>
-      </w:r>
-    </w:p>
-    <w:p>
-      <w:pPr/>
-      <w:r>
-        <w:rPr>
-          <w:lang w:val="en_US" w:bidi="en_US"/>
-        </w:rPr>
-      </w:r>
-      <w:r>
-        <w:rPr>
           <w:b/>
           <w:lang w:val="en_US" w:bidi="en_US"/>
         </w:rPr>
@@ -9649,7 +8408,7 @@
         </w:rPr>
         <w:t xml:space="preserve">See how you translated the same expression in </w:t>
       </w:r>
-      <w:hyperlink r:id="rId16">
+      <w:hyperlink r:id="rId14">
         <w:r>
           <w:rPr>
             <w:lang w:val="en_US" w:bidi="en_US"/>
@@ -9731,20 +8490,6 @@
       </w:r>
       <w:r>
         <w:rPr>
-          <w:lang w:val="en_US" w:bidi="en_US"/>
-        </w:rPr>
-        <w:t>י֧וֹם חֹ֣שֶׁךְ וַ⁠אֲפֵלָ֗ה י֤וֹם עָנָן֙ וַ⁠עֲרָפֶ֔ל</w:t>
-      </w:r>
-    </w:p>
-    <w:p>
-      <w:pPr/>
-      <w:r>
-        <w:rPr>
-          <w:lang w:val="en_US" w:bidi="en_US"/>
-        </w:rPr>
-      </w:r>
-      <w:r>
-        <w:rPr>
           <w:b/>
           <w:lang w:val="en_US" w:bidi="en_US"/>
         </w:rPr>
@@ -9841,20 +8586,6 @@
       </w:r>
       <w:r>
         <w:rPr>
-          <w:lang w:val="en_US" w:bidi="en_US"/>
-        </w:rPr>
-        <w:t>חֹ֣שֶׁךְ וַ⁠אֲפֵלָ֗ה</w:t>
-      </w:r>
-    </w:p>
-    <w:p>
-      <w:pPr/>
-      <w:r>
-        <w:rPr>
-          <w:lang w:val="en_US" w:bidi="en_US"/>
-        </w:rPr>
-      </w:r>
-      <w:r>
-        <w:rPr>
           <w:b/>
           <w:lang w:val="en_US" w:bidi="en_US"/>
         </w:rPr>
@@ -9964,20 +8695,6 @@
       </w:r>
       <w:r>
         <w:rPr>
-          <w:lang w:val="en_US" w:bidi="en_US"/>
-        </w:rPr>
-        <w:t>עָנָן֙ וַ⁠עֲרָפֶ֔ל</w:t>
-      </w:r>
-    </w:p>
-    <w:p>
-      <w:pPr/>
-      <w:r>
-        <w:rPr>
-          <w:lang w:val="en_US" w:bidi="en_US"/>
-        </w:rPr>
-      </w:r>
-      <w:r>
-        <w:rPr>
           <w:b/>
           <w:lang w:val="en_US" w:bidi="en_US"/>
         </w:rPr>
@@ -10087,20 +8804,6 @@
       </w:r>
       <w:r>
         <w:rPr>
-          <w:lang w:val="en_US" w:bidi="en_US"/>
-        </w:rPr>
-        <w:t>כְּ⁠שַׁ֖חַר פָּרֻ֣שׂ עַל־הֶֽ⁠הָרִ֑ים</w:t>
-      </w:r>
-    </w:p>
-    <w:p>
-      <w:pPr/>
-      <w:r>
-        <w:rPr>
-          <w:lang w:val="en_US" w:bidi="en_US"/>
-        </w:rPr>
-      </w:r>
-      <w:r>
-        <w:rPr>
           <w:b/>
           <w:lang w:val="en_US" w:bidi="en_US"/>
         </w:rPr>
@@ -10184,20 +8887,6 @@
       </w:r>
       <w:r>
         <w:rPr>
-          <w:lang w:val="en_US" w:bidi="en_US"/>
-        </w:rPr>
-        <w:t>כְּ⁠שַׁ֖חַר פָּרֻ֣שׂ עַל־הֶֽ⁠הָרִ֑ים</w:t>
-      </w:r>
-    </w:p>
-    <w:p>
-      <w:pPr/>
-      <w:r>
-        <w:rPr>
-          <w:lang w:val="en_US" w:bidi="en_US"/>
-        </w:rPr>
-      </w:r>
-      <w:r>
-        <w:rPr>
           <w:b/>
           <w:lang w:val="en_US" w:bidi="en_US"/>
         </w:rPr>
@@ -10281,20 +8970,6 @@
       </w:r>
       <w:r>
         <w:rPr>
-          <w:lang w:val="en_US" w:bidi="en_US"/>
-        </w:rPr>
-        <w:t>כְּ⁠שַׁ֖חַר</w:t>
-      </w:r>
-    </w:p>
-    <w:p>
-      <w:pPr/>
-      <w:r>
-        <w:rPr>
-          <w:lang w:val="en_US" w:bidi="en_US"/>
-        </w:rPr>
-      </w:r>
-      <w:r>
-        <w:rPr>
           <w:b/>
           <w:lang w:val="en_US" w:bidi="en_US"/>
         </w:rPr>
@@ -10391,20 +9066,6 @@
       </w:r>
       <w:r>
         <w:rPr>
-          <w:lang w:val="en_US" w:bidi="en_US"/>
-        </w:rPr>
-        <w:t>עַ֚ם רַ֣ב וְ⁠עָצ֔וּם</w:t>
-      </w:r>
-    </w:p>
-    <w:p>
-      <w:pPr/>
-      <w:r>
-        <w:rPr>
-          <w:lang w:val="en_US" w:bidi="en_US"/>
-        </w:rPr>
-      </w:r>
-      <w:r>
-        <w:rPr>
           <w:b/>
           <w:lang w:val="en_US" w:bidi="en_US"/>
         </w:rPr>
@@ -10488,20 +9149,6 @@
       </w:r>
       <w:r>
         <w:rPr>
-          <w:lang w:val="en_US" w:bidi="en_US"/>
-        </w:rPr>
-        <w:t>עַ֚ם רַ֣ב וְ⁠עָצ֔וּם</w:t>
-      </w:r>
-    </w:p>
-    <w:p>
-      <w:pPr/>
-      <w:r>
-        <w:rPr>
-          <w:lang w:val="en_US" w:bidi="en_US"/>
-        </w:rPr>
-      </w:r>
-      <w:r>
-        <w:rPr>
           <w:b/>
           <w:lang w:val="en_US" w:bidi="en_US"/>
         </w:rPr>
@@ -10611,20 +9258,6 @@
       </w:r>
       <w:r>
         <w:rPr>
-          <w:lang w:val="en_US" w:bidi="en_US"/>
-        </w:rPr>
-        <w:t>כָּמֹ֗⁠הוּ לֹ֤א נִֽהְיָה֙ מִן־הָ֣⁠עוֹלָ֔ם וְ⁠אַֽחֲרָי⁠ו֙ לֹ֣א יוֹסֵ֔ף עַד־שְׁנֵ֖י דּ֥וֹר וָ⁠דֽוֹר</w:t>
-      </w:r>
-    </w:p>
-    <w:p>
-      <w:pPr/>
-      <w:r>
-        <w:rPr>
-          <w:lang w:val="en_US" w:bidi="en_US"/>
-        </w:rPr>
-      </w:r>
-      <w:r>
-        <w:rPr>
           <w:b/>
           <w:lang w:val="en_US" w:bidi="en_US"/>
         </w:rPr>
@@ -10708,20 +9341,6 @@
       </w:r>
       <w:r>
         <w:rPr>
-          <w:lang w:val="en_US" w:bidi="en_US"/>
-        </w:rPr>
-        <w:t>עַד־שְׁנֵ֖י דּ֥וֹר וָ⁠דֽוֹר</w:t>
-      </w:r>
-    </w:p>
-    <w:p>
-      <w:pPr/>
-      <w:r>
-        <w:rPr>
-          <w:lang w:val="en_US" w:bidi="en_US"/>
-        </w:rPr>
-      </w:r>
-      <w:r>
-        <w:rPr>
           <w:b/>
           <w:lang w:val="en_US" w:bidi="en_US"/>
         </w:rPr>
@@ -10805,20 +9424,6 @@
       </w:r>
       <w:r>
         <w:rPr>
-          <w:lang w:val="en_US" w:bidi="en_US"/>
-        </w:rPr>
-        <w:t>לְ⁠פָנָי⁠ו֙ אָ֣כְלָה אֵ֔שׁ וְ⁠אַחֲרָ֖י⁠ו תְּלַהֵ֣ט לֶֽהָבָ֑ה כְּ⁠גַן־עֵ֨דֶן הָ⁠אָ֜רֶץ לְ⁠פָנָ֗י⁠ו וְ⁠אַֽחֲרָי⁠ו֙ מִדְבַּ֣ר שְׁמָמָ֔ה וְ⁠גַם־פְּלֵיטָ֖ה לֹא־הָ֥יְתָה לּֽ⁠וֹ</w:t>
-      </w:r>
-    </w:p>
-    <w:p>
-      <w:pPr/>
-      <w:r>
-        <w:rPr>
-          <w:lang w:val="en_US" w:bidi="en_US"/>
-        </w:rPr>
-      </w:r>
-      <w:r>
-        <w:rPr>
           <w:b/>
           <w:lang w:val="en_US" w:bidi="en_US"/>
         </w:rPr>
@@ -10928,20 +9533,6 @@
       </w:r>
       <w:r>
         <w:rPr>
-          <w:lang w:val="en_US" w:bidi="en_US"/>
-        </w:rPr>
-        <w:t>לְ⁠פָנָי⁠ו֙ אָ֣כְלָה אֵ֔שׁ וְ⁠אַחֲרָ֖י⁠ו תְּלַהֵ֣ט לֶֽהָבָ֑ה</w:t>
-      </w:r>
-    </w:p>
-    <w:p>
-      <w:pPr/>
-      <w:r>
-        <w:rPr>
-          <w:lang w:val="en_US" w:bidi="en_US"/>
-        </w:rPr>
-      </w:r>
-      <w:r>
-        <w:rPr>
           <w:b/>
           <w:lang w:val="en_US" w:bidi="en_US"/>
         </w:rPr>
@@ -11051,20 +9642,6 @@
       </w:r>
       <w:r>
         <w:rPr>
-          <w:lang w:val="en_US" w:bidi="en_US"/>
-        </w:rPr>
-        <w:t>לְ⁠פָנָי⁠ו֙ אָ֣כְלָה אֵ֔שׁ</w:t>
-      </w:r>
-    </w:p>
-    <w:p>
-      <w:pPr/>
-      <w:r>
-        <w:rPr>
-          <w:lang w:val="en_US" w:bidi="en_US"/>
-        </w:rPr>
-      </w:r>
-      <w:r>
-        <w:rPr>
           <w:b/>
           <w:lang w:val="en_US" w:bidi="en_US"/>
         </w:rPr>
@@ -11161,20 +9738,6 @@
       </w:r>
       <w:r>
         <w:rPr>
-          <w:lang w:val="en_US" w:bidi="en_US"/>
-        </w:rPr>
-        <w:t>כְּ⁠גַן־עֵ֨דֶן הָ⁠אָ֜רֶץ לְ⁠פָנָ֗י⁠ו</w:t>
-      </w:r>
-    </w:p>
-    <w:p>
-      <w:pPr/>
-      <w:r>
-        <w:rPr>
-          <w:lang w:val="en_US" w:bidi="en_US"/>
-        </w:rPr>
-      </w:r>
-      <w:r>
-        <w:rPr>
           <w:b/>
           <w:lang w:val="en_US" w:bidi="en_US"/>
         </w:rPr>
@@ -11258,20 +9821,6 @@
       </w:r>
       <w:r>
         <w:rPr>
-          <w:lang w:val="en_US" w:bidi="en_US"/>
-        </w:rPr>
-        <w:t>מִדְבַּ֣ר שְׁמָמָ֔ה</w:t>
-      </w:r>
-    </w:p>
-    <w:p>
-      <w:pPr/>
-      <w:r>
-        <w:rPr>
-          <w:lang w:val="en_US" w:bidi="en_US"/>
-        </w:rPr>
-      </w:r>
-      <w:r>
-        <w:rPr>
           <w:b/>
           <w:lang w:val="en_US" w:bidi="en_US"/>
         </w:rPr>
@@ -11368,20 +9917,6 @@
       </w:r>
       <w:r>
         <w:rPr>
-          <w:lang w:val="en_US" w:bidi="en_US"/>
-        </w:rPr>
-        <w:t>וְ⁠גַם־פְּלֵיטָ֖ה לֹא־הָ֥יְתָה לּֽ⁠וֹ</w:t>
-      </w:r>
-    </w:p>
-    <w:p>
-      <w:pPr/>
-      <w:r>
-        <w:rPr>
-          <w:lang w:val="en_US" w:bidi="en_US"/>
-        </w:rPr>
-      </w:r>
-      <w:r>
-        <w:rPr>
           <w:b/>
           <w:lang w:val="en_US" w:bidi="en_US"/>
         </w:rPr>
@@ -11465,20 +10000,6 @@
       </w:r>
       <w:r>
         <w:rPr>
-          <w:lang w:val="en_US" w:bidi="en_US"/>
-        </w:rPr>
-        <w:t>פְּלֵיטָ֖ה לֹא־הָ֥יְתָה לּֽ⁠וֹ</w:t>
-      </w:r>
-    </w:p>
-    <w:p>
-      <w:pPr/>
-      <w:r>
-        <w:rPr>
-          <w:lang w:val="en_US" w:bidi="en_US"/>
-        </w:rPr>
-      </w:r>
-      <w:r>
-        <w:rPr>
           <w:b/>
           <w:lang w:val="en_US" w:bidi="en_US"/>
         </w:rPr>
@@ -11575,20 +10096,6 @@
       </w:r>
       <w:r>
         <w:rPr>
-          <w:lang w:val="en_US" w:bidi="en_US"/>
-        </w:rPr>
-        <w:t>כְּ⁠מַרְאֵ֥ה סוּסִ֖ים מַרְאֵ֑⁠הוּ</w:t>
-      </w:r>
-    </w:p>
-    <w:p>
-      <w:pPr/>
-      <w:r>
-        <w:rPr>
-          <w:lang w:val="en_US" w:bidi="en_US"/>
-        </w:rPr>
-      </w:r>
-      <w:r>
-        <w:rPr>
           <w:b/>
           <w:lang w:val="en_US" w:bidi="en_US"/>
         </w:rPr>
@@ -11672,20 +10179,6 @@
       </w:r>
       <w:r>
         <w:rPr>
-          <w:lang w:val="en_US" w:bidi="en_US"/>
-        </w:rPr>
-        <w:t>כְּ⁠מַרְאֵ֥ה &amp; מַרְאֵ֑⁠הוּ</w:t>
-      </w:r>
-    </w:p>
-    <w:p>
-      <w:pPr/>
-      <w:r>
-        <w:rPr>
-          <w:lang w:val="en_US" w:bidi="en_US"/>
-        </w:rPr>
-      </w:r>
-      <w:r>
-        <w:rPr>
           <w:b/>
           <w:lang w:val="en_US" w:bidi="en_US"/>
         </w:rPr>
@@ -11769,20 +10262,6 @@
       </w:r>
       <w:r>
         <w:rPr>
-          <w:lang w:val="en_US" w:bidi="en_US"/>
-        </w:rPr>
-        <w:t>וּ⁠כְ⁠פָרָשִׁ֖ים כֵּ֥ן יְרוּצֽוּ⁠ן</w:t>
-      </w:r>
-    </w:p>
-    <w:p>
-      <w:pPr/>
-      <w:r>
-        <w:rPr>
-          <w:lang w:val="en_US" w:bidi="en_US"/>
-        </w:rPr>
-      </w:r>
-      <w:r>
-        <w:rPr>
           <w:b/>
           <w:lang w:val="en_US" w:bidi="en_US"/>
         </w:rPr>
@@ -11866,20 +10345,6 @@
       </w:r>
       <w:r>
         <w:rPr>
-          <w:lang w:val="en_US" w:bidi="en_US"/>
-        </w:rPr>
-        <w:t>כְּ⁠ק֣וֹל מַרְכָּב֗וֹת עַל־רָאשֵׁ֤י הֶֽ⁠הָרִים֙ יְרַקֵּד֔וּ⁠ן</w:t>
-      </w:r>
-    </w:p>
-    <w:p>
-      <w:pPr/>
-      <w:r>
-        <w:rPr>
-          <w:lang w:val="en_US" w:bidi="en_US"/>
-        </w:rPr>
-      </w:r>
-      <w:r>
-        <w:rPr>
           <w:b/>
           <w:lang w:val="en_US" w:bidi="en_US"/>
         </w:rPr>
@@ -11963,20 +10428,6 @@
       </w:r>
       <w:r>
         <w:rPr>
-          <w:lang w:val="en_US" w:bidi="en_US"/>
-        </w:rPr>
-        <w:t>כְּ⁠קוֹל֙ לַ֣הַב אֵ֔שׁ אֹכְלָ֖ה קָ֑שׁ</w:t>
-      </w:r>
-    </w:p>
-    <w:p>
-      <w:pPr/>
-      <w:r>
-        <w:rPr>
-          <w:lang w:val="en_US" w:bidi="en_US"/>
-        </w:rPr>
-      </w:r>
-      <w:r>
-        <w:rPr>
           <w:b/>
           <w:lang w:val="en_US" w:bidi="en_US"/>
         </w:rPr>
@@ -12060,20 +10511,6 @@
       </w:r>
       <w:r>
         <w:rPr>
-          <w:lang w:val="en_US" w:bidi="en_US"/>
-        </w:rPr>
-        <w:t>כְּ⁠עַ֣ם עָצ֔וּם עֱר֖וּךְ מִלְחָמָֽה</w:t>
-      </w:r>
-    </w:p>
-    <w:p>
-      <w:pPr/>
-      <w:r>
-        <w:rPr>
-          <w:lang w:val="en_US" w:bidi="en_US"/>
-        </w:rPr>
-      </w:r>
-      <w:r>
-        <w:rPr>
           <w:b/>
           <w:lang w:val="en_US" w:bidi="en_US"/>
         </w:rPr>
@@ -12157,20 +10594,6 @@
       </w:r>
       <w:r>
         <w:rPr>
-          <w:lang w:val="en_US" w:bidi="en_US"/>
-        </w:rPr>
-        <w:t>כְּ⁠עַ֣ם עָצ֔וּם עֱר֖וּךְ מִלְחָמָֽה</w:t>
-      </w:r>
-    </w:p>
-    <w:p>
-      <w:pPr/>
-      <w:r>
-        <w:rPr>
-          <w:lang w:val="en_US" w:bidi="en_US"/>
-        </w:rPr>
-      </w:r>
-      <w:r>
-        <w:rPr>
           <w:b/>
           <w:lang w:val="en_US" w:bidi="en_US"/>
         </w:rPr>
@@ -12254,20 +10677,6 @@
       </w:r>
       <w:r>
         <w:rPr>
-          <w:lang w:val="en_US" w:bidi="en_US"/>
-        </w:rPr>
-        <w:t>כְּ⁠עַ֣ם עָצ֔וּם עֱר֖וּךְ מִלְחָמָֽה</w:t>
-      </w:r>
-    </w:p>
-    <w:p>
-      <w:pPr/>
-      <w:r>
-        <w:rPr>
-          <w:lang w:val="en_US" w:bidi="en_US"/>
-        </w:rPr>
-      </w:r>
-      <w:r>
-        <w:rPr>
           <w:b/>
           <w:lang w:val="en_US" w:bidi="en_US"/>
         </w:rPr>
@@ -12351,20 +10760,6 @@
       </w:r>
       <w:r>
         <w:rPr>
-          <w:lang w:val="en_US" w:bidi="en_US"/>
-        </w:rPr>
-        <w:t>יָחִ֣ילוּ</w:t>
-      </w:r>
-    </w:p>
-    <w:p>
-      <w:pPr/>
-      <w:r>
-        <w:rPr>
-          <w:lang w:val="en_US" w:bidi="en_US"/>
-        </w:rPr>
-      </w:r>
-      <w:r>
-        <w:rPr>
           <w:b/>
           <w:lang w:val="en_US" w:bidi="en_US"/>
         </w:rPr>
@@ -12461,20 +10856,6 @@
       </w:r>
       <w:r>
         <w:rPr>
-          <w:lang w:val="en_US" w:bidi="en_US"/>
-        </w:rPr>
-        <w:t>קִבְּצ֥וּ פָארֽוּר</w:t>
-      </w:r>
-    </w:p>
-    <w:p>
-      <w:pPr/>
-      <w:r>
-        <w:rPr>
-          <w:lang w:val="en_US" w:bidi="en_US"/>
-        </w:rPr>
-      </w:r>
-      <w:r>
-        <w:rPr>
           <w:b/>
           <w:lang w:val="en_US" w:bidi="en_US"/>
         </w:rPr>
@@ -12571,20 +10952,6 @@
       </w:r>
       <w:r>
         <w:rPr>
-          <w:lang w:val="en_US" w:bidi="en_US"/>
-        </w:rPr>
-        <w:t>כְּ⁠גִבּוֹרִ֣ים יְרֻצ֔וּ⁠ן</w:t>
-      </w:r>
-    </w:p>
-    <w:p>
-      <w:pPr/>
-      <w:r>
-        <w:rPr>
-          <w:lang w:val="en_US" w:bidi="en_US"/>
-        </w:rPr>
-      </w:r>
-      <w:r>
-        <w:rPr>
           <w:b/>
           <w:lang w:val="en_US" w:bidi="en_US"/>
         </w:rPr>
@@ -12668,20 +11035,6 @@
       </w:r>
       <w:r>
         <w:rPr>
-          <w:lang w:val="en_US" w:bidi="en_US"/>
-        </w:rPr>
-        <w:t>כְּ⁠אַנְשֵׁ֥י מִלְחָמָ֖ה יַעֲל֣וּ חוֹמָ֑ה</w:t>
-      </w:r>
-    </w:p>
-    <w:p>
-      <w:pPr/>
-      <w:r>
-        <w:rPr>
-          <w:lang w:val="en_US" w:bidi="en_US"/>
-        </w:rPr>
-      </w:r>
-      <w:r>
-        <w:rPr>
           <w:b/>
           <w:lang w:val="en_US" w:bidi="en_US"/>
         </w:rPr>
@@ -12765,20 +11118,6 @@
       </w:r>
       <w:r>
         <w:rPr>
-          <w:lang w:val="en_US" w:bidi="en_US"/>
-        </w:rPr>
-        <w:t>כְּ⁠אַנְשֵׁ֥י מִלְחָמָ֖ה</w:t>
-      </w:r>
-    </w:p>
-    <w:p>
-      <w:pPr/>
-      <w:r>
-        <w:rPr>
-          <w:lang w:val="en_US" w:bidi="en_US"/>
-        </w:rPr>
-      </w:r>
-      <w:r>
-        <w:rPr>
           <w:b/>
           <w:lang w:val="en_US" w:bidi="en_US"/>
         </w:rPr>
@@ -12888,20 +11227,6 @@
       </w:r>
       <w:r>
         <w:rPr>
-          <w:lang w:val="en_US" w:bidi="en_US"/>
-        </w:rPr>
-        <w:t>חוֹמָ֑ה</w:t>
-      </w:r>
-    </w:p>
-    <w:p>
-      <w:pPr/>
-      <w:r>
-        <w:rPr>
-          <w:lang w:val="en_US" w:bidi="en_US"/>
-        </w:rPr>
-      </w:r>
-      <w:r>
-        <w:rPr>
           <w:b/>
           <w:lang w:val="en_US" w:bidi="en_US"/>
         </w:rPr>
@@ -12998,20 +11323,6 @@
       </w:r>
       <w:r>
         <w:rPr>
-          <w:lang w:val="en_US" w:bidi="en_US"/>
-        </w:rPr>
-        <w:t>וְ⁠אִ֤ישׁ בִּ⁠דְרָכָי⁠ו֙</w:t>
-      </w:r>
-    </w:p>
-    <w:p>
-      <w:pPr/>
-      <w:r>
-        <w:rPr>
-          <w:lang w:val="en_US" w:bidi="en_US"/>
-        </w:rPr>
-      </w:r>
-      <w:r>
-        <w:rPr>
           <w:b/>
           <w:lang w:val="en_US" w:bidi="en_US"/>
         </w:rPr>
@@ -13121,20 +11432,6 @@
       </w:r>
       <w:r>
         <w:rPr>
-          <w:lang w:val="en_US" w:bidi="en_US"/>
-        </w:rPr>
-        <w:t>וְ⁠לֹ֥א יְעַבְּט֖וּ⁠ן אֹרְחוֹתָֽ⁠ם</w:t>
-      </w:r>
-    </w:p>
-    <w:p>
-      <w:pPr/>
-      <w:r>
-        <w:rPr>
-          <w:lang w:val="en_US" w:bidi="en_US"/>
-        </w:rPr>
-      </w:r>
-      <w:r>
-        <w:rPr>
           <w:b/>
           <w:lang w:val="en_US" w:bidi="en_US"/>
         </w:rPr>
@@ -13218,20 +11515,6 @@
       </w:r>
       <w:r>
         <w:rPr>
-          <w:lang w:val="en_US" w:bidi="en_US"/>
-        </w:rPr>
-        <w:t>וְ⁠לֹ֥א יְעַבְּט֖וּ⁠ן אֹרְחוֹתָֽ⁠ם</w:t>
-      </w:r>
-    </w:p>
-    <w:p>
-      <w:pPr/>
-      <w:r>
-        <w:rPr>
-          <w:lang w:val="en_US" w:bidi="en_US"/>
-        </w:rPr>
-      </w:r>
-      <w:r>
-        <w:rPr>
           <w:b/>
           <w:lang w:val="en_US" w:bidi="en_US"/>
         </w:rPr>
@@ -13315,20 +11598,6 @@
       </w:r>
       <w:r>
         <w:rPr>
-          <w:lang w:val="en_US" w:bidi="en_US"/>
-        </w:rPr>
-        <w:t>וְ⁠אִ֤ישׁ אָחִי⁠ו֙ לֹ֣א יִדְחָק֔וּ⁠ן</w:t>
-      </w:r>
-    </w:p>
-    <w:p>
-      <w:pPr/>
-      <w:r>
-        <w:rPr>
-          <w:lang w:val="en_US" w:bidi="en_US"/>
-        </w:rPr>
-      </w:r>
-      <w:r>
-        <w:rPr>
           <w:b/>
           <w:lang w:val="en_US" w:bidi="en_US"/>
         </w:rPr>
@@ -13438,20 +11707,6 @@
       </w:r>
       <w:r>
         <w:rPr>
-          <w:lang w:val="en_US" w:bidi="en_US"/>
-        </w:rPr>
-        <w:t>גֶּ֥בֶר בִּ⁠מְסִלָּת֖⁠וֹ יֵֽלֵכ֑וּ⁠ן</w:t>
-      </w:r>
-    </w:p>
-    <w:p>
-      <w:pPr/>
-      <w:r>
-        <w:rPr>
-          <w:lang w:val="en_US" w:bidi="en_US"/>
-        </w:rPr>
-      </w:r>
-      <w:r>
-        <w:rPr>
           <w:b/>
           <w:lang w:val="en_US" w:bidi="en_US"/>
         </w:rPr>
@@ -13561,20 +11816,6 @@
       </w:r>
       <w:r>
         <w:rPr>
-          <w:lang w:val="en_US" w:bidi="en_US"/>
-        </w:rPr>
-        <w:t>וּ⁠בְעַ֥ד הַ⁠שֶּׁ֛לַח יִפֹּ֖לוּ לֹ֥א יִבְצָֽעוּ</w:t>
-      </w:r>
-    </w:p>
-    <w:p>
-      <w:pPr/>
-      <w:r>
-        <w:rPr>
-          <w:lang w:val="en_US" w:bidi="en_US"/>
-        </w:rPr>
-      </w:r>
-      <w:r>
-        <w:rPr>
           <w:b/>
           <w:lang w:val="en_US" w:bidi="en_US"/>
         </w:rPr>
@@ -13658,20 +11899,6 @@
       </w:r>
       <w:r>
         <w:rPr>
-          <w:lang w:val="en_US" w:bidi="en_US"/>
-        </w:rPr>
-        <w:t>בָּ⁠עִ֣יר יָשֹׁ֗קּוּ בַּֽ⁠חוֹמָה֙ יְרֻצ֔וּ⁠ן בַּ⁠בָּתִּ֖ים יַעֲל֑וּ בְּעַ֧ד הַ⁠חַלּוֹנִ֛ים יָבֹ֖אוּ כַּ⁠גַּנָּֽב</w:t>
-      </w:r>
-    </w:p>
-    <w:p>
-      <w:pPr/>
-      <w:r>
-        <w:rPr>
-          <w:lang w:val="en_US" w:bidi="en_US"/>
-        </w:rPr>
-      </w:r>
-      <w:r>
-        <w:rPr>
           <w:b/>
           <w:lang w:val="en_US" w:bidi="en_US"/>
         </w:rPr>
@@ -13755,20 +11982,6 @@
       </w:r>
       <w:r>
         <w:rPr>
-          <w:lang w:val="en_US" w:bidi="en_US"/>
-        </w:rPr>
-        <w:t>בְּעַ֧ד הַ⁠חַלּוֹנִ֛ים יָבֹ֖אוּ כַּ⁠גַּנָּֽב</w:t>
-      </w:r>
-    </w:p>
-    <w:p>
-      <w:pPr/>
-      <w:r>
-        <w:rPr>
-          <w:lang w:val="en_US" w:bidi="en_US"/>
-        </w:rPr>
-      </w:r>
-      <w:r>
-        <w:rPr>
           <w:b/>
           <w:lang w:val="en_US" w:bidi="en_US"/>
         </w:rPr>
@@ -13852,20 +12065,6 @@
       </w:r>
       <w:r>
         <w:rPr>
-          <w:lang w:val="en_US" w:bidi="en_US"/>
-        </w:rPr>
-        <w:t>לְ⁠פָנָי⁠ו֙ רָ֣גְזָה אֶ֔רֶץ רָעֲשׁ֖וּ שָׁמָ֑יִם</w:t>
-      </w:r>
-    </w:p>
-    <w:p>
-      <w:pPr/>
-      <w:r>
-        <w:rPr>
-          <w:lang w:val="en_US" w:bidi="en_US"/>
-        </w:rPr>
-      </w:r>
-      <w:r>
-        <w:rPr>
           <w:b/>
           <w:lang w:val="en_US" w:bidi="en_US"/>
         </w:rPr>
@@ -13988,20 +12187,6 @@
       </w:r>
       <w:r>
         <w:rPr>
-          <w:lang w:val="en_US" w:bidi="en_US"/>
-        </w:rPr>
-        <w:t>שֶׁ֤מֶשׁ וְ⁠יָרֵ֨חַ֙ קָדָ֔רוּ</w:t>
-      </w:r>
-    </w:p>
-    <w:p>
-      <w:pPr/>
-      <w:r>
-        <w:rPr>
-          <w:lang w:val="en_US" w:bidi="en_US"/>
-        </w:rPr>
-      </w:r>
-      <w:r>
-        <w:rPr>
           <w:b/>
           <w:lang w:val="en_US" w:bidi="en_US"/>
         </w:rPr>
@@ -14111,20 +12296,6 @@
       </w:r>
       <w:r>
         <w:rPr>
-          <w:lang w:val="en_US" w:bidi="en_US"/>
-        </w:rPr>
-        <w:t>וְ⁠כוֹכָבִ֖ים אָסְפ֥וּ נָגְהָֽ⁠ם</w:t>
-      </w:r>
-    </w:p>
-    <w:p>
-      <w:pPr/>
-      <w:r>
-        <w:rPr>
-          <w:lang w:val="en_US" w:bidi="en_US"/>
-        </w:rPr>
-      </w:r>
-      <w:r>
-        <w:rPr>
           <w:b/>
           <w:lang w:val="en_US" w:bidi="en_US"/>
         </w:rPr>
@@ -14234,20 +12405,6 @@
       </w:r>
       <w:r>
         <w:rPr>
-          <w:lang w:val="en_US" w:bidi="en_US"/>
-        </w:rPr>
-        <w:t>קוֹל⁠וֹ֙</w:t>
-      </w:r>
-    </w:p>
-    <w:p>
-      <w:pPr/>
-      <w:r>
-        <w:rPr>
-          <w:lang w:val="en_US" w:bidi="en_US"/>
-        </w:rPr>
-      </w:r>
-      <w:r>
-        <w:rPr>
           <w:b/>
           <w:lang w:val="en_US" w:bidi="en_US"/>
         </w:rPr>
@@ -14344,20 +12501,6 @@
       </w:r>
       <w:r>
         <w:rPr>
-          <w:lang w:val="en_US" w:bidi="en_US"/>
-        </w:rPr>
-        <w:t>מַחֲנֵ֔⁠הוּ</w:t>
-      </w:r>
-    </w:p>
-    <w:p>
-      <w:pPr/>
-      <w:r>
-        <w:rPr>
-          <w:lang w:val="en_US" w:bidi="en_US"/>
-        </w:rPr>
-      </w:r>
-      <w:r>
-        <w:rPr>
           <w:b/>
           <w:lang w:val="en_US" w:bidi="en_US"/>
         </w:rPr>
@@ -14454,20 +12597,6 @@
       </w:r>
       <w:r>
         <w:rPr>
-          <w:lang w:val="en_US" w:bidi="en_US"/>
-        </w:rPr>
-        <w:t>דְבָר֑⁠וֹ</w:t>
-      </w:r>
-    </w:p>
-    <w:p>
-      <w:pPr/>
-      <w:r>
-        <w:rPr>
-          <w:lang w:val="en_US" w:bidi="en_US"/>
-        </w:rPr>
-      </w:r>
-      <w:r>
-        <w:rPr>
           <w:b/>
           <w:lang w:val="en_US" w:bidi="en_US"/>
         </w:rPr>
@@ -14564,20 +12693,6 @@
       </w:r>
       <w:r>
         <w:rPr>
-          <w:lang w:val="en_US" w:bidi="en_US"/>
-        </w:rPr>
-        <w:t>כִּֽי־גָד֧וֹל יוֹם־יְהוָ֛ה וְ⁠נוֹרָ֥א מְאֹ֖ד וּ⁠מִ֥י יְכִילֶֽ⁠נּוּ</w:t>
-      </w:r>
-    </w:p>
-    <w:p>
-      <w:pPr/>
-      <w:r>
-        <w:rPr>
-          <w:lang w:val="en_US" w:bidi="en_US"/>
-        </w:rPr>
-      </w:r>
-      <w:r>
-        <w:rPr>
           <w:b/>
           <w:lang w:val="en_US" w:bidi="en_US"/>
         </w:rPr>
@@ -14680,7 +12795,7 @@
         </w:rPr>
         <w:t xml:space="preserve">See how you translated the same expression in </w:t>
       </w:r>
-      <w:hyperlink r:id="rId16">
+      <w:hyperlink r:id="rId14">
         <w:r>
           <w:rPr>
             <w:lang w:val="en_US" w:bidi="en_US"/>
@@ -14762,20 +12877,6 @@
       </w:r>
       <w:r>
         <w:rPr>
-          <w:lang w:val="en_US" w:bidi="en_US"/>
-        </w:rPr>
-        <w:t>וְ⁠גַם־עַתָּה֙ נְאֻם־יְהוָ֔ה שֻׁ֥בוּ עָדַ֖⁠י</w:t>
-      </w:r>
-    </w:p>
-    <w:p>
-      <w:pPr/>
-      <w:r>
-        <w:rPr>
-          <w:lang w:val="en_US" w:bidi="en_US"/>
-        </w:rPr>
-      </w:r>
-      <w:r>
-        <w:rPr>
           <w:b/>
           <w:lang w:val="en_US" w:bidi="en_US"/>
         </w:rPr>
@@ -14872,20 +12973,6 @@
       </w:r>
       <w:r>
         <w:rPr>
-          <w:lang w:val="en_US" w:bidi="en_US"/>
-        </w:rPr>
-        <w:t>שֻׁ֥בוּ</w:t>
-      </w:r>
-    </w:p>
-    <w:p>
-      <w:pPr/>
-      <w:r>
-        <w:rPr>
-          <w:lang w:val="en_US" w:bidi="en_US"/>
-        </w:rPr>
-      </w:r>
-      <w:r>
-        <w:rPr>
           <w:b/>
           <w:lang w:val="en_US" w:bidi="en_US"/>
         </w:rPr>
@@ -14982,20 +13069,6 @@
       </w:r>
       <w:r>
         <w:rPr>
-          <w:lang w:val="en_US" w:bidi="en_US"/>
-        </w:rPr>
-        <w:t>שֻׁ֥בוּ עָדַ֖⁠י בְּ⁠כָל־לְבַבְ⁠כֶ֑ם</w:t>
-      </w:r>
-    </w:p>
-    <w:p>
-      <w:pPr/>
-      <w:r>
-        <w:rPr>
-          <w:lang w:val="en_US" w:bidi="en_US"/>
-        </w:rPr>
-      </w:r>
-      <w:r>
-        <w:rPr>
           <w:b/>
           <w:lang w:val="en_US" w:bidi="en_US"/>
         </w:rPr>
@@ -15105,20 +13178,6 @@
       </w:r>
       <w:r>
         <w:rPr>
-          <w:lang w:val="en_US" w:bidi="en_US"/>
-        </w:rPr>
-        <w:t>לְבַבְ⁠כֶ֑ם</w:t>
-      </w:r>
-    </w:p>
-    <w:p>
-      <w:pPr/>
-      <w:r>
-        <w:rPr>
-          <w:lang w:val="en_US" w:bidi="en_US"/>
-        </w:rPr>
-      </w:r>
-      <w:r>
-        <w:rPr>
           <w:b/>
           <w:lang w:val="en_US" w:bidi="en_US"/>
         </w:rPr>
@@ -15215,20 +13274,6 @@
       </w:r>
       <w:r>
         <w:rPr>
-          <w:lang w:val="en_US" w:bidi="en_US"/>
-        </w:rPr>
-        <w:t>וְ⁠קִרְע֤וּ לְבַבְ⁠כֶם֙ וְ⁠אַל־בִּגְדֵי⁠כֶ֔ם</w:t>
-      </w:r>
-    </w:p>
-    <w:p>
-      <w:pPr/>
-      <w:r>
-        <w:rPr>
-          <w:lang w:val="en_US" w:bidi="en_US"/>
-        </w:rPr>
-      </w:r>
-      <w:r>
-        <w:rPr>
           <w:b/>
           <w:lang w:val="en_US" w:bidi="en_US"/>
         </w:rPr>
@@ -15312,20 +13357,6 @@
       </w:r>
       <w:r>
         <w:rPr>
-          <w:lang w:val="en_US" w:bidi="en_US"/>
-        </w:rPr>
-        <w:t>וְ⁠קִרְע֤וּ לְבַבְ⁠כֶם֙ וְ⁠אַל־בִּגְדֵי⁠כֶ֔ם וְ⁠שׁ֖וּבוּ אֶל־יְהוָ֣ה אֱלֹֽהֵי⁠כֶ֑ם</w:t>
-      </w:r>
-    </w:p>
-    <w:p>
-      <w:pPr/>
-      <w:r>
-        <w:rPr>
-          <w:lang w:val="en_US" w:bidi="en_US"/>
-        </w:rPr>
-      </w:r>
-      <w:r>
-        <w:rPr>
           <w:b/>
           <w:lang w:val="en_US" w:bidi="en_US"/>
         </w:rPr>
@@ -15409,20 +13440,6 @@
       </w:r>
       <w:r>
         <w:rPr>
-          <w:lang w:val="en_US" w:bidi="en_US"/>
-        </w:rPr>
-        <w:t>אֶ֤רֶךְ אַפַּ֨יִם֙</w:t>
-      </w:r>
-    </w:p>
-    <w:p>
-      <w:pPr/>
-      <w:r>
-        <w:rPr>
-          <w:lang w:val="en_US" w:bidi="en_US"/>
-        </w:rPr>
-      </w:r>
-      <w:r>
-        <w:rPr>
           <w:b/>
           <w:lang w:val="en_US" w:bidi="en_US"/>
         </w:rPr>
@@ -15519,20 +13536,6 @@
       </w:r>
       <w:r>
         <w:rPr>
-          <w:lang w:val="en_US" w:bidi="en_US"/>
-        </w:rPr>
-        <w:t>וְ⁠רַב־חֶ֔סֶד</w:t>
-      </w:r>
-    </w:p>
-    <w:p>
-      <w:pPr/>
-      <w:r>
-        <w:rPr>
-          <w:lang w:val="en_US" w:bidi="en_US"/>
-        </w:rPr>
-      </w:r>
-      <w:r>
-        <w:rPr>
           <w:b/>
           <w:lang w:val="en_US" w:bidi="en_US"/>
         </w:rPr>
@@ -15629,20 +13632,6 @@
       </w:r>
       <w:r>
         <w:rPr>
-          <w:lang w:val="en_US" w:bidi="en_US"/>
-        </w:rPr>
-        <w:t>מִ֥י יוֹדֵ֖עַ יָשׁ֣וּב וְ⁠נִחָ֑ם וְ⁠הִשְׁאִ֤יר אַֽחֲרָי⁠ו֙ בְּרָכָ֔ה</w:t>
-      </w:r>
-    </w:p>
-    <w:p>
-      <w:pPr/>
-      <w:r>
-        <w:rPr>
-          <w:lang w:val="en_US" w:bidi="en_US"/>
-        </w:rPr>
-      </w:r>
-      <w:r>
-        <w:rPr>
           <w:b/>
           <w:lang w:val="en_US" w:bidi="en_US"/>
         </w:rPr>
@@ -15726,20 +13715,6 @@
       </w:r>
       <w:r>
         <w:rPr>
-          <w:lang w:val="en_US" w:bidi="en_US"/>
-        </w:rPr>
-        <w:t>יָשׁ֣וּב וְ⁠נִחָ֑ם</w:t>
-      </w:r>
-    </w:p>
-    <w:p>
-      <w:pPr/>
-      <w:r>
-        <w:rPr>
-          <w:lang w:val="en_US" w:bidi="en_US"/>
-        </w:rPr>
-      </w:r>
-      <w:r>
-        <w:rPr>
           <w:b/>
           <w:lang w:val="en_US" w:bidi="en_US"/>
         </w:rPr>
@@ -15849,20 +13824,6 @@
       </w:r>
       <w:r>
         <w:rPr>
-          <w:lang w:val="en_US" w:bidi="en_US"/>
-        </w:rPr>
-        <w:t>וְ⁠הִשְׁאִ֤יר &amp; בְּרָכָ֔ה</w:t>
-      </w:r>
-    </w:p>
-    <w:p>
-      <w:pPr/>
-      <w:r>
-        <w:rPr>
-          <w:lang w:val="en_US" w:bidi="en_US"/>
-        </w:rPr>
-      </w:r>
-      <w:r>
-        <w:rPr>
           <w:b/>
           <w:lang w:val="en_US" w:bidi="en_US"/>
         </w:rPr>
@@ -15959,20 +13920,6 @@
       </w:r>
       <w:r>
         <w:rPr>
-          <w:lang w:val="en_US" w:bidi="en_US"/>
-        </w:rPr>
-        <w:t>אֱלֹהֵי⁠כֶֽם</w:t>
-      </w:r>
-    </w:p>
-    <w:p>
-      <w:pPr/>
-      <w:r>
-        <w:rPr>
-          <w:lang w:val="en_US" w:bidi="en_US"/>
-        </w:rPr>
-      </w:r>
-      <w:r>
-        <w:rPr>
           <w:b/>
           <w:lang w:val="en_US" w:bidi="en_US"/>
         </w:rPr>
@@ -16069,20 +14016,6 @@
       </w:r>
       <w:r>
         <w:rPr>
-          <w:lang w:val="en_US" w:bidi="en_US"/>
-        </w:rPr>
-        <w:t>צ֖וֹם</w:t>
-      </w:r>
-    </w:p>
-    <w:p>
-      <w:pPr/>
-      <w:r>
-        <w:rPr>
-          <w:lang w:val="en_US" w:bidi="en_US"/>
-        </w:rPr>
-      </w:r>
-      <w:r>
-        <w:rPr>
           <w:b/>
           <w:lang w:val="en_US" w:bidi="en_US"/>
         </w:rPr>
@@ -16179,20 +14112,6 @@
       </w:r>
       <w:r>
         <w:rPr>
-          <w:lang w:val="en_US" w:bidi="en_US"/>
-        </w:rPr>
-        <w:t>קַדְּשׁוּ־צ֖וֹם קִרְא֥וּ עֲצָרָֽה</w:t>
-      </w:r>
-    </w:p>
-    <w:p>
-      <w:pPr/>
-      <w:r>
-        <w:rPr>
-          <w:lang w:val="en_US" w:bidi="en_US"/>
-        </w:rPr>
-      </w:r>
-      <w:r>
-        <w:rPr>
           <w:b/>
           <w:lang w:val="en_US" w:bidi="en_US"/>
         </w:rPr>
@@ -16276,20 +14195,6 @@
       </w:r>
       <w:r>
         <w:rPr>
-          <w:lang w:val="en_US" w:bidi="en_US"/>
-        </w:rPr>
-        <w:t>קִבְצ֣וּ זְקֵנִ֔ים אִסְפוּ֙ עֽוֹלָלִ֔ים וְ⁠יֹנְקֵ֖י שָׁדָ֑יִם</w:t>
-      </w:r>
-    </w:p>
-    <w:p>
-      <w:pPr/>
-      <w:r>
-        <w:rPr>
-          <w:lang w:val="en_US" w:bidi="en_US"/>
-        </w:rPr>
-      </w:r>
-      <w:r>
-        <w:rPr>
           <w:b/>
           <w:lang w:val="en_US" w:bidi="en_US"/>
         </w:rPr>
@@ -16373,20 +14278,6 @@
       </w:r>
       <w:r>
         <w:rPr>
-          <w:lang w:val="en_US" w:bidi="en_US"/>
-        </w:rPr>
-        <w:t>יֵצֵ֤א חָתָן֙ מֵֽ⁠חֶדְר֔⁠וֹ וְ⁠כַלָּ֖ה מֵ⁠חֻפָּתָֽ⁠הּ</w:t>
-      </w:r>
-    </w:p>
-    <w:p>
-      <w:pPr/>
-      <w:r>
-        <w:rPr>
-          <w:lang w:val="en_US" w:bidi="en_US"/>
-        </w:rPr>
-      </w:r>
-      <w:r>
-        <w:rPr>
           <w:b/>
           <w:lang w:val="en_US" w:bidi="en_US"/>
         </w:rPr>
@@ -16470,20 +14361,6 @@
       </w:r>
       <w:r>
         <w:rPr>
-          <w:lang w:val="en_US" w:bidi="en_US"/>
-        </w:rPr>
-        <w:t>בֵּ֤ין הָ⁠אוּלָם֙ וְ⁠לַ⁠מִּזְבֵּ֔חַ</w:t>
-      </w:r>
-    </w:p>
-    <w:p>
-      <w:pPr/>
-      <w:r>
-        <w:rPr>
-          <w:lang w:val="en_US" w:bidi="en_US"/>
-        </w:rPr>
-      </w:r>
-      <w:r>
-        <w:rPr>
           <w:b/>
           <w:lang w:val="en_US" w:bidi="en_US"/>
         </w:rPr>
@@ -16567,20 +14444,6 @@
       </w:r>
       <w:r>
         <w:rPr>
-          <w:lang w:val="en_US" w:bidi="en_US"/>
-        </w:rPr>
-        <w:t>וְ⁠אַל־תִּתֵּ֨ן נַחֲלָתְ⁠ךָ֤ לְ⁠חֶרְפָּה֙</w:t>
-      </w:r>
-    </w:p>
-    <w:p>
-      <w:pPr/>
-      <w:r>
-        <w:rPr>
-          <w:lang w:val="en_US" w:bidi="en_US"/>
-        </w:rPr>
-      </w:r>
-      <w:r>
-        <w:rPr>
           <w:b/>
           <w:lang w:val="en_US" w:bidi="en_US"/>
         </w:rPr>
@@ -16677,20 +14540,6 @@
       </w:r>
       <w:r>
         <w:rPr>
-          <w:lang w:val="en_US" w:bidi="en_US"/>
-        </w:rPr>
-        <w:t>נַחֲלָתְ⁠ךָ֤</w:t>
-      </w:r>
-    </w:p>
-    <w:p>
-      <w:pPr/>
-      <w:r>
-        <w:rPr>
-          <w:lang w:val="en_US" w:bidi="en_US"/>
-        </w:rPr>
-      </w:r>
-      <w:r>
-        <w:rPr>
           <w:b/>
           <w:lang w:val="en_US" w:bidi="en_US"/>
         </w:rPr>
@@ -16774,20 +14623,6 @@
       </w:r>
       <w:r>
         <w:rPr>
-          <w:lang w:val="en_US" w:bidi="en_US"/>
-        </w:rPr>
-        <w:t>לִ⁠מְשָׁל־בָּ֣⁠ם גּוֹיִ֔ם</w:t>
-      </w:r>
-    </w:p>
-    <w:p>
-      <w:pPr/>
-      <w:r>
-        <w:rPr>
-          <w:lang w:val="en_US" w:bidi="en_US"/>
-        </w:rPr>
-      </w:r>
-      <w:r>
-        <w:rPr>
           <w:b/>
           <w:lang w:val="en_US" w:bidi="en_US"/>
         </w:rPr>
@@ -16871,20 +14706,6 @@
       </w:r>
       <w:r>
         <w:rPr>
-          <w:lang w:val="en_US" w:bidi="en_US"/>
-        </w:rPr>
-        <w:t>לָ֚⁠מָּה יֹאמְר֣וּ בָֽ⁠עַמִּ֔ים אַיֵּ֖ה אֱלֹהֵי⁠הֶֽם</w:t>
-      </w:r>
-    </w:p>
-    <w:p>
-      <w:pPr/>
-      <w:r>
-        <w:rPr>
-          <w:lang w:val="en_US" w:bidi="en_US"/>
-        </w:rPr>
-      </w:r>
-      <w:r>
-        <w:rPr>
           <w:b/>
           <w:lang w:val="en_US" w:bidi="en_US"/>
         </w:rPr>
@@ -16968,20 +14789,6 @@
       </w:r>
       <w:r>
         <w:rPr>
-          <w:lang w:val="en_US" w:bidi="en_US"/>
-        </w:rPr>
-        <w:t>לָ֚⁠מָּה יֹאמְר֣וּ</w:t>
-      </w:r>
-    </w:p>
-    <w:p>
-      <w:pPr/>
-      <w:r>
-        <w:rPr>
-          <w:lang w:val="en_US" w:bidi="en_US"/>
-        </w:rPr>
-      </w:r>
-      <w:r>
-        <w:rPr>
           <w:b/>
           <w:lang w:val="en_US" w:bidi="en_US"/>
         </w:rPr>
@@ -17078,20 +14885,6 @@
       </w:r>
       <w:r>
         <w:rPr>
-          <w:lang w:val="en_US" w:bidi="en_US"/>
-        </w:rPr>
-        <w:t>לָ֚⁠מָּה יֹאמְר֣וּ בָֽ⁠עַמִּ֔ים</w:t>
-      </w:r>
-    </w:p>
-    <w:p>
-      <w:pPr/>
-      <w:r>
-        <w:rPr>
-          <w:lang w:val="en_US" w:bidi="en_US"/>
-        </w:rPr>
-      </w:r>
-      <w:r>
-        <w:rPr>
           <w:b/>
           <w:lang w:val="en_US" w:bidi="en_US"/>
         </w:rPr>
@@ -17175,20 +14968,6 @@
       </w:r>
       <w:r>
         <w:rPr>
-          <w:lang w:val="en_US" w:bidi="en_US"/>
-        </w:rPr>
-        <w:t>אַיֵּ֖ה אֱלֹהֵי⁠הֶֽם</w:t>
-      </w:r>
-    </w:p>
-    <w:p>
-      <w:pPr/>
-      <w:r>
-        <w:rPr>
-          <w:lang w:val="en_US" w:bidi="en_US"/>
-        </w:rPr>
-      </w:r>
-      <w:r>
-        <w:rPr>
           <w:b/>
           <w:lang w:val="en_US" w:bidi="en_US"/>
         </w:rPr>
@@ -17272,20 +15051,6 @@
       </w:r>
       <w:r>
         <w:rPr>
-          <w:lang w:val="en_US" w:bidi="en_US"/>
-        </w:rPr>
-        <w:t>וַ⁠יְקַנֵּ֥א יְהוָ֖ה לְ⁠אַרְצ֑⁠וֹ וַ⁠יַּחְמֹ֖ל עַל־עַמּֽ⁠וֹ</w:t>
-      </w:r>
-    </w:p>
-    <w:p>
-      <w:pPr/>
-      <w:r>
-        <w:rPr>
-          <w:lang w:val="en_US" w:bidi="en_US"/>
-        </w:rPr>
-      </w:r>
-      <w:r>
-        <w:rPr>
           <w:b/>
           <w:lang w:val="en_US" w:bidi="en_US"/>
         </w:rPr>
@@ -17369,20 +15134,6 @@
       </w:r>
       <w:r>
         <w:rPr>
-          <w:lang w:val="en_US" w:bidi="en_US"/>
-        </w:rPr>
-        <w:t>לְ⁠אַרְצ֑⁠וֹ</w:t>
-      </w:r>
-    </w:p>
-    <w:p>
-      <w:pPr/>
-      <w:r>
-        <w:rPr>
-          <w:lang w:val="en_US" w:bidi="en_US"/>
-        </w:rPr>
-      </w:r>
-      <w:r>
-        <w:rPr>
           <w:b/>
           <w:lang w:val="en_US" w:bidi="en_US"/>
         </w:rPr>
@@ -17479,20 +15230,6 @@
       </w:r>
       <w:r>
         <w:rPr>
-          <w:lang w:val="en_US" w:bidi="en_US"/>
-        </w:rPr>
-        <w:t>וַ⁠יַּ֨עַן יְהוָ֜ה וַ⁠יֹּ֣אמֶר</w:t>
-      </w:r>
-    </w:p>
-    <w:p>
-      <w:pPr/>
-      <w:r>
-        <w:rPr>
-          <w:lang w:val="en_US" w:bidi="en_US"/>
-        </w:rPr>
-      </w:r>
-      <w:r>
-        <w:rPr>
           <w:b/>
           <w:lang w:val="en_US" w:bidi="en_US"/>
         </w:rPr>
@@ -17576,20 +15313,6 @@
       </w:r>
       <w:r>
         <w:rPr>
-          <w:lang w:val="en_US" w:bidi="en_US"/>
-        </w:rPr>
-        <w:t>וַ⁠יַּ֨עַן יְהוָ֜ה וַ⁠יֹּ֣אמֶר</w:t>
-      </w:r>
-    </w:p>
-    <w:p>
-      <w:pPr/>
-      <w:r>
-        <w:rPr>
-          <w:lang w:val="en_US" w:bidi="en_US"/>
-        </w:rPr>
-      </w:r>
-      <w:r>
-        <w:rPr>
           <w:b/>
           <w:lang w:val="en_US" w:bidi="en_US"/>
         </w:rPr>
@@ -17712,20 +15435,6 @@
       </w:r>
       <w:r>
         <w:rPr>
-          <w:lang w:val="en_US" w:bidi="en_US"/>
-        </w:rPr>
-        <w:t>הִנְ⁠נִ֨י שֹׁלֵ֤חַ לָ⁠כֶם֙ אֶת־הַ⁠דָּגָן֙ וְ⁠הַ⁠תִּיר֣וֹשׁ וְ⁠הַ⁠יִּצְהָ֔ר</w:t>
-      </w:r>
-    </w:p>
-    <w:p>
-      <w:pPr/>
-      <w:r>
-        <w:rPr>
-          <w:lang w:val="en_US" w:bidi="en_US"/>
-        </w:rPr>
-      </w:r>
-      <w:r>
-        <w:rPr>
           <w:b/>
           <w:lang w:val="en_US" w:bidi="en_US"/>
         </w:rPr>
@@ -17809,20 +15518,6 @@
       </w:r>
       <w:r>
         <w:rPr>
-          <w:lang w:val="en_US" w:bidi="en_US"/>
-        </w:rPr>
-        <w:t>הִנְ⁠נִ֨י שֹׁלֵ֤חַ</w:t>
-      </w:r>
-    </w:p>
-    <w:p>
-      <w:pPr/>
-      <w:r>
-        <w:rPr>
-          <w:lang w:val="en_US" w:bidi="en_US"/>
-        </w:rPr>
-      </w:r>
-      <w:r>
-        <w:rPr>
           <w:b/>
           <w:lang w:val="en_US" w:bidi="en_US"/>
         </w:rPr>
@@ -17919,20 +15614,6 @@
       </w:r>
       <w:r>
         <w:rPr>
-          <w:lang w:val="en_US" w:bidi="en_US"/>
-        </w:rPr>
-        <w:t>אֹת֑⁠וֹ</w:t>
-      </w:r>
-    </w:p>
-    <w:p>
-      <w:pPr/>
-      <w:r>
-        <w:rPr>
-          <w:lang w:val="en_US" w:bidi="en_US"/>
-        </w:rPr>
-      </w:r>
-      <w:r>
-        <w:rPr>
           <w:b/>
           <w:lang w:val="en_US" w:bidi="en_US"/>
         </w:rPr>
@@ -18068,20 +15749,6 @@
       </w:r>
       <w:r>
         <w:rPr>
-          <w:lang w:val="en_US" w:bidi="en_US"/>
-        </w:rPr>
-        <w:t>וְ⁠לֹא־אֶתֵּ֨ן אֶתְ⁠כֶ֥ם ע֛וֹד חֶרְפָּ֖ה בַּ⁠גּוֹיִֽם</w:t>
-      </w:r>
-    </w:p>
-    <w:p>
-      <w:pPr/>
-      <w:r>
-        <w:rPr>
-          <w:lang w:val="en_US" w:bidi="en_US"/>
-        </w:rPr>
-      </w:r>
-      <w:r>
-        <w:rPr>
           <w:b/>
           <w:lang w:val="en_US" w:bidi="en_US"/>
         </w:rPr>
@@ -18178,20 +15845,6 @@
       </w:r>
       <w:r>
         <w:rPr>
-          <w:lang w:val="en_US" w:bidi="en_US"/>
-        </w:rPr>
-        <w:t>וְֽ⁠אֶת־הַ⁠צְּפוֹנִ֞י</w:t>
-      </w:r>
-    </w:p>
-    <w:p>
-      <w:pPr/>
-      <w:r>
-        <w:rPr>
-          <w:lang w:val="en_US" w:bidi="en_US"/>
-        </w:rPr>
-      </w:r>
-      <w:r>
-        <w:rPr>
           <w:b/>
           <w:lang w:val="en_US" w:bidi="en_US"/>
         </w:rPr>
@@ -18288,20 +15941,6 @@
       </w:r>
       <w:r>
         <w:rPr>
-          <w:lang w:val="en_US" w:bidi="en_US"/>
-        </w:rPr>
-        <w:t>אֶ֣רֶץ צִיָּ֣ה וּ⁠שְׁמָמָה֒</w:t>
-      </w:r>
-    </w:p>
-    <w:p>
-      <w:pPr/>
-      <w:r>
-        <w:rPr>
-          <w:lang w:val="en_US" w:bidi="en_US"/>
-        </w:rPr>
-      </w:r>
-      <w:r>
-        <w:rPr>
           <w:b/>
           <w:lang w:val="en_US" w:bidi="en_US"/>
         </w:rPr>
@@ -18411,20 +16050,6 @@
       </w:r>
       <w:r>
         <w:rPr>
-          <w:lang w:val="en_US" w:bidi="en_US"/>
-        </w:rPr>
-        <w:t>אֶ֣רֶץ צִיָּ֣ה וּ⁠שְׁמָמָה֒</w:t>
-      </w:r>
-    </w:p>
-    <w:p>
-      <w:pPr/>
-      <w:r>
-        <w:rPr>
-          <w:lang w:val="en_US" w:bidi="en_US"/>
-        </w:rPr>
-      </w:r>
-      <w:r>
-        <w:rPr>
           <w:b/>
           <w:lang w:val="en_US" w:bidi="en_US"/>
         </w:rPr>
@@ -18534,20 +16159,6 @@
       </w:r>
       <w:r>
         <w:rPr>
-          <w:lang w:val="en_US" w:bidi="en_US"/>
-        </w:rPr>
-        <w:t>אֶל &amp; אֶת־פָּנָ֗י⁠ו אֶל־הַ⁠יָּם֙ הַ⁠קַּדְמֹנִ֔י וְ⁠סֹפ֖⁠וֹ אֶל־הַ⁠יָּ֣ם הָ⁠אַֽחֲר֑וֹן</w:t>
-      </w:r>
-    </w:p>
-    <w:p>
-      <w:pPr/>
-      <w:r>
-        <w:rPr>
-          <w:lang w:val="en_US" w:bidi="en_US"/>
-        </w:rPr>
-      </w:r>
-      <w:r>
-        <w:rPr>
           <w:b/>
           <w:lang w:val="en_US" w:bidi="en_US"/>
         </w:rPr>
@@ -18657,20 +16268,6 @@
       </w:r>
       <w:r>
         <w:rPr>
-          <w:lang w:val="en_US" w:bidi="en_US"/>
-        </w:rPr>
-        <w:t>אֶל &amp; אֶת־פָּנָ֗י⁠ו אֶל־הַ⁠יָּם֙ הַ⁠קַּדְמֹנִ֔י וְ⁠סֹפ֖⁠וֹ אֶל־הַ⁠יָּ֣ם הָ⁠אַֽחֲר֑וֹן</w:t>
-      </w:r>
-    </w:p>
-    <w:p>
-      <w:pPr/>
-      <w:r>
-        <w:rPr>
-          <w:lang w:val="en_US" w:bidi="en_US"/>
-        </w:rPr>
-      </w:r>
-      <w:r>
-        <w:rPr>
           <w:b/>
           <w:lang w:val="en_US" w:bidi="en_US"/>
         </w:rPr>
@@ -18780,20 +16377,6 @@
       </w:r>
       <w:r>
         <w:rPr>
-          <w:lang w:val="en_US" w:bidi="en_US"/>
-        </w:rPr>
-        <w:t>וְ⁠עָלָ֣ה בָאְשׁ֗⁠וֹ וְ⁠תַ֨עַל֙ צַחֲנָת֔⁠וֹ</w:t>
-      </w:r>
-    </w:p>
-    <w:p>
-      <w:pPr/>
-      <w:r>
-        <w:rPr>
-          <w:lang w:val="en_US" w:bidi="en_US"/>
-        </w:rPr>
-      </w:r>
-      <w:r>
-        <w:rPr>
           <w:b/>
           <w:lang w:val="en_US" w:bidi="en_US"/>
         </w:rPr>
@@ -18890,20 +16473,6 @@
       </w:r>
       <w:r>
         <w:rPr>
-          <w:lang w:val="en_US" w:bidi="en_US"/>
-        </w:rPr>
-        <w:t>הִגְדִּ֖יל לַ⁠עֲשֽׂוֹת</w:t>
-      </w:r>
-    </w:p>
-    <w:p>
-      <w:pPr/>
-      <w:r>
-        <w:rPr>
-          <w:lang w:val="en_US" w:bidi="en_US"/>
-        </w:rPr>
-      </w:r>
-      <w:r>
-        <w:rPr>
           <w:b/>
           <w:lang w:val="en_US" w:bidi="en_US"/>
         </w:rPr>
@@ -18987,20 +16556,6 @@
       </w:r>
       <w:r>
         <w:rPr>
-          <w:lang w:val="en_US" w:bidi="en_US"/>
-        </w:rPr>
-        <w:t>כִּ֥י הִגְדִּ֖יל לַ⁠עֲשֽׂוֹת</w:t>
-      </w:r>
-    </w:p>
-    <w:p>
-      <w:pPr/>
-      <w:r>
-        <w:rPr>
-          <w:lang w:val="en_US" w:bidi="en_US"/>
-        </w:rPr>
-      </w:r>
-      <w:r>
-        <w:rPr>
           <w:b/>
           <w:lang w:val="en_US" w:bidi="en_US"/>
         </w:rPr>
@@ -19084,20 +16639,6 @@
       </w:r>
       <w:r>
         <w:rPr>
-          <w:lang w:val="en_US" w:bidi="en_US"/>
-        </w:rPr>
-        <w:t>אַל־תִּֽירְאִ֖י אֲדָמָ֑ה גִּ֣ילִי וּ⁠שְׂמָ֔חִי</w:t>
-      </w:r>
-    </w:p>
-    <w:p>
-      <w:pPr/>
-      <w:r>
-        <w:rPr>
-          <w:lang w:val="en_US" w:bidi="en_US"/>
-        </w:rPr>
-      </w:r>
-      <w:r>
-        <w:rPr>
           <w:b/>
           <w:lang w:val="en_US" w:bidi="en_US"/>
         </w:rPr>
@@ -19194,20 +16735,6 @@
       </w:r>
       <w:r>
         <w:rPr>
-          <w:lang w:val="en_US" w:bidi="en_US"/>
-        </w:rPr>
-        <w:t>גִּ֣ילִי וּ⁠שְׂמָ֔חִי</w:t>
-      </w:r>
-    </w:p>
-    <w:p>
-      <w:pPr/>
-      <w:r>
-        <w:rPr>
-          <w:lang w:val="en_US" w:bidi="en_US"/>
-        </w:rPr>
-      </w:r>
-      <w:r>
-        <w:rPr>
           <w:b/>
           <w:lang w:val="en_US" w:bidi="en_US"/>
         </w:rPr>
@@ -19317,20 +16844,6 @@
       </w:r>
       <w:r>
         <w:rPr>
-          <w:lang w:val="en_US" w:bidi="en_US"/>
-        </w:rPr>
-        <w:t>הִגְדִּ֥יל יְהוָ֖ה לַ⁠עֲשֽׂוֹת</w:t>
-      </w:r>
-    </w:p>
-    <w:p>
-      <w:pPr/>
-      <w:r>
-        <w:rPr>
-          <w:lang w:val="en_US" w:bidi="en_US"/>
-        </w:rPr>
-      </w:r>
-      <w:r>
-        <w:rPr>
           <w:b/>
           <w:lang w:val="en_US" w:bidi="en_US"/>
         </w:rPr>
@@ -19414,20 +16927,6 @@
       </w:r>
       <w:r>
         <w:rPr>
-          <w:lang w:val="en_US" w:bidi="en_US"/>
-        </w:rPr>
-        <w:t>הִגְדִּ֥יל יְהוָ֖ה לַ⁠עֲשֽׂוֹת</w:t>
-      </w:r>
-    </w:p>
-    <w:p>
-      <w:pPr/>
-      <w:r>
-        <w:rPr>
-          <w:lang w:val="en_US" w:bidi="en_US"/>
-        </w:rPr>
-      </w:r>
-      <w:r>
-        <w:rPr>
           <w:b/>
           <w:lang w:val="en_US" w:bidi="en_US"/>
         </w:rPr>
@@ -19511,20 +17010,6 @@
       </w:r>
       <w:r>
         <w:rPr>
-          <w:lang w:val="en_US" w:bidi="en_US"/>
-        </w:rPr>
-        <w:t>אַל־תִּֽירְאוּ֙ בַּהֲמ֣וֹת שָׂדַ֔י</w:t>
-      </w:r>
-    </w:p>
-    <w:p>
-      <w:pPr/>
-      <w:r>
-        <w:rPr>
-          <w:lang w:val="en_US" w:bidi="en_US"/>
-        </w:rPr>
-      </w:r>
-      <w:r>
-        <w:rPr>
           <w:b/>
           <w:lang w:val="en_US" w:bidi="en_US"/>
         </w:rPr>
@@ -19621,20 +17106,6 @@
       </w:r>
       <w:r>
         <w:rPr>
-          <w:lang w:val="en_US" w:bidi="en_US"/>
-        </w:rPr>
-        <w:t>דָשְׁא֖וּ נְא֣וֹת מִדְבָּ֑ר כִּֽי־עֵץ֙ נָשָׂ֣א פִרְי֔⁠וֹ תְּאֵנָ֥ה וָ⁠גֶ֖פֶן נָתְנ֥וּ חֵילָֽ⁠ם</w:t>
-      </w:r>
-    </w:p>
-    <w:p>
-      <w:pPr/>
-      <w:r>
-        <w:rPr>
-          <w:lang w:val="en_US" w:bidi="en_US"/>
-        </w:rPr>
-      </w:r>
-      <w:r>
-        <w:rPr>
           <w:b/>
           <w:lang w:val="en_US" w:bidi="en_US"/>
         </w:rPr>
@@ -19718,20 +17189,6 @@
       </w:r>
       <w:r>
         <w:rPr>
-          <w:lang w:val="en_US" w:bidi="en_US"/>
-        </w:rPr>
-        <w:t>עֵץ֙ נָשָׂ֣א פִרְי֔⁠וֹ תְּאֵנָ֥ה וָ⁠גֶ֖פֶן נָתְנ֥וּ חֵילָֽ⁠ם</w:t>
-      </w:r>
-    </w:p>
-    <w:p>
-      <w:pPr/>
-      <w:r>
-        <w:rPr>
-          <w:lang w:val="en_US" w:bidi="en_US"/>
-        </w:rPr>
-      </w:r>
-      <w:r>
-        <w:rPr>
           <w:b/>
           <w:lang w:val="en_US" w:bidi="en_US"/>
         </w:rPr>
@@ -19854,20 +17311,6 @@
       </w:r>
       <w:r>
         <w:rPr>
-          <w:lang w:val="en_US" w:bidi="en_US"/>
-        </w:rPr>
-        <w:t>חֵילָֽ⁠ם</w:t>
-      </w:r>
-    </w:p>
-    <w:p>
-      <w:pPr/>
-      <w:r>
-        <w:rPr>
-          <w:lang w:val="en_US" w:bidi="en_US"/>
-        </w:rPr>
-      </w:r>
-      <w:r>
-        <w:rPr>
           <w:b/>
           <w:lang w:val="en_US" w:bidi="en_US"/>
         </w:rPr>
@@ -19964,20 +17407,6 @@
       </w:r>
       <w:r>
         <w:rPr>
-          <w:lang w:val="en_US" w:bidi="en_US"/>
-        </w:rPr>
-        <w:t>וּ⁠בְנֵ֣י צִיּ֗וֹן</w:t>
-      </w:r>
-    </w:p>
-    <w:p>
-      <w:pPr/>
-      <w:r>
-        <w:rPr>
-          <w:lang w:val="en_US" w:bidi="en_US"/>
-        </w:rPr>
-      </w:r>
-      <w:r>
-        <w:rPr>
           <w:b/>
           <w:lang w:val="en_US" w:bidi="en_US"/>
         </w:rPr>
@@ -20074,20 +17503,6 @@
       </w:r>
       <w:r>
         <w:rPr>
-          <w:lang w:val="en_US" w:bidi="en_US"/>
-        </w:rPr>
-        <w:t>אֱלֹֽהֵי⁠כֶ֔ם</w:t>
-      </w:r>
-    </w:p>
-    <w:p>
-      <w:pPr/>
-      <w:r>
-        <w:rPr>
-          <w:lang w:val="en_US" w:bidi="en_US"/>
-        </w:rPr>
-      </w:r>
-      <w:r>
-        <w:rPr>
           <w:b/>
           <w:lang w:val="en_US" w:bidi="en_US"/>
         </w:rPr>
@@ -20184,20 +17599,6 @@
       </w:r>
       <w:r>
         <w:rPr>
-          <w:lang w:val="en_US" w:bidi="en_US"/>
-        </w:rPr>
-        <w:t>נָתַ֥ן לָ⁠כֶ֛ם אֶת־הַ⁠מּוֹרֶ֖ה לִ⁠צְדָקָ֑ה וַ⁠יּ֣וֹרֶד לָ⁠כֶ֗ם גֶּ֛שֶׁם</w:t>
-      </w:r>
-    </w:p>
-    <w:p>
-      <w:pPr/>
-      <w:r>
-        <w:rPr>
-          <w:lang w:val="en_US" w:bidi="en_US"/>
-        </w:rPr>
-      </w:r>
-      <w:r>
-        <w:rPr>
           <w:b/>
           <w:lang w:val="en_US" w:bidi="en_US"/>
         </w:rPr>
@@ -20281,20 +17682,6 @@
       </w:r>
       <w:r>
         <w:rPr>
-          <w:lang w:val="en_US" w:bidi="en_US"/>
-        </w:rPr>
-        <w:t>לִ⁠צְדָקָ֑ה</w:t>
-      </w:r>
-    </w:p>
-    <w:p>
-      <w:pPr/>
-      <w:r>
-        <w:rPr>
-          <w:lang w:val="en_US" w:bidi="en_US"/>
-        </w:rPr>
-      </w:r>
-      <w:r>
-        <w:rPr>
           <w:b/>
           <w:lang w:val="en_US" w:bidi="en_US"/>
         </w:rPr>
@@ -20391,20 +17778,6 @@
       </w:r>
       <w:r>
         <w:rPr>
-          <w:lang w:val="en_US" w:bidi="en_US"/>
-        </w:rPr>
-        <w:t>גֶּ֛שֶׁם</w:t>
-      </w:r>
-    </w:p>
-    <w:p>
-      <w:pPr/>
-      <w:r>
-        <w:rPr>
-          <w:lang w:val="en_US" w:bidi="en_US"/>
-        </w:rPr>
-      </w:r>
-      <w:r>
-        <w:rPr>
           <w:b/>
           <w:lang w:val="en_US" w:bidi="en_US"/>
         </w:rPr>
@@ -20501,20 +17874,6 @@
       </w:r>
       <w:r>
         <w:rPr>
-          <w:lang w:val="en_US" w:bidi="en_US"/>
-        </w:rPr>
-        <w:t>מוֹרֶ֥ה וּ⁠מַלְק֖וֹשׁ</w:t>
-      </w:r>
-    </w:p>
-    <w:p>
-      <w:pPr/>
-      <w:r>
-        <w:rPr>
-          <w:lang w:val="en_US" w:bidi="en_US"/>
-        </w:rPr>
-      </w:r>
-      <w:r>
-        <w:rPr>
           <w:b/>
           <w:lang w:val="en_US" w:bidi="en_US"/>
         </w:rPr>
@@ -20624,20 +17983,6 @@
       </w:r>
       <w:r>
         <w:rPr>
-          <w:lang w:val="en_US" w:bidi="en_US"/>
-        </w:rPr>
-        <w:t>בָּ⁠רִאשֽׁוֹן</w:t>
-      </w:r>
-    </w:p>
-    <w:p>
-      <w:pPr/>
-      <w:r>
-        <w:rPr>
-          <w:lang w:val="en_US" w:bidi="en_US"/>
-        </w:rPr>
-      </w:r>
-      <w:r>
-        <w:rPr>
           <w:b/>
           <w:lang w:val="en_US" w:bidi="en_US"/>
         </w:rPr>
@@ -20734,20 +18079,6 @@
       </w:r>
       <w:r>
         <w:rPr>
-          <w:lang w:val="en_US" w:bidi="en_US"/>
-        </w:rPr>
-        <w:t>וְ⁠הֵשִׁ֥יקוּ הַ⁠יְקָבִ֖ים תִּיר֥וֹשׁ וְ⁠יִצְהָֽר</w:t>
-      </w:r>
-    </w:p>
-    <w:p>
-      <w:pPr/>
-      <w:r>
-        <w:rPr>
-          <w:lang w:val="en_US" w:bidi="en_US"/>
-        </w:rPr>
-      </w:r>
-      <w:r>
-        <w:rPr>
           <w:b/>
           <w:lang w:val="en_US" w:bidi="en_US"/>
         </w:rPr>
@@ -20831,20 +18162,6 @@
       </w:r>
       <w:r>
         <w:rPr>
-          <w:lang w:val="en_US" w:bidi="en_US"/>
-        </w:rPr>
-        <w:t>וְ⁠שִׁלַּמְתִּ֤י לָ⁠כֶם֙ אֶת־הַ⁠שָּׁנִ֔ים</w:t>
-      </w:r>
-    </w:p>
-    <w:p>
-      <w:pPr/>
-      <w:r>
-        <w:rPr>
-          <w:lang w:val="en_US" w:bidi="en_US"/>
-        </w:rPr>
-      </w:r>
-      <w:r>
-        <w:rPr>
           <w:b/>
           <w:lang w:val="en_US" w:bidi="en_US"/>
         </w:rPr>
@@ -20928,20 +18245,6 @@
       </w:r>
       <w:r>
         <w:rPr>
-          <w:lang w:val="en_US" w:bidi="en_US"/>
-        </w:rPr>
-        <w:t>אֶת־הַ⁠שָּׁנִ֔ים</w:t>
-      </w:r>
-    </w:p>
-    <w:p>
-      <w:pPr/>
-      <w:r>
-        <w:rPr>
-          <w:lang w:val="en_US" w:bidi="en_US"/>
-        </w:rPr>
-      </w:r>
-      <w:r>
-        <w:rPr>
           <w:b/>
           <w:lang w:val="en_US" w:bidi="en_US"/>
         </w:rPr>
@@ -21038,20 +18341,6 @@
       </w:r>
       <w:r>
         <w:rPr>
-          <w:lang w:val="en_US" w:bidi="en_US"/>
-        </w:rPr>
-        <w:t>חֵילִ⁠י֙ הַ⁠גָּד֔וֹל</w:t>
-      </w:r>
-    </w:p>
-    <w:p>
-      <w:pPr/>
-      <w:r>
-        <w:rPr>
-          <w:lang w:val="en_US" w:bidi="en_US"/>
-        </w:rPr>
-      </w:r>
-      <w:r>
-        <w:rPr>
           <w:b/>
           <w:lang w:val="en_US" w:bidi="en_US"/>
         </w:rPr>
@@ -21148,20 +18437,6 @@
       </w:r>
       <w:r>
         <w:rPr>
-          <w:lang w:val="en_US" w:bidi="en_US"/>
-        </w:rPr>
-        <w:t>וַ⁠אֲכַלְתֶּ֤ם אָכוֹל֙</w:t>
-      </w:r>
-    </w:p>
-    <w:p>
-      <w:pPr/>
-      <w:r>
-        <w:rPr>
-          <w:lang w:val="en_US" w:bidi="en_US"/>
-        </w:rPr>
-      </w:r>
-      <w:r>
-        <w:rPr>
           <w:b/>
           <w:lang w:val="en_US" w:bidi="en_US"/>
         </w:rPr>
@@ -21245,20 +18520,6 @@
       </w:r>
       <w:r>
         <w:rPr>
-          <w:lang w:val="en_US" w:bidi="en_US"/>
-        </w:rPr>
-        <w:t>אֶת־שֵׁ֤ם יְהוָה֙ אֱלֹ֣הֵי⁠כֶ֔ם</w:t>
-      </w:r>
-    </w:p>
-    <w:p>
-      <w:pPr/>
-      <w:r>
-        <w:rPr>
-          <w:lang w:val="en_US" w:bidi="en_US"/>
-        </w:rPr>
-      </w:r>
-      <w:r>
-        <w:rPr>
           <w:b/>
           <w:lang w:val="en_US" w:bidi="en_US"/>
         </w:rPr>
@@ -21342,20 +18603,6 @@
       </w:r>
       <w:r>
         <w:rPr>
-          <w:lang w:val="en_US" w:bidi="en_US"/>
-        </w:rPr>
-        <w:t>אֶת־שֵׁ֤ם</w:t>
-      </w:r>
-    </w:p>
-    <w:p>
-      <w:pPr/>
-      <w:r>
-        <w:rPr>
-          <w:lang w:val="en_US" w:bidi="en_US"/>
-        </w:rPr>
-      </w:r>
-      <w:r>
-        <w:rPr>
           <w:b/>
           <w:lang w:val="en_US" w:bidi="en_US"/>
         </w:rPr>
@@ -21452,20 +18699,6 @@
       </w:r>
       <w:r>
         <w:rPr>
-          <w:lang w:val="en_US" w:bidi="en_US"/>
-        </w:rPr>
-        <w:t>אֲשֶׁר־עָשָׂ֥ה עִמָּ⁠כֶ֖ם לְ⁠הַפְלִ֑יא</w:t>
-      </w:r>
-    </w:p>
-    <w:p>
-      <w:pPr/>
-      <w:r>
-        <w:rPr>
-          <w:lang w:val="en_US" w:bidi="en_US"/>
-        </w:rPr>
-      </w:r>
-      <w:r>
-        <w:rPr>
           <w:b/>
           <w:lang w:val="en_US" w:bidi="en_US"/>
         </w:rPr>
@@ -21562,20 +18795,6 @@
       </w:r>
       <w:r>
         <w:rPr>
-          <w:lang w:val="en_US" w:bidi="en_US"/>
-        </w:rPr>
-        <w:t>וְ⁠לֹא־יֵבֹ֥שׁוּ עַמִּ֖⁠י לְ⁠עוֹלָֽם</w:t>
-      </w:r>
-    </w:p>
-    <w:p>
-      <w:pPr/>
-      <w:r>
-        <w:rPr>
-          <w:lang w:val="en_US" w:bidi="en_US"/>
-        </w:rPr>
-      </w:r>
-      <w:r>
-        <w:rPr>
           <w:b/>
           <w:lang w:val="en_US" w:bidi="en_US"/>
         </w:rPr>
@@ -21672,20 +18891,6 @@
       </w:r>
       <w:r>
         <w:rPr>
-          <w:lang w:val="en_US" w:bidi="en_US"/>
-        </w:rPr>
-        <w:t>יִשְׂרָאֵל֙</w:t>
-      </w:r>
-    </w:p>
-    <w:p>
-      <w:pPr/>
-      <w:r>
-        <w:rPr>
-          <w:lang w:val="en_US" w:bidi="en_US"/>
-        </w:rPr>
-      </w:r>
-      <w:r>
-        <w:rPr>
           <w:b/>
           <w:lang w:val="en_US" w:bidi="en_US"/>
         </w:rPr>
@@ -21782,20 +18987,6 @@
       </w:r>
       <w:r>
         <w:rPr>
-          <w:lang w:val="en_US" w:bidi="en_US"/>
-        </w:rPr>
-        <w:t>וְ⁠לֹא־יֵבֹ֥שׁוּ עַמִּ֖⁠י לְ⁠עוֹלָֽם</w:t>
-      </w:r>
-    </w:p>
-    <w:p>
-      <w:pPr/>
-      <w:r>
-        <w:rPr>
-          <w:lang w:val="en_US" w:bidi="en_US"/>
-        </w:rPr>
-      </w:r>
-      <w:r>
-        <w:rPr>
           <w:b/>
           <w:lang w:val="en_US" w:bidi="en_US"/>
         </w:rPr>
@@ -21892,20 +19083,6 @@
       </w:r>
       <w:r>
         <w:rPr>
-          <w:lang w:val="en_US" w:bidi="en_US"/>
-        </w:rPr>
-        <w:t>וְ⁠הָיָ֣ה אַֽחֲרֵי־כֵ֗ן</w:t>
-      </w:r>
-    </w:p>
-    <w:p>
-      <w:pPr/>
-      <w:r>
-        <w:rPr>
-          <w:lang w:val="en_US" w:bidi="en_US"/>
-        </w:rPr>
-      </w:r>
-      <w:r>
-        <w:rPr>
           <w:b/>
           <w:lang w:val="en_US" w:bidi="en_US"/>
         </w:rPr>
@@ -21989,20 +19166,6 @@
       </w:r>
       <w:r>
         <w:rPr>
-          <w:lang w:val="en_US" w:bidi="en_US"/>
-        </w:rPr>
-        <w:t>אֶשְׁפּ֤וֹךְ אֶת־רוּחִ⁠י֙ עַל־כָּל־בָּשָׂ֔ר</w:t>
-      </w:r>
-    </w:p>
-    <w:p>
-      <w:pPr/>
-      <w:r>
-        <w:rPr>
-          <w:lang w:val="en_US" w:bidi="en_US"/>
-        </w:rPr>
-      </w:r>
-      <w:r>
-        <w:rPr>
           <w:b/>
           <w:lang w:val="en_US" w:bidi="en_US"/>
         </w:rPr>
@@ -22086,20 +19249,6 @@
       </w:r>
       <w:r>
         <w:rPr>
-          <w:lang w:val="en_US" w:bidi="en_US"/>
-        </w:rPr>
-        <w:t>עַל־כָּל־בָּשָׂ֔ר</w:t>
-      </w:r>
-    </w:p>
-    <w:p>
-      <w:pPr/>
-      <w:r>
-        <w:rPr>
-          <w:lang w:val="en_US" w:bidi="en_US"/>
-        </w:rPr>
-      </w:r>
-      <w:r>
-        <w:rPr>
           <w:b/>
           <w:lang w:val="en_US" w:bidi="en_US"/>
         </w:rPr>
@@ -22196,20 +19345,6 @@
       </w:r>
       <w:r>
         <w:rPr>
-          <w:lang w:val="en_US" w:bidi="en_US"/>
-        </w:rPr>
-        <w:t>עַל־כָּל־בָּשָׂ֔ר</w:t>
-      </w:r>
-    </w:p>
-    <w:p>
-      <w:pPr/>
-      <w:r>
-        <w:rPr>
-          <w:lang w:val="en_US" w:bidi="en_US"/>
-        </w:rPr>
-      </w:r>
-      <w:r>
-        <w:rPr>
           <w:b/>
           <w:lang w:val="en_US" w:bidi="en_US"/>
         </w:rPr>
@@ -22306,20 +19441,6 @@
       </w:r>
       <w:r>
         <w:rPr>
-          <w:lang w:val="en_US" w:bidi="en_US"/>
-        </w:rPr>
-        <w:t>וְ⁠נִבְּא֖וּ בְּנֵי⁠כֶ֣ם וּ⁠בְנֽוֹתֵי⁠כֶ֑ם</w:t>
-      </w:r>
-    </w:p>
-    <w:p>
-      <w:pPr/>
-      <w:r>
-        <w:rPr>
-          <w:lang w:val="en_US" w:bidi="en_US"/>
-        </w:rPr>
-      </w:r>
-      <w:r>
-        <w:rPr>
           <w:b/>
           <w:lang w:val="en_US" w:bidi="en_US"/>
         </w:rPr>
@@ -22403,20 +19524,6 @@
       </w:r>
       <w:r>
         <w:rPr>
-          <w:lang w:val="en_US" w:bidi="en_US"/>
-        </w:rPr>
-        <w:t>זִקְנֵי⁠כֶם֙ חֲלֹמ֣וֹת יַחֲלֹמ֔וּ⁠ן בַּח֣וּרֵי⁠כֶ֔ם חֶזְיֹנ֖וֹת יִרְאֽוּ</w:t>
-      </w:r>
-    </w:p>
-    <w:p>
-      <w:pPr/>
-      <w:r>
-        <w:rPr>
-          <w:lang w:val="en_US" w:bidi="en_US"/>
-        </w:rPr>
-      </w:r>
-      <w:r>
-        <w:rPr>
           <w:b/>
           <w:lang w:val="en_US" w:bidi="en_US"/>
         </w:rPr>
@@ -22500,20 +19607,6 @@
       </w:r>
       <w:r>
         <w:rPr>
-          <w:lang w:val="en_US" w:bidi="en_US"/>
-        </w:rPr>
-        <w:t>חֲלֹמ֣וֹת</w:t>
-      </w:r>
-    </w:p>
-    <w:p>
-      <w:pPr/>
-      <w:r>
-        <w:rPr>
-          <w:lang w:val="en_US" w:bidi="en_US"/>
-        </w:rPr>
-      </w:r>
-      <w:r>
-        <w:rPr>
           <w:b/>
           <w:lang w:val="en_US" w:bidi="en_US"/>
         </w:rPr>
@@ -22610,20 +19703,6 @@
       </w:r>
       <w:r>
         <w:rPr>
-          <w:lang w:val="en_US" w:bidi="en_US"/>
-        </w:rPr>
-        <w:t>וְ⁠גַ֥ם עַל־הָֽ⁠עֲבָדִ֖ים וְ⁠עַל־הַ⁠שְּׁפָח֑וֹת</w:t>
-      </w:r>
-    </w:p>
-    <w:p>
-      <w:pPr/>
-      <w:r>
-        <w:rPr>
-          <w:lang w:val="en_US" w:bidi="en_US"/>
-        </w:rPr>
-      </w:r>
-      <w:r>
-        <w:rPr>
           <w:b/>
           <w:lang w:val="en_US" w:bidi="en_US"/>
         </w:rPr>
@@ -22707,20 +19786,6 @@
       </w:r>
       <w:r>
         <w:rPr>
-          <w:lang w:val="en_US" w:bidi="en_US"/>
-        </w:rPr>
-        <w:t>בַּ⁠יָּמִ֣ים הָ⁠הֵ֔מָּה</w:t>
-      </w:r>
-    </w:p>
-    <w:p>
-      <w:pPr/>
-      <w:r>
-        <w:rPr>
-          <w:lang w:val="en_US" w:bidi="en_US"/>
-        </w:rPr>
-      </w:r>
-      <w:r>
-        <w:rPr>
           <w:b/>
           <w:lang w:val="en_US" w:bidi="en_US"/>
         </w:rPr>
@@ -22836,7 +19901,7 @@
         </w:rPr>
         <w:t xml:space="preserve">See how you translated this in </w:t>
       </w:r>
-      <w:hyperlink r:id="rId17">
+      <w:hyperlink r:id="rId15">
         <w:r>
           <w:rPr>
             <w:lang w:val="en_US" w:bidi="en_US"/>
@@ -23014,20 +20079,6 @@
       </w:r>
       <w:r>
         <w:rPr>
-          <w:lang w:val="en_US" w:bidi="en_US"/>
-        </w:rPr>
-        <w:t>הַ⁠שֶּׁ֨מֶשׁ֙ יֵהָפֵ֣ךְ לְ⁠חֹ֔שֶׁךְ וְ⁠הַ⁠יָּרֵ֖חַ לְ⁠דָ֑ם</w:t>
-      </w:r>
-    </w:p>
-    <w:p>
-      <w:pPr/>
-      <w:r>
-        <w:rPr>
-          <w:lang w:val="en_US" w:bidi="en_US"/>
-        </w:rPr>
-      </w:r>
-      <w:r>
-        <w:rPr>
           <w:b/>
           <w:lang w:val="en_US" w:bidi="en_US"/>
         </w:rPr>
@@ -23111,20 +20162,6 @@
       </w:r>
       <w:r>
         <w:rPr>
-          <w:lang w:val="en_US" w:bidi="en_US"/>
-        </w:rPr>
-        <w:t>הַ⁠שֶּׁ֨מֶשׁ֙ יֵהָפֵ֣ךְ לְ⁠חֹ֔שֶׁךְ וְ⁠הַ⁠יָּרֵ֖חַ לְ⁠דָ֑ם</w:t>
-      </w:r>
-    </w:p>
-    <w:p>
-      <w:pPr/>
-      <w:r>
-        <w:rPr>
-          <w:lang w:val="en_US" w:bidi="en_US"/>
-        </w:rPr>
-      </w:r>
-      <w:r>
-        <w:rPr>
           <w:b/>
           <w:lang w:val="en_US" w:bidi="en_US"/>
         </w:rPr>
@@ -23208,20 +20245,6 @@
       </w:r>
       <w:r>
         <w:rPr>
-          <w:lang w:val="en_US" w:bidi="en_US"/>
-        </w:rPr>
-        <w:t>וְ⁠הַ⁠יָּרֵ֖חַ לְ⁠דָ֑ם</w:t>
-      </w:r>
-    </w:p>
-    <w:p>
-      <w:pPr/>
-      <w:r>
-        <w:rPr>
-          <w:lang w:val="en_US" w:bidi="en_US"/>
-        </w:rPr>
-      </w:r>
-      <w:r>
-        <w:rPr>
           <w:b/>
           <w:lang w:val="en_US" w:bidi="en_US"/>
         </w:rPr>
@@ -23305,20 +20328,6 @@
       </w:r>
       <w:r>
         <w:rPr>
-          <w:lang w:val="en_US" w:bidi="en_US"/>
-        </w:rPr>
-        <w:t>לִ⁠פְנֵ֗י בּ֚וֹא י֣וֹם יְהוָ֔ה הַ⁠גָּד֖וֹל וְ⁠הַ⁠נּוֹרָֽא</w:t>
-      </w:r>
-    </w:p>
-    <w:p>
-      <w:pPr/>
-      <w:r>
-        <w:rPr>
-          <w:lang w:val="en_US" w:bidi="en_US"/>
-        </w:rPr>
-      </w:r>
-      <w:r>
-        <w:rPr>
           <w:b/>
           <w:lang w:val="en_US" w:bidi="en_US"/>
         </w:rPr>
@@ -23415,20 +20424,6 @@
       </w:r>
       <w:r>
         <w:rPr>
-          <w:lang w:val="en_US" w:bidi="en_US"/>
-        </w:rPr>
-        <w:t>י֣וֹם יְהוָ֔ה הַ⁠גָּד֖וֹל וְ⁠הַ⁠נּוֹרָֽא</w:t>
-      </w:r>
-    </w:p>
-    <w:p>
-      <w:pPr/>
-      <w:r>
-        <w:rPr>
-          <w:lang w:val="en_US" w:bidi="en_US"/>
-        </w:rPr>
-      </w:r>
-      <w:r>
-        <w:rPr>
           <w:b/>
           <w:lang w:val="en_US" w:bidi="en_US"/>
         </w:rPr>
@@ -23531,7 +20526,7 @@
         </w:rPr>
         <w:t xml:space="preserve">See how you translated the similar expression in </w:t>
       </w:r>
-      <w:hyperlink r:id="rId16">
+      <w:hyperlink r:id="rId14">
         <w:r>
           <w:rPr>
             <w:lang w:val="en_US" w:bidi="en_US"/>
@@ -23613,20 +20608,6 @@
       </w:r>
       <w:r>
         <w:rPr>
-          <w:lang w:val="en_US" w:bidi="en_US"/>
-        </w:rPr>
-        <w:t>וְ⁠הָיָ֗ה</w:t>
-      </w:r>
-    </w:p>
-    <w:p>
-      <w:pPr/>
-      <w:r>
-        <w:rPr>
-          <w:lang w:val="en_US" w:bidi="en_US"/>
-        </w:rPr>
-      </w:r>
-      <w:r>
-        <w:rPr>
           <w:b/>
           <w:lang w:val="en_US" w:bidi="en_US"/>
         </w:rPr>
@@ -23710,20 +20691,6 @@
       </w:r>
       <w:r>
         <w:rPr>
-          <w:lang w:val="en_US" w:bidi="en_US"/>
-        </w:rPr>
-        <w:t>כֹּ֧ל אֲשֶׁר־יִקְרָ֛א בְּ⁠שֵׁ֥ם יְהוָ֖ה יִמָּלֵ֑ט &amp; יְהוָ֔ה</w:t>
-      </w:r>
-    </w:p>
-    <w:p>
-      <w:pPr/>
-      <w:r>
-        <w:rPr>
-          <w:lang w:val="en_US" w:bidi="en_US"/>
-        </w:rPr>
-      </w:r>
-      <w:r>
-        <w:rPr>
           <w:b/>
           <w:lang w:val="en_US" w:bidi="en_US"/>
         </w:rPr>
@@ -23807,20 +20774,6 @@
       </w:r>
       <w:r>
         <w:rPr>
-          <w:lang w:val="en_US" w:bidi="en_US"/>
-        </w:rPr>
-        <w:t>בְּ⁠שֵׁ֥ם יְהוָ֖ה &amp; יְהוָ֔ה</w:t>
-      </w:r>
-    </w:p>
-    <w:p>
-      <w:pPr/>
-      <w:r>
-        <w:rPr>
-          <w:lang w:val="en_US" w:bidi="en_US"/>
-        </w:rPr>
-      </w:r>
-      <w:r>
-        <w:rPr>
           <w:b/>
           <w:lang w:val="en_US" w:bidi="en_US"/>
         </w:rPr>
@@ -23917,20 +20870,6 @@
       </w:r>
       <w:r>
         <w:rPr>
-          <w:lang w:val="en_US" w:bidi="en_US"/>
-        </w:rPr>
-        <w:t>בְּ⁠שֵׁ֥ם יְהוָ֖ה &amp; יְהוָ֔ה</w:t>
-      </w:r>
-    </w:p>
-    <w:p>
-      <w:pPr/>
-      <w:r>
-        <w:rPr>
-          <w:lang w:val="en_US" w:bidi="en_US"/>
-        </w:rPr>
-      </w:r>
-      <w:r>
-        <w:rPr>
           <w:b/>
           <w:lang w:val="en_US" w:bidi="en_US"/>
         </w:rPr>
@@ -24014,20 +20953,6 @@
       </w:r>
       <w:r>
         <w:rPr>
-          <w:lang w:val="en_US" w:bidi="en_US"/>
-        </w:rPr>
-        <w:t>כִּ֠י בְּ⁠הַר־צִיּ֨וֹן וּ⁠בִ⁠ירוּשָׁלִַ֜ם תִּֽהְיֶ֣ה פְלֵיטָ֗ה</w:t>
-      </w:r>
-    </w:p>
-    <w:p>
-      <w:pPr/>
-      <w:r>
-        <w:rPr>
-          <w:lang w:val="en_US" w:bidi="en_US"/>
-        </w:rPr>
-      </w:r>
-      <w:r>
-        <w:rPr>
           <w:b/>
           <w:lang w:val="en_US" w:bidi="en_US"/>
         </w:rPr>
@@ -24124,20 +21049,6 @@
       </w:r>
       <w:r>
         <w:rPr>
-          <w:lang w:val="en_US" w:bidi="en_US"/>
-        </w:rPr>
-        <w:t>בְּ⁠הַר־צִיּ֨וֹן וּ⁠בִ⁠ירוּשָׁלִַ֜ם</w:t>
-      </w:r>
-    </w:p>
-    <w:p>
-      <w:pPr/>
-      <w:r>
-        <w:rPr>
-          <w:lang w:val="en_US" w:bidi="en_US"/>
-        </w:rPr>
-      </w:r>
-      <w:r>
-        <w:rPr>
           <w:b/>
           <w:lang w:val="en_US" w:bidi="en_US"/>
         </w:rPr>
@@ -24247,20 +21158,6 @@
       </w:r>
       <w:r>
         <w:rPr>
-          <w:lang w:val="en_US" w:bidi="en_US"/>
-        </w:rPr>
-        <w:t>כַּֽ⁠אֲשֶׁר֙ אָמַ֣ר יְהוָ֔ה</w:t>
-      </w:r>
-    </w:p>
-    <w:p>
-      <w:pPr/>
-      <w:r>
-        <w:rPr>
-          <w:lang w:val="en_US" w:bidi="en_US"/>
-        </w:rPr>
-      </w:r>
-      <w:r>
-        <w:rPr>
           <w:b/>
           <w:lang w:val="en_US" w:bidi="en_US"/>
         </w:rPr>
@@ -24344,20 +21241,6 @@
       </w:r>
       <w:r>
         <w:rPr>
-          <w:lang w:val="en_US" w:bidi="en_US"/>
-        </w:rPr>
-        <w:t>יְהוָ֖ה &amp; וּ⁠בַ֨⁠שְּׂרִידִ֔ים אֲשֶׁ֥ר יְהוָ֖ה קֹרֵֽא</w:t>
-      </w:r>
-    </w:p>
-    <w:p>
-      <w:pPr/>
-      <w:r>
-        <w:rPr>
-          <w:lang w:val="en_US" w:bidi="en_US"/>
-        </w:rPr>
-      </w:r>
-      <w:r>
-        <w:rPr>
           <w:b/>
           <w:lang w:val="en_US" w:bidi="en_US"/>
         </w:rPr>
@@ -24441,20 +21324,6 @@
       </w:r>
       <w:r>
         <w:rPr>
-          <w:lang w:val="en_US" w:bidi="en_US"/>
-        </w:rPr>
-        <w:t>יְהוָ֖ה &amp; אֲשֶׁ֥ר יְהוָ֖ה קֹרֵֽא</w:t>
-      </w:r>
-    </w:p>
-    <w:p>
-      <w:pPr/>
-      <w:r>
-        <w:rPr>
-          <w:lang w:val="en_US" w:bidi="en_US"/>
-        </w:rPr>
-      </w:r>
-      <w:r>
-        <w:rPr>
           <w:b/>
           <w:lang w:val="en_US" w:bidi="en_US"/>
         </w:rPr>
@@ -24538,20 +21407,6 @@
       </w:r>
       <w:r>
         <w:rPr>
-          <w:lang w:val="en_US" w:bidi="en_US"/>
-        </w:rPr>
-        <w:t>כִּ֗י הִנֵּ֛ה בַּ⁠יָּמִ֥ים הָ⁠הֵ֖מָּה וּ⁠בָ⁠עֵ֣ת הַ⁠הִ֑יא</w:t>
-      </w:r>
-    </w:p>
-    <w:p>
-      <w:pPr/>
-      <w:r>
-        <w:rPr>
-          <w:lang w:val="en_US" w:bidi="en_US"/>
-        </w:rPr>
-      </w:r>
-      <w:r>
-        <w:rPr>
           <w:b/>
           <w:lang w:val="en_US" w:bidi="en_US"/>
         </w:rPr>
@@ -24635,20 +21490,6 @@
       </w:r>
       <w:r>
         <w:rPr>
-          <w:lang w:val="en_US" w:bidi="en_US"/>
-        </w:rPr>
-        <w:t>כִּ֗י הִנֵּ֛ה</w:t>
-      </w:r>
-    </w:p>
-    <w:p>
-      <w:pPr/>
-      <w:r>
-        <w:rPr>
-          <w:lang w:val="en_US" w:bidi="en_US"/>
-        </w:rPr>
-      </w:r>
-      <w:r>
-        <w:rPr>
           <w:b/>
           <w:lang w:val="en_US" w:bidi="en_US"/>
         </w:rPr>
@@ -24745,20 +21586,6 @@
       </w:r>
       <w:r>
         <w:rPr>
-          <w:lang w:val="en_US" w:bidi="en_US"/>
-        </w:rPr>
-        <w:t>בַּ⁠יָּמִ֥ים הָ⁠הֵ֖מָּה וּ⁠בָ⁠עֵ֣ת הַ⁠הִ֑יא</w:t>
-      </w:r>
-    </w:p>
-    <w:p>
-      <w:pPr/>
-      <w:r>
-        <w:rPr>
-          <w:lang w:val="en_US" w:bidi="en_US"/>
-        </w:rPr>
-      </w:r>
-      <w:r>
-        <w:rPr>
           <w:b/>
           <w:lang w:val="en_US" w:bidi="en_US"/>
         </w:rPr>
@@ -24868,20 +21695,6 @@
       </w:r>
       <w:r>
         <w:rPr>
-          <w:lang w:val="en_US" w:bidi="en_US"/>
-        </w:rPr>
-        <w:t>אֲשֶׁ֥ר אָשִׁ֛יב אֶת־שְׁב֥וּת יְהוּדָ֖ה וִ⁠ירוּשָׁלִָֽם</w:t>
-      </w:r>
-    </w:p>
-    <w:p>
-      <w:pPr/>
-      <w:r>
-        <w:rPr>
-          <w:lang w:val="en_US" w:bidi="en_US"/>
-        </w:rPr>
-      </w:r>
-      <w:r>
-        <w:rPr>
           <w:b/>
           <w:lang w:val="en_US" w:bidi="en_US"/>
         </w:rPr>
@@ -24978,20 +21791,6 @@
       </w:r>
       <w:r>
         <w:rPr>
-          <w:lang w:val="en_US" w:bidi="en_US"/>
-        </w:rPr>
-        <w:t>אֲשֶׁ֥ר אָשִׁ֛יב אֶת־שְׁב֥וּת יְהוּדָ֖ה וִ⁠ירוּשָׁלִָֽם</w:t>
-      </w:r>
-    </w:p>
-    <w:p>
-      <w:pPr/>
-      <w:r>
-        <w:rPr>
-          <w:lang w:val="en_US" w:bidi="en_US"/>
-        </w:rPr>
-      </w:r>
-      <w:r>
-        <w:rPr>
           <w:b/>
           <w:lang w:val="en_US" w:bidi="en_US"/>
         </w:rPr>
@@ -25075,20 +21874,6 @@
       </w:r>
       <w:r>
         <w:rPr>
-          <w:lang w:val="en_US" w:bidi="en_US"/>
-        </w:rPr>
-        <w:t>עֵ֖מֶק יְהֽוֹשָׁפָ֑ט</w:t>
-      </w:r>
-    </w:p>
-    <w:p>
-      <w:pPr/>
-      <w:r>
-        <w:rPr>
-          <w:lang w:val="en_US" w:bidi="en_US"/>
-        </w:rPr>
-      </w:r>
-      <w:r>
-        <w:rPr>
           <w:b/>
           <w:lang w:val="en_US" w:bidi="en_US"/>
         </w:rPr>
@@ -25185,20 +21970,6 @@
       </w:r>
       <w:r>
         <w:rPr>
-          <w:lang w:val="en_US" w:bidi="en_US"/>
-        </w:rPr>
-        <w:t>עַמִּ֨⁠י וְ⁠נַחֲלָתִ֤⁠י יִשְׂרָאֵל֙</w:t>
-      </w:r>
-    </w:p>
-    <w:p>
-      <w:pPr/>
-      <w:r>
-        <w:rPr>
-          <w:lang w:val="en_US" w:bidi="en_US"/>
-        </w:rPr>
-      </w:r>
-      <w:r>
-        <w:rPr>
           <w:b/>
           <w:lang w:val="en_US" w:bidi="en_US"/>
         </w:rPr>
@@ -25334,20 +22105,6 @@
       </w:r>
       <w:r>
         <w:rPr>
-          <w:lang w:val="en_US" w:bidi="en_US"/>
-        </w:rPr>
-        <w:t>וְ⁠אֶת־אַרְצִ֖⁠י חִלֵּֽקוּ</w:t>
-      </w:r>
-    </w:p>
-    <w:p>
-      <w:pPr/>
-      <w:r>
-        <w:rPr>
-          <w:lang w:val="en_US" w:bidi="en_US"/>
-        </w:rPr>
-      </w:r>
-      <w:r>
-        <w:rPr>
           <w:b/>
           <w:lang w:val="en_US" w:bidi="en_US"/>
         </w:rPr>
@@ -25431,20 +22188,6 @@
       </w:r>
       <w:r>
         <w:rPr>
-          <w:lang w:val="en_US" w:bidi="en_US"/>
-        </w:rPr>
-        <w:t>גוֹרָ֑ל</w:t>
-      </w:r>
-    </w:p>
-    <w:p>
-      <w:pPr/>
-      <w:r>
-        <w:rPr>
-          <w:lang w:val="en_US" w:bidi="en_US"/>
-        </w:rPr>
-      </w:r>
-      <w:r>
-        <w:rPr>
           <w:b/>
           <w:lang w:val="en_US" w:bidi="en_US"/>
         </w:rPr>
@@ -25541,20 +22284,6 @@
       </w:r>
       <w:r>
         <w:rPr>
-          <w:lang w:val="en_US" w:bidi="en_US"/>
-        </w:rPr>
-        <w:t>וַ⁠יִּתְּנ֤וּ הַ⁠יֶּ֨לֶד֙ בַּ⁠זּוֹנָ֔ה וְ⁠הַ⁠יַּלְדָּ֛ה מָכְר֥וּ</w:t>
-      </w:r>
-    </w:p>
-    <w:p>
-      <w:pPr/>
-      <w:r>
-        <w:rPr>
-          <w:lang w:val="en_US" w:bidi="en_US"/>
-        </w:rPr>
-      </w:r>
-      <w:r>
-        <w:rPr>
           <w:b/>
           <w:lang w:val="en_US" w:bidi="en_US"/>
         </w:rPr>
@@ -25677,20 +22406,6 @@
       </w:r>
       <w:r>
         <w:rPr>
-          <w:lang w:val="en_US" w:bidi="en_US"/>
-        </w:rPr>
-        <w:t>וְ֠⁠גַם מָה־אַתֶּ֥ם לִ⁠י֙ צֹ֣ר וְ⁠צִיד֔וֹן וְ⁠כֹ֖ל גְּלִיל֣וֹת פְּלָ֑שֶׁת הַ⁠גְּמ֗וּל אַתֶּם֙ מְשַׁלְּמִ֣ים עָלָ֔⁠י &amp; אַתֶּם֙</w:t>
-      </w:r>
-    </w:p>
-    <w:p>
-      <w:pPr/>
-      <w:r>
-        <w:rPr>
-          <w:lang w:val="en_US" w:bidi="en_US"/>
-        </w:rPr>
-      </w:r>
-      <w:r>
-        <w:rPr>
           <w:b/>
           <w:lang w:val="en_US" w:bidi="en_US"/>
         </w:rPr>
@@ -25774,20 +22489,6 @@
       </w:r>
       <w:r>
         <w:rPr>
-          <w:lang w:val="en_US" w:bidi="en_US"/>
-        </w:rPr>
-        <w:t>מָה־אַתֶּ֥ם לִ⁠י֙</w:t>
-      </w:r>
-    </w:p>
-    <w:p>
-      <w:pPr/>
-      <w:r>
-        <w:rPr>
-          <w:lang w:val="en_US" w:bidi="en_US"/>
-        </w:rPr>
-      </w:r>
-      <w:r>
-        <w:rPr>
           <w:b/>
           <w:lang w:val="en_US" w:bidi="en_US"/>
         </w:rPr>
@@ -25871,20 +22572,6 @@
       </w:r>
       <w:r>
         <w:rPr>
-          <w:lang w:val="en_US" w:bidi="en_US"/>
-        </w:rPr>
-        <w:t>הַ⁠גְּמ֗וּל אַתֶּם֙ מְשַׁלְּמִ֣ים עָלָ֔⁠י וְ⁠אִם־גֹּמְלִ֤ים אַתֶּם֙ עָלַ֔⁠י</w:t>
-      </w:r>
-    </w:p>
-    <w:p>
-      <w:pPr/>
-      <w:r>
-        <w:rPr>
-          <w:lang w:val="en_US" w:bidi="en_US"/>
-        </w:rPr>
-      </w:r>
-      <w:r>
-        <w:rPr>
           <w:b/>
           <w:lang w:val="en_US" w:bidi="en_US"/>
         </w:rPr>
@@ -25968,20 +22655,6 @@
       </w:r>
       <w:r>
         <w:rPr>
-          <w:lang w:val="en_US" w:bidi="en_US"/>
-        </w:rPr>
-        <w:t>קַ֣ל מְהֵרָ֔ה</w:t>
-      </w:r>
-    </w:p>
-    <w:p>
-      <w:pPr/>
-      <w:r>
-        <w:rPr>
-          <w:lang w:val="en_US" w:bidi="en_US"/>
-        </w:rPr>
-      </w:r>
-      <w:r>
-        <w:rPr>
           <w:b/>
           <w:lang w:val="en_US" w:bidi="en_US"/>
         </w:rPr>
@@ -26091,20 +22764,6 @@
       </w:r>
       <w:r>
         <w:rPr>
-          <w:lang w:val="en_US" w:bidi="en_US"/>
-        </w:rPr>
-        <w:t>אָשִׁ֥יב גְּמֻלְ⁠כֶ֖ם בְּ⁠רֹאשְׁ⁠כֶֽם</w:t>
-      </w:r>
-    </w:p>
-    <w:p>
-      <w:pPr/>
-      <w:r>
-        <w:rPr>
-          <w:lang w:val="en_US" w:bidi="en_US"/>
-        </w:rPr>
-      </w:r>
-      <w:r>
-        <w:rPr>
           <w:b/>
           <w:lang w:val="en_US" w:bidi="en_US"/>
         </w:rPr>
@@ -26201,20 +22860,6 @@
       </w:r>
       <w:r>
         <w:rPr>
-          <w:lang w:val="en_US" w:bidi="en_US"/>
-        </w:rPr>
-        <w:t>בְּ⁠רֹאשְׁ⁠כֶֽם</w:t>
-      </w:r>
-    </w:p>
-    <w:p>
-      <w:pPr/>
-      <w:r>
-        <w:rPr>
-          <w:lang w:val="en_US" w:bidi="en_US"/>
-        </w:rPr>
-      </w:r>
-      <w:r>
-        <w:rPr>
           <w:b/>
           <w:lang w:val="en_US" w:bidi="en_US"/>
         </w:rPr>
@@ -26311,20 +22956,6 @@
       </w:r>
       <w:r>
         <w:rPr>
-          <w:lang w:val="en_US" w:bidi="en_US"/>
-        </w:rPr>
-        <w:t>וּ⁠בְנֵ֤י יְהוּדָה֙ וּ⁠בְנֵ֣י יְרוּשָׁלִַ֔ם</w:t>
-      </w:r>
-    </w:p>
-    <w:p>
-      <w:pPr/>
-      <w:r>
-        <w:rPr>
-          <w:lang w:val="en_US" w:bidi="en_US"/>
-        </w:rPr>
-      </w:r>
-      <w:r>
-        <w:rPr>
           <w:b/>
           <w:lang w:val="en_US" w:bidi="en_US"/>
         </w:rPr>
@@ -26357,7 +22988,7 @@
         </w:rPr>
         <w:t xml:space="preserve"> in </w:t>
       </w:r>
-      <w:hyperlink r:id="rId18">
+      <w:hyperlink r:id="rId16">
         <w:r>
           <w:rPr>
             <w:lang w:val="en_US" w:bidi="en_US"/>
@@ -26439,20 +23070,6 @@
       </w:r>
       <w:r>
         <w:rPr>
-          <w:lang w:val="en_US" w:bidi="en_US"/>
-        </w:rPr>
-        <w:t>לִ⁠בְנֵ֣י הַ⁠יְּוָנִ֑ים</w:t>
-      </w:r>
-    </w:p>
-    <w:p>
-      <w:pPr/>
-      <w:r>
-        <w:rPr>
-          <w:lang w:val="en_US" w:bidi="en_US"/>
-        </w:rPr>
-      </w:r>
-      <w:r>
-        <w:rPr>
           <w:b/>
           <w:lang w:val="en_US" w:bidi="en_US"/>
         </w:rPr>
@@ -26562,20 +23179,6 @@
       </w:r>
       <w:r>
         <w:rPr>
-          <w:lang w:val="en_US" w:bidi="en_US"/>
-        </w:rPr>
-        <w:t>הַ⁠יְּוָנִ֑ים</w:t>
-      </w:r>
-    </w:p>
-    <w:p>
-      <w:pPr/>
-      <w:r>
-        <w:rPr>
-          <w:lang w:val="en_US" w:bidi="en_US"/>
-        </w:rPr>
-      </w:r>
-      <w:r>
-        <w:rPr>
           <w:b/>
           <w:lang w:val="en_US" w:bidi="en_US"/>
         </w:rPr>
@@ -26672,20 +23275,6 @@
       </w:r>
       <w:r>
         <w:rPr>
-          <w:lang w:val="en_US" w:bidi="en_US"/>
-        </w:rPr>
-        <w:t>לְמַ֥עַן הַרְחִיקָ֖⁠ם מֵ⁠עַ֥ל גְּבוּלָֽ⁠ם</w:t>
-      </w:r>
-    </w:p>
-    <w:p>
-      <w:pPr/>
-      <w:r>
-        <w:rPr>
-          <w:lang w:val="en_US" w:bidi="en_US"/>
-        </w:rPr>
-      </w:r>
-      <w:r>
-        <w:rPr>
           <w:b/>
           <w:lang w:val="en_US" w:bidi="en_US"/>
         </w:rPr>
@@ -26769,20 +23358,6 @@
       </w:r>
       <w:r>
         <w:rPr>
-          <w:lang w:val="en_US" w:bidi="en_US"/>
-        </w:rPr>
-        <w:t>הִנְ⁠נִ֣י מְעִירָ֔⁠ם</w:t>
-      </w:r>
-    </w:p>
-    <w:p>
-      <w:pPr/>
-      <w:r>
-        <w:rPr>
-          <w:lang w:val="en_US" w:bidi="en_US"/>
-        </w:rPr>
-      </w:r>
-      <w:r>
-        <w:rPr>
           <w:b/>
           <w:lang w:val="en_US" w:bidi="en_US"/>
         </w:rPr>
@@ -26802,7 +23377,7 @@
         </w:rPr>
         <w:t xml:space="preserve">As in </w:t>
       </w:r>
-      <w:hyperlink r:id="rId19">
+      <w:hyperlink r:id="rId17">
         <w:r>
           <w:rPr>
             <w:lang w:val="en_US" w:bidi="en_US"/>
@@ -26884,20 +23459,6 @@
       </w:r>
       <w:r>
         <w:rPr>
-          <w:lang w:val="en_US" w:bidi="en_US"/>
-        </w:rPr>
-        <w:t>אֲשֶׁר־מְכַרְתֶּ֥ם אֹתָ֖⁠ם שָׁ֑מָּ⁠ה</w:t>
-      </w:r>
-    </w:p>
-    <w:p>
-      <w:pPr/>
-      <w:r>
-        <w:rPr>
-          <w:lang w:val="en_US" w:bidi="en_US"/>
-        </w:rPr>
-      </w:r>
-      <w:r>
-        <w:rPr>
           <w:b/>
           <w:lang w:val="en_US" w:bidi="en_US"/>
         </w:rPr>
@@ -27000,7 +23561,7 @@
         </w:rPr>
         <w:t xml:space="preserve">See how you translated the same expression in </w:t>
       </w:r>
-      <w:hyperlink r:id="rId20">
+      <w:hyperlink r:id="rId18">
         <w:r>
           <w:rPr>
             <w:lang w:val="en_US" w:bidi="en_US"/>
@@ -27082,20 +23643,6 @@
       </w:r>
       <w:r>
         <w:rPr>
-          <w:lang w:val="en_US" w:bidi="en_US"/>
-        </w:rPr>
-        <w:t>בְּ⁠רֹאשְׁ⁠כֶֽם</w:t>
-      </w:r>
-    </w:p>
-    <w:p>
-      <w:pPr/>
-      <w:r>
-        <w:rPr>
-          <w:lang w:val="en_US" w:bidi="en_US"/>
-        </w:rPr>
-      </w:r>
-      <w:r>
-        <w:rPr>
           <w:b/>
           <w:lang w:val="en_US" w:bidi="en_US"/>
         </w:rPr>
@@ -27179,20 +23726,6 @@
       </w:r>
       <w:r>
         <w:rPr>
-          <w:lang w:val="en_US" w:bidi="en_US"/>
-        </w:rPr>
-        <w:t>וּ⁠מָכַרְתִּ֞י</w:t>
-      </w:r>
-    </w:p>
-    <w:p>
-      <w:pPr/>
-      <w:r>
-        <w:rPr>
-          <w:lang w:val="en_US" w:bidi="en_US"/>
-        </w:rPr>
-      </w:r>
-      <w:r>
-        <w:rPr>
           <w:b/>
           <w:lang w:val="en_US" w:bidi="en_US"/>
         </w:rPr>
@@ -27289,20 +23822,6 @@
       </w:r>
       <w:r>
         <w:rPr>
-          <w:lang w:val="en_US" w:bidi="en_US"/>
-        </w:rPr>
-        <w:t>בְּ⁠יַד֙ בְּנֵ֣י יְהוּדָ֔ה</w:t>
-      </w:r>
-    </w:p>
-    <w:p>
-      <w:pPr/>
-      <w:r>
-        <w:rPr>
-          <w:lang w:val="en_US" w:bidi="en_US"/>
-        </w:rPr>
-      </w:r>
-      <w:r>
-        <w:rPr>
           <w:b/>
           <w:lang w:val="en_US" w:bidi="en_US"/>
         </w:rPr>
@@ -27399,20 +23918,6 @@
       </w:r>
       <w:r>
         <w:rPr>
-          <w:lang w:val="en_US" w:bidi="en_US"/>
-        </w:rPr>
-        <w:t>וּ⁠מָכַרְתִּ֞י אֶת־בְּנֵי⁠כֶ֣ם וְ⁠אֶת־בְּנֽוֹתֵי⁠כֶ֗ם בְּ⁠יַד֙ בְּנֵ֣י יְהוּדָ֔ה</w:t>
-      </w:r>
-    </w:p>
-    <w:p>
-      <w:pPr/>
-      <w:r>
-        <w:rPr>
-          <w:lang w:val="en_US" w:bidi="en_US"/>
-        </w:rPr>
-      </w:r>
-      <w:r>
-        <w:rPr>
           <w:b/>
           <w:lang w:val="en_US" w:bidi="en_US"/>
         </w:rPr>
@@ -27509,20 +24014,6 @@
       </w:r>
       <w:r>
         <w:rPr>
-          <w:lang w:val="en_US" w:bidi="en_US"/>
-        </w:rPr>
-        <w:t>בְּנֵ֣י יְהוּדָ֔ה</w:t>
-      </w:r>
-    </w:p>
-    <w:p>
-      <w:pPr/>
-      <w:r>
-        <w:rPr>
-          <w:lang w:val="en_US" w:bidi="en_US"/>
-        </w:rPr>
-      </w:r>
-      <w:r>
-        <w:rPr>
           <w:b/>
           <w:lang w:val="en_US" w:bidi="en_US"/>
         </w:rPr>
@@ -27632,20 +24123,6 @@
       </w:r>
       <w:r>
         <w:rPr>
-          <w:lang w:val="en_US" w:bidi="en_US"/>
-        </w:rPr>
-        <w:t>לִ⁠שְׁבָאיִ֖ם</w:t>
-      </w:r>
-    </w:p>
-    <w:p>
-      <w:pPr/>
-      <w:r>
-        <w:rPr>
-          <w:lang w:val="en_US" w:bidi="en_US"/>
-        </w:rPr>
-      </w:r>
-      <w:r>
-        <w:rPr>
           <w:b/>
           <w:lang w:val="en_US" w:bidi="en_US"/>
         </w:rPr>
@@ -27742,20 +24219,6 @@
       </w:r>
       <w:r>
         <w:rPr>
-          <w:lang w:val="en_US" w:bidi="en_US"/>
-        </w:rPr>
-        <w:t>אֶל־גּ֣וֹי רָח֑וֹק כִּ֥י יְהוָ֖ה דִּבֵּֽר</w:t>
-      </w:r>
-    </w:p>
-    <w:p>
-      <w:pPr/>
-      <w:r>
-        <w:rPr>
-          <w:lang w:val="en_US" w:bidi="en_US"/>
-        </w:rPr>
-      </w:r>
-      <w:r>
-        <w:rPr>
           <w:b/>
           <w:lang w:val="en_US" w:bidi="en_US"/>
         </w:rPr>
@@ -27852,20 +24315,6 @@
       </w:r>
       <w:r>
         <w:rPr>
-          <w:lang w:val="en_US" w:bidi="en_US"/>
-        </w:rPr>
-        <w:t>קִרְאוּ</w:t>
-      </w:r>
-    </w:p>
-    <w:p>
-      <w:pPr/>
-      <w:r>
-        <w:rPr>
-          <w:lang w:val="en_US" w:bidi="en_US"/>
-        </w:rPr>
-      </w:r>
-      <w:r>
-        <w:rPr>
           <w:b/>
           <w:lang w:val="en_US" w:bidi="en_US"/>
         </w:rPr>
@@ -27962,20 +24411,6 @@
       </w:r>
       <w:r>
         <w:rPr>
-          <w:lang w:val="en_US" w:bidi="en_US"/>
-        </w:rPr>
-        <w:t>קַדְּשׁ֖וּ מִלְחָמָ֑ה</w:t>
-      </w:r>
-    </w:p>
-    <w:p>
-      <w:pPr/>
-      <w:r>
-        <w:rPr>
-          <w:lang w:val="en_US" w:bidi="en_US"/>
-        </w:rPr>
-      </w:r>
-      <w:r>
-        <w:rPr>
           <w:b/>
           <w:lang w:val="en_US" w:bidi="en_US"/>
         </w:rPr>
@@ -28072,20 +24507,6 @@
       </w:r>
       <w:r>
         <w:rPr>
-          <w:lang w:val="en_US" w:bidi="en_US"/>
-        </w:rPr>
-        <w:t>אִתֵּי⁠כֶם֙</w:t>
-      </w:r>
-    </w:p>
-    <w:p>
-      <w:pPr/>
-      <w:r>
-        <w:rPr>
-          <w:lang w:val="en_US" w:bidi="en_US"/>
-        </w:rPr>
-      </w:r>
-      <w:r>
-        <w:rPr>
           <w:b/>
           <w:lang w:val="en_US" w:bidi="en_US"/>
         </w:rPr>
@@ -28182,20 +24603,6 @@
       </w:r>
       <w:r>
         <w:rPr>
-          <w:lang w:val="en_US" w:bidi="en_US"/>
-        </w:rPr>
-        <w:t>וּ⁠מַזְמְרֹֽתֵי⁠כֶ֖ם</w:t>
-      </w:r>
-    </w:p>
-    <w:p>
-      <w:pPr/>
-      <w:r>
-        <w:rPr>
-          <w:lang w:val="en_US" w:bidi="en_US"/>
-        </w:rPr>
-      </w:r>
-      <w:r>
-        <w:rPr>
           <w:b/>
           <w:lang w:val="en_US" w:bidi="en_US"/>
         </w:rPr>
@@ -28292,20 +24699,6 @@
       </w:r>
       <w:r>
         <w:rPr>
-          <w:lang w:val="en_US" w:bidi="en_US"/>
-        </w:rPr>
-        <w:t>הַֽ⁠חַלָּ֔שׁ יֹאמַ֖ר גִּבּ֥וֹר אָֽנִי</w:t>
-      </w:r>
-    </w:p>
-    <w:p>
-      <w:pPr/>
-      <w:r>
-        <w:rPr>
-          <w:lang w:val="en_US" w:bidi="en_US"/>
-        </w:rPr>
-      </w:r>
-      <w:r>
-        <w:rPr>
           <w:b/>
           <w:lang w:val="en_US" w:bidi="en_US"/>
         </w:rPr>
@@ -28389,20 +24782,6 @@
       </w:r>
       <w:r>
         <w:rPr>
-          <w:lang w:val="en_US" w:bidi="en_US"/>
-        </w:rPr>
-        <w:t>הַֽ⁠חַלָּ֔שׁ</w:t>
-      </w:r>
-    </w:p>
-    <w:p>
-      <w:pPr/>
-      <w:r>
-        <w:rPr>
-          <w:lang w:val="en_US" w:bidi="en_US"/>
-        </w:rPr>
-      </w:r>
-      <w:r>
-        <w:rPr>
           <w:b/>
           <w:lang w:val="en_US" w:bidi="en_US"/>
         </w:rPr>
@@ -28499,20 +24878,6 @@
       </w:r>
       <w:r>
         <w:rPr>
-          <w:lang w:val="en_US" w:bidi="en_US"/>
-        </w:rPr>
-        <w:t>ע֣וּשׁוּ וָ⁠בֹ֧אוּ</w:t>
-      </w:r>
-    </w:p>
-    <w:p>
-      <w:pPr/>
-      <w:r>
-        <w:rPr>
-          <w:lang w:val="en_US" w:bidi="en_US"/>
-        </w:rPr>
-      </w:r>
-      <w:r>
-        <w:rPr>
           <w:b/>
           <w:lang w:val="en_US" w:bidi="en_US"/>
         </w:rPr>
@@ -28635,20 +25000,6 @@
       </w:r>
       <w:r>
         <w:rPr>
-          <w:lang w:val="en_US" w:bidi="en_US"/>
-        </w:rPr>
-        <w:t>יֵע֨וֹרוּ֙ &amp; הַ⁠גּוֹיִ֔ם</w:t>
-      </w:r>
-    </w:p>
-    <w:p>
-      <w:pPr/>
-      <w:r>
-        <w:rPr>
-          <w:lang w:val="en_US" w:bidi="en_US"/>
-        </w:rPr>
-      </w:r>
-      <w:r>
-        <w:rPr>
           <w:b/>
           <w:lang w:val="en_US" w:bidi="en_US"/>
         </w:rPr>
@@ -28751,7 +25102,7 @@
         </w:rPr>
         <w:t xml:space="preserve">See how you translated this name in </w:t>
       </w:r>
-      <w:hyperlink r:id="rId21">
+      <w:hyperlink r:id="rId19">
         <w:r>
           <w:rPr>
             <w:lang w:val="en_US" w:bidi="en_US"/>
@@ -28833,20 +25184,6 @@
       </w:r>
       <w:r>
         <w:rPr>
-          <w:lang w:val="en_US" w:bidi="en_US"/>
-        </w:rPr>
-        <w:t>אֵשֵׁ֛ב לִ⁠שְׁפֹּ֥ט</w:t>
-      </w:r>
-    </w:p>
-    <w:p>
-      <w:pPr/>
-      <w:r>
-        <w:rPr>
-          <w:lang w:val="en_US" w:bidi="en_US"/>
-        </w:rPr>
-      </w:r>
-      <w:r>
-        <w:rPr>
           <w:b/>
           <w:lang w:val="en_US" w:bidi="en_US"/>
         </w:rPr>
@@ -28943,20 +25280,6 @@
       </w:r>
       <w:r>
         <w:rPr>
-          <w:lang w:val="en_US" w:bidi="en_US"/>
-        </w:rPr>
-        <w:t>שִׁלְח֣וּ מַגָּ֔ל כִּ֥י בָשַׁ֖ל קָצִ֑יר &amp; כִּֽי</w:t>
-      </w:r>
-    </w:p>
-    <w:p>
-      <w:pPr/>
-      <w:r>
-        <w:rPr>
-          <w:lang w:val="en_US" w:bidi="en_US"/>
-        </w:rPr>
-      </w:r>
-      <w:r>
-        <w:rPr>
           <w:b/>
           <w:lang w:val="en_US" w:bidi="en_US"/>
         </w:rPr>
@@ -29040,20 +25363,6 @@
       </w:r>
       <w:r>
         <w:rPr>
-          <w:lang w:val="en_US" w:bidi="en_US"/>
-        </w:rPr>
-        <w:t>שִׁלְח֣וּ מַגָּ֔ל</w:t>
-      </w:r>
-    </w:p>
-    <w:p>
-      <w:pPr/>
-      <w:r>
-        <w:rPr>
-          <w:lang w:val="en_US" w:bidi="en_US"/>
-        </w:rPr>
-      </w:r>
-      <w:r>
-        <w:rPr>
           <w:b/>
           <w:lang w:val="en_US" w:bidi="en_US"/>
         </w:rPr>
@@ -29150,20 +25459,6 @@
       </w:r>
       <w:r>
         <w:rPr>
-          <w:lang w:val="en_US" w:bidi="en_US"/>
-        </w:rPr>
-        <w:t>שִׁלְח֣וּ מַגָּ֔ל</w:t>
-      </w:r>
-    </w:p>
-    <w:p>
-      <w:pPr/>
-      <w:r>
-        <w:rPr>
-          <w:lang w:val="en_US" w:bidi="en_US"/>
-        </w:rPr>
-      </w:r>
-      <w:r>
-        <w:rPr>
           <w:b/>
           <w:lang w:val="en_US" w:bidi="en_US"/>
         </w:rPr>
@@ -29260,20 +25555,6 @@
       </w:r>
       <w:r>
         <w:rPr>
-          <w:lang w:val="en_US" w:bidi="en_US"/>
-        </w:rPr>
-        <w:t>שִׁלְח֣וּ</w:t>
-      </w:r>
-    </w:p>
-    <w:p>
-      <w:pPr/>
-      <w:r>
-        <w:rPr>
-          <w:lang w:val="en_US" w:bidi="en_US"/>
-        </w:rPr>
-      </w:r>
-      <w:r>
-        <w:rPr>
           <w:b/>
           <w:lang w:val="en_US" w:bidi="en_US"/>
         </w:rPr>
@@ -29332,7 +25613,7 @@
         </w:rPr>
         <w:t xml:space="preserve"> are plural here, so use the plural form in your translation if your language marks that distinction. These imperatives seems to be addressing the “warriors” mentioned in </w:t>
       </w:r>
-      <w:hyperlink r:id="rId22">
+      <w:hyperlink r:id="rId20">
         <w:r>
           <w:rPr>
             <w:lang w:val="en_US" w:bidi="en_US"/>
@@ -29414,20 +25695,6 @@
       </w:r>
       <w:r>
         <w:rPr>
-          <w:lang w:val="en_US" w:bidi="en_US"/>
-        </w:rPr>
-        <w:t>בֹּ֤אֽוּ רְדוּ֙ כִּֽי־מָ֣לְאָה גַּ֔ת</w:t>
-      </w:r>
-    </w:p>
-    <w:p>
-      <w:pPr/>
-      <w:r>
-        <w:rPr>
-          <w:lang w:val="en_US" w:bidi="en_US"/>
-        </w:rPr>
-      </w:r>
-      <w:r>
-        <w:rPr>
           <w:b/>
           <w:lang w:val="en_US" w:bidi="en_US"/>
         </w:rPr>
@@ -29511,20 +25778,6 @@
       </w:r>
       <w:r>
         <w:rPr>
-          <w:lang w:val="en_US" w:bidi="en_US"/>
-        </w:rPr>
-        <w:t>כִּ֥י &amp; כִּ֥י רַבָּ֖ה רָעָתָֽ⁠ם</w:t>
-      </w:r>
-    </w:p>
-    <w:p>
-      <w:pPr/>
-      <w:r>
-        <w:rPr>
-          <w:lang w:val="en_US" w:bidi="en_US"/>
-        </w:rPr>
-      </w:r>
-      <w:r>
-        <w:rPr>
           <w:b/>
           <w:lang w:val="en_US" w:bidi="en_US"/>
         </w:rPr>
@@ -29621,20 +25874,6 @@
       </w:r>
       <w:r>
         <w:rPr>
-          <w:lang w:val="en_US" w:bidi="en_US"/>
-        </w:rPr>
-        <w:t>הֲמוֹנִ֣ים הֲמוֹנִ֔ים בְּ⁠עֵ֖מֶק הֶֽ⁠חָר֑וּץ &amp; בְּ⁠עֵ֖מֶק</w:t>
-      </w:r>
-    </w:p>
-    <w:p>
-      <w:pPr/>
-      <w:r>
-        <w:rPr>
-          <w:lang w:val="en_US" w:bidi="en_US"/>
-        </w:rPr>
-      </w:r>
-      <w:r>
-        <w:rPr>
           <w:b/>
           <w:lang w:val="en_US" w:bidi="en_US"/>
         </w:rPr>
@@ -29731,20 +25970,6 @@
       </w:r>
       <w:r>
         <w:rPr>
-          <w:lang w:val="en_US" w:bidi="en_US"/>
-        </w:rPr>
-        <w:t>הֲמוֹנִ֣ים הֲמוֹנִ֔ים בְּ⁠עֵ֖מֶק הֶֽ⁠חָר֑וּץ &amp; בְּ⁠עֵ֖מֶק</w:t>
-      </w:r>
-    </w:p>
-    <w:p>
-      <w:pPr/>
-      <w:r>
-        <w:rPr>
-          <w:lang w:val="en_US" w:bidi="en_US"/>
-        </w:rPr>
-      </w:r>
-      <w:r>
-        <w:rPr>
           <w:b/>
           <w:lang w:val="en_US" w:bidi="en_US"/>
         </w:rPr>
@@ -29828,20 +26053,6 @@
       </w:r>
       <w:r>
         <w:rPr>
-          <w:lang w:val="en_US" w:bidi="en_US"/>
-        </w:rPr>
-        <w:t>בְּ⁠עֵ֖מֶק הֶֽ⁠חָר֑וּץ &amp; בְּ⁠עֵ֖מֶק</w:t>
-      </w:r>
-    </w:p>
-    <w:p>
-      <w:pPr/>
-      <w:r>
-        <w:rPr>
-          <w:lang w:val="en_US" w:bidi="en_US"/>
-        </w:rPr>
-      </w:r>
-      <w:r>
-        <w:rPr>
           <w:b/>
           <w:lang w:val="en_US" w:bidi="en_US"/>
         </w:rPr>
@@ -29938,20 +26149,6 @@
       </w:r>
       <w:r>
         <w:rPr>
-          <w:lang w:val="en_US" w:bidi="en_US"/>
-        </w:rPr>
-        <w:t>שֶׁ֥מֶשׁ וְ⁠יָרֵ֖חַ קָדָ֑רוּ וְ⁠כוֹכָבִ֖ים אָסְפ֥וּ נָגְהָֽ⁠ם</w:t>
-      </w:r>
-    </w:p>
-    <w:p>
-      <w:pPr/>
-      <w:r>
-        <w:rPr>
-          <w:lang w:val="en_US" w:bidi="en_US"/>
-        </w:rPr>
-      </w:r>
-      <w:r>
-        <w:rPr>
           <w:b/>
           <w:lang w:val="en_US" w:bidi="en_US"/>
         </w:rPr>
@@ -29971,7 +26168,7 @@
         </w:rPr>
         <w:t xml:space="preserve">These are the same phrases as in </w:t>
       </w:r>
-      <w:hyperlink r:id="rId23">
+      <w:hyperlink r:id="rId21">
         <w:r>
           <w:rPr>
             <w:lang w:val="en_US" w:bidi="en_US"/>
@@ -30072,7 +26269,7 @@
         </w:rPr>
         <w:t xml:space="preserve">See how you translated the same expression in </w:t>
       </w:r>
-      <w:hyperlink r:id="rId23">
+      <w:hyperlink r:id="rId21">
         <w:r>
           <w:rPr>
             <w:lang w:val="en_US" w:bidi="en_US"/>
@@ -30154,20 +26351,6 @@
       </w:r>
       <w:r>
         <w:rPr>
-          <w:lang w:val="en_US" w:bidi="en_US"/>
-        </w:rPr>
-        <w:t>וַ⁠יהוָ֞ה מִ⁠צִּיּ֣וֹן יִשְׁאָ֗ג</w:t>
-      </w:r>
-    </w:p>
-    <w:p>
-      <w:pPr/>
-      <w:r>
-        <w:rPr>
-          <w:lang w:val="en_US" w:bidi="en_US"/>
-        </w:rPr>
-      </w:r>
-      <w:r>
-        <w:rPr>
           <w:b/>
           <w:lang w:val="en_US" w:bidi="en_US"/>
         </w:rPr>
@@ -30264,20 +26447,6 @@
       </w:r>
       <w:r>
         <w:rPr>
-          <w:lang w:val="en_US" w:bidi="en_US"/>
-        </w:rPr>
-        <w:t>וְ⁠רָעֲשׁ֖וּ שָׁמַ֣יִם וָ⁠אָ֑רֶץ</w:t>
-      </w:r>
-    </w:p>
-    <w:p>
-      <w:pPr/>
-      <w:r>
-        <w:rPr>
-          <w:lang w:val="en_US" w:bidi="en_US"/>
-        </w:rPr>
-      </w:r>
-      <w:r>
-        <w:rPr>
           <w:b/>
           <w:lang w:val="en_US" w:bidi="en_US"/>
         </w:rPr>
@@ -30387,20 +26556,6 @@
       </w:r>
       <w:r>
         <w:rPr>
-          <w:lang w:val="en_US" w:bidi="en_US"/>
-        </w:rPr>
-        <w:t>וַֽ⁠יהוָה֙ מַֽחֲסֶ֣ה לְ⁠עַמּ֔⁠וֹ וּ⁠מָע֖וֹז לִ⁠בְנֵ֥י יִשְׂרָאֵֽל</w:t>
-      </w:r>
-    </w:p>
-    <w:p>
-      <w:pPr/>
-      <w:r>
-        <w:rPr>
-          <w:lang w:val="en_US" w:bidi="en_US"/>
-        </w:rPr>
-      </w:r>
-      <w:r>
-        <w:rPr>
           <w:b/>
           <w:lang w:val="en_US" w:bidi="en_US"/>
         </w:rPr>
@@ -30510,20 +26665,6 @@
       </w:r>
       <w:r>
         <w:rPr>
-          <w:lang w:val="en_US" w:bidi="en_US"/>
-        </w:rPr>
-        <w:t>לִ⁠בְנֵ֥י יִשְׂרָאֵֽל</w:t>
-      </w:r>
-    </w:p>
-    <w:p>
-      <w:pPr/>
-      <w:r>
-        <w:rPr>
-          <w:lang w:val="en_US" w:bidi="en_US"/>
-        </w:rPr>
-      </w:r>
-      <w:r>
-        <w:rPr>
           <w:b/>
           <w:lang w:val="en_US" w:bidi="en_US"/>
         </w:rPr>
@@ -30556,7 +26697,7 @@
         </w:rPr>
         <w:t xml:space="preserve"> in </w:t>
       </w:r>
-      <w:hyperlink r:id="rId18">
+      <w:hyperlink r:id="rId16">
         <w:r>
           <w:rPr>
             <w:lang w:val="en_US" w:bidi="en_US"/>
@@ -30638,20 +26779,6 @@
       </w:r>
       <w:r>
         <w:rPr>
-          <w:lang w:val="en_US" w:bidi="en_US"/>
-        </w:rPr>
-        <w:t>וִֽ⁠ידַעְתֶּ֗ם</w:t>
-      </w:r>
-    </w:p>
-    <w:p>
-      <w:pPr/>
-      <w:r>
-        <w:rPr>
-          <w:lang w:val="en_US" w:bidi="en_US"/>
-        </w:rPr>
-      </w:r>
-      <w:r>
-        <w:rPr>
           <w:b/>
           <w:lang w:val="en_US" w:bidi="en_US"/>
         </w:rPr>
@@ -30735,20 +26862,6 @@
       </w:r>
       <w:r>
         <w:rPr>
-          <w:lang w:val="en_US" w:bidi="en_US"/>
-        </w:rPr>
-        <w:t>הַר־קָדְשִׁ֑⁠י</w:t>
-      </w:r>
-    </w:p>
-    <w:p>
-      <w:pPr/>
-      <w:r>
-        <w:rPr>
-          <w:lang w:val="en_US" w:bidi="en_US"/>
-        </w:rPr>
-      </w:r>
-      <w:r>
-        <w:rPr>
           <w:b/>
           <w:lang w:val="en_US" w:bidi="en_US"/>
         </w:rPr>
@@ -30845,20 +26958,6 @@
       </w:r>
       <w:r>
         <w:rPr>
-          <w:lang w:val="en_US" w:bidi="en_US"/>
-        </w:rPr>
-        <w:t>וְ⁠הָיָה֩ בַ⁠יּ֨וֹם הַ⁠ה֜וּא</w:t>
-      </w:r>
-    </w:p>
-    <w:p>
-      <w:pPr/>
-      <w:r>
-        <w:rPr>
-          <w:lang w:val="en_US" w:bidi="en_US"/>
-        </w:rPr>
-      </w:r>
-      <w:r>
-        <w:rPr>
           <w:b/>
           <w:lang w:val="en_US" w:bidi="en_US"/>
         </w:rPr>
@@ -30942,20 +27041,6 @@
       </w:r>
       <w:r>
         <w:rPr>
-          <w:lang w:val="en_US" w:bidi="en_US"/>
-        </w:rPr>
-        <w:t>בַ⁠יּ֨וֹם הַ⁠ה֜וּא</w:t>
-      </w:r>
-    </w:p>
-    <w:p>
-      <w:pPr/>
-      <w:r>
-        <w:rPr>
-          <w:lang w:val="en_US" w:bidi="en_US"/>
-        </w:rPr>
-      </w:r>
-      <w:r>
-        <w:rPr>
           <w:b/>
           <w:lang w:val="en_US" w:bidi="en_US"/>
         </w:rPr>
@@ -31052,20 +27137,6 @@
       </w:r>
       <w:r>
         <w:rPr>
-          <w:lang w:val="en_US" w:bidi="en_US"/>
-        </w:rPr>
-        <w:t>יִטְּפ֧וּ הֶ⁠הָרִ֣ים עָסִ֗יס וְ⁠הַ⁠גְּבָעוֹת֙ תֵּלַ֣כְנָה חָלָ֔ב</w:t>
-      </w:r>
-    </w:p>
-    <w:p>
-      <w:pPr/>
-      <w:r>
-        <w:rPr>
-          <w:lang w:val="en_US" w:bidi="en_US"/>
-        </w:rPr>
-      </w:r>
-      <w:r>
-        <w:rPr>
           <w:b/>
           <w:lang w:val="en_US" w:bidi="en_US"/>
         </w:rPr>
@@ -31201,20 +27272,6 @@
       </w:r>
       <w:r>
         <w:rPr>
-          <w:lang w:val="en_US" w:bidi="en_US"/>
-        </w:rPr>
-        <w:t>וּ⁠מַעְיָ֗ן &amp; יֵצֵ֔א</w:t>
-      </w:r>
-    </w:p>
-    <w:p>
-      <w:pPr/>
-      <w:r>
-        <w:rPr>
-          <w:lang w:val="en_US" w:bidi="en_US"/>
-        </w:rPr>
-      </w:r>
-      <w:r>
-        <w:rPr>
           <w:b/>
           <w:lang w:val="en_US" w:bidi="en_US"/>
         </w:rPr>
@@ -31311,20 +27368,6 @@
       </w:r>
       <w:r>
         <w:rPr>
-          <w:lang w:val="en_US" w:bidi="en_US"/>
-        </w:rPr>
-        <w:t>וּ⁠מַעְיָ֗ן</w:t>
-      </w:r>
-    </w:p>
-    <w:p>
-      <w:pPr/>
-      <w:r>
-        <w:rPr>
-          <w:lang w:val="en_US" w:bidi="en_US"/>
-        </w:rPr>
-      </w:r>
-      <w:r>
-        <w:rPr>
           <w:b/>
           <w:lang w:val="en_US" w:bidi="en_US"/>
         </w:rPr>
@@ -31421,20 +27464,6 @@
       </w:r>
       <w:r>
         <w:rPr>
-          <w:lang w:val="en_US" w:bidi="en_US"/>
-        </w:rPr>
-        <w:t>מִ⁠בֵּ֤ית יְהוָה֙</w:t>
-      </w:r>
-    </w:p>
-    <w:p>
-      <w:pPr/>
-      <w:r>
-        <w:rPr>
-          <w:lang w:val="en_US" w:bidi="en_US"/>
-        </w:rPr>
-      </w:r>
-      <w:r>
-        <w:rPr>
           <w:b/>
           <w:lang w:val="en_US" w:bidi="en_US"/>
         </w:rPr>
@@ -31454,7 +27483,7 @@
         </w:rPr>
         <w:t xml:space="preserve">See how you translated the same expression in </w:t>
       </w:r>
-      <w:hyperlink r:id="rId24">
+      <w:hyperlink r:id="rId22">
         <w:r>
           <w:rPr>
             <w:lang w:val="en_US" w:bidi="en_US"/>
@@ -31536,20 +27565,6 @@
       </w:r>
       <w:r>
         <w:rPr>
-          <w:lang w:val="en_US" w:bidi="en_US"/>
-        </w:rPr>
-        <w:t>אֶת־נַ֥חַל הַ⁠שִּׁטִּֽים</w:t>
-      </w:r>
-    </w:p>
-    <w:p>
-      <w:pPr/>
-      <w:r>
-        <w:rPr>
-          <w:lang w:val="en_US" w:bidi="en_US"/>
-        </w:rPr>
-      </w:r>
-      <w:r>
-        <w:rPr>
           <w:b/>
           <w:lang w:val="en_US" w:bidi="en_US"/>
         </w:rPr>
@@ -31646,20 +27661,6 @@
       </w:r>
       <w:r>
         <w:rPr>
-          <w:lang w:val="en_US" w:bidi="en_US"/>
-        </w:rPr>
-        <w:t>מִצְרַ֨יִם֙ לִ⁠שְׁמָמָ֣ה תִֽהְיֶ֔ה</w:t>
-      </w:r>
-    </w:p>
-    <w:p>
-      <w:pPr/>
-      <w:r>
-        <w:rPr>
-          <w:lang w:val="en_US" w:bidi="en_US"/>
-        </w:rPr>
-      </w:r>
-      <w:r>
-        <w:rPr>
           <w:b/>
           <w:lang w:val="en_US" w:bidi="en_US"/>
         </w:rPr>
@@ -31756,20 +27757,6 @@
       </w:r>
       <w:r>
         <w:rPr>
-          <w:lang w:val="en_US" w:bidi="en_US"/>
-        </w:rPr>
-        <w:t>מֵֽ⁠חֲמַס֙ בְּנֵ֣י יְהוּדָ֔ה</w:t>
-      </w:r>
-    </w:p>
-    <w:p>
-      <w:pPr/>
-      <w:r>
-        <w:rPr>
-          <w:lang w:val="en_US" w:bidi="en_US"/>
-        </w:rPr>
-      </w:r>
-      <w:r>
-        <w:rPr>
           <w:b/>
           <w:lang w:val="en_US" w:bidi="en_US"/>
         </w:rPr>
@@ -31879,20 +27866,6 @@
       </w:r>
       <w:r>
         <w:rPr>
-          <w:lang w:val="en_US" w:bidi="en_US"/>
-        </w:rPr>
-        <w:t>שָׁפְכ֥וּ דָם־נָקִ֖יא</w:t>
-      </w:r>
-    </w:p>
-    <w:p>
-      <w:pPr/>
-      <w:r>
-        <w:rPr>
-          <w:lang w:val="en_US" w:bidi="en_US"/>
-        </w:rPr>
-      </w:r>
-      <w:r>
-        <w:rPr>
           <w:b/>
           <w:lang w:val="en_US" w:bidi="en_US"/>
         </w:rPr>
@@ -31989,20 +27962,6 @@
       </w:r>
       <w:r>
         <w:rPr>
-          <w:lang w:val="en_US" w:bidi="en_US"/>
-        </w:rPr>
-        <w:t>בְּ⁠אַרְצָֽ⁠ם</w:t>
-      </w:r>
-    </w:p>
-    <w:p>
-      <w:pPr/>
-      <w:r>
-        <w:rPr>
-          <w:lang w:val="en_US" w:bidi="en_US"/>
-        </w:rPr>
-      </w:r>
-      <w:r>
-        <w:rPr>
           <w:b/>
           <w:lang w:val="en_US" w:bidi="en_US"/>
         </w:rPr>
@@ -32138,20 +28097,6 @@
       </w:r>
       <w:r>
         <w:rPr>
-          <w:lang w:val="en_US" w:bidi="en_US"/>
-        </w:rPr>
-        <w:t>וִ⁠יהוּדָ֖ה</w:t>
-      </w:r>
-    </w:p>
-    <w:p>
-      <w:pPr/>
-      <w:r>
-        <w:rPr>
-          <w:lang w:val="en_US" w:bidi="en_US"/>
-        </w:rPr>
-      </w:r>
-      <w:r>
-        <w:rPr>
           <w:b/>
           <w:lang w:val="en_US" w:bidi="en_US"/>
         </w:rPr>
@@ -32248,20 +28193,6 @@
       </w:r>
       <w:r>
         <w:rPr>
-          <w:lang w:val="en_US" w:bidi="en_US"/>
-        </w:rPr>
-        <w:t>וִ⁠ירוּשָׁלִַ֖ם לְ⁠ד֥וֹר וָ⁠דֽוֹר</w:t>
-      </w:r>
-    </w:p>
-    <w:p>
-      <w:pPr/>
-      <w:r>
-        <w:rPr>
-          <w:lang w:val="en_US" w:bidi="en_US"/>
-        </w:rPr>
-      </w:r>
-      <w:r>
-        <w:rPr>
           <w:b/>
           <w:lang w:val="en_US" w:bidi="en_US"/>
         </w:rPr>
@@ -32345,20 +28276,6 @@
       </w:r>
       <w:r>
         <w:rPr>
-          <w:lang w:val="en_US" w:bidi="en_US"/>
-        </w:rPr>
-        <w:t>לְ⁠ד֥וֹר וָ⁠דֽוֹר</w:t>
-      </w:r>
-    </w:p>
-    <w:p>
-      <w:pPr/>
-      <w:r>
-        <w:rPr>
-          <w:lang w:val="en_US" w:bidi="en_US"/>
-        </w:rPr>
-      </w:r>
-      <w:r>
-        <w:rPr>
           <w:b/>
           <w:lang w:val="en_US" w:bidi="en_US"/>
         </w:rPr>
@@ -32378,7 +28295,7 @@
         </w:rPr>
         <w:t xml:space="preserve">Like the expression in </w:t>
       </w:r>
-      <w:hyperlink r:id="rId25">
+      <w:hyperlink r:id="rId23">
         <w:r>
           <w:rPr>
             <w:lang w:val="en_US" w:bidi="en_US"/>
@@ -32460,20 +28377,6 @@
       </w:r>
       <w:r>
         <w:rPr>
-          <w:lang w:val="en_US" w:bidi="en_US"/>
-        </w:rPr>
-        <w:t>וְ⁠נִקֵּ֖יתִי דָּמָ֣⁠ם לֹֽא־נִקֵּ֑יתִי</w:t>
-      </w:r>
-    </w:p>
-    <w:p>
-      <w:pPr/>
-      <w:r>
-        <w:rPr>
-          <w:lang w:val="en_US" w:bidi="en_US"/>
-        </w:rPr>
-      </w:r>
-      <w:r>
-        <w:rPr>
           <w:b/>
           <w:lang w:val="en_US" w:bidi="en_US"/>
         </w:rPr>
@@ -32557,20 +28460,6 @@
       </w:r>
       <w:r>
         <w:rPr>
-          <w:lang w:val="en_US" w:bidi="en_US"/>
-        </w:rPr>
-        <w:t>דָּמָ֣⁠ם</w:t>
-      </w:r>
-    </w:p>
-    <w:p>
-      <w:pPr/>
-      <w:r>
-        <w:rPr>
-          <w:lang w:val="en_US" w:bidi="en_US"/>
-        </w:rPr>
-      </w:r>
-      <w:r>
-        <w:rPr>
           <w:b/>
           <w:lang w:val="en_US" w:bidi="en_US"/>
         </w:rPr>
@@ -32667,20 +28556,6 @@
       </w:r>
       <w:r>
         <w:rPr>
-          <w:lang w:val="en_US" w:bidi="en_US"/>
-        </w:rPr>
-        <w:t>וַֽ⁠יהוָ֖ה שֹׁכֵ֥ן בְּ⁠צִיּֽוֹן</w:t>
-      </w:r>
-    </w:p>
-    <w:p>
-      <w:pPr/>
-      <w:r>
-        <w:rPr>
-          <w:lang w:val="en_US" w:bidi="en_US"/>
-        </w:rPr>
-      </w:r>
-      <w:r>
-        <w:rPr>
           <w:b/>
           <w:lang w:val="en_US" w:bidi="en_US"/>
         </w:rPr>
@@ -32753,20 +28628,6 @@
         <w:rPr>
           <w:lang w:val="en_US" w:bidi="en_US"/>
         </w:rPr>
-      </w:r>
-    </w:p>
-    <w:p>
-      <w:pPr/>
-      <w:r>
-        <w:rPr>
-          <w:lang w:val="en_US" w:bidi="en_US"/>
-        </w:rPr>
-      </w:r>
-      <w:r>
-        <w:rPr>
-          <w:lang w:val="en_US" w:bidi="en_US"/>
-        </w:rPr>
-        <w:t>וַֽ⁠יהוָ֖ה שֹׁכֵ֥ן בְּ⁠צִיּֽוֹן</w:t>
       </w:r>
     </w:p>
     <w:p>

--- a/eng/docx/29.content.docx
+++ b/eng/docx/29.content.docx
@@ -28,15 +28,49 @@
       </w:r>
     </w:p>
     <w:p>
-      <w:pPr/>
-      <w:r>
-        <w:rPr>
-          <w:lang w:val="en_US" w:bidi="en_US"/>
-        </w:rPr>
-      </w:r>
-      <w:r>
-        <w:rPr>
-          <w:b/>
+      <w:pPr>
+        <w:pStyle w:val="Heading2"/>
+      </w:pPr>
+      <w:r>
+        <w:rPr>
+          <w:lang w:val="en_US" w:bidi="en_US"/>
+        </w:rPr>
+        <w:t>License Information</w:t>
+      </w:r>
+      <w:r>
+        <w:rPr>
+          <w:lang w:val="en_US" w:bidi="en_US"/>
+        </w:rPr>
+      </w:r>
+    </w:p>
+    <w:p>
+      <w:pPr/>
+      <w:r>
+        <w:rPr>
+          <w:lang w:val="en_US" w:bidi="en_US"/>
+        </w:rPr>
+      </w:r>
+      <w:r>
+        <w:rPr>
+          <w:b/>
+          <w:lang w:val="en_US" w:bidi="en_US"/>
+        </w:rPr>
+        <w:t>Translation Notes (unfoldingWord)</w:t>
+      </w:r>
+      <w:r>
+        <w:rPr>
+          <w:lang w:val="en_US" w:bidi="en_US"/>
+        </w:rPr>
+        <w:t xml:space="preserve"> is based on</w:t>
+      </w:r>
+      <w:r>
+        <w:rPr>
+          <w:lang w:val="en_US" w:bidi="en_US"/>
+        </w:rPr>
+        <w:t xml:space="preserve">: </w:t>
+      </w:r>
+      <w:r>
+        <w:rPr>
           <w:lang w:val="en_US" w:bidi="en_US"/>
         </w:rPr>
         <w:t>unfoldingWord® Translation Notes</w:t>
@@ -45,31 +79,62 @@
         <w:rPr>
           <w:lang w:val="en_US" w:bidi="en_US"/>
         </w:rPr>
-        <w:t xml:space="preserve"> © 2022 unfoldingWord. Released under CC BY-SA 4.0 license. </w:t>
-      </w:r>
-      <w:r>
-        <w:rPr>
-          <w:lang w:val="en_US" w:bidi="en_US"/>
-        </w:rPr>
-        <w:t>unfoldingWord® Translation Notes</w:t>
-      </w:r>
-      <w:r>
-        <w:rPr>
-          <w:lang w:val="en_US" w:bidi="en_US"/>
-        </w:rPr>
-        <w:t xml:space="preserve"> has been adapted in the following languages: Tok Pisin, Arabic (عربي), French (Français), Hindi (हिंदी), Indonesian (Bahasa Indonesia), Portuguese (Português), Russian (Русский), Spanish (Español), Swahili (Kiswahili), and Simplified Chinese (简体中文) from </w:t>
-      </w:r>
-      <w:r>
-        <w:rPr>
-          <w:lang w:val="en_US" w:bidi="en_US"/>
-        </w:rPr>
-        <w:t>unfoldingWord® Translation Notes</w:t>
-      </w:r>
-      <w:r>
-        <w:rPr>
-          <w:lang w:val="en_US" w:bidi="en_US"/>
-        </w:rPr>
-        <w:t xml:space="preserve"> © 2022 unfoldingWord. Released under CC BY-SA 4.0 license by Mission Mutual</w:t>
+        <w:t xml:space="preserve">, </w:t>
+      </w:r>
+      <w:hyperlink r:id="rId13">
+        <w:r>
+          <w:rPr>
+            <w:lang w:val="en_US" w:bidi="en_US"/>
+          </w:rPr>
+          <w:rPr>
+            <w:color w:val="0000EE"/>
+            <w:u w:val="single"/>
+          </w:rPr>
+          <w:t>unfoldingWord</w:t>
+        </w:r>
+      </w:hyperlink>
+      <w:r>
+        <w:rPr>
+          <w:lang w:val="en_US" w:bidi="en_US"/>
+        </w:rPr>
+        <w:t xml:space="preserve">, 2022, which is licensed under a </w:t>
+      </w:r>
+      <w:hyperlink r:id="rId14">
+        <w:r>
+          <w:rPr>
+            <w:lang w:val="en_US" w:bidi="en_US"/>
+          </w:rPr>
+          <w:rPr>
+            <w:color w:val="0000EE"/>
+            <w:u w:val="single"/>
+          </w:rPr>
+          <w:t>CC BY-SA 4.0 license</w:t>
+        </w:r>
+      </w:hyperlink>
+      <w:r>
+        <w:rPr>
+          <w:lang w:val="en_US" w:bidi="en_US"/>
+        </w:rPr>
+        <w:t>.</w:t>
+      </w:r>
+      <w:r>
+        <w:rPr>
+          <w:lang w:val="en_US" w:bidi="en_US"/>
+        </w:rPr>
+      </w:r>
+    </w:p>
+    <w:p>
+      <w:pPr/>
+      <w:r>
+        <w:rPr>
+          <w:lang w:val="en_US" w:bidi="en_US"/>
+        </w:rPr>
+      </w:r>
+      <w:r>
+        <w:rPr>
+          <w:lang w:val="en_US" w:bidi="en_US"/>
+        </w:rPr>
+        <w:t>This PDF version is provided under the same license.</w:t>
       </w:r>
       <w:r>
         <w:rPr>
@@ -227,6 +292,20 @@
       </w:r>
       <w:r>
         <w:rPr>
+          <w:lang w:val="en_US" w:bidi="en_US"/>
+        </w:rPr>
+        <w:t>פְּתוּאֵֽל</w:t>
+      </w:r>
+    </w:p>
+    <w:p>
+      <w:pPr/>
+      <w:r>
+        <w:rPr>
+          <w:lang w:val="en_US" w:bidi="en_US"/>
+        </w:rPr>
+      </w:r>
+      <w:r>
+        <w:rPr>
           <w:b/>
           <w:lang w:val="en_US" w:bidi="en_US"/>
         </w:rPr>
@@ -419,6 +498,20 @@
       </w:r>
       <w:r>
         <w:rPr>
+          <w:lang w:val="en_US" w:bidi="en_US"/>
+        </w:rPr>
+        <w:t>דְּבַר־יְהוָה֙ אֲשֶׁ֣ר הָיָ֔ה</w:t>
+      </w:r>
+    </w:p>
+    <w:p>
+      <w:pPr/>
+      <w:r>
+        <w:rPr>
+          <w:lang w:val="en_US" w:bidi="en_US"/>
+        </w:rPr>
+      </w:r>
+      <w:r>
+        <w:rPr>
           <w:b/>
           <w:lang w:val="en_US" w:bidi="en_US"/>
         </w:rPr>
@@ -502,6 +595,20 @@
       </w:r>
       <w:r>
         <w:rPr>
+          <w:lang w:val="en_US" w:bidi="en_US"/>
+        </w:rPr>
+        <w:t>שִׁמְעוּ־זֹאת֙ הַ⁠זְּקֵנִ֔ים וְ⁠הַֽאֲזִ֔ינוּ כֹּ֖ל יוֹשְׁבֵ֣י הָ⁠אָ֑רֶץ</w:t>
+      </w:r>
+    </w:p>
+    <w:p>
+      <w:pPr/>
+      <w:r>
+        <w:rPr>
+          <w:lang w:val="en_US" w:bidi="en_US"/>
+        </w:rPr>
+      </w:r>
+      <w:r>
+        <w:rPr>
           <w:b/>
           <w:lang w:val="en_US" w:bidi="en_US"/>
         </w:rPr>
@@ -585,6 +692,20 @@
       </w:r>
       <w:r>
         <w:rPr>
+          <w:lang w:val="en_US" w:bidi="en_US"/>
+        </w:rPr>
+        <w:t>הֶ⁠הָ֤יְתָה זֹּאת֙ בִּֽ⁠ימֵי⁠כֶ֔ם וְ⁠אִ֖ם בִּ⁠ימֵ֥י אֲבֹֽתֵי⁠כֶֽם</w:t>
+      </w:r>
+    </w:p>
+    <w:p>
+      <w:pPr/>
+      <w:r>
+        <w:rPr>
+          <w:lang w:val="en_US" w:bidi="en_US"/>
+        </w:rPr>
+      </w:r>
+      <w:r>
+        <w:rPr>
           <w:b/>
           <w:lang w:val="en_US" w:bidi="en_US"/>
         </w:rPr>
@@ -668,6 +789,20 @@
       </w:r>
       <w:r>
         <w:rPr>
+          <w:lang w:val="en_US" w:bidi="en_US"/>
+        </w:rPr>
+        <w:t>בִּֽ⁠ימֵי⁠כֶ֔ם וְ⁠אִ֖ם בִּ⁠ימֵ֥י</w:t>
+      </w:r>
+    </w:p>
+    <w:p>
+      <w:pPr/>
+      <w:r>
+        <w:rPr>
+          <w:lang w:val="en_US" w:bidi="en_US"/>
+        </w:rPr>
+      </w:r>
+      <w:r>
+        <w:rPr>
           <w:b/>
           <w:lang w:val="en_US" w:bidi="en_US"/>
         </w:rPr>
@@ -764,6 +899,20 @@
       </w:r>
       <w:r>
         <w:rPr>
+          <w:lang w:val="en_US" w:bidi="en_US"/>
+        </w:rPr>
+        <w:t>אֲבֹֽתֵי⁠כֶֽם</w:t>
+      </w:r>
+    </w:p>
+    <w:p>
+      <w:pPr/>
+      <w:r>
+        <w:rPr>
+          <w:lang w:val="en_US" w:bidi="en_US"/>
+        </w:rPr>
+      </w:r>
+      <w:r>
+        <w:rPr>
           <w:b/>
           <w:lang w:val="en_US" w:bidi="en_US"/>
         </w:rPr>
@@ -860,6 +1009,20 @@
       </w:r>
       <w:r>
         <w:rPr>
+          <w:lang w:val="en_US" w:bidi="en_US"/>
+        </w:rPr>
+        <w:t>וּ⁠בְנֵי⁠כֶם֙ לִ⁠בְנֵי⁠הֶ֔ם וּ⁠בְנֵי⁠הֶ֖ם לְ⁠ד֥וֹר אַחֵֽר</w:t>
+      </w:r>
+    </w:p>
+    <w:p>
+      <w:pPr/>
+      <w:r>
+        <w:rPr>
+          <w:lang w:val="en_US" w:bidi="en_US"/>
+        </w:rPr>
+      </w:r>
+      <w:r>
+        <w:rPr>
           <w:b/>
           <w:lang w:val="en_US" w:bidi="en_US"/>
         </w:rPr>
@@ -943,6 +1106,20 @@
       </w:r>
       <w:r>
         <w:rPr>
+          <w:lang w:val="en_US" w:bidi="en_US"/>
+        </w:rPr>
+        <w:t>לִ⁠בְנֵי⁠כֶ֣ם &amp; וּ⁠בְנֵי⁠כֶם֙ לִ⁠בְנֵי⁠הֶ֔ם וּ⁠בְנֵי⁠הֶ֖ם</w:t>
+      </w:r>
+    </w:p>
+    <w:p>
+      <w:pPr/>
+      <w:r>
+        <w:rPr>
+          <w:lang w:val="en_US" w:bidi="en_US"/>
+        </w:rPr>
+      </w:r>
+      <w:r>
+        <w:rPr>
           <w:b/>
           <w:lang w:val="en_US" w:bidi="en_US"/>
         </w:rPr>
@@ -1039,6 +1216,20 @@
       </w:r>
       <w:r>
         <w:rPr>
+          <w:lang w:val="en_US" w:bidi="en_US"/>
+        </w:rPr>
+        <w:t>עָלֶ֖⁠יהָ לִ⁠בְנֵי⁠כֶ֣ם סַפֵּ֑רוּ וּ⁠בְנֵי⁠כֶם֙</w:t>
+      </w:r>
+    </w:p>
+    <w:p>
+      <w:pPr/>
+      <w:r>
+        <w:rPr>
+          <w:lang w:val="en_US" w:bidi="en_US"/>
+        </w:rPr>
+      </w:r>
+      <w:r>
+        <w:rPr>
           <w:b/>
           <w:lang w:val="en_US" w:bidi="en_US"/>
         </w:rPr>
@@ -1148,6 +1339,20 @@
       </w:r>
       <w:r>
         <w:rPr>
+          <w:lang w:val="en_US" w:bidi="en_US"/>
+        </w:rPr>
+        <w:t>יֶ֤תֶר הַ⁠גָּזָם֙ אָכַ֣ל הָֽ⁠אַרְבֶּ֔ה וְ⁠יֶ֥תֶר הָ⁠אַרְבֶּ֖ה אָכַ֣ל הַ⁠יָּ֑לֶק וְ⁠יֶ֣תֶר הַ⁠יֶּ֔לֶק אָכַ֖ל הֶ⁠חָסִֽיל</w:t>
+      </w:r>
+    </w:p>
+    <w:p>
+      <w:pPr/>
+      <w:r>
+        <w:rPr>
+          <w:lang w:val="en_US" w:bidi="en_US"/>
+        </w:rPr>
+      </w:r>
+      <w:r>
+        <w:rPr>
           <w:b/>
           <w:lang w:val="en_US" w:bidi="en_US"/>
         </w:rPr>
@@ -1231,6 +1436,20 @@
       </w:r>
       <w:r>
         <w:rPr>
+          <w:lang w:val="en_US" w:bidi="en_US"/>
+        </w:rPr>
+        <w:t>יֶ֤תֶר הַ⁠גָּזָם֙ אָכַ֣ל הָֽ⁠אַרְבֶּ֔ה וְ⁠יֶ֥תֶר הָ⁠אַרְבֶּ֖ה אָכַ֣ל הַ⁠יָּ֑לֶק וְ⁠יֶ֣תֶר הַ⁠יֶּ֔לֶק אָכַ֖ל הֶ⁠חָסִֽיל</w:t>
+      </w:r>
+    </w:p>
+    <w:p>
+      <w:pPr/>
+      <w:r>
+        <w:rPr>
+          <w:lang w:val="en_US" w:bidi="en_US"/>
+        </w:rPr>
+      </w:r>
+      <w:r>
+        <w:rPr>
           <w:b/>
           <w:lang w:val="en_US" w:bidi="en_US"/>
         </w:rPr>
@@ -1314,6 +1533,20 @@
       </w:r>
       <w:r>
         <w:rPr>
+          <w:lang w:val="en_US" w:bidi="en_US"/>
+        </w:rPr>
+        <w:t>יֶ֤תֶר הַ⁠גָּזָם֙ אָכַ֣ל הָֽ⁠אַרְבֶּ֔ה וְ⁠יֶ֥תֶר הָ⁠אַרְבֶּ֖ה אָכַ֣ל הַ⁠יָּ֑לֶק וְ⁠יֶ֣תֶר הַ⁠יֶּ֔לֶק אָכַ֖ל הֶ⁠חָסִֽיל</w:t>
+      </w:r>
+    </w:p>
+    <w:p>
+      <w:pPr/>
+      <w:r>
+        <w:rPr>
+          <w:lang w:val="en_US" w:bidi="en_US"/>
+        </w:rPr>
+      </w:r>
+      <w:r>
+        <w:rPr>
           <w:b/>
           <w:lang w:val="en_US" w:bidi="en_US"/>
         </w:rPr>
@@ -1449,6 +1682,20 @@
       </w:r>
       <w:r>
         <w:rPr>
+          <w:lang w:val="en_US" w:bidi="en_US"/>
+        </w:rPr>
+        <w:t>הָקִ֤יצוּ שִׁכּוֹרִים֙ וּ⁠בְכ֔וּ וְ⁠הֵילִ֖לוּ כָּל־שֹׁ֣תֵי יָ֑יִן עַל־עָסִ֕יס כִּ֥י נִכְרַ֖ת מִ⁠פִּי⁠כֶֽם</w:t>
+      </w:r>
+    </w:p>
+    <w:p>
+      <w:pPr/>
+      <w:r>
+        <w:rPr>
+          <w:lang w:val="en_US" w:bidi="en_US"/>
+        </w:rPr>
+      </w:r>
+      <w:r>
+        <w:rPr>
           <w:b/>
           <w:lang w:val="en_US" w:bidi="en_US"/>
         </w:rPr>
@@ -1532,6 +1779,20 @@
       </w:r>
       <w:r>
         <w:rPr>
+          <w:lang w:val="en_US" w:bidi="en_US"/>
+        </w:rPr>
+        <w:t>נִכְרַ֖ת מִ⁠פִּי⁠כֶֽם</w:t>
+      </w:r>
+    </w:p>
+    <w:p>
+      <w:pPr/>
+      <w:r>
+        <w:rPr>
+          <w:lang w:val="en_US" w:bidi="en_US"/>
+        </w:rPr>
+      </w:r>
+      <w:r>
+        <w:rPr>
           <w:b/>
           <w:lang w:val="en_US" w:bidi="en_US"/>
         </w:rPr>
@@ -1615,6 +1876,20 @@
       </w:r>
       <w:r>
         <w:rPr>
+          <w:lang w:val="en_US" w:bidi="en_US"/>
+        </w:rPr>
+        <w:t>מִ⁠פִּי⁠כֶֽם</w:t>
+      </w:r>
+    </w:p>
+    <w:p>
+      <w:pPr/>
+      <w:r>
+        <w:rPr>
+          <w:lang w:val="en_US" w:bidi="en_US"/>
+        </w:rPr>
+      </w:r>
+      <w:r>
+        <w:rPr>
           <w:b/>
           <w:lang w:val="en_US" w:bidi="en_US"/>
         </w:rPr>
@@ -1711,6 +1986,20 @@
       </w:r>
       <w:r>
         <w:rPr>
+          <w:lang w:val="en_US" w:bidi="en_US"/>
+        </w:rPr>
+        <w:t>נִכְרַ֖ת מִ⁠פִּי⁠כֶֽם</w:t>
+      </w:r>
+    </w:p>
+    <w:p>
+      <w:pPr/>
+      <w:r>
+        <w:rPr>
+          <w:lang w:val="en_US" w:bidi="en_US"/>
+        </w:rPr>
+      </w:r>
+      <w:r>
+        <w:rPr>
           <w:b/>
           <w:lang w:val="en_US" w:bidi="en_US"/>
         </w:rPr>
@@ -1794,6 +2083,20 @@
       </w:r>
       <w:r>
         <w:rPr>
+          <w:lang w:val="en_US" w:bidi="en_US"/>
+        </w:rPr>
+        <w:t>כִּֽי</w:t>
+      </w:r>
+    </w:p>
+    <w:p>
+      <w:pPr/>
+      <w:r>
+        <w:rPr>
+          <w:lang w:val="en_US" w:bidi="en_US"/>
+        </w:rPr>
+      </w:r>
+      <w:r>
+        <w:rPr>
           <w:b/>
           <w:lang w:val="en_US" w:bidi="en_US"/>
         </w:rPr>
@@ -1890,6 +2193,20 @@
       </w:r>
       <w:r>
         <w:rPr>
+          <w:lang w:val="en_US" w:bidi="en_US"/>
+        </w:rPr>
+        <w:t>גוֹי֙ עָלָ֣ה עַל־אַרְצִ֔⁠י</w:t>
+      </w:r>
+    </w:p>
+    <w:p>
+      <w:pPr/>
+      <w:r>
+        <w:rPr>
+          <w:lang w:val="en_US" w:bidi="en_US"/>
+        </w:rPr>
+      </w:r>
+      <w:r>
+        <w:rPr>
           <w:b/>
           <w:lang w:val="en_US" w:bidi="en_US"/>
         </w:rPr>
@@ -1973,6 +2290,20 @@
       </w:r>
       <w:r>
         <w:rPr>
+          <w:lang w:val="en_US" w:bidi="en_US"/>
+        </w:rPr>
+        <w:t>גוֹי֙</w:t>
+      </w:r>
+    </w:p>
+    <w:p>
+      <w:pPr/>
+      <w:r>
+        <w:rPr>
+          <w:lang w:val="en_US" w:bidi="en_US"/>
+        </w:rPr>
+      </w:r>
+      <w:r>
+        <w:rPr>
           <w:b/>
           <w:lang w:val="en_US" w:bidi="en_US"/>
         </w:rPr>
@@ -2069,6 +2400,20 @@
       </w:r>
       <w:r>
         <w:rPr>
+          <w:lang w:val="en_US" w:bidi="en_US"/>
+        </w:rPr>
+        <w:t>אַרְצִ֔⁠י</w:t>
+      </w:r>
+    </w:p>
+    <w:p>
+      <w:pPr/>
+      <w:r>
+        <w:rPr>
+          <w:lang w:val="en_US" w:bidi="en_US"/>
+        </w:rPr>
+      </w:r>
+      <w:r>
+        <w:rPr>
           <w:b/>
           <w:lang w:val="en_US" w:bidi="en_US"/>
         </w:rPr>
@@ -2165,6 +2510,20 @@
       </w:r>
       <w:r>
         <w:rPr>
+          <w:lang w:val="en_US" w:bidi="en_US"/>
+        </w:rPr>
+        <w:t>וְ⁠אֵ֣ין מִסְפָּ֑ר</w:t>
+      </w:r>
+    </w:p>
+    <w:p>
+      <w:pPr/>
+      <w:r>
+        <w:rPr>
+          <w:lang w:val="en_US" w:bidi="en_US"/>
+        </w:rPr>
+      </w:r>
+      <w:r>
+        <w:rPr>
           <w:b/>
           <w:lang w:val="en_US" w:bidi="en_US"/>
         </w:rPr>
@@ -2248,6 +2607,20 @@
       </w:r>
       <w:r>
         <w:rPr>
+          <w:lang w:val="en_US" w:bidi="en_US"/>
+        </w:rPr>
+        <w:t>שִׁנָּי⁠ו֙ שִׁנֵּ֣י אַרְיֵ֔ה וּֽ⁠מְתַלְּע֥וֹת לָבִ֖יא לֽ⁠וֹ</w:t>
+      </w:r>
+    </w:p>
+    <w:p>
+      <w:pPr/>
+      <w:r>
+        <w:rPr>
+          <w:lang w:val="en_US" w:bidi="en_US"/>
+        </w:rPr>
+      </w:r>
+      <w:r>
+        <w:rPr>
           <w:b/>
           <w:lang w:val="en_US" w:bidi="en_US"/>
         </w:rPr>
@@ -2331,6 +2704,20 @@
       </w:r>
       <w:r>
         <w:rPr>
+          <w:lang w:val="en_US" w:bidi="en_US"/>
+        </w:rPr>
+        <w:t>שִׁנָּי⁠ו֙ שִׁנֵּ֣י אַרְיֵ֔ה וּֽ⁠מְתַלְּע֥וֹת לָבִ֖יא לֽ⁠וֹ</w:t>
+      </w:r>
+    </w:p>
+    <w:p>
+      <w:pPr/>
+      <w:r>
+        <w:rPr>
+          <w:lang w:val="en_US" w:bidi="en_US"/>
+        </w:rPr>
+      </w:r>
+      <w:r>
+        <w:rPr>
           <w:b/>
           <w:lang w:val="en_US" w:bidi="en_US"/>
         </w:rPr>
@@ -2427,6 +2814,20 @@
       </w:r>
       <w:r>
         <w:rPr>
+          <w:lang w:val="en_US" w:bidi="en_US"/>
+        </w:rPr>
+        <w:t>וּֽ⁠מְתַלְּע֥וֹת לָבִ֖יא לֽ⁠וֹ</w:t>
+      </w:r>
+    </w:p>
+    <w:p>
+      <w:pPr/>
+      <w:r>
+        <w:rPr>
+          <w:lang w:val="en_US" w:bidi="en_US"/>
+        </w:rPr>
+      </w:r>
+      <w:r>
+        <w:rPr>
           <w:b/>
           <w:lang w:val="en_US" w:bidi="en_US"/>
         </w:rPr>
@@ -2510,6 +2911,20 @@
       </w:r>
       <w:r>
         <w:rPr>
+          <w:lang w:val="en_US" w:bidi="en_US"/>
+        </w:rPr>
+        <w:t>שָׂ֤ם גַּפְנִ⁠י֙ לְ⁠שַׁמָּ֔ה וּ⁠תְאֵנָתִ֖⁠י לִ⁠קְצָפָ֑ה</w:t>
+      </w:r>
+    </w:p>
+    <w:p>
+      <w:pPr/>
+      <w:r>
+        <w:rPr>
+          <w:lang w:val="en_US" w:bidi="en_US"/>
+        </w:rPr>
+      </w:r>
+      <w:r>
+        <w:rPr>
           <w:b/>
           <w:lang w:val="en_US" w:bidi="en_US"/>
         </w:rPr>
@@ -2606,6 +3021,20 @@
       </w:r>
       <w:r>
         <w:rPr>
+          <w:lang w:val="en_US" w:bidi="en_US"/>
+        </w:rPr>
+        <w:t>שָׂ֤ם גַּפְנִ⁠י֙ לְ⁠שַׁמָּ֔ה</w:t>
+      </w:r>
+    </w:p>
+    <w:p>
+      <w:pPr/>
+      <w:r>
+        <w:rPr>
+          <w:lang w:val="en_US" w:bidi="en_US"/>
+        </w:rPr>
+      </w:r>
+      <w:r>
+        <w:rPr>
           <w:b/>
           <w:lang w:val="en_US" w:bidi="en_US"/>
         </w:rPr>
@@ -2702,6 +3131,20 @@
       </w:r>
       <w:r>
         <w:rPr>
+          <w:lang w:val="en_US" w:bidi="en_US"/>
+        </w:rPr>
+        <w:t>חָשֹׂ֤ף חֲשָׂפָ⁠הּ֙</w:t>
+      </w:r>
+    </w:p>
+    <w:p>
+      <w:pPr/>
+      <w:r>
+        <w:rPr>
+          <w:lang w:val="en_US" w:bidi="en_US"/>
+        </w:rPr>
+      </w:r>
+      <w:r>
+        <w:rPr>
           <w:b/>
           <w:lang w:val="en_US" w:bidi="en_US"/>
         </w:rPr>
@@ -2785,6 +3228,20 @@
       </w:r>
       <w:r>
         <w:rPr>
+          <w:lang w:val="en_US" w:bidi="en_US"/>
+        </w:rPr>
+        <w:t>וְ⁠הִשְׁלִ֔יךְ</w:t>
+      </w:r>
+    </w:p>
+    <w:p>
+      <w:pPr/>
+      <w:r>
+        <w:rPr>
+          <w:lang w:val="en_US" w:bidi="en_US"/>
+        </w:rPr>
+      </w:r>
+      <w:r>
+        <w:rPr>
           <w:b/>
           <w:lang w:val="en_US" w:bidi="en_US"/>
         </w:rPr>
@@ -2881,6 +3338,20 @@
       </w:r>
       <w:r>
         <w:rPr>
+          <w:lang w:val="en_US" w:bidi="en_US"/>
+        </w:rPr>
+        <w:t>הִלְבִּ֖ינוּ שָׂרִיגֶֽי⁠הָ</w:t>
+      </w:r>
+    </w:p>
+    <w:p>
+      <w:pPr/>
+      <w:r>
+        <w:rPr>
+          <w:lang w:val="en_US" w:bidi="en_US"/>
+        </w:rPr>
+      </w:r>
+      <w:r>
+        <w:rPr>
           <w:b/>
           <w:lang w:val="en_US" w:bidi="en_US"/>
         </w:rPr>
@@ -2977,6 +3448,20 @@
       </w:r>
       <w:r>
         <w:rPr>
+          <w:lang w:val="en_US" w:bidi="en_US"/>
+        </w:rPr>
+        <w:t>אֱלִ֕י</w:t>
+      </w:r>
+    </w:p>
+    <w:p>
+      <w:pPr/>
+      <w:r>
+        <w:rPr>
+          <w:lang w:val="en_US" w:bidi="en_US"/>
+        </w:rPr>
+      </w:r>
+      <w:r>
+        <w:rPr>
           <w:b/>
           <w:lang w:val="en_US" w:bidi="en_US"/>
         </w:rPr>
@@ -3073,6 +3558,20 @@
       </w:r>
       <w:r>
         <w:rPr>
+          <w:lang w:val="en_US" w:bidi="en_US"/>
+        </w:rPr>
+        <w:t>כִּ⁠בְתוּלָ֥ה חֲגֻֽרַת־שַׂ֖ק עַל־בַּ֥עַל נְעוּרֶֽי⁠הָ</w:t>
+      </w:r>
+    </w:p>
+    <w:p>
+      <w:pPr/>
+      <w:r>
+        <w:rPr>
+          <w:lang w:val="en_US" w:bidi="en_US"/>
+        </w:rPr>
+      </w:r>
+      <w:r>
+        <w:rPr>
           <w:b/>
           <w:lang w:val="en_US" w:bidi="en_US"/>
         </w:rPr>
@@ -3156,6 +3655,20 @@
       </w:r>
       <w:r>
         <w:rPr>
+          <w:lang w:val="en_US" w:bidi="en_US"/>
+        </w:rPr>
+        <w:t>כִּ⁠בְתוּלָ֥ה חֲגֻֽרַת־שַׂ֖ק</w:t>
+      </w:r>
+    </w:p>
+    <w:p>
+      <w:pPr/>
+      <w:r>
+        <w:rPr>
+          <w:lang w:val="en_US" w:bidi="en_US"/>
+        </w:rPr>
+      </w:r>
+      <w:r>
+        <w:rPr>
           <w:b/>
           <w:lang w:val="en_US" w:bidi="en_US"/>
         </w:rPr>
@@ -3252,6 +3765,20 @@
       </w:r>
       <w:r>
         <w:rPr>
+          <w:lang w:val="en_US" w:bidi="en_US"/>
+        </w:rPr>
+        <w:t>כִּ⁠בְתוּלָ֥ה חֲגֻֽרַת־שַׂ֖ק</w:t>
+      </w:r>
+    </w:p>
+    <w:p>
+      <w:pPr/>
+      <w:r>
+        <w:rPr>
+          <w:lang w:val="en_US" w:bidi="en_US"/>
+        </w:rPr>
+      </w:r>
+      <w:r>
+        <w:rPr>
           <w:b/>
           <w:lang w:val="en_US" w:bidi="en_US"/>
         </w:rPr>
@@ -3335,6 +3862,20 @@
       </w:r>
       <w:r>
         <w:rPr>
+          <w:lang w:val="en_US" w:bidi="en_US"/>
+        </w:rPr>
+        <w:t>בַּ֥עַל נְעוּרֶֽי⁠הָ</w:t>
+      </w:r>
+    </w:p>
+    <w:p>
+      <w:pPr/>
+      <w:r>
+        <w:rPr>
+          <w:lang w:val="en_US" w:bidi="en_US"/>
+        </w:rPr>
+      </w:r>
+      <w:r>
+        <w:rPr>
           <w:b/>
           <w:lang w:val="en_US" w:bidi="en_US"/>
         </w:rPr>
@@ -3553,6 +4094,20 @@
       </w:r>
       <w:r>
         <w:rPr>
+          <w:lang w:val="en_US" w:bidi="en_US"/>
+        </w:rPr>
+        <w:t>הָכְרַ֥ת מִנְחָ֛ה וָ⁠נֶ֖סֶךְ</w:t>
+      </w:r>
+    </w:p>
+    <w:p>
+      <w:pPr/>
+      <w:r>
+        <w:rPr>
+          <w:lang w:val="en_US" w:bidi="en_US"/>
+        </w:rPr>
+      </w:r>
+      <w:r>
+        <w:rPr>
           <w:b/>
           <w:lang w:val="en_US" w:bidi="en_US"/>
         </w:rPr>
@@ -3636,6 +4191,20 @@
       </w:r>
       <w:r>
         <w:rPr>
+          <w:lang w:val="en_US" w:bidi="en_US"/>
+        </w:rPr>
+        <w:t>הָכְרַ֥ת &amp; מִ⁠בֵּ֣ית</w:t>
+      </w:r>
+    </w:p>
+    <w:p>
+      <w:pPr/>
+      <w:r>
+        <w:rPr>
+          <w:lang w:val="en_US" w:bidi="en_US"/>
+        </w:rPr>
+      </w:r>
+      <w:r>
+        <w:rPr>
           <w:b/>
           <w:lang w:val="en_US" w:bidi="en_US"/>
         </w:rPr>
@@ -3732,6 +4301,20 @@
       </w:r>
       <w:r>
         <w:rPr>
+          <w:lang w:val="en_US" w:bidi="en_US"/>
+        </w:rPr>
+        <w:t>מִ⁠בֵּ֣ית יְהוָ֑ה</w:t>
+      </w:r>
+    </w:p>
+    <w:p>
+      <w:pPr/>
+      <w:r>
+        <w:rPr>
+          <w:lang w:val="en_US" w:bidi="en_US"/>
+        </w:rPr>
+      </w:r>
+      <w:r>
+        <w:rPr>
           <w:b/>
           <w:lang w:val="en_US" w:bidi="en_US"/>
         </w:rPr>
@@ -3828,6 +4411,20 @@
       </w:r>
       <w:r>
         <w:rPr>
+          <w:lang w:val="en_US" w:bidi="en_US"/>
+        </w:rPr>
+        <w:t>שֻׁדַּ֣ד שָׂדֶ֔ה אָבְלָ֖ה אֲדָמָ֑ה כִּ֚י שֻׁדַּ֣ד דָּגָ֔ן</w:t>
+      </w:r>
+    </w:p>
+    <w:p>
+      <w:pPr/>
+      <w:r>
+        <w:rPr>
+          <w:lang w:val="en_US" w:bidi="en_US"/>
+        </w:rPr>
+      </w:r>
+      <w:r>
+        <w:rPr>
           <w:b/>
           <w:lang w:val="en_US" w:bidi="en_US"/>
         </w:rPr>
@@ -3911,6 +4508,20 @@
       </w:r>
       <w:r>
         <w:rPr>
+          <w:lang w:val="en_US" w:bidi="en_US"/>
+        </w:rPr>
+        <w:t>שֻׁדַּ֣ד שָׂדֶ֔ה &amp; שֻׁדַּ֣ד</w:t>
+      </w:r>
+    </w:p>
+    <w:p>
+      <w:pPr/>
+      <w:r>
+        <w:rPr>
+          <w:lang w:val="en_US" w:bidi="en_US"/>
+        </w:rPr>
+      </w:r>
+      <w:r>
+        <w:rPr>
           <w:b/>
           <w:lang w:val="en_US" w:bidi="en_US"/>
         </w:rPr>
@@ -4007,6 +4618,20 @@
       </w:r>
       <w:r>
         <w:rPr>
+          <w:lang w:val="en_US" w:bidi="en_US"/>
+        </w:rPr>
+        <w:t>אָבְלָ֖ה אֲדָמָ֑ה</w:t>
+      </w:r>
+    </w:p>
+    <w:p>
+      <w:pPr/>
+      <w:r>
+        <w:rPr>
+          <w:lang w:val="en_US" w:bidi="en_US"/>
+        </w:rPr>
+      </w:r>
+      <w:r>
+        <w:rPr>
           <w:b/>
           <w:lang w:val="en_US" w:bidi="en_US"/>
         </w:rPr>
@@ -4116,6 +4741,20 @@
       </w:r>
       <w:r>
         <w:rPr>
+          <w:lang w:val="en_US" w:bidi="en_US"/>
+        </w:rPr>
+        <w:t>הוֹבִ֥ישׁ תִּיר֖וֹשׁ</w:t>
+      </w:r>
+    </w:p>
+    <w:p>
+      <w:pPr/>
+      <w:r>
+        <w:rPr>
+          <w:lang w:val="en_US" w:bidi="en_US"/>
+        </w:rPr>
+      </w:r>
+      <w:r>
+        <w:rPr>
           <w:b/>
           <w:lang w:val="en_US" w:bidi="en_US"/>
         </w:rPr>
@@ -4212,6 +4851,20 @@
       </w:r>
       <w:r>
         <w:rPr>
+          <w:lang w:val="en_US" w:bidi="en_US"/>
+        </w:rPr>
+        <w:t>אֻמְלַ֥ל יִצְהָֽר</w:t>
+      </w:r>
+    </w:p>
+    <w:p>
+      <w:pPr/>
+      <w:r>
+        <w:rPr>
+          <w:lang w:val="en_US" w:bidi="en_US"/>
+        </w:rPr>
+      </w:r>
+      <w:r>
+        <w:rPr>
           <w:b/>
           <w:lang w:val="en_US" w:bidi="en_US"/>
         </w:rPr>
@@ -4295,6 +4948,20 @@
       </w:r>
       <w:r>
         <w:rPr>
+          <w:lang w:val="en_US" w:bidi="en_US"/>
+        </w:rPr>
+        <w:t>אֻמְלַ֥ל יִצְהָֽר</w:t>
+      </w:r>
+    </w:p>
+    <w:p>
+      <w:pPr/>
+      <w:r>
+        <w:rPr>
+          <w:lang w:val="en_US" w:bidi="en_US"/>
+        </w:rPr>
+      </w:r>
+      <w:r>
+        <w:rPr>
           <w:b/>
           <w:lang w:val="en_US" w:bidi="en_US"/>
         </w:rPr>
@@ -4404,6 +5071,20 @@
       </w:r>
       <w:r>
         <w:rPr>
+          <w:lang w:val="en_US" w:bidi="en_US"/>
+        </w:rPr>
+        <w:t>שָׂדֶֽה</w:t>
+      </w:r>
+    </w:p>
+    <w:p>
+      <w:pPr/>
+      <w:r>
+        <w:rPr>
+          <w:lang w:val="en_US" w:bidi="en_US"/>
+        </w:rPr>
+      </w:r>
+      <w:r>
+        <w:rPr>
           <w:b/>
           <w:lang w:val="en_US" w:bidi="en_US"/>
         </w:rPr>
@@ -4500,6 +5181,20 @@
       </w:r>
       <w:r>
         <w:rPr>
+          <w:lang w:val="en_US" w:bidi="en_US"/>
+        </w:rPr>
+        <w:t>הַ⁠גֶּ֣פֶן הוֹבִ֔ישָׁה וְ⁠הַ⁠תְּאֵנָ֖ה אֻמְלָ֑לָה רִמּ֞וֹן גַּם־תָּמָ֣ר וְ⁠תַפּ֗וּחַ</w:t>
+      </w:r>
+    </w:p>
+    <w:p>
+      <w:pPr/>
+      <w:r>
+        <w:rPr>
+          <w:lang w:val="en_US" w:bidi="en_US"/>
+        </w:rPr>
+      </w:r>
+      <w:r>
+        <w:rPr>
           <w:b/>
           <w:lang w:val="en_US" w:bidi="en_US"/>
         </w:rPr>
@@ -4648,6 +5343,20 @@
       </w:r>
       <w:r>
         <w:rPr>
+          <w:lang w:val="en_US" w:bidi="en_US"/>
+        </w:rPr>
+        <w:t>אֻמְלָ֑לָה</w:t>
+      </w:r>
+    </w:p>
+    <w:p>
+      <w:pPr/>
+      <w:r>
+        <w:rPr>
+          <w:lang w:val="en_US" w:bidi="en_US"/>
+        </w:rPr>
+      </w:r>
+      <w:r>
+        <w:rPr>
           <w:b/>
           <w:lang w:val="en_US" w:bidi="en_US"/>
         </w:rPr>
@@ -4731,6 +5440,20 @@
       </w:r>
       <w:r>
         <w:rPr>
+          <w:lang w:val="en_US" w:bidi="en_US"/>
+        </w:rPr>
+        <w:t>וְ⁠הַ⁠תְּאֵנָ֖ה אֻמְלָ֑לָה</w:t>
+      </w:r>
+    </w:p>
+    <w:p>
+      <w:pPr/>
+      <w:r>
+        <w:rPr>
+          <w:lang w:val="en_US" w:bidi="en_US"/>
+        </w:rPr>
+      </w:r>
+      <w:r>
+        <w:rPr>
           <w:b/>
           <w:lang w:val="en_US" w:bidi="en_US"/>
         </w:rPr>
@@ -4840,6 +5563,20 @@
       </w:r>
       <w:r>
         <w:rPr>
+          <w:lang w:val="en_US" w:bidi="en_US"/>
+        </w:rPr>
+        <w:t>כָּל־עֲצֵ֤י הַ⁠שָּׂדֶה֙ יָבֵ֔שׁוּ</w:t>
+      </w:r>
+    </w:p>
+    <w:p>
+      <w:pPr/>
+      <w:r>
+        <w:rPr>
+          <w:lang w:val="en_US" w:bidi="en_US"/>
+        </w:rPr>
+      </w:r>
+      <w:r>
+        <w:rPr>
           <w:b/>
           <w:lang w:val="en_US" w:bidi="en_US"/>
         </w:rPr>
@@ -4923,6 +5660,20 @@
       </w:r>
       <w:r>
         <w:rPr>
+          <w:lang w:val="en_US" w:bidi="en_US"/>
+        </w:rPr>
+        <w:t>הֹבִ֥ישׁ שָׂשׂ֖וֹן מִן־בְּנֵ֥י אָדָֽם</w:t>
+      </w:r>
+    </w:p>
+    <w:p>
+      <w:pPr/>
+      <w:r>
+        <w:rPr>
+          <w:lang w:val="en_US" w:bidi="en_US"/>
+        </w:rPr>
+      </w:r>
+      <w:r>
+        <w:rPr>
           <w:b/>
           <w:lang w:val="en_US" w:bidi="en_US"/>
         </w:rPr>
@@ -5032,6 +5783,20 @@
       </w:r>
       <w:r>
         <w:rPr>
+          <w:lang w:val="en_US" w:bidi="en_US"/>
+        </w:rPr>
+        <w:t>בְּנֵ֥י אָדָֽם</w:t>
+      </w:r>
+    </w:p>
+    <w:p>
+      <w:pPr/>
+      <w:r>
+        <w:rPr>
+          <w:lang w:val="en_US" w:bidi="en_US"/>
+        </w:rPr>
+      </w:r>
+      <w:r>
+        <w:rPr>
           <w:b/>
           <w:lang w:val="en_US" w:bidi="en_US"/>
         </w:rPr>
@@ -5141,6 +5906,20 @@
       </w:r>
       <w:r>
         <w:rPr>
+          <w:lang w:val="en_US" w:bidi="en_US"/>
+        </w:rPr>
+        <w:t>חִגְר֨וּ</w:t>
+      </w:r>
+    </w:p>
+    <w:p>
+      <w:pPr/>
+      <w:r>
+        <w:rPr>
+          <w:lang w:val="en_US" w:bidi="en_US"/>
+        </w:rPr>
+      </w:r>
+      <w:r>
+        <w:rPr>
           <w:b/>
           <w:lang w:val="en_US" w:bidi="en_US"/>
         </w:rPr>
@@ -5237,6 +6016,20 @@
       </w:r>
       <w:r>
         <w:rPr>
+          <w:lang w:val="en_US" w:bidi="en_US"/>
+        </w:rPr>
+        <w:t>לִ֣ינוּ בַ⁠שַּׂקִּ֔ים</w:t>
+      </w:r>
+    </w:p>
+    <w:p>
+      <w:pPr/>
+      <w:r>
+        <w:rPr>
+          <w:lang w:val="en_US" w:bidi="en_US"/>
+        </w:rPr>
+      </w:r>
+      <w:r>
+        <w:rPr>
           <w:b/>
           <w:lang w:val="en_US" w:bidi="en_US"/>
         </w:rPr>
@@ -5333,6 +6126,20 @@
       </w:r>
       <w:r>
         <w:rPr>
+          <w:lang w:val="en_US" w:bidi="en_US"/>
+        </w:rPr>
+        <w:t>נִמְנַ֛ע &amp; מִנְחָ֥ה וָ⁠נָֽסֶךְ</w:t>
+      </w:r>
+    </w:p>
+    <w:p>
+      <w:pPr/>
+      <w:r>
+        <w:rPr>
+          <w:lang w:val="en_US" w:bidi="en_US"/>
+        </w:rPr>
+      </w:r>
+      <w:r>
+        <w:rPr>
           <w:b/>
           <w:lang w:val="en_US" w:bidi="en_US"/>
         </w:rPr>
@@ -5416,6 +6223,20 @@
       </w:r>
       <w:r>
         <w:rPr>
+          <w:lang w:val="en_US" w:bidi="en_US"/>
+        </w:rPr>
+        <w:t>אֱלֹהָ֑⁠י</w:t>
+      </w:r>
+    </w:p>
+    <w:p>
+      <w:pPr/>
+      <w:r>
+        <w:rPr>
+          <w:lang w:val="en_US" w:bidi="en_US"/>
+        </w:rPr>
+      </w:r>
+      <w:r>
+        <w:rPr>
           <w:b/>
           <w:lang w:val="en_US" w:bidi="en_US"/>
         </w:rPr>
@@ -5512,6 +6333,20 @@
       </w:r>
       <w:r>
         <w:rPr>
+          <w:lang w:val="en_US" w:bidi="en_US"/>
+        </w:rPr>
+        <w:t>אֱלֹהֵי⁠כֶ֖ם</w:t>
+      </w:r>
+    </w:p>
+    <w:p>
+      <w:pPr/>
+      <w:r>
+        <w:rPr>
+          <w:lang w:val="en_US" w:bidi="en_US"/>
+        </w:rPr>
+      </w:r>
+      <w:r>
+        <w:rPr>
           <w:b/>
           <w:lang w:val="en_US" w:bidi="en_US"/>
         </w:rPr>
@@ -5608,6 +6443,20 @@
       </w:r>
       <w:r>
         <w:rPr>
+          <w:lang w:val="en_US" w:bidi="en_US"/>
+        </w:rPr>
+        <w:t>קַדְּשׁוּ־צוֹם֙</w:t>
+      </w:r>
+    </w:p>
+    <w:p>
+      <w:pPr/>
+      <w:r>
+        <w:rPr>
+          <w:lang w:val="en_US" w:bidi="en_US"/>
+        </w:rPr>
+      </w:r>
+      <w:r>
+        <w:rPr>
           <w:b/>
           <w:lang w:val="en_US" w:bidi="en_US"/>
         </w:rPr>
@@ -5704,6 +6553,20 @@
       </w:r>
       <w:r>
         <w:rPr>
+          <w:lang w:val="en_US" w:bidi="en_US"/>
+        </w:rPr>
+        <w:t>אֱלֹהֵי⁠כֶ֑ם</w:t>
+      </w:r>
+    </w:p>
+    <w:p>
+      <w:pPr/>
+      <w:r>
+        <w:rPr>
+          <w:lang w:val="en_US" w:bidi="en_US"/>
+        </w:rPr>
+      </w:r>
+      <w:r>
+        <w:rPr>
           <w:b/>
           <w:lang w:val="en_US" w:bidi="en_US"/>
         </w:rPr>
@@ -5800,6 +6663,20 @@
       </w:r>
       <w:r>
         <w:rPr>
+          <w:lang w:val="en_US" w:bidi="en_US"/>
+        </w:rPr>
+        <w:t>אֲהָ֖הּ לַ⁠יּ֑וֹם</w:t>
+      </w:r>
+    </w:p>
+    <w:p>
+      <w:pPr/>
+      <w:r>
+        <w:rPr>
+          <w:lang w:val="en_US" w:bidi="en_US"/>
+        </w:rPr>
+      </w:r>
+      <w:r>
+        <w:rPr>
           <w:b/>
           <w:lang w:val="en_US" w:bidi="en_US"/>
         </w:rPr>
@@ -5883,6 +6760,20 @@
       </w:r>
       <w:r>
         <w:rPr>
+          <w:lang w:val="en_US" w:bidi="en_US"/>
+        </w:rPr>
+        <w:t>אֲהָ֖הּ לַ⁠יּ֑וֹם</w:t>
+      </w:r>
+    </w:p>
+    <w:p>
+      <w:pPr/>
+      <w:r>
+        <w:rPr>
+          <w:lang w:val="en_US" w:bidi="en_US"/>
+        </w:rPr>
+      </w:r>
+      <w:r>
+        <w:rPr>
           <w:b/>
           <w:lang w:val="en_US" w:bidi="en_US"/>
         </w:rPr>
@@ -5979,6 +6870,20 @@
       </w:r>
       <w:r>
         <w:rPr>
+          <w:lang w:val="en_US" w:bidi="en_US"/>
+        </w:rPr>
+        <w:t>י֣וֹם יְהוָ֔ה</w:t>
+      </w:r>
+    </w:p>
+    <w:p>
+      <w:pPr/>
+      <w:r>
+        <w:rPr>
+          <w:lang w:val="en_US" w:bidi="en_US"/>
+        </w:rPr>
+      </w:r>
+      <w:r>
+        <w:rPr>
           <w:b/>
           <w:lang w:val="en_US" w:bidi="en_US"/>
         </w:rPr>
@@ -6075,6 +6980,20 @@
       </w:r>
       <w:r>
         <w:rPr>
+          <w:lang w:val="en_US" w:bidi="en_US"/>
+        </w:rPr>
+        <w:t>וּ⁠כְ⁠שֹׁ֖ד מִ⁠שַׁדַּ֥י יָבֽוֹא</w:t>
+      </w:r>
+    </w:p>
+    <w:p>
+      <w:pPr/>
+      <w:r>
+        <w:rPr>
+          <w:lang w:val="en_US" w:bidi="en_US"/>
+        </w:rPr>
+      </w:r>
+      <w:r>
+        <w:rPr>
           <w:b/>
           <w:lang w:val="en_US" w:bidi="en_US"/>
         </w:rPr>
@@ -6171,6 +7090,20 @@
       </w:r>
       <w:r>
         <w:rPr>
+          <w:lang w:val="en_US" w:bidi="en_US"/>
+        </w:rPr>
+        <w:t>מִ⁠שַׁדַּ֥י</w:t>
+      </w:r>
+    </w:p>
+    <w:p>
+      <w:pPr/>
+      <w:r>
+        <w:rPr>
+          <w:lang w:val="en_US" w:bidi="en_US"/>
+        </w:rPr>
+      </w:r>
+      <w:r>
+        <w:rPr>
           <w:b/>
           <w:lang w:val="en_US" w:bidi="en_US"/>
         </w:rPr>
@@ -6267,6 +7200,20 @@
       </w:r>
       <w:r>
         <w:rPr>
+          <w:lang w:val="en_US" w:bidi="en_US"/>
+        </w:rPr>
+        <w:t>הֲ⁠ל֛וֹא נֶ֥גֶד עֵינֵ֖י⁠נוּ אֹ֣כֶל נִכְרָ֑ת מִ⁠בֵּ֥ית אֱלֹהֵ֖י⁠נוּ שִׂמְחָ֥ה וָ⁠גִֽיל</w:t>
+      </w:r>
+    </w:p>
+    <w:p>
+      <w:pPr/>
+      <w:r>
+        <w:rPr>
+          <w:lang w:val="en_US" w:bidi="en_US"/>
+        </w:rPr>
+      </w:r>
+      <w:r>
+        <w:rPr>
           <w:b/>
           <w:lang w:val="en_US" w:bidi="en_US"/>
         </w:rPr>
@@ -6350,6 +7297,20 @@
       </w:r>
       <w:r>
         <w:rPr>
+          <w:lang w:val="en_US" w:bidi="en_US"/>
+        </w:rPr>
+        <w:t>הֲ⁠ל֛וֹא נֶ֥גֶד עֵינֵ֖י⁠נוּ אֹ֣כֶל נִכְרָ֑ת</w:t>
+      </w:r>
+    </w:p>
+    <w:p>
+      <w:pPr/>
+      <w:r>
+        <w:rPr>
+          <w:lang w:val="en_US" w:bidi="en_US"/>
+        </w:rPr>
+      </w:r>
+      <w:r>
+        <w:rPr>
           <w:b/>
           <w:lang w:val="en_US" w:bidi="en_US"/>
         </w:rPr>
@@ -6433,6 +7394,20 @@
       </w:r>
       <w:r>
         <w:rPr>
+          <w:lang w:val="en_US" w:bidi="en_US"/>
+        </w:rPr>
+        <w:t>נֶ֥גֶד עֵינֵ֖י⁠נוּ</w:t>
+      </w:r>
+    </w:p>
+    <w:p>
+      <w:pPr/>
+      <w:r>
+        <w:rPr>
+          <w:lang w:val="en_US" w:bidi="en_US"/>
+        </w:rPr>
+      </w:r>
+      <w:r>
+        <w:rPr>
           <w:b/>
           <w:lang w:val="en_US" w:bidi="en_US"/>
         </w:rPr>
@@ -6529,6 +7504,20 @@
       </w:r>
       <w:r>
         <w:rPr>
+          <w:lang w:val="en_US" w:bidi="en_US"/>
+        </w:rPr>
+        <w:t>מִ⁠בֵּ֥ית אֱלֹהֵ֖י⁠נוּ שִׂמְחָ֥ה וָ⁠גִֽיל</w:t>
+      </w:r>
+    </w:p>
+    <w:p>
+      <w:pPr/>
+      <w:r>
+        <w:rPr>
+          <w:lang w:val="en_US" w:bidi="en_US"/>
+        </w:rPr>
+      </w:r>
+      <w:r>
+        <w:rPr>
           <w:b/>
           <w:lang w:val="en_US" w:bidi="en_US"/>
         </w:rPr>
@@ -6612,6 +7601,20 @@
       </w:r>
       <w:r>
         <w:rPr>
+          <w:lang w:val="en_US" w:bidi="en_US"/>
+        </w:rPr>
+        <w:t>שִׂמְחָ֥ה וָ⁠גִֽיל</w:t>
+      </w:r>
+    </w:p>
+    <w:p>
+      <w:pPr/>
+      <w:r>
+        <w:rPr>
+          <w:lang w:val="en_US" w:bidi="en_US"/>
+        </w:rPr>
+      </w:r>
+      <w:r>
+        <w:rPr>
           <w:b/>
           <w:lang w:val="en_US" w:bidi="en_US"/>
         </w:rPr>
@@ -6721,6 +7724,20 @@
       </w:r>
       <w:r>
         <w:rPr>
+          <w:lang w:val="en_US" w:bidi="en_US"/>
+        </w:rPr>
+        <w:t>נֶהֶרְס֖וּ מַמְּגֻר֑וֹת</w:t>
+      </w:r>
+    </w:p>
+    <w:p>
+      <w:pPr/>
+      <w:r>
+        <w:rPr>
+          <w:lang w:val="en_US" w:bidi="en_US"/>
+        </w:rPr>
+      </w:r>
+      <w:r>
+        <w:rPr>
           <w:b/>
           <w:lang w:val="en_US" w:bidi="en_US"/>
         </w:rPr>
@@ -6804,6 +7821,20 @@
       </w:r>
       <w:r>
         <w:rPr>
+          <w:lang w:val="en_US" w:bidi="en_US"/>
+        </w:rPr>
+        <w:t>הֹבִ֖ישׁ דָּגָֽן</w:t>
+      </w:r>
+    </w:p>
+    <w:p>
+      <w:pPr/>
+      <w:r>
+        <w:rPr>
+          <w:lang w:val="en_US" w:bidi="en_US"/>
+        </w:rPr>
+      </w:r>
+      <w:r>
+        <w:rPr>
           <w:b/>
           <w:lang w:val="en_US" w:bidi="en_US"/>
         </w:rPr>
@@ -6913,6 +7944,20 @@
       </w:r>
       <w:r>
         <w:rPr>
+          <w:lang w:val="en_US" w:bidi="en_US"/>
+        </w:rPr>
+        <w:t>מַה־נֶּאֶנְחָ֣ה בְהֵמָ֗ה</w:t>
+      </w:r>
+    </w:p>
+    <w:p>
+      <w:pPr/>
+      <w:r>
+        <w:rPr>
+          <w:lang w:val="en_US" w:bidi="en_US"/>
+        </w:rPr>
+      </w:r>
+      <w:r>
+        <w:rPr>
           <w:b/>
           <w:lang w:val="en_US" w:bidi="en_US"/>
         </w:rPr>
@@ -6996,6 +8041,20 @@
       </w:r>
       <w:r>
         <w:rPr>
+          <w:lang w:val="en_US" w:bidi="en_US"/>
+        </w:rPr>
+        <w:t>מַה־נֶּאֶנְחָ֣ה בְהֵמָ֗ה</w:t>
+      </w:r>
+    </w:p>
+    <w:p>
+      <w:pPr/>
+      <w:r>
+        <w:rPr>
+          <w:lang w:val="en_US" w:bidi="en_US"/>
+        </w:rPr>
+      </w:r>
+      <w:r>
+        <w:rPr>
           <w:b/>
           <w:lang w:val="en_US" w:bidi="en_US"/>
         </w:rPr>
@@ -7092,6 +8151,20 @@
       </w:r>
       <w:r>
         <w:rPr>
+          <w:lang w:val="en_US" w:bidi="en_US"/>
+        </w:rPr>
+        <w:t>נָבֹ֨כוּ֙ עֶדְרֵ֣י בָקָ֔ר</w:t>
+      </w:r>
+    </w:p>
+    <w:p>
+      <w:pPr/>
+      <w:r>
+        <w:rPr>
+          <w:lang w:val="en_US" w:bidi="en_US"/>
+        </w:rPr>
+      </w:r>
+      <w:r>
+        <w:rPr>
           <w:b/>
           <w:lang w:val="en_US" w:bidi="en_US"/>
         </w:rPr>
@@ -7175,6 +8248,20 @@
       </w:r>
       <w:r>
         <w:rPr>
+          <w:lang w:val="en_US" w:bidi="en_US"/>
+        </w:rPr>
+        <w:t>עֶדְרֵ֥י הַ⁠צֹּ֖אן נֶאְשָֽׁמוּ</w:t>
+      </w:r>
+    </w:p>
+    <w:p>
+      <w:pPr/>
+      <w:r>
+        <w:rPr>
+          <w:lang w:val="en_US" w:bidi="en_US"/>
+        </w:rPr>
+      </w:r>
+      <w:r>
+        <w:rPr>
           <w:b/>
           <w:lang w:val="en_US" w:bidi="en_US"/>
         </w:rPr>
@@ -7258,6 +8345,20 @@
       </w:r>
       <w:r>
         <w:rPr>
+          <w:lang w:val="en_US" w:bidi="en_US"/>
+        </w:rPr>
+        <w:t>עֶדְרֵ֥י הַ⁠צֹּ֖אן נֶאְשָֽׁמוּ</w:t>
+      </w:r>
+    </w:p>
+    <w:p>
+      <w:pPr/>
+      <w:r>
+        <w:rPr>
+          <w:lang w:val="en_US" w:bidi="en_US"/>
+        </w:rPr>
+      </w:r>
+      <w:r>
+        <w:rPr>
           <w:b/>
           <w:lang w:val="en_US" w:bidi="en_US"/>
         </w:rPr>
@@ -7341,6 +8442,20 @@
       </w:r>
       <w:r>
         <w:rPr>
+          <w:lang w:val="en_US" w:bidi="en_US"/>
+        </w:rPr>
+        <w:t>אֵלֶ֥י⁠ךָ יְהוָ֖ה אֶקְרָ֑א</w:t>
+      </w:r>
+    </w:p>
+    <w:p>
+      <w:pPr/>
+      <w:r>
+        <w:rPr>
+          <w:lang w:val="en_US" w:bidi="en_US"/>
+        </w:rPr>
+      </w:r>
+      <w:r>
+        <w:rPr>
           <w:b/>
           <w:lang w:val="en_US" w:bidi="en_US"/>
         </w:rPr>
@@ -7424,6 +8539,20 @@
       </w:r>
       <w:r>
         <w:rPr>
+          <w:lang w:val="en_US" w:bidi="en_US"/>
+        </w:rPr>
+        <w:t>כִּ֣י אֵ֗שׁ אָֽכְלָה֙ נְא֣וֹת מִדְבָּ֔ר</w:t>
+      </w:r>
+    </w:p>
+    <w:p>
+      <w:pPr/>
+      <w:r>
+        <w:rPr>
+          <w:lang w:val="en_US" w:bidi="en_US"/>
+        </w:rPr>
+      </w:r>
+      <w:r>
+        <w:rPr>
           <w:b/>
           <w:lang w:val="en_US" w:bidi="en_US"/>
         </w:rPr>
@@ -7520,6 +8649,20 @@
       </w:r>
       <w:r>
         <w:rPr>
+          <w:lang w:val="en_US" w:bidi="en_US"/>
+        </w:rPr>
+        <w:t>וְ⁠לֶ֣הָבָ֔ה לִהֲטָ֖ה כָּל־עֲצֵ֥י הַ⁠שָּׂדֶֽה</w:t>
+      </w:r>
+    </w:p>
+    <w:p>
+      <w:pPr/>
+      <w:r>
+        <w:rPr>
+          <w:lang w:val="en_US" w:bidi="en_US"/>
+        </w:rPr>
+      </w:r>
+      <w:r>
+        <w:rPr>
           <w:b/>
           <w:lang w:val="en_US" w:bidi="en_US"/>
         </w:rPr>
@@ -7629,6 +8772,20 @@
       </w:r>
       <w:r>
         <w:rPr>
+          <w:lang w:val="en_US" w:bidi="en_US"/>
+        </w:rPr>
+        <w:t>וְ⁠לֶ֣הָבָ֔ה לִהֲטָ֖ה כָּל־עֲצֵ֥י הַ⁠שָּׂדֶֽה</w:t>
+      </w:r>
+    </w:p>
+    <w:p>
+      <w:pPr/>
+      <w:r>
+        <w:rPr>
+          <w:lang w:val="en_US" w:bidi="en_US"/>
+        </w:rPr>
+      </w:r>
+      <w:r>
+        <w:rPr>
           <w:b/>
           <w:lang w:val="en_US" w:bidi="en_US"/>
         </w:rPr>
@@ -7725,6 +8882,20 @@
       </w:r>
       <w:r>
         <w:rPr>
+          <w:lang w:val="en_US" w:bidi="en_US"/>
+        </w:rPr>
+        <w:t>אֵלֶ֑י⁠ךָ</w:t>
+      </w:r>
+    </w:p>
+    <w:p>
+      <w:pPr/>
+      <w:r>
+        <w:rPr>
+          <w:lang w:val="en_US" w:bidi="en_US"/>
+        </w:rPr>
+      </w:r>
+      <w:r>
+        <w:rPr>
           <w:b/>
           <w:lang w:val="en_US" w:bidi="en_US"/>
         </w:rPr>
@@ -7840,7 +9011,7 @@
         </w:rPr>
         <w:t xml:space="preserve">See how you translated this similar expression in </w:t>
       </w:r>
-      <w:hyperlink r:id="rId13">
+      <w:hyperlink r:id="rId15">
         <w:r>
           <w:rPr>
             <w:lang w:val="en_US" w:bidi="en_US"/>
@@ -7922,6 +9093,20 @@
       </w:r>
       <w:r>
         <w:rPr>
+          <w:lang w:val="en_US" w:bidi="en_US"/>
+        </w:rPr>
+        <w:t>תִּקְע֨וּ שׁוֹפָ֜ר בְּ⁠צִיּ֗וֹן וְ⁠הָרִ֨יעוּ֙ בְּ⁠הַ֣ר קָדְשִׁ֔⁠י</w:t>
+      </w:r>
+    </w:p>
+    <w:p>
+      <w:pPr/>
+      <w:r>
+        <w:rPr>
+          <w:lang w:val="en_US" w:bidi="en_US"/>
+        </w:rPr>
+      </w:r>
+      <w:r>
+        <w:rPr>
           <w:b/>
           <w:lang w:val="en_US" w:bidi="en_US"/>
         </w:rPr>
@@ -8005,6 +9190,20 @@
       </w:r>
       <w:r>
         <w:rPr>
+          <w:lang w:val="en_US" w:bidi="en_US"/>
+        </w:rPr>
+        <w:t>שׁוֹפָ֜ר</w:t>
+      </w:r>
+    </w:p>
+    <w:p>
+      <w:pPr/>
+      <w:r>
+        <w:rPr>
+          <w:lang w:val="en_US" w:bidi="en_US"/>
+        </w:rPr>
+      </w:r>
+      <w:r>
+        <w:rPr>
           <w:b/>
           <w:lang w:val="en_US" w:bidi="en_US"/>
         </w:rPr>
@@ -8101,6 +9300,20 @@
       </w:r>
       <w:r>
         <w:rPr>
+          <w:lang w:val="en_US" w:bidi="en_US"/>
+        </w:rPr>
+        <w:t>שׁוֹפָ֜ר</w:t>
+      </w:r>
+    </w:p>
+    <w:p>
+      <w:pPr/>
+      <w:r>
+        <w:rPr>
+          <w:lang w:val="en_US" w:bidi="en_US"/>
+        </w:rPr>
+      </w:r>
+      <w:r>
+        <w:rPr>
           <w:b/>
           <w:lang w:val="en_US" w:bidi="en_US"/>
         </w:rPr>
@@ -8197,6 +9410,20 @@
       </w:r>
       <w:r>
         <w:rPr>
+          <w:lang w:val="en_US" w:bidi="en_US"/>
+        </w:rPr>
+        <w:t>בְּ⁠הַ֣ר קָדְשִׁ֔⁠י</w:t>
+      </w:r>
+    </w:p>
+    <w:p>
+      <w:pPr/>
+      <w:r>
+        <w:rPr>
+          <w:lang w:val="en_US" w:bidi="en_US"/>
+        </w:rPr>
+      </w:r>
+      <w:r>
+        <w:rPr>
           <w:b/>
           <w:lang w:val="en_US" w:bidi="en_US"/>
         </w:rPr>
@@ -8293,6 +9520,20 @@
       </w:r>
       <w:r>
         <w:rPr>
+          <w:lang w:val="en_US" w:bidi="en_US"/>
+        </w:rPr>
+        <w:t>יִרְגְּז֕וּ</w:t>
+      </w:r>
+    </w:p>
+    <w:p>
+      <w:pPr/>
+      <w:r>
+        <w:rPr>
+          <w:lang w:val="en_US" w:bidi="en_US"/>
+        </w:rPr>
+      </w:r>
+      <w:r>
+        <w:rPr>
           <w:b/>
           <w:lang w:val="en_US" w:bidi="en_US"/>
         </w:rPr>
@@ -8408,7 +9649,7 @@
         </w:rPr>
         <w:t xml:space="preserve">See how you translated the same expression in </w:t>
       </w:r>
-      <w:hyperlink r:id="rId14">
+      <w:hyperlink r:id="rId16">
         <w:r>
           <w:rPr>
             <w:lang w:val="en_US" w:bidi="en_US"/>
@@ -8490,6 +9731,20 @@
       </w:r>
       <w:r>
         <w:rPr>
+          <w:lang w:val="en_US" w:bidi="en_US"/>
+        </w:rPr>
+        <w:t>י֧וֹם חֹ֣שֶׁךְ וַ⁠אֲפֵלָ֗ה י֤וֹם עָנָן֙ וַ⁠עֲרָפֶ֔ל</w:t>
+      </w:r>
+    </w:p>
+    <w:p>
+      <w:pPr/>
+      <w:r>
+        <w:rPr>
+          <w:lang w:val="en_US" w:bidi="en_US"/>
+        </w:rPr>
+      </w:r>
+      <w:r>
+        <w:rPr>
           <w:b/>
           <w:lang w:val="en_US" w:bidi="en_US"/>
         </w:rPr>
@@ -8586,6 +9841,20 @@
       </w:r>
       <w:r>
         <w:rPr>
+          <w:lang w:val="en_US" w:bidi="en_US"/>
+        </w:rPr>
+        <w:t>חֹ֣שֶׁךְ וַ⁠אֲפֵלָ֗ה</w:t>
+      </w:r>
+    </w:p>
+    <w:p>
+      <w:pPr/>
+      <w:r>
+        <w:rPr>
+          <w:lang w:val="en_US" w:bidi="en_US"/>
+        </w:rPr>
+      </w:r>
+      <w:r>
+        <w:rPr>
           <w:b/>
           <w:lang w:val="en_US" w:bidi="en_US"/>
         </w:rPr>
@@ -8695,6 +9964,20 @@
       </w:r>
       <w:r>
         <w:rPr>
+          <w:lang w:val="en_US" w:bidi="en_US"/>
+        </w:rPr>
+        <w:t>עָנָן֙ וַ⁠עֲרָפֶ֔ל</w:t>
+      </w:r>
+    </w:p>
+    <w:p>
+      <w:pPr/>
+      <w:r>
+        <w:rPr>
+          <w:lang w:val="en_US" w:bidi="en_US"/>
+        </w:rPr>
+      </w:r>
+      <w:r>
+        <w:rPr>
           <w:b/>
           <w:lang w:val="en_US" w:bidi="en_US"/>
         </w:rPr>
@@ -8804,6 +10087,20 @@
       </w:r>
       <w:r>
         <w:rPr>
+          <w:lang w:val="en_US" w:bidi="en_US"/>
+        </w:rPr>
+        <w:t>כְּ⁠שַׁ֖חַר פָּרֻ֣שׂ עַל־הֶֽ⁠הָרִ֑ים</w:t>
+      </w:r>
+    </w:p>
+    <w:p>
+      <w:pPr/>
+      <w:r>
+        <w:rPr>
+          <w:lang w:val="en_US" w:bidi="en_US"/>
+        </w:rPr>
+      </w:r>
+      <w:r>
+        <w:rPr>
           <w:b/>
           <w:lang w:val="en_US" w:bidi="en_US"/>
         </w:rPr>
@@ -8887,6 +10184,20 @@
       </w:r>
       <w:r>
         <w:rPr>
+          <w:lang w:val="en_US" w:bidi="en_US"/>
+        </w:rPr>
+        <w:t>כְּ⁠שַׁ֖חַר פָּרֻ֣שׂ עַל־הֶֽ⁠הָרִ֑ים</w:t>
+      </w:r>
+    </w:p>
+    <w:p>
+      <w:pPr/>
+      <w:r>
+        <w:rPr>
+          <w:lang w:val="en_US" w:bidi="en_US"/>
+        </w:rPr>
+      </w:r>
+      <w:r>
+        <w:rPr>
           <w:b/>
           <w:lang w:val="en_US" w:bidi="en_US"/>
         </w:rPr>
@@ -8970,6 +10281,20 @@
       </w:r>
       <w:r>
         <w:rPr>
+          <w:lang w:val="en_US" w:bidi="en_US"/>
+        </w:rPr>
+        <w:t>כְּ⁠שַׁ֖חַר</w:t>
+      </w:r>
+    </w:p>
+    <w:p>
+      <w:pPr/>
+      <w:r>
+        <w:rPr>
+          <w:lang w:val="en_US" w:bidi="en_US"/>
+        </w:rPr>
+      </w:r>
+      <w:r>
+        <w:rPr>
           <w:b/>
           <w:lang w:val="en_US" w:bidi="en_US"/>
         </w:rPr>
@@ -9066,6 +10391,20 @@
       </w:r>
       <w:r>
         <w:rPr>
+          <w:lang w:val="en_US" w:bidi="en_US"/>
+        </w:rPr>
+        <w:t>עַ֚ם רַ֣ב וְ⁠עָצ֔וּם</w:t>
+      </w:r>
+    </w:p>
+    <w:p>
+      <w:pPr/>
+      <w:r>
+        <w:rPr>
+          <w:lang w:val="en_US" w:bidi="en_US"/>
+        </w:rPr>
+      </w:r>
+      <w:r>
+        <w:rPr>
           <w:b/>
           <w:lang w:val="en_US" w:bidi="en_US"/>
         </w:rPr>
@@ -9149,6 +10488,20 @@
       </w:r>
       <w:r>
         <w:rPr>
+          <w:lang w:val="en_US" w:bidi="en_US"/>
+        </w:rPr>
+        <w:t>עַ֚ם רַ֣ב וְ⁠עָצ֔וּם</w:t>
+      </w:r>
+    </w:p>
+    <w:p>
+      <w:pPr/>
+      <w:r>
+        <w:rPr>
+          <w:lang w:val="en_US" w:bidi="en_US"/>
+        </w:rPr>
+      </w:r>
+      <w:r>
+        <w:rPr>
           <w:b/>
           <w:lang w:val="en_US" w:bidi="en_US"/>
         </w:rPr>
@@ -9258,6 +10611,20 @@
       </w:r>
       <w:r>
         <w:rPr>
+          <w:lang w:val="en_US" w:bidi="en_US"/>
+        </w:rPr>
+        <w:t>כָּמֹ֗⁠הוּ לֹ֤א נִֽהְיָה֙ מִן־הָ֣⁠עוֹלָ֔ם וְ⁠אַֽחֲרָי⁠ו֙ לֹ֣א יוֹסֵ֔ף עַד־שְׁנֵ֖י דּ֥וֹר וָ⁠דֽוֹר</w:t>
+      </w:r>
+    </w:p>
+    <w:p>
+      <w:pPr/>
+      <w:r>
+        <w:rPr>
+          <w:lang w:val="en_US" w:bidi="en_US"/>
+        </w:rPr>
+      </w:r>
+      <w:r>
+        <w:rPr>
           <w:b/>
           <w:lang w:val="en_US" w:bidi="en_US"/>
         </w:rPr>
@@ -9341,6 +10708,20 @@
       </w:r>
       <w:r>
         <w:rPr>
+          <w:lang w:val="en_US" w:bidi="en_US"/>
+        </w:rPr>
+        <w:t>עַד־שְׁנֵ֖י דּ֥וֹר וָ⁠דֽוֹר</w:t>
+      </w:r>
+    </w:p>
+    <w:p>
+      <w:pPr/>
+      <w:r>
+        <w:rPr>
+          <w:lang w:val="en_US" w:bidi="en_US"/>
+        </w:rPr>
+      </w:r>
+      <w:r>
+        <w:rPr>
           <w:b/>
           <w:lang w:val="en_US" w:bidi="en_US"/>
         </w:rPr>
@@ -9424,6 +10805,20 @@
       </w:r>
       <w:r>
         <w:rPr>
+          <w:lang w:val="en_US" w:bidi="en_US"/>
+        </w:rPr>
+        <w:t>לְ⁠פָנָי⁠ו֙ אָ֣כְלָה אֵ֔שׁ וְ⁠אַחֲרָ֖י⁠ו תְּלַהֵ֣ט לֶֽהָבָ֑ה כְּ⁠גַן־עֵ֨דֶן הָ⁠אָ֜רֶץ לְ⁠פָנָ֗י⁠ו וְ⁠אַֽחֲרָי⁠ו֙ מִדְבַּ֣ר שְׁמָמָ֔ה וְ⁠גַם־פְּלֵיטָ֖ה לֹא־הָ֥יְתָה לּֽ⁠וֹ</w:t>
+      </w:r>
+    </w:p>
+    <w:p>
+      <w:pPr/>
+      <w:r>
+        <w:rPr>
+          <w:lang w:val="en_US" w:bidi="en_US"/>
+        </w:rPr>
+      </w:r>
+      <w:r>
+        <w:rPr>
           <w:b/>
           <w:lang w:val="en_US" w:bidi="en_US"/>
         </w:rPr>
@@ -9533,6 +10928,20 @@
       </w:r>
       <w:r>
         <w:rPr>
+          <w:lang w:val="en_US" w:bidi="en_US"/>
+        </w:rPr>
+        <w:t>לְ⁠פָנָי⁠ו֙ אָ֣כְלָה אֵ֔שׁ וְ⁠אַחֲרָ֖י⁠ו תְּלַהֵ֣ט לֶֽהָבָ֑ה</w:t>
+      </w:r>
+    </w:p>
+    <w:p>
+      <w:pPr/>
+      <w:r>
+        <w:rPr>
+          <w:lang w:val="en_US" w:bidi="en_US"/>
+        </w:rPr>
+      </w:r>
+      <w:r>
+        <w:rPr>
           <w:b/>
           <w:lang w:val="en_US" w:bidi="en_US"/>
         </w:rPr>
@@ -9642,6 +11051,20 @@
       </w:r>
       <w:r>
         <w:rPr>
+          <w:lang w:val="en_US" w:bidi="en_US"/>
+        </w:rPr>
+        <w:t>לְ⁠פָנָי⁠ו֙ אָ֣כְלָה אֵ֔שׁ</w:t>
+      </w:r>
+    </w:p>
+    <w:p>
+      <w:pPr/>
+      <w:r>
+        <w:rPr>
+          <w:lang w:val="en_US" w:bidi="en_US"/>
+        </w:rPr>
+      </w:r>
+      <w:r>
+        <w:rPr>
           <w:b/>
           <w:lang w:val="en_US" w:bidi="en_US"/>
         </w:rPr>
@@ -9738,6 +11161,20 @@
       </w:r>
       <w:r>
         <w:rPr>
+          <w:lang w:val="en_US" w:bidi="en_US"/>
+        </w:rPr>
+        <w:t>כְּ⁠גַן־עֵ֨דֶן הָ⁠אָ֜רֶץ לְ⁠פָנָ֗י⁠ו</w:t>
+      </w:r>
+    </w:p>
+    <w:p>
+      <w:pPr/>
+      <w:r>
+        <w:rPr>
+          <w:lang w:val="en_US" w:bidi="en_US"/>
+        </w:rPr>
+      </w:r>
+      <w:r>
+        <w:rPr>
           <w:b/>
           <w:lang w:val="en_US" w:bidi="en_US"/>
         </w:rPr>
@@ -9821,6 +11258,20 @@
       </w:r>
       <w:r>
         <w:rPr>
+          <w:lang w:val="en_US" w:bidi="en_US"/>
+        </w:rPr>
+        <w:t>מִדְבַּ֣ר שְׁמָמָ֔ה</w:t>
+      </w:r>
+    </w:p>
+    <w:p>
+      <w:pPr/>
+      <w:r>
+        <w:rPr>
+          <w:lang w:val="en_US" w:bidi="en_US"/>
+        </w:rPr>
+      </w:r>
+      <w:r>
+        <w:rPr>
           <w:b/>
           <w:lang w:val="en_US" w:bidi="en_US"/>
         </w:rPr>
@@ -9917,6 +11368,20 @@
       </w:r>
       <w:r>
         <w:rPr>
+          <w:lang w:val="en_US" w:bidi="en_US"/>
+        </w:rPr>
+        <w:t>וְ⁠גַם־פְּלֵיטָ֖ה לֹא־הָ֥יְתָה לּֽ⁠וֹ</w:t>
+      </w:r>
+    </w:p>
+    <w:p>
+      <w:pPr/>
+      <w:r>
+        <w:rPr>
+          <w:lang w:val="en_US" w:bidi="en_US"/>
+        </w:rPr>
+      </w:r>
+      <w:r>
+        <w:rPr>
           <w:b/>
           <w:lang w:val="en_US" w:bidi="en_US"/>
         </w:rPr>
@@ -10000,6 +11465,20 @@
       </w:r>
       <w:r>
         <w:rPr>
+          <w:lang w:val="en_US" w:bidi="en_US"/>
+        </w:rPr>
+        <w:t>פְּלֵיטָ֖ה לֹא־הָ֥יְתָה לּֽ⁠וֹ</w:t>
+      </w:r>
+    </w:p>
+    <w:p>
+      <w:pPr/>
+      <w:r>
+        <w:rPr>
+          <w:lang w:val="en_US" w:bidi="en_US"/>
+        </w:rPr>
+      </w:r>
+      <w:r>
+        <w:rPr>
           <w:b/>
           <w:lang w:val="en_US" w:bidi="en_US"/>
         </w:rPr>
@@ -10096,6 +11575,20 @@
       </w:r>
       <w:r>
         <w:rPr>
+          <w:lang w:val="en_US" w:bidi="en_US"/>
+        </w:rPr>
+        <w:t>כְּ⁠מַרְאֵ֥ה סוּסִ֖ים מַרְאֵ֑⁠הוּ</w:t>
+      </w:r>
+    </w:p>
+    <w:p>
+      <w:pPr/>
+      <w:r>
+        <w:rPr>
+          <w:lang w:val="en_US" w:bidi="en_US"/>
+        </w:rPr>
+      </w:r>
+      <w:r>
+        <w:rPr>
           <w:b/>
           <w:lang w:val="en_US" w:bidi="en_US"/>
         </w:rPr>
@@ -10179,6 +11672,20 @@
       </w:r>
       <w:r>
         <w:rPr>
+          <w:lang w:val="en_US" w:bidi="en_US"/>
+        </w:rPr>
+        <w:t>כְּ⁠מַרְאֵ֥ה &amp; מַרְאֵ֑⁠הוּ</w:t>
+      </w:r>
+    </w:p>
+    <w:p>
+      <w:pPr/>
+      <w:r>
+        <w:rPr>
+          <w:lang w:val="en_US" w:bidi="en_US"/>
+        </w:rPr>
+      </w:r>
+      <w:r>
+        <w:rPr>
           <w:b/>
           <w:lang w:val="en_US" w:bidi="en_US"/>
         </w:rPr>
@@ -10262,6 +11769,20 @@
       </w:r>
       <w:r>
         <w:rPr>
+          <w:lang w:val="en_US" w:bidi="en_US"/>
+        </w:rPr>
+        <w:t>וּ⁠כְ⁠פָרָשִׁ֖ים כֵּ֥ן יְרוּצֽוּ⁠ן</w:t>
+      </w:r>
+    </w:p>
+    <w:p>
+      <w:pPr/>
+      <w:r>
+        <w:rPr>
+          <w:lang w:val="en_US" w:bidi="en_US"/>
+        </w:rPr>
+      </w:r>
+      <w:r>
+        <w:rPr>
           <w:b/>
           <w:lang w:val="en_US" w:bidi="en_US"/>
         </w:rPr>
@@ -10345,6 +11866,20 @@
       </w:r>
       <w:r>
         <w:rPr>
+          <w:lang w:val="en_US" w:bidi="en_US"/>
+        </w:rPr>
+        <w:t>כְּ⁠ק֣וֹל מַרְכָּב֗וֹת עַל־רָאשֵׁ֤י הֶֽ⁠הָרִים֙ יְרַקֵּד֔וּ⁠ן</w:t>
+      </w:r>
+    </w:p>
+    <w:p>
+      <w:pPr/>
+      <w:r>
+        <w:rPr>
+          <w:lang w:val="en_US" w:bidi="en_US"/>
+        </w:rPr>
+      </w:r>
+      <w:r>
+        <w:rPr>
           <w:b/>
           <w:lang w:val="en_US" w:bidi="en_US"/>
         </w:rPr>
@@ -10428,6 +11963,20 @@
       </w:r>
       <w:r>
         <w:rPr>
+          <w:lang w:val="en_US" w:bidi="en_US"/>
+        </w:rPr>
+        <w:t>כְּ⁠קוֹל֙ לַ֣הַב אֵ֔שׁ אֹכְלָ֖ה קָ֑שׁ</w:t>
+      </w:r>
+    </w:p>
+    <w:p>
+      <w:pPr/>
+      <w:r>
+        <w:rPr>
+          <w:lang w:val="en_US" w:bidi="en_US"/>
+        </w:rPr>
+      </w:r>
+      <w:r>
+        <w:rPr>
           <w:b/>
           <w:lang w:val="en_US" w:bidi="en_US"/>
         </w:rPr>
@@ -10511,6 +12060,20 @@
       </w:r>
       <w:r>
         <w:rPr>
+          <w:lang w:val="en_US" w:bidi="en_US"/>
+        </w:rPr>
+        <w:t>כְּ⁠עַ֣ם עָצ֔וּם עֱר֖וּךְ מִלְחָמָֽה</w:t>
+      </w:r>
+    </w:p>
+    <w:p>
+      <w:pPr/>
+      <w:r>
+        <w:rPr>
+          <w:lang w:val="en_US" w:bidi="en_US"/>
+        </w:rPr>
+      </w:r>
+      <w:r>
+        <w:rPr>
           <w:b/>
           <w:lang w:val="en_US" w:bidi="en_US"/>
         </w:rPr>
@@ -10594,6 +12157,20 @@
       </w:r>
       <w:r>
         <w:rPr>
+          <w:lang w:val="en_US" w:bidi="en_US"/>
+        </w:rPr>
+        <w:t>כְּ⁠עַ֣ם עָצ֔וּם עֱר֖וּךְ מִלְחָמָֽה</w:t>
+      </w:r>
+    </w:p>
+    <w:p>
+      <w:pPr/>
+      <w:r>
+        <w:rPr>
+          <w:lang w:val="en_US" w:bidi="en_US"/>
+        </w:rPr>
+      </w:r>
+      <w:r>
+        <w:rPr>
           <w:b/>
           <w:lang w:val="en_US" w:bidi="en_US"/>
         </w:rPr>
@@ -10677,6 +12254,20 @@
       </w:r>
       <w:r>
         <w:rPr>
+          <w:lang w:val="en_US" w:bidi="en_US"/>
+        </w:rPr>
+        <w:t>כְּ⁠עַ֣ם עָצ֔וּם עֱר֖וּךְ מִלְחָמָֽה</w:t>
+      </w:r>
+    </w:p>
+    <w:p>
+      <w:pPr/>
+      <w:r>
+        <w:rPr>
+          <w:lang w:val="en_US" w:bidi="en_US"/>
+        </w:rPr>
+      </w:r>
+      <w:r>
+        <w:rPr>
           <w:b/>
           <w:lang w:val="en_US" w:bidi="en_US"/>
         </w:rPr>
@@ -10760,6 +12351,20 @@
       </w:r>
       <w:r>
         <w:rPr>
+          <w:lang w:val="en_US" w:bidi="en_US"/>
+        </w:rPr>
+        <w:t>יָחִ֣ילוּ</w:t>
+      </w:r>
+    </w:p>
+    <w:p>
+      <w:pPr/>
+      <w:r>
+        <w:rPr>
+          <w:lang w:val="en_US" w:bidi="en_US"/>
+        </w:rPr>
+      </w:r>
+      <w:r>
+        <w:rPr>
           <w:b/>
           <w:lang w:val="en_US" w:bidi="en_US"/>
         </w:rPr>
@@ -10856,6 +12461,20 @@
       </w:r>
       <w:r>
         <w:rPr>
+          <w:lang w:val="en_US" w:bidi="en_US"/>
+        </w:rPr>
+        <w:t>קִבְּצ֥וּ פָארֽוּר</w:t>
+      </w:r>
+    </w:p>
+    <w:p>
+      <w:pPr/>
+      <w:r>
+        <w:rPr>
+          <w:lang w:val="en_US" w:bidi="en_US"/>
+        </w:rPr>
+      </w:r>
+      <w:r>
+        <w:rPr>
           <w:b/>
           <w:lang w:val="en_US" w:bidi="en_US"/>
         </w:rPr>
@@ -10952,6 +12571,20 @@
       </w:r>
       <w:r>
         <w:rPr>
+          <w:lang w:val="en_US" w:bidi="en_US"/>
+        </w:rPr>
+        <w:t>כְּ⁠גִבּוֹרִ֣ים יְרֻצ֔וּ⁠ן</w:t>
+      </w:r>
+    </w:p>
+    <w:p>
+      <w:pPr/>
+      <w:r>
+        <w:rPr>
+          <w:lang w:val="en_US" w:bidi="en_US"/>
+        </w:rPr>
+      </w:r>
+      <w:r>
+        <w:rPr>
           <w:b/>
           <w:lang w:val="en_US" w:bidi="en_US"/>
         </w:rPr>
@@ -11035,6 +12668,20 @@
       </w:r>
       <w:r>
         <w:rPr>
+          <w:lang w:val="en_US" w:bidi="en_US"/>
+        </w:rPr>
+        <w:t>כְּ⁠אַנְשֵׁ֥י מִלְחָמָ֖ה יַעֲל֣וּ חוֹמָ֑ה</w:t>
+      </w:r>
+    </w:p>
+    <w:p>
+      <w:pPr/>
+      <w:r>
+        <w:rPr>
+          <w:lang w:val="en_US" w:bidi="en_US"/>
+        </w:rPr>
+      </w:r>
+      <w:r>
+        <w:rPr>
           <w:b/>
           <w:lang w:val="en_US" w:bidi="en_US"/>
         </w:rPr>
@@ -11118,6 +12765,20 @@
       </w:r>
       <w:r>
         <w:rPr>
+          <w:lang w:val="en_US" w:bidi="en_US"/>
+        </w:rPr>
+        <w:t>כְּ⁠אַנְשֵׁ֥י מִלְחָמָ֖ה</w:t>
+      </w:r>
+    </w:p>
+    <w:p>
+      <w:pPr/>
+      <w:r>
+        <w:rPr>
+          <w:lang w:val="en_US" w:bidi="en_US"/>
+        </w:rPr>
+      </w:r>
+      <w:r>
+        <w:rPr>
           <w:b/>
           <w:lang w:val="en_US" w:bidi="en_US"/>
         </w:rPr>
@@ -11227,6 +12888,20 @@
       </w:r>
       <w:r>
         <w:rPr>
+          <w:lang w:val="en_US" w:bidi="en_US"/>
+        </w:rPr>
+        <w:t>חוֹמָ֑ה</w:t>
+      </w:r>
+    </w:p>
+    <w:p>
+      <w:pPr/>
+      <w:r>
+        <w:rPr>
+          <w:lang w:val="en_US" w:bidi="en_US"/>
+        </w:rPr>
+      </w:r>
+      <w:r>
+        <w:rPr>
           <w:b/>
           <w:lang w:val="en_US" w:bidi="en_US"/>
         </w:rPr>
@@ -11323,6 +12998,20 @@
       </w:r>
       <w:r>
         <w:rPr>
+          <w:lang w:val="en_US" w:bidi="en_US"/>
+        </w:rPr>
+        <w:t>וְ⁠אִ֤ישׁ בִּ⁠דְרָכָי⁠ו֙</w:t>
+      </w:r>
+    </w:p>
+    <w:p>
+      <w:pPr/>
+      <w:r>
+        <w:rPr>
+          <w:lang w:val="en_US" w:bidi="en_US"/>
+        </w:rPr>
+      </w:r>
+      <w:r>
+        <w:rPr>
           <w:b/>
           <w:lang w:val="en_US" w:bidi="en_US"/>
         </w:rPr>
@@ -11432,6 +13121,20 @@
       </w:r>
       <w:r>
         <w:rPr>
+          <w:lang w:val="en_US" w:bidi="en_US"/>
+        </w:rPr>
+        <w:t>וְ⁠לֹ֥א יְעַבְּט֖וּ⁠ן אֹרְחוֹתָֽ⁠ם</w:t>
+      </w:r>
+    </w:p>
+    <w:p>
+      <w:pPr/>
+      <w:r>
+        <w:rPr>
+          <w:lang w:val="en_US" w:bidi="en_US"/>
+        </w:rPr>
+      </w:r>
+      <w:r>
+        <w:rPr>
           <w:b/>
           <w:lang w:val="en_US" w:bidi="en_US"/>
         </w:rPr>
@@ -11515,6 +13218,20 @@
       </w:r>
       <w:r>
         <w:rPr>
+          <w:lang w:val="en_US" w:bidi="en_US"/>
+        </w:rPr>
+        <w:t>וְ⁠לֹ֥א יְעַבְּט֖וּ⁠ן אֹרְחוֹתָֽ⁠ם</w:t>
+      </w:r>
+    </w:p>
+    <w:p>
+      <w:pPr/>
+      <w:r>
+        <w:rPr>
+          <w:lang w:val="en_US" w:bidi="en_US"/>
+        </w:rPr>
+      </w:r>
+      <w:r>
+        <w:rPr>
           <w:b/>
           <w:lang w:val="en_US" w:bidi="en_US"/>
         </w:rPr>
@@ -11598,6 +13315,20 @@
       </w:r>
       <w:r>
         <w:rPr>
+          <w:lang w:val="en_US" w:bidi="en_US"/>
+        </w:rPr>
+        <w:t>וְ⁠אִ֤ישׁ אָחִי⁠ו֙ לֹ֣א יִדְחָק֔וּ⁠ן</w:t>
+      </w:r>
+    </w:p>
+    <w:p>
+      <w:pPr/>
+      <w:r>
+        <w:rPr>
+          <w:lang w:val="en_US" w:bidi="en_US"/>
+        </w:rPr>
+      </w:r>
+      <w:r>
+        <w:rPr>
           <w:b/>
           <w:lang w:val="en_US" w:bidi="en_US"/>
         </w:rPr>
@@ -11707,6 +13438,20 @@
       </w:r>
       <w:r>
         <w:rPr>
+          <w:lang w:val="en_US" w:bidi="en_US"/>
+        </w:rPr>
+        <w:t>גֶּ֥בֶר בִּ⁠מְסִלָּת֖⁠וֹ יֵֽלֵכ֑וּ⁠ן</w:t>
+      </w:r>
+    </w:p>
+    <w:p>
+      <w:pPr/>
+      <w:r>
+        <w:rPr>
+          <w:lang w:val="en_US" w:bidi="en_US"/>
+        </w:rPr>
+      </w:r>
+      <w:r>
+        <w:rPr>
           <w:b/>
           <w:lang w:val="en_US" w:bidi="en_US"/>
         </w:rPr>
@@ -11816,6 +13561,20 @@
       </w:r>
       <w:r>
         <w:rPr>
+          <w:lang w:val="en_US" w:bidi="en_US"/>
+        </w:rPr>
+        <w:t>וּ⁠בְעַ֥ד הַ⁠שֶּׁ֛לַח יִפֹּ֖לוּ לֹ֥א יִבְצָֽעוּ</w:t>
+      </w:r>
+    </w:p>
+    <w:p>
+      <w:pPr/>
+      <w:r>
+        <w:rPr>
+          <w:lang w:val="en_US" w:bidi="en_US"/>
+        </w:rPr>
+      </w:r>
+      <w:r>
+        <w:rPr>
           <w:b/>
           <w:lang w:val="en_US" w:bidi="en_US"/>
         </w:rPr>
@@ -11899,6 +13658,20 @@
       </w:r>
       <w:r>
         <w:rPr>
+          <w:lang w:val="en_US" w:bidi="en_US"/>
+        </w:rPr>
+        <w:t>בָּ⁠עִ֣יר יָשֹׁ֗קּוּ בַּֽ⁠חוֹמָה֙ יְרֻצ֔וּ⁠ן בַּ⁠בָּתִּ֖ים יַעֲל֑וּ בְּעַ֧ד הַ⁠חַלּוֹנִ֛ים יָבֹ֖אוּ כַּ⁠גַּנָּֽב</w:t>
+      </w:r>
+    </w:p>
+    <w:p>
+      <w:pPr/>
+      <w:r>
+        <w:rPr>
+          <w:lang w:val="en_US" w:bidi="en_US"/>
+        </w:rPr>
+      </w:r>
+      <w:r>
+        <w:rPr>
           <w:b/>
           <w:lang w:val="en_US" w:bidi="en_US"/>
         </w:rPr>
@@ -11982,6 +13755,20 @@
       </w:r>
       <w:r>
         <w:rPr>
+          <w:lang w:val="en_US" w:bidi="en_US"/>
+        </w:rPr>
+        <w:t>בְּעַ֧ד הַ⁠חַלּוֹנִ֛ים יָבֹ֖אוּ כַּ⁠גַּנָּֽב</w:t>
+      </w:r>
+    </w:p>
+    <w:p>
+      <w:pPr/>
+      <w:r>
+        <w:rPr>
+          <w:lang w:val="en_US" w:bidi="en_US"/>
+        </w:rPr>
+      </w:r>
+      <w:r>
+        <w:rPr>
           <w:b/>
           <w:lang w:val="en_US" w:bidi="en_US"/>
         </w:rPr>
@@ -12065,6 +13852,20 @@
       </w:r>
       <w:r>
         <w:rPr>
+          <w:lang w:val="en_US" w:bidi="en_US"/>
+        </w:rPr>
+        <w:t>לְ⁠פָנָי⁠ו֙ רָ֣גְזָה אֶ֔רֶץ רָעֲשׁ֖וּ שָׁמָ֑יִם</w:t>
+      </w:r>
+    </w:p>
+    <w:p>
+      <w:pPr/>
+      <w:r>
+        <w:rPr>
+          <w:lang w:val="en_US" w:bidi="en_US"/>
+        </w:rPr>
+      </w:r>
+      <w:r>
+        <w:rPr>
           <w:b/>
           <w:lang w:val="en_US" w:bidi="en_US"/>
         </w:rPr>
@@ -12187,6 +13988,20 @@
       </w:r>
       <w:r>
         <w:rPr>
+          <w:lang w:val="en_US" w:bidi="en_US"/>
+        </w:rPr>
+        <w:t>שֶׁ֤מֶשׁ וְ⁠יָרֵ֨חַ֙ קָדָ֔רוּ</w:t>
+      </w:r>
+    </w:p>
+    <w:p>
+      <w:pPr/>
+      <w:r>
+        <w:rPr>
+          <w:lang w:val="en_US" w:bidi="en_US"/>
+        </w:rPr>
+      </w:r>
+      <w:r>
+        <w:rPr>
           <w:b/>
           <w:lang w:val="en_US" w:bidi="en_US"/>
         </w:rPr>
@@ -12296,6 +14111,20 @@
       </w:r>
       <w:r>
         <w:rPr>
+          <w:lang w:val="en_US" w:bidi="en_US"/>
+        </w:rPr>
+        <w:t>וְ⁠כוֹכָבִ֖ים אָסְפ֥וּ נָגְהָֽ⁠ם</w:t>
+      </w:r>
+    </w:p>
+    <w:p>
+      <w:pPr/>
+      <w:r>
+        <w:rPr>
+          <w:lang w:val="en_US" w:bidi="en_US"/>
+        </w:rPr>
+      </w:r>
+      <w:r>
+        <w:rPr>
           <w:b/>
           <w:lang w:val="en_US" w:bidi="en_US"/>
         </w:rPr>
@@ -12405,6 +14234,20 @@
       </w:r>
       <w:r>
         <w:rPr>
+          <w:lang w:val="en_US" w:bidi="en_US"/>
+        </w:rPr>
+        <w:t>קוֹל⁠וֹ֙</w:t>
+      </w:r>
+    </w:p>
+    <w:p>
+      <w:pPr/>
+      <w:r>
+        <w:rPr>
+          <w:lang w:val="en_US" w:bidi="en_US"/>
+        </w:rPr>
+      </w:r>
+      <w:r>
+        <w:rPr>
           <w:b/>
           <w:lang w:val="en_US" w:bidi="en_US"/>
         </w:rPr>
@@ -12501,6 +14344,20 @@
       </w:r>
       <w:r>
         <w:rPr>
+          <w:lang w:val="en_US" w:bidi="en_US"/>
+        </w:rPr>
+        <w:t>מַחֲנֵ֔⁠הוּ</w:t>
+      </w:r>
+    </w:p>
+    <w:p>
+      <w:pPr/>
+      <w:r>
+        <w:rPr>
+          <w:lang w:val="en_US" w:bidi="en_US"/>
+        </w:rPr>
+      </w:r>
+      <w:r>
+        <w:rPr>
           <w:b/>
           <w:lang w:val="en_US" w:bidi="en_US"/>
         </w:rPr>
@@ -12597,6 +14454,20 @@
       </w:r>
       <w:r>
         <w:rPr>
+          <w:lang w:val="en_US" w:bidi="en_US"/>
+        </w:rPr>
+        <w:t>דְבָר֑⁠וֹ</w:t>
+      </w:r>
+    </w:p>
+    <w:p>
+      <w:pPr/>
+      <w:r>
+        <w:rPr>
+          <w:lang w:val="en_US" w:bidi="en_US"/>
+        </w:rPr>
+      </w:r>
+      <w:r>
+        <w:rPr>
           <w:b/>
           <w:lang w:val="en_US" w:bidi="en_US"/>
         </w:rPr>
@@ -12693,6 +14564,20 @@
       </w:r>
       <w:r>
         <w:rPr>
+          <w:lang w:val="en_US" w:bidi="en_US"/>
+        </w:rPr>
+        <w:t>כִּֽי־גָד֧וֹל יוֹם־יְהוָ֛ה וְ⁠נוֹרָ֥א מְאֹ֖ד וּ⁠מִ֥י יְכִילֶֽ⁠נּוּ</w:t>
+      </w:r>
+    </w:p>
+    <w:p>
+      <w:pPr/>
+      <w:r>
+        <w:rPr>
+          <w:lang w:val="en_US" w:bidi="en_US"/>
+        </w:rPr>
+      </w:r>
+      <w:r>
+        <w:rPr>
           <w:b/>
           <w:lang w:val="en_US" w:bidi="en_US"/>
         </w:rPr>
@@ -12795,7 +14680,7 @@
         </w:rPr>
         <w:t xml:space="preserve">See how you translated the same expression in </w:t>
       </w:r>
-      <w:hyperlink r:id="rId14">
+      <w:hyperlink r:id="rId16">
         <w:r>
           <w:rPr>
             <w:lang w:val="en_US" w:bidi="en_US"/>
@@ -12877,6 +14762,20 @@
       </w:r>
       <w:r>
         <w:rPr>
+          <w:lang w:val="en_US" w:bidi="en_US"/>
+        </w:rPr>
+        <w:t>וְ⁠גַם־עַתָּה֙ נְאֻם־יְהוָ֔ה שֻׁ֥בוּ עָדַ֖⁠י</w:t>
+      </w:r>
+    </w:p>
+    <w:p>
+      <w:pPr/>
+      <w:r>
+        <w:rPr>
+          <w:lang w:val="en_US" w:bidi="en_US"/>
+        </w:rPr>
+      </w:r>
+      <w:r>
+        <w:rPr>
           <w:b/>
           <w:lang w:val="en_US" w:bidi="en_US"/>
         </w:rPr>
@@ -12973,6 +14872,20 @@
       </w:r>
       <w:r>
         <w:rPr>
+          <w:lang w:val="en_US" w:bidi="en_US"/>
+        </w:rPr>
+        <w:t>שֻׁ֥בוּ</w:t>
+      </w:r>
+    </w:p>
+    <w:p>
+      <w:pPr/>
+      <w:r>
+        <w:rPr>
+          <w:lang w:val="en_US" w:bidi="en_US"/>
+        </w:rPr>
+      </w:r>
+      <w:r>
+        <w:rPr>
           <w:b/>
           <w:lang w:val="en_US" w:bidi="en_US"/>
         </w:rPr>
@@ -13069,6 +14982,20 @@
       </w:r>
       <w:r>
         <w:rPr>
+          <w:lang w:val="en_US" w:bidi="en_US"/>
+        </w:rPr>
+        <w:t>שֻׁ֥בוּ עָדַ֖⁠י בְּ⁠כָל־לְבַבְ⁠כֶ֑ם</w:t>
+      </w:r>
+    </w:p>
+    <w:p>
+      <w:pPr/>
+      <w:r>
+        <w:rPr>
+          <w:lang w:val="en_US" w:bidi="en_US"/>
+        </w:rPr>
+      </w:r>
+      <w:r>
+        <w:rPr>
           <w:b/>
           <w:lang w:val="en_US" w:bidi="en_US"/>
         </w:rPr>
@@ -13178,6 +15105,20 @@
       </w:r>
       <w:r>
         <w:rPr>
+          <w:lang w:val="en_US" w:bidi="en_US"/>
+        </w:rPr>
+        <w:t>לְבַבְ⁠כֶ֑ם</w:t>
+      </w:r>
+    </w:p>
+    <w:p>
+      <w:pPr/>
+      <w:r>
+        <w:rPr>
+          <w:lang w:val="en_US" w:bidi="en_US"/>
+        </w:rPr>
+      </w:r>
+      <w:r>
+        <w:rPr>
           <w:b/>
           <w:lang w:val="en_US" w:bidi="en_US"/>
         </w:rPr>
@@ -13274,6 +15215,20 @@
       </w:r>
       <w:r>
         <w:rPr>
+          <w:lang w:val="en_US" w:bidi="en_US"/>
+        </w:rPr>
+        <w:t>וְ⁠קִרְע֤וּ לְבַבְ⁠כֶם֙ וְ⁠אַל־בִּגְדֵי⁠כֶ֔ם</w:t>
+      </w:r>
+    </w:p>
+    <w:p>
+      <w:pPr/>
+      <w:r>
+        <w:rPr>
+          <w:lang w:val="en_US" w:bidi="en_US"/>
+        </w:rPr>
+      </w:r>
+      <w:r>
+        <w:rPr>
           <w:b/>
           <w:lang w:val="en_US" w:bidi="en_US"/>
         </w:rPr>
@@ -13357,6 +15312,20 @@
       </w:r>
       <w:r>
         <w:rPr>
+          <w:lang w:val="en_US" w:bidi="en_US"/>
+        </w:rPr>
+        <w:t>וְ⁠קִרְע֤וּ לְבַבְ⁠כֶם֙ וְ⁠אַל־בִּגְדֵי⁠כֶ֔ם וְ⁠שׁ֖וּבוּ אֶל־יְהוָ֣ה אֱלֹֽהֵי⁠כֶ֑ם</w:t>
+      </w:r>
+    </w:p>
+    <w:p>
+      <w:pPr/>
+      <w:r>
+        <w:rPr>
+          <w:lang w:val="en_US" w:bidi="en_US"/>
+        </w:rPr>
+      </w:r>
+      <w:r>
+        <w:rPr>
           <w:b/>
           <w:lang w:val="en_US" w:bidi="en_US"/>
         </w:rPr>
@@ -13440,6 +15409,20 @@
       </w:r>
       <w:r>
         <w:rPr>
+          <w:lang w:val="en_US" w:bidi="en_US"/>
+        </w:rPr>
+        <w:t>אֶ֤רֶךְ אַפַּ֨יִם֙</w:t>
+      </w:r>
+    </w:p>
+    <w:p>
+      <w:pPr/>
+      <w:r>
+        <w:rPr>
+          <w:lang w:val="en_US" w:bidi="en_US"/>
+        </w:rPr>
+      </w:r>
+      <w:r>
+        <w:rPr>
           <w:b/>
           <w:lang w:val="en_US" w:bidi="en_US"/>
         </w:rPr>
@@ -13536,6 +15519,20 @@
       </w:r>
       <w:r>
         <w:rPr>
+          <w:lang w:val="en_US" w:bidi="en_US"/>
+        </w:rPr>
+        <w:t>וְ⁠רַב־חֶ֔סֶד</w:t>
+      </w:r>
+    </w:p>
+    <w:p>
+      <w:pPr/>
+      <w:r>
+        <w:rPr>
+          <w:lang w:val="en_US" w:bidi="en_US"/>
+        </w:rPr>
+      </w:r>
+      <w:r>
+        <w:rPr>
           <w:b/>
           <w:lang w:val="en_US" w:bidi="en_US"/>
         </w:rPr>
@@ -13632,6 +15629,20 @@
       </w:r>
       <w:r>
         <w:rPr>
+          <w:lang w:val="en_US" w:bidi="en_US"/>
+        </w:rPr>
+        <w:t>מִ֥י יוֹדֵ֖עַ יָשׁ֣וּב וְ⁠נִחָ֑ם וְ⁠הִשְׁאִ֤יר אַֽחֲרָי⁠ו֙ בְּרָכָ֔ה</w:t>
+      </w:r>
+    </w:p>
+    <w:p>
+      <w:pPr/>
+      <w:r>
+        <w:rPr>
+          <w:lang w:val="en_US" w:bidi="en_US"/>
+        </w:rPr>
+      </w:r>
+      <w:r>
+        <w:rPr>
           <w:b/>
           <w:lang w:val="en_US" w:bidi="en_US"/>
         </w:rPr>
@@ -13715,6 +15726,20 @@
       </w:r>
       <w:r>
         <w:rPr>
+          <w:lang w:val="en_US" w:bidi="en_US"/>
+        </w:rPr>
+        <w:t>יָשׁ֣וּב וְ⁠נִחָ֑ם</w:t>
+      </w:r>
+    </w:p>
+    <w:p>
+      <w:pPr/>
+      <w:r>
+        <w:rPr>
+          <w:lang w:val="en_US" w:bidi="en_US"/>
+        </w:rPr>
+      </w:r>
+      <w:r>
+        <w:rPr>
           <w:b/>
           <w:lang w:val="en_US" w:bidi="en_US"/>
         </w:rPr>
@@ -13824,6 +15849,20 @@
       </w:r>
       <w:r>
         <w:rPr>
+          <w:lang w:val="en_US" w:bidi="en_US"/>
+        </w:rPr>
+        <w:t>וְ⁠הִשְׁאִ֤יר &amp; בְּרָכָ֔ה</w:t>
+      </w:r>
+    </w:p>
+    <w:p>
+      <w:pPr/>
+      <w:r>
+        <w:rPr>
+          <w:lang w:val="en_US" w:bidi="en_US"/>
+        </w:rPr>
+      </w:r>
+      <w:r>
+        <w:rPr>
           <w:b/>
           <w:lang w:val="en_US" w:bidi="en_US"/>
         </w:rPr>
@@ -13920,6 +15959,20 @@
       </w:r>
       <w:r>
         <w:rPr>
+          <w:lang w:val="en_US" w:bidi="en_US"/>
+        </w:rPr>
+        <w:t>אֱלֹהֵי⁠כֶֽם</w:t>
+      </w:r>
+    </w:p>
+    <w:p>
+      <w:pPr/>
+      <w:r>
+        <w:rPr>
+          <w:lang w:val="en_US" w:bidi="en_US"/>
+        </w:rPr>
+      </w:r>
+      <w:r>
+        <w:rPr>
           <w:b/>
           <w:lang w:val="en_US" w:bidi="en_US"/>
         </w:rPr>
@@ -14016,6 +16069,20 @@
       </w:r>
       <w:r>
         <w:rPr>
+          <w:lang w:val="en_US" w:bidi="en_US"/>
+        </w:rPr>
+        <w:t>צ֖וֹם</w:t>
+      </w:r>
+    </w:p>
+    <w:p>
+      <w:pPr/>
+      <w:r>
+        <w:rPr>
+          <w:lang w:val="en_US" w:bidi="en_US"/>
+        </w:rPr>
+      </w:r>
+      <w:r>
+        <w:rPr>
           <w:b/>
           <w:lang w:val="en_US" w:bidi="en_US"/>
         </w:rPr>
@@ -14112,6 +16179,20 @@
       </w:r>
       <w:r>
         <w:rPr>
+          <w:lang w:val="en_US" w:bidi="en_US"/>
+        </w:rPr>
+        <w:t>קַדְּשׁוּ־צ֖וֹם קִרְא֥וּ עֲצָרָֽה</w:t>
+      </w:r>
+    </w:p>
+    <w:p>
+      <w:pPr/>
+      <w:r>
+        <w:rPr>
+          <w:lang w:val="en_US" w:bidi="en_US"/>
+        </w:rPr>
+      </w:r>
+      <w:r>
+        <w:rPr>
           <w:b/>
           <w:lang w:val="en_US" w:bidi="en_US"/>
         </w:rPr>
@@ -14195,6 +16276,20 @@
       </w:r>
       <w:r>
         <w:rPr>
+          <w:lang w:val="en_US" w:bidi="en_US"/>
+        </w:rPr>
+        <w:t>קִבְצ֣וּ זְקֵנִ֔ים אִסְפוּ֙ עֽוֹלָלִ֔ים וְ⁠יֹנְקֵ֖י שָׁדָ֑יִם</w:t>
+      </w:r>
+    </w:p>
+    <w:p>
+      <w:pPr/>
+      <w:r>
+        <w:rPr>
+          <w:lang w:val="en_US" w:bidi="en_US"/>
+        </w:rPr>
+      </w:r>
+      <w:r>
+        <w:rPr>
           <w:b/>
           <w:lang w:val="en_US" w:bidi="en_US"/>
         </w:rPr>
@@ -14278,6 +16373,20 @@
       </w:r>
       <w:r>
         <w:rPr>
+          <w:lang w:val="en_US" w:bidi="en_US"/>
+        </w:rPr>
+        <w:t>יֵצֵ֤א חָתָן֙ מֵֽ⁠חֶדְר֔⁠וֹ וְ⁠כַלָּ֖ה מֵ⁠חֻפָּתָֽ⁠הּ</w:t>
+      </w:r>
+    </w:p>
+    <w:p>
+      <w:pPr/>
+      <w:r>
+        <w:rPr>
+          <w:lang w:val="en_US" w:bidi="en_US"/>
+        </w:rPr>
+      </w:r>
+      <w:r>
+        <w:rPr>
           <w:b/>
           <w:lang w:val="en_US" w:bidi="en_US"/>
         </w:rPr>
@@ -14361,6 +16470,20 @@
       </w:r>
       <w:r>
         <w:rPr>
+          <w:lang w:val="en_US" w:bidi="en_US"/>
+        </w:rPr>
+        <w:t>בֵּ֤ין הָ⁠אוּלָם֙ וְ⁠לַ⁠מִּזְבֵּ֔חַ</w:t>
+      </w:r>
+    </w:p>
+    <w:p>
+      <w:pPr/>
+      <w:r>
+        <w:rPr>
+          <w:lang w:val="en_US" w:bidi="en_US"/>
+        </w:rPr>
+      </w:r>
+      <w:r>
+        <w:rPr>
           <w:b/>
           <w:lang w:val="en_US" w:bidi="en_US"/>
         </w:rPr>
@@ -14444,6 +16567,20 @@
       </w:r>
       <w:r>
         <w:rPr>
+          <w:lang w:val="en_US" w:bidi="en_US"/>
+        </w:rPr>
+        <w:t>וְ⁠אַל־תִּתֵּ֨ן נַחֲלָתְ⁠ךָ֤ לְ⁠חֶרְפָּה֙</w:t>
+      </w:r>
+    </w:p>
+    <w:p>
+      <w:pPr/>
+      <w:r>
+        <w:rPr>
+          <w:lang w:val="en_US" w:bidi="en_US"/>
+        </w:rPr>
+      </w:r>
+      <w:r>
+        <w:rPr>
           <w:b/>
           <w:lang w:val="en_US" w:bidi="en_US"/>
         </w:rPr>
@@ -14540,6 +16677,20 @@
       </w:r>
       <w:r>
         <w:rPr>
+          <w:lang w:val="en_US" w:bidi="en_US"/>
+        </w:rPr>
+        <w:t>נַחֲלָתְ⁠ךָ֤</w:t>
+      </w:r>
+    </w:p>
+    <w:p>
+      <w:pPr/>
+      <w:r>
+        <w:rPr>
+          <w:lang w:val="en_US" w:bidi="en_US"/>
+        </w:rPr>
+      </w:r>
+      <w:r>
+        <w:rPr>
           <w:b/>
           <w:lang w:val="en_US" w:bidi="en_US"/>
         </w:rPr>
@@ -14623,6 +16774,20 @@
       </w:r>
       <w:r>
         <w:rPr>
+          <w:lang w:val="en_US" w:bidi="en_US"/>
+        </w:rPr>
+        <w:t>לִ⁠מְשָׁל־בָּ֣⁠ם גּוֹיִ֔ם</w:t>
+      </w:r>
+    </w:p>
+    <w:p>
+      <w:pPr/>
+      <w:r>
+        <w:rPr>
+          <w:lang w:val="en_US" w:bidi="en_US"/>
+        </w:rPr>
+      </w:r>
+      <w:r>
+        <w:rPr>
           <w:b/>
           <w:lang w:val="en_US" w:bidi="en_US"/>
         </w:rPr>
@@ -14706,6 +16871,20 @@
       </w:r>
       <w:r>
         <w:rPr>
+          <w:lang w:val="en_US" w:bidi="en_US"/>
+        </w:rPr>
+        <w:t>לָ֚⁠מָּה יֹאמְר֣וּ בָֽ⁠עַמִּ֔ים אַיֵּ֖ה אֱלֹהֵי⁠הֶֽם</w:t>
+      </w:r>
+    </w:p>
+    <w:p>
+      <w:pPr/>
+      <w:r>
+        <w:rPr>
+          <w:lang w:val="en_US" w:bidi="en_US"/>
+        </w:rPr>
+      </w:r>
+      <w:r>
+        <w:rPr>
           <w:b/>
           <w:lang w:val="en_US" w:bidi="en_US"/>
         </w:rPr>
@@ -14789,6 +16968,20 @@
       </w:r>
       <w:r>
         <w:rPr>
+          <w:lang w:val="en_US" w:bidi="en_US"/>
+        </w:rPr>
+        <w:t>לָ֚⁠מָּה יֹאמְר֣וּ</w:t>
+      </w:r>
+    </w:p>
+    <w:p>
+      <w:pPr/>
+      <w:r>
+        <w:rPr>
+          <w:lang w:val="en_US" w:bidi="en_US"/>
+        </w:rPr>
+      </w:r>
+      <w:r>
+        <w:rPr>
           <w:b/>
           <w:lang w:val="en_US" w:bidi="en_US"/>
         </w:rPr>
@@ -14885,6 +17078,20 @@
       </w:r>
       <w:r>
         <w:rPr>
+          <w:lang w:val="en_US" w:bidi="en_US"/>
+        </w:rPr>
+        <w:t>לָ֚⁠מָּה יֹאמְר֣וּ בָֽ⁠עַמִּ֔ים</w:t>
+      </w:r>
+    </w:p>
+    <w:p>
+      <w:pPr/>
+      <w:r>
+        <w:rPr>
+          <w:lang w:val="en_US" w:bidi="en_US"/>
+        </w:rPr>
+      </w:r>
+      <w:r>
+        <w:rPr>
           <w:b/>
           <w:lang w:val="en_US" w:bidi="en_US"/>
         </w:rPr>
@@ -14968,6 +17175,20 @@
       </w:r>
       <w:r>
         <w:rPr>
+          <w:lang w:val="en_US" w:bidi="en_US"/>
+        </w:rPr>
+        <w:t>אַיֵּ֖ה אֱלֹהֵי⁠הֶֽם</w:t>
+      </w:r>
+    </w:p>
+    <w:p>
+      <w:pPr/>
+      <w:r>
+        <w:rPr>
+          <w:lang w:val="en_US" w:bidi="en_US"/>
+        </w:rPr>
+      </w:r>
+      <w:r>
+        <w:rPr>
           <w:b/>
           <w:lang w:val="en_US" w:bidi="en_US"/>
         </w:rPr>
@@ -15051,6 +17272,20 @@
       </w:r>
       <w:r>
         <w:rPr>
+          <w:lang w:val="en_US" w:bidi="en_US"/>
+        </w:rPr>
+        <w:t>וַ⁠יְקַנֵּ֥א יְהוָ֖ה לְ⁠אַרְצ֑⁠וֹ וַ⁠יַּחְמֹ֖ל עַל־עַמּֽ⁠וֹ</w:t>
+      </w:r>
+    </w:p>
+    <w:p>
+      <w:pPr/>
+      <w:r>
+        <w:rPr>
+          <w:lang w:val="en_US" w:bidi="en_US"/>
+        </w:rPr>
+      </w:r>
+      <w:r>
+        <w:rPr>
           <w:b/>
           <w:lang w:val="en_US" w:bidi="en_US"/>
         </w:rPr>
@@ -15134,6 +17369,20 @@
       </w:r>
       <w:r>
         <w:rPr>
+          <w:lang w:val="en_US" w:bidi="en_US"/>
+        </w:rPr>
+        <w:t>לְ⁠אַרְצ֑⁠וֹ</w:t>
+      </w:r>
+    </w:p>
+    <w:p>
+      <w:pPr/>
+      <w:r>
+        <w:rPr>
+          <w:lang w:val="en_US" w:bidi="en_US"/>
+        </w:rPr>
+      </w:r>
+      <w:r>
+        <w:rPr>
           <w:b/>
           <w:lang w:val="en_US" w:bidi="en_US"/>
         </w:rPr>
@@ -15230,6 +17479,20 @@
       </w:r>
       <w:r>
         <w:rPr>
+          <w:lang w:val="en_US" w:bidi="en_US"/>
+        </w:rPr>
+        <w:t>וַ⁠יַּ֨עַן יְהוָ֜ה וַ⁠יֹּ֣אמֶר</w:t>
+      </w:r>
+    </w:p>
+    <w:p>
+      <w:pPr/>
+      <w:r>
+        <w:rPr>
+          <w:lang w:val="en_US" w:bidi="en_US"/>
+        </w:rPr>
+      </w:r>
+      <w:r>
+        <w:rPr>
           <w:b/>
           <w:lang w:val="en_US" w:bidi="en_US"/>
         </w:rPr>
@@ -15313,6 +17576,20 @@
       </w:r>
       <w:r>
         <w:rPr>
+          <w:lang w:val="en_US" w:bidi="en_US"/>
+        </w:rPr>
+        <w:t>וַ⁠יַּ֨עַן יְהוָ֜ה וַ⁠יֹּ֣אמֶר</w:t>
+      </w:r>
+    </w:p>
+    <w:p>
+      <w:pPr/>
+      <w:r>
+        <w:rPr>
+          <w:lang w:val="en_US" w:bidi="en_US"/>
+        </w:rPr>
+      </w:r>
+      <w:r>
+        <w:rPr>
           <w:b/>
           <w:lang w:val="en_US" w:bidi="en_US"/>
         </w:rPr>
@@ -15435,6 +17712,20 @@
       </w:r>
       <w:r>
         <w:rPr>
+          <w:lang w:val="en_US" w:bidi="en_US"/>
+        </w:rPr>
+        <w:t>הִנְ⁠נִ֨י שֹׁלֵ֤חַ לָ⁠כֶם֙ אֶת־הַ⁠דָּגָן֙ וְ⁠הַ⁠תִּיר֣וֹשׁ וְ⁠הַ⁠יִּצְהָ֔ר</w:t>
+      </w:r>
+    </w:p>
+    <w:p>
+      <w:pPr/>
+      <w:r>
+        <w:rPr>
+          <w:lang w:val="en_US" w:bidi="en_US"/>
+        </w:rPr>
+      </w:r>
+      <w:r>
+        <w:rPr>
           <w:b/>
           <w:lang w:val="en_US" w:bidi="en_US"/>
         </w:rPr>
@@ -15518,6 +17809,20 @@
       </w:r>
       <w:r>
         <w:rPr>
+          <w:lang w:val="en_US" w:bidi="en_US"/>
+        </w:rPr>
+        <w:t>הִנְ⁠נִ֨י שֹׁלֵ֤חַ</w:t>
+      </w:r>
+    </w:p>
+    <w:p>
+      <w:pPr/>
+      <w:r>
+        <w:rPr>
+          <w:lang w:val="en_US" w:bidi="en_US"/>
+        </w:rPr>
+      </w:r>
+      <w:r>
+        <w:rPr>
           <w:b/>
           <w:lang w:val="en_US" w:bidi="en_US"/>
         </w:rPr>
@@ -15614,6 +17919,20 @@
       </w:r>
       <w:r>
         <w:rPr>
+          <w:lang w:val="en_US" w:bidi="en_US"/>
+        </w:rPr>
+        <w:t>אֹת֑⁠וֹ</w:t>
+      </w:r>
+    </w:p>
+    <w:p>
+      <w:pPr/>
+      <w:r>
+        <w:rPr>
+          <w:lang w:val="en_US" w:bidi="en_US"/>
+        </w:rPr>
+      </w:r>
+      <w:r>
+        <w:rPr>
           <w:b/>
           <w:lang w:val="en_US" w:bidi="en_US"/>
         </w:rPr>
@@ -15749,6 +18068,20 @@
       </w:r>
       <w:r>
         <w:rPr>
+          <w:lang w:val="en_US" w:bidi="en_US"/>
+        </w:rPr>
+        <w:t>וְ⁠לֹא־אֶתֵּ֨ן אֶתְ⁠כֶ֥ם ע֛וֹד חֶרְפָּ֖ה בַּ⁠גּוֹיִֽם</w:t>
+      </w:r>
+    </w:p>
+    <w:p>
+      <w:pPr/>
+      <w:r>
+        <w:rPr>
+          <w:lang w:val="en_US" w:bidi="en_US"/>
+        </w:rPr>
+      </w:r>
+      <w:r>
+        <w:rPr>
           <w:b/>
           <w:lang w:val="en_US" w:bidi="en_US"/>
         </w:rPr>
@@ -15845,6 +18178,20 @@
       </w:r>
       <w:r>
         <w:rPr>
+          <w:lang w:val="en_US" w:bidi="en_US"/>
+        </w:rPr>
+        <w:t>וְֽ⁠אֶת־הַ⁠צְּפוֹנִ֞י</w:t>
+      </w:r>
+    </w:p>
+    <w:p>
+      <w:pPr/>
+      <w:r>
+        <w:rPr>
+          <w:lang w:val="en_US" w:bidi="en_US"/>
+        </w:rPr>
+      </w:r>
+      <w:r>
+        <w:rPr>
           <w:b/>
           <w:lang w:val="en_US" w:bidi="en_US"/>
         </w:rPr>
@@ -15941,6 +18288,20 @@
       </w:r>
       <w:r>
         <w:rPr>
+          <w:lang w:val="en_US" w:bidi="en_US"/>
+        </w:rPr>
+        <w:t>אֶ֣רֶץ צִיָּ֣ה וּ⁠שְׁמָמָה֒</w:t>
+      </w:r>
+    </w:p>
+    <w:p>
+      <w:pPr/>
+      <w:r>
+        <w:rPr>
+          <w:lang w:val="en_US" w:bidi="en_US"/>
+        </w:rPr>
+      </w:r>
+      <w:r>
+        <w:rPr>
           <w:b/>
           <w:lang w:val="en_US" w:bidi="en_US"/>
         </w:rPr>
@@ -16050,6 +18411,20 @@
       </w:r>
       <w:r>
         <w:rPr>
+          <w:lang w:val="en_US" w:bidi="en_US"/>
+        </w:rPr>
+        <w:t>אֶ֣רֶץ צִיָּ֣ה וּ⁠שְׁמָמָה֒</w:t>
+      </w:r>
+    </w:p>
+    <w:p>
+      <w:pPr/>
+      <w:r>
+        <w:rPr>
+          <w:lang w:val="en_US" w:bidi="en_US"/>
+        </w:rPr>
+      </w:r>
+      <w:r>
+        <w:rPr>
           <w:b/>
           <w:lang w:val="en_US" w:bidi="en_US"/>
         </w:rPr>
@@ -16159,6 +18534,20 @@
       </w:r>
       <w:r>
         <w:rPr>
+          <w:lang w:val="en_US" w:bidi="en_US"/>
+        </w:rPr>
+        <w:t>אֶל &amp; אֶת־פָּנָ֗י⁠ו אֶל־הַ⁠יָּם֙ הַ⁠קַּדְמֹנִ֔י וְ⁠סֹפ֖⁠וֹ אֶל־הַ⁠יָּ֣ם הָ⁠אַֽחֲר֑וֹן</w:t>
+      </w:r>
+    </w:p>
+    <w:p>
+      <w:pPr/>
+      <w:r>
+        <w:rPr>
+          <w:lang w:val="en_US" w:bidi="en_US"/>
+        </w:rPr>
+      </w:r>
+      <w:r>
+        <w:rPr>
           <w:b/>
           <w:lang w:val="en_US" w:bidi="en_US"/>
         </w:rPr>
@@ -16268,6 +18657,20 @@
       </w:r>
       <w:r>
         <w:rPr>
+          <w:lang w:val="en_US" w:bidi="en_US"/>
+        </w:rPr>
+        <w:t>אֶל &amp; אֶת־פָּנָ֗י⁠ו אֶל־הַ⁠יָּם֙ הַ⁠קַּדְמֹנִ֔י וְ⁠סֹפ֖⁠וֹ אֶל־הַ⁠יָּ֣ם הָ⁠אַֽחֲר֑וֹן</w:t>
+      </w:r>
+    </w:p>
+    <w:p>
+      <w:pPr/>
+      <w:r>
+        <w:rPr>
+          <w:lang w:val="en_US" w:bidi="en_US"/>
+        </w:rPr>
+      </w:r>
+      <w:r>
+        <w:rPr>
           <w:b/>
           <w:lang w:val="en_US" w:bidi="en_US"/>
         </w:rPr>
@@ -16377,6 +18780,20 @@
       </w:r>
       <w:r>
         <w:rPr>
+          <w:lang w:val="en_US" w:bidi="en_US"/>
+        </w:rPr>
+        <w:t>וְ⁠עָלָ֣ה בָאְשׁ֗⁠וֹ וְ⁠תַ֨עַל֙ צַחֲנָת֔⁠וֹ</w:t>
+      </w:r>
+    </w:p>
+    <w:p>
+      <w:pPr/>
+      <w:r>
+        <w:rPr>
+          <w:lang w:val="en_US" w:bidi="en_US"/>
+        </w:rPr>
+      </w:r>
+      <w:r>
+        <w:rPr>
           <w:b/>
           <w:lang w:val="en_US" w:bidi="en_US"/>
         </w:rPr>
@@ -16473,6 +18890,20 @@
       </w:r>
       <w:r>
         <w:rPr>
+          <w:lang w:val="en_US" w:bidi="en_US"/>
+        </w:rPr>
+        <w:t>הִגְדִּ֖יל לַ⁠עֲשֽׂוֹת</w:t>
+      </w:r>
+    </w:p>
+    <w:p>
+      <w:pPr/>
+      <w:r>
+        <w:rPr>
+          <w:lang w:val="en_US" w:bidi="en_US"/>
+        </w:rPr>
+      </w:r>
+      <w:r>
+        <w:rPr>
           <w:b/>
           <w:lang w:val="en_US" w:bidi="en_US"/>
         </w:rPr>
@@ -16556,6 +18987,20 @@
       </w:r>
       <w:r>
         <w:rPr>
+          <w:lang w:val="en_US" w:bidi="en_US"/>
+        </w:rPr>
+        <w:t>כִּ֥י הִגְדִּ֖יל לַ⁠עֲשֽׂוֹת</w:t>
+      </w:r>
+    </w:p>
+    <w:p>
+      <w:pPr/>
+      <w:r>
+        <w:rPr>
+          <w:lang w:val="en_US" w:bidi="en_US"/>
+        </w:rPr>
+      </w:r>
+      <w:r>
+        <w:rPr>
           <w:b/>
           <w:lang w:val="en_US" w:bidi="en_US"/>
         </w:rPr>
@@ -16639,6 +19084,20 @@
       </w:r>
       <w:r>
         <w:rPr>
+          <w:lang w:val="en_US" w:bidi="en_US"/>
+        </w:rPr>
+        <w:t>אַל־תִּֽירְאִ֖י אֲדָמָ֑ה גִּ֣ילִי וּ⁠שְׂמָ֔חִי</w:t>
+      </w:r>
+    </w:p>
+    <w:p>
+      <w:pPr/>
+      <w:r>
+        <w:rPr>
+          <w:lang w:val="en_US" w:bidi="en_US"/>
+        </w:rPr>
+      </w:r>
+      <w:r>
+        <w:rPr>
           <w:b/>
           <w:lang w:val="en_US" w:bidi="en_US"/>
         </w:rPr>
@@ -16735,6 +19194,20 @@
       </w:r>
       <w:r>
         <w:rPr>
+          <w:lang w:val="en_US" w:bidi="en_US"/>
+        </w:rPr>
+        <w:t>גִּ֣ילִי וּ⁠שְׂמָ֔חִי</w:t>
+      </w:r>
+    </w:p>
+    <w:p>
+      <w:pPr/>
+      <w:r>
+        <w:rPr>
+          <w:lang w:val="en_US" w:bidi="en_US"/>
+        </w:rPr>
+      </w:r>
+      <w:r>
+        <w:rPr>
           <w:b/>
           <w:lang w:val="en_US" w:bidi="en_US"/>
         </w:rPr>
@@ -16844,6 +19317,20 @@
       </w:r>
       <w:r>
         <w:rPr>
+          <w:lang w:val="en_US" w:bidi="en_US"/>
+        </w:rPr>
+        <w:t>הִגְדִּ֥יל יְהוָ֖ה לַ⁠עֲשֽׂוֹת</w:t>
+      </w:r>
+    </w:p>
+    <w:p>
+      <w:pPr/>
+      <w:r>
+        <w:rPr>
+          <w:lang w:val="en_US" w:bidi="en_US"/>
+        </w:rPr>
+      </w:r>
+      <w:r>
+        <w:rPr>
           <w:b/>
           <w:lang w:val="en_US" w:bidi="en_US"/>
         </w:rPr>
@@ -16927,6 +19414,20 @@
       </w:r>
       <w:r>
         <w:rPr>
+          <w:lang w:val="en_US" w:bidi="en_US"/>
+        </w:rPr>
+        <w:t>הִגְדִּ֥יל יְהוָ֖ה לַ⁠עֲשֽׂוֹת</w:t>
+      </w:r>
+    </w:p>
+    <w:p>
+      <w:pPr/>
+      <w:r>
+        <w:rPr>
+          <w:lang w:val="en_US" w:bidi="en_US"/>
+        </w:rPr>
+      </w:r>
+      <w:r>
+        <w:rPr>
           <w:b/>
           <w:lang w:val="en_US" w:bidi="en_US"/>
         </w:rPr>
@@ -17010,6 +19511,20 @@
       </w:r>
       <w:r>
         <w:rPr>
+          <w:lang w:val="en_US" w:bidi="en_US"/>
+        </w:rPr>
+        <w:t>אַל־תִּֽירְאוּ֙ בַּהֲמ֣וֹת שָׂדַ֔י</w:t>
+      </w:r>
+    </w:p>
+    <w:p>
+      <w:pPr/>
+      <w:r>
+        <w:rPr>
+          <w:lang w:val="en_US" w:bidi="en_US"/>
+        </w:rPr>
+      </w:r>
+      <w:r>
+        <w:rPr>
           <w:b/>
           <w:lang w:val="en_US" w:bidi="en_US"/>
         </w:rPr>
@@ -17106,6 +19621,20 @@
       </w:r>
       <w:r>
         <w:rPr>
+          <w:lang w:val="en_US" w:bidi="en_US"/>
+        </w:rPr>
+        <w:t>דָשְׁא֖וּ נְא֣וֹת מִדְבָּ֑ר כִּֽי־עֵץ֙ נָשָׂ֣א פִרְי֔⁠וֹ תְּאֵנָ֥ה וָ⁠גֶ֖פֶן נָתְנ֥וּ חֵילָֽ⁠ם</w:t>
+      </w:r>
+    </w:p>
+    <w:p>
+      <w:pPr/>
+      <w:r>
+        <w:rPr>
+          <w:lang w:val="en_US" w:bidi="en_US"/>
+        </w:rPr>
+      </w:r>
+      <w:r>
+        <w:rPr>
           <w:b/>
           <w:lang w:val="en_US" w:bidi="en_US"/>
         </w:rPr>
@@ -17189,6 +19718,20 @@
       </w:r>
       <w:r>
         <w:rPr>
+          <w:lang w:val="en_US" w:bidi="en_US"/>
+        </w:rPr>
+        <w:t>עֵץ֙ נָשָׂ֣א פִרְי֔⁠וֹ תְּאֵנָ֥ה וָ⁠גֶ֖פֶן נָתְנ֥וּ חֵילָֽ⁠ם</w:t>
+      </w:r>
+    </w:p>
+    <w:p>
+      <w:pPr/>
+      <w:r>
+        <w:rPr>
+          <w:lang w:val="en_US" w:bidi="en_US"/>
+        </w:rPr>
+      </w:r>
+      <w:r>
+        <w:rPr>
           <w:b/>
           <w:lang w:val="en_US" w:bidi="en_US"/>
         </w:rPr>
@@ -17311,6 +19854,20 @@
       </w:r>
       <w:r>
         <w:rPr>
+          <w:lang w:val="en_US" w:bidi="en_US"/>
+        </w:rPr>
+        <w:t>חֵילָֽ⁠ם</w:t>
+      </w:r>
+    </w:p>
+    <w:p>
+      <w:pPr/>
+      <w:r>
+        <w:rPr>
+          <w:lang w:val="en_US" w:bidi="en_US"/>
+        </w:rPr>
+      </w:r>
+      <w:r>
+        <w:rPr>
           <w:b/>
           <w:lang w:val="en_US" w:bidi="en_US"/>
         </w:rPr>
@@ -17407,6 +19964,20 @@
       </w:r>
       <w:r>
         <w:rPr>
+          <w:lang w:val="en_US" w:bidi="en_US"/>
+        </w:rPr>
+        <w:t>וּ⁠בְנֵ֣י צִיּ֗וֹן</w:t>
+      </w:r>
+    </w:p>
+    <w:p>
+      <w:pPr/>
+      <w:r>
+        <w:rPr>
+          <w:lang w:val="en_US" w:bidi="en_US"/>
+        </w:rPr>
+      </w:r>
+      <w:r>
+        <w:rPr>
           <w:b/>
           <w:lang w:val="en_US" w:bidi="en_US"/>
         </w:rPr>
@@ -17503,6 +20074,20 @@
       </w:r>
       <w:r>
         <w:rPr>
+          <w:lang w:val="en_US" w:bidi="en_US"/>
+        </w:rPr>
+        <w:t>אֱלֹֽהֵי⁠כֶ֔ם</w:t>
+      </w:r>
+    </w:p>
+    <w:p>
+      <w:pPr/>
+      <w:r>
+        <w:rPr>
+          <w:lang w:val="en_US" w:bidi="en_US"/>
+        </w:rPr>
+      </w:r>
+      <w:r>
+        <w:rPr>
           <w:b/>
           <w:lang w:val="en_US" w:bidi="en_US"/>
         </w:rPr>
@@ -17599,6 +20184,20 @@
       </w:r>
       <w:r>
         <w:rPr>
+          <w:lang w:val="en_US" w:bidi="en_US"/>
+        </w:rPr>
+        <w:t>נָתַ֥ן לָ⁠כֶ֛ם אֶת־הַ⁠מּוֹרֶ֖ה לִ⁠צְדָקָ֑ה וַ⁠יּ֣וֹרֶד לָ⁠כֶ֗ם גֶּ֛שֶׁם</w:t>
+      </w:r>
+    </w:p>
+    <w:p>
+      <w:pPr/>
+      <w:r>
+        <w:rPr>
+          <w:lang w:val="en_US" w:bidi="en_US"/>
+        </w:rPr>
+      </w:r>
+      <w:r>
+        <w:rPr>
           <w:b/>
           <w:lang w:val="en_US" w:bidi="en_US"/>
         </w:rPr>
@@ -17682,6 +20281,20 @@
       </w:r>
       <w:r>
         <w:rPr>
+          <w:lang w:val="en_US" w:bidi="en_US"/>
+        </w:rPr>
+        <w:t>לִ⁠צְדָקָ֑ה</w:t>
+      </w:r>
+    </w:p>
+    <w:p>
+      <w:pPr/>
+      <w:r>
+        <w:rPr>
+          <w:lang w:val="en_US" w:bidi="en_US"/>
+        </w:rPr>
+      </w:r>
+      <w:r>
+        <w:rPr>
           <w:b/>
           <w:lang w:val="en_US" w:bidi="en_US"/>
         </w:rPr>
@@ -17778,6 +20391,20 @@
       </w:r>
       <w:r>
         <w:rPr>
+          <w:lang w:val="en_US" w:bidi="en_US"/>
+        </w:rPr>
+        <w:t>גֶּ֛שֶׁם</w:t>
+      </w:r>
+    </w:p>
+    <w:p>
+      <w:pPr/>
+      <w:r>
+        <w:rPr>
+          <w:lang w:val="en_US" w:bidi="en_US"/>
+        </w:rPr>
+      </w:r>
+      <w:r>
+        <w:rPr>
           <w:b/>
           <w:lang w:val="en_US" w:bidi="en_US"/>
         </w:rPr>
@@ -17874,6 +20501,20 @@
       </w:r>
       <w:r>
         <w:rPr>
+          <w:lang w:val="en_US" w:bidi="en_US"/>
+        </w:rPr>
+        <w:t>מוֹרֶ֥ה וּ⁠מַלְק֖וֹשׁ</w:t>
+      </w:r>
+    </w:p>
+    <w:p>
+      <w:pPr/>
+      <w:r>
+        <w:rPr>
+          <w:lang w:val="en_US" w:bidi="en_US"/>
+        </w:rPr>
+      </w:r>
+      <w:r>
+        <w:rPr>
           <w:b/>
           <w:lang w:val="en_US" w:bidi="en_US"/>
         </w:rPr>
@@ -17983,6 +20624,20 @@
       </w:r>
       <w:r>
         <w:rPr>
+          <w:lang w:val="en_US" w:bidi="en_US"/>
+        </w:rPr>
+        <w:t>בָּ⁠רִאשֽׁוֹן</w:t>
+      </w:r>
+    </w:p>
+    <w:p>
+      <w:pPr/>
+      <w:r>
+        <w:rPr>
+          <w:lang w:val="en_US" w:bidi="en_US"/>
+        </w:rPr>
+      </w:r>
+      <w:r>
+        <w:rPr>
           <w:b/>
           <w:lang w:val="en_US" w:bidi="en_US"/>
         </w:rPr>
@@ -18079,6 +20734,20 @@
       </w:r>
       <w:r>
         <w:rPr>
+          <w:lang w:val="en_US" w:bidi="en_US"/>
+        </w:rPr>
+        <w:t>וְ⁠הֵשִׁ֥יקוּ הַ⁠יְקָבִ֖ים תִּיר֥וֹשׁ וְ⁠יִצְהָֽר</w:t>
+      </w:r>
+    </w:p>
+    <w:p>
+      <w:pPr/>
+      <w:r>
+        <w:rPr>
+          <w:lang w:val="en_US" w:bidi="en_US"/>
+        </w:rPr>
+      </w:r>
+      <w:r>
+        <w:rPr>
           <w:b/>
           <w:lang w:val="en_US" w:bidi="en_US"/>
         </w:rPr>
@@ -18162,6 +20831,20 @@
       </w:r>
       <w:r>
         <w:rPr>
+          <w:lang w:val="en_US" w:bidi="en_US"/>
+        </w:rPr>
+        <w:t>וְ⁠שִׁלַּמְתִּ֤י לָ⁠כֶם֙ אֶת־הַ⁠שָּׁנִ֔ים</w:t>
+      </w:r>
+    </w:p>
+    <w:p>
+      <w:pPr/>
+      <w:r>
+        <w:rPr>
+          <w:lang w:val="en_US" w:bidi="en_US"/>
+        </w:rPr>
+      </w:r>
+      <w:r>
+        <w:rPr>
           <w:b/>
           <w:lang w:val="en_US" w:bidi="en_US"/>
         </w:rPr>
@@ -18245,6 +20928,20 @@
       </w:r>
       <w:r>
         <w:rPr>
+          <w:lang w:val="en_US" w:bidi="en_US"/>
+        </w:rPr>
+        <w:t>אֶת־הַ⁠שָּׁנִ֔ים</w:t>
+      </w:r>
+    </w:p>
+    <w:p>
+      <w:pPr/>
+      <w:r>
+        <w:rPr>
+          <w:lang w:val="en_US" w:bidi="en_US"/>
+        </w:rPr>
+      </w:r>
+      <w:r>
+        <w:rPr>
           <w:b/>
           <w:lang w:val="en_US" w:bidi="en_US"/>
         </w:rPr>
@@ -18341,6 +21038,20 @@
       </w:r>
       <w:r>
         <w:rPr>
+          <w:lang w:val="en_US" w:bidi="en_US"/>
+        </w:rPr>
+        <w:t>חֵילִ⁠י֙ הַ⁠גָּד֔וֹל</w:t>
+      </w:r>
+    </w:p>
+    <w:p>
+      <w:pPr/>
+      <w:r>
+        <w:rPr>
+          <w:lang w:val="en_US" w:bidi="en_US"/>
+        </w:rPr>
+      </w:r>
+      <w:r>
+        <w:rPr>
           <w:b/>
           <w:lang w:val="en_US" w:bidi="en_US"/>
         </w:rPr>
@@ -18437,6 +21148,20 @@
       </w:r>
       <w:r>
         <w:rPr>
+          <w:lang w:val="en_US" w:bidi="en_US"/>
+        </w:rPr>
+        <w:t>וַ⁠אֲכַלְתֶּ֤ם אָכוֹל֙</w:t>
+      </w:r>
+    </w:p>
+    <w:p>
+      <w:pPr/>
+      <w:r>
+        <w:rPr>
+          <w:lang w:val="en_US" w:bidi="en_US"/>
+        </w:rPr>
+      </w:r>
+      <w:r>
+        <w:rPr>
           <w:b/>
           <w:lang w:val="en_US" w:bidi="en_US"/>
         </w:rPr>
@@ -18520,6 +21245,20 @@
       </w:r>
       <w:r>
         <w:rPr>
+          <w:lang w:val="en_US" w:bidi="en_US"/>
+        </w:rPr>
+        <w:t>אֶת־שֵׁ֤ם יְהוָה֙ אֱלֹ֣הֵי⁠כֶ֔ם</w:t>
+      </w:r>
+    </w:p>
+    <w:p>
+      <w:pPr/>
+      <w:r>
+        <w:rPr>
+          <w:lang w:val="en_US" w:bidi="en_US"/>
+        </w:rPr>
+      </w:r>
+      <w:r>
+        <w:rPr>
           <w:b/>
           <w:lang w:val="en_US" w:bidi="en_US"/>
         </w:rPr>
@@ -18603,6 +21342,20 @@
       </w:r>
       <w:r>
         <w:rPr>
+          <w:lang w:val="en_US" w:bidi="en_US"/>
+        </w:rPr>
+        <w:t>אֶת־שֵׁ֤ם</w:t>
+      </w:r>
+    </w:p>
+    <w:p>
+      <w:pPr/>
+      <w:r>
+        <w:rPr>
+          <w:lang w:val="en_US" w:bidi="en_US"/>
+        </w:rPr>
+      </w:r>
+      <w:r>
+        <w:rPr>
           <w:b/>
           <w:lang w:val="en_US" w:bidi="en_US"/>
         </w:rPr>
@@ -18699,6 +21452,20 @@
       </w:r>
       <w:r>
         <w:rPr>
+          <w:lang w:val="en_US" w:bidi="en_US"/>
+        </w:rPr>
+        <w:t>אֲשֶׁר־עָשָׂ֥ה עִמָּ⁠כֶ֖ם לְ⁠הַפְלִ֑יא</w:t>
+      </w:r>
+    </w:p>
+    <w:p>
+      <w:pPr/>
+      <w:r>
+        <w:rPr>
+          <w:lang w:val="en_US" w:bidi="en_US"/>
+        </w:rPr>
+      </w:r>
+      <w:r>
+        <w:rPr>
           <w:b/>
           <w:lang w:val="en_US" w:bidi="en_US"/>
         </w:rPr>
@@ -18795,6 +21562,20 @@
       </w:r>
       <w:r>
         <w:rPr>
+          <w:lang w:val="en_US" w:bidi="en_US"/>
+        </w:rPr>
+        <w:t>וְ⁠לֹא־יֵבֹ֥שׁוּ עַמִּ֖⁠י לְ⁠עוֹלָֽם</w:t>
+      </w:r>
+    </w:p>
+    <w:p>
+      <w:pPr/>
+      <w:r>
+        <w:rPr>
+          <w:lang w:val="en_US" w:bidi="en_US"/>
+        </w:rPr>
+      </w:r>
+      <w:r>
+        <w:rPr>
           <w:b/>
           <w:lang w:val="en_US" w:bidi="en_US"/>
         </w:rPr>
@@ -18891,6 +21672,20 @@
       </w:r>
       <w:r>
         <w:rPr>
+          <w:lang w:val="en_US" w:bidi="en_US"/>
+        </w:rPr>
+        <w:t>יִשְׂרָאֵל֙</w:t>
+      </w:r>
+    </w:p>
+    <w:p>
+      <w:pPr/>
+      <w:r>
+        <w:rPr>
+          <w:lang w:val="en_US" w:bidi="en_US"/>
+        </w:rPr>
+      </w:r>
+      <w:r>
+        <w:rPr>
           <w:b/>
           <w:lang w:val="en_US" w:bidi="en_US"/>
         </w:rPr>
@@ -18987,6 +21782,20 @@
       </w:r>
       <w:r>
         <w:rPr>
+          <w:lang w:val="en_US" w:bidi="en_US"/>
+        </w:rPr>
+        <w:t>וְ⁠לֹא־יֵבֹ֥שׁוּ עַמִּ֖⁠י לְ⁠עוֹלָֽם</w:t>
+      </w:r>
+    </w:p>
+    <w:p>
+      <w:pPr/>
+      <w:r>
+        <w:rPr>
+          <w:lang w:val="en_US" w:bidi="en_US"/>
+        </w:rPr>
+      </w:r>
+      <w:r>
+        <w:rPr>
           <w:b/>
           <w:lang w:val="en_US" w:bidi="en_US"/>
         </w:rPr>
@@ -19083,6 +21892,20 @@
       </w:r>
       <w:r>
         <w:rPr>
+          <w:lang w:val="en_US" w:bidi="en_US"/>
+        </w:rPr>
+        <w:t>וְ⁠הָיָ֣ה אַֽחֲרֵי־כֵ֗ן</w:t>
+      </w:r>
+    </w:p>
+    <w:p>
+      <w:pPr/>
+      <w:r>
+        <w:rPr>
+          <w:lang w:val="en_US" w:bidi="en_US"/>
+        </w:rPr>
+      </w:r>
+      <w:r>
+        <w:rPr>
           <w:b/>
           <w:lang w:val="en_US" w:bidi="en_US"/>
         </w:rPr>
@@ -19166,6 +21989,20 @@
       </w:r>
       <w:r>
         <w:rPr>
+          <w:lang w:val="en_US" w:bidi="en_US"/>
+        </w:rPr>
+        <w:t>אֶשְׁפּ֤וֹךְ אֶת־רוּחִ⁠י֙ עַל־כָּל־בָּשָׂ֔ר</w:t>
+      </w:r>
+    </w:p>
+    <w:p>
+      <w:pPr/>
+      <w:r>
+        <w:rPr>
+          <w:lang w:val="en_US" w:bidi="en_US"/>
+        </w:rPr>
+      </w:r>
+      <w:r>
+        <w:rPr>
           <w:b/>
           <w:lang w:val="en_US" w:bidi="en_US"/>
         </w:rPr>
@@ -19249,6 +22086,20 @@
       </w:r>
       <w:r>
         <w:rPr>
+          <w:lang w:val="en_US" w:bidi="en_US"/>
+        </w:rPr>
+        <w:t>עַל־כָּל־בָּשָׂ֔ר</w:t>
+      </w:r>
+    </w:p>
+    <w:p>
+      <w:pPr/>
+      <w:r>
+        <w:rPr>
+          <w:lang w:val="en_US" w:bidi="en_US"/>
+        </w:rPr>
+      </w:r>
+      <w:r>
+        <w:rPr>
           <w:b/>
           <w:lang w:val="en_US" w:bidi="en_US"/>
         </w:rPr>
@@ -19345,6 +22196,20 @@
       </w:r>
       <w:r>
         <w:rPr>
+          <w:lang w:val="en_US" w:bidi="en_US"/>
+        </w:rPr>
+        <w:t>עַל־כָּל־בָּשָׂ֔ר</w:t>
+      </w:r>
+    </w:p>
+    <w:p>
+      <w:pPr/>
+      <w:r>
+        <w:rPr>
+          <w:lang w:val="en_US" w:bidi="en_US"/>
+        </w:rPr>
+      </w:r>
+      <w:r>
+        <w:rPr>
           <w:b/>
           <w:lang w:val="en_US" w:bidi="en_US"/>
         </w:rPr>
@@ -19441,6 +22306,20 @@
       </w:r>
       <w:r>
         <w:rPr>
+          <w:lang w:val="en_US" w:bidi="en_US"/>
+        </w:rPr>
+        <w:t>וְ⁠נִבְּא֖וּ בְּנֵי⁠כֶ֣ם וּ⁠בְנֽוֹתֵי⁠כֶ֑ם</w:t>
+      </w:r>
+    </w:p>
+    <w:p>
+      <w:pPr/>
+      <w:r>
+        <w:rPr>
+          <w:lang w:val="en_US" w:bidi="en_US"/>
+        </w:rPr>
+      </w:r>
+      <w:r>
+        <w:rPr>
           <w:b/>
           <w:lang w:val="en_US" w:bidi="en_US"/>
         </w:rPr>
@@ -19524,6 +22403,20 @@
       </w:r>
       <w:r>
         <w:rPr>
+          <w:lang w:val="en_US" w:bidi="en_US"/>
+        </w:rPr>
+        <w:t>זִקְנֵי⁠כֶם֙ חֲלֹמ֣וֹת יַחֲלֹמ֔וּ⁠ן בַּח֣וּרֵי⁠כֶ֔ם חֶזְיֹנ֖וֹת יִרְאֽוּ</w:t>
+      </w:r>
+    </w:p>
+    <w:p>
+      <w:pPr/>
+      <w:r>
+        <w:rPr>
+          <w:lang w:val="en_US" w:bidi="en_US"/>
+        </w:rPr>
+      </w:r>
+      <w:r>
+        <w:rPr>
           <w:b/>
           <w:lang w:val="en_US" w:bidi="en_US"/>
         </w:rPr>
@@ -19607,6 +22500,20 @@
       </w:r>
       <w:r>
         <w:rPr>
+          <w:lang w:val="en_US" w:bidi="en_US"/>
+        </w:rPr>
+        <w:t>חֲלֹמ֣וֹת</w:t>
+      </w:r>
+    </w:p>
+    <w:p>
+      <w:pPr/>
+      <w:r>
+        <w:rPr>
+          <w:lang w:val="en_US" w:bidi="en_US"/>
+        </w:rPr>
+      </w:r>
+      <w:r>
+        <w:rPr>
           <w:b/>
           <w:lang w:val="en_US" w:bidi="en_US"/>
         </w:rPr>
@@ -19703,6 +22610,20 @@
       </w:r>
       <w:r>
         <w:rPr>
+          <w:lang w:val="en_US" w:bidi="en_US"/>
+        </w:rPr>
+        <w:t>וְ⁠גַ֥ם עַל־הָֽ⁠עֲבָדִ֖ים וְ⁠עַל־הַ⁠שְּׁפָח֑וֹת</w:t>
+      </w:r>
+    </w:p>
+    <w:p>
+      <w:pPr/>
+      <w:r>
+        <w:rPr>
+          <w:lang w:val="en_US" w:bidi="en_US"/>
+        </w:rPr>
+      </w:r>
+      <w:r>
+        <w:rPr>
           <w:b/>
           <w:lang w:val="en_US" w:bidi="en_US"/>
         </w:rPr>
@@ -19786,6 +22707,20 @@
       </w:r>
       <w:r>
         <w:rPr>
+          <w:lang w:val="en_US" w:bidi="en_US"/>
+        </w:rPr>
+        <w:t>בַּ⁠יָּמִ֣ים הָ⁠הֵ֔מָּה</w:t>
+      </w:r>
+    </w:p>
+    <w:p>
+      <w:pPr/>
+      <w:r>
+        <w:rPr>
+          <w:lang w:val="en_US" w:bidi="en_US"/>
+        </w:rPr>
+      </w:r>
+      <w:r>
+        <w:rPr>
           <w:b/>
           <w:lang w:val="en_US" w:bidi="en_US"/>
         </w:rPr>
@@ -19901,7 +22836,7 @@
         </w:rPr>
         <w:t xml:space="preserve">See how you translated this in </w:t>
       </w:r>
-      <w:hyperlink r:id="rId15">
+      <w:hyperlink r:id="rId17">
         <w:r>
           <w:rPr>
             <w:lang w:val="en_US" w:bidi="en_US"/>
@@ -20079,6 +23014,20 @@
       </w:r>
       <w:r>
         <w:rPr>
+          <w:lang w:val="en_US" w:bidi="en_US"/>
+        </w:rPr>
+        <w:t>הַ⁠שֶּׁ֨מֶשׁ֙ יֵהָפֵ֣ךְ לְ⁠חֹ֔שֶׁךְ וְ⁠הַ⁠יָּרֵ֖חַ לְ⁠דָ֑ם</w:t>
+      </w:r>
+    </w:p>
+    <w:p>
+      <w:pPr/>
+      <w:r>
+        <w:rPr>
+          <w:lang w:val="en_US" w:bidi="en_US"/>
+        </w:rPr>
+      </w:r>
+      <w:r>
+        <w:rPr>
           <w:b/>
           <w:lang w:val="en_US" w:bidi="en_US"/>
         </w:rPr>
@@ -20162,6 +23111,20 @@
       </w:r>
       <w:r>
         <w:rPr>
+          <w:lang w:val="en_US" w:bidi="en_US"/>
+        </w:rPr>
+        <w:t>הַ⁠שֶּׁ֨מֶשׁ֙ יֵהָפֵ֣ךְ לְ⁠חֹ֔שֶׁךְ וְ⁠הַ⁠יָּרֵ֖חַ לְ⁠דָ֑ם</w:t>
+      </w:r>
+    </w:p>
+    <w:p>
+      <w:pPr/>
+      <w:r>
+        <w:rPr>
+          <w:lang w:val="en_US" w:bidi="en_US"/>
+        </w:rPr>
+      </w:r>
+      <w:r>
+        <w:rPr>
           <w:b/>
           <w:lang w:val="en_US" w:bidi="en_US"/>
         </w:rPr>
@@ -20245,6 +23208,20 @@
       </w:r>
       <w:r>
         <w:rPr>
+          <w:lang w:val="en_US" w:bidi="en_US"/>
+        </w:rPr>
+        <w:t>וְ⁠הַ⁠יָּרֵ֖חַ לְ⁠דָ֑ם</w:t>
+      </w:r>
+    </w:p>
+    <w:p>
+      <w:pPr/>
+      <w:r>
+        <w:rPr>
+          <w:lang w:val="en_US" w:bidi="en_US"/>
+        </w:rPr>
+      </w:r>
+      <w:r>
+        <w:rPr>
           <w:b/>
           <w:lang w:val="en_US" w:bidi="en_US"/>
         </w:rPr>
@@ -20328,6 +23305,20 @@
       </w:r>
       <w:r>
         <w:rPr>
+          <w:lang w:val="en_US" w:bidi="en_US"/>
+        </w:rPr>
+        <w:t>לִ⁠פְנֵ֗י בּ֚וֹא י֣וֹם יְהוָ֔ה הַ⁠גָּד֖וֹל וְ⁠הַ⁠נּוֹרָֽא</w:t>
+      </w:r>
+    </w:p>
+    <w:p>
+      <w:pPr/>
+      <w:r>
+        <w:rPr>
+          <w:lang w:val="en_US" w:bidi="en_US"/>
+        </w:rPr>
+      </w:r>
+      <w:r>
+        <w:rPr>
           <w:b/>
           <w:lang w:val="en_US" w:bidi="en_US"/>
         </w:rPr>
@@ -20424,6 +23415,20 @@
       </w:r>
       <w:r>
         <w:rPr>
+          <w:lang w:val="en_US" w:bidi="en_US"/>
+        </w:rPr>
+        <w:t>י֣וֹם יְהוָ֔ה הַ⁠גָּד֖וֹל וְ⁠הַ⁠נּוֹרָֽא</w:t>
+      </w:r>
+    </w:p>
+    <w:p>
+      <w:pPr/>
+      <w:r>
+        <w:rPr>
+          <w:lang w:val="en_US" w:bidi="en_US"/>
+        </w:rPr>
+      </w:r>
+      <w:r>
+        <w:rPr>
           <w:b/>
           <w:lang w:val="en_US" w:bidi="en_US"/>
         </w:rPr>
@@ -20526,7 +23531,7 @@
         </w:rPr>
         <w:t xml:space="preserve">See how you translated the similar expression in </w:t>
       </w:r>
-      <w:hyperlink r:id="rId14">
+      <w:hyperlink r:id="rId16">
         <w:r>
           <w:rPr>
             <w:lang w:val="en_US" w:bidi="en_US"/>
@@ -20608,6 +23613,20 @@
       </w:r>
       <w:r>
         <w:rPr>
+          <w:lang w:val="en_US" w:bidi="en_US"/>
+        </w:rPr>
+        <w:t>וְ⁠הָיָ֗ה</w:t>
+      </w:r>
+    </w:p>
+    <w:p>
+      <w:pPr/>
+      <w:r>
+        <w:rPr>
+          <w:lang w:val="en_US" w:bidi="en_US"/>
+        </w:rPr>
+      </w:r>
+      <w:r>
+        <w:rPr>
           <w:b/>
           <w:lang w:val="en_US" w:bidi="en_US"/>
         </w:rPr>
@@ -20691,6 +23710,20 @@
       </w:r>
       <w:r>
         <w:rPr>
+          <w:lang w:val="en_US" w:bidi="en_US"/>
+        </w:rPr>
+        <w:t>כֹּ֧ל אֲשֶׁר־יִקְרָ֛א בְּ⁠שֵׁ֥ם יְהוָ֖ה יִמָּלֵ֑ט &amp; יְהוָ֔ה</w:t>
+      </w:r>
+    </w:p>
+    <w:p>
+      <w:pPr/>
+      <w:r>
+        <w:rPr>
+          <w:lang w:val="en_US" w:bidi="en_US"/>
+        </w:rPr>
+      </w:r>
+      <w:r>
+        <w:rPr>
           <w:b/>
           <w:lang w:val="en_US" w:bidi="en_US"/>
         </w:rPr>
@@ -20774,6 +23807,20 @@
       </w:r>
       <w:r>
         <w:rPr>
+          <w:lang w:val="en_US" w:bidi="en_US"/>
+        </w:rPr>
+        <w:t>בְּ⁠שֵׁ֥ם יְהוָ֖ה &amp; יְהוָ֔ה</w:t>
+      </w:r>
+    </w:p>
+    <w:p>
+      <w:pPr/>
+      <w:r>
+        <w:rPr>
+          <w:lang w:val="en_US" w:bidi="en_US"/>
+        </w:rPr>
+      </w:r>
+      <w:r>
+        <w:rPr>
           <w:b/>
           <w:lang w:val="en_US" w:bidi="en_US"/>
         </w:rPr>
@@ -20870,6 +23917,20 @@
       </w:r>
       <w:r>
         <w:rPr>
+          <w:lang w:val="en_US" w:bidi="en_US"/>
+        </w:rPr>
+        <w:t>בְּ⁠שֵׁ֥ם יְהוָ֖ה &amp; יְהוָ֔ה</w:t>
+      </w:r>
+    </w:p>
+    <w:p>
+      <w:pPr/>
+      <w:r>
+        <w:rPr>
+          <w:lang w:val="en_US" w:bidi="en_US"/>
+        </w:rPr>
+      </w:r>
+      <w:r>
+        <w:rPr>
           <w:b/>
           <w:lang w:val="en_US" w:bidi="en_US"/>
         </w:rPr>
@@ -20953,6 +24014,20 @@
       </w:r>
       <w:r>
         <w:rPr>
+          <w:lang w:val="en_US" w:bidi="en_US"/>
+        </w:rPr>
+        <w:t>כִּ֠י בְּ⁠הַר־צִיּ֨וֹן וּ⁠בִ⁠ירוּשָׁלִַ֜ם תִּֽהְיֶ֣ה פְלֵיטָ֗ה</w:t>
+      </w:r>
+    </w:p>
+    <w:p>
+      <w:pPr/>
+      <w:r>
+        <w:rPr>
+          <w:lang w:val="en_US" w:bidi="en_US"/>
+        </w:rPr>
+      </w:r>
+      <w:r>
+        <w:rPr>
           <w:b/>
           <w:lang w:val="en_US" w:bidi="en_US"/>
         </w:rPr>
@@ -21049,6 +24124,20 @@
       </w:r>
       <w:r>
         <w:rPr>
+          <w:lang w:val="en_US" w:bidi="en_US"/>
+        </w:rPr>
+        <w:t>בְּ⁠הַר־צִיּ֨וֹן וּ⁠בִ⁠ירוּשָׁלִַ֜ם</w:t>
+      </w:r>
+    </w:p>
+    <w:p>
+      <w:pPr/>
+      <w:r>
+        <w:rPr>
+          <w:lang w:val="en_US" w:bidi="en_US"/>
+        </w:rPr>
+      </w:r>
+      <w:r>
+        <w:rPr>
           <w:b/>
           <w:lang w:val="en_US" w:bidi="en_US"/>
         </w:rPr>
@@ -21158,6 +24247,20 @@
       </w:r>
       <w:r>
         <w:rPr>
+          <w:lang w:val="en_US" w:bidi="en_US"/>
+        </w:rPr>
+        <w:t>כַּֽ⁠אֲשֶׁר֙ אָמַ֣ר יְהוָ֔ה</w:t>
+      </w:r>
+    </w:p>
+    <w:p>
+      <w:pPr/>
+      <w:r>
+        <w:rPr>
+          <w:lang w:val="en_US" w:bidi="en_US"/>
+        </w:rPr>
+      </w:r>
+      <w:r>
+        <w:rPr>
           <w:b/>
           <w:lang w:val="en_US" w:bidi="en_US"/>
         </w:rPr>
@@ -21241,6 +24344,20 @@
       </w:r>
       <w:r>
         <w:rPr>
+          <w:lang w:val="en_US" w:bidi="en_US"/>
+        </w:rPr>
+        <w:t>יְהוָ֖ה &amp; וּ⁠בַ֨⁠שְּׂרִידִ֔ים אֲשֶׁ֥ר יְהוָ֖ה קֹרֵֽא</w:t>
+      </w:r>
+    </w:p>
+    <w:p>
+      <w:pPr/>
+      <w:r>
+        <w:rPr>
+          <w:lang w:val="en_US" w:bidi="en_US"/>
+        </w:rPr>
+      </w:r>
+      <w:r>
+        <w:rPr>
           <w:b/>
           <w:lang w:val="en_US" w:bidi="en_US"/>
         </w:rPr>
@@ -21324,6 +24441,20 @@
       </w:r>
       <w:r>
         <w:rPr>
+          <w:lang w:val="en_US" w:bidi="en_US"/>
+        </w:rPr>
+        <w:t>יְהוָ֖ה &amp; אֲשֶׁ֥ר יְהוָ֖ה קֹרֵֽא</w:t>
+      </w:r>
+    </w:p>
+    <w:p>
+      <w:pPr/>
+      <w:r>
+        <w:rPr>
+          <w:lang w:val="en_US" w:bidi="en_US"/>
+        </w:rPr>
+      </w:r>
+      <w:r>
+        <w:rPr>
           <w:b/>
           <w:lang w:val="en_US" w:bidi="en_US"/>
         </w:rPr>
@@ -21407,6 +24538,20 @@
       </w:r>
       <w:r>
         <w:rPr>
+          <w:lang w:val="en_US" w:bidi="en_US"/>
+        </w:rPr>
+        <w:t>כִּ֗י הִנֵּ֛ה בַּ⁠יָּמִ֥ים הָ⁠הֵ֖מָּה וּ⁠בָ⁠עֵ֣ת הַ⁠הִ֑יא</w:t>
+      </w:r>
+    </w:p>
+    <w:p>
+      <w:pPr/>
+      <w:r>
+        <w:rPr>
+          <w:lang w:val="en_US" w:bidi="en_US"/>
+        </w:rPr>
+      </w:r>
+      <w:r>
+        <w:rPr>
           <w:b/>
           <w:lang w:val="en_US" w:bidi="en_US"/>
         </w:rPr>
@@ -21490,6 +24635,20 @@
       </w:r>
       <w:r>
         <w:rPr>
+          <w:lang w:val="en_US" w:bidi="en_US"/>
+        </w:rPr>
+        <w:t>כִּ֗י הִנֵּ֛ה</w:t>
+      </w:r>
+    </w:p>
+    <w:p>
+      <w:pPr/>
+      <w:r>
+        <w:rPr>
+          <w:lang w:val="en_US" w:bidi="en_US"/>
+        </w:rPr>
+      </w:r>
+      <w:r>
+        <w:rPr>
           <w:b/>
           <w:lang w:val="en_US" w:bidi="en_US"/>
         </w:rPr>
@@ -21586,6 +24745,20 @@
       </w:r>
       <w:r>
         <w:rPr>
+          <w:lang w:val="en_US" w:bidi="en_US"/>
+        </w:rPr>
+        <w:t>בַּ⁠יָּמִ֥ים הָ⁠הֵ֖מָּה וּ⁠בָ⁠עֵ֣ת הַ⁠הִ֑יא</w:t>
+      </w:r>
+    </w:p>
+    <w:p>
+      <w:pPr/>
+      <w:r>
+        <w:rPr>
+          <w:lang w:val="en_US" w:bidi="en_US"/>
+        </w:rPr>
+      </w:r>
+      <w:r>
+        <w:rPr>
           <w:b/>
           <w:lang w:val="en_US" w:bidi="en_US"/>
         </w:rPr>
@@ -21695,6 +24868,20 @@
       </w:r>
       <w:r>
         <w:rPr>
+          <w:lang w:val="en_US" w:bidi="en_US"/>
+        </w:rPr>
+        <w:t>אֲשֶׁ֥ר אָשִׁ֛יב אֶת־שְׁב֥וּת יְהוּדָ֖ה וִ⁠ירוּשָׁלִָֽם</w:t>
+      </w:r>
+    </w:p>
+    <w:p>
+      <w:pPr/>
+      <w:r>
+        <w:rPr>
+          <w:lang w:val="en_US" w:bidi="en_US"/>
+        </w:rPr>
+      </w:r>
+      <w:r>
+        <w:rPr>
           <w:b/>
           <w:lang w:val="en_US" w:bidi="en_US"/>
         </w:rPr>
@@ -21791,6 +24978,20 @@
       </w:r>
       <w:r>
         <w:rPr>
+          <w:lang w:val="en_US" w:bidi="en_US"/>
+        </w:rPr>
+        <w:t>אֲשֶׁ֥ר אָשִׁ֛יב אֶת־שְׁב֥וּת יְהוּדָ֖ה וִ⁠ירוּשָׁלִָֽם</w:t>
+      </w:r>
+    </w:p>
+    <w:p>
+      <w:pPr/>
+      <w:r>
+        <w:rPr>
+          <w:lang w:val="en_US" w:bidi="en_US"/>
+        </w:rPr>
+      </w:r>
+      <w:r>
+        <w:rPr>
           <w:b/>
           <w:lang w:val="en_US" w:bidi="en_US"/>
         </w:rPr>
@@ -21874,6 +25075,20 @@
       </w:r>
       <w:r>
         <w:rPr>
+          <w:lang w:val="en_US" w:bidi="en_US"/>
+        </w:rPr>
+        <w:t>עֵ֖מֶק יְהֽוֹשָׁפָ֑ט</w:t>
+      </w:r>
+    </w:p>
+    <w:p>
+      <w:pPr/>
+      <w:r>
+        <w:rPr>
+          <w:lang w:val="en_US" w:bidi="en_US"/>
+        </w:rPr>
+      </w:r>
+      <w:r>
+        <w:rPr>
           <w:b/>
           <w:lang w:val="en_US" w:bidi="en_US"/>
         </w:rPr>
@@ -21970,6 +25185,20 @@
       </w:r>
       <w:r>
         <w:rPr>
+          <w:lang w:val="en_US" w:bidi="en_US"/>
+        </w:rPr>
+        <w:t>עַמִּ֨⁠י וְ⁠נַחֲלָתִ֤⁠י יִשְׂרָאֵל֙</w:t>
+      </w:r>
+    </w:p>
+    <w:p>
+      <w:pPr/>
+      <w:r>
+        <w:rPr>
+          <w:lang w:val="en_US" w:bidi="en_US"/>
+        </w:rPr>
+      </w:r>
+      <w:r>
+        <w:rPr>
           <w:b/>
           <w:lang w:val="en_US" w:bidi="en_US"/>
         </w:rPr>
@@ -22105,6 +25334,20 @@
       </w:r>
       <w:r>
         <w:rPr>
+          <w:lang w:val="en_US" w:bidi="en_US"/>
+        </w:rPr>
+        <w:t>וְ⁠אֶת־אַרְצִ֖⁠י חִלֵּֽקוּ</w:t>
+      </w:r>
+    </w:p>
+    <w:p>
+      <w:pPr/>
+      <w:r>
+        <w:rPr>
+          <w:lang w:val="en_US" w:bidi="en_US"/>
+        </w:rPr>
+      </w:r>
+      <w:r>
+        <w:rPr>
           <w:b/>
           <w:lang w:val="en_US" w:bidi="en_US"/>
         </w:rPr>
@@ -22188,6 +25431,20 @@
       </w:r>
       <w:r>
         <w:rPr>
+          <w:lang w:val="en_US" w:bidi="en_US"/>
+        </w:rPr>
+        <w:t>גוֹרָ֑ל</w:t>
+      </w:r>
+    </w:p>
+    <w:p>
+      <w:pPr/>
+      <w:r>
+        <w:rPr>
+          <w:lang w:val="en_US" w:bidi="en_US"/>
+        </w:rPr>
+      </w:r>
+      <w:r>
+        <w:rPr>
           <w:b/>
           <w:lang w:val="en_US" w:bidi="en_US"/>
         </w:rPr>
@@ -22284,6 +25541,20 @@
       </w:r>
       <w:r>
         <w:rPr>
+          <w:lang w:val="en_US" w:bidi="en_US"/>
+        </w:rPr>
+        <w:t>וַ⁠יִּתְּנ֤וּ הַ⁠יֶּ֨לֶד֙ בַּ⁠זּוֹנָ֔ה וְ⁠הַ⁠יַּלְדָּ֛ה מָכְר֥וּ</w:t>
+      </w:r>
+    </w:p>
+    <w:p>
+      <w:pPr/>
+      <w:r>
+        <w:rPr>
+          <w:lang w:val="en_US" w:bidi="en_US"/>
+        </w:rPr>
+      </w:r>
+      <w:r>
+        <w:rPr>
           <w:b/>
           <w:lang w:val="en_US" w:bidi="en_US"/>
         </w:rPr>
@@ -22406,6 +25677,20 @@
       </w:r>
       <w:r>
         <w:rPr>
+          <w:lang w:val="en_US" w:bidi="en_US"/>
+        </w:rPr>
+        <w:t>וְ֠⁠גַם מָה־אַתֶּ֥ם לִ⁠י֙ צֹ֣ר וְ⁠צִיד֔וֹן וְ⁠כֹ֖ל גְּלִיל֣וֹת פְּלָ֑שֶׁת הַ⁠גְּמ֗וּל אַתֶּם֙ מְשַׁלְּמִ֣ים עָלָ֔⁠י &amp; אַתֶּם֙</w:t>
+      </w:r>
+    </w:p>
+    <w:p>
+      <w:pPr/>
+      <w:r>
+        <w:rPr>
+          <w:lang w:val="en_US" w:bidi="en_US"/>
+        </w:rPr>
+      </w:r>
+      <w:r>
+        <w:rPr>
           <w:b/>
           <w:lang w:val="en_US" w:bidi="en_US"/>
         </w:rPr>
@@ -22489,6 +25774,20 @@
       </w:r>
       <w:r>
         <w:rPr>
+          <w:lang w:val="en_US" w:bidi="en_US"/>
+        </w:rPr>
+        <w:t>מָה־אַתֶּ֥ם לִ⁠י֙</w:t>
+      </w:r>
+    </w:p>
+    <w:p>
+      <w:pPr/>
+      <w:r>
+        <w:rPr>
+          <w:lang w:val="en_US" w:bidi="en_US"/>
+        </w:rPr>
+      </w:r>
+      <w:r>
+        <w:rPr>
           <w:b/>
           <w:lang w:val="en_US" w:bidi="en_US"/>
         </w:rPr>
@@ -22572,6 +25871,20 @@
       </w:r>
       <w:r>
         <w:rPr>
+          <w:lang w:val="en_US" w:bidi="en_US"/>
+        </w:rPr>
+        <w:t>הַ⁠גְּמ֗וּל אַתֶּם֙ מְשַׁלְּמִ֣ים עָלָ֔⁠י וְ⁠אִם־גֹּמְלִ֤ים אַתֶּם֙ עָלַ֔⁠י</w:t>
+      </w:r>
+    </w:p>
+    <w:p>
+      <w:pPr/>
+      <w:r>
+        <w:rPr>
+          <w:lang w:val="en_US" w:bidi="en_US"/>
+        </w:rPr>
+      </w:r>
+      <w:r>
+        <w:rPr>
           <w:b/>
           <w:lang w:val="en_US" w:bidi="en_US"/>
         </w:rPr>
@@ -22655,6 +25968,20 @@
       </w:r>
       <w:r>
         <w:rPr>
+          <w:lang w:val="en_US" w:bidi="en_US"/>
+        </w:rPr>
+        <w:t>קַ֣ל מְהֵרָ֔ה</w:t>
+      </w:r>
+    </w:p>
+    <w:p>
+      <w:pPr/>
+      <w:r>
+        <w:rPr>
+          <w:lang w:val="en_US" w:bidi="en_US"/>
+        </w:rPr>
+      </w:r>
+      <w:r>
+        <w:rPr>
           <w:b/>
           <w:lang w:val="en_US" w:bidi="en_US"/>
         </w:rPr>
@@ -22764,6 +26091,20 @@
       </w:r>
       <w:r>
         <w:rPr>
+          <w:lang w:val="en_US" w:bidi="en_US"/>
+        </w:rPr>
+        <w:t>אָשִׁ֥יב גְּמֻלְ⁠כֶ֖ם בְּ⁠רֹאשְׁ⁠כֶֽם</w:t>
+      </w:r>
+    </w:p>
+    <w:p>
+      <w:pPr/>
+      <w:r>
+        <w:rPr>
+          <w:lang w:val="en_US" w:bidi="en_US"/>
+        </w:rPr>
+      </w:r>
+      <w:r>
+        <w:rPr>
           <w:b/>
           <w:lang w:val="en_US" w:bidi="en_US"/>
         </w:rPr>
@@ -22860,6 +26201,20 @@
       </w:r>
       <w:r>
         <w:rPr>
+          <w:lang w:val="en_US" w:bidi="en_US"/>
+        </w:rPr>
+        <w:t>בְּ⁠רֹאשְׁ⁠כֶֽם</w:t>
+      </w:r>
+    </w:p>
+    <w:p>
+      <w:pPr/>
+      <w:r>
+        <w:rPr>
+          <w:lang w:val="en_US" w:bidi="en_US"/>
+        </w:rPr>
+      </w:r>
+      <w:r>
+        <w:rPr>
           <w:b/>
           <w:lang w:val="en_US" w:bidi="en_US"/>
         </w:rPr>
@@ -22956,6 +26311,20 @@
       </w:r>
       <w:r>
         <w:rPr>
+          <w:lang w:val="en_US" w:bidi="en_US"/>
+        </w:rPr>
+        <w:t>וּ⁠בְנֵ֤י יְהוּדָה֙ וּ⁠בְנֵ֣י יְרוּשָׁלִַ֔ם</w:t>
+      </w:r>
+    </w:p>
+    <w:p>
+      <w:pPr/>
+      <w:r>
+        <w:rPr>
+          <w:lang w:val="en_US" w:bidi="en_US"/>
+        </w:rPr>
+      </w:r>
+      <w:r>
+        <w:rPr>
           <w:b/>
           <w:lang w:val="en_US" w:bidi="en_US"/>
         </w:rPr>
@@ -22988,7 +26357,7 @@
         </w:rPr>
         <w:t xml:space="preserve"> in </w:t>
       </w:r>
-      <w:hyperlink r:id="rId16">
+      <w:hyperlink r:id="rId18">
         <w:r>
           <w:rPr>
             <w:lang w:val="en_US" w:bidi="en_US"/>
@@ -23070,6 +26439,20 @@
       </w:r>
       <w:r>
         <w:rPr>
+          <w:lang w:val="en_US" w:bidi="en_US"/>
+        </w:rPr>
+        <w:t>לִ⁠בְנֵ֣י הַ⁠יְּוָנִ֑ים</w:t>
+      </w:r>
+    </w:p>
+    <w:p>
+      <w:pPr/>
+      <w:r>
+        <w:rPr>
+          <w:lang w:val="en_US" w:bidi="en_US"/>
+        </w:rPr>
+      </w:r>
+      <w:r>
+        <w:rPr>
           <w:b/>
           <w:lang w:val="en_US" w:bidi="en_US"/>
         </w:rPr>
@@ -23179,6 +26562,20 @@
       </w:r>
       <w:r>
         <w:rPr>
+          <w:lang w:val="en_US" w:bidi="en_US"/>
+        </w:rPr>
+        <w:t>הַ⁠יְּוָנִ֑ים</w:t>
+      </w:r>
+    </w:p>
+    <w:p>
+      <w:pPr/>
+      <w:r>
+        <w:rPr>
+          <w:lang w:val="en_US" w:bidi="en_US"/>
+        </w:rPr>
+      </w:r>
+      <w:r>
+        <w:rPr>
           <w:b/>
           <w:lang w:val="en_US" w:bidi="en_US"/>
         </w:rPr>
@@ -23275,6 +26672,20 @@
       </w:r>
       <w:r>
         <w:rPr>
+          <w:lang w:val="en_US" w:bidi="en_US"/>
+        </w:rPr>
+        <w:t>לְמַ֥עַן הַרְחִיקָ֖⁠ם מֵ⁠עַ֥ל גְּבוּלָֽ⁠ם</w:t>
+      </w:r>
+    </w:p>
+    <w:p>
+      <w:pPr/>
+      <w:r>
+        <w:rPr>
+          <w:lang w:val="en_US" w:bidi="en_US"/>
+        </w:rPr>
+      </w:r>
+      <w:r>
+        <w:rPr>
           <w:b/>
           <w:lang w:val="en_US" w:bidi="en_US"/>
         </w:rPr>
@@ -23358,6 +26769,20 @@
       </w:r>
       <w:r>
         <w:rPr>
+          <w:lang w:val="en_US" w:bidi="en_US"/>
+        </w:rPr>
+        <w:t>הִנְ⁠נִ֣י מְעִירָ֔⁠ם</w:t>
+      </w:r>
+    </w:p>
+    <w:p>
+      <w:pPr/>
+      <w:r>
+        <w:rPr>
+          <w:lang w:val="en_US" w:bidi="en_US"/>
+        </w:rPr>
+      </w:r>
+      <w:r>
+        <w:rPr>
           <w:b/>
           <w:lang w:val="en_US" w:bidi="en_US"/>
         </w:rPr>
@@ -23377,7 +26802,7 @@
         </w:rPr>
         <w:t xml:space="preserve">As in </w:t>
       </w:r>
-      <w:hyperlink r:id="rId17">
+      <w:hyperlink r:id="rId19">
         <w:r>
           <w:rPr>
             <w:lang w:val="en_US" w:bidi="en_US"/>
@@ -23459,6 +26884,20 @@
       </w:r>
       <w:r>
         <w:rPr>
+          <w:lang w:val="en_US" w:bidi="en_US"/>
+        </w:rPr>
+        <w:t>אֲשֶׁר־מְכַרְתֶּ֥ם אֹתָ֖⁠ם שָׁ֑מָּ⁠ה</w:t>
+      </w:r>
+    </w:p>
+    <w:p>
+      <w:pPr/>
+      <w:r>
+        <w:rPr>
+          <w:lang w:val="en_US" w:bidi="en_US"/>
+        </w:rPr>
+      </w:r>
+      <w:r>
+        <w:rPr>
           <w:b/>
           <w:lang w:val="en_US" w:bidi="en_US"/>
         </w:rPr>
@@ -23561,7 +27000,7 @@
         </w:rPr>
         <w:t xml:space="preserve">See how you translated the same expression in </w:t>
       </w:r>
-      <w:hyperlink r:id="rId18">
+      <w:hyperlink r:id="rId20">
         <w:r>
           <w:rPr>
             <w:lang w:val="en_US" w:bidi="en_US"/>
@@ -23643,6 +27082,20 @@
       </w:r>
       <w:r>
         <w:rPr>
+          <w:lang w:val="en_US" w:bidi="en_US"/>
+        </w:rPr>
+        <w:t>בְּ⁠רֹאשְׁ⁠כֶֽם</w:t>
+      </w:r>
+    </w:p>
+    <w:p>
+      <w:pPr/>
+      <w:r>
+        <w:rPr>
+          <w:lang w:val="en_US" w:bidi="en_US"/>
+        </w:rPr>
+      </w:r>
+      <w:r>
+        <w:rPr>
           <w:b/>
           <w:lang w:val="en_US" w:bidi="en_US"/>
         </w:rPr>
@@ -23726,6 +27179,20 @@
       </w:r>
       <w:r>
         <w:rPr>
+          <w:lang w:val="en_US" w:bidi="en_US"/>
+        </w:rPr>
+        <w:t>וּ⁠מָכַרְתִּ֞י</w:t>
+      </w:r>
+    </w:p>
+    <w:p>
+      <w:pPr/>
+      <w:r>
+        <w:rPr>
+          <w:lang w:val="en_US" w:bidi="en_US"/>
+        </w:rPr>
+      </w:r>
+      <w:r>
+        <w:rPr>
           <w:b/>
           <w:lang w:val="en_US" w:bidi="en_US"/>
         </w:rPr>
@@ -23822,6 +27289,20 @@
       </w:r>
       <w:r>
         <w:rPr>
+          <w:lang w:val="en_US" w:bidi="en_US"/>
+        </w:rPr>
+        <w:t>בְּ⁠יַד֙ בְּנֵ֣י יְהוּדָ֔ה</w:t>
+      </w:r>
+    </w:p>
+    <w:p>
+      <w:pPr/>
+      <w:r>
+        <w:rPr>
+          <w:lang w:val="en_US" w:bidi="en_US"/>
+        </w:rPr>
+      </w:r>
+      <w:r>
+        <w:rPr>
           <w:b/>
           <w:lang w:val="en_US" w:bidi="en_US"/>
         </w:rPr>
@@ -23918,6 +27399,20 @@
       </w:r>
       <w:r>
         <w:rPr>
+          <w:lang w:val="en_US" w:bidi="en_US"/>
+        </w:rPr>
+        <w:t>וּ⁠מָכַרְתִּ֞י אֶת־בְּנֵי⁠כֶ֣ם וְ⁠אֶת־בְּנֽוֹתֵי⁠כֶ֗ם בְּ⁠יַד֙ בְּנֵ֣י יְהוּדָ֔ה</w:t>
+      </w:r>
+    </w:p>
+    <w:p>
+      <w:pPr/>
+      <w:r>
+        <w:rPr>
+          <w:lang w:val="en_US" w:bidi="en_US"/>
+        </w:rPr>
+      </w:r>
+      <w:r>
+        <w:rPr>
           <w:b/>
           <w:lang w:val="en_US" w:bidi="en_US"/>
         </w:rPr>
@@ -24014,6 +27509,20 @@
       </w:r>
       <w:r>
         <w:rPr>
+          <w:lang w:val="en_US" w:bidi="en_US"/>
+        </w:rPr>
+        <w:t>בְּנֵ֣י יְהוּדָ֔ה</w:t>
+      </w:r>
+    </w:p>
+    <w:p>
+      <w:pPr/>
+      <w:r>
+        <w:rPr>
+          <w:lang w:val="en_US" w:bidi="en_US"/>
+        </w:rPr>
+      </w:r>
+      <w:r>
+        <w:rPr>
           <w:b/>
           <w:lang w:val="en_US" w:bidi="en_US"/>
         </w:rPr>
@@ -24123,6 +27632,20 @@
       </w:r>
       <w:r>
         <w:rPr>
+          <w:lang w:val="en_US" w:bidi="en_US"/>
+        </w:rPr>
+        <w:t>לִ⁠שְׁבָאיִ֖ם</w:t>
+      </w:r>
+    </w:p>
+    <w:p>
+      <w:pPr/>
+      <w:r>
+        <w:rPr>
+          <w:lang w:val="en_US" w:bidi="en_US"/>
+        </w:rPr>
+      </w:r>
+      <w:r>
+        <w:rPr>
           <w:b/>
           <w:lang w:val="en_US" w:bidi="en_US"/>
         </w:rPr>
@@ -24219,6 +27742,20 @@
       </w:r>
       <w:r>
         <w:rPr>
+          <w:lang w:val="en_US" w:bidi="en_US"/>
+        </w:rPr>
+        <w:t>אֶל־גּ֣וֹי רָח֑וֹק כִּ֥י יְהוָ֖ה דִּבֵּֽר</w:t>
+      </w:r>
+    </w:p>
+    <w:p>
+      <w:pPr/>
+      <w:r>
+        <w:rPr>
+          <w:lang w:val="en_US" w:bidi="en_US"/>
+        </w:rPr>
+      </w:r>
+      <w:r>
+        <w:rPr>
           <w:b/>
           <w:lang w:val="en_US" w:bidi="en_US"/>
         </w:rPr>
@@ -24315,6 +27852,20 @@
       </w:r>
       <w:r>
         <w:rPr>
+          <w:lang w:val="en_US" w:bidi="en_US"/>
+        </w:rPr>
+        <w:t>קִרְאוּ</w:t>
+      </w:r>
+    </w:p>
+    <w:p>
+      <w:pPr/>
+      <w:r>
+        <w:rPr>
+          <w:lang w:val="en_US" w:bidi="en_US"/>
+        </w:rPr>
+      </w:r>
+      <w:r>
+        <w:rPr>
           <w:b/>
           <w:lang w:val="en_US" w:bidi="en_US"/>
         </w:rPr>
@@ -24411,6 +27962,20 @@
       </w:r>
       <w:r>
         <w:rPr>
+          <w:lang w:val="en_US" w:bidi="en_US"/>
+        </w:rPr>
+        <w:t>קַדְּשׁ֖וּ מִלְחָמָ֑ה</w:t>
+      </w:r>
+    </w:p>
+    <w:p>
+      <w:pPr/>
+      <w:r>
+        <w:rPr>
+          <w:lang w:val="en_US" w:bidi="en_US"/>
+        </w:rPr>
+      </w:r>
+      <w:r>
+        <w:rPr>
           <w:b/>
           <w:lang w:val="en_US" w:bidi="en_US"/>
         </w:rPr>
@@ -24507,6 +28072,20 @@
       </w:r>
       <w:r>
         <w:rPr>
+          <w:lang w:val="en_US" w:bidi="en_US"/>
+        </w:rPr>
+        <w:t>אִתֵּי⁠כֶם֙</w:t>
+      </w:r>
+    </w:p>
+    <w:p>
+      <w:pPr/>
+      <w:r>
+        <w:rPr>
+          <w:lang w:val="en_US" w:bidi="en_US"/>
+        </w:rPr>
+      </w:r>
+      <w:r>
+        <w:rPr>
           <w:b/>
           <w:lang w:val="en_US" w:bidi="en_US"/>
         </w:rPr>
@@ -24603,6 +28182,20 @@
       </w:r>
       <w:r>
         <w:rPr>
+          <w:lang w:val="en_US" w:bidi="en_US"/>
+        </w:rPr>
+        <w:t>וּ⁠מַזְמְרֹֽתֵי⁠כֶ֖ם</w:t>
+      </w:r>
+    </w:p>
+    <w:p>
+      <w:pPr/>
+      <w:r>
+        <w:rPr>
+          <w:lang w:val="en_US" w:bidi="en_US"/>
+        </w:rPr>
+      </w:r>
+      <w:r>
+        <w:rPr>
           <w:b/>
           <w:lang w:val="en_US" w:bidi="en_US"/>
         </w:rPr>
@@ -24699,6 +28292,20 @@
       </w:r>
       <w:r>
         <w:rPr>
+          <w:lang w:val="en_US" w:bidi="en_US"/>
+        </w:rPr>
+        <w:t>הַֽ⁠חַלָּ֔שׁ יֹאמַ֖ר גִּבּ֥וֹר אָֽנִי</w:t>
+      </w:r>
+    </w:p>
+    <w:p>
+      <w:pPr/>
+      <w:r>
+        <w:rPr>
+          <w:lang w:val="en_US" w:bidi="en_US"/>
+        </w:rPr>
+      </w:r>
+      <w:r>
+        <w:rPr>
           <w:b/>
           <w:lang w:val="en_US" w:bidi="en_US"/>
         </w:rPr>
@@ -24782,6 +28389,20 @@
       </w:r>
       <w:r>
         <w:rPr>
+          <w:lang w:val="en_US" w:bidi="en_US"/>
+        </w:rPr>
+        <w:t>הַֽ⁠חַלָּ֔שׁ</w:t>
+      </w:r>
+    </w:p>
+    <w:p>
+      <w:pPr/>
+      <w:r>
+        <w:rPr>
+          <w:lang w:val="en_US" w:bidi="en_US"/>
+        </w:rPr>
+      </w:r>
+      <w:r>
+        <w:rPr>
           <w:b/>
           <w:lang w:val="en_US" w:bidi="en_US"/>
         </w:rPr>
@@ -24878,6 +28499,20 @@
       </w:r>
       <w:r>
         <w:rPr>
+          <w:lang w:val="en_US" w:bidi="en_US"/>
+        </w:rPr>
+        <w:t>ע֣וּשׁוּ וָ⁠בֹ֧אוּ</w:t>
+      </w:r>
+    </w:p>
+    <w:p>
+      <w:pPr/>
+      <w:r>
+        <w:rPr>
+          <w:lang w:val="en_US" w:bidi="en_US"/>
+        </w:rPr>
+      </w:r>
+      <w:r>
+        <w:rPr>
           <w:b/>
           <w:lang w:val="en_US" w:bidi="en_US"/>
         </w:rPr>
@@ -25000,6 +28635,20 @@
       </w:r>
       <w:r>
         <w:rPr>
+          <w:lang w:val="en_US" w:bidi="en_US"/>
+        </w:rPr>
+        <w:t>יֵע֨וֹרוּ֙ &amp; הַ⁠גּוֹיִ֔ם</w:t>
+      </w:r>
+    </w:p>
+    <w:p>
+      <w:pPr/>
+      <w:r>
+        <w:rPr>
+          <w:lang w:val="en_US" w:bidi="en_US"/>
+        </w:rPr>
+      </w:r>
+      <w:r>
+        <w:rPr>
           <w:b/>
           <w:lang w:val="en_US" w:bidi="en_US"/>
         </w:rPr>
@@ -25102,7 +28751,7 @@
         </w:rPr>
         <w:t xml:space="preserve">See how you translated this name in </w:t>
       </w:r>
-      <w:hyperlink r:id="rId19">
+      <w:hyperlink r:id="rId21">
         <w:r>
           <w:rPr>
             <w:lang w:val="en_US" w:bidi="en_US"/>
@@ -25184,6 +28833,20 @@
       </w:r>
       <w:r>
         <w:rPr>
+          <w:lang w:val="en_US" w:bidi="en_US"/>
+        </w:rPr>
+        <w:t>אֵשֵׁ֛ב לִ⁠שְׁפֹּ֥ט</w:t>
+      </w:r>
+    </w:p>
+    <w:p>
+      <w:pPr/>
+      <w:r>
+        <w:rPr>
+          <w:lang w:val="en_US" w:bidi="en_US"/>
+        </w:rPr>
+      </w:r>
+      <w:r>
+        <w:rPr>
           <w:b/>
           <w:lang w:val="en_US" w:bidi="en_US"/>
         </w:rPr>
@@ -25280,6 +28943,20 @@
       </w:r>
       <w:r>
         <w:rPr>
+          <w:lang w:val="en_US" w:bidi="en_US"/>
+        </w:rPr>
+        <w:t>שִׁלְח֣וּ מַגָּ֔ל כִּ֥י בָשַׁ֖ל קָצִ֑יר &amp; כִּֽי</w:t>
+      </w:r>
+    </w:p>
+    <w:p>
+      <w:pPr/>
+      <w:r>
+        <w:rPr>
+          <w:lang w:val="en_US" w:bidi="en_US"/>
+        </w:rPr>
+      </w:r>
+      <w:r>
+        <w:rPr>
           <w:b/>
           <w:lang w:val="en_US" w:bidi="en_US"/>
         </w:rPr>
@@ -25363,6 +29040,20 @@
       </w:r>
       <w:r>
         <w:rPr>
+          <w:lang w:val="en_US" w:bidi="en_US"/>
+        </w:rPr>
+        <w:t>שִׁלְח֣וּ מַגָּ֔ל</w:t>
+      </w:r>
+    </w:p>
+    <w:p>
+      <w:pPr/>
+      <w:r>
+        <w:rPr>
+          <w:lang w:val="en_US" w:bidi="en_US"/>
+        </w:rPr>
+      </w:r>
+      <w:r>
+        <w:rPr>
           <w:b/>
           <w:lang w:val="en_US" w:bidi="en_US"/>
         </w:rPr>
@@ -25459,6 +29150,20 @@
       </w:r>
       <w:r>
         <w:rPr>
+          <w:lang w:val="en_US" w:bidi="en_US"/>
+        </w:rPr>
+        <w:t>שִׁלְח֣וּ מַגָּ֔ל</w:t>
+      </w:r>
+    </w:p>
+    <w:p>
+      <w:pPr/>
+      <w:r>
+        <w:rPr>
+          <w:lang w:val="en_US" w:bidi="en_US"/>
+        </w:rPr>
+      </w:r>
+      <w:r>
+        <w:rPr>
           <w:b/>
           <w:lang w:val="en_US" w:bidi="en_US"/>
         </w:rPr>
@@ -25555,6 +29260,20 @@
       </w:r>
       <w:r>
         <w:rPr>
+          <w:lang w:val="en_US" w:bidi="en_US"/>
+        </w:rPr>
+        <w:t>שִׁלְח֣וּ</w:t>
+      </w:r>
+    </w:p>
+    <w:p>
+      <w:pPr/>
+      <w:r>
+        <w:rPr>
+          <w:lang w:val="en_US" w:bidi="en_US"/>
+        </w:rPr>
+      </w:r>
+      <w:r>
+        <w:rPr>
           <w:b/>
           <w:lang w:val="en_US" w:bidi="en_US"/>
         </w:rPr>
@@ -25613,7 +29332,7 @@
         </w:rPr>
         <w:t xml:space="preserve"> are plural here, so use the plural form in your translation if your language marks that distinction. These imperatives seems to be addressing the “warriors” mentioned in </w:t>
       </w:r>
-      <w:hyperlink r:id="rId20">
+      <w:hyperlink r:id="rId22">
         <w:r>
           <w:rPr>
             <w:lang w:val="en_US" w:bidi="en_US"/>
@@ -25695,6 +29414,20 @@
       </w:r>
       <w:r>
         <w:rPr>
+          <w:lang w:val="en_US" w:bidi="en_US"/>
+        </w:rPr>
+        <w:t>בֹּ֤אֽוּ רְדוּ֙ כִּֽי־מָ֣לְאָה גַּ֔ת</w:t>
+      </w:r>
+    </w:p>
+    <w:p>
+      <w:pPr/>
+      <w:r>
+        <w:rPr>
+          <w:lang w:val="en_US" w:bidi="en_US"/>
+        </w:rPr>
+      </w:r>
+      <w:r>
+        <w:rPr>
           <w:b/>
           <w:lang w:val="en_US" w:bidi="en_US"/>
         </w:rPr>
@@ -25778,6 +29511,20 @@
       </w:r>
       <w:r>
         <w:rPr>
+          <w:lang w:val="en_US" w:bidi="en_US"/>
+        </w:rPr>
+        <w:t>כִּ֥י &amp; כִּ֥י רַבָּ֖ה רָעָתָֽ⁠ם</w:t>
+      </w:r>
+    </w:p>
+    <w:p>
+      <w:pPr/>
+      <w:r>
+        <w:rPr>
+          <w:lang w:val="en_US" w:bidi="en_US"/>
+        </w:rPr>
+      </w:r>
+      <w:r>
+        <w:rPr>
           <w:b/>
           <w:lang w:val="en_US" w:bidi="en_US"/>
         </w:rPr>
@@ -25874,6 +29621,20 @@
       </w:r>
       <w:r>
         <w:rPr>
+          <w:lang w:val="en_US" w:bidi="en_US"/>
+        </w:rPr>
+        <w:t>הֲמוֹנִ֣ים הֲמוֹנִ֔ים בְּ⁠עֵ֖מֶק הֶֽ⁠חָר֑וּץ &amp; בְּ⁠עֵ֖מֶק</w:t>
+      </w:r>
+    </w:p>
+    <w:p>
+      <w:pPr/>
+      <w:r>
+        <w:rPr>
+          <w:lang w:val="en_US" w:bidi="en_US"/>
+        </w:rPr>
+      </w:r>
+      <w:r>
+        <w:rPr>
           <w:b/>
           <w:lang w:val="en_US" w:bidi="en_US"/>
         </w:rPr>
@@ -25970,6 +29731,20 @@
       </w:r>
       <w:r>
         <w:rPr>
+          <w:lang w:val="en_US" w:bidi="en_US"/>
+        </w:rPr>
+        <w:t>הֲמוֹנִ֣ים הֲמוֹנִ֔ים בְּ⁠עֵ֖מֶק הֶֽ⁠חָר֑וּץ &amp; בְּ⁠עֵ֖מֶק</w:t>
+      </w:r>
+    </w:p>
+    <w:p>
+      <w:pPr/>
+      <w:r>
+        <w:rPr>
+          <w:lang w:val="en_US" w:bidi="en_US"/>
+        </w:rPr>
+      </w:r>
+      <w:r>
+        <w:rPr>
           <w:b/>
           <w:lang w:val="en_US" w:bidi="en_US"/>
         </w:rPr>
@@ -26053,6 +29828,20 @@
       </w:r>
       <w:r>
         <w:rPr>
+          <w:lang w:val="en_US" w:bidi="en_US"/>
+        </w:rPr>
+        <w:t>בְּ⁠עֵ֖מֶק הֶֽ⁠חָר֑וּץ &amp; בְּ⁠עֵ֖מֶק</w:t>
+      </w:r>
+    </w:p>
+    <w:p>
+      <w:pPr/>
+      <w:r>
+        <w:rPr>
+          <w:lang w:val="en_US" w:bidi="en_US"/>
+        </w:rPr>
+      </w:r>
+      <w:r>
+        <w:rPr>
           <w:b/>
           <w:lang w:val="en_US" w:bidi="en_US"/>
         </w:rPr>
@@ -26149,6 +29938,20 @@
       </w:r>
       <w:r>
         <w:rPr>
+          <w:lang w:val="en_US" w:bidi="en_US"/>
+        </w:rPr>
+        <w:t>שֶׁ֥מֶשׁ וְ⁠יָרֵ֖חַ קָדָ֑רוּ וְ⁠כוֹכָבִ֖ים אָסְפ֥וּ נָגְהָֽ⁠ם</w:t>
+      </w:r>
+    </w:p>
+    <w:p>
+      <w:pPr/>
+      <w:r>
+        <w:rPr>
+          <w:lang w:val="en_US" w:bidi="en_US"/>
+        </w:rPr>
+      </w:r>
+      <w:r>
+        <w:rPr>
           <w:b/>
           <w:lang w:val="en_US" w:bidi="en_US"/>
         </w:rPr>
@@ -26168,7 +29971,7 @@
         </w:rPr>
         <w:t xml:space="preserve">These are the same phrases as in </w:t>
       </w:r>
-      <w:hyperlink r:id="rId21">
+      <w:hyperlink r:id="rId23">
         <w:r>
           <w:rPr>
             <w:lang w:val="en_US" w:bidi="en_US"/>
@@ -26269,7 +30072,7 @@
         </w:rPr>
         <w:t xml:space="preserve">See how you translated the same expression in </w:t>
       </w:r>
-      <w:hyperlink r:id="rId21">
+      <w:hyperlink r:id="rId23">
         <w:r>
           <w:rPr>
             <w:lang w:val="en_US" w:bidi="en_US"/>
@@ -26351,6 +30154,20 @@
       </w:r>
       <w:r>
         <w:rPr>
+          <w:lang w:val="en_US" w:bidi="en_US"/>
+        </w:rPr>
+        <w:t>וַ⁠יהוָ֞ה מִ⁠צִּיּ֣וֹן יִשְׁאָ֗ג</w:t>
+      </w:r>
+    </w:p>
+    <w:p>
+      <w:pPr/>
+      <w:r>
+        <w:rPr>
+          <w:lang w:val="en_US" w:bidi="en_US"/>
+        </w:rPr>
+      </w:r>
+      <w:r>
+        <w:rPr>
           <w:b/>
           <w:lang w:val="en_US" w:bidi="en_US"/>
         </w:rPr>
@@ -26447,6 +30264,20 @@
       </w:r>
       <w:r>
         <w:rPr>
+          <w:lang w:val="en_US" w:bidi="en_US"/>
+        </w:rPr>
+        <w:t>וְ⁠רָעֲשׁ֖וּ שָׁמַ֣יִם וָ⁠אָ֑רֶץ</w:t>
+      </w:r>
+    </w:p>
+    <w:p>
+      <w:pPr/>
+      <w:r>
+        <w:rPr>
+          <w:lang w:val="en_US" w:bidi="en_US"/>
+        </w:rPr>
+      </w:r>
+      <w:r>
+        <w:rPr>
           <w:b/>
           <w:lang w:val="en_US" w:bidi="en_US"/>
         </w:rPr>
@@ -26556,6 +30387,20 @@
       </w:r>
       <w:r>
         <w:rPr>
+          <w:lang w:val="en_US" w:bidi="en_US"/>
+        </w:rPr>
+        <w:t>וַֽ⁠יהוָה֙ מַֽחֲסֶ֣ה לְ⁠עַמּ֔⁠וֹ וּ⁠מָע֖וֹז לִ⁠בְנֵ֥י יִשְׂרָאֵֽל</w:t>
+      </w:r>
+    </w:p>
+    <w:p>
+      <w:pPr/>
+      <w:r>
+        <w:rPr>
+          <w:lang w:val="en_US" w:bidi="en_US"/>
+        </w:rPr>
+      </w:r>
+      <w:r>
+        <w:rPr>
           <w:b/>
           <w:lang w:val="en_US" w:bidi="en_US"/>
         </w:rPr>
@@ -26665,6 +30510,20 @@
       </w:r>
       <w:r>
         <w:rPr>
+          <w:lang w:val="en_US" w:bidi="en_US"/>
+        </w:rPr>
+        <w:t>לִ⁠בְנֵ֥י יִשְׂרָאֵֽל</w:t>
+      </w:r>
+    </w:p>
+    <w:p>
+      <w:pPr/>
+      <w:r>
+        <w:rPr>
+          <w:lang w:val="en_US" w:bidi="en_US"/>
+        </w:rPr>
+      </w:r>
+      <w:r>
+        <w:rPr>
           <w:b/>
           <w:lang w:val="en_US" w:bidi="en_US"/>
         </w:rPr>
@@ -26697,7 +30556,7 @@
         </w:rPr>
         <w:t xml:space="preserve"> in </w:t>
       </w:r>
-      <w:hyperlink r:id="rId16">
+      <w:hyperlink r:id="rId18">
         <w:r>
           <w:rPr>
             <w:lang w:val="en_US" w:bidi="en_US"/>
@@ -26779,6 +30638,20 @@
       </w:r>
       <w:r>
         <w:rPr>
+          <w:lang w:val="en_US" w:bidi="en_US"/>
+        </w:rPr>
+        <w:t>וִֽ⁠ידַעְתֶּ֗ם</w:t>
+      </w:r>
+    </w:p>
+    <w:p>
+      <w:pPr/>
+      <w:r>
+        <w:rPr>
+          <w:lang w:val="en_US" w:bidi="en_US"/>
+        </w:rPr>
+      </w:r>
+      <w:r>
+        <w:rPr>
           <w:b/>
           <w:lang w:val="en_US" w:bidi="en_US"/>
         </w:rPr>
@@ -26862,6 +30735,20 @@
       </w:r>
       <w:r>
         <w:rPr>
+          <w:lang w:val="en_US" w:bidi="en_US"/>
+        </w:rPr>
+        <w:t>הַר־קָדְשִׁ֑⁠י</w:t>
+      </w:r>
+    </w:p>
+    <w:p>
+      <w:pPr/>
+      <w:r>
+        <w:rPr>
+          <w:lang w:val="en_US" w:bidi="en_US"/>
+        </w:rPr>
+      </w:r>
+      <w:r>
+        <w:rPr>
           <w:b/>
           <w:lang w:val="en_US" w:bidi="en_US"/>
         </w:rPr>
@@ -26958,6 +30845,20 @@
       </w:r>
       <w:r>
         <w:rPr>
+          <w:lang w:val="en_US" w:bidi="en_US"/>
+        </w:rPr>
+        <w:t>וְ⁠הָיָה֩ בַ⁠יּ֨וֹם הַ⁠ה֜וּא</w:t>
+      </w:r>
+    </w:p>
+    <w:p>
+      <w:pPr/>
+      <w:r>
+        <w:rPr>
+          <w:lang w:val="en_US" w:bidi="en_US"/>
+        </w:rPr>
+      </w:r>
+      <w:r>
+        <w:rPr>
           <w:b/>
           <w:lang w:val="en_US" w:bidi="en_US"/>
         </w:rPr>
@@ -27041,6 +30942,20 @@
       </w:r>
       <w:r>
         <w:rPr>
+          <w:lang w:val="en_US" w:bidi="en_US"/>
+        </w:rPr>
+        <w:t>בַ⁠יּ֨וֹם הַ⁠ה֜וּא</w:t>
+      </w:r>
+    </w:p>
+    <w:p>
+      <w:pPr/>
+      <w:r>
+        <w:rPr>
+          <w:lang w:val="en_US" w:bidi="en_US"/>
+        </w:rPr>
+      </w:r>
+      <w:r>
+        <w:rPr>
           <w:b/>
           <w:lang w:val="en_US" w:bidi="en_US"/>
         </w:rPr>
@@ -27137,6 +31052,20 @@
       </w:r>
       <w:r>
         <w:rPr>
+          <w:lang w:val="en_US" w:bidi="en_US"/>
+        </w:rPr>
+        <w:t>יִטְּפ֧וּ הֶ⁠הָרִ֣ים עָסִ֗יס וְ⁠הַ⁠גְּבָעוֹת֙ תֵּלַ֣כְנָה חָלָ֔ב</w:t>
+      </w:r>
+    </w:p>
+    <w:p>
+      <w:pPr/>
+      <w:r>
+        <w:rPr>
+          <w:lang w:val="en_US" w:bidi="en_US"/>
+        </w:rPr>
+      </w:r>
+      <w:r>
+        <w:rPr>
           <w:b/>
           <w:lang w:val="en_US" w:bidi="en_US"/>
         </w:rPr>
@@ -27272,6 +31201,20 @@
       </w:r>
       <w:r>
         <w:rPr>
+          <w:lang w:val="en_US" w:bidi="en_US"/>
+        </w:rPr>
+        <w:t>וּ⁠מַעְיָ֗ן &amp; יֵצֵ֔א</w:t>
+      </w:r>
+    </w:p>
+    <w:p>
+      <w:pPr/>
+      <w:r>
+        <w:rPr>
+          <w:lang w:val="en_US" w:bidi="en_US"/>
+        </w:rPr>
+      </w:r>
+      <w:r>
+        <w:rPr>
           <w:b/>
           <w:lang w:val="en_US" w:bidi="en_US"/>
         </w:rPr>
@@ -27368,6 +31311,20 @@
       </w:r>
       <w:r>
         <w:rPr>
+          <w:lang w:val="en_US" w:bidi="en_US"/>
+        </w:rPr>
+        <w:t>וּ⁠מַעְיָ֗ן</w:t>
+      </w:r>
+    </w:p>
+    <w:p>
+      <w:pPr/>
+      <w:r>
+        <w:rPr>
+          <w:lang w:val="en_US" w:bidi="en_US"/>
+        </w:rPr>
+      </w:r>
+      <w:r>
+        <w:rPr>
           <w:b/>
           <w:lang w:val="en_US" w:bidi="en_US"/>
         </w:rPr>
@@ -27464,6 +31421,20 @@
       </w:r>
       <w:r>
         <w:rPr>
+          <w:lang w:val="en_US" w:bidi="en_US"/>
+        </w:rPr>
+        <w:t>מִ⁠בֵּ֤ית יְהוָה֙</w:t>
+      </w:r>
+    </w:p>
+    <w:p>
+      <w:pPr/>
+      <w:r>
+        <w:rPr>
+          <w:lang w:val="en_US" w:bidi="en_US"/>
+        </w:rPr>
+      </w:r>
+      <w:r>
+        <w:rPr>
           <w:b/>
           <w:lang w:val="en_US" w:bidi="en_US"/>
         </w:rPr>
@@ -27483,7 +31454,7 @@
         </w:rPr>
         <w:t xml:space="preserve">See how you translated the same expression in </w:t>
       </w:r>
-      <w:hyperlink r:id="rId22">
+      <w:hyperlink r:id="rId24">
         <w:r>
           <w:rPr>
             <w:lang w:val="en_US" w:bidi="en_US"/>
@@ -27565,6 +31536,20 @@
       </w:r>
       <w:r>
         <w:rPr>
+          <w:lang w:val="en_US" w:bidi="en_US"/>
+        </w:rPr>
+        <w:t>אֶת־נַ֥חַל הַ⁠שִּׁטִּֽים</w:t>
+      </w:r>
+    </w:p>
+    <w:p>
+      <w:pPr/>
+      <w:r>
+        <w:rPr>
+          <w:lang w:val="en_US" w:bidi="en_US"/>
+        </w:rPr>
+      </w:r>
+      <w:r>
+        <w:rPr>
           <w:b/>
           <w:lang w:val="en_US" w:bidi="en_US"/>
         </w:rPr>
@@ -27661,6 +31646,20 @@
       </w:r>
       <w:r>
         <w:rPr>
+          <w:lang w:val="en_US" w:bidi="en_US"/>
+        </w:rPr>
+        <w:t>מִצְרַ֨יִם֙ לִ⁠שְׁמָמָ֣ה תִֽהְיֶ֔ה</w:t>
+      </w:r>
+    </w:p>
+    <w:p>
+      <w:pPr/>
+      <w:r>
+        <w:rPr>
+          <w:lang w:val="en_US" w:bidi="en_US"/>
+        </w:rPr>
+      </w:r>
+      <w:r>
+        <w:rPr>
           <w:b/>
           <w:lang w:val="en_US" w:bidi="en_US"/>
         </w:rPr>
@@ -27757,6 +31756,20 @@
       </w:r>
       <w:r>
         <w:rPr>
+          <w:lang w:val="en_US" w:bidi="en_US"/>
+        </w:rPr>
+        <w:t>מֵֽ⁠חֲמַס֙ בְּנֵ֣י יְהוּדָ֔ה</w:t>
+      </w:r>
+    </w:p>
+    <w:p>
+      <w:pPr/>
+      <w:r>
+        <w:rPr>
+          <w:lang w:val="en_US" w:bidi="en_US"/>
+        </w:rPr>
+      </w:r>
+      <w:r>
+        <w:rPr>
           <w:b/>
           <w:lang w:val="en_US" w:bidi="en_US"/>
         </w:rPr>
@@ -27866,6 +31879,20 @@
       </w:r>
       <w:r>
         <w:rPr>
+          <w:lang w:val="en_US" w:bidi="en_US"/>
+        </w:rPr>
+        <w:t>שָׁפְכ֥וּ דָם־נָקִ֖יא</w:t>
+      </w:r>
+    </w:p>
+    <w:p>
+      <w:pPr/>
+      <w:r>
+        <w:rPr>
+          <w:lang w:val="en_US" w:bidi="en_US"/>
+        </w:rPr>
+      </w:r>
+      <w:r>
+        <w:rPr>
           <w:b/>
           <w:lang w:val="en_US" w:bidi="en_US"/>
         </w:rPr>
@@ -27962,6 +31989,20 @@
       </w:r>
       <w:r>
         <w:rPr>
+          <w:lang w:val="en_US" w:bidi="en_US"/>
+        </w:rPr>
+        <w:t>בְּ⁠אַרְצָֽ⁠ם</w:t>
+      </w:r>
+    </w:p>
+    <w:p>
+      <w:pPr/>
+      <w:r>
+        <w:rPr>
+          <w:lang w:val="en_US" w:bidi="en_US"/>
+        </w:rPr>
+      </w:r>
+      <w:r>
+        <w:rPr>
           <w:b/>
           <w:lang w:val="en_US" w:bidi="en_US"/>
         </w:rPr>
@@ -28097,6 +32138,20 @@
       </w:r>
       <w:r>
         <w:rPr>
+          <w:lang w:val="en_US" w:bidi="en_US"/>
+        </w:rPr>
+        <w:t>וִ⁠יהוּדָ֖ה</w:t>
+      </w:r>
+    </w:p>
+    <w:p>
+      <w:pPr/>
+      <w:r>
+        <w:rPr>
+          <w:lang w:val="en_US" w:bidi="en_US"/>
+        </w:rPr>
+      </w:r>
+      <w:r>
+        <w:rPr>
           <w:b/>
           <w:lang w:val="en_US" w:bidi="en_US"/>
         </w:rPr>
@@ -28193,6 +32248,20 @@
       </w:r>
       <w:r>
         <w:rPr>
+          <w:lang w:val="en_US" w:bidi="en_US"/>
+        </w:rPr>
+        <w:t>וִ⁠ירוּשָׁלִַ֖ם לְ⁠ד֥וֹר וָ⁠דֽוֹר</w:t>
+      </w:r>
+    </w:p>
+    <w:p>
+      <w:pPr/>
+      <w:r>
+        <w:rPr>
+          <w:lang w:val="en_US" w:bidi="en_US"/>
+        </w:rPr>
+      </w:r>
+      <w:r>
+        <w:rPr>
           <w:b/>
           <w:lang w:val="en_US" w:bidi="en_US"/>
         </w:rPr>
@@ -28276,6 +32345,20 @@
       </w:r>
       <w:r>
         <w:rPr>
+          <w:lang w:val="en_US" w:bidi="en_US"/>
+        </w:rPr>
+        <w:t>לְ⁠ד֥וֹר וָ⁠דֽוֹר</w:t>
+      </w:r>
+    </w:p>
+    <w:p>
+      <w:pPr/>
+      <w:r>
+        <w:rPr>
+          <w:lang w:val="en_US" w:bidi="en_US"/>
+        </w:rPr>
+      </w:r>
+      <w:r>
+        <w:rPr>
           <w:b/>
           <w:lang w:val="en_US" w:bidi="en_US"/>
         </w:rPr>
@@ -28295,7 +32378,7 @@
         </w:rPr>
         <w:t xml:space="preserve">Like the expression in </w:t>
       </w:r>
-      <w:hyperlink r:id="rId23">
+      <w:hyperlink r:id="rId25">
         <w:r>
           <w:rPr>
             <w:lang w:val="en_US" w:bidi="en_US"/>
@@ -28377,6 +32460,20 @@
       </w:r>
       <w:r>
         <w:rPr>
+          <w:lang w:val="en_US" w:bidi="en_US"/>
+        </w:rPr>
+        <w:t>וְ⁠נִקֵּ֖יתִי דָּמָ֣⁠ם לֹֽא־נִקֵּ֑יתִי</w:t>
+      </w:r>
+    </w:p>
+    <w:p>
+      <w:pPr/>
+      <w:r>
+        <w:rPr>
+          <w:lang w:val="en_US" w:bidi="en_US"/>
+        </w:rPr>
+      </w:r>
+      <w:r>
+        <w:rPr>
           <w:b/>
           <w:lang w:val="en_US" w:bidi="en_US"/>
         </w:rPr>
@@ -28460,6 +32557,20 @@
       </w:r>
       <w:r>
         <w:rPr>
+          <w:lang w:val="en_US" w:bidi="en_US"/>
+        </w:rPr>
+        <w:t>דָּמָ֣⁠ם</w:t>
+      </w:r>
+    </w:p>
+    <w:p>
+      <w:pPr/>
+      <w:r>
+        <w:rPr>
+          <w:lang w:val="en_US" w:bidi="en_US"/>
+        </w:rPr>
+      </w:r>
+      <w:r>
+        <w:rPr>
           <w:b/>
           <w:lang w:val="en_US" w:bidi="en_US"/>
         </w:rPr>
@@ -28556,6 +32667,20 @@
       </w:r>
       <w:r>
         <w:rPr>
+          <w:lang w:val="en_US" w:bidi="en_US"/>
+        </w:rPr>
+        <w:t>וַֽ⁠יהוָ֖ה שֹׁכֵ֥ן בְּ⁠צִיּֽוֹן</w:t>
+      </w:r>
+    </w:p>
+    <w:p>
+      <w:pPr/>
+      <w:r>
+        <w:rPr>
+          <w:lang w:val="en_US" w:bidi="en_US"/>
+        </w:rPr>
+      </w:r>
+      <w:r>
+        <w:rPr>
           <w:b/>
           <w:lang w:val="en_US" w:bidi="en_US"/>
         </w:rPr>
@@ -28628,6 +32753,20 @@
         <w:rPr>
           <w:lang w:val="en_US" w:bidi="en_US"/>
         </w:rPr>
+      </w:r>
+    </w:p>
+    <w:p>
+      <w:pPr/>
+      <w:r>
+        <w:rPr>
+          <w:lang w:val="en_US" w:bidi="en_US"/>
+        </w:rPr>
+      </w:r>
+      <w:r>
+        <w:rPr>
+          <w:lang w:val="en_US" w:bidi="en_US"/>
+        </w:rPr>
+        <w:t>וַֽ⁠יהוָ֖ה שֹׁכֵ֥ן בְּ⁠צִיּֽוֹן</w:t>
       </w:r>
     </w:p>
     <w:p>

--- a/eng/docx/29.content.docx
+++ b/eng/docx/29.content.docx
@@ -227,6 +227,20 @@
       </w:r>
       <w:r>
         <w:rPr>
+          <w:lang w:val="en_US" w:bidi="en_US"/>
+        </w:rPr>
+        <w:t>פְּתוּאֵֽל</w:t>
+      </w:r>
+    </w:p>
+    <w:p>
+      <w:pPr/>
+      <w:r>
+        <w:rPr>
+          <w:lang w:val="en_US" w:bidi="en_US"/>
+        </w:rPr>
+      </w:r>
+      <w:r>
+        <w:rPr>
           <w:b/>
           <w:lang w:val="en_US" w:bidi="en_US"/>
         </w:rPr>
@@ -419,6 +433,20 @@
       </w:r>
       <w:r>
         <w:rPr>
+          <w:lang w:val="en_US" w:bidi="en_US"/>
+        </w:rPr>
+        <w:t>דְּבַר־יְהוָה֙ אֲשֶׁ֣ר הָיָ֔ה</w:t>
+      </w:r>
+    </w:p>
+    <w:p>
+      <w:pPr/>
+      <w:r>
+        <w:rPr>
+          <w:lang w:val="en_US" w:bidi="en_US"/>
+        </w:rPr>
+      </w:r>
+      <w:r>
+        <w:rPr>
           <w:b/>
           <w:lang w:val="en_US" w:bidi="en_US"/>
         </w:rPr>
@@ -502,6 +530,20 @@
       </w:r>
       <w:r>
         <w:rPr>
+          <w:lang w:val="en_US" w:bidi="en_US"/>
+        </w:rPr>
+        <w:t>שִׁמְעוּ־זֹאת֙ הַ⁠זְּקֵנִ֔ים וְ⁠הַֽאֲזִ֔ינוּ כֹּ֖ל יוֹשְׁבֵ֣י הָ⁠אָ֑רֶץ</w:t>
+      </w:r>
+    </w:p>
+    <w:p>
+      <w:pPr/>
+      <w:r>
+        <w:rPr>
+          <w:lang w:val="en_US" w:bidi="en_US"/>
+        </w:rPr>
+      </w:r>
+      <w:r>
+        <w:rPr>
           <w:b/>
           <w:lang w:val="en_US" w:bidi="en_US"/>
         </w:rPr>
@@ -585,6 +627,20 @@
       </w:r>
       <w:r>
         <w:rPr>
+          <w:lang w:val="en_US" w:bidi="en_US"/>
+        </w:rPr>
+        <w:t>הֶ⁠הָ֤יְתָה זֹּאת֙ בִּֽ⁠ימֵי⁠כֶ֔ם וְ⁠אִ֖ם בִּ⁠ימֵ֥י אֲבֹֽתֵי⁠כֶֽם</w:t>
+      </w:r>
+    </w:p>
+    <w:p>
+      <w:pPr/>
+      <w:r>
+        <w:rPr>
+          <w:lang w:val="en_US" w:bidi="en_US"/>
+        </w:rPr>
+      </w:r>
+      <w:r>
+        <w:rPr>
           <w:b/>
           <w:lang w:val="en_US" w:bidi="en_US"/>
         </w:rPr>
@@ -668,6 +724,20 @@
       </w:r>
       <w:r>
         <w:rPr>
+          <w:lang w:val="en_US" w:bidi="en_US"/>
+        </w:rPr>
+        <w:t>בִּֽ⁠ימֵי⁠כֶ֔ם וְ⁠אִ֖ם בִּ⁠ימֵ֥י</w:t>
+      </w:r>
+    </w:p>
+    <w:p>
+      <w:pPr/>
+      <w:r>
+        <w:rPr>
+          <w:lang w:val="en_US" w:bidi="en_US"/>
+        </w:rPr>
+      </w:r>
+      <w:r>
+        <w:rPr>
           <w:b/>
           <w:lang w:val="en_US" w:bidi="en_US"/>
         </w:rPr>
@@ -764,6 +834,20 @@
       </w:r>
       <w:r>
         <w:rPr>
+          <w:lang w:val="en_US" w:bidi="en_US"/>
+        </w:rPr>
+        <w:t>אֲבֹֽתֵי⁠כֶֽם</w:t>
+      </w:r>
+    </w:p>
+    <w:p>
+      <w:pPr/>
+      <w:r>
+        <w:rPr>
+          <w:lang w:val="en_US" w:bidi="en_US"/>
+        </w:rPr>
+      </w:r>
+      <w:r>
+        <w:rPr>
           <w:b/>
           <w:lang w:val="en_US" w:bidi="en_US"/>
         </w:rPr>
@@ -860,6 +944,20 @@
       </w:r>
       <w:r>
         <w:rPr>
+          <w:lang w:val="en_US" w:bidi="en_US"/>
+        </w:rPr>
+        <w:t>וּ⁠בְנֵי⁠כֶם֙ לִ⁠בְנֵי⁠הֶ֔ם וּ⁠בְנֵי⁠הֶ֖ם לְ⁠ד֥וֹר אַחֵֽר</w:t>
+      </w:r>
+    </w:p>
+    <w:p>
+      <w:pPr/>
+      <w:r>
+        <w:rPr>
+          <w:lang w:val="en_US" w:bidi="en_US"/>
+        </w:rPr>
+      </w:r>
+      <w:r>
+        <w:rPr>
           <w:b/>
           <w:lang w:val="en_US" w:bidi="en_US"/>
         </w:rPr>
@@ -943,6 +1041,20 @@
       </w:r>
       <w:r>
         <w:rPr>
+          <w:lang w:val="en_US" w:bidi="en_US"/>
+        </w:rPr>
+        <w:t>לִ⁠בְנֵי⁠כֶ֣ם &amp; וּ⁠בְנֵי⁠כֶם֙ לִ⁠בְנֵי⁠הֶ֔ם וּ⁠בְנֵי⁠הֶ֖ם</w:t>
+      </w:r>
+    </w:p>
+    <w:p>
+      <w:pPr/>
+      <w:r>
+        <w:rPr>
+          <w:lang w:val="en_US" w:bidi="en_US"/>
+        </w:rPr>
+      </w:r>
+      <w:r>
+        <w:rPr>
           <w:b/>
           <w:lang w:val="en_US" w:bidi="en_US"/>
         </w:rPr>
@@ -1039,6 +1151,20 @@
       </w:r>
       <w:r>
         <w:rPr>
+          <w:lang w:val="en_US" w:bidi="en_US"/>
+        </w:rPr>
+        <w:t>עָלֶ֖⁠יהָ לִ⁠בְנֵי⁠כֶ֣ם סַפֵּ֑רוּ וּ⁠בְנֵי⁠כֶם֙</w:t>
+      </w:r>
+    </w:p>
+    <w:p>
+      <w:pPr/>
+      <w:r>
+        <w:rPr>
+          <w:lang w:val="en_US" w:bidi="en_US"/>
+        </w:rPr>
+      </w:r>
+      <w:r>
+        <w:rPr>
           <w:b/>
           <w:lang w:val="en_US" w:bidi="en_US"/>
         </w:rPr>
@@ -1148,6 +1274,20 @@
       </w:r>
       <w:r>
         <w:rPr>
+          <w:lang w:val="en_US" w:bidi="en_US"/>
+        </w:rPr>
+        <w:t>יֶ֤תֶר הַ⁠גָּזָם֙ אָכַ֣ל הָֽ⁠אַרְבֶּ֔ה וְ⁠יֶ֥תֶר הָ⁠אַרְבֶּ֖ה אָכַ֣ל הַ⁠יָּ֑לֶק וְ⁠יֶ֣תֶר הַ⁠יֶּ֔לֶק אָכַ֖ל הֶ⁠חָסִֽיל</w:t>
+      </w:r>
+    </w:p>
+    <w:p>
+      <w:pPr/>
+      <w:r>
+        <w:rPr>
+          <w:lang w:val="en_US" w:bidi="en_US"/>
+        </w:rPr>
+      </w:r>
+      <w:r>
+        <w:rPr>
           <w:b/>
           <w:lang w:val="en_US" w:bidi="en_US"/>
         </w:rPr>
@@ -1231,6 +1371,20 @@
       </w:r>
       <w:r>
         <w:rPr>
+          <w:lang w:val="en_US" w:bidi="en_US"/>
+        </w:rPr>
+        <w:t>יֶ֤תֶר הַ⁠גָּזָם֙ אָכַ֣ל הָֽ⁠אַרְבֶּ֔ה וְ⁠יֶ֥תֶר הָ⁠אַרְבֶּ֖ה אָכַ֣ל הַ⁠יָּ֑לֶק וְ⁠יֶ֣תֶר הַ⁠יֶּ֔לֶק אָכַ֖ל הֶ⁠חָסִֽיל</w:t>
+      </w:r>
+    </w:p>
+    <w:p>
+      <w:pPr/>
+      <w:r>
+        <w:rPr>
+          <w:lang w:val="en_US" w:bidi="en_US"/>
+        </w:rPr>
+      </w:r>
+      <w:r>
+        <w:rPr>
           <w:b/>
           <w:lang w:val="en_US" w:bidi="en_US"/>
         </w:rPr>
@@ -1314,6 +1468,20 @@
       </w:r>
       <w:r>
         <w:rPr>
+          <w:lang w:val="en_US" w:bidi="en_US"/>
+        </w:rPr>
+        <w:t>יֶ֤תֶר הַ⁠גָּזָם֙ אָכַ֣ל הָֽ⁠אַרְבֶּ֔ה וְ⁠יֶ֥תֶר הָ⁠אַרְבֶּ֖ה אָכַ֣ל הַ⁠יָּ֑לֶק וְ⁠יֶ֣תֶר הַ⁠יֶּ֔לֶק אָכַ֖ל הֶ⁠חָסִֽיל</w:t>
+      </w:r>
+    </w:p>
+    <w:p>
+      <w:pPr/>
+      <w:r>
+        <w:rPr>
+          <w:lang w:val="en_US" w:bidi="en_US"/>
+        </w:rPr>
+      </w:r>
+      <w:r>
+        <w:rPr>
           <w:b/>
           <w:lang w:val="en_US" w:bidi="en_US"/>
         </w:rPr>
@@ -1449,6 +1617,20 @@
       </w:r>
       <w:r>
         <w:rPr>
+          <w:lang w:val="en_US" w:bidi="en_US"/>
+        </w:rPr>
+        <w:t>הָקִ֤יצוּ שִׁכּוֹרִים֙ וּ⁠בְכ֔וּ וְ⁠הֵילִ֖לוּ כָּל־שֹׁ֣תֵי יָ֑יִן עַל־עָסִ֕יס כִּ֥י נִכְרַ֖ת מִ⁠פִּי⁠כֶֽם</w:t>
+      </w:r>
+    </w:p>
+    <w:p>
+      <w:pPr/>
+      <w:r>
+        <w:rPr>
+          <w:lang w:val="en_US" w:bidi="en_US"/>
+        </w:rPr>
+      </w:r>
+      <w:r>
+        <w:rPr>
           <w:b/>
           <w:lang w:val="en_US" w:bidi="en_US"/>
         </w:rPr>
@@ -1532,6 +1714,20 @@
       </w:r>
       <w:r>
         <w:rPr>
+          <w:lang w:val="en_US" w:bidi="en_US"/>
+        </w:rPr>
+        <w:t>נִכְרַ֖ת מִ⁠פִּי⁠כֶֽם</w:t>
+      </w:r>
+    </w:p>
+    <w:p>
+      <w:pPr/>
+      <w:r>
+        <w:rPr>
+          <w:lang w:val="en_US" w:bidi="en_US"/>
+        </w:rPr>
+      </w:r>
+      <w:r>
+        <w:rPr>
           <w:b/>
           <w:lang w:val="en_US" w:bidi="en_US"/>
         </w:rPr>
@@ -1615,6 +1811,20 @@
       </w:r>
       <w:r>
         <w:rPr>
+          <w:lang w:val="en_US" w:bidi="en_US"/>
+        </w:rPr>
+        <w:t>מִ⁠פִּי⁠כֶֽם</w:t>
+      </w:r>
+    </w:p>
+    <w:p>
+      <w:pPr/>
+      <w:r>
+        <w:rPr>
+          <w:lang w:val="en_US" w:bidi="en_US"/>
+        </w:rPr>
+      </w:r>
+      <w:r>
+        <w:rPr>
           <w:b/>
           <w:lang w:val="en_US" w:bidi="en_US"/>
         </w:rPr>
@@ -1711,6 +1921,20 @@
       </w:r>
       <w:r>
         <w:rPr>
+          <w:lang w:val="en_US" w:bidi="en_US"/>
+        </w:rPr>
+        <w:t>נִכְרַ֖ת מִ⁠פִּי⁠כֶֽם</w:t>
+      </w:r>
+    </w:p>
+    <w:p>
+      <w:pPr/>
+      <w:r>
+        <w:rPr>
+          <w:lang w:val="en_US" w:bidi="en_US"/>
+        </w:rPr>
+      </w:r>
+      <w:r>
+        <w:rPr>
           <w:b/>
           <w:lang w:val="en_US" w:bidi="en_US"/>
         </w:rPr>
@@ -1794,6 +2018,20 @@
       </w:r>
       <w:r>
         <w:rPr>
+          <w:lang w:val="en_US" w:bidi="en_US"/>
+        </w:rPr>
+        <w:t>כִּֽי</w:t>
+      </w:r>
+    </w:p>
+    <w:p>
+      <w:pPr/>
+      <w:r>
+        <w:rPr>
+          <w:lang w:val="en_US" w:bidi="en_US"/>
+        </w:rPr>
+      </w:r>
+      <w:r>
+        <w:rPr>
           <w:b/>
           <w:lang w:val="en_US" w:bidi="en_US"/>
         </w:rPr>
@@ -1890,6 +2128,20 @@
       </w:r>
       <w:r>
         <w:rPr>
+          <w:lang w:val="en_US" w:bidi="en_US"/>
+        </w:rPr>
+        <w:t>גוֹי֙ עָלָ֣ה עַל־אַרְצִ֔⁠י</w:t>
+      </w:r>
+    </w:p>
+    <w:p>
+      <w:pPr/>
+      <w:r>
+        <w:rPr>
+          <w:lang w:val="en_US" w:bidi="en_US"/>
+        </w:rPr>
+      </w:r>
+      <w:r>
+        <w:rPr>
           <w:b/>
           <w:lang w:val="en_US" w:bidi="en_US"/>
         </w:rPr>
@@ -1973,6 +2225,20 @@
       </w:r>
       <w:r>
         <w:rPr>
+          <w:lang w:val="en_US" w:bidi="en_US"/>
+        </w:rPr>
+        <w:t>גוֹי֙</w:t>
+      </w:r>
+    </w:p>
+    <w:p>
+      <w:pPr/>
+      <w:r>
+        <w:rPr>
+          <w:lang w:val="en_US" w:bidi="en_US"/>
+        </w:rPr>
+      </w:r>
+      <w:r>
+        <w:rPr>
           <w:b/>
           <w:lang w:val="en_US" w:bidi="en_US"/>
         </w:rPr>
@@ -2069,6 +2335,20 @@
       </w:r>
       <w:r>
         <w:rPr>
+          <w:lang w:val="en_US" w:bidi="en_US"/>
+        </w:rPr>
+        <w:t>אַרְצִ֔⁠י</w:t>
+      </w:r>
+    </w:p>
+    <w:p>
+      <w:pPr/>
+      <w:r>
+        <w:rPr>
+          <w:lang w:val="en_US" w:bidi="en_US"/>
+        </w:rPr>
+      </w:r>
+      <w:r>
+        <w:rPr>
           <w:b/>
           <w:lang w:val="en_US" w:bidi="en_US"/>
         </w:rPr>
@@ -2165,6 +2445,20 @@
       </w:r>
       <w:r>
         <w:rPr>
+          <w:lang w:val="en_US" w:bidi="en_US"/>
+        </w:rPr>
+        <w:t>וְ⁠אֵ֣ין מִסְפָּ֑ר</w:t>
+      </w:r>
+    </w:p>
+    <w:p>
+      <w:pPr/>
+      <w:r>
+        <w:rPr>
+          <w:lang w:val="en_US" w:bidi="en_US"/>
+        </w:rPr>
+      </w:r>
+      <w:r>
+        <w:rPr>
           <w:b/>
           <w:lang w:val="en_US" w:bidi="en_US"/>
         </w:rPr>
@@ -2248,6 +2542,20 @@
       </w:r>
       <w:r>
         <w:rPr>
+          <w:lang w:val="en_US" w:bidi="en_US"/>
+        </w:rPr>
+        <w:t>שִׁנָּי⁠ו֙ שִׁנֵּ֣י אַרְיֵ֔ה וּֽ⁠מְתַלְּע֥וֹת לָבִ֖יא לֽ⁠וֹ</w:t>
+      </w:r>
+    </w:p>
+    <w:p>
+      <w:pPr/>
+      <w:r>
+        <w:rPr>
+          <w:lang w:val="en_US" w:bidi="en_US"/>
+        </w:rPr>
+      </w:r>
+      <w:r>
+        <w:rPr>
           <w:b/>
           <w:lang w:val="en_US" w:bidi="en_US"/>
         </w:rPr>
@@ -2331,6 +2639,20 @@
       </w:r>
       <w:r>
         <w:rPr>
+          <w:lang w:val="en_US" w:bidi="en_US"/>
+        </w:rPr>
+        <w:t>שִׁנָּי⁠ו֙ שִׁנֵּ֣י אַרְיֵ֔ה וּֽ⁠מְתַלְּע֥וֹת לָבִ֖יא לֽ⁠וֹ</w:t>
+      </w:r>
+    </w:p>
+    <w:p>
+      <w:pPr/>
+      <w:r>
+        <w:rPr>
+          <w:lang w:val="en_US" w:bidi="en_US"/>
+        </w:rPr>
+      </w:r>
+      <w:r>
+        <w:rPr>
           <w:b/>
           <w:lang w:val="en_US" w:bidi="en_US"/>
         </w:rPr>
@@ -2427,6 +2749,20 @@
       </w:r>
       <w:r>
         <w:rPr>
+          <w:lang w:val="en_US" w:bidi="en_US"/>
+        </w:rPr>
+        <w:t>וּֽ⁠מְתַלְּע֥וֹת לָבִ֖יא לֽ⁠וֹ</w:t>
+      </w:r>
+    </w:p>
+    <w:p>
+      <w:pPr/>
+      <w:r>
+        <w:rPr>
+          <w:lang w:val="en_US" w:bidi="en_US"/>
+        </w:rPr>
+      </w:r>
+      <w:r>
+        <w:rPr>
           <w:b/>
           <w:lang w:val="en_US" w:bidi="en_US"/>
         </w:rPr>
@@ -2510,6 +2846,20 @@
       </w:r>
       <w:r>
         <w:rPr>
+          <w:lang w:val="en_US" w:bidi="en_US"/>
+        </w:rPr>
+        <w:t>שָׂ֤ם גַּפְנִ⁠י֙ לְ⁠שַׁמָּ֔ה וּ⁠תְאֵנָתִ֖⁠י לִ⁠קְצָפָ֑ה</w:t>
+      </w:r>
+    </w:p>
+    <w:p>
+      <w:pPr/>
+      <w:r>
+        <w:rPr>
+          <w:lang w:val="en_US" w:bidi="en_US"/>
+        </w:rPr>
+      </w:r>
+      <w:r>
+        <w:rPr>
           <w:b/>
           <w:lang w:val="en_US" w:bidi="en_US"/>
         </w:rPr>
@@ -2606,6 +2956,20 @@
       </w:r>
       <w:r>
         <w:rPr>
+          <w:lang w:val="en_US" w:bidi="en_US"/>
+        </w:rPr>
+        <w:t>שָׂ֤ם גַּפְנִ⁠י֙ לְ⁠שַׁמָּ֔ה</w:t>
+      </w:r>
+    </w:p>
+    <w:p>
+      <w:pPr/>
+      <w:r>
+        <w:rPr>
+          <w:lang w:val="en_US" w:bidi="en_US"/>
+        </w:rPr>
+      </w:r>
+      <w:r>
+        <w:rPr>
           <w:b/>
           <w:lang w:val="en_US" w:bidi="en_US"/>
         </w:rPr>
@@ -2702,6 +3066,20 @@
       </w:r>
       <w:r>
         <w:rPr>
+          <w:lang w:val="en_US" w:bidi="en_US"/>
+        </w:rPr>
+        <w:t>חָשֹׂ֤ף חֲשָׂפָ⁠הּ֙</w:t>
+      </w:r>
+    </w:p>
+    <w:p>
+      <w:pPr/>
+      <w:r>
+        <w:rPr>
+          <w:lang w:val="en_US" w:bidi="en_US"/>
+        </w:rPr>
+      </w:r>
+      <w:r>
+        <w:rPr>
           <w:b/>
           <w:lang w:val="en_US" w:bidi="en_US"/>
         </w:rPr>
@@ -2785,6 +3163,20 @@
       </w:r>
       <w:r>
         <w:rPr>
+          <w:lang w:val="en_US" w:bidi="en_US"/>
+        </w:rPr>
+        <w:t>וְ⁠הִשְׁלִ֔יךְ</w:t>
+      </w:r>
+    </w:p>
+    <w:p>
+      <w:pPr/>
+      <w:r>
+        <w:rPr>
+          <w:lang w:val="en_US" w:bidi="en_US"/>
+        </w:rPr>
+      </w:r>
+      <w:r>
+        <w:rPr>
           <w:b/>
           <w:lang w:val="en_US" w:bidi="en_US"/>
         </w:rPr>
@@ -2881,6 +3273,20 @@
       </w:r>
       <w:r>
         <w:rPr>
+          <w:lang w:val="en_US" w:bidi="en_US"/>
+        </w:rPr>
+        <w:t>הִלְבִּ֖ינוּ שָׂרִיגֶֽי⁠הָ</w:t>
+      </w:r>
+    </w:p>
+    <w:p>
+      <w:pPr/>
+      <w:r>
+        <w:rPr>
+          <w:lang w:val="en_US" w:bidi="en_US"/>
+        </w:rPr>
+      </w:r>
+      <w:r>
+        <w:rPr>
           <w:b/>
           <w:lang w:val="en_US" w:bidi="en_US"/>
         </w:rPr>
@@ -2977,6 +3383,20 @@
       </w:r>
       <w:r>
         <w:rPr>
+          <w:lang w:val="en_US" w:bidi="en_US"/>
+        </w:rPr>
+        <w:t>אֱלִ֕י</w:t>
+      </w:r>
+    </w:p>
+    <w:p>
+      <w:pPr/>
+      <w:r>
+        <w:rPr>
+          <w:lang w:val="en_US" w:bidi="en_US"/>
+        </w:rPr>
+      </w:r>
+      <w:r>
+        <w:rPr>
           <w:b/>
           <w:lang w:val="en_US" w:bidi="en_US"/>
         </w:rPr>
@@ -3073,6 +3493,20 @@
       </w:r>
       <w:r>
         <w:rPr>
+          <w:lang w:val="en_US" w:bidi="en_US"/>
+        </w:rPr>
+        <w:t>כִּ⁠בְתוּלָ֥ה חֲגֻֽרַת־שַׂ֖ק עַל־בַּ֥עַל נְעוּרֶֽי⁠הָ</w:t>
+      </w:r>
+    </w:p>
+    <w:p>
+      <w:pPr/>
+      <w:r>
+        <w:rPr>
+          <w:lang w:val="en_US" w:bidi="en_US"/>
+        </w:rPr>
+      </w:r>
+      <w:r>
+        <w:rPr>
           <w:b/>
           <w:lang w:val="en_US" w:bidi="en_US"/>
         </w:rPr>
@@ -3156,6 +3590,20 @@
       </w:r>
       <w:r>
         <w:rPr>
+          <w:lang w:val="en_US" w:bidi="en_US"/>
+        </w:rPr>
+        <w:t>כִּ⁠בְתוּלָ֥ה חֲגֻֽרַת־שַׂ֖ק</w:t>
+      </w:r>
+    </w:p>
+    <w:p>
+      <w:pPr/>
+      <w:r>
+        <w:rPr>
+          <w:lang w:val="en_US" w:bidi="en_US"/>
+        </w:rPr>
+      </w:r>
+      <w:r>
+        <w:rPr>
           <w:b/>
           <w:lang w:val="en_US" w:bidi="en_US"/>
         </w:rPr>
@@ -3252,6 +3700,20 @@
       </w:r>
       <w:r>
         <w:rPr>
+          <w:lang w:val="en_US" w:bidi="en_US"/>
+        </w:rPr>
+        <w:t>כִּ⁠בְתוּלָ֥ה חֲגֻֽרַת־שַׂ֖ק</w:t>
+      </w:r>
+    </w:p>
+    <w:p>
+      <w:pPr/>
+      <w:r>
+        <w:rPr>
+          <w:lang w:val="en_US" w:bidi="en_US"/>
+        </w:rPr>
+      </w:r>
+      <w:r>
+        <w:rPr>
           <w:b/>
           <w:lang w:val="en_US" w:bidi="en_US"/>
         </w:rPr>
@@ -3335,6 +3797,20 @@
       </w:r>
       <w:r>
         <w:rPr>
+          <w:lang w:val="en_US" w:bidi="en_US"/>
+        </w:rPr>
+        <w:t>בַּ֥עַל נְעוּרֶֽי⁠הָ</w:t>
+      </w:r>
+    </w:p>
+    <w:p>
+      <w:pPr/>
+      <w:r>
+        <w:rPr>
+          <w:lang w:val="en_US" w:bidi="en_US"/>
+        </w:rPr>
+      </w:r>
+      <w:r>
+        <w:rPr>
           <w:b/>
           <w:lang w:val="en_US" w:bidi="en_US"/>
         </w:rPr>
@@ -3553,6 +4029,20 @@
       </w:r>
       <w:r>
         <w:rPr>
+          <w:lang w:val="en_US" w:bidi="en_US"/>
+        </w:rPr>
+        <w:t>הָכְרַ֥ת מִנְחָ֛ה וָ⁠נֶ֖סֶךְ</w:t>
+      </w:r>
+    </w:p>
+    <w:p>
+      <w:pPr/>
+      <w:r>
+        <w:rPr>
+          <w:lang w:val="en_US" w:bidi="en_US"/>
+        </w:rPr>
+      </w:r>
+      <w:r>
+        <w:rPr>
           <w:b/>
           <w:lang w:val="en_US" w:bidi="en_US"/>
         </w:rPr>
@@ -3636,6 +4126,20 @@
       </w:r>
       <w:r>
         <w:rPr>
+          <w:lang w:val="en_US" w:bidi="en_US"/>
+        </w:rPr>
+        <w:t>הָכְרַ֥ת &amp; מִ⁠בֵּ֣ית</w:t>
+      </w:r>
+    </w:p>
+    <w:p>
+      <w:pPr/>
+      <w:r>
+        <w:rPr>
+          <w:lang w:val="en_US" w:bidi="en_US"/>
+        </w:rPr>
+      </w:r>
+      <w:r>
+        <w:rPr>
           <w:b/>
           <w:lang w:val="en_US" w:bidi="en_US"/>
         </w:rPr>
@@ -3732,6 +4236,20 @@
       </w:r>
       <w:r>
         <w:rPr>
+          <w:lang w:val="en_US" w:bidi="en_US"/>
+        </w:rPr>
+        <w:t>מִ⁠בֵּ֣ית יְהוָ֑ה</w:t>
+      </w:r>
+    </w:p>
+    <w:p>
+      <w:pPr/>
+      <w:r>
+        <w:rPr>
+          <w:lang w:val="en_US" w:bidi="en_US"/>
+        </w:rPr>
+      </w:r>
+      <w:r>
+        <w:rPr>
           <w:b/>
           <w:lang w:val="en_US" w:bidi="en_US"/>
         </w:rPr>
@@ -3828,6 +4346,20 @@
       </w:r>
       <w:r>
         <w:rPr>
+          <w:lang w:val="en_US" w:bidi="en_US"/>
+        </w:rPr>
+        <w:t>שֻׁדַּ֣ד שָׂדֶ֔ה אָבְלָ֖ה אֲדָמָ֑ה כִּ֚י שֻׁדַּ֣ד דָּגָ֔ן</w:t>
+      </w:r>
+    </w:p>
+    <w:p>
+      <w:pPr/>
+      <w:r>
+        <w:rPr>
+          <w:lang w:val="en_US" w:bidi="en_US"/>
+        </w:rPr>
+      </w:r>
+      <w:r>
+        <w:rPr>
           <w:b/>
           <w:lang w:val="en_US" w:bidi="en_US"/>
         </w:rPr>
@@ -3911,6 +4443,20 @@
       </w:r>
       <w:r>
         <w:rPr>
+          <w:lang w:val="en_US" w:bidi="en_US"/>
+        </w:rPr>
+        <w:t>שֻׁדַּ֣ד שָׂדֶ֔ה &amp; שֻׁדַּ֣ד</w:t>
+      </w:r>
+    </w:p>
+    <w:p>
+      <w:pPr/>
+      <w:r>
+        <w:rPr>
+          <w:lang w:val="en_US" w:bidi="en_US"/>
+        </w:rPr>
+      </w:r>
+      <w:r>
+        <w:rPr>
           <w:b/>
           <w:lang w:val="en_US" w:bidi="en_US"/>
         </w:rPr>
@@ -4007,6 +4553,20 @@
       </w:r>
       <w:r>
         <w:rPr>
+          <w:lang w:val="en_US" w:bidi="en_US"/>
+        </w:rPr>
+        <w:t>אָבְלָ֖ה אֲדָמָ֑ה</w:t>
+      </w:r>
+    </w:p>
+    <w:p>
+      <w:pPr/>
+      <w:r>
+        <w:rPr>
+          <w:lang w:val="en_US" w:bidi="en_US"/>
+        </w:rPr>
+      </w:r>
+      <w:r>
+        <w:rPr>
           <w:b/>
           <w:lang w:val="en_US" w:bidi="en_US"/>
         </w:rPr>
@@ -4116,6 +4676,20 @@
       </w:r>
       <w:r>
         <w:rPr>
+          <w:lang w:val="en_US" w:bidi="en_US"/>
+        </w:rPr>
+        <w:t>הוֹבִ֥ישׁ תִּיר֖וֹשׁ</w:t>
+      </w:r>
+    </w:p>
+    <w:p>
+      <w:pPr/>
+      <w:r>
+        <w:rPr>
+          <w:lang w:val="en_US" w:bidi="en_US"/>
+        </w:rPr>
+      </w:r>
+      <w:r>
+        <w:rPr>
           <w:b/>
           <w:lang w:val="en_US" w:bidi="en_US"/>
         </w:rPr>
@@ -4212,6 +4786,20 @@
       </w:r>
       <w:r>
         <w:rPr>
+          <w:lang w:val="en_US" w:bidi="en_US"/>
+        </w:rPr>
+        <w:t>אֻמְלַ֥ל יִצְהָֽר</w:t>
+      </w:r>
+    </w:p>
+    <w:p>
+      <w:pPr/>
+      <w:r>
+        <w:rPr>
+          <w:lang w:val="en_US" w:bidi="en_US"/>
+        </w:rPr>
+      </w:r>
+      <w:r>
+        <w:rPr>
           <w:b/>
           <w:lang w:val="en_US" w:bidi="en_US"/>
         </w:rPr>
@@ -4295,6 +4883,20 @@
       </w:r>
       <w:r>
         <w:rPr>
+          <w:lang w:val="en_US" w:bidi="en_US"/>
+        </w:rPr>
+        <w:t>אֻמְלַ֥ל יִצְהָֽר</w:t>
+      </w:r>
+    </w:p>
+    <w:p>
+      <w:pPr/>
+      <w:r>
+        <w:rPr>
+          <w:lang w:val="en_US" w:bidi="en_US"/>
+        </w:rPr>
+      </w:r>
+      <w:r>
+        <w:rPr>
           <w:b/>
           <w:lang w:val="en_US" w:bidi="en_US"/>
         </w:rPr>
@@ -4404,6 +5006,20 @@
       </w:r>
       <w:r>
         <w:rPr>
+          <w:lang w:val="en_US" w:bidi="en_US"/>
+        </w:rPr>
+        <w:t>שָׂדֶֽה</w:t>
+      </w:r>
+    </w:p>
+    <w:p>
+      <w:pPr/>
+      <w:r>
+        <w:rPr>
+          <w:lang w:val="en_US" w:bidi="en_US"/>
+        </w:rPr>
+      </w:r>
+      <w:r>
+        <w:rPr>
           <w:b/>
           <w:lang w:val="en_US" w:bidi="en_US"/>
         </w:rPr>
@@ -4500,6 +5116,20 @@
       </w:r>
       <w:r>
         <w:rPr>
+          <w:lang w:val="en_US" w:bidi="en_US"/>
+        </w:rPr>
+        <w:t>הַ⁠גֶּ֣פֶן הוֹבִ֔ישָׁה וְ⁠הַ⁠תְּאֵנָ֖ה אֻמְלָ֑לָה רִמּ֞וֹן גַּם־תָּמָ֣ר וְ⁠תַפּ֗וּחַ</w:t>
+      </w:r>
+    </w:p>
+    <w:p>
+      <w:pPr/>
+      <w:r>
+        <w:rPr>
+          <w:lang w:val="en_US" w:bidi="en_US"/>
+        </w:rPr>
+      </w:r>
+      <w:r>
+        <w:rPr>
           <w:b/>
           <w:lang w:val="en_US" w:bidi="en_US"/>
         </w:rPr>
@@ -4648,6 +5278,20 @@
       </w:r>
       <w:r>
         <w:rPr>
+          <w:lang w:val="en_US" w:bidi="en_US"/>
+        </w:rPr>
+        <w:t>אֻמְלָ֑לָה</w:t>
+      </w:r>
+    </w:p>
+    <w:p>
+      <w:pPr/>
+      <w:r>
+        <w:rPr>
+          <w:lang w:val="en_US" w:bidi="en_US"/>
+        </w:rPr>
+      </w:r>
+      <w:r>
+        <w:rPr>
           <w:b/>
           <w:lang w:val="en_US" w:bidi="en_US"/>
         </w:rPr>
@@ -4731,6 +5375,20 @@
       </w:r>
       <w:r>
         <w:rPr>
+          <w:lang w:val="en_US" w:bidi="en_US"/>
+        </w:rPr>
+        <w:t>וְ⁠הַ⁠תְּאֵנָ֖ה אֻמְלָ֑לָה</w:t>
+      </w:r>
+    </w:p>
+    <w:p>
+      <w:pPr/>
+      <w:r>
+        <w:rPr>
+          <w:lang w:val="en_US" w:bidi="en_US"/>
+        </w:rPr>
+      </w:r>
+      <w:r>
+        <w:rPr>
           <w:b/>
           <w:lang w:val="en_US" w:bidi="en_US"/>
         </w:rPr>
@@ -4840,6 +5498,20 @@
       </w:r>
       <w:r>
         <w:rPr>
+          <w:lang w:val="en_US" w:bidi="en_US"/>
+        </w:rPr>
+        <w:t>כָּל־עֲצֵ֤י הַ⁠שָּׂדֶה֙ יָבֵ֔שׁוּ</w:t>
+      </w:r>
+    </w:p>
+    <w:p>
+      <w:pPr/>
+      <w:r>
+        <w:rPr>
+          <w:lang w:val="en_US" w:bidi="en_US"/>
+        </w:rPr>
+      </w:r>
+      <w:r>
+        <w:rPr>
           <w:b/>
           <w:lang w:val="en_US" w:bidi="en_US"/>
         </w:rPr>
@@ -4923,6 +5595,20 @@
       </w:r>
       <w:r>
         <w:rPr>
+          <w:lang w:val="en_US" w:bidi="en_US"/>
+        </w:rPr>
+        <w:t>הֹבִ֥ישׁ שָׂשׂ֖וֹן מִן־בְּנֵ֥י אָדָֽם</w:t>
+      </w:r>
+    </w:p>
+    <w:p>
+      <w:pPr/>
+      <w:r>
+        <w:rPr>
+          <w:lang w:val="en_US" w:bidi="en_US"/>
+        </w:rPr>
+      </w:r>
+      <w:r>
+        <w:rPr>
           <w:b/>
           <w:lang w:val="en_US" w:bidi="en_US"/>
         </w:rPr>
@@ -5032,6 +5718,20 @@
       </w:r>
       <w:r>
         <w:rPr>
+          <w:lang w:val="en_US" w:bidi="en_US"/>
+        </w:rPr>
+        <w:t>בְּנֵ֥י אָדָֽם</w:t>
+      </w:r>
+    </w:p>
+    <w:p>
+      <w:pPr/>
+      <w:r>
+        <w:rPr>
+          <w:lang w:val="en_US" w:bidi="en_US"/>
+        </w:rPr>
+      </w:r>
+      <w:r>
+        <w:rPr>
           <w:b/>
           <w:lang w:val="en_US" w:bidi="en_US"/>
         </w:rPr>
@@ -5141,6 +5841,20 @@
       </w:r>
       <w:r>
         <w:rPr>
+          <w:lang w:val="en_US" w:bidi="en_US"/>
+        </w:rPr>
+        <w:t>חִגְר֨וּ</w:t>
+      </w:r>
+    </w:p>
+    <w:p>
+      <w:pPr/>
+      <w:r>
+        <w:rPr>
+          <w:lang w:val="en_US" w:bidi="en_US"/>
+        </w:rPr>
+      </w:r>
+      <w:r>
+        <w:rPr>
           <w:b/>
           <w:lang w:val="en_US" w:bidi="en_US"/>
         </w:rPr>
@@ -5237,6 +5951,20 @@
       </w:r>
       <w:r>
         <w:rPr>
+          <w:lang w:val="en_US" w:bidi="en_US"/>
+        </w:rPr>
+        <w:t>לִ֣ינוּ בַ⁠שַּׂקִּ֔ים</w:t>
+      </w:r>
+    </w:p>
+    <w:p>
+      <w:pPr/>
+      <w:r>
+        <w:rPr>
+          <w:lang w:val="en_US" w:bidi="en_US"/>
+        </w:rPr>
+      </w:r>
+      <w:r>
+        <w:rPr>
           <w:b/>
           <w:lang w:val="en_US" w:bidi="en_US"/>
         </w:rPr>
@@ -5333,6 +6061,20 @@
       </w:r>
       <w:r>
         <w:rPr>
+          <w:lang w:val="en_US" w:bidi="en_US"/>
+        </w:rPr>
+        <w:t>נִמְנַ֛ע &amp; מִנְחָ֥ה וָ⁠נָֽסֶךְ</w:t>
+      </w:r>
+    </w:p>
+    <w:p>
+      <w:pPr/>
+      <w:r>
+        <w:rPr>
+          <w:lang w:val="en_US" w:bidi="en_US"/>
+        </w:rPr>
+      </w:r>
+      <w:r>
+        <w:rPr>
           <w:b/>
           <w:lang w:val="en_US" w:bidi="en_US"/>
         </w:rPr>
@@ -5416,6 +6158,20 @@
       </w:r>
       <w:r>
         <w:rPr>
+          <w:lang w:val="en_US" w:bidi="en_US"/>
+        </w:rPr>
+        <w:t>אֱלֹהָ֑⁠י</w:t>
+      </w:r>
+    </w:p>
+    <w:p>
+      <w:pPr/>
+      <w:r>
+        <w:rPr>
+          <w:lang w:val="en_US" w:bidi="en_US"/>
+        </w:rPr>
+      </w:r>
+      <w:r>
+        <w:rPr>
           <w:b/>
           <w:lang w:val="en_US" w:bidi="en_US"/>
         </w:rPr>
@@ -5512,6 +6268,20 @@
       </w:r>
       <w:r>
         <w:rPr>
+          <w:lang w:val="en_US" w:bidi="en_US"/>
+        </w:rPr>
+        <w:t>אֱלֹהֵי⁠כֶ֖ם</w:t>
+      </w:r>
+    </w:p>
+    <w:p>
+      <w:pPr/>
+      <w:r>
+        <w:rPr>
+          <w:lang w:val="en_US" w:bidi="en_US"/>
+        </w:rPr>
+      </w:r>
+      <w:r>
+        <w:rPr>
           <w:b/>
           <w:lang w:val="en_US" w:bidi="en_US"/>
         </w:rPr>
@@ -5608,6 +6378,20 @@
       </w:r>
       <w:r>
         <w:rPr>
+          <w:lang w:val="en_US" w:bidi="en_US"/>
+        </w:rPr>
+        <w:t>קַדְּשׁוּ־צוֹם֙</w:t>
+      </w:r>
+    </w:p>
+    <w:p>
+      <w:pPr/>
+      <w:r>
+        <w:rPr>
+          <w:lang w:val="en_US" w:bidi="en_US"/>
+        </w:rPr>
+      </w:r>
+      <w:r>
+        <w:rPr>
           <w:b/>
           <w:lang w:val="en_US" w:bidi="en_US"/>
         </w:rPr>
@@ -5704,6 +6488,20 @@
       </w:r>
       <w:r>
         <w:rPr>
+          <w:lang w:val="en_US" w:bidi="en_US"/>
+        </w:rPr>
+        <w:t>אֱלֹהֵי⁠כֶ֑ם</w:t>
+      </w:r>
+    </w:p>
+    <w:p>
+      <w:pPr/>
+      <w:r>
+        <w:rPr>
+          <w:lang w:val="en_US" w:bidi="en_US"/>
+        </w:rPr>
+      </w:r>
+      <w:r>
+        <w:rPr>
           <w:b/>
           <w:lang w:val="en_US" w:bidi="en_US"/>
         </w:rPr>
@@ -5800,6 +6598,20 @@
       </w:r>
       <w:r>
         <w:rPr>
+          <w:lang w:val="en_US" w:bidi="en_US"/>
+        </w:rPr>
+        <w:t>אֲהָ֖הּ לַ⁠יּ֑וֹם</w:t>
+      </w:r>
+    </w:p>
+    <w:p>
+      <w:pPr/>
+      <w:r>
+        <w:rPr>
+          <w:lang w:val="en_US" w:bidi="en_US"/>
+        </w:rPr>
+      </w:r>
+      <w:r>
+        <w:rPr>
           <w:b/>
           <w:lang w:val="en_US" w:bidi="en_US"/>
         </w:rPr>
@@ -5883,6 +6695,20 @@
       </w:r>
       <w:r>
         <w:rPr>
+          <w:lang w:val="en_US" w:bidi="en_US"/>
+        </w:rPr>
+        <w:t>אֲהָ֖הּ לַ⁠יּ֑וֹם</w:t>
+      </w:r>
+    </w:p>
+    <w:p>
+      <w:pPr/>
+      <w:r>
+        <w:rPr>
+          <w:lang w:val="en_US" w:bidi="en_US"/>
+        </w:rPr>
+      </w:r>
+      <w:r>
+        <w:rPr>
           <w:b/>
           <w:lang w:val="en_US" w:bidi="en_US"/>
         </w:rPr>
@@ -5979,6 +6805,20 @@
       </w:r>
       <w:r>
         <w:rPr>
+          <w:lang w:val="en_US" w:bidi="en_US"/>
+        </w:rPr>
+        <w:t>י֣וֹם יְהוָ֔ה</w:t>
+      </w:r>
+    </w:p>
+    <w:p>
+      <w:pPr/>
+      <w:r>
+        <w:rPr>
+          <w:lang w:val="en_US" w:bidi="en_US"/>
+        </w:rPr>
+      </w:r>
+      <w:r>
+        <w:rPr>
           <w:b/>
           <w:lang w:val="en_US" w:bidi="en_US"/>
         </w:rPr>
@@ -6075,6 +6915,20 @@
       </w:r>
       <w:r>
         <w:rPr>
+          <w:lang w:val="en_US" w:bidi="en_US"/>
+        </w:rPr>
+        <w:t>וּ⁠כְ⁠שֹׁ֖ד מִ⁠שַׁדַּ֥י יָבֽוֹא</w:t>
+      </w:r>
+    </w:p>
+    <w:p>
+      <w:pPr/>
+      <w:r>
+        <w:rPr>
+          <w:lang w:val="en_US" w:bidi="en_US"/>
+        </w:rPr>
+      </w:r>
+      <w:r>
+        <w:rPr>
           <w:b/>
           <w:lang w:val="en_US" w:bidi="en_US"/>
         </w:rPr>
@@ -6171,6 +7025,20 @@
       </w:r>
       <w:r>
         <w:rPr>
+          <w:lang w:val="en_US" w:bidi="en_US"/>
+        </w:rPr>
+        <w:t>מִ⁠שַׁדַּ֥י</w:t>
+      </w:r>
+    </w:p>
+    <w:p>
+      <w:pPr/>
+      <w:r>
+        <w:rPr>
+          <w:lang w:val="en_US" w:bidi="en_US"/>
+        </w:rPr>
+      </w:r>
+      <w:r>
+        <w:rPr>
           <w:b/>
           <w:lang w:val="en_US" w:bidi="en_US"/>
         </w:rPr>
@@ -6267,6 +7135,20 @@
       </w:r>
       <w:r>
         <w:rPr>
+          <w:lang w:val="en_US" w:bidi="en_US"/>
+        </w:rPr>
+        <w:t>הֲ⁠ל֛וֹא נֶ֥גֶד עֵינֵ֖י⁠נוּ אֹ֣כֶל נִכְרָ֑ת מִ⁠בֵּ֥ית אֱלֹהֵ֖י⁠נוּ שִׂמְחָ֥ה וָ⁠גִֽיל</w:t>
+      </w:r>
+    </w:p>
+    <w:p>
+      <w:pPr/>
+      <w:r>
+        <w:rPr>
+          <w:lang w:val="en_US" w:bidi="en_US"/>
+        </w:rPr>
+      </w:r>
+      <w:r>
+        <w:rPr>
           <w:b/>
           <w:lang w:val="en_US" w:bidi="en_US"/>
         </w:rPr>
@@ -6350,6 +7232,20 @@
       </w:r>
       <w:r>
         <w:rPr>
+          <w:lang w:val="en_US" w:bidi="en_US"/>
+        </w:rPr>
+        <w:t>הֲ⁠ל֛וֹא נֶ֥גֶד עֵינֵ֖י⁠נוּ אֹ֣כֶל נִכְרָ֑ת</w:t>
+      </w:r>
+    </w:p>
+    <w:p>
+      <w:pPr/>
+      <w:r>
+        <w:rPr>
+          <w:lang w:val="en_US" w:bidi="en_US"/>
+        </w:rPr>
+      </w:r>
+      <w:r>
+        <w:rPr>
           <w:b/>
           <w:lang w:val="en_US" w:bidi="en_US"/>
         </w:rPr>
@@ -6433,6 +7329,20 @@
       </w:r>
       <w:r>
         <w:rPr>
+          <w:lang w:val="en_US" w:bidi="en_US"/>
+        </w:rPr>
+        <w:t>נֶ֥גֶד עֵינֵ֖י⁠נוּ</w:t>
+      </w:r>
+    </w:p>
+    <w:p>
+      <w:pPr/>
+      <w:r>
+        <w:rPr>
+          <w:lang w:val="en_US" w:bidi="en_US"/>
+        </w:rPr>
+      </w:r>
+      <w:r>
+        <w:rPr>
           <w:b/>
           <w:lang w:val="en_US" w:bidi="en_US"/>
         </w:rPr>
@@ -6529,6 +7439,20 @@
       </w:r>
       <w:r>
         <w:rPr>
+          <w:lang w:val="en_US" w:bidi="en_US"/>
+        </w:rPr>
+        <w:t>מִ⁠בֵּ֥ית אֱלֹהֵ֖י⁠נוּ שִׂמְחָ֥ה וָ⁠גִֽיל</w:t>
+      </w:r>
+    </w:p>
+    <w:p>
+      <w:pPr/>
+      <w:r>
+        <w:rPr>
+          <w:lang w:val="en_US" w:bidi="en_US"/>
+        </w:rPr>
+      </w:r>
+      <w:r>
+        <w:rPr>
           <w:b/>
           <w:lang w:val="en_US" w:bidi="en_US"/>
         </w:rPr>
@@ -6612,6 +7536,20 @@
       </w:r>
       <w:r>
         <w:rPr>
+          <w:lang w:val="en_US" w:bidi="en_US"/>
+        </w:rPr>
+        <w:t>שִׂמְחָ֥ה וָ⁠גִֽיל</w:t>
+      </w:r>
+    </w:p>
+    <w:p>
+      <w:pPr/>
+      <w:r>
+        <w:rPr>
+          <w:lang w:val="en_US" w:bidi="en_US"/>
+        </w:rPr>
+      </w:r>
+      <w:r>
+        <w:rPr>
           <w:b/>
           <w:lang w:val="en_US" w:bidi="en_US"/>
         </w:rPr>
@@ -6721,6 +7659,20 @@
       </w:r>
       <w:r>
         <w:rPr>
+          <w:lang w:val="en_US" w:bidi="en_US"/>
+        </w:rPr>
+        <w:t>נֶהֶרְס֖וּ מַמְּגֻר֑וֹת</w:t>
+      </w:r>
+    </w:p>
+    <w:p>
+      <w:pPr/>
+      <w:r>
+        <w:rPr>
+          <w:lang w:val="en_US" w:bidi="en_US"/>
+        </w:rPr>
+      </w:r>
+      <w:r>
+        <w:rPr>
           <w:b/>
           <w:lang w:val="en_US" w:bidi="en_US"/>
         </w:rPr>
@@ -6804,6 +7756,20 @@
       </w:r>
       <w:r>
         <w:rPr>
+          <w:lang w:val="en_US" w:bidi="en_US"/>
+        </w:rPr>
+        <w:t>הֹבִ֖ישׁ דָּגָֽן</w:t>
+      </w:r>
+    </w:p>
+    <w:p>
+      <w:pPr/>
+      <w:r>
+        <w:rPr>
+          <w:lang w:val="en_US" w:bidi="en_US"/>
+        </w:rPr>
+      </w:r>
+      <w:r>
+        <w:rPr>
           <w:b/>
           <w:lang w:val="en_US" w:bidi="en_US"/>
         </w:rPr>
@@ -6913,6 +7879,20 @@
       </w:r>
       <w:r>
         <w:rPr>
+          <w:lang w:val="en_US" w:bidi="en_US"/>
+        </w:rPr>
+        <w:t>מַה־נֶּאֶנְחָ֣ה בְהֵמָ֗ה</w:t>
+      </w:r>
+    </w:p>
+    <w:p>
+      <w:pPr/>
+      <w:r>
+        <w:rPr>
+          <w:lang w:val="en_US" w:bidi="en_US"/>
+        </w:rPr>
+      </w:r>
+      <w:r>
+        <w:rPr>
           <w:b/>
           <w:lang w:val="en_US" w:bidi="en_US"/>
         </w:rPr>
@@ -6996,6 +7976,20 @@
       </w:r>
       <w:r>
         <w:rPr>
+          <w:lang w:val="en_US" w:bidi="en_US"/>
+        </w:rPr>
+        <w:t>מַה־נֶּאֶנְחָ֣ה בְהֵמָ֗ה</w:t>
+      </w:r>
+    </w:p>
+    <w:p>
+      <w:pPr/>
+      <w:r>
+        <w:rPr>
+          <w:lang w:val="en_US" w:bidi="en_US"/>
+        </w:rPr>
+      </w:r>
+      <w:r>
+        <w:rPr>
           <w:b/>
           <w:lang w:val="en_US" w:bidi="en_US"/>
         </w:rPr>
@@ -7092,6 +8086,20 @@
       </w:r>
       <w:r>
         <w:rPr>
+          <w:lang w:val="en_US" w:bidi="en_US"/>
+        </w:rPr>
+        <w:t>נָבֹ֨כוּ֙ עֶדְרֵ֣י בָקָ֔ר</w:t>
+      </w:r>
+    </w:p>
+    <w:p>
+      <w:pPr/>
+      <w:r>
+        <w:rPr>
+          <w:lang w:val="en_US" w:bidi="en_US"/>
+        </w:rPr>
+      </w:r>
+      <w:r>
+        <w:rPr>
           <w:b/>
           <w:lang w:val="en_US" w:bidi="en_US"/>
         </w:rPr>
@@ -7175,6 +8183,20 @@
       </w:r>
       <w:r>
         <w:rPr>
+          <w:lang w:val="en_US" w:bidi="en_US"/>
+        </w:rPr>
+        <w:t>עֶדְרֵ֥י הַ⁠צֹּ֖אן נֶאְשָֽׁמוּ</w:t>
+      </w:r>
+    </w:p>
+    <w:p>
+      <w:pPr/>
+      <w:r>
+        <w:rPr>
+          <w:lang w:val="en_US" w:bidi="en_US"/>
+        </w:rPr>
+      </w:r>
+      <w:r>
+        <w:rPr>
           <w:b/>
           <w:lang w:val="en_US" w:bidi="en_US"/>
         </w:rPr>
@@ -7258,6 +8280,20 @@
       </w:r>
       <w:r>
         <w:rPr>
+          <w:lang w:val="en_US" w:bidi="en_US"/>
+        </w:rPr>
+        <w:t>עֶדְרֵ֥י הַ⁠צֹּ֖אן נֶאְשָֽׁמוּ</w:t>
+      </w:r>
+    </w:p>
+    <w:p>
+      <w:pPr/>
+      <w:r>
+        <w:rPr>
+          <w:lang w:val="en_US" w:bidi="en_US"/>
+        </w:rPr>
+      </w:r>
+      <w:r>
+        <w:rPr>
           <w:b/>
           <w:lang w:val="en_US" w:bidi="en_US"/>
         </w:rPr>
@@ -7341,6 +8377,20 @@
       </w:r>
       <w:r>
         <w:rPr>
+          <w:lang w:val="en_US" w:bidi="en_US"/>
+        </w:rPr>
+        <w:t>אֵלֶ֥י⁠ךָ יְהוָ֖ה אֶקְרָ֑א</w:t>
+      </w:r>
+    </w:p>
+    <w:p>
+      <w:pPr/>
+      <w:r>
+        <w:rPr>
+          <w:lang w:val="en_US" w:bidi="en_US"/>
+        </w:rPr>
+      </w:r>
+      <w:r>
+        <w:rPr>
           <w:b/>
           <w:lang w:val="en_US" w:bidi="en_US"/>
         </w:rPr>
@@ -7424,6 +8474,20 @@
       </w:r>
       <w:r>
         <w:rPr>
+          <w:lang w:val="en_US" w:bidi="en_US"/>
+        </w:rPr>
+        <w:t>כִּ֣י אֵ֗שׁ אָֽכְלָה֙ נְא֣וֹת מִדְבָּ֔ר</w:t>
+      </w:r>
+    </w:p>
+    <w:p>
+      <w:pPr/>
+      <w:r>
+        <w:rPr>
+          <w:lang w:val="en_US" w:bidi="en_US"/>
+        </w:rPr>
+      </w:r>
+      <w:r>
+        <w:rPr>
           <w:b/>
           <w:lang w:val="en_US" w:bidi="en_US"/>
         </w:rPr>
@@ -7520,6 +8584,20 @@
       </w:r>
       <w:r>
         <w:rPr>
+          <w:lang w:val="en_US" w:bidi="en_US"/>
+        </w:rPr>
+        <w:t>וְ⁠לֶ֣הָבָ֔ה לִהֲטָ֖ה כָּל־עֲצֵ֥י הַ⁠שָּׂדֶֽה</w:t>
+      </w:r>
+    </w:p>
+    <w:p>
+      <w:pPr/>
+      <w:r>
+        <w:rPr>
+          <w:lang w:val="en_US" w:bidi="en_US"/>
+        </w:rPr>
+      </w:r>
+      <w:r>
+        <w:rPr>
           <w:b/>
           <w:lang w:val="en_US" w:bidi="en_US"/>
         </w:rPr>
@@ -7629,6 +8707,20 @@
       </w:r>
       <w:r>
         <w:rPr>
+          <w:lang w:val="en_US" w:bidi="en_US"/>
+        </w:rPr>
+        <w:t>וְ⁠לֶ֣הָבָ֔ה לִהֲטָ֖ה כָּל־עֲצֵ֥י הַ⁠שָּׂדֶֽה</w:t>
+      </w:r>
+    </w:p>
+    <w:p>
+      <w:pPr/>
+      <w:r>
+        <w:rPr>
+          <w:lang w:val="en_US" w:bidi="en_US"/>
+        </w:rPr>
+      </w:r>
+      <w:r>
+        <w:rPr>
           <w:b/>
           <w:lang w:val="en_US" w:bidi="en_US"/>
         </w:rPr>
@@ -7714,6 +8806,20 @@
         <w:rPr>
           <w:lang w:val="en_US" w:bidi="en_US"/>
         </w:rPr>
+      </w:r>
+    </w:p>
+    <w:p>
+      <w:pPr/>
+      <w:r>
+        <w:rPr>
+          <w:lang w:val="en_US" w:bidi="en_US"/>
+        </w:rPr>
+      </w:r>
+      <w:r>
+        <w:rPr>
+          <w:lang w:val="en_US" w:bidi="en_US"/>
+        </w:rPr>
+        <w:t>אֵלֶ֑י⁠ךָ</w:t>
       </w:r>
     </w:p>
     <w:p>
@@ -7922,6 +9028,20 @@
       </w:r>
       <w:r>
         <w:rPr>
+          <w:lang w:val="en_US" w:bidi="en_US"/>
+        </w:rPr>
+        <w:t>תִּקְע֨וּ שׁוֹפָ֜ר בְּ⁠צִיּ֗וֹן וְ⁠הָרִ֨יעוּ֙ בְּ⁠הַ֣ר קָדְשִׁ֔⁠י</w:t>
+      </w:r>
+    </w:p>
+    <w:p>
+      <w:pPr/>
+      <w:r>
+        <w:rPr>
+          <w:lang w:val="en_US" w:bidi="en_US"/>
+        </w:rPr>
+      </w:r>
+      <w:r>
+        <w:rPr>
           <w:b/>
           <w:lang w:val="en_US" w:bidi="en_US"/>
         </w:rPr>
@@ -8005,6 +9125,20 @@
       </w:r>
       <w:r>
         <w:rPr>
+          <w:lang w:val="en_US" w:bidi="en_US"/>
+        </w:rPr>
+        <w:t>שׁוֹפָ֜ר</w:t>
+      </w:r>
+    </w:p>
+    <w:p>
+      <w:pPr/>
+      <w:r>
+        <w:rPr>
+          <w:lang w:val="en_US" w:bidi="en_US"/>
+        </w:rPr>
+      </w:r>
+      <w:r>
+        <w:rPr>
           <w:b/>
           <w:lang w:val="en_US" w:bidi="en_US"/>
         </w:rPr>
@@ -8101,6 +9235,20 @@
       </w:r>
       <w:r>
         <w:rPr>
+          <w:lang w:val="en_US" w:bidi="en_US"/>
+        </w:rPr>
+        <w:t>שׁוֹפָ֜ר</w:t>
+      </w:r>
+    </w:p>
+    <w:p>
+      <w:pPr/>
+      <w:r>
+        <w:rPr>
+          <w:lang w:val="en_US" w:bidi="en_US"/>
+        </w:rPr>
+      </w:r>
+      <w:r>
+        <w:rPr>
           <w:b/>
           <w:lang w:val="en_US" w:bidi="en_US"/>
         </w:rPr>
@@ -8197,6 +9345,20 @@
       </w:r>
       <w:r>
         <w:rPr>
+          <w:lang w:val="en_US" w:bidi="en_US"/>
+        </w:rPr>
+        <w:t>בְּ⁠הַ֣ר קָדְשִׁ֔⁠י</w:t>
+      </w:r>
+    </w:p>
+    <w:p>
+      <w:pPr/>
+      <w:r>
+        <w:rPr>
+          <w:lang w:val="en_US" w:bidi="en_US"/>
+        </w:rPr>
+      </w:r>
+      <w:r>
+        <w:rPr>
           <w:b/>
           <w:lang w:val="en_US" w:bidi="en_US"/>
         </w:rPr>
@@ -8282,6 +9444,20 @@
         <w:rPr>
           <w:lang w:val="en_US" w:bidi="en_US"/>
         </w:rPr>
+      </w:r>
+    </w:p>
+    <w:p>
+      <w:pPr/>
+      <w:r>
+        <w:rPr>
+          <w:lang w:val="en_US" w:bidi="en_US"/>
+        </w:rPr>
+      </w:r>
+      <w:r>
+        <w:rPr>
+          <w:lang w:val="en_US" w:bidi="en_US"/>
+        </w:rPr>
+        <w:t>יִרְגְּז֕וּ</w:t>
       </w:r>
     </w:p>
     <w:p>
@@ -8490,6 +9666,20 @@
       </w:r>
       <w:r>
         <w:rPr>
+          <w:lang w:val="en_US" w:bidi="en_US"/>
+        </w:rPr>
+        <w:t>י֧וֹם חֹ֣שֶׁךְ וַ⁠אֲפֵלָ֗ה י֤וֹם עָנָן֙ וַ⁠עֲרָפֶ֔ל</w:t>
+      </w:r>
+    </w:p>
+    <w:p>
+      <w:pPr/>
+      <w:r>
+        <w:rPr>
+          <w:lang w:val="en_US" w:bidi="en_US"/>
+        </w:rPr>
+      </w:r>
+      <w:r>
+        <w:rPr>
           <w:b/>
           <w:lang w:val="en_US" w:bidi="en_US"/>
         </w:rPr>
@@ -8586,6 +9776,20 @@
       </w:r>
       <w:r>
         <w:rPr>
+          <w:lang w:val="en_US" w:bidi="en_US"/>
+        </w:rPr>
+        <w:t>חֹ֣שֶׁךְ וַ⁠אֲפֵלָ֗ה</w:t>
+      </w:r>
+    </w:p>
+    <w:p>
+      <w:pPr/>
+      <w:r>
+        <w:rPr>
+          <w:lang w:val="en_US" w:bidi="en_US"/>
+        </w:rPr>
+      </w:r>
+      <w:r>
+        <w:rPr>
           <w:b/>
           <w:lang w:val="en_US" w:bidi="en_US"/>
         </w:rPr>
@@ -8695,6 +9899,20 @@
       </w:r>
       <w:r>
         <w:rPr>
+          <w:lang w:val="en_US" w:bidi="en_US"/>
+        </w:rPr>
+        <w:t>עָנָן֙ וַ⁠עֲרָפֶ֔ל</w:t>
+      </w:r>
+    </w:p>
+    <w:p>
+      <w:pPr/>
+      <w:r>
+        <w:rPr>
+          <w:lang w:val="en_US" w:bidi="en_US"/>
+        </w:rPr>
+      </w:r>
+      <w:r>
+        <w:rPr>
           <w:b/>
           <w:lang w:val="en_US" w:bidi="en_US"/>
         </w:rPr>
@@ -8804,6 +10022,20 @@
       </w:r>
       <w:r>
         <w:rPr>
+          <w:lang w:val="en_US" w:bidi="en_US"/>
+        </w:rPr>
+        <w:t>כְּ⁠שַׁ֖חַר פָּרֻ֣שׂ עַל־הֶֽ⁠הָרִ֑ים</w:t>
+      </w:r>
+    </w:p>
+    <w:p>
+      <w:pPr/>
+      <w:r>
+        <w:rPr>
+          <w:lang w:val="en_US" w:bidi="en_US"/>
+        </w:rPr>
+      </w:r>
+      <w:r>
+        <w:rPr>
           <w:b/>
           <w:lang w:val="en_US" w:bidi="en_US"/>
         </w:rPr>
@@ -8887,6 +10119,20 @@
       </w:r>
       <w:r>
         <w:rPr>
+          <w:lang w:val="en_US" w:bidi="en_US"/>
+        </w:rPr>
+        <w:t>כְּ⁠שַׁ֖חַר פָּרֻ֣שׂ עַל־הֶֽ⁠הָרִ֑ים</w:t>
+      </w:r>
+    </w:p>
+    <w:p>
+      <w:pPr/>
+      <w:r>
+        <w:rPr>
+          <w:lang w:val="en_US" w:bidi="en_US"/>
+        </w:rPr>
+      </w:r>
+      <w:r>
+        <w:rPr>
           <w:b/>
           <w:lang w:val="en_US" w:bidi="en_US"/>
         </w:rPr>
@@ -8970,6 +10216,20 @@
       </w:r>
       <w:r>
         <w:rPr>
+          <w:lang w:val="en_US" w:bidi="en_US"/>
+        </w:rPr>
+        <w:t>כְּ⁠שַׁ֖חַר</w:t>
+      </w:r>
+    </w:p>
+    <w:p>
+      <w:pPr/>
+      <w:r>
+        <w:rPr>
+          <w:lang w:val="en_US" w:bidi="en_US"/>
+        </w:rPr>
+      </w:r>
+      <w:r>
+        <w:rPr>
           <w:b/>
           <w:lang w:val="en_US" w:bidi="en_US"/>
         </w:rPr>
@@ -9066,6 +10326,20 @@
       </w:r>
       <w:r>
         <w:rPr>
+          <w:lang w:val="en_US" w:bidi="en_US"/>
+        </w:rPr>
+        <w:t>עַ֚ם רַ֣ב וְ⁠עָצ֔וּם</w:t>
+      </w:r>
+    </w:p>
+    <w:p>
+      <w:pPr/>
+      <w:r>
+        <w:rPr>
+          <w:lang w:val="en_US" w:bidi="en_US"/>
+        </w:rPr>
+      </w:r>
+      <w:r>
+        <w:rPr>
           <w:b/>
           <w:lang w:val="en_US" w:bidi="en_US"/>
         </w:rPr>
@@ -9149,6 +10423,20 @@
       </w:r>
       <w:r>
         <w:rPr>
+          <w:lang w:val="en_US" w:bidi="en_US"/>
+        </w:rPr>
+        <w:t>עַ֚ם רַ֣ב וְ⁠עָצ֔וּם</w:t>
+      </w:r>
+    </w:p>
+    <w:p>
+      <w:pPr/>
+      <w:r>
+        <w:rPr>
+          <w:lang w:val="en_US" w:bidi="en_US"/>
+        </w:rPr>
+      </w:r>
+      <w:r>
+        <w:rPr>
           <w:b/>
           <w:lang w:val="en_US" w:bidi="en_US"/>
         </w:rPr>
@@ -9258,6 +10546,20 @@
       </w:r>
       <w:r>
         <w:rPr>
+          <w:lang w:val="en_US" w:bidi="en_US"/>
+        </w:rPr>
+        <w:t>כָּמֹ֗⁠הוּ לֹ֤א נִֽהְיָה֙ מִן־הָ֣⁠עוֹלָ֔ם וְ⁠אַֽחֲרָי⁠ו֙ לֹ֣א יוֹסֵ֔ף עַד־שְׁנֵ֖י דּ֥וֹר וָ⁠דֽוֹר</w:t>
+      </w:r>
+    </w:p>
+    <w:p>
+      <w:pPr/>
+      <w:r>
+        <w:rPr>
+          <w:lang w:val="en_US" w:bidi="en_US"/>
+        </w:rPr>
+      </w:r>
+      <w:r>
+        <w:rPr>
           <w:b/>
           <w:lang w:val="en_US" w:bidi="en_US"/>
         </w:rPr>
@@ -9341,6 +10643,20 @@
       </w:r>
       <w:r>
         <w:rPr>
+          <w:lang w:val="en_US" w:bidi="en_US"/>
+        </w:rPr>
+        <w:t>עַד־שְׁנֵ֖י דּ֥וֹר וָ⁠דֽוֹר</w:t>
+      </w:r>
+    </w:p>
+    <w:p>
+      <w:pPr/>
+      <w:r>
+        <w:rPr>
+          <w:lang w:val="en_US" w:bidi="en_US"/>
+        </w:rPr>
+      </w:r>
+      <w:r>
+        <w:rPr>
           <w:b/>
           <w:lang w:val="en_US" w:bidi="en_US"/>
         </w:rPr>
@@ -9424,6 +10740,20 @@
       </w:r>
       <w:r>
         <w:rPr>
+          <w:lang w:val="en_US" w:bidi="en_US"/>
+        </w:rPr>
+        <w:t>לְ⁠פָנָי⁠ו֙ אָ֣כְלָה אֵ֔שׁ וְ⁠אַחֲרָ֖י⁠ו תְּלַהֵ֣ט לֶֽהָבָ֑ה כְּ⁠גַן־עֵ֨דֶן הָ⁠אָ֜רֶץ לְ⁠פָנָ֗י⁠ו וְ⁠אַֽחֲרָי⁠ו֙ מִדְבַּ֣ר שְׁמָמָ֔ה וְ⁠גַם־פְּלֵיטָ֖ה לֹא־הָ֥יְתָה לּֽ⁠וֹ</w:t>
+      </w:r>
+    </w:p>
+    <w:p>
+      <w:pPr/>
+      <w:r>
+        <w:rPr>
+          <w:lang w:val="en_US" w:bidi="en_US"/>
+        </w:rPr>
+      </w:r>
+      <w:r>
+        <w:rPr>
           <w:b/>
           <w:lang w:val="en_US" w:bidi="en_US"/>
         </w:rPr>
@@ -9533,6 +10863,20 @@
       </w:r>
       <w:r>
         <w:rPr>
+          <w:lang w:val="en_US" w:bidi="en_US"/>
+        </w:rPr>
+        <w:t>לְ⁠פָנָי⁠ו֙ אָ֣כְלָה אֵ֔שׁ וְ⁠אַחֲרָ֖י⁠ו תְּלַהֵ֣ט לֶֽהָבָ֑ה</w:t>
+      </w:r>
+    </w:p>
+    <w:p>
+      <w:pPr/>
+      <w:r>
+        <w:rPr>
+          <w:lang w:val="en_US" w:bidi="en_US"/>
+        </w:rPr>
+      </w:r>
+      <w:r>
+        <w:rPr>
           <w:b/>
           <w:lang w:val="en_US" w:bidi="en_US"/>
         </w:rPr>
@@ -9642,6 +10986,20 @@
       </w:r>
       <w:r>
         <w:rPr>
+          <w:lang w:val="en_US" w:bidi="en_US"/>
+        </w:rPr>
+        <w:t>לְ⁠פָנָי⁠ו֙ אָ֣כְלָה אֵ֔שׁ</w:t>
+      </w:r>
+    </w:p>
+    <w:p>
+      <w:pPr/>
+      <w:r>
+        <w:rPr>
+          <w:lang w:val="en_US" w:bidi="en_US"/>
+        </w:rPr>
+      </w:r>
+      <w:r>
+        <w:rPr>
           <w:b/>
           <w:lang w:val="en_US" w:bidi="en_US"/>
         </w:rPr>
@@ -9738,6 +11096,20 @@
       </w:r>
       <w:r>
         <w:rPr>
+          <w:lang w:val="en_US" w:bidi="en_US"/>
+        </w:rPr>
+        <w:t>כְּ⁠גַן־עֵ֨דֶן הָ⁠אָ֜רֶץ לְ⁠פָנָ֗י⁠ו</w:t>
+      </w:r>
+    </w:p>
+    <w:p>
+      <w:pPr/>
+      <w:r>
+        <w:rPr>
+          <w:lang w:val="en_US" w:bidi="en_US"/>
+        </w:rPr>
+      </w:r>
+      <w:r>
+        <w:rPr>
           <w:b/>
           <w:lang w:val="en_US" w:bidi="en_US"/>
         </w:rPr>
@@ -9821,6 +11193,20 @@
       </w:r>
       <w:r>
         <w:rPr>
+          <w:lang w:val="en_US" w:bidi="en_US"/>
+        </w:rPr>
+        <w:t>מִדְבַּ֣ר שְׁמָמָ֔ה</w:t>
+      </w:r>
+    </w:p>
+    <w:p>
+      <w:pPr/>
+      <w:r>
+        <w:rPr>
+          <w:lang w:val="en_US" w:bidi="en_US"/>
+        </w:rPr>
+      </w:r>
+      <w:r>
+        <w:rPr>
           <w:b/>
           <w:lang w:val="en_US" w:bidi="en_US"/>
         </w:rPr>
@@ -9917,6 +11303,20 @@
       </w:r>
       <w:r>
         <w:rPr>
+          <w:lang w:val="en_US" w:bidi="en_US"/>
+        </w:rPr>
+        <w:t>וְ⁠גַם־פְּלֵיטָ֖ה לֹא־הָ֥יְתָה לּֽ⁠וֹ</w:t>
+      </w:r>
+    </w:p>
+    <w:p>
+      <w:pPr/>
+      <w:r>
+        <w:rPr>
+          <w:lang w:val="en_US" w:bidi="en_US"/>
+        </w:rPr>
+      </w:r>
+      <w:r>
+        <w:rPr>
           <w:b/>
           <w:lang w:val="en_US" w:bidi="en_US"/>
         </w:rPr>
@@ -10000,6 +11400,20 @@
       </w:r>
       <w:r>
         <w:rPr>
+          <w:lang w:val="en_US" w:bidi="en_US"/>
+        </w:rPr>
+        <w:t>פְּלֵיטָ֖ה לֹא־הָ֥יְתָה לּֽ⁠וֹ</w:t>
+      </w:r>
+    </w:p>
+    <w:p>
+      <w:pPr/>
+      <w:r>
+        <w:rPr>
+          <w:lang w:val="en_US" w:bidi="en_US"/>
+        </w:rPr>
+      </w:r>
+      <w:r>
+        <w:rPr>
           <w:b/>
           <w:lang w:val="en_US" w:bidi="en_US"/>
         </w:rPr>
@@ -10096,6 +11510,20 @@
       </w:r>
       <w:r>
         <w:rPr>
+          <w:lang w:val="en_US" w:bidi="en_US"/>
+        </w:rPr>
+        <w:t>כְּ⁠מַרְאֵ֥ה סוּסִ֖ים מַרְאֵ֑⁠הוּ</w:t>
+      </w:r>
+    </w:p>
+    <w:p>
+      <w:pPr/>
+      <w:r>
+        <w:rPr>
+          <w:lang w:val="en_US" w:bidi="en_US"/>
+        </w:rPr>
+      </w:r>
+      <w:r>
+        <w:rPr>
           <w:b/>
           <w:lang w:val="en_US" w:bidi="en_US"/>
         </w:rPr>
@@ -10179,6 +11607,20 @@
       </w:r>
       <w:r>
         <w:rPr>
+          <w:lang w:val="en_US" w:bidi="en_US"/>
+        </w:rPr>
+        <w:t>כְּ⁠מַרְאֵ֥ה &amp; מַרְאֵ֑⁠הוּ</w:t>
+      </w:r>
+    </w:p>
+    <w:p>
+      <w:pPr/>
+      <w:r>
+        <w:rPr>
+          <w:lang w:val="en_US" w:bidi="en_US"/>
+        </w:rPr>
+      </w:r>
+      <w:r>
+        <w:rPr>
           <w:b/>
           <w:lang w:val="en_US" w:bidi="en_US"/>
         </w:rPr>
@@ -10262,6 +11704,20 @@
       </w:r>
       <w:r>
         <w:rPr>
+          <w:lang w:val="en_US" w:bidi="en_US"/>
+        </w:rPr>
+        <w:t>וּ⁠כְ⁠פָרָשִׁ֖ים כֵּ֥ן יְרוּצֽוּ⁠ן</w:t>
+      </w:r>
+    </w:p>
+    <w:p>
+      <w:pPr/>
+      <w:r>
+        <w:rPr>
+          <w:lang w:val="en_US" w:bidi="en_US"/>
+        </w:rPr>
+      </w:r>
+      <w:r>
+        <w:rPr>
           <w:b/>
           <w:lang w:val="en_US" w:bidi="en_US"/>
         </w:rPr>
@@ -10345,6 +11801,20 @@
       </w:r>
       <w:r>
         <w:rPr>
+          <w:lang w:val="en_US" w:bidi="en_US"/>
+        </w:rPr>
+        <w:t>כְּ⁠ק֣וֹל מַרְכָּב֗וֹת עַל־רָאשֵׁ֤י הֶֽ⁠הָרִים֙ יְרַקֵּד֔וּ⁠ן</w:t>
+      </w:r>
+    </w:p>
+    <w:p>
+      <w:pPr/>
+      <w:r>
+        <w:rPr>
+          <w:lang w:val="en_US" w:bidi="en_US"/>
+        </w:rPr>
+      </w:r>
+      <w:r>
+        <w:rPr>
           <w:b/>
           <w:lang w:val="en_US" w:bidi="en_US"/>
         </w:rPr>
@@ -10428,6 +11898,20 @@
       </w:r>
       <w:r>
         <w:rPr>
+          <w:lang w:val="en_US" w:bidi="en_US"/>
+        </w:rPr>
+        <w:t>כְּ⁠קוֹל֙ לַ֣הַב אֵ֔שׁ אֹכְלָ֖ה קָ֑שׁ</w:t>
+      </w:r>
+    </w:p>
+    <w:p>
+      <w:pPr/>
+      <w:r>
+        <w:rPr>
+          <w:lang w:val="en_US" w:bidi="en_US"/>
+        </w:rPr>
+      </w:r>
+      <w:r>
+        <w:rPr>
           <w:b/>
           <w:lang w:val="en_US" w:bidi="en_US"/>
         </w:rPr>
@@ -10511,6 +11995,20 @@
       </w:r>
       <w:r>
         <w:rPr>
+          <w:lang w:val="en_US" w:bidi="en_US"/>
+        </w:rPr>
+        <w:t>כְּ⁠עַ֣ם עָצ֔וּם עֱר֖וּךְ מִלְחָמָֽה</w:t>
+      </w:r>
+    </w:p>
+    <w:p>
+      <w:pPr/>
+      <w:r>
+        <w:rPr>
+          <w:lang w:val="en_US" w:bidi="en_US"/>
+        </w:rPr>
+      </w:r>
+      <w:r>
+        <w:rPr>
           <w:b/>
           <w:lang w:val="en_US" w:bidi="en_US"/>
         </w:rPr>
@@ -10594,6 +12092,20 @@
       </w:r>
       <w:r>
         <w:rPr>
+          <w:lang w:val="en_US" w:bidi="en_US"/>
+        </w:rPr>
+        <w:t>כְּ⁠עַ֣ם עָצ֔וּם עֱר֖וּךְ מִלְחָמָֽה</w:t>
+      </w:r>
+    </w:p>
+    <w:p>
+      <w:pPr/>
+      <w:r>
+        <w:rPr>
+          <w:lang w:val="en_US" w:bidi="en_US"/>
+        </w:rPr>
+      </w:r>
+      <w:r>
+        <w:rPr>
           <w:b/>
           <w:lang w:val="en_US" w:bidi="en_US"/>
         </w:rPr>
@@ -10677,6 +12189,20 @@
       </w:r>
       <w:r>
         <w:rPr>
+          <w:lang w:val="en_US" w:bidi="en_US"/>
+        </w:rPr>
+        <w:t>כְּ⁠עַ֣ם עָצ֔וּם עֱר֖וּךְ מִלְחָמָֽה</w:t>
+      </w:r>
+    </w:p>
+    <w:p>
+      <w:pPr/>
+      <w:r>
+        <w:rPr>
+          <w:lang w:val="en_US" w:bidi="en_US"/>
+        </w:rPr>
+      </w:r>
+      <w:r>
+        <w:rPr>
           <w:b/>
           <w:lang w:val="en_US" w:bidi="en_US"/>
         </w:rPr>
@@ -10760,6 +12286,20 @@
       </w:r>
       <w:r>
         <w:rPr>
+          <w:lang w:val="en_US" w:bidi="en_US"/>
+        </w:rPr>
+        <w:t>יָחִ֣ילוּ</w:t>
+      </w:r>
+    </w:p>
+    <w:p>
+      <w:pPr/>
+      <w:r>
+        <w:rPr>
+          <w:lang w:val="en_US" w:bidi="en_US"/>
+        </w:rPr>
+      </w:r>
+      <w:r>
+        <w:rPr>
           <w:b/>
           <w:lang w:val="en_US" w:bidi="en_US"/>
         </w:rPr>
@@ -10856,6 +12396,20 @@
       </w:r>
       <w:r>
         <w:rPr>
+          <w:lang w:val="en_US" w:bidi="en_US"/>
+        </w:rPr>
+        <w:t>קִבְּצ֥וּ פָארֽוּר</w:t>
+      </w:r>
+    </w:p>
+    <w:p>
+      <w:pPr/>
+      <w:r>
+        <w:rPr>
+          <w:lang w:val="en_US" w:bidi="en_US"/>
+        </w:rPr>
+      </w:r>
+      <w:r>
+        <w:rPr>
           <w:b/>
           <w:lang w:val="en_US" w:bidi="en_US"/>
         </w:rPr>
@@ -10952,6 +12506,20 @@
       </w:r>
       <w:r>
         <w:rPr>
+          <w:lang w:val="en_US" w:bidi="en_US"/>
+        </w:rPr>
+        <w:t>כְּ⁠גִבּוֹרִ֣ים יְרֻצ֔וּ⁠ן</w:t>
+      </w:r>
+    </w:p>
+    <w:p>
+      <w:pPr/>
+      <w:r>
+        <w:rPr>
+          <w:lang w:val="en_US" w:bidi="en_US"/>
+        </w:rPr>
+      </w:r>
+      <w:r>
+        <w:rPr>
           <w:b/>
           <w:lang w:val="en_US" w:bidi="en_US"/>
         </w:rPr>
@@ -11035,6 +12603,20 @@
       </w:r>
       <w:r>
         <w:rPr>
+          <w:lang w:val="en_US" w:bidi="en_US"/>
+        </w:rPr>
+        <w:t>כְּ⁠אַנְשֵׁ֥י מִלְחָמָ֖ה יַעֲל֣וּ חוֹמָ֑ה</w:t>
+      </w:r>
+    </w:p>
+    <w:p>
+      <w:pPr/>
+      <w:r>
+        <w:rPr>
+          <w:lang w:val="en_US" w:bidi="en_US"/>
+        </w:rPr>
+      </w:r>
+      <w:r>
+        <w:rPr>
           <w:b/>
           <w:lang w:val="en_US" w:bidi="en_US"/>
         </w:rPr>
@@ -11118,6 +12700,20 @@
       </w:r>
       <w:r>
         <w:rPr>
+          <w:lang w:val="en_US" w:bidi="en_US"/>
+        </w:rPr>
+        <w:t>כְּ⁠אַנְשֵׁ֥י מִלְחָמָ֖ה</w:t>
+      </w:r>
+    </w:p>
+    <w:p>
+      <w:pPr/>
+      <w:r>
+        <w:rPr>
+          <w:lang w:val="en_US" w:bidi="en_US"/>
+        </w:rPr>
+      </w:r>
+      <w:r>
+        <w:rPr>
           <w:b/>
           <w:lang w:val="en_US" w:bidi="en_US"/>
         </w:rPr>
@@ -11227,6 +12823,20 @@
       </w:r>
       <w:r>
         <w:rPr>
+          <w:lang w:val="en_US" w:bidi="en_US"/>
+        </w:rPr>
+        <w:t>חוֹמָ֑ה</w:t>
+      </w:r>
+    </w:p>
+    <w:p>
+      <w:pPr/>
+      <w:r>
+        <w:rPr>
+          <w:lang w:val="en_US" w:bidi="en_US"/>
+        </w:rPr>
+      </w:r>
+      <w:r>
+        <w:rPr>
           <w:b/>
           <w:lang w:val="en_US" w:bidi="en_US"/>
         </w:rPr>
@@ -11323,6 +12933,20 @@
       </w:r>
       <w:r>
         <w:rPr>
+          <w:lang w:val="en_US" w:bidi="en_US"/>
+        </w:rPr>
+        <w:t>וְ⁠אִ֤ישׁ בִּ⁠דְרָכָי⁠ו֙</w:t>
+      </w:r>
+    </w:p>
+    <w:p>
+      <w:pPr/>
+      <w:r>
+        <w:rPr>
+          <w:lang w:val="en_US" w:bidi="en_US"/>
+        </w:rPr>
+      </w:r>
+      <w:r>
+        <w:rPr>
           <w:b/>
           <w:lang w:val="en_US" w:bidi="en_US"/>
         </w:rPr>
@@ -11432,6 +13056,20 @@
       </w:r>
       <w:r>
         <w:rPr>
+          <w:lang w:val="en_US" w:bidi="en_US"/>
+        </w:rPr>
+        <w:t>וְ⁠לֹ֥א יְעַבְּט֖וּ⁠ן אֹרְחוֹתָֽ⁠ם</w:t>
+      </w:r>
+    </w:p>
+    <w:p>
+      <w:pPr/>
+      <w:r>
+        <w:rPr>
+          <w:lang w:val="en_US" w:bidi="en_US"/>
+        </w:rPr>
+      </w:r>
+      <w:r>
+        <w:rPr>
           <w:b/>
           <w:lang w:val="en_US" w:bidi="en_US"/>
         </w:rPr>
@@ -11515,6 +13153,20 @@
       </w:r>
       <w:r>
         <w:rPr>
+          <w:lang w:val="en_US" w:bidi="en_US"/>
+        </w:rPr>
+        <w:t>וְ⁠לֹ֥א יְעַבְּט֖וּ⁠ן אֹרְחוֹתָֽ⁠ם</w:t>
+      </w:r>
+    </w:p>
+    <w:p>
+      <w:pPr/>
+      <w:r>
+        <w:rPr>
+          <w:lang w:val="en_US" w:bidi="en_US"/>
+        </w:rPr>
+      </w:r>
+      <w:r>
+        <w:rPr>
           <w:b/>
           <w:lang w:val="en_US" w:bidi="en_US"/>
         </w:rPr>
@@ -11598,6 +13250,20 @@
       </w:r>
       <w:r>
         <w:rPr>
+          <w:lang w:val="en_US" w:bidi="en_US"/>
+        </w:rPr>
+        <w:t>וְ⁠אִ֤ישׁ אָחִי⁠ו֙ לֹ֣א יִדְחָק֔וּ⁠ן</w:t>
+      </w:r>
+    </w:p>
+    <w:p>
+      <w:pPr/>
+      <w:r>
+        <w:rPr>
+          <w:lang w:val="en_US" w:bidi="en_US"/>
+        </w:rPr>
+      </w:r>
+      <w:r>
+        <w:rPr>
           <w:b/>
           <w:lang w:val="en_US" w:bidi="en_US"/>
         </w:rPr>
@@ -11707,6 +13373,20 @@
       </w:r>
       <w:r>
         <w:rPr>
+          <w:lang w:val="en_US" w:bidi="en_US"/>
+        </w:rPr>
+        <w:t>גֶּ֥בֶר בִּ⁠מְסִלָּת֖⁠וֹ יֵֽלֵכ֑וּ⁠ן</w:t>
+      </w:r>
+    </w:p>
+    <w:p>
+      <w:pPr/>
+      <w:r>
+        <w:rPr>
+          <w:lang w:val="en_US" w:bidi="en_US"/>
+        </w:rPr>
+      </w:r>
+      <w:r>
+        <w:rPr>
           <w:b/>
           <w:lang w:val="en_US" w:bidi="en_US"/>
         </w:rPr>
@@ -11816,6 +13496,20 @@
       </w:r>
       <w:r>
         <w:rPr>
+          <w:lang w:val="en_US" w:bidi="en_US"/>
+        </w:rPr>
+        <w:t>וּ⁠בְעַ֥ד הַ⁠שֶּׁ֛לַח יִפֹּ֖לוּ לֹ֥א יִבְצָֽעוּ</w:t>
+      </w:r>
+    </w:p>
+    <w:p>
+      <w:pPr/>
+      <w:r>
+        <w:rPr>
+          <w:lang w:val="en_US" w:bidi="en_US"/>
+        </w:rPr>
+      </w:r>
+      <w:r>
+        <w:rPr>
           <w:b/>
           <w:lang w:val="en_US" w:bidi="en_US"/>
         </w:rPr>
@@ -11899,6 +13593,20 @@
       </w:r>
       <w:r>
         <w:rPr>
+          <w:lang w:val="en_US" w:bidi="en_US"/>
+        </w:rPr>
+        <w:t>בָּ⁠עִ֣יר יָשֹׁ֗קּוּ בַּֽ⁠חוֹמָה֙ יְרֻצ֔וּ⁠ן בַּ⁠בָּתִּ֖ים יַעֲל֑וּ בְּעַ֧ד הַ⁠חַלּוֹנִ֛ים יָבֹ֖אוּ כַּ⁠גַּנָּֽב</w:t>
+      </w:r>
+    </w:p>
+    <w:p>
+      <w:pPr/>
+      <w:r>
+        <w:rPr>
+          <w:lang w:val="en_US" w:bidi="en_US"/>
+        </w:rPr>
+      </w:r>
+      <w:r>
+        <w:rPr>
           <w:b/>
           <w:lang w:val="en_US" w:bidi="en_US"/>
         </w:rPr>
@@ -11982,6 +13690,20 @@
       </w:r>
       <w:r>
         <w:rPr>
+          <w:lang w:val="en_US" w:bidi="en_US"/>
+        </w:rPr>
+        <w:t>בְּעַ֧ד הַ⁠חַלּוֹנִ֛ים יָבֹ֖אוּ כַּ⁠גַּנָּֽב</w:t>
+      </w:r>
+    </w:p>
+    <w:p>
+      <w:pPr/>
+      <w:r>
+        <w:rPr>
+          <w:lang w:val="en_US" w:bidi="en_US"/>
+        </w:rPr>
+      </w:r>
+      <w:r>
+        <w:rPr>
           <w:b/>
           <w:lang w:val="en_US" w:bidi="en_US"/>
         </w:rPr>
@@ -12065,6 +13787,20 @@
       </w:r>
       <w:r>
         <w:rPr>
+          <w:lang w:val="en_US" w:bidi="en_US"/>
+        </w:rPr>
+        <w:t>לְ⁠פָנָי⁠ו֙ רָ֣גְזָה אֶ֔רֶץ רָעֲשׁ֖וּ שָׁמָ֑יִם</w:t>
+      </w:r>
+    </w:p>
+    <w:p>
+      <w:pPr/>
+      <w:r>
+        <w:rPr>
+          <w:lang w:val="en_US" w:bidi="en_US"/>
+        </w:rPr>
+      </w:r>
+      <w:r>
+        <w:rPr>
           <w:b/>
           <w:lang w:val="en_US" w:bidi="en_US"/>
         </w:rPr>
@@ -12187,6 +13923,20 @@
       </w:r>
       <w:r>
         <w:rPr>
+          <w:lang w:val="en_US" w:bidi="en_US"/>
+        </w:rPr>
+        <w:t>שֶׁ֤מֶשׁ וְ⁠יָרֵ֨חַ֙ קָדָ֔רוּ</w:t>
+      </w:r>
+    </w:p>
+    <w:p>
+      <w:pPr/>
+      <w:r>
+        <w:rPr>
+          <w:lang w:val="en_US" w:bidi="en_US"/>
+        </w:rPr>
+      </w:r>
+      <w:r>
+        <w:rPr>
           <w:b/>
           <w:lang w:val="en_US" w:bidi="en_US"/>
         </w:rPr>
@@ -12296,6 +14046,20 @@
       </w:r>
       <w:r>
         <w:rPr>
+          <w:lang w:val="en_US" w:bidi="en_US"/>
+        </w:rPr>
+        <w:t>וְ⁠כוֹכָבִ֖ים אָסְפ֥וּ נָגְהָֽ⁠ם</w:t>
+      </w:r>
+    </w:p>
+    <w:p>
+      <w:pPr/>
+      <w:r>
+        <w:rPr>
+          <w:lang w:val="en_US" w:bidi="en_US"/>
+        </w:rPr>
+      </w:r>
+      <w:r>
+        <w:rPr>
           <w:b/>
           <w:lang w:val="en_US" w:bidi="en_US"/>
         </w:rPr>
@@ -12405,6 +14169,20 @@
       </w:r>
       <w:r>
         <w:rPr>
+          <w:lang w:val="en_US" w:bidi="en_US"/>
+        </w:rPr>
+        <w:t>קוֹל⁠וֹ֙</w:t>
+      </w:r>
+    </w:p>
+    <w:p>
+      <w:pPr/>
+      <w:r>
+        <w:rPr>
+          <w:lang w:val="en_US" w:bidi="en_US"/>
+        </w:rPr>
+      </w:r>
+      <w:r>
+        <w:rPr>
           <w:b/>
           <w:lang w:val="en_US" w:bidi="en_US"/>
         </w:rPr>
@@ -12501,6 +14279,20 @@
       </w:r>
       <w:r>
         <w:rPr>
+          <w:lang w:val="en_US" w:bidi="en_US"/>
+        </w:rPr>
+        <w:t>מַחֲנֵ֔⁠הוּ</w:t>
+      </w:r>
+    </w:p>
+    <w:p>
+      <w:pPr/>
+      <w:r>
+        <w:rPr>
+          <w:lang w:val="en_US" w:bidi="en_US"/>
+        </w:rPr>
+      </w:r>
+      <w:r>
+        <w:rPr>
           <w:b/>
           <w:lang w:val="en_US" w:bidi="en_US"/>
         </w:rPr>
@@ -12597,6 +14389,20 @@
       </w:r>
       <w:r>
         <w:rPr>
+          <w:lang w:val="en_US" w:bidi="en_US"/>
+        </w:rPr>
+        <w:t>דְבָר֑⁠וֹ</w:t>
+      </w:r>
+    </w:p>
+    <w:p>
+      <w:pPr/>
+      <w:r>
+        <w:rPr>
+          <w:lang w:val="en_US" w:bidi="en_US"/>
+        </w:rPr>
+      </w:r>
+      <w:r>
+        <w:rPr>
           <w:b/>
           <w:lang w:val="en_US" w:bidi="en_US"/>
         </w:rPr>
@@ -12682,6 +14488,20 @@
         <w:rPr>
           <w:lang w:val="en_US" w:bidi="en_US"/>
         </w:rPr>
+      </w:r>
+    </w:p>
+    <w:p>
+      <w:pPr/>
+      <w:r>
+        <w:rPr>
+          <w:lang w:val="en_US" w:bidi="en_US"/>
+        </w:rPr>
+      </w:r>
+      <w:r>
+        <w:rPr>
+          <w:lang w:val="en_US" w:bidi="en_US"/>
+        </w:rPr>
+        <w:t>כִּֽי־גָד֧וֹל יוֹם־יְהוָ֛ה וְ⁠נוֹרָ֥א מְאֹ֖ד וּ⁠מִ֥י יְכִילֶֽ⁠נּוּ</w:t>
       </w:r>
     </w:p>
     <w:p>
@@ -12877,6 +14697,20 @@
       </w:r>
       <w:r>
         <w:rPr>
+          <w:lang w:val="en_US" w:bidi="en_US"/>
+        </w:rPr>
+        <w:t>וְ⁠גַם־עַתָּה֙ נְאֻם־יְהוָ֔ה שֻׁ֥בוּ עָדַ֖⁠י</w:t>
+      </w:r>
+    </w:p>
+    <w:p>
+      <w:pPr/>
+      <w:r>
+        <w:rPr>
+          <w:lang w:val="en_US" w:bidi="en_US"/>
+        </w:rPr>
+      </w:r>
+      <w:r>
+        <w:rPr>
           <w:b/>
           <w:lang w:val="en_US" w:bidi="en_US"/>
         </w:rPr>
@@ -12973,6 +14807,20 @@
       </w:r>
       <w:r>
         <w:rPr>
+          <w:lang w:val="en_US" w:bidi="en_US"/>
+        </w:rPr>
+        <w:t>שֻׁ֥בוּ</w:t>
+      </w:r>
+    </w:p>
+    <w:p>
+      <w:pPr/>
+      <w:r>
+        <w:rPr>
+          <w:lang w:val="en_US" w:bidi="en_US"/>
+        </w:rPr>
+      </w:r>
+      <w:r>
+        <w:rPr>
           <w:b/>
           <w:lang w:val="en_US" w:bidi="en_US"/>
         </w:rPr>
@@ -13069,6 +14917,20 @@
       </w:r>
       <w:r>
         <w:rPr>
+          <w:lang w:val="en_US" w:bidi="en_US"/>
+        </w:rPr>
+        <w:t>שֻׁ֥בוּ עָדַ֖⁠י בְּ⁠כָל־לְבַבְ⁠כֶ֑ם</w:t>
+      </w:r>
+    </w:p>
+    <w:p>
+      <w:pPr/>
+      <w:r>
+        <w:rPr>
+          <w:lang w:val="en_US" w:bidi="en_US"/>
+        </w:rPr>
+      </w:r>
+      <w:r>
+        <w:rPr>
           <w:b/>
           <w:lang w:val="en_US" w:bidi="en_US"/>
         </w:rPr>
@@ -13178,6 +15040,20 @@
       </w:r>
       <w:r>
         <w:rPr>
+          <w:lang w:val="en_US" w:bidi="en_US"/>
+        </w:rPr>
+        <w:t>לְבַבְ⁠כֶ֑ם</w:t>
+      </w:r>
+    </w:p>
+    <w:p>
+      <w:pPr/>
+      <w:r>
+        <w:rPr>
+          <w:lang w:val="en_US" w:bidi="en_US"/>
+        </w:rPr>
+      </w:r>
+      <w:r>
+        <w:rPr>
           <w:b/>
           <w:lang w:val="en_US" w:bidi="en_US"/>
         </w:rPr>
@@ -13274,6 +15150,20 @@
       </w:r>
       <w:r>
         <w:rPr>
+          <w:lang w:val="en_US" w:bidi="en_US"/>
+        </w:rPr>
+        <w:t>וְ⁠קִרְע֤וּ לְבַבְ⁠כֶם֙ וְ⁠אַל־בִּגְדֵי⁠כֶ֔ם</w:t>
+      </w:r>
+    </w:p>
+    <w:p>
+      <w:pPr/>
+      <w:r>
+        <w:rPr>
+          <w:lang w:val="en_US" w:bidi="en_US"/>
+        </w:rPr>
+      </w:r>
+      <w:r>
+        <w:rPr>
           <w:b/>
           <w:lang w:val="en_US" w:bidi="en_US"/>
         </w:rPr>
@@ -13357,6 +15247,20 @@
       </w:r>
       <w:r>
         <w:rPr>
+          <w:lang w:val="en_US" w:bidi="en_US"/>
+        </w:rPr>
+        <w:t>וְ⁠קִרְע֤וּ לְבַבְ⁠כֶם֙ וְ⁠אַל־בִּגְדֵי⁠כֶ֔ם וְ⁠שׁ֖וּבוּ אֶל־יְהוָ֣ה אֱלֹֽהֵי⁠כֶ֑ם</w:t>
+      </w:r>
+    </w:p>
+    <w:p>
+      <w:pPr/>
+      <w:r>
+        <w:rPr>
+          <w:lang w:val="en_US" w:bidi="en_US"/>
+        </w:rPr>
+      </w:r>
+      <w:r>
+        <w:rPr>
           <w:b/>
           <w:lang w:val="en_US" w:bidi="en_US"/>
         </w:rPr>
@@ -13440,6 +15344,20 @@
       </w:r>
       <w:r>
         <w:rPr>
+          <w:lang w:val="en_US" w:bidi="en_US"/>
+        </w:rPr>
+        <w:t>אֶ֤רֶךְ אַפַּ֨יִם֙</w:t>
+      </w:r>
+    </w:p>
+    <w:p>
+      <w:pPr/>
+      <w:r>
+        <w:rPr>
+          <w:lang w:val="en_US" w:bidi="en_US"/>
+        </w:rPr>
+      </w:r>
+      <w:r>
+        <w:rPr>
           <w:b/>
           <w:lang w:val="en_US" w:bidi="en_US"/>
         </w:rPr>
@@ -13536,6 +15454,20 @@
       </w:r>
       <w:r>
         <w:rPr>
+          <w:lang w:val="en_US" w:bidi="en_US"/>
+        </w:rPr>
+        <w:t>וְ⁠רַב־חֶ֔סֶד</w:t>
+      </w:r>
+    </w:p>
+    <w:p>
+      <w:pPr/>
+      <w:r>
+        <w:rPr>
+          <w:lang w:val="en_US" w:bidi="en_US"/>
+        </w:rPr>
+      </w:r>
+      <w:r>
+        <w:rPr>
           <w:b/>
           <w:lang w:val="en_US" w:bidi="en_US"/>
         </w:rPr>
@@ -13632,6 +15564,20 @@
       </w:r>
       <w:r>
         <w:rPr>
+          <w:lang w:val="en_US" w:bidi="en_US"/>
+        </w:rPr>
+        <w:t>מִ֥י יוֹדֵ֖עַ יָשׁ֣וּב וְ⁠נִחָ֑ם וְ⁠הִשְׁאִ֤יר אַֽחֲרָי⁠ו֙ בְּרָכָ֔ה</w:t>
+      </w:r>
+    </w:p>
+    <w:p>
+      <w:pPr/>
+      <w:r>
+        <w:rPr>
+          <w:lang w:val="en_US" w:bidi="en_US"/>
+        </w:rPr>
+      </w:r>
+      <w:r>
+        <w:rPr>
           <w:b/>
           <w:lang w:val="en_US" w:bidi="en_US"/>
         </w:rPr>
@@ -13715,6 +15661,20 @@
       </w:r>
       <w:r>
         <w:rPr>
+          <w:lang w:val="en_US" w:bidi="en_US"/>
+        </w:rPr>
+        <w:t>יָשׁ֣וּב וְ⁠נִחָ֑ם</w:t>
+      </w:r>
+    </w:p>
+    <w:p>
+      <w:pPr/>
+      <w:r>
+        <w:rPr>
+          <w:lang w:val="en_US" w:bidi="en_US"/>
+        </w:rPr>
+      </w:r>
+      <w:r>
+        <w:rPr>
           <w:b/>
           <w:lang w:val="en_US" w:bidi="en_US"/>
         </w:rPr>
@@ -13824,6 +15784,20 @@
       </w:r>
       <w:r>
         <w:rPr>
+          <w:lang w:val="en_US" w:bidi="en_US"/>
+        </w:rPr>
+        <w:t>וְ⁠הִשְׁאִ֤יר &amp; בְּרָכָ֔ה</w:t>
+      </w:r>
+    </w:p>
+    <w:p>
+      <w:pPr/>
+      <w:r>
+        <w:rPr>
+          <w:lang w:val="en_US" w:bidi="en_US"/>
+        </w:rPr>
+      </w:r>
+      <w:r>
+        <w:rPr>
           <w:b/>
           <w:lang w:val="en_US" w:bidi="en_US"/>
         </w:rPr>
@@ -13920,6 +15894,20 @@
       </w:r>
       <w:r>
         <w:rPr>
+          <w:lang w:val="en_US" w:bidi="en_US"/>
+        </w:rPr>
+        <w:t>אֱלֹהֵי⁠כֶֽם</w:t>
+      </w:r>
+    </w:p>
+    <w:p>
+      <w:pPr/>
+      <w:r>
+        <w:rPr>
+          <w:lang w:val="en_US" w:bidi="en_US"/>
+        </w:rPr>
+      </w:r>
+      <w:r>
+        <w:rPr>
           <w:b/>
           <w:lang w:val="en_US" w:bidi="en_US"/>
         </w:rPr>
@@ -14016,6 +16004,20 @@
       </w:r>
       <w:r>
         <w:rPr>
+          <w:lang w:val="en_US" w:bidi="en_US"/>
+        </w:rPr>
+        <w:t>צ֖וֹם</w:t>
+      </w:r>
+    </w:p>
+    <w:p>
+      <w:pPr/>
+      <w:r>
+        <w:rPr>
+          <w:lang w:val="en_US" w:bidi="en_US"/>
+        </w:rPr>
+      </w:r>
+      <w:r>
+        <w:rPr>
           <w:b/>
           <w:lang w:val="en_US" w:bidi="en_US"/>
         </w:rPr>
@@ -14112,6 +16114,20 @@
       </w:r>
       <w:r>
         <w:rPr>
+          <w:lang w:val="en_US" w:bidi="en_US"/>
+        </w:rPr>
+        <w:t>קַדְּשׁוּ־צ֖וֹם קִרְא֥וּ עֲצָרָֽה</w:t>
+      </w:r>
+    </w:p>
+    <w:p>
+      <w:pPr/>
+      <w:r>
+        <w:rPr>
+          <w:lang w:val="en_US" w:bidi="en_US"/>
+        </w:rPr>
+      </w:r>
+      <w:r>
+        <w:rPr>
           <w:b/>
           <w:lang w:val="en_US" w:bidi="en_US"/>
         </w:rPr>
@@ -14195,6 +16211,20 @@
       </w:r>
       <w:r>
         <w:rPr>
+          <w:lang w:val="en_US" w:bidi="en_US"/>
+        </w:rPr>
+        <w:t>קִבְצ֣וּ זְקֵנִ֔ים אִסְפוּ֙ עֽוֹלָלִ֔ים וְ⁠יֹנְקֵ֖י שָׁדָ֑יִם</w:t>
+      </w:r>
+    </w:p>
+    <w:p>
+      <w:pPr/>
+      <w:r>
+        <w:rPr>
+          <w:lang w:val="en_US" w:bidi="en_US"/>
+        </w:rPr>
+      </w:r>
+      <w:r>
+        <w:rPr>
           <w:b/>
           <w:lang w:val="en_US" w:bidi="en_US"/>
         </w:rPr>
@@ -14278,6 +16308,20 @@
       </w:r>
       <w:r>
         <w:rPr>
+          <w:lang w:val="en_US" w:bidi="en_US"/>
+        </w:rPr>
+        <w:t>יֵצֵ֤א חָתָן֙ מֵֽ⁠חֶדְר֔⁠וֹ וְ⁠כַלָּ֖ה מֵ⁠חֻפָּתָֽ⁠הּ</w:t>
+      </w:r>
+    </w:p>
+    <w:p>
+      <w:pPr/>
+      <w:r>
+        <w:rPr>
+          <w:lang w:val="en_US" w:bidi="en_US"/>
+        </w:rPr>
+      </w:r>
+      <w:r>
+        <w:rPr>
           <w:b/>
           <w:lang w:val="en_US" w:bidi="en_US"/>
         </w:rPr>
@@ -14361,6 +16405,20 @@
       </w:r>
       <w:r>
         <w:rPr>
+          <w:lang w:val="en_US" w:bidi="en_US"/>
+        </w:rPr>
+        <w:t>בֵּ֤ין הָ⁠אוּלָם֙ וְ⁠לַ⁠מִּזְבֵּ֔חַ</w:t>
+      </w:r>
+    </w:p>
+    <w:p>
+      <w:pPr/>
+      <w:r>
+        <w:rPr>
+          <w:lang w:val="en_US" w:bidi="en_US"/>
+        </w:rPr>
+      </w:r>
+      <w:r>
+        <w:rPr>
           <w:b/>
           <w:lang w:val="en_US" w:bidi="en_US"/>
         </w:rPr>
@@ -14444,6 +16502,20 @@
       </w:r>
       <w:r>
         <w:rPr>
+          <w:lang w:val="en_US" w:bidi="en_US"/>
+        </w:rPr>
+        <w:t>וְ⁠אַל־תִּתֵּ֨ן נַחֲלָתְ⁠ךָ֤ לְ⁠חֶרְפָּה֙</w:t>
+      </w:r>
+    </w:p>
+    <w:p>
+      <w:pPr/>
+      <w:r>
+        <w:rPr>
+          <w:lang w:val="en_US" w:bidi="en_US"/>
+        </w:rPr>
+      </w:r>
+      <w:r>
+        <w:rPr>
           <w:b/>
           <w:lang w:val="en_US" w:bidi="en_US"/>
         </w:rPr>
@@ -14540,6 +16612,20 @@
       </w:r>
       <w:r>
         <w:rPr>
+          <w:lang w:val="en_US" w:bidi="en_US"/>
+        </w:rPr>
+        <w:t>נַחֲלָתְ⁠ךָ֤</w:t>
+      </w:r>
+    </w:p>
+    <w:p>
+      <w:pPr/>
+      <w:r>
+        <w:rPr>
+          <w:lang w:val="en_US" w:bidi="en_US"/>
+        </w:rPr>
+      </w:r>
+      <w:r>
+        <w:rPr>
           <w:b/>
           <w:lang w:val="en_US" w:bidi="en_US"/>
         </w:rPr>
@@ -14623,6 +16709,20 @@
       </w:r>
       <w:r>
         <w:rPr>
+          <w:lang w:val="en_US" w:bidi="en_US"/>
+        </w:rPr>
+        <w:t>לִ⁠מְשָׁל־בָּ֣⁠ם גּוֹיִ֔ם</w:t>
+      </w:r>
+    </w:p>
+    <w:p>
+      <w:pPr/>
+      <w:r>
+        <w:rPr>
+          <w:lang w:val="en_US" w:bidi="en_US"/>
+        </w:rPr>
+      </w:r>
+      <w:r>
+        <w:rPr>
           <w:b/>
           <w:lang w:val="en_US" w:bidi="en_US"/>
         </w:rPr>
@@ -14706,6 +16806,20 @@
       </w:r>
       <w:r>
         <w:rPr>
+          <w:lang w:val="en_US" w:bidi="en_US"/>
+        </w:rPr>
+        <w:t>לָ֚⁠מָּה יֹאמְר֣וּ בָֽ⁠עַמִּ֔ים אַיֵּ֖ה אֱלֹהֵי⁠הֶֽם</w:t>
+      </w:r>
+    </w:p>
+    <w:p>
+      <w:pPr/>
+      <w:r>
+        <w:rPr>
+          <w:lang w:val="en_US" w:bidi="en_US"/>
+        </w:rPr>
+      </w:r>
+      <w:r>
+        <w:rPr>
           <w:b/>
           <w:lang w:val="en_US" w:bidi="en_US"/>
         </w:rPr>
@@ -14789,6 +16903,20 @@
       </w:r>
       <w:r>
         <w:rPr>
+          <w:lang w:val="en_US" w:bidi="en_US"/>
+        </w:rPr>
+        <w:t>לָ֚⁠מָּה יֹאמְר֣וּ</w:t>
+      </w:r>
+    </w:p>
+    <w:p>
+      <w:pPr/>
+      <w:r>
+        <w:rPr>
+          <w:lang w:val="en_US" w:bidi="en_US"/>
+        </w:rPr>
+      </w:r>
+      <w:r>
+        <w:rPr>
           <w:b/>
           <w:lang w:val="en_US" w:bidi="en_US"/>
         </w:rPr>
@@ -14885,6 +17013,20 @@
       </w:r>
       <w:r>
         <w:rPr>
+          <w:lang w:val="en_US" w:bidi="en_US"/>
+        </w:rPr>
+        <w:t>לָ֚⁠מָּה יֹאמְר֣וּ בָֽ⁠עַמִּ֔ים</w:t>
+      </w:r>
+    </w:p>
+    <w:p>
+      <w:pPr/>
+      <w:r>
+        <w:rPr>
+          <w:lang w:val="en_US" w:bidi="en_US"/>
+        </w:rPr>
+      </w:r>
+      <w:r>
+        <w:rPr>
           <w:b/>
           <w:lang w:val="en_US" w:bidi="en_US"/>
         </w:rPr>
@@ -14968,6 +17110,20 @@
       </w:r>
       <w:r>
         <w:rPr>
+          <w:lang w:val="en_US" w:bidi="en_US"/>
+        </w:rPr>
+        <w:t>אַיֵּ֖ה אֱלֹהֵי⁠הֶֽם</w:t>
+      </w:r>
+    </w:p>
+    <w:p>
+      <w:pPr/>
+      <w:r>
+        <w:rPr>
+          <w:lang w:val="en_US" w:bidi="en_US"/>
+        </w:rPr>
+      </w:r>
+      <w:r>
+        <w:rPr>
           <w:b/>
           <w:lang w:val="en_US" w:bidi="en_US"/>
         </w:rPr>
@@ -15051,6 +17207,20 @@
       </w:r>
       <w:r>
         <w:rPr>
+          <w:lang w:val="en_US" w:bidi="en_US"/>
+        </w:rPr>
+        <w:t>וַ⁠יְקַנֵּ֥א יְהוָ֖ה לְ⁠אַרְצ֑⁠וֹ וַ⁠יַּחְמֹ֖ל עַל־עַמּֽ⁠וֹ</w:t>
+      </w:r>
+    </w:p>
+    <w:p>
+      <w:pPr/>
+      <w:r>
+        <w:rPr>
+          <w:lang w:val="en_US" w:bidi="en_US"/>
+        </w:rPr>
+      </w:r>
+      <w:r>
+        <w:rPr>
           <w:b/>
           <w:lang w:val="en_US" w:bidi="en_US"/>
         </w:rPr>
@@ -15134,6 +17304,20 @@
       </w:r>
       <w:r>
         <w:rPr>
+          <w:lang w:val="en_US" w:bidi="en_US"/>
+        </w:rPr>
+        <w:t>לְ⁠אַרְצ֑⁠וֹ</w:t>
+      </w:r>
+    </w:p>
+    <w:p>
+      <w:pPr/>
+      <w:r>
+        <w:rPr>
+          <w:lang w:val="en_US" w:bidi="en_US"/>
+        </w:rPr>
+      </w:r>
+      <w:r>
+        <w:rPr>
           <w:b/>
           <w:lang w:val="en_US" w:bidi="en_US"/>
         </w:rPr>
@@ -15230,6 +17414,20 @@
       </w:r>
       <w:r>
         <w:rPr>
+          <w:lang w:val="en_US" w:bidi="en_US"/>
+        </w:rPr>
+        <w:t>וַ⁠יַּ֨עַן יְהוָ֜ה וַ⁠יֹּ֣אמֶר</w:t>
+      </w:r>
+    </w:p>
+    <w:p>
+      <w:pPr/>
+      <w:r>
+        <w:rPr>
+          <w:lang w:val="en_US" w:bidi="en_US"/>
+        </w:rPr>
+      </w:r>
+      <w:r>
+        <w:rPr>
           <w:b/>
           <w:lang w:val="en_US" w:bidi="en_US"/>
         </w:rPr>
@@ -15313,6 +17511,20 @@
       </w:r>
       <w:r>
         <w:rPr>
+          <w:lang w:val="en_US" w:bidi="en_US"/>
+        </w:rPr>
+        <w:t>וַ⁠יַּ֨עַן יְהוָ֜ה וַ⁠יֹּ֣אמֶר</w:t>
+      </w:r>
+    </w:p>
+    <w:p>
+      <w:pPr/>
+      <w:r>
+        <w:rPr>
+          <w:lang w:val="en_US" w:bidi="en_US"/>
+        </w:rPr>
+      </w:r>
+      <w:r>
+        <w:rPr>
           <w:b/>
           <w:lang w:val="en_US" w:bidi="en_US"/>
         </w:rPr>
@@ -15435,6 +17647,20 @@
       </w:r>
       <w:r>
         <w:rPr>
+          <w:lang w:val="en_US" w:bidi="en_US"/>
+        </w:rPr>
+        <w:t>הִנְ⁠נִ֨י שֹׁלֵ֤חַ לָ⁠כֶם֙ אֶת־הַ⁠דָּגָן֙ וְ⁠הַ⁠תִּיר֣וֹשׁ וְ⁠הַ⁠יִּצְהָ֔ר</w:t>
+      </w:r>
+    </w:p>
+    <w:p>
+      <w:pPr/>
+      <w:r>
+        <w:rPr>
+          <w:lang w:val="en_US" w:bidi="en_US"/>
+        </w:rPr>
+      </w:r>
+      <w:r>
+        <w:rPr>
           <w:b/>
           <w:lang w:val="en_US" w:bidi="en_US"/>
         </w:rPr>
@@ -15518,6 +17744,20 @@
       </w:r>
       <w:r>
         <w:rPr>
+          <w:lang w:val="en_US" w:bidi="en_US"/>
+        </w:rPr>
+        <w:t>הִנְ⁠נִ֨י שֹׁלֵ֤חַ</w:t>
+      </w:r>
+    </w:p>
+    <w:p>
+      <w:pPr/>
+      <w:r>
+        <w:rPr>
+          <w:lang w:val="en_US" w:bidi="en_US"/>
+        </w:rPr>
+      </w:r>
+      <w:r>
+        <w:rPr>
           <w:b/>
           <w:lang w:val="en_US" w:bidi="en_US"/>
         </w:rPr>
@@ -15614,6 +17854,20 @@
       </w:r>
       <w:r>
         <w:rPr>
+          <w:lang w:val="en_US" w:bidi="en_US"/>
+        </w:rPr>
+        <w:t>אֹת֑⁠וֹ</w:t>
+      </w:r>
+    </w:p>
+    <w:p>
+      <w:pPr/>
+      <w:r>
+        <w:rPr>
+          <w:lang w:val="en_US" w:bidi="en_US"/>
+        </w:rPr>
+      </w:r>
+      <w:r>
+        <w:rPr>
           <w:b/>
           <w:lang w:val="en_US" w:bidi="en_US"/>
         </w:rPr>
@@ -15749,6 +18003,20 @@
       </w:r>
       <w:r>
         <w:rPr>
+          <w:lang w:val="en_US" w:bidi="en_US"/>
+        </w:rPr>
+        <w:t>וְ⁠לֹא־אֶתֵּ֨ן אֶתְ⁠כֶ֥ם ע֛וֹד חֶרְפָּ֖ה בַּ⁠גּוֹיִֽם</w:t>
+      </w:r>
+    </w:p>
+    <w:p>
+      <w:pPr/>
+      <w:r>
+        <w:rPr>
+          <w:lang w:val="en_US" w:bidi="en_US"/>
+        </w:rPr>
+      </w:r>
+      <w:r>
+        <w:rPr>
           <w:b/>
           <w:lang w:val="en_US" w:bidi="en_US"/>
         </w:rPr>
@@ -15845,6 +18113,20 @@
       </w:r>
       <w:r>
         <w:rPr>
+          <w:lang w:val="en_US" w:bidi="en_US"/>
+        </w:rPr>
+        <w:t>וְֽ⁠אֶת־הַ⁠צְּפוֹנִ֞י</w:t>
+      </w:r>
+    </w:p>
+    <w:p>
+      <w:pPr/>
+      <w:r>
+        <w:rPr>
+          <w:lang w:val="en_US" w:bidi="en_US"/>
+        </w:rPr>
+      </w:r>
+      <w:r>
+        <w:rPr>
           <w:b/>
           <w:lang w:val="en_US" w:bidi="en_US"/>
         </w:rPr>
@@ -15941,6 +18223,20 @@
       </w:r>
       <w:r>
         <w:rPr>
+          <w:lang w:val="en_US" w:bidi="en_US"/>
+        </w:rPr>
+        <w:t>אֶ֣רֶץ צִיָּ֣ה וּ⁠שְׁמָמָה֒</w:t>
+      </w:r>
+    </w:p>
+    <w:p>
+      <w:pPr/>
+      <w:r>
+        <w:rPr>
+          <w:lang w:val="en_US" w:bidi="en_US"/>
+        </w:rPr>
+      </w:r>
+      <w:r>
+        <w:rPr>
           <w:b/>
           <w:lang w:val="en_US" w:bidi="en_US"/>
         </w:rPr>
@@ -16050,6 +18346,20 @@
       </w:r>
       <w:r>
         <w:rPr>
+          <w:lang w:val="en_US" w:bidi="en_US"/>
+        </w:rPr>
+        <w:t>אֶ֣רֶץ צִיָּ֣ה וּ⁠שְׁמָמָה֒</w:t>
+      </w:r>
+    </w:p>
+    <w:p>
+      <w:pPr/>
+      <w:r>
+        <w:rPr>
+          <w:lang w:val="en_US" w:bidi="en_US"/>
+        </w:rPr>
+      </w:r>
+      <w:r>
+        <w:rPr>
           <w:b/>
           <w:lang w:val="en_US" w:bidi="en_US"/>
         </w:rPr>
@@ -16159,6 +18469,20 @@
       </w:r>
       <w:r>
         <w:rPr>
+          <w:lang w:val="en_US" w:bidi="en_US"/>
+        </w:rPr>
+        <w:t>אֶל &amp; אֶת־פָּנָ֗י⁠ו אֶל־הַ⁠יָּם֙ הַ⁠קַּדְמֹנִ֔י וְ⁠סֹפ֖⁠וֹ אֶל־הַ⁠יָּ֣ם הָ⁠אַֽחֲר֑וֹן</w:t>
+      </w:r>
+    </w:p>
+    <w:p>
+      <w:pPr/>
+      <w:r>
+        <w:rPr>
+          <w:lang w:val="en_US" w:bidi="en_US"/>
+        </w:rPr>
+      </w:r>
+      <w:r>
+        <w:rPr>
           <w:b/>
           <w:lang w:val="en_US" w:bidi="en_US"/>
         </w:rPr>
@@ -16268,6 +18592,20 @@
       </w:r>
       <w:r>
         <w:rPr>
+          <w:lang w:val="en_US" w:bidi="en_US"/>
+        </w:rPr>
+        <w:t>אֶל &amp; אֶת־פָּנָ֗י⁠ו אֶל־הַ⁠יָּם֙ הַ⁠קַּדְמֹנִ֔י וְ⁠סֹפ֖⁠וֹ אֶל־הַ⁠יָּ֣ם הָ⁠אַֽחֲר֑וֹן</w:t>
+      </w:r>
+    </w:p>
+    <w:p>
+      <w:pPr/>
+      <w:r>
+        <w:rPr>
+          <w:lang w:val="en_US" w:bidi="en_US"/>
+        </w:rPr>
+      </w:r>
+      <w:r>
+        <w:rPr>
           <w:b/>
           <w:lang w:val="en_US" w:bidi="en_US"/>
         </w:rPr>
@@ -16377,6 +18715,20 @@
       </w:r>
       <w:r>
         <w:rPr>
+          <w:lang w:val="en_US" w:bidi="en_US"/>
+        </w:rPr>
+        <w:t>וְ⁠עָלָ֣ה בָאְשׁ֗⁠וֹ וְ⁠תַ֨עַל֙ צַחֲנָת֔⁠וֹ</w:t>
+      </w:r>
+    </w:p>
+    <w:p>
+      <w:pPr/>
+      <w:r>
+        <w:rPr>
+          <w:lang w:val="en_US" w:bidi="en_US"/>
+        </w:rPr>
+      </w:r>
+      <w:r>
+        <w:rPr>
           <w:b/>
           <w:lang w:val="en_US" w:bidi="en_US"/>
         </w:rPr>
@@ -16473,6 +18825,20 @@
       </w:r>
       <w:r>
         <w:rPr>
+          <w:lang w:val="en_US" w:bidi="en_US"/>
+        </w:rPr>
+        <w:t>הִגְדִּ֖יל לַ⁠עֲשֽׂוֹת</w:t>
+      </w:r>
+    </w:p>
+    <w:p>
+      <w:pPr/>
+      <w:r>
+        <w:rPr>
+          <w:lang w:val="en_US" w:bidi="en_US"/>
+        </w:rPr>
+      </w:r>
+      <w:r>
+        <w:rPr>
           <w:b/>
           <w:lang w:val="en_US" w:bidi="en_US"/>
         </w:rPr>
@@ -16556,6 +18922,20 @@
       </w:r>
       <w:r>
         <w:rPr>
+          <w:lang w:val="en_US" w:bidi="en_US"/>
+        </w:rPr>
+        <w:t>כִּ֥י הִגְדִּ֖יל לַ⁠עֲשֽׂוֹת</w:t>
+      </w:r>
+    </w:p>
+    <w:p>
+      <w:pPr/>
+      <w:r>
+        <w:rPr>
+          <w:lang w:val="en_US" w:bidi="en_US"/>
+        </w:rPr>
+      </w:r>
+      <w:r>
+        <w:rPr>
           <w:b/>
           <w:lang w:val="en_US" w:bidi="en_US"/>
         </w:rPr>
@@ -16639,6 +19019,20 @@
       </w:r>
       <w:r>
         <w:rPr>
+          <w:lang w:val="en_US" w:bidi="en_US"/>
+        </w:rPr>
+        <w:t>אַל־תִּֽירְאִ֖י אֲדָמָ֑ה גִּ֣ילִי וּ⁠שְׂמָ֔חִי</w:t>
+      </w:r>
+    </w:p>
+    <w:p>
+      <w:pPr/>
+      <w:r>
+        <w:rPr>
+          <w:lang w:val="en_US" w:bidi="en_US"/>
+        </w:rPr>
+      </w:r>
+      <w:r>
+        <w:rPr>
           <w:b/>
           <w:lang w:val="en_US" w:bidi="en_US"/>
         </w:rPr>
@@ -16735,6 +19129,20 @@
       </w:r>
       <w:r>
         <w:rPr>
+          <w:lang w:val="en_US" w:bidi="en_US"/>
+        </w:rPr>
+        <w:t>גִּ֣ילִי וּ⁠שְׂמָ֔חִי</w:t>
+      </w:r>
+    </w:p>
+    <w:p>
+      <w:pPr/>
+      <w:r>
+        <w:rPr>
+          <w:lang w:val="en_US" w:bidi="en_US"/>
+        </w:rPr>
+      </w:r>
+      <w:r>
+        <w:rPr>
           <w:b/>
           <w:lang w:val="en_US" w:bidi="en_US"/>
         </w:rPr>
@@ -16844,6 +19252,20 @@
       </w:r>
       <w:r>
         <w:rPr>
+          <w:lang w:val="en_US" w:bidi="en_US"/>
+        </w:rPr>
+        <w:t>הִגְדִּ֥יל יְהוָ֖ה לַ⁠עֲשֽׂוֹת</w:t>
+      </w:r>
+    </w:p>
+    <w:p>
+      <w:pPr/>
+      <w:r>
+        <w:rPr>
+          <w:lang w:val="en_US" w:bidi="en_US"/>
+        </w:rPr>
+      </w:r>
+      <w:r>
+        <w:rPr>
           <w:b/>
           <w:lang w:val="en_US" w:bidi="en_US"/>
         </w:rPr>
@@ -16927,6 +19349,20 @@
       </w:r>
       <w:r>
         <w:rPr>
+          <w:lang w:val="en_US" w:bidi="en_US"/>
+        </w:rPr>
+        <w:t>הִגְדִּ֥יל יְהוָ֖ה לַ⁠עֲשֽׂוֹת</w:t>
+      </w:r>
+    </w:p>
+    <w:p>
+      <w:pPr/>
+      <w:r>
+        <w:rPr>
+          <w:lang w:val="en_US" w:bidi="en_US"/>
+        </w:rPr>
+      </w:r>
+      <w:r>
+        <w:rPr>
           <w:b/>
           <w:lang w:val="en_US" w:bidi="en_US"/>
         </w:rPr>
@@ -17010,6 +19446,20 @@
       </w:r>
       <w:r>
         <w:rPr>
+          <w:lang w:val="en_US" w:bidi="en_US"/>
+        </w:rPr>
+        <w:t>אַל־תִּֽירְאוּ֙ בַּהֲמ֣וֹת שָׂדַ֔י</w:t>
+      </w:r>
+    </w:p>
+    <w:p>
+      <w:pPr/>
+      <w:r>
+        <w:rPr>
+          <w:lang w:val="en_US" w:bidi="en_US"/>
+        </w:rPr>
+      </w:r>
+      <w:r>
+        <w:rPr>
           <w:b/>
           <w:lang w:val="en_US" w:bidi="en_US"/>
         </w:rPr>
@@ -17106,6 +19556,20 @@
       </w:r>
       <w:r>
         <w:rPr>
+          <w:lang w:val="en_US" w:bidi="en_US"/>
+        </w:rPr>
+        <w:t>דָשְׁא֖וּ נְא֣וֹת מִדְבָּ֑ר כִּֽי־עֵץ֙ נָשָׂ֣א פִרְי֔⁠וֹ תְּאֵנָ֥ה וָ⁠גֶ֖פֶן נָתְנ֥וּ חֵילָֽ⁠ם</w:t>
+      </w:r>
+    </w:p>
+    <w:p>
+      <w:pPr/>
+      <w:r>
+        <w:rPr>
+          <w:lang w:val="en_US" w:bidi="en_US"/>
+        </w:rPr>
+      </w:r>
+      <w:r>
+        <w:rPr>
           <w:b/>
           <w:lang w:val="en_US" w:bidi="en_US"/>
         </w:rPr>
@@ -17189,6 +19653,20 @@
       </w:r>
       <w:r>
         <w:rPr>
+          <w:lang w:val="en_US" w:bidi="en_US"/>
+        </w:rPr>
+        <w:t>עֵץ֙ נָשָׂ֣א פִרְי֔⁠וֹ תְּאֵנָ֥ה וָ⁠גֶ֖פֶן נָתְנ֥וּ חֵילָֽ⁠ם</w:t>
+      </w:r>
+    </w:p>
+    <w:p>
+      <w:pPr/>
+      <w:r>
+        <w:rPr>
+          <w:lang w:val="en_US" w:bidi="en_US"/>
+        </w:rPr>
+      </w:r>
+      <w:r>
+        <w:rPr>
           <w:b/>
           <w:lang w:val="en_US" w:bidi="en_US"/>
         </w:rPr>
@@ -17311,6 +19789,20 @@
       </w:r>
       <w:r>
         <w:rPr>
+          <w:lang w:val="en_US" w:bidi="en_US"/>
+        </w:rPr>
+        <w:t>חֵילָֽ⁠ם</w:t>
+      </w:r>
+    </w:p>
+    <w:p>
+      <w:pPr/>
+      <w:r>
+        <w:rPr>
+          <w:lang w:val="en_US" w:bidi="en_US"/>
+        </w:rPr>
+      </w:r>
+      <w:r>
+        <w:rPr>
           <w:b/>
           <w:lang w:val="en_US" w:bidi="en_US"/>
         </w:rPr>
@@ -17407,6 +19899,20 @@
       </w:r>
       <w:r>
         <w:rPr>
+          <w:lang w:val="en_US" w:bidi="en_US"/>
+        </w:rPr>
+        <w:t>וּ⁠בְנֵ֣י צִיּ֗וֹן</w:t>
+      </w:r>
+    </w:p>
+    <w:p>
+      <w:pPr/>
+      <w:r>
+        <w:rPr>
+          <w:lang w:val="en_US" w:bidi="en_US"/>
+        </w:rPr>
+      </w:r>
+      <w:r>
+        <w:rPr>
           <w:b/>
           <w:lang w:val="en_US" w:bidi="en_US"/>
         </w:rPr>
@@ -17503,6 +20009,20 @@
       </w:r>
       <w:r>
         <w:rPr>
+          <w:lang w:val="en_US" w:bidi="en_US"/>
+        </w:rPr>
+        <w:t>אֱלֹֽהֵי⁠כֶ֔ם</w:t>
+      </w:r>
+    </w:p>
+    <w:p>
+      <w:pPr/>
+      <w:r>
+        <w:rPr>
+          <w:lang w:val="en_US" w:bidi="en_US"/>
+        </w:rPr>
+      </w:r>
+      <w:r>
+        <w:rPr>
           <w:b/>
           <w:lang w:val="en_US" w:bidi="en_US"/>
         </w:rPr>
@@ -17599,6 +20119,20 @@
       </w:r>
       <w:r>
         <w:rPr>
+          <w:lang w:val="en_US" w:bidi="en_US"/>
+        </w:rPr>
+        <w:t>נָתַ֥ן לָ⁠כֶ֛ם אֶת־הַ⁠מּוֹרֶ֖ה לִ⁠צְדָקָ֑ה וַ⁠יּ֣וֹרֶד לָ⁠כֶ֗ם גֶּ֛שֶׁם</w:t>
+      </w:r>
+    </w:p>
+    <w:p>
+      <w:pPr/>
+      <w:r>
+        <w:rPr>
+          <w:lang w:val="en_US" w:bidi="en_US"/>
+        </w:rPr>
+      </w:r>
+      <w:r>
+        <w:rPr>
           <w:b/>
           <w:lang w:val="en_US" w:bidi="en_US"/>
         </w:rPr>
@@ -17682,6 +20216,20 @@
       </w:r>
       <w:r>
         <w:rPr>
+          <w:lang w:val="en_US" w:bidi="en_US"/>
+        </w:rPr>
+        <w:t>לִ⁠צְדָקָ֑ה</w:t>
+      </w:r>
+    </w:p>
+    <w:p>
+      <w:pPr/>
+      <w:r>
+        <w:rPr>
+          <w:lang w:val="en_US" w:bidi="en_US"/>
+        </w:rPr>
+      </w:r>
+      <w:r>
+        <w:rPr>
           <w:b/>
           <w:lang w:val="en_US" w:bidi="en_US"/>
         </w:rPr>
@@ -17778,6 +20326,20 @@
       </w:r>
       <w:r>
         <w:rPr>
+          <w:lang w:val="en_US" w:bidi="en_US"/>
+        </w:rPr>
+        <w:t>גֶּ֛שֶׁם</w:t>
+      </w:r>
+    </w:p>
+    <w:p>
+      <w:pPr/>
+      <w:r>
+        <w:rPr>
+          <w:lang w:val="en_US" w:bidi="en_US"/>
+        </w:rPr>
+      </w:r>
+      <w:r>
+        <w:rPr>
           <w:b/>
           <w:lang w:val="en_US" w:bidi="en_US"/>
         </w:rPr>
@@ -17874,6 +20436,20 @@
       </w:r>
       <w:r>
         <w:rPr>
+          <w:lang w:val="en_US" w:bidi="en_US"/>
+        </w:rPr>
+        <w:t>מוֹרֶ֥ה וּ⁠מַלְק֖וֹשׁ</w:t>
+      </w:r>
+    </w:p>
+    <w:p>
+      <w:pPr/>
+      <w:r>
+        <w:rPr>
+          <w:lang w:val="en_US" w:bidi="en_US"/>
+        </w:rPr>
+      </w:r>
+      <w:r>
+        <w:rPr>
           <w:b/>
           <w:lang w:val="en_US" w:bidi="en_US"/>
         </w:rPr>
@@ -17983,6 +20559,20 @@
       </w:r>
       <w:r>
         <w:rPr>
+          <w:lang w:val="en_US" w:bidi="en_US"/>
+        </w:rPr>
+        <w:t>בָּ⁠רִאשֽׁוֹן</w:t>
+      </w:r>
+    </w:p>
+    <w:p>
+      <w:pPr/>
+      <w:r>
+        <w:rPr>
+          <w:lang w:val="en_US" w:bidi="en_US"/>
+        </w:rPr>
+      </w:r>
+      <w:r>
+        <w:rPr>
           <w:b/>
           <w:lang w:val="en_US" w:bidi="en_US"/>
         </w:rPr>
@@ -18079,6 +20669,20 @@
       </w:r>
       <w:r>
         <w:rPr>
+          <w:lang w:val="en_US" w:bidi="en_US"/>
+        </w:rPr>
+        <w:t>וְ⁠הֵשִׁ֥יקוּ הַ⁠יְקָבִ֖ים תִּיר֥וֹשׁ וְ⁠יִצְהָֽר</w:t>
+      </w:r>
+    </w:p>
+    <w:p>
+      <w:pPr/>
+      <w:r>
+        <w:rPr>
+          <w:lang w:val="en_US" w:bidi="en_US"/>
+        </w:rPr>
+      </w:r>
+      <w:r>
+        <w:rPr>
           <w:b/>
           <w:lang w:val="en_US" w:bidi="en_US"/>
         </w:rPr>
@@ -18162,6 +20766,20 @@
       </w:r>
       <w:r>
         <w:rPr>
+          <w:lang w:val="en_US" w:bidi="en_US"/>
+        </w:rPr>
+        <w:t>וְ⁠שִׁלַּמְתִּ֤י לָ⁠כֶם֙ אֶת־הַ⁠שָּׁנִ֔ים</w:t>
+      </w:r>
+    </w:p>
+    <w:p>
+      <w:pPr/>
+      <w:r>
+        <w:rPr>
+          <w:lang w:val="en_US" w:bidi="en_US"/>
+        </w:rPr>
+      </w:r>
+      <w:r>
+        <w:rPr>
           <w:b/>
           <w:lang w:val="en_US" w:bidi="en_US"/>
         </w:rPr>
@@ -18245,6 +20863,20 @@
       </w:r>
       <w:r>
         <w:rPr>
+          <w:lang w:val="en_US" w:bidi="en_US"/>
+        </w:rPr>
+        <w:t>אֶת־הַ⁠שָּׁנִ֔ים</w:t>
+      </w:r>
+    </w:p>
+    <w:p>
+      <w:pPr/>
+      <w:r>
+        <w:rPr>
+          <w:lang w:val="en_US" w:bidi="en_US"/>
+        </w:rPr>
+      </w:r>
+      <w:r>
+        <w:rPr>
           <w:b/>
           <w:lang w:val="en_US" w:bidi="en_US"/>
         </w:rPr>
@@ -18341,6 +20973,20 @@
       </w:r>
       <w:r>
         <w:rPr>
+          <w:lang w:val="en_US" w:bidi="en_US"/>
+        </w:rPr>
+        <w:t>חֵילִ⁠י֙ הַ⁠גָּד֔וֹל</w:t>
+      </w:r>
+    </w:p>
+    <w:p>
+      <w:pPr/>
+      <w:r>
+        <w:rPr>
+          <w:lang w:val="en_US" w:bidi="en_US"/>
+        </w:rPr>
+      </w:r>
+      <w:r>
+        <w:rPr>
           <w:b/>
           <w:lang w:val="en_US" w:bidi="en_US"/>
         </w:rPr>
@@ -18437,6 +21083,20 @@
       </w:r>
       <w:r>
         <w:rPr>
+          <w:lang w:val="en_US" w:bidi="en_US"/>
+        </w:rPr>
+        <w:t>וַ⁠אֲכַלְתֶּ֤ם אָכוֹל֙</w:t>
+      </w:r>
+    </w:p>
+    <w:p>
+      <w:pPr/>
+      <w:r>
+        <w:rPr>
+          <w:lang w:val="en_US" w:bidi="en_US"/>
+        </w:rPr>
+      </w:r>
+      <w:r>
+        <w:rPr>
           <w:b/>
           <w:lang w:val="en_US" w:bidi="en_US"/>
         </w:rPr>
@@ -18520,6 +21180,20 @@
       </w:r>
       <w:r>
         <w:rPr>
+          <w:lang w:val="en_US" w:bidi="en_US"/>
+        </w:rPr>
+        <w:t>אֶת־שֵׁ֤ם יְהוָה֙ אֱלֹ֣הֵי⁠כֶ֔ם</w:t>
+      </w:r>
+    </w:p>
+    <w:p>
+      <w:pPr/>
+      <w:r>
+        <w:rPr>
+          <w:lang w:val="en_US" w:bidi="en_US"/>
+        </w:rPr>
+      </w:r>
+      <w:r>
+        <w:rPr>
           <w:b/>
           <w:lang w:val="en_US" w:bidi="en_US"/>
         </w:rPr>
@@ -18603,6 +21277,20 @@
       </w:r>
       <w:r>
         <w:rPr>
+          <w:lang w:val="en_US" w:bidi="en_US"/>
+        </w:rPr>
+        <w:t>אֶת־שֵׁ֤ם</w:t>
+      </w:r>
+    </w:p>
+    <w:p>
+      <w:pPr/>
+      <w:r>
+        <w:rPr>
+          <w:lang w:val="en_US" w:bidi="en_US"/>
+        </w:rPr>
+      </w:r>
+      <w:r>
+        <w:rPr>
           <w:b/>
           <w:lang w:val="en_US" w:bidi="en_US"/>
         </w:rPr>
@@ -18699,6 +21387,20 @@
       </w:r>
       <w:r>
         <w:rPr>
+          <w:lang w:val="en_US" w:bidi="en_US"/>
+        </w:rPr>
+        <w:t>אֲשֶׁר־עָשָׂ֥ה עִמָּ⁠כֶ֖ם לְ⁠הַפְלִ֑יא</w:t>
+      </w:r>
+    </w:p>
+    <w:p>
+      <w:pPr/>
+      <w:r>
+        <w:rPr>
+          <w:lang w:val="en_US" w:bidi="en_US"/>
+        </w:rPr>
+      </w:r>
+      <w:r>
+        <w:rPr>
           <w:b/>
           <w:lang w:val="en_US" w:bidi="en_US"/>
         </w:rPr>
@@ -18795,6 +21497,20 @@
       </w:r>
       <w:r>
         <w:rPr>
+          <w:lang w:val="en_US" w:bidi="en_US"/>
+        </w:rPr>
+        <w:t>וְ⁠לֹא־יֵבֹ֥שׁוּ עַמִּ֖⁠י לְ⁠עוֹלָֽם</w:t>
+      </w:r>
+    </w:p>
+    <w:p>
+      <w:pPr/>
+      <w:r>
+        <w:rPr>
+          <w:lang w:val="en_US" w:bidi="en_US"/>
+        </w:rPr>
+      </w:r>
+      <w:r>
+        <w:rPr>
           <w:b/>
           <w:lang w:val="en_US" w:bidi="en_US"/>
         </w:rPr>
@@ -18891,6 +21607,20 @@
       </w:r>
       <w:r>
         <w:rPr>
+          <w:lang w:val="en_US" w:bidi="en_US"/>
+        </w:rPr>
+        <w:t>יִשְׂרָאֵל֙</w:t>
+      </w:r>
+    </w:p>
+    <w:p>
+      <w:pPr/>
+      <w:r>
+        <w:rPr>
+          <w:lang w:val="en_US" w:bidi="en_US"/>
+        </w:rPr>
+      </w:r>
+      <w:r>
+        <w:rPr>
           <w:b/>
           <w:lang w:val="en_US" w:bidi="en_US"/>
         </w:rPr>
@@ -18987,6 +21717,20 @@
       </w:r>
       <w:r>
         <w:rPr>
+          <w:lang w:val="en_US" w:bidi="en_US"/>
+        </w:rPr>
+        <w:t>וְ⁠לֹא־יֵבֹ֥שׁוּ עַמִּ֖⁠י לְ⁠עוֹלָֽם</w:t>
+      </w:r>
+    </w:p>
+    <w:p>
+      <w:pPr/>
+      <w:r>
+        <w:rPr>
+          <w:lang w:val="en_US" w:bidi="en_US"/>
+        </w:rPr>
+      </w:r>
+      <w:r>
+        <w:rPr>
           <w:b/>
           <w:lang w:val="en_US" w:bidi="en_US"/>
         </w:rPr>
@@ -19083,6 +21827,20 @@
       </w:r>
       <w:r>
         <w:rPr>
+          <w:lang w:val="en_US" w:bidi="en_US"/>
+        </w:rPr>
+        <w:t>וְ⁠הָיָ֣ה אַֽחֲרֵי־כֵ֗ן</w:t>
+      </w:r>
+    </w:p>
+    <w:p>
+      <w:pPr/>
+      <w:r>
+        <w:rPr>
+          <w:lang w:val="en_US" w:bidi="en_US"/>
+        </w:rPr>
+      </w:r>
+      <w:r>
+        <w:rPr>
           <w:b/>
           <w:lang w:val="en_US" w:bidi="en_US"/>
         </w:rPr>
@@ -19166,6 +21924,20 @@
       </w:r>
       <w:r>
         <w:rPr>
+          <w:lang w:val="en_US" w:bidi="en_US"/>
+        </w:rPr>
+        <w:t>אֶשְׁפּ֤וֹךְ אֶת־רוּחִ⁠י֙ עַל־כָּל־בָּשָׂ֔ר</w:t>
+      </w:r>
+    </w:p>
+    <w:p>
+      <w:pPr/>
+      <w:r>
+        <w:rPr>
+          <w:lang w:val="en_US" w:bidi="en_US"/>
+        </w:rPr>
+      </w:r>
+      <w:r>
+        <w:rPr>
           <w:b/>
           <w:lang w:val="en_US" w:bidi="en_US"/>
         </w:rPr>
@@ -19249,6 +22021,20 @@
       </w:r>
       <w:r>
         <w:rPr>
+          <w:lang w:val="en_US" w:bidi="en_US"/>
+        </w:rPr>
+        <w:t>עַל־כָּל־בָּשָׂ֔ר</w:t>
+      </w:r>
+    </w:p>
+    <w:p>
+      <w:pPr/>
+      <w:r>
+        <w:rPr>
+          <w:lang w:val="en_US" w:bidi="en_US"/>
+        </w:rPr>
+      </w:r>
+      <w:r>
+        <w:rPr>
           <w:b/>
           <w:lang w:val="en_US" w:bidi="en_US"/>
         </w:rPr>
@@ -19345,6 +22131,20 @@
       </w:r>
       <w:r>
         <w:rPr>
+          <w:lang w:val="en_US" w:bidi="en_US"/>
+        </w:rPr>
+        <w:t>עַל־כָּל־בָּשָׂ֔ר</w:t>
+      </w:r>
+    </w:p>
+    <w:p>
+      <w:pPr/>
+      <w:r>
+        <w:rPr>
+          <w:lang w:val="en_US" w:bidi="en_US"/>
+        </w:rPr>
+      </w:r>
+      <w:r>
+        <w:rPr>
           <w:b/>
           <w:lang w:val="en_US" w:bidi="en_US"/>
         </w:rPr>
@@ -19441,6 +22241,20 @@
       </w:r>
       <w:r>
         <w:rPr>
+          <w:lang w:val="en_US" w:bidi="en_US"/>
+        </w:rPr>
+        <w:t>וְ⁠נִבְּא֖וּ בְּנֵי⁠כֶ֣ם וּ⁠בְנֽוֹתֵי⁠כֶ֑ם</w:t>
+      </w:r>
+    </w:p>
+    <w:p>
+      <w:pPr/>
+      <w:r>
+        <w:rPr>
+          <w:lang w:val="en_US" w:bidi="en_US"/>
+        </w:rPr>
+      </w:r>
+      <w:r>
+        <w:rPr>
           <w:b/>
           <w:lang w:val="en_US" w:bidi="en_US"/>
         </w:rPr>
@@ -19524,6 +22338,20 @@
       </w:r>
       <w:r>
         <w:rPr>
+          <w:lang w:val="en_US" w:bidi="en_US"/>
+        </w:rPr>
+        <w:t>זִקְנֵי⁠כֶם֙ חֲלֹמ֣וֹת יַחֲלֹמ֔וּ⁠ן בַּח֣וּרֵי⁠כֶ֔ם חֶזְיֹנ֖וֹת יִרְאֽוּ</w:t>
+      </w:r>
+    </w:p>
+    <w:p>
+      <w:pPr/>
+      <w:r>
+        <w:rPr>
+          <w:lang w:val="en_US" w:bidi="en_US"/>
+        </w:rPr>
+      </w:r>
+      <w:r>
+        <w:rPr>
           <w:b/>
           <w:lang w:val="en_US" w:bidi="en_US"/>
         </w:rPr>
@@ -19607,6 +22435,20 @@
       </w:r>
       <w:r>
         <w:rPr>
+          <w:lang w:val="en_US" w:bidi="en_US"/>
+        </w:rPr>
+        <w:t>חֲלֹמ֣וֹת</w:t>
+      </w:r>
+    </w:p>
+    <w:p>
+      <w:pPr/>
+      <w:r>
+        <w:rPr>
+          <w:lang w:val="en_US" w:bidi="en_US"/>
+        </w:rPr>
+      </w:r>
+      <w:r>
+        <w:rPr>
           <w:b/>
           <w:lang w:val="en_US" w:bidi="en_US"/>
         </w:rPr>
@@ -19703,6 +22545,20 @@
       </w:r>
       <w:r>
         <w:rPr>
+          <w:lang w:val="en_US" w:bidi="en_US"/>
+        </w:rPr>
+        <w:t>וְ⁠גַ֥ם עַל־הָֽ⁠עֲבָדִ֖ים וְ⁠עַל־הַ⁠שְּׁפָח֑וֹת</w:t>
+      </w:r>
+    </w:p>
+    <w:p>
+      <w:pPr/>
+      <w:r>
+        <w:rPr>
+          <w:lang w:val="en_US" w:bidi="en_US"/>
+        </w:rPr>
+      </w:r>
+      <w:r>
+        <w:rPr>
           <w:b/>
           <w:lang w:val="en_US" w:bidi="en_US"/>
         </w:rPr>
@@ -19775,6 +22631,20 @@
         <w:rPr>
           <w:lang w:val="en_US" w:bidi="en_US"/>
         </w:rPr>
+      </w:r>
+    </w:p>
+    <w:p>
+      <w:pPr/>
+      <w:r>
+        <w:rPr>
+          <w:lang w:val="en_US" w:bidi="en_US"/>
+        </w:rPr>
+      </w:r>
+      <w:r>
+        <w:rPr>
+          <w:lang w:val="en_US" w:bidi="en_US"/>
+        </w:rPr>
+        <w:t>בַּ⁠יָּמִ֣ים הָ⁠הֵ֔מָּה</w:t>
       </w:r>
     </w:p>
     <w:p>
@@ -20079,6 +22949,20 @@
       </w:r>
       <w:r>
         <w:rPr>
+          <w:lang w:val="en_US" w:bidi="en_US"/>
+        </w:rPr>
+        <w:t>הַ⁠שֶּׁ֨מֶשׁ֙ יֵהָפֵ֣ךְ לְ⁠חֹ֔שֶׁךְ וְ⁠הַ⁠יָּרֵ֖חַ לְ⁠דָ֑ם</w:t>
+      </w:r>
+    </w:p>
+    <w:p>
+      <w:pPr/>
+      <w:r>
+        <w:rPr>
+          <w:lang w:val="en_US" w:bidi="en_US"/>
+        </w:rPr>
+      </w:r>
+      <w:r>
+        <w:rPr>
           <w:b/>
           <w:lang w:val="en_US" w:bidi="en_US"/>
         </w:rPr>
@@ -20162,6 +23046,20 @@
       </w:r>
       <w:r>
         <w:rPr>
+          <w:lang w:val="en_US" w:bidi="en_US"/>
+        </w:rPr>
+        <w:t>הַ⁠שֶּׁ֨מֶשׁ֙ יֵהָפֵ֣ךְ לְ⁠חֹ֔שֶׁךְ וְ⁠הַ⁠יָּרֵ֖חַ לְ⁠דָ֑ם</w:t>
+      </w:r>
+    </w:p>
+    <w:p>
+      <w:pPr/>
+      <w:r>
+        <w:rPr>
+          <w:lang w:val="en_US" w:bidi="en_US"/>
+        </w:rPr>
+      </w:r>
+      <w:r>
+        <w:rPr>
           <w:b/>
           <w:lang w:val="en_US" w:bidi="en_US"/>
         </w:rPr>
@@ -20245,6 +23143,20 @@
       </w:r>
       <w:r>
         <w:rPr>
+          <w:lang w:val="en_US" w:bidi="en_US"/>
+        </w:rPr>
+        <w:t>וְ⁠הַ⁠יָּרֵ֖חַ לְ⁠דָ֑ם</w:t>
+      </w:r>
+    </w:p>
+    <w:p>
+      <w:pPr/>
+      <w:r>
+        <w:rPr>
+          <w:lang w:val="en_US" w:bidi="en_US"/>
+        </w:rPr>
+      </w:r>
+      <w:r>
+        <w:rPr>
           <w:b/>
           <w:lang w:val="en_US" w:bidi="en_US"/>
         </w:rPr>
@@ -20328,6 +23240,20 @@
       </w:r>
       <w:r>
         <w:rPr>
+          <w:lang w:val="en_US" w:bidi="en_US"/>
+        </w:rPr>
+        <w:t>לִ⁠פְנֵ֗י בּ֚וֹא י֣וֹם יְהוָ֔ה הַ⁠גָּד֖וֹל וְ⁠הַ⁠נּוֹרָֽא</w:t>
+      </w:r>
+    </w:p>
+    <w:p>
+      <w:pPr/>
+      <w:r>
+        <w:rPr>
+          <w:lang w:val="en_US" w:bidi="en_US"/>
+        </w:rPr>
+      </w:r>
+      <w:r>
+        <w:rPr>
           <w:b/>
           <w:lang w:val="en_US" w:bidi="en_US"/>
         </w:rPr>
@@ -20413,6 +23339,20 @@
         <w:rPr>
           <w:lang w:val="en_US" w:bidi="en_US"/>
         </w:rPr>
+      </w:r>
+    </w:p>
+    <w:p>
+      <w:pPr/>
+      <w:r>
+        <w:rPr>
+          <w:lang w:val="en_US" w:bidi="en_US"/>
+        </w:rPr>
+      </w:r>
+      <w:r>
+        <w:rPr>
+          <w:lang w:val="en_US" w:bidi="en_US"/>
+        </w:rPr>
+        <w:t>י֣וֹם יְהוָ֔ה הַ⁠גָּד֖וֹל וְ⁠הַ⁠נּוֹרָֽא</w:t>
       </w:r>
     </w:p>
     <w:p>
@@ -20608,6 +23548,20 @@
       </w:r>
       <w:r>
         <w:rPr>
+          <w:lang w:val="en_US" w:bidi="en_US"/>
+        </w:rPr>
+        <w:t>וְ⁠הָיָ֗ה</w:t>
+      </w:r>
+    </w:p>
+    <w:p>
+      <w:pPr/>
+      <w:r>
+        <w:rPr>
+          <w:lang w:val="en_US" w:bidi="en_US"/>
+        </w:rPr>
+      </w:r>
+      <w:r>
+        <w:rPr>
           <w:b/>
           <w:lang w:val="en_US" w:bidi="en_US"/>
         </w:rPr>
@@ -20691,6 +23645,20 @@
       </w:r>
       <w:r>
         <w:rPr>
+          <w:lang w:val="en_US" w:bidi="en_US"/>
+        </w:rPr>
+        <w:t>כֹּ֧ל אֲשֶׁר־יִקְרָ֛א בְּ⁠שֵׁ֥ם יְהוָ֖ה יִמָּלֵ֑ט &amp; יְהוָ֔ה</w:t>
+      </w:r>
+    </w:p>
+    <w:p>
+      <w:pPr/>
+      <w:r>
+        <w:rPr>
+          <w:lang w:val="en_US" w:bidi="en_US"/>
+        </w:rPr>
+      </w:r>
+      <w:r>
+        <w:rPr>
           <w:b/>
           <w:lang w:val="en_US" w:bidi="en_US"/>
         </w:rPr>
@@ -20774,6 +23742,20 @@
       </w:r>
       <w:r>
         <w:rPr>
+          <w:lang w:val="en_US" w:bidi="en_US"/>
+        </w:rPr>
+        <w:t>בְּ⁠שֵׁ֥ם יְהוָ֖ה &amp; יְהוָ֔ה</w:t>
+      </w:r>
+    </w:p>
+    <w:p>
+      <w:pPr/>
+      <w:r>
+        <w:rPr>
+          <w:lang w:val="en_US" w:bidi="en_US"/>
+        </w:rPr>
+      </w:r>
+      <w:r>
+        <w:rPr>
           <w:b/>
           <w:lang w:val="en_US" w:bidi="en_US"/>
         </w:rPr>
@@ -20870,6 +23852,20 @@
       </w:r>
       <w:r>
         <w:rPr>
+          <w:lang w:val="en_US" w:bidi="en_US"/>
+        </w:rPr>
+        <w:t>בְּ⁠שֵׁ֥ם יְהוָ֖ה &amp; יְהוָ֔ה</w:t>
+      </w:r>
+    </w:p>
+    <w:p>
+      <w:pPr/>
+      <w:r>
+        <w:rPr>
+          <w:lang w:val="en_US" w:bidi="en_US"/>
+        </w:rPr>
+      </w:r>
+      <w:r>
+        <w:rPr>
           <w:b/>
           <w:lang w:val="en_US" w:bidi="en_US"/>
         </w:rPr>
@@ -20953,6 +23949,20 @@
       </w:r>
       <w:r>
         <w:rPr>
+          <w:lang w:val="en_US" w:bidi="en_US"/>
+        </w:rPr>
+        <w:t>כִּ֠י בְּ⁠הַר־צִיּ֨וֹן וּ⁠בִ⁠ירוּשָׁלִַ֜ם תִּֽהְיֶ֣ה פְלֵיטָ֗ה</w:t>
+      </w:r>
+    </w:p>
+    <w:p>
+      <w:pPr/>
+      <w:r>
+        <w:rPr>
+          <w:lang w:val="en_US" w:bidi="en_US"/>
+        </w:rPr>
+      </w:r>
+      <w:r>
+        <w:rPr>
           <w:b/>
           <w:lang w:val="en_US" w:bidi="en_US"/>
         </w:rPr>
@@ -21049,6 +24059,20 @@
       </w:r>
       <w:r>
         <w:rPr>
+          <w:lang w:val="en_US" w:bidi="en_US"/>
+        </w:rPr>
+        <w:t>בְּ⁠הַר־צִיּ֨וֹן וּ⁠בִ⁠ירוּשָׁלִַ֜ם</w:t>
+      </w:r>
+    </w:p>
+    <w:p>
+      <w:pPr/>
+      <w:r>
+        <w:rPr>
+          <w:lang w:val="en_US" w:bidi="en_US"/>
+        </w:rPr>
+      </w:r>
+      <w:r>
+        <w:rPr>
           <w:b/>
           <w:lang w:val="en_US" w:bidi="en_US"/>
         </w:rPr>
@@ -21158,6 +24182,20 @@
       </w:r>
       <w:r>
         <w:rPr>
+          <w:lang w:val="en_US" w:bidi="en_US"/>
+        </w:rPr>
+        <w:t>כַּֽ⁠אֲשֶׁר֙ אָמַ֣ר יְהוָ֔ה</w:t>
+      </w:r>
+    </w:p>
+    <w:p>
+      <w:pPr/>
+      <w:r>
+        <w:rPr>
+          <w:lang w:val="en_US" w:bidi="en_US"/>
+        </w:rPr>
+      </w:r>
+      <w:r>
+        <w:rPr>
           <w:b/>
           <w:lang w:val="en_US" w:bidi="en_US"/>
         </w:rPr>
@@ -21241,6 +24279,20 @@
       </w:r>
       <w:r>
         <w:rPr>
+          <w:lang w:val="en_US" w:bidi="en_US"/>
+        </w:rPr>
+        <w:t>יְהוָ֖ה &amp; וּ⁠בַ֨⁠שְּׂרִידִ֔ים אֲשֶׁ֥ר יְהוָ֖ה קֹרֵֽא</w:t>
+      </w:r>
+    </w:p>
+    <w:p>
+      <w:pPr/>
+      <w:r>
+        <w:rPr>
+          <w:lang w:val="en_US" w:bidi="en_US"/>
+        </w:rPr>
+      </w:r>
+      <w:r>
+        <w:rPr>
           <w:b/>
           <w:lang w:val="en_US" w:bidi="en_US"/>
         </w:rPr>
@@ -21324,6 +24376,20 @@
       </w:r>
       <w:r>
         <w:rPr>
+          <w:lang w:val="en_US" w:bidi="en_US"/>
+        </w:rPr>
+        <w:t>יְהוָ֖ה &amp; אֲשֶׁ֥ר יְהוָ֖ה קֹרֵֽא</w:t>
+      </w:r>
+    </w:p>
+    <w:p>
+      <w:pPr/>
+      <w:r>
+        <w:rPr>
+          <w:lang w:val="en_US" w:bidi="en_US"/>
+        </w:rPr>
+      </w:r>
+      <w:r>
+        <w:rPr>
           <w:b/>
           <w:lang w:val="en_US" w:bidi="en_US"/>
         </w:rPr>
@@ -21407,6 +24473,20 @@
       </w:r>
       <w:r>
         <w:rPr>
+          <w:lang w:val="en_US" w:bidi="en_US"/>
+        </w:rPr>
+        <w:t>כִּ֗י הִנֵּ֛ה בַּ⁠יָּמִ֥ים הָ⁠הֵ֖מָּה וּ⁠בָ⁠עֵ֣ת הַ⁠הִ֑יא</w:t>
+      </w:r>
+    </w:p>
+    <w:p>
+      <w:pPr/>
+      <w:r>
+        <w:rPr>
+          <w:lang w:val="en_US" w:bidi="en_US"/>
+        </w:rPr>
+      </w:r>
+      <w:r>
+        <w:rPr>
           <w:b/>
           <w:lang w:val="en_US" w:bidi="en_US"/>
         </w:rPr>
@@ -21490,6 +24570,20 @@
       </w:r>
       <w:r>
         <w:rPr>
+          <w:lang w:val="en_US" w:bidi="en_US"/>
+        </w:rPr>
+        <w:t>כִּ֗י הִנֵּ֛ה</w:t>
+      </w:r>
+    </w:p>
+    <w:p>
+      <w:pPr/>
+      <w:r>
+        <w:rPr>
+          <w:lang w:val="en_US" w:bidi="en_US"/>
+        </w:rPr>
+      </w:r>
+      <w:r>
+        <w:rPr>
           <w:b/>
           <w:lang w:val="en_US" w:bidi="en_US"/>
         </w:rPr>
@@ -21586,6 +24680,20 @@
       </w:r>
       <w:r>
         <w:rPr>
+          <w:lang w:val="en_US" w:bidi="en_US"/>
+        </w:rPr>
+        <w:t>בַּ⁠יָּמִ֥ים הָ⁠הֵ֖מָּה וּ⁠בָ⁠עֵ֣ת הַ⁠הִ֑יא</w:t>
+      </w:r>
+    </w:p>
+    <w:p>
+      <w:pPr/>
+      <w:r>
+        <w:rPr>
+          <w:lang w:val="en_US" w:bidi="en_US"/>
+        </w:rPr>
+      </w:r>
+      <w:r>
+        <w:rPr>
           <w:b/>
           <w:lang w:val="en_US" w:bidi="en_US"/>
         </w:rPr>
@@ -21695,6 +24803,20 @@
       </w:r>
       <w:r>
         <w:rPr>
+          <w:lang w:val="en_US" w:bidi="en_US"/>
+        </w:rPr>
+        <w:t>אֲשֶׁ֥ר אָשִׁ֛יב אֶת־שְׁב֥וּת יְהוּדָ֖ה וִ⁠ירוּשָׁלִָֽם</w:t>
+      </w:r>
+    </w:p>
+    <w:p>
+      <w:pPr/>
+      <w:r>
+        <w:rPr>
+          <w:lang w:val="en_US" w:bidi="en_US"/>
+        </w:rPr>
+      </w:r>
+      <w:r>
+        <w:rPr>
           <w:b/>
           <w:lang w:val="en_US" w:bidi="en_US"/>
         </w:rPr>
@@ -21791,6 +24913,20 @@
       </w:r>
       <w:r>
         <w:rPr>
+          <w:lang w:val="en_US" w:bidi="en_US"/>
+        </w:rPr>
+        <w:t>אֲשֶׁ֥ר אָשִׁ֛יב אֶת־שְׁב֥וּת יְהוּדָ֖ה וִ⁠ירוּשָׁלִָֽם</w:t>
+      </w:r>
+    </w:p>
+    <w:p>
+      <w:pPr/>
+      <w:r>
+        <w:rPr>
+          <w:lang w:val="en_US" w:bidi="en_US"/>
+        </w:rPr>
+      </w:r>
+      <w:r>
+        <w:rPr>
           <w:b/>
           <w:lang w:val="en_US" w:bidi="en_US"/>
         </w:rPr>
@@ -21874,6 +25010,20 @@
       </w:r>
       <w:r>
         <w:rPr>
+          <w:lang w:val="en_US" w:bidi="en_US"/>
+        </w:rPr>
+        <w:t>עֵ֖מֶק יְהֽוֹשָׁפָ֑ט</w:t>
+      </w:r>
+    </w:p>
+    <w:p>
+      <w:pPr/>
+      <w:r>
+        <w:rPr>
+          <w:lang w:val="en_US" w:bidi="en_US"/>
+        </w:rPr>
+      </w:r>
+      <w:r>
+        <w:rPr>
           <w:b/>
           <w:lang w:val="en_US" w:bidi="en_US"/>
         </w:rPr>
@@ -21970,6 +25120,20 @@
       </w:r>
       <w:r>
         <w:rPr>
+          <w:lang w:val="en_US" w:bidi="en_US"/>
+        </w:rPr>
+        <w:t>עַמִּ֨⁠י וְ⁠נַחֲלָתִ֤⁠י יִשְׂרָאֵל֙</w:t>
+      </w:r>
+    </w:p>
+    <w:p>
+      <w:pPr/>
+      <w:r>
+        <w:rPr>
+          <w:lang w:val="en_US" w:bidi="en_US"/>
+        </w:rPr>
+      </w:r>
+      <w:r>
+        <w:rPr>
           <w:b/>
           <w:lang w:val="en_US" w:bidi="en_US"/>
         </w:rPr>
@@ -22105,6 +25269,20 @@
       </w:r>
       <w:r>
         <w:rPr>
+          <w:lang w:val="en_US" w:bidi="en_US"/>
+        </w:rPr>
+        <w:t>וְ⁠אֶת־אַרְצִ֖⁠י חִלֵּֽקוּ</w:t>
+      </w:r>
+    </w:p>
+    <w:p>
+      <w:pPr/>
+      <w:r>
+        <w:rPr>
+          <w:lang w:val="en_US" w:bidi="en_US"/>
+        </w:rPr>
+      </w:r>
+      <w:r>
+        <w:rPr>
           <w:b/>
           <w:lang w:val="en_US" w:bidi="en_US"/>
         </w:rPr>
@@ -22188,6 +25366,20 @@
       </w:r>
       <w:r>
         <w:rPr>
+          <w:lang w:val="en_US" w:bidi="en_US"/>
+        </w:rPr>
+        <w:t>גוֹרָ֑ל</w:t>
+      </w:r>
+    </w:p>
+    <w:p>
+      <w:pPr/>
+      <w:r>
+        <w:rPr>
+          <w:lang w:val="en_US" w:bidi="en_US"/>
+        </w:rPr>
+      </w:r>
+      <w:r>
+        <w:rPr>
           <w:b/>
           <w:lang w:val="en_US" w:bidi="en_US"/>
         </w:rPr>
@@ -22284,6 +25476,20 @@
       </w:r>
       <w:r>
         <w:rPr>
+          <w:lang w:val="en_US" w:bidi="en_US"/>
+        </w:rPr>
+        <w:t>וַ⁠יִּתְּנ֤וּ הַ⁠יֶּ֨לֶד֙ בַּ⁠זּוֹנָ֔ה וְ⁠הַ⁠יַּלְדָּ֛ה מָכְר֥וּ</w:t>
+      </w:r>
+    </w:p>
+    <w:p>
+      <w:pPr/>
+      <w:r>
+        <w:rPr>
+          <w:lang w:val="en_US" w:bidi="en_US"/>
+        </w:rPr>
+      </w:r>
+      <w:r>
+        <w:rPr>
           <w:b/>
           <w:lang w:val="en_US" w:bidi="en_US"/>
         </w:rPr>
@@ -22406,6 +25612,20 @@
       </w:r>
       <w:r>
         <w:rPr>
+          <w:lang w:val="en_US" w:bidi="en_US"/>
+        </w:rPr>
+        <w:t>וְ֠⁠גַם מָה־אַתֶּ֥ם לִ⁠י֙ צֹ֣ר וְ⁠צִיד֔וֹן וְ⁠כֹ֖ל גְּלִיל֣וֹת פְּלָ֑שֶׁת הַ⁠גְּמ֗וּל אַתֶּם֙ מְשַׁלְּמִ֣ים עָלָ֔⁠י &amp; אַתֶּם֙</w:t>
+      </w:r>
+    </w:p>
+    <w:p>
+      <w:pPr/>
+      <w:r>
+        <w:rPr>
+          <w:lang w:val="en_US" w:bidi="en_US"/>
+        </w:rPr>
+      </w:r>
+      <w:r>
+        <w:rPr>
           <w:b/>
           <w:lang w:val="en_US" w:bidi="en_US"/>
         </w:rPr>
@@ -22489,6 +25709,20 @@
       </w:r>
       <w:r>
         <w:rPr>
+          <w:lang w:val="en_US" w:bidi="en_US"/>
+        </w:rPr>
+        <w:t>מָה־אַתֶּ֥ם לִ⁠י֙</w:t>
+      </w:r>
+    </w:p>
+    <w:p>
+      <w:pPr/>
+      <w:r>
+        <w:rPr>
+          <w:lang w:val="en_US" w:bidi="en_US"/>
+        </w:rPr>
+      </w:r>
+      <w:r>
+        <w:rPr>
           <w:b/>
           <w:lang w:val="en_US" w:bidi="en_US"/>
         </w:rPr>
@@ -22572,6 +25806,20 @@
       </w:r>
       <w:r>
         <w:rPr>
+          <w:lang w:val="en_US" w:bidi="en_US"/>
+        </w:rPr>
+        <w:t>הַ⁠גְּמ֗וּל אַתֶּם֙ מְשַׁלְּמִ֣ים עָלָ֔⁠י וְ⁠אִם־גֹּמְלִ֤ים אַתֶּם֙ עָלַ֔⁠י</w:t>
+      </w:r>
+    </w:p>
+    <w:p>
+      <w:pPr/>
+      <w:r>
+        <w:rPr>
+          <w:lang w:val="en_US" w:bidi="en_US"/>
+        </w:rPr>
+      </w:r>
+      <w:r>
+        <w:rPr>
           <w:b/>
           <w:lang w:val="en_US" w:bidi="en_US"/>
         </w:rPr>
@@ -22655,6 +25903,20 @@
       </w:r>
       <w:r>
         <w:rPr>
+          <w:lang w:val="en_US" w:bidi="en_US"/>
+        </w:rPr>
+        <w:t>קַ֣ל מְהֵרָ֔ה</w:t>
+      </w:r>
+    </w:p>
+    <w:p>
+      <w:pPr/>
+      <w:r>
+        <w:rPr>
+          <w:lang w:val="en_US" w:bidi="en_US"/>
+        </w:rPr>
+      </w:r>
+      <w:r>
+        <w:rPr>
           <w:b/>
           <w:lang w:val="en_US" w:bidi="en_US"/>
         </w:rPr>
@@ -22764,6 +26026,20 @@
       </w:r>
       <w:r>
         <w:rPr>
+          <w:lang w:val="en_US" w:bidi="en_US"/>
+        </w:rPr>
+        <w:t>אָשִׁ֥יב גְּמֻלְ⁠כֶ֖ם בְּ⁠רֹאשְׁ⁠כֶֽם</w:t>
+      </w:r>
+    </w:p>
+    <w:p>
+      <w:pPr/>
+      <w:r>
+        <w:rPr>
+          <w:lang w:val="en_US" w:bidi="en_US"/>
+        </w:rPr>
+      </w:r>
+      <w:r>
+        <w:rPr>
           <w:b/>
           <w:lang w:val="en_US" w:bidi="en_US"/>
         </w:rPr>
@@ -22860,6 +26136,20 @@
       </w:r>
       <w:r>
         <w:rPr>
+          <w:lang w:val="en_US" w:bidi="en_US"/>
+        </w:rPr>
+        <w:t>בְּ⁠רֹאשְׁ⁠כֶֽם</w:t>
+      </w:r>
+    </w:p>
+    <w:p>
+      <w:pPr/>
+      <w:r>
+        <w:rPr>
+          <w:lang w:val="en_US" w:bidi="en_US"/>
+        </w:rPr>
+      </w:r>
+      <w:r>
+        <w:rPr>
           <w:b/>
           <w:lang w:val="en_US" w:bidi="en_US"/>
         </w:rPr>
@@ -22945,6 +26235,20 @@
         <w:rPr>
           <w:lang w:val="en_US" w:bidi="en_US"/>
         </w:rPr>
+      </w:r>
+    </w:p>
+    <w:p>
+      <w:pPr/>
+      <w:r>
+        <w:rPr>
+          <w:lang w:val="en_US" w:bidi="en_US"/>
+        </w:rPr>
+      </w:r>
+      <w:r>
+        <w:rPr>
+          <w:lang w:val="en_US" w:bidi="en_US"/>
+        </w:rPr>
+        <w:t>וּ⁠בְנֵ֤י יְהוּדָה֙ וּ⁠בְנֵ֣י יְרוּשָׁלִַ֔ם</w:t>
       </w:r>
     </w:p>
     <w:p>
@@ -23070,6 +26374,20 @@
       </w:r>
       <w:r>
         <w:rPr>
+          <w:lang w:val="en_US" w:bidi="en_US"/>
+        </w:rPr>
+        <w:t>לִ⁠בְנֵ֣י הַ⁠יְּוָנִ֑ים</w:t>
+      </w:r>
+    </w:p>
+    <w:p>
+      <w:pPr/>
+      <w:r>
+        <w:rPr>
+          <w:lang w:val="en_US" w:bidi="en_US"/>
+        </w:rPr>
+      </w:r>
+      <w:r>
+        <w:rPr>
           <w:b/>
           <w:lang w:val="en_US" w:bidi="en_US"/>
         </w:rPr>
@@ -23179,6 +26497,20 @@
       </w:r>
       <w:r>
         <w:rPr>
+          <w:lang w:val="en_US" w:bidi="en_US"/>
+        </w:rPr>
+        <w:t>הַ⁠יְּוָנִ֑ים</w:t>
+      </w:r>
+    </w:p>
+    <w:p>
+      <w:pPr/>
+      <w:r>
+        <w:rPr>
+          <w:lang w:val="en_US" w:bidi="en_US"/>
+        </w:rPr>
+      </w:r>
+      <w:r>
+        <w:rPr>
           <w:b/>
           <w:lang w:val="en_US" w:bidi="en_US"/>
         </w:rPr>
@@ -23275,6 +26607,20 @@
       </w:r>
       <w:r>
         <w:rPr>
+          <w:lang w:val="en_US" w:bidi="en_US"/>
+        </w:rPr>
+        <w:t>לְמַ֥עַן הַרְחִיקָ֖⁠ם מֵ⁠עַ֥ל גְּבוּלָֽ⁠ם</w:t>
+      </w:r>
+    </w:p>
+    <w:p>
+      <w:pPr/>
+      <w:r>
+        <w:rPr>
+          <w:lang w:val="en_US" w:bidi="en_US"/>
+        </w:rPr>
+      </w:r>
+      <w:r>
+        <w:rPr>
           <w:b/>
           <w:lang w:val="en_US" w:bidi="en_US"/>
         </w:rPr>
@@ -23347,6 +26693,20 @@
         <w:rPr>
           <w:lang w:val="en_US" w:bidi="en_US"/>
         </w:rPr>
+      </w:r>
+    </w:p>
+    <w:p>
+      <w:pPr/>
+      <w:r>
+        <w:rPr>
+          <w:lang w:val="en_US" w:bidi="en_US"/>
+        </w:rPr>
+      </w:r>
+      <w:r>
+        <w:rPr>
+          <w:lang w:val="en_US" w:bidi="en_US"/>
+        </w:rPr>
+        <w:t>הִנְ⁠נִ֣י מְעִירָ֔⁠ם</w:t>
       </w:r>
     </w:p>
     <w:p>
@@ -23459,6 +26819,20 @@
       </w:r>
       <w:r>
         <w:rPr>
+          <w:lang w:val="en_US" w:bidi="en_US"/>
+        </w:rPr>
+        <w:t>אֲשֶׁר־מְכַרְתֶּ֥ם אֹתָ֖⁠ם שָׁ֑מָּ⁠ה</w:t>
+      </w:r>
+    </w:p>
+    <w:p>
+      <w:pPr/>
+      <w:r>
+        <w:rPr>
+          <w:lang w:val="en_US" w:bidi="en_US"/>
+        </w:rPr>
+      </w:r>
+      <w:r>
+        <w:rPr>
           <w:b/>
           <w:lang w:val="en_US" w:bidi="en_US"/>
         </w:rPr>
@@ -23643,6 +27017,20 @@
       </w:r>
       <w:r>
         <w:rPr>
+          <w:lang w:val="en_US" w:bidi="en_US"/>
+        </w:rPr>
+        <w:t>בְּ⁠רֹאשְׁ⁠כֶֽם</w:t>
+      </w:r>
+    </w:p>
+    <w:p>
+      <w:pPr/>
+      <w:r>
+        <w:rPr>
+          <w:lang w:val="en_US" w:bidi="en_US"/>
+        </w:rPr>
+      </w:r>
+      <w:r>
+        <w:rPr>
           <w:b/>
           <w:lang w:val="en_US" w:bidi="en_US"/>
         </w:rPr>
@@ -23726,6 +27114,20 @@
       </w:r>
       <w:r>
         <w:rPr>
+          <w:lang w:val="en_US" w:bidi="en_US"/>
+        </w:rPr>
+        <w:t>וּ⁠מָכַרְתִּ֞י</w:t>
+      </w:r>
+    </w:p>
+    <w:p>
+      <w:pPr/>
+      <w:r>
+        <w:rPr>
+          <w:lang w:val="en_US" w:bidi="en_US"/>
+        </w:rPr>
+      </w:r>
+      <w:r>
+        <w:rPr>
           <w:b/>
           <w:lang w:val="en_US" w:bidi="en_US"/>
         </w:rPr>
@@ -23822,6 +27224,20 @@
       </w:r>
       <w:r>
         <w:rPr>
+          <w:lang w:val="en_US" w:bidi="en_US"/>
+        </w:rPr>
+        <w:t>בְּ⁠יַד֙ בְּנֵ֣י יְהוּדָ֔ה</w:t>
+      </w:r>
+    </w:p>
+    <w:p>
+      <w:pPr/>
+      <w:r>
+        <w:rPr>
+          <w:lang w:val="en_US" w:bidi="en_US"/>
+        </w:rPr>
+      </w:r>
+      <w:r>
+        <w:rPr>
           <w:b/>
           <w:lang w:val="en_US" w:bidi="en_US"/>
         </w:rPr>
@@ -23918,6 +27334,20 @@
       </w:r>
       <w:r>
         <w:rPr>
+          <w:lang w:val="en_US" w:bidi="en_US"/>
+        </w:rPr>
+        <w:t>וּ⁠מָכַרְתִּ֞י אֶת־בְּנֵי⁠כֶ֣ם וְ⁠אֶת־בְּנֽוֹתֵי⁠כֶ֗ם בְּ⁠יַד֙ בְּנֵ֣י יְהוּדָ֔ה</w:t>
+      </w:r>
+    </w:p>
+    <w:p>
+      <w:pPr/>
+      <w:r>
+        <w:rPr>
+          <w:lang w:val="en_US" w:bidi="en_US"/>
+        </w:rPr>
+      </w:r>
+      <w:r>
+        <w:rPr>
           <w:b/>
           <w:lang w:val="en_US" w:bidi="en_US"/>
         </w:rPr>
@@ -24014,6 +27444,20 @@
       </w:r>
       <w:r>
         <w:rPr>
+          <w:lang w:val="en_US" w:bidi="en_US"/>
+        </w:rPr>
+        <w:t>בְּנֵ֣י יְהוּדָ֔ה</w:t>
+      </w:r>
+    </w:p>
+    <w:p>
+      <w:pPr/>
+      <w:r>
+        <w:rPr>
+          <w:lang w:val="en_US" w:bidi="en_US"/>
+        </w:rPr>
+      </w:r>
+      <w:r>
+        <w:rPr>
           <w:b/>
           <w:lang w:val="en_US" w:bidi="en_US"/>
         </w:rPr>
@@ -24123,6 +27567,20 @@
       </w:r>
       <w:r>
         <w:rPr>
+          <w:lang w:val="en_US" w:bidi="en_US"/>
+        </w:rPr>
+        <w:t>לִ⁠שְׁבָאיִ֖ם</w:t>
+      </w:r>
+    </w:p>
+    <w:p>
+      <w:pPr/>
+      <w:r>
+        <w:rPr>
+          <w:lang w:val="en_US" w:bidi="en_US"/>
+        </w:rPr>
+      </w:r>
+      <w:r>
+        <w:rPr>
           <w:b/>
           <w:lang w:val="en_US" w:bidi="en_US"/>
         </w:rPr>
@@ -24219,6 +27677,20 @@
       </w:r>
       <w:r>
         <w:rPr>
+          <w:lang w:val="en_US" w:bidi="en_US"/>
+        </w:rPr>
+        <w:t>אֶל־גּ֣וֹי רָח֑וֹק כִּ֥י יְהוָ֖ה דִּבֵּֽר</w:t>
+      </w:r>
+    </w:p>
+    <w:p>
+      <w:pPr/>
+      <w:r>
+        <w:rPr>
+          <w:lang w:val="en_US" w:bidi="en_US"/>
+        </w:rPr>
+      </w:r>
+      <w:r>
+        <w:rPr>
           <w:b/>
           <w:lang w:val="en_US" w:bidi="en_US"/>
         </w:rPr>
@@ -24315,6 +27787,20 @@
       </w:r>
       <w:r>
         <w:rPr>
+          <w:lang w:val="en_US" w:bidi="en_US"/>
+        </w:rPr>
+        <w:t>קִרְאוּ</w:t>
+      </w:r>
+    </w:p>
+    <w:p>
+      <w:pPr/>
+      <w:r>
+        <w:rPr>
+          <w:lang w:val="en_US" w:bidi="en_US"/>
+        </w:rPr>
+      </w:r>
+      <w:r>
+        <w:rPr>
           <w:b/>
           <w:lang w:val="en_US" w:bidi="en_US"/>
         </w:rPr>
@@ -24411,6 +27897,20 @@
       </w:r>
       <w:r>
         <w:rPr>
+          <w:lang w:val="en_US" w:bidi="en_US"/>
+        </w:rPr>
+        <w:t>קַדְּשׁ֖וּ מִלְחָמָ֑ה</w:t>
+      </w:r>
+    </w:p>
+    <w:p>
+      <w:pPr/>
+      <w:r>
+        <w:rPr>
+          <w:lang w:val="en_US" w:bidi="en_US"/>
+        </w:rPr>
+      </w:r>
+      <w:r>
+        <w:rPr>
           <w:b/>
           <w:lang w:val="en_US" w:bidi="en_US"/>
         </w:rPr>
@@ -24507,6 +28007,20 @@
       </w:r>
       <w:r>
         <w:rPr>
+          <w:lang w:val="en_US" w:bidi="en_US"/>
+        </w:rPr>
+        <w:t>אִתֵּי⁠כֶם֙</w:t>
+      </w:r>
+    </w:p>
+    <w:p>
+      <w:pPr/>
+      <w:r>
+        <w:rPr>
+          <w:lang w:val="en_US" w:bidi="en_US"/>
+        </w:rPr>
+      </w:r>
+      <w:r>
+        <w:rPr>
           <w:b/>
           <w:lang w:val="en_US" w:bidi="en_US"/>
         </w:rPr>
@@ -24603,6 +28117,20 @@
       </w:r>
       <w:r>
         <w:rPr>
+          <w:lang w:val="en_US" w:bidi="en_US"/>
+        </w:rPr>
+        <w:t>וּ⁠מַזְמְרֹֽתֵי⁠כֶ֖ם</w:t>
+      </w:r>
+    </w:p>
+    <w:p>
+      <w:pPr/>
+      <w:r>
+        <w:rPr>
+          <w:lang w:val="en_US" w:bidi="en_US"/>
+        </w:rPr>
+      </w:r>
+      <w:r>
+        <w:rPr>
           <w:b/>
           <w:lang w:val="en_US" w:bidi="en_US"/>
         </w:rPr>
@@ -24699,6 +28227,20 @@
       </w:r>
       <w:r>
         <w:rPr>
+          <w:lang w:val="en_US" w:bidi="en_US"/>
+        </w:rPr>
+        <w:t>הַֽ⁠חַלָּ֔שׁ יֹאמַ֖ר גִּבּ֥וֹר אָֽנִי</w:t>
+      </w:r>
+    </w:p>
+    <w:p>
+      <w:pPr/>
+      <w:r>
+        <w:rPr>
+          <w:lang w:val="en_US" w:bidi="en_US"/>
+        </w:rPr>
+      </w:r>
+      <w:r>
+        <w:rPr>
           <w:b/>
           <w:lang w:val="en_US" w:bidi="en_US"/>
         </w:rPr>
@@ -24782,6 +28324,20 @@
       </w:r>
       <w:r>
         <w:rPr>
+          <w:lang w:val="en_US" w:bidi="en_US"/>
+        </w:rPr>
+        <w:t>הַֽ⁠חַלָּ֔שׁ</w:t>
+      </w:r>
+    </w:p>
+    <w:p>
+      <w:pPr/>
+      <w:r>
+        <w:rPr>
+          <w:lang w:val="en_US" w:bidi="en_US"/>
+        </w:rPr>
+      </w:r>
+      <w:r>
+        <w:rPr>
           <w:b/>
           <w:lang w:val="en_US" w:bidi="en_US"/>
         </w:rPr>
@@ -24878,6 +28434,20 @@
       </w:r>
       <w:r>
         <w:rPr>
+          <w:lang w:val="en_US" w:bidi="en_US"/>
+        </w:rPr>
+        <w:t>ע֣וּשׁוּ וָ⁠בֹ֧אוּ</w:t>
+      </w:r>
+    </w:p>
+    <w:p>
+      <w:pPr/>
+      <w:r>
+        <w:rPr>
+          <w:lang w:val="en_US" w:bidi="en_US"/>
+        </w:rPr>
+      </w:r>
+      <w:r>
+        <w:rPr>
           <w:b/>
           <w:lang w:val="en_US" w:bidi="en_US"/>
         </w:rPr>
@@ -24989,6 +28559,20 @@
         <w:rPr>
           <w:lang w:val="en_US" w:bidi="en_US"/>
         </w:rPr>
+      </w:r>
+    </w:p>
+    <w:p>
+      <w:pPr/>
+      <w:r>
+        <w:rPr>
+          <w:lang w:val="en_US" w:bidi="en_US"/>
+        </w:rPr>
+      </w:r>
+      <w:r>
+        <w:rPr>
+          <w:lang w:val="en_US" w:bidi="en_US"/>
+        </w:rPr>
+        <w:t>יֵע֨וֹרוּ֙ &amp; הַ⁠גּוֹיִ֔ם</w:t>
       </w:r>
     </w:p>
     <w:p>
@@ -25184,6 +28768,20 @@
       </w:r>
       <w:r>
         <w:rPr>
+          <w:lang w:val="en_US" w:bidi="en_US"/>
+        </w:rPr>
+        <w:t>אֵשֵׁ֛ב לִ⁠שְׁפֹּ֥ט</w:t>
+      </w:r>
+    </w:p>
+    <w:p>
+      <w:pPr/>
+      <w:r>
+        <w:rPr>
+          <w:lang w:val="en_US" w:bidi="en_US"/>
+        </w:rPr>
+      </w:r>
+      <w:r>
+        <w:rPr>
           <w:b/>
           <w:lang w:val="en_US" w:bidi="en_US"/>
         </w:rPr>
@@ -25280,6 +28878,20 @@
       </w:r>
       <w:r>
         <w:rPr>
+          <w:lang w:val="en_US" w:bidi="en_US"/>
+        </w:rPr>
+        <w:t>שִׁלְח֣וּ מַגָּ֔ל כִּ֥י בָשַׁ֖ל קָצִ֑יר &amp; כִּֽי</w:t>
+      </w:r>
+    </w:p>
+    <w:p>
+      <w:pPr/>
+      <w:r>
+        <w:rPr>
+          <w:lang w:val="en_US" w:bidi="en_US"/>
+        </w:rPr>
+      </w:r>
+      <w:r>
+        <w:rPr>
           <w:b/>
           <w:lang w:val="en_US" w:bidi="en_US"/>
         </w:rPr>
@@ -25363,6 +28975,20 @@
       </w:r>
       <w:r>
         <w:rPr>
+          <w:lang w:val="en_US" w:bidi="en_US"/>
+        </w:rPr>
+        <w:t>שִׁלְח֣וּ מַגָּ֔ל</w:t>
+      </w:r>
+    </w:p>
+    <w:p>
+      <w:pPr/>
+      <w:r>
+        <w:rPr>
+          <w:lang w:val="en_US" w:bidi="en_US"/>
+        </w:rPr>
+      </w:r>
+      <w:r>
+        <w:rPr>
           <w:b/>
           <w:lang w:val="en_US" w:bidi="en_US"/>
         </w:rPr>
@@ -25459,6 +29085,20 @@
       </w:r>
       <w:r>
         <w:rPr>
+          <w:lang w:val="en_US" w:bidi="en_US"/>
+        </w:rPr>
+        <w:t>שִׁלְח֣וּ מַגָּ֔ל</w:t>
+      </w:r>
+    </w:p>
+    <w:p>
+      <w:pPr/>
+      <w:r>
+        <w:rPr>
+          <w:lang w:val="en_US" w:bidi="en_US"/>
+        </w:rPr>
+      </w:r>
+      <w:r>
+        <w:rPr>
           <w:b/>
           <w:lang w:val="en_US" w:bidi="en_US"/>
         </w:rPr>
@@ -25544,6 +29184,20 @@
         <w:rPr>
           <w:lang w:val="en_US" w:bidi="en_US"/>
         </w:rPr>
+      </w:r>
+    </w:p>
+    <w:p>
+      <w:pPr/>
+      <w:r>
+        <w:rPr>
+          <w:lang w:val="en_US" w:bidi="en_US"/>
+        </w:rPr>
+      </w:r>
+      <w:r>
+        <w:rPr>
+          <w:lang w:val="en_US" w:bidi="en_US"/>
+        </w:rPr>
+        <w:t>שִׁלְח֣וּ</w:t>
       </w:r>
     </w:p>
     <w:p>
@@ -25695,6 +29349,20 @@
       </w:r>
       <w:r>
         <w:rPr>
+          <w:lang w:val="en_US" w:bidi="en_US"/>
+        </w:rPr>
+        <w:t>בֹּ֤אֽוּ רְדוּ֙ כִּֽי־מָ֣לְאָה גַּ֔ת</w:t>
+      </w:r>
+    </w:p>
+    <w:p>
+      <w:pPr/>
+      <w:r>
+        <w:rPr>
+          <w:lang w:val="en_US" w:bidi="en_US"/>
+        </w:rPr>
+      </w:r>
+      <w:r>
+        <w:rPr>
           <w:b/>
           <w:lang w:val="en_US" w:bidi="en_US"/>
         </w:rPr>
@@ -25778,6 +29446,20 @@
       </w:r>
       <w:r>
         <w:rPr>
+          <w:lang w:val="en_US" w:bidi="en_US"/>
+        </w:rPr>
+        <w:t>כִּ֥י &amp; כִּ֥י רַבָּ֖ה רָעָתָֽ⁠ם</w:t>
+      </w:r>
+    </w:p>
+    <w:p>
+      <w:pPr/>
+      <w:r>
+        <w:rPr>
+          <w:lang w:val="en_US" w:bidi="en_US"/>
+        </w:rPr>
+      </w:r>
+      <w:r>
+        <w:rPr>
           <w:b/>
           <w:lang w:val="en_US" w:bidi="en_US"/>
         </w:rPr>
@@ -25874,6 +29556,20 @@
       </w:r>
       <w:r>
         <w:rPr>
+          <w:lang w:val="en_US" w:bidi="en_US"/>
+        </w:rPr>
+        <w:t>הֲמוֹנִ֣ים הֲמוֹנִ֔ים בְּ⁠עֵ֖מֶק הֶֽ⁠חָר֑וּץ &amp; בְּ⁠עֵ֖מֶק</w:t>
+      </w:r>
+    </w:p>
+    <w:p>
+      <w:pPr/>
+      <w:r>
+        <w:rPr>
+          <w:lang w:val="en_US" w:bidi="en_US"/>
+        </w:rPr>
+      </w:r>
+      <w:r>
+        <w:rPr>
           <w:b/>
           <w:lang w:val="en_US" w:bidi="en_US"/>
         </w:rPr>
@@ -25970,6 +29666,20 @@
       </w:r>
       <w:r>
         <w:rPr>
+          <w:lang w:val="en_US" w:bidi="en_US"/>
+        </w:rPr>
+        <w:t>הֲמוֹנִ֣ים הֲמוֹנִ֔ים בְּ⁠עֵ֖מֶק הֶֽ⁠חָר֑וּץ &amp; בְּ⁠עֵ֖מֶק</w:t>
+      </w:r>
+    </w:p>
+    <w:p>
+      <w:pPr/>
+      <w:r>
+        <w:rPr>
+          <w:lang w:val="en_US" w:bidi="en_US"/>
+        </w:rPr>
+      </w:r>
+      <w:r>
+        <w:rPr>
           <w:b/>
           <w:lang w:val="en_US" w:bidi="en_US"/>
         </w:rPr>
@@ -26053,6 +29763,20 @@
       </w:r>
       <w:r>
         <w:rPr>
+          <w:lang w:val="en_US" w:bidi="en_US"/>
+        </w:rPr>
+        <w:t>בְּ⁠עֵ֖מֶק הֶֽ⁠חָר֑וּץ &amp; בְּ⁠עֵ֖מֶק</w:t>
+      </w:r>
+    </w:p>
+    <w:p>
+      <w:pPr/>
+      <w:r>
+        <w:rPr>
+          <w:lang w:val="en_US" w:bidi="en_US"/>
+        </w:rPr>
+      </w:r>
+      <w:r>
+        <w:rPr>
           <w:b/>
           <w:lang w:val="en_US" w:bidi="en_US"/>
         </w:rPr>
@@ -26138,6 +29862,20 @@
         <w:rPr>
           <w:lang w:val="en_US" w:bidi="en_US"/>
         </w:rPr>
+      </w:r>
+    </w:p>
+    <w:p>
+      <w:pPr/>
+      <w:r>
+        <w:rPr>
+          <w:lang w:val="en_US" w:bidi="en_US"/>
+        </w:rPr>
+      </w:r>
+      <w:r>
+        <w:rPr>
+          <w:lang w:val="en_US" w:bidi="en_US"/>
+        </w:rPr>
+        <w:t>שֶׁ֥מֶשׁ וְ⁠יָרֵ֖חַ קָדָ֑רוּ וְ⁠כוֹכָבִ֖ים אָסְפ֥וּ נָגְהָֽ⁠ם</w:t>
       </w:r>
     </w:p>
     <w:p>
@@ -26351,6 +30089,20 @@
       </w:r>
       <w:r>
         <w:rPr>
+          <w:lang w:val="en_US" w:bidi="en_US"/>
+        </w:rPr>
+        <w:t>וַ⁠יהוָ֞ה מִ⁠צִּיּ֣וֹן יִשְׁאָ֗ג</w:t>
+      </w:r>
+    </w:p>
+    <w:p>
+      <w:pPr/>
+      <w:r>
+        <w:rPr>
+          <w:lang w:val="en_US" w:bidi="en_US"/>
+        </w:rPr>
+      </w:r>
+      <w:r>
+        <w:rPr>
           <w:b/>
           <w:lang w:val="en_US" w:bidi="en_US"/>
         </w:rPr>
@@ -26447,6 +30199,20 @@
       </w:r>
       <w:r>
         <w:rPr>
+          <w:lang w:val="en_US" w:bidi="en_US"/>
+        </w:rPr>
+        <w:t>וְ⁠רָעֲשׁ֖וּ שָׁמַ֣יִם וָ⁠אָ֑רֶץ</w:t>
+      </w:r>
+    </w:p>
+    <w:p>
+      <w:pPr/>
+      <w:r>
+        <w:rPr>
+          <w:lang w:val="en_US" w:bidi="en_US"/>
+        </w:rPr>
+      </w:r>
+      <w:r>
+        <w:rPr>
           <w:b/>
           <w:lang w:val="en_US" w:bidi="en_US"/>
         </w:rPr>
@@ -26556,6 +30322,20 @@
       </w:r>
       <w:r>
         <w:rPr>
+          <w:lang w:val="en_US" w:bidi="en_US"/>
+        </w:rPr>
+        <w:t>וַֽ⁠יהוָה֙ מַֽחֲסֶ֣ה לְ⁠עַמּ֔⁠וֹ וּ⁠מָע֖וֹז לִ⁠בְנֵ֥י יִשְׂרָאֵֽל</w:t>
+      </w:r>
+    </w:p>
+    <w:p>
+      <w:pPr/>
+      <w:r>
+        <w:rPr>
+          <w:lang w:val="en_US" w:bidi="en_US"/>
+        </w:rPr>
+      </w:r>
+      <w:r>
+        <w:rPr>
           <w:b/>
           <w:lang w:val="en_US" w:bidi="en_US"/>
         </w:rPr>
@@ -26654,6 +30434,20 @@
         <w:rPr>
           <w:lang w:val="en_US" w:bidi="en_US"/>
         </w:rPr>
+      </w:r>
+    </w:p>
+    <w:p>
+      <w:pPr/>
+      <w:r>
+        <w:rPr>
+          <w:lang w:val="en_US" w:bidi="en_US"/>
+        </w:rPr>
+      </w:r>
+      <w:r>
+        <w:rPr>
+          <w:lang w:val="en_US" w:bidi="en_US"/>
+        </w:rPr>
+        <w:t>לִ⁠בְנֵ֥י יִשְׂרָאֵֽל</w:t>
       </w:r>
     </w:p>
     <w:p>
@@ -26779,6 +30573,20 @@
       </w:r>
       <w:r>
         <w:rPr>
+          <w:lang w:val="en_US" w:bidi="en_US"/>
+        </w:rPr>
+        <w:t>וִֽ⁠ידַעְתֶּ֗ם</w:t>
+      </w:r>
+    </w:p>
+    <w:p>
+      <w:pPr/>
+      <w:r>
+        <w:rPr>
+          <w:lang w:val="en_US" w:bidi="en_US"/>
+        </w:rPr>
+      </w:r>
+      <w:r>
+        <w:rPr>
           <w:b/>
           <w:lang w:val="en_US" w:bidi="en_US"/>
         </w:rPr>
@@ -26862,6 +30670,20 @@
       </w:r>
       <w:r>
         <w:rPr>
+          <w:lang w:val="en_US" w:bidi="en_US"/>
+        </w:rPr>
+        <w:t>הַר־קָדְשִׁ֑⁠י</w:t>
+      </w:r>
+    </w:p>
+    <w:p>
+      <w:pPr/>
+      <w:r>
+        <w:rPr>
+          <w:lang w:val="en_US" w:bidi="en_US"/>
+        </w:rPr>
+      </w:r>
+      <w:r>
+        <w:rPr>
           <w:b/>
           <w:lang w:val="en_US" w:bidi="en_US"/>
         </w:rPr>
@@ -26958,6 +30780,20 @@
       </w:r>
       <w:r>
         <w:rPr>
+          <w:lang w:val="en_US" w:bidi="en_US"/>
+        </w:rPr>
+        <w:t>וְ⁠הָיָה֩ בַ⁠יּ֨וֹם הַ⁠ה֜וּא</w:t>
+      </w:r>
+    </w:p>
+    <w:p>
+      <w:pPr/>
+      <w:r>
+        <w:rPr>
+          <w:lang w:val="en_US" w:bidi="en_US"/>
+        </w:rPr>
+      </w:r>
+      <w:r>
+        <w:rPr>
           <w:b/>
           <w:lang w:val="en_US" w:bidi="en_US"/>
         </w:rPr>
@@ -27041,6 +30877,20 @@
       </w:r>
       <w:r>
         <w:rPr>
+          <w:lang w:val="en_US" w:bidi="en_US"/>
+        </w:rPr>
+        <w:t>בַ⁠יּ֨וֹם הַ⁠ה֜וּא</w:t>
+      </w:r>
+    </w:p>
+    <w:p>
+      <w:pPr/>
+      <w:r>
+        <w:rPr>
+          <w:lang w:val="en_US" w:bidi="en_US"/>
+        </w:rPr>
+      </w:r>
+      <w:r>
+        <w:rPr>
           <w:b/>
           <w:lang w:val="en_US" w:bidi="en_US"/>
         </w:rPr>
@@ -27137,6 +30987,20 @@
       </w:r>
       <w:r>
         <w:rPr>
+          <w:lang w:val="en_US" w:bidi="en_US"/>
+        </w:rPr>
+        <w:t>יִטְּפ֧וּ הֶ⁠הָרִ֣ים עָסִ֗יס וְ⁠הַ⁠גְּבָעוֹת֙ תֵּלַ֣כְנָה חָלָ֔ב</w:t>
+      </w:r>
+    </w:p>
+    <w:p>
+      <w:pPr/>
+      <w:r>
+        <w:rPr>
+          <w:lang w:val="en_US" w:bidi="en_US"/>
+        </w:rPr>
+      </w:r>
+      <w:r>
+        <w:rPr>
           <w:b/>
           <w:lang w:val="en_US" w:bidi="en_US"/>
         </w:rPr>
@@ -27272,6 +31136,20 @@
       </w:r>
       <w:r>
         <w:rPr>
+          <w:lang w:val="en_US" w:bidi="en_US"/>
+        </w:rPr>
+        <w:t>וּ⁠מַעְיָ֗ן &amp; יֵצֵ֔א</w:t>
+      </w:r>
+    </w:p>
+    <w:p>
+      <w:pPr/>
+      <w:r>
+        <w:rPr>
+          <w:lang w:val="en_US" w:bidi="en_US"/>
+        </w:rPr>
+      </w:r>
+      <w:r>
+        <w:rPr>
           <w:b/>
           <w:lang w:val="en_US" w:bidi="en_US"/>
         </w:rPr>
@@ -27368,6 +31246,20 @@
       </w:r>
       <w:r>
         <w:rPr>
+          <w:lang w:val="en_US" w:bidi="en_US"/>
+        </w:rPr>
+        <w:t>וּ⁠מַעְיָ֗ן</w:t>
+      </w:r>
+    </w:p>
+    <w:p>
+      <w:pPr/>
+      <w:r>
+        <w:rPr>
+          <w:lang w:val="en_US" w:bidi="en_US"/>
+        </w:rPr>
+      </w:r>
+      <w:r>
+        <w:rPr>
           <w:b/>
           <w:lang w:val="en_US" w:bidi="en_US"/>
         </w:rPr>
@@ -27453,6 +31345,20 @@
         <w:rPr>
           <w:lang w:val="en_US" w:bidi="en_US"/>
         </w:rPr>
+      </w:r>
+    </w:p>
+    <w:p>
+      <w:pPr/>
+      <w:r>
+        <w:rPr>
+          <w:lang w:val="en_US" w:bidi="en_US"/>
+        </w:rPr>
+      </w:r>
+      <w:r>
+        <w:rPr>
+          <w:lang w:val="en_US" w:bidi="en_US"/>
+        </w:rPr>
+        <w:t>מִ⁠בֵּ֤ית יְהוָה֙</w:t>
       </w:r>
     </w:p>
     <w:p>
@@ -27565,6 +31471,20 @@
       </w:r>
       <w:r>
         <w:rPr>
+          <w:lang w:val="en_US" w:bidi="en_US"/>
+        </w:rPr>
+        <w:t>אֶת־נַ֥חַל הַ⁠שִּׁטִּֽים</w:t>
+      </w:r>
+    </w:p>
+    <w:p>
+      <w:pPr/>
+      <w:r>
+        <w:rPr>
+          <w:lang w:val="en_US" w:bidi="en_US"/>
+        </w:rPr>
+      </w:r>
+      <w:r>
+        <w:rPr>
           <w:b/>
           <w:lang w:val="en_US" w:bidi="en_US"/>
         </w:rPr>
@@ -27661,6 +31581,20 @@
       </w:r>
       <w:r>
         <w:rPr>
+          <w:lang w:val="en_US" w:bidi="en_US"/>
+        </w:rPr>
+        <w:t>מִצְרַ֨יִם֙ לִ⁠שְׁמָמָ֣ה תִֽהְיֶ֔ה</w:t>
+      </w:r>
+    </w:p>
+    <w:p>
+      <w:pPr/>
+      <w:r>
+        <w:rPr>
+          <w:lang w:val="en_US" w:bidi="en_US"/>
+        </w:rPr>
+      </w:r>
+      <w:r>
+        <w:rPr>
           <w:b/>
           <w:lang w:val="en_US" w:bidi="en_US"/>
         </w:rPr>
@@ -27757,6 +31691,20 @@
       </w:r>
       <w:r>
         <w:rPr>
+          <w:lang w:val="en_US" w:bidi="en_US"/>
+        </w:rPr>
+        <w:t>מֵֽ⁠חֲמַס֙ בְּנֵ֣י יְהוּדָ֔ה</w:t>
+      </w:r>
+    </w:p>
+    <w:p>
+      <w:pPr/>
+      <w:r>
+        <w:rPr>
+          <w:lang w:val="en_US" w:bidi="en_US"/>
+        </w:rPr>
+      </w:r>
+      <w:r>
+        <w:rPr>
           <w:b/>
           <w:lang w:val="en_US" w:bidi="en_US"/>
         </w:rPr>
@@ -27866,6 +31814,20 @@
       </w:r>
       <w:r>
         <w:rPr>
+          <w:lang w:val="en_US" w:bidi="en_US"/>
+        </w:rPr>
+        <w:t>שָׁפְכ֥וּ דָם־נָקִ֖יא</w:t>
+      </w:r>
+    </w:p>
+    <w:p>
+      <w:pPr/>
+      <w:r>
+        <w:rPr>
+          <w:lang w:val="en_US" w:bidi="en_US"/>
+        </w:rPr>
+      </w:r>
+      <w:r>
+        <w:rPr>
           <w:b/>
           <w:lang w:val="en_US" w:bidi="en_US"/>
         </w:rPr>
@@ -27962,6 +31924,20 @@
       </w:r>
       <w:r>
         <w:rPr>
+          <w:lang w:val="en_US" w:bidi="en_US"/>
+        </w:rPr>
+        <w:t>בְּ⁠אַרְצָֽ⁠ם</w:t>
+      </w:r>
+    </w:p>
+    <w:p>
+      <w:pPr/>
+      <w:r>
+        <w:rPr>
+          <w:lang w:val="en_US" w:bidi="en_US"/>
+        </w:rPr>
+      </w:r>
+      <w:r>
+        <w:rPr>
           <w:b/>
           <w:lang w:val="en_US" w:bidi="en_US"/>
         </w:rPr>
@@ -28097,6 +32073,20 @@
       </w:r>
       <w:r>
         <w:rPr>
+          <w:lang w:val="en_US" w:bidi="en_US"/>
+        </w:rPr>
+        <w:t>וִ⁠יהוּדָ֖ה</w:t>
+      </w:r>
+    </w:p>
+    <w:p>
+      <w:pPr/>
+      <w:r>
+        <w:rPr>
+          <w:lang w:val="en_US" w:bidi="en_US"/>
+        </w:rPr>
+      </w:r>
+      <w:r>
+        <w:rPr>
           <w:b/>
           <w:lang w:val="en_US" w:bidi="en_US"/>
         </w:rPr>
@@ -28193,6 +32183,20 @@
       </w:r>
       <w:r>
         <w:rPr>
+          <w:lang w:val="en_US" w:bidi="en_US"/>
+        </w:rPr>
+        <w:t>וִ⁠ירוּשָׁלִַ֖ם לְ⁠ד֥וֹר וָ⁠דֽוֹר</w:t>
+      </w:r>
+    </w:p>
+    <w:p>
+      <w:pPr/>
+      <w:r>
+        <w:rPr>
+          <w:lang w:val="en_US" w:bidi="en_US"/>
+        </w:rPr>
+      </w:r>
+      <w:r>
+        <w:rPr>
           <w:b/>
           <w:lang w:val="en_US" w:bidi="en_US"/>
         </w:rPr>
@@ -28265,6 +32269,20 @@
         <w:rPr>
           <w:lang w:val="en_US" w:bidi="en_US"/>
         </w:rPr>
+      </w:r>
+    </w:p>
+    <w:p>
+      <w:pPr/>
+      <w:r>
+        <w:rPr>
+          <w:lang w:val="en_US" w:bidi="en_US"/>
+        </w:rPr>
+      </w:r>
+      <w:r>
+        <w:rPr>
+          <w:lang w:val="en_US" w:bidi="en_US"/>
+        </w:rPr>
+        <w:t>לְ⁠ד֥וֹר וָ⁠דֽוֹר</w:t>
       </w:r>
     </w:p>
     <w:p>
@@ -28377,6 +32395,20 @@
       </w:r>
       <w:r>
         <w:rPr>
+          <w:lang w:val="en_US" w:bidi="en_US"/>
+        </w:rPr>
+        <w:t>וְ⁠נִקֵּ֖יתִי דָּמָ֣⁠ם לֹֽא־נִקֵּ֑יתִי</w:t>
+      </w:r>
+    </w:p>
+    <w:p>
+      <w:pPr/>
+      <w:r>
+        <w:rPr>
+          <w:lang w:val="en_US" w:bidi="en_US"/>
+        </w:rPr>
+      </w:r>
+      <w:r>
+        <w:rPr>
           <w:b/>
           <w:lang w:val="en_US" w:bidi="en_US"/>
         </w:rPr>
@@ -28460,6 +32492,20 @@
       </w:r>
       <w:r>
         <w:rPr>
+          <w:lang w:val="en_US" w:bidi="en_US"/>
+        </w:rPr>
+        <w:t>דָּמָ֣⁠ם</w:t>
+      </w:r>
+    </w:p>
+    <w:p>
+      <w:pPr/>
+      <w:r>
+        <w:rPr>
+          <w:lang w:val="en_US" w:bidi="en_US"/>
+        </w:rPr>
+      </w:r>
+      <w:r>
+        <w:rPr>
           <w:b/>
           <w:lang w:val="en_US" w:bidi="en_US"/>
         </w:rPr>
@@ -28556,6 +32602,20 @@
       </w:r>
       <w:r>
         <w:rPr>
+          <w:lang w:val="en_US" w:bidi="en_US"/>
+        </w:rPr>
+        <w:t>וַֽ⁠יהוָ֖ה שֹׁכֵ֥ן בְּ⁠צִיּֽוֹן</w:t>
+      </w:r>
+    </w:p>
+    <w:p>
+      <w:pPr/>
+      <w:r>
+        <w:rPr>
+          <w:lang w:val="en_US" w:bidi="en_US"/>
+        </w:rPr>
+      </w:r>
+      <w:r>
+        <w:rPr>
           <w:b/>
           <w:lang w:val="en_US" w:bidi="en_US"/>
         </w:rPr>
@@ -28628,6 +32688,20 @@
         <w:rPr>
           <w:lang w:val="en_US" w:bidi="en_US"/>
         </w:rPr>
+      </w:r>
+    </w:p>
+    <w:p>
+      <w:pPr/>
+      <w:r>
+        <w:rPr>
+          <w:lang w:val="en_US" w:bidi="en_US"/>
+        </w:rPr>
+      </w:r>
+      <w:r>
+        <w:rPr>
+          <w:lang w:val="en_US" w:bidi="en_US"/>
+        </w:rPr>
+        <w:t>וַֽ⁠יהוָ֖ה שֹׁכֵ֥ן בְּ⁠צִיּֽוֹן</w:t>
       </w:r>
     </w:p>
     <w:p>

--- a/eng/docx/29.content.docx
+++ b/eng/docx/29.content.docx
@@ -28,49 +28,15 @@
       </w:r>
     </w:p>
     <w:p>
-      <w:pPr>
-        <w:pStyle w:val="Heading2"/>
-      </w:pPr>
-      <w:r>
-        <w:rPr>
-          <w:lang w:val="en_US" w:bidi="en_US"/>
-        </w:rPr>
-        <w:t>License Information</w:t>
-      </w:r>
-      <w:r>
-        <w:rPr>
-          <w:lang w:val="en_US" w:bidi="en_US"/>
-        </w:rPr>
-      </w:r>
-    </w:p>
-    <w:p>
-      <w:pPr/>
-      <w:r>
-        <w:rPr>
-          <w:lang w:val="en_US" w:bidi="en_US"/>
-        </w:rPr>
-      </w:r>
-      <w:r>
-        <w:rPr>
-          <w:b/>
-          <w:lang w:val="en_US" w:bidi="en_US"/>
-        </w:rPr>
-        <w:t>Translation Notes (unfoldingWord)</w:t>
-      </w:r>
-      <w:r>
-        <w:rPr>
-          <w:lang w:val="en_US" w:bidi="en_US"/>
-        </w:rPr>
-        <w:t xml:space="preserve"> is based on</w:t>
-      </w:r>
-      <w:r>
-        <w:rPr>
-          <w:lang w:val="en_US" w:bidi="en_US"/>
-        </w:rPr>
-        <w:t xml:space="preserve">: </w:t>
-      </w:r>
-      <w:r>
-        <w:rPr>
+      <w:pPr/>
+      <w:r>
+        <w:rPr>
+          <w:lang w:val="en_US" w:bidi="en_US"/>
+        </w:rPr>
+      </w:r>
+      <w:r>
+        <w:rPr>
+          <w:b/>
           <w:lang w:val="en_US" w:bidi="en_US"/>
         </w:rPr>
         <w:t>unfoldingWord® Translation Notes</w:t>
@@ -79,62 +45,31 @@
         <w:rPr>
           <w:lang w:val="en_US" w:bidi="en_US"/>
         </w:rPr>
-        <w:t xml:space="preserve">, </w:t>
-      </w:r>
-      <w:hyperlink r:id="rId13">
-        <w:r>
-          <w:rPr>
-            <w:lang w:val="en_US" w:bidi="en_US"/>
-          </w:rPr>
-          <w:rPr>
-            <w:color w:val="0000EE"/>
-            <w:u w:val="single"/>
-          </w:rPr>
-          <w:t>unfoldingWord</w:t>
-        </w:r>
-      </w:hyperlink>
-      <w:r>
-        <w:rPr>
-          <w:lang w:val="en_US" w:bidi="en_US"/>
-        </w:rPr>
-        <w:t xml:space="preserve">, 2022, which is licensed under a </w:t>
-      </w:r>
-      <w:hyperlink r:id="rId14">
-        <w:r>
-          <w:rPr>
-            <w:lang w:val="en_US" w:bidi="en_US"/>
-          </w:rPr>
-          <w:rPr>
-            <w:color w:val="0000EE"/>
-            <w:u w:val="single"/>
-          </w:rPr>
-          <w:t>CC BY-SA 4.0 license</w:t>
-        </w:r>
-      </w:hyperlink>
-      <w:r>
-        <w:rPr>
-          <w:lang w:val="en_US" w:bidi="en_US"/>
-        </w:rPr>
-        <w:t>.</w:t>
-      </w:r>
-      <w:r>
-        <w:rPr>
-          <w:lang w:val="en_US" w:bidi="en_US"/>
-        </w:rPr>
-      </w:r>
-    </w:p>
-    <w:p>
-      <w:pPr/>
-      <w:r>
-        <w:rPr>
-          <w:lang w:val="en_US" w:bidi="en_US"/>
-        </w:rPr>
-      </w:r>
-      <w:r>
-        <w:rPr>
-          <w:lang w:val="en_US" w:bidi="en_US"/>
-        </w:rPr>
-        <w:t>This PDF version is provided under the same license.</w:t>
+        <w:t xml:space="preserve"> © 2022 unfoldingWord. Released under CC BY-SA 4.0 license. </w:t>
+      </w:r>
+      <w:r>
+        <w:rPr>
+          <w:lang w:val="en_US" w:bidi="en_US"/>
+        </w:rPr>
+        <w:t>unfoldingWord® Translation Notes</w:t>
+      </w:r>
+      <w:r>
+        <w:rPr>
+          <w:lang w:val="en_US" w:bidi="en_US"/>
+        </w:rPr>
+        <w:t xml:space="preserve"> has been adapted in the following languages: Tok Pisin, Arabic (عربي), French (Français), Hindi (हिंदी), Indonesian (Bahasa Indonesia), Portuguese (Português), Russian (Русский), Spanish (Español), Swahili (Kiswahili), and Simplified Chinese (简体中文) from </w:t>
+      </w:r>
+      <w:r>
+        <w:rPr>
+          <w:lang w:val="en_US" w:bidi="en_US"/>
+        </w:rPr>
+        <w:t>unfoldingWord® Translation Notes</w:t>
+      </w:r>
+      <w:r>
+        <w:rPr>
+          <w:lang w:val="en_US" w:bidi="en_US"/>
+        </w:rPr>
+        <w:t xml:space="preserve"> © 2022 unfoldingWord. Released under CC BY-SA 4.0 license by Mission Mutual</w:t>
       </w:r>
       <w:r>
         <w:rPr>
@@ -9011,7 +8946,7 @@
         </w:rPr>
         <w:t xml:space="preserve">See how you translated this similar expression in </w:t>
       </w:r>
-      <w:hyperlink r:id="rId15">
+      <w:hyperlink r:id="rId13">
         <w:r>
           <w:rPr>
             <w:lang w:val="en_US" w:bidi="en_US"/>
@@ -9649,7 +9584,7 @@
         </w:rPr>
         <w:t xml:space="preserve">See how you translated the same expression in </w:t>
       </w:r>
-      <w:hyperlink r:id="rId16">
+      <w:hyperlink r:id="rId14">
         <w:r>
           <w:rPr>
             <w:lang w:val="en_US" w:bidi="en_US"/>
@@ -14680,7 +14615,7 @@
         </w:rPr>
         <w:t xml:space="preserve">See how you translated the same expression in </w:t>
       </w:r>
-      <w:hyperlink r:id="rId16">
+      <w:hyperlink r:id="rId14">
         <w:r>
           <w:rPr>
             <w:lang w:val="en_US" w:bidi="en_US"/>
@@ -22836,7 +22771,7 @@
         </w:rPr>
         <w:t xml:space="preserve">See how you translated this in </w:t>
       </w:r>
-      <w:hyperlink r:id="rId17">
+      <w:hyperlink r:id="rId15">
         <w:r>
           <w:rPr>
             <w:lang w:val="en_US" w:bidi="en_US"/>
@@ -23531,7 +23466,7 @@
         </w:rPr>
         <w:t xml:space="preserve">See how you translated the similar expression in </w:t>
       </w:r>
-      <w:hyperlink r:id="rId16">
+      <w:hyperlink r:id="rId14">
         <w:r>
           <w:rPr>
             <w:lang w:val="en_US" w:bidi="en_US"/>
@@ -26357,7 +26292,7 @@
         </w:rPr>
         <w:t xml:space="preserve"> in </w:t>
       </w:r>
-      <w:hyperlink r:id="rId18">
+      <w:hyperlink r:id="rId16">
         <w:r>
           <w:rPr>
             <w:lang w:val="en_US" w:bidi="en_US"/>
@@ -26802,7 +26737,7 @@
         </w:rPr>
         <w:t xml:space="preserve">As in </w:t>
       </w:r>
-      <w:hyperlink r:id="rId19">
+      <w:hyperlink r:id="rId17">
         <w:r>
           <w:rPr>
             <w:lang w:val="en_US" w:bidi="en_US"/>
@@ -27000,7 +26935,7 @@
         </w:rPr>
         <w:t xml:space="preserve">See how you translated the same expression in </w:t>
       </w:r>
-      <w:hyperlink r:id="rId20">
+      <w:hyperlink r:id="rId18">
         <w:r>
           <w:rPr>
             <w:lang w:val="en_US" w:bidi="en_US"/>
@@ -28751,7 +28686,7 @@
         </w:rPr>
         <w:t xml:space="preserve">See how you translated this name in </w:t>
       </w:r>
-      <w:hyperlink r:id="rId21">
+      <w:hyperlink r:id="rId19">
         <w:r>
           <w:rPr>
             <w:lang w:val="en_US" w:bidi="en_US"/>
@@ -29332,7 +29267,7 @@
         </w:rPr>
         <w:t xml:space="preserve"> are plural here, so use the plural form in your translation if your language marks that distinction. These imperatives seems to be addressing the “warriors” mentioned in </w:t>
       </w:r>
-      <w:hyperlink r:id="rId22">
+      <w:hyperlink r:id="rId20">
         <w:r>
           <w:rPr>
             <w:lang w:val="en_US" w:bidi="en_US"/>
@@ -29971,7 +29906,7 @@
         </w:rPr>
         <w:t xml:space="preserve">These are the same phrases as in </w:t>
       </w:r>
-      <w:hyperlink r:id="rId23">
+      <w:hyperlink r:id="rId21">
         <w:r>
           <w:rPr>
             <w:lang w:val="en_US" w:bidi="en_US"/>
@@ -30072,7 +30007,7 @@
         </w:rPr>
         <w:t xml:space="preserve">See how you translated the same expression in </w:t>
       </w:r>
-      <w:hyperlink r:id="rId23">
+      <w:hyperlink r:id="rId21">
         <w:r>
           <w:rPr>
             <w:lang w:val="en_US" w:bidi="en_US"/>
@@ -30556,7 +30491,7 @@
         </w:rPr>
         <w:t xml:space="preserve"> in </w:t>
       </w:r>
-      <w:hyperlink r:id="rId18">
+      <w:hyperlink r:id="rId16">
         <w:r>
           <w:rPr>
             <w:lang w:val="en_US" w:bidi="en_US"/>
@@ -31454,7 +31389,7 @@
         </w:rPr>
         <w:t xml:space="preserve">See how you translated the same expression in </w:t>
       </w:r>
-      <w:hyperlink r:id="rId24">
+      <w:hyperlink r:id="rId22">
         <w:r>
           <w:rPr>
             <w:lang w:val="en_US" w:bidi="en_US"/>
@@ -32378,7 +32313,7 @@
         </w:rPr>
         <w:t xml:space="preserve">Like the expression in </w:t>
       </w:r>
-      <w:hyperlink r:id="rId25">
+      <w:hyperlink r:id="rId23">
         <w:r>
           <w:rPr>
             <w:lang w:val="en_US" w:bidi="en_US"/>

--- a/eng/docx/29.content.docx
+++ b/eng/docx/29.content.docx
@@ -141,13 +141,6 @@
         <w:rPr>
           <w:lang w:val="en_US" w:bidi="en_US"/>
         </w:rPr>
-      </w:r>
-      <w:r>
-        <w:rPr>
-          <w:i/>
-          <w:lang w:val="en_US" w:bidi="en_US"/>
-        </w:rPr>
-        <w:t>Joel 1:1 (#1), Joel 1:1 (#2), Joel 1:1 (#3), Joel 1:2 (#1), Joel 1:2 (#2), Joel 1:2 (#3), Joel 1:2 (#4), Joel 1:3 (#1), Joel 1:3 (#2), Joel 1:3 (#3), Joel 1:4 (#1), Joel 1:4 (#2), Joel 1:4 (#3), Joel 1:5 (#1), Joel 1:5 (#2), Joel 1:5 (#3), Joel 1:5 (#4), Joel 1:6 (#1), Joel 1:6 (#2), Joel 1:6 (#3), Joel 1:6 (#4), Joel 1:6 (#5), Joel 1:6 (#6), Joel 1:6 (#7), Joel 1:6 (#8), Joel 1:7 (#1), Joel 1:7 (#2), Joel 1:7 (#3), Joel 1:7 (#4), Joel 1:7 (#5), Joel 1:8 (#1), Joel 1:8 (#2), Joel 1:8 (#3), Joel 1:8 (#4), Joel 1:8 (#5), Joel 1:8 (#6), Joel 1:9 (#1), Joel 1:9 (#2), Joel 1:9 (#3), Joel 1:10 (#1), Joel 1:10 (#2), Joel 1:10 (#3), Joel 1:10 (#4), Joel 1:10 (#5), Joel 1:10 (#6), Joel 1:11 (#1), Joel 1:12 (#1), Joel 1:12 (#2), Joel 1:12 (#3), Joel 1:12 (#4), Joel 1:12 (#5), Joel 1:12 (#6), Joel 1:13 (#1), Joel 1:13 (#2), Joel 1:13 (#3), Joel 1:13 (#4), Joel 1:13 (#5), Joel 1:14 (#1), Joel 1:14 (#2), Joel 1:15 (#1), Joel 1:15 (#2), Joel 1:15 (#3), Joel 1:15 (#4), Joel 1:15 (#5), Joel 1:16 (#1), Joel 1:16 (#2), Joel 1:16 (#3), Joel 1:16 (#4), Joel 1:16 (#5), Joel 1:17 (#1), Joel 1:17 (#2), Joel 1:18 (#1), Joel 1:18 (#2), Joel 1:18 (#3), Joel 1:18 (#4), Joel 1:18 (#5), Joel 1:19 (#1), Joel 1:19 (#2), Joel 1:19 (#3), Joel 1:19 (#4), Joel 1:20 (#1), Joel 1:20 (#2), Joel 2:1 (#1), Joel 2:1 (#2), Joel 2:1 (#3), Joel 2:1 (#4), Joel 2:1 (#5), Joel 2:1 (#6), Joel 2:2 (#1), Joel 2:2 (#2), Joel 2:2 (#3), Joel 2:2 (#4), Joel 2:2 (#5), Joel 2:2 (#6), Joel 2:2 (#7), Joel 2:2 (#8), Joel 2:2 (#9), Joel 2:2 (#10), Joel 2:3 (#1), Joel 2:3 (#2), Joel 2:3 (#3), Joel 2:3 (#4), Joel 2:3 (#5), Joel 2:3 (#6), Joel 2:3 (#7), Joel 2:4 (#1), Joel 2:4 (#2), Joel 2:4 (#3), Joel 2:5 (#1), Joel 2:5 (#2), Joel 2:5 (#3), Joel 2:5 (#4), Joel 2:5 (#5), Joel 2:6 (#1), Joel 2:6 (#2), Joel 2:7 (#1), Joel 2:7 (#2), Joel 2:7 (#3), Joel 2:7 (#4), Joel 2:7 (#5), Joel 2:7 (#6), Joel 2:7 (#7), Joel 2:8 (#1), Joel 2:8 (#2), Joel 2:8 (#3), Joel 2:9 (#1), Joel 2:9 (#2), Joel 2:10 (#1), Joel 2:10 (#2), Joel 2:10 (#3), Joel 2:11 (#1), Joel 2:11 (#2), Joel 2:11 (#3), Joel 2:11 (#4), Joel 2:11 (#5), Joel 2:12 (#1), Joel 2:12 (#2), Joel 2:12 (#1), Joel 2:12 (#2), Joel 2:13 (#1), Joel 2:13 (#1), Joel 2:13 (#2), Joel 2:13 (#3), Joel 2:14 (#1), Joel 2:14 (#2), Joel 2:14 (#3), Joel 2:14 (#4), Joel 2:15 (#1), Joel 2:15 (#2), Joel 2:16 (#1), Joel 2:16 (#1), Joel 2:17 (#1), Joel 2:17 (#2), Joel 2:17 (#3), Joel 2:17 (#4), Joel 2:17 (#5), Joel 2:17 (#6), Joel 2:17 (#7), Joel 2:17 (#8), Joel 2:18 (#1), Joel 2:18 (#2), Joel 2:19 (#1), Joel 2:19 (#2), Joel 2:19 (#3), Joel 2:19 (#4), Joel 2:19 (#5), Joel 2:19 (#6), Joel 2:20 (#1), Joel 2:20 (#2), Joel 2:20 (#3), Joel 2:20 (#4), Joel 2:20 (#5), Joel 2:20 (#6), Joel 2:20 (#7), Joel 2:20 (#8), Joel 2:21 (#1), Joel 2:21 (#2), Joel 2:21 (#3), Joel 2:21 (#4), Joel 2:22 (#1), Joel 2:22 (#2), Joel 2:22 (#3), Joel 2:22 (#4), Joel 2:23 (#1), Joel 2:23 (#2), Joel 2:23 (#3), Joel 2:23 (#4), Joel 2:23 (#5), Joel 2:23 (#6), Joel 2:23 (#7), Joel 2:24 (#1), Joel 2:25 (#1), Joel 2:25 (#2), Joel 2:25 (#3), Joel 2:26 (#1), Joel 2:26 (#2), Joel 2:26 (#3), Joel 2:26 (#4), Joel 2:26 (#5), Joel 2:27 (#1), Joel 2:27 (#2), Joel 2:28 (#1), Joel 2:28 (#2), Joel 2:28 (#3), Joel 2:28 (#4), Joel 2:28 (#5), Joel 2:28 (#6), Joel 2:28 (#7), Joel 2:29 (#1), Joel 2:29 (#2), Joel 2:29 (#3), Joel 2:30 (#1), Joel 2:31 (#1), Joel 2:31 (#2), Joel 2:31 (#3), Joel 2:31 (#4), Joel 2:31 (#5), Joel 2:31 (#6), Joel 2:32 (#1), Joel 2:32 (#2), Joel 2:32 (#3), Joel 2:32 (#4), Joel 2:32 (#5), Joel 2:32 (#6), Joel 2:32 (#7), Joel 2:32 (#8), Joel 2:32 (#9), Joel 3:1 (#1), Joel 3:1 (#2), Joel 3:1 (#3), Joel 3:1 (#4), Joel 3:1 (#5), Joel 3:2 (#1), Joel 3:2 (#2), Joel 3:2 (#3), Joel 3:3 (#1), Joel 3:3 (#2), Joel 3:4 (#1), Joel 3:4 (#2), Joel 3:4 (#3), Joel 3:4 (#4), Joel 3:4 (#5), Joel 3:4 (#6), Joel 3:6 (#1), Joel 3:6 (#2), Joel 3:6 (#3), Joel 3:6 (#4), Joel 3:7 (#1), Joel 3:7 (#2), Joel 3:7 (#3), Joel 3:7 (#4), Joel 3:8 (#1), Joel 3:8 (#2), Joel 3:8 (#3), Joel 3:8 (#4), Joel 3:8 (#5), Joel 3:8 (#6), Joel 3:9 (#1), Joel 3:9 (#2), Joel 3:10 (#1), Joel 3:10 (#2), Joel 3:10 (#3), Joel 3:10 (#4), Joel 3:11 (#1), Joel 3:12 (#1), Joel 3:12 (#2), Joel 3:12 (#3), Joel 3:13 (#1), Joel 3:13 (#2), Joel 3:13 (#3), Joel 3:13 (#4), Joel 3:13 (#5), Joel 3:13 (#6), Joel 3:14 (#1), Joel 3:14 (#2), Joel 3:14 (#3), Joel 3:15 (#1), Joel 3:15 (#2), Joel 3:16 (#1), Joel 3:16 (#2), Joel 3:16 (#3), Joel 3:16 (#4), Joel 3:17 (#1), Joel 3:17 (#2), Joel 3:18 (#1), Joel 3:18 (#2), Joel 3:18 (#3), Joel 3:18 (#4), Joel 3:18 (#5), Joel 3:18 (#6), Joel 3:18 (#7), Joel 3:19 (#1), Joel 3:19 (#2), Joel 3:19 (#3), Joel 3:19 (#4), Joel 3:20 (#1), Joel 3:20 (#2), Joel 3:20 (#3), Joel 3:21 (#1), Joel 3:21 (#2), Joel 3:21 (#3), Joel 3:21 (#4)</w:t>
       </w:r>
       <w:r>
         <w:rPr>

--- a/eng/docx/29.content.docx
+++ b/eng/docx/29.content.docx
@@ -128,19 +128,6 @@
           <w:lang w:val="en_US" w:bidi="en_US"/>
         </w:rPr>
         <w:t>JOL</w:t>
-      </w:r>
-      <w:r>
-        <w:rPr>
-          <w:lang w:val="en_US" w:bidi="en_US"/>
-        </w:rPr>
-      </w:r>
-    </w:p>
-    <w:p>
-      <w:pPr/>
-      <w:r>
-        <w:rPr>
-          <w:lang w:val="en_US" w:bidi="en_US"/>
-        </w:rPr>
       </w:r>
       <w:r>
         <w:rPr>

--- a/eng/docx/29.content.docx
+++ b/eng/docx/29.content.docx
@@ -19,7 +19,7 @@
         <w:rPr>
           <w:lang w:val="en_US" w:bidi="en_US"/>
         </w:rPr>
-        <w:t>Resource: Translation Notes (unfoldingWord)</w:t>
+        <w:t>Resource: unfoldingWord® Translation Notes</w:t>
       </w:r>
       <w:r>
         <w:rPr>
@@ -90,7 +90,7 @@
         <w:rPr>
           <w:lang w:val="en_US" w:bidi="en_US"/>
         </w:rPr>
-        <w:t>Translation Notes (unfoldingWord)</w:t>
+        <w:t>unfoldingWord® Translation Notes</w:t>
       </w:r>
     </w:p>
     <w:p>

--- a/eng/docx/29.content.docx
+++ b/eng/docx/29.content.docx
@@ -209,7 +209,7 @@
         <w:rPr>
           <w:lang w:val="en_US" w:bidi="en_US"/>
         </w:rPr>
-        <w:t>פְּתוּאֵֽל</w:t>
+        <w:t>פְּתוּאֵֽל</w:t>
       </w:r>
     </w:p>
     <w:p>
@@ -415,7 +415,7 @@
         <w:rPr>
           <w:lang w:val="en_US" w:bidi="en_US"/>
         </w:rPr>
-        <w:t>דְּבַר־יְהוָה֙ אֲשֶׁ֣ר הָיָ֔ה</w:t>
+        <w:t>דְּבַר־יְהוָה֙ אֲשֶׁ֣ר הָיָ֔ה</w:t>
       </w:r>
     </w:p>
     <w:p>
@@ -512,7 +512,7 @@
         <w:rPr>
           <w:lang w:val="en_US" w:bidi="en_US"/>
         </w:rPr>
-        <w:t>שִׁמְעוּ־זֹאת֙ הַ⁠זְּקֵנִ֔ים וְ⁠הַֽאֲזִ֔ינוּ כֹּ֖ל יוֹשְׁבֵ֣י הָ⁠אָ֑רֶץ</w:t>
+        <w:t>שִׁמְעוּ־זֹאת֙ הַ⁠זְּקֵנִ֔ים וְ⁠הַֽאֲזִ֔ינוּ כֹּ֖ל יוֹשְׁבֵ֣י הָ⁠אָ֑רֶץ</w:t>
       </w:r>
     </w:p>
     <w:p>
@@ -609,7 +609,7 @@
         <w:rPr>
           <w:lang w:val="en_US" w:bidi="en_US"/>
         </w:rPr>
-        <w:t>הֶ⁠הָ֤יְתָה זֹּאת֙ בִּֽ⁠ימֵי⁠כֶ֔ם וְ⁠אִ֖ם בִּ⁠ימֵ֥י אֲבֹֽתֵי⁠כֶֽם</w:t>
+        <w:t>הֶ⁠הָ֤יְתָה זֹּאת֙ בִּֽ⁠ימֵי⁠כֶ֔ם וְ⁠אִ֖ם בִּ⁠ימֵ֥י אֲבֹֽתֵי⁠כֶֽם</w:t>
       </w:r>
     </w:p>
     <w:p>
@@ -706,7 +706,7 @@
         <w:rPr>
           <w:lang w:val="en_US" w:bidi="en_US"/>
         </w:rPr>
-        <w:t>בִּֽ⁠ימֵי⁠כֶ֔ם וְ⁠אִ֖ם בִּ⁠ימֵ֥י</w:t>
+        <w:t>בִּֽ⁠ימֵי⁠כֶ֔ם וְ⁠אִ֖ם בִּ⁠ימֵ֥י</w:t>
       </w:r>
     </w:p>
     <w:p>
@@ -1133,7 +1133,7 @@
         <w:rPr>
           <w:lang w:val="en_US" w:bidi="en_US"/>
         </w:rPr>
-        <w:t>עָלֶ֖⁠יהָ לִ⁠בְנֵי⁠כֶ֣ם סַפֵּ֑רוּ וּ⁠בְנֵי⁠כֶם֙</w:t>
+        <w:t>עָלֶ֖⁠יהָ לִ⁠בְנֵי⁠כֶ֣ם סַפֵּ֑רוּ וּ⁠בְנֵי⁠כֶם֙</w:t>
       </w:r>
     </w:p>
     <w:p>
@@ -1256,7 +1256,7 @@
         <w:rPr>
           <w:lang w:val="en_US" w:bidi="en_US"/>
         </w:rPr>
-        <w:t>יֶ֤תֶר הַ⁠גָּזָם֙ אָכַ֣ל הָֽ⁠אַרְבֶּ֔ה וְ⁠יֶ֥תֶר הָ⁠אַרְבֶּ֖ה אָכַ֣ל הַ⁠יָּ֑לֶק וְ⁠יֶ֣תֶר הַ⁠יֶּ֔לֶק אָכַ֖ל הֶ⁠חָסִֽיל</w:t>
+        <w:t>יֶ֤תֶר הַ⁠גָּזָם֙ אָכַ֣ל הָֽ⁠אַרְבֶּ֔ה וְ⁠יֶ֥תֶר הָ⁠אַרְבֶּ֖ה אָכַ֣ל הַ⁠יָּ֑לֶק וְ⁠יֶ֣תֶר הַ⁠יֶּ֔לֶק אָכַ֖ל הֶ⁠חָסִֽיל</w:t>
       </w:r>
     </w:p>
     <w:p>
@@ -1353,7 +1353,7 @@
         <w:rPr>
           <w:lang w:val="en_US" w:bidi="en_US"/>
         </w:rPr>
-        <w:t>יֶ֤תֶר הַ⁠גָּזָם֙ אָכַ֣ל הָֽ⁠אַרְבֶּ֔ה וְ⁠יֶ֥תֶר הָ⁠אַרְבֶּ֖ה אָכַ֣ל הַ⁠יָּ֑לֶק וְ⁠יֶ֣תֶר הַ⁠יֶּ֔לֶק אָכַ֖ל הֶ⁠חָסִֽיל</w:t>
+        <w:t>יֶ֤תֶר הַ⁠גָּזָם֙ אָכַ֣ל הָֽ⁠אַרְבֶּ֔ה וְ⁠יֶ֥תֶר הָ⁠אַרְבֶּ֖ה אָכַ֣ל הַ⁠יָּ֑לֶק וְ⁠יֶ֣תֶר הַ⁠יֶּ֔לֶק אָכַ֖ל הֶ⁠חָסִֽיל</w:t>
       </w:r>
     </w:p>
     <w:p>
@@ -1450,7 +1450,7 @@
         <w:rPr>
           <w:lang w:val="en_US" w:bidi="en_US"/>
         </w:rPr>
-        <w:t>יֶ֤תֶר הַ⁠גָּזָם֙ אָכַ֣ל הָֽ⁠אַרְבֶּ֔ה וְ⁠יֶ֥תֶר הָ⁠אַרְבֶּ֖ה אָכַ֣ל הַ⁠יָּ֑לֶק וְ⁠יֶ֣תֶר הַ⁠יֶּ֔לֶק אָכַ֖ל הֶ⁠חָסִֽיל</w:t>
+        <w:t>יֶ֤תֶר הַ⁠גָּזָם֙ אָכַ֣ל הָֽ⁠אַרְבֶּ֔ה וְ⁠יֶ֥תֶר הָ⁠אַרְבֶּ֖ה אָכַ֣ל הַ⁠יָּ֑לֶק וְ⁠יֶ֣תֶר הַ⁠יֶּ֔לֶק אָכַ֖ל הֶ⁠חָסִֽיל</w:t>
       </w:r>
     </w:p>
     <w:p>
@@ -1599,7 +1599,7 @@
         <w:rPr>
           <w:lang w:val="en_US" w:bidi="en_US"/>
         </w:rPr>
-        <w:t>הָקִ֤יצוּ שִׁכּוֹרִים֙ וּ⁠בְכ֔וּ וְ⁠הֵילִ֖לוּ כָּל־שֹׁ֣תֵי יָ֑יִן עַל־עָסִ֕יס כִּ֥י נִכְרַ֖ת מִ⁠פִּי⁠כֶֽם</w:t>
+        <w:t>הָקִ֤יצוּ שִׁכּוֹרִים֙ וּ⁠בְכ֔וּ וְ⁠הֵילִ֖לוּ כָּל־שֹׁ֣תֵי יָ֑יִן עַל־עָסִ֕יס כִּ֥י נִכְרַ֖ת מִ⁠פִּי⁠כֶֽם</w:t>
       </w:r>
     </w:p>
     <w:p>
@@ -1696,7 +1696,7 @@
         <w:rPr>
           <w:lang w:val="en_US" w:bidi="en_US"/>
         </w:rPr>
-        <w:t>נִכְרַ֖ת מִ⁠פִּי⁠כֶֽם</w:t>
+        <w:t>נִכְרַ֖ת מִ⁠פִּי⁠כֶֽם</w:t>
       </w:r>
     </w:p>
     <w:p>
@@ -1793,7 +1793,7 @@
         <w:rPr>
           <w:lang w:val="en_US" w:bidi="en_US"/>
         </w:rPr>
-        <w:t>מִ⁠פִּי⁠כֶֽם</w:t>
+        <w:t>מִ⁠פִּי⁠כֶֽם</w:t>
       </w:r>
     </w:p>
     <w:p>
@@ -1903,7 +1903,7 @@
         <w:rPr>
           <w:lang w:val="en_US" w:bidi="en_US"/>
         </w:rPr>
-        <w:t>נִכְרַ֖ת מִ⁠פִּי⁠כֶֽם</w:t>
+        <w:t>נִכְרַ֖ת מִ⁠פִּי⁠כֶֽם</w:t>
       </w:r>
     </w:p>
     <w:p>
@@ -2000,7 +2000,7 @@
         <w:rPr>
           <w:lang w:val="en_US" w:bidi="en_US"/>
         </w:rPr>
-        <w:t>כִּֽי</w:t>
+        <w:t>כִּֽי</w:t>
       </w:r>
     </w:p>
     <w:p>
@@ -2427,7 +2427,7 @@
         <w:rPr>
           <w:lang w:val="en_US" w:bidi="en_US"/>
         </w:rPr>
-        <w:t>וְ⁠אֵ֣ין מִסְפָּ֑ר</w:t>
+        <w:t>וְ⁠אֵ֣ין מִסְפָּ֑ר</w:t>
       </w:r>
     </w:p>
     <w:p>
@@ -2524,7 +2524,7 @@
         <w:rPr>
           <w:lang w:val="en_US" w:bidi="en_US"/>
         </w:rPr>
-        <w:t>שִׁנָּי⁠ו֙ שִׁנֵּ֣י אַרְיֵ֔ה וּֽ⁠מְתַלְּע֥וֹת לָבִ֖יא לֽ⁠וֹ</w:t>
+        <w:t>שִׁנָּי⁠ו֙ שִׁנֵּ֣י אַרְיֵ֔ה וּֽ⁠מְתַלְּע֥וֹת לָבִ֖יא לֽ⁠וֹ</w:t>
       </w:r>
     </w:p>
     <w:p>
@@ -2621,7 +2621,7 @@
         <w:rPr>
           <w:lang w:val="en_US" w:bidi="en_US"/>
         </w:rPr>
-        <w:t>שִׁנָּי⁠ו֙ שִׁנֵּ֣י אַרְיֵ֔ה וּֽ⁠מְתַלְּע֥וֹת לָבִ֖יא לֽ⁠וֹ</w:t>
+        <w:t>שִׁנָּי⁠ו֙ שִׁנֵּ֣י אַרְיֵ֔ה וּֽ⁠מְתַלְּע֥וֹת לָבִ֖יא לֽ⁠וֹ</w:t>
       </w:r>
     </w:p>
     <w:p>
@@ -2731,7 +2731,7 @@
         <w:rPr>
           <w:lang w:val="en_US" w:bidi="en_US"/>
         </w:rPr>
-        <w:t>וּֽ⁠מְתַלְּע֥וֹת לָבִ֖יא לֽ⁠וֹ</w:t>
+        <w:t>וּֽ⁠מְתַלְּע֥וֹת לָבִ֖יא לֽ⁠וֹ</w:t>
       </w:r>
     </w:p>
     <w:p>
@@ -2828,7 +2828,7 @@
         <w:rPr>
           <w:lang w:val="en_US" w:bidi="en_US"/>
         </w:rPr>
-        <w:t>שָׂ֤ם גַּפְנִ⁠י֙ לְ⁠שַׁמָּ֔ה וּ⁠תְאֵנָתִ֖⁠י לִ⁠קְצָפָ֑ה</w:t>
+        <w:t>שָׂ֤ם גַּפְנִ⁠י֙ לְ⁠שַׁמָּ֔ה וּ⁠תְאֵנָתִ֖⁠י לִ⁠קְצָפָ֑ה</w:t>
       </w:r>
     </w:p>
     <w:p>
@@ -2938,7 +2938,7 @@
         <w:rPr>
           <w:lang w:val="en_US" w:bidi="en_US"/>
         </w:rPr>
-        <w:t>שָׂ֤ם גַּפְנִ⁠י֙ לְ⁠שַׁמָּ֔ה</w:t>
+        <w:t>שָׂ֤ם גַּפְנִ⁠י֙ לְ⁠שַׁמָּ֔ה</w:t>
       </w:r>
     </w:p>
     <w:p>
@@ -3048,7 +3048,7 @@
         <w:rPr>
           <w:lang w:val="en_US" w:bidi="en_US"/>
         </w:rPr>
-        <w:t>חָשֹׂ֤ף חֲשָׂפָ⁠הּ֙</w:t>
+        <w:t>חָשֹׂ֤ף חֲשָׂפָ⁠הּ֙</w:t>
       </w:r>
     </w:p>
     <w:p>
@@ -3145,7 +3145,7 @@
         <w:rPr>
           <w:lang w:val="en_US" w:bidi="en_US"/>
         </w:rPr>
-        <w:t>וְ⁠הִשְׁלִ֔יךְ</w:t>
+        <w:t>וְ⁠הִשְׁלִ֔יךְ</w:t>
       </w:r>
     </w:p>
     <w:p>
@@ -3255,7 +3255,7 @@
         <w:rPr>
           <w:lang w:val="en_US" w:bidi="en_US"/>
         </w:rPr>
-        <w:t>הִלְבִּ֖ינוּ שָׂרִיגֶֽי⁠הָ</w:t>
+        <w:t>הִלְבִּ֖ינוּ שָׂרִיגֶֽי⁠הָ</w:t>
       </w:r>
     </w:p>
     <w:p>
@@ -3475,7 +3475,7 @@
         <w:rPr>
           <w:lang w:val="en_US" w:bidi="en_US"/>
         </w:rPr>
-        <w:t>כִּ⁠בְתוּלָ֥ה חֲגֻֽרַת־שַׂ֖ק עַל־בַּ֥עַל נְעוּרֶֽי⁠הָ</w:t>
+        <w:t>כִּ⁠בְתוּלָ֥ה חֲגֻֽרַת־שַׂ֖ק עַל־בַּ֥עַל נְעוּרֶֽי⁠הָ</w:t>
       </w:r>
     </w:p>
     <w:p>
@@ -3572,7 +3572,7 @@
         <w:rPr>
           <w:lang w:val="en_US" w:bidi="en_US"/>
         </w:rPr>
-        <w:t>כִּ⁠בְתוּלָ֥ה חֲגֻֽרַת־שַׂ֖ק</w:t>
+        <w:t>כִּ⁠בְתוּלָ֥ה חֲגֻֽרַת־שַׂ֖ק</w:t>
       </w:r>
     </w:p>
     <w:p>
@@ -3682,7 +3682,7 @@
         <w:rPr>
           <w:lang w:val="en_US" w:bidi="en_US"/>
         </w:rPr>
-        <w:t>כִּ⁠בְתוּלָ֥ה חֲגֻֽרַת־שַׂ֖ק</w:t>
+        <w:t>כִּ⁠בְתוּלָ֥ה חֲגֻֽרַת־שַׂ֖ק</w:t>
       </w:r>
     </w:p>
     <w:p>
@@ -3779,7 +3779,7 @@
         <w:rPr>
           <w:lang w:val="en_US" w:bidi="en_US"/>
         </w:rPr>
-        <w:t>בַּ֥עַל נְעוּרֶֽי⁠הָ</w:t>
+        <w:t>בַּ֥עַל נְעוּרֶֽי⁠הָ</w:t>
       </w:r>
     </w:p>
     <w:p>
@@ -4108,7 +4108,7 @@
         <w:rPr>
           <w:lang w:val="en_US" w:bidi="en_US"/>
         </w:rPr>
-        <w:t>הָכְרַ֥ת &amp; מִ⁠בֵּ֣ית</w:t>
+        <w:t>הָכְרַ֥ת &amp; מִ⁠בֵּ֣ית</w:t>
       </w:r>
     </w:p>
     <w:p>
@@ -4218,7 +4218,7 @@
         <w:rPr>
           <w:lang w:val="en_US" w:bidi="en_US"/>
         </w:rPr>
-        <w:t>מִ⁠בֵּ֣ית יְהוָ֑ה</w:t>
+        <w:t>מִ⁠בֵּ֣ית יְהוָ֑ה</w:t>
       </w:r>
     </w:p>
     <w:p>
@@ -4328,7 +4328,7 @@
         <w:rPr>
           <w:lang w:val="en_US" w:bidi="en_US"/>
         </w:rPr>
-        <w:t>שֻׁדַּ֣ד שָׂדֶ֔ה אָבְלָ֖ה אֲדָמָ֑ה כִּ֚י שֻׁדַּ֣ד דָּגָ֔ן</w:t>
+        <w:t>שֻׁדַּ֣ד שָׂדֶ֔ה אָבְלָ֖ה אֲדָמָ֑ה כִּ֚י שֻׁדַּ֣ד דָּגָ֔ן</w:t>
       </w:r>
     </w:p>
     <w:p>
@@ -4425,7 +4425,7 @@
         <w:rPr>
           <w:lang w:val="en_US" w:bidi="en_US"/>
         </w:rPr>
-        <w:t>שֻׁדַּ֣ד שָׂדֶ֔ה &amp; שֻׁדַּ֣ד</w:t>
+        <w:t>שֻׁדַּ֣ד שָׂדֶ֔ה &amp; שֻׁדַּ֣ד</w:t>
       </w:r>
     </w:p>
     <w:p>
@@ -4658,7 +4658,7 @@
         <w:rPr>
           <w:lang w:val="en_US" w:bidi="en_US"/>
         </w:rPr>
-        <w:t>הוֹבִ֥ישׁ תִּיר֖וֹשׁ</w:t>
+        <w:t>הוֹבִ֥ישׁ תִּיר֖וֹשׁ</w:t>
       </w:r>
     </w:p>
     <w:p>
@@ -4988,7 +4988,7 @@
         <w:rPr>
           <w:lang w:val="en_US" w:bidi="en_US"/>
         </w:rPr>
-        <w:t>שָׂדֶֽה</w:t>
+        <w:t>שָׂדֶֽה</w:t>
       </w:r>
     </w:p>
     <w:p>
@@ -5098,7 +5098,7 @@
         <w:rPr>
           <w:lang w:val="en_US" w:bidi="en_US"/>
         </w:rPr>
-        <w:t>הַ⁠גֶּ֣פֶן הוֹבִ֔ישָׁה וְ⁠הַ⁠תְּאֵנָ֖ה אֻמְלָ֑לָה רִמּ֞וֹן גַּם־תָּמָ֣ר וְ⁠תַפּ֗וּחַ</w:t>
+        <w:t>הַ⁠גֶּ֣פֶן הוֹבִ֔ישָׁה וְ⁠הַ⁠תְּאֵנָ֖ה אֻמְלָ֑לָה רִמּ֞וֹן גַּם־תָּמָ֣ר וְ⁠תַפּ֗וּחַ</w:t>
       </w:r>
     </w:p>
     <w:p>
@@ -5357,7 +5357,7 @@
         <w:rPr>
           <w:lang w:val="en_US" w:bidi="en_US"/>
         </w:rPr>
-        <w:t>וְ⁠הַ⁠תְּאֵנָ֖ה אֻמְלָ֑לָה</w:t>
+        <w:t>וְ⁠הַ⁠תְּאֵנָ֖ה אֻמְלָ֑לָה</w:t>
       </w:r>
     </w:p>
     <w:p>
@@ -5480,7 +5480,7 @@
         <w:rPr>
           <w:lang w:val="en_US" w:bidi="en_US"/>
         </w:rPr>
-        <w:t>כָּל־עֲצֵ֤י הַ⁠שָּׂדֶה֙ יָבֵ֔שׁוּ</w:t>
+        <w:t>כָּל־עֲצֵ֤י הַ⁠שָּׂדֶה֙ יָבֵ֔שׁוּ</w:t>
       </w:r>
     </w:p>
     <w:p>
@@ -5577,7 +5577,7 @@
         <w:rPr>
           <w:lang w:val="en_US" w:bidi="en_US"/>
         </w:rPr>
-        <w:t>הֹבִ֥ישׁ שָׂשׂ֖וֹן מִן־בְּנֵ֥י אָדָֽם</w:t>
+        <w:t>הֹבִ֥ישׁ שָׂשׂ֖וֹן מִן־בְּנֵ֥י אָדָֽם</w:t>
       </w:r>
     </w:p>
     <w:p>
@@ -5700,7 +5700,7 @@
         <w:rPr>
           <w:lang w:val="en_US" w:bidi="en_US"/>
         </w:rPr>
-        <w:t>בְּנֵ֥י אָדָֽם</w:t>
+        <w:t>בְּנֵ֥י אָדָֽם</w:t>
       </w:r>
     </w:p>
     <w:p>
@@ -5933,7 +5933,7 @@
         <w:rPr>
           <w:lang w:val="en_US" w:bidi="en_US"/>
         </w:rPr>
-        <w:t>לִ֣ינוּ בַ⁠שַּׂקִּ֔ים</w:t>
+        <w:t>לִ֣ינוּ בַ⁠שַּׂקִּ֔ים</w:t>
       </w:r>
     </w:p>
     <w:p>
@@ -6360,7 +6360,7 @@
         <w:rPr>
           <w:lang w:val="en_US" w:bidi="en_US"/>
         </w:rPr>
-        <w:t>קַדְּשׁוּ־צוֹם֙</w:t>
+        <w:t>קַדְּשׁוּ־צוֹם֙</w:t>
       </w:r>
     </w:p>
     <w:p>
@@ -6897,7 +6897,7 @@
         <w:rPr>
           <w:lang w:val="en_US" w:bidi="en_US"/>
         </w:rPr>
-        <w:t>וּ⁠כְ⁠שֹׁ֖ד מִ⁠שַׁדַּ֥י יָבֽוֹא</w:t>
+        <w:t>וּ⁠כְ⁠שֹׁ֖ד מִ⁠שַׁדַּ֥י יָבֽוֹא</w:t>
       </w:r>
     </w:p>
     <w:p>
@@ -7007,7 +7007,7 @@
         <w:rPr>
           <w:lang w:val="en_US" w:bidi="en_US"/>
         </w:rPr>
-        <w:t>מִ⁠שַׁדַּ֥י</w:t>
+        <w:t>מִ⁠שַׁדַּ֥י</w:t>
       </w:r>
     </w:p>
     <w:p>
@@ -7117,7 +7117,7 @@
         <w:rPr>
           <w:lang w:val="en_US" w:bidi="en_US"/>
         </w:rPr>
-        <w:t>הֲ⁠ל֛וֹא נֶ֥גֶד עֵינֵ֖י⁠נוּ אֹ֣כֶל נִכְרָ֑ת מִ⁠בֵּ֥ית אֱלֹהֵ֖י⁠נוּ שִׂמְחָ֥ה וָ⁠גִֽיל</w:t>
+        <w:t>הֲ⁠ל֛וֹא נֶ֥גֶד עֵינֵ֖י⁠נוּ אֹ֣כֶל נִכְרָ֑ת מִ⁠בֵּ֥ית אֱלֹהֵ֖י⁠נוּ שִׂמְחָ֥ה וָ⁠גִֽיל</w:t>
       </w:r>
     </w:p>
     <w:p>
@@ -7421,7 +7421,7 @@
         <w:rPr>
           <w:lang w:val="en_US" w:bidi="en_US"/>
         </w:rPr>
-        <w:t>מִ⁠בֵּ֥ית אֱלֹהֵ֖י⁠נוּ שִׂמְחָ֥ה וָ⁠גִֽיל</w:t>
+        <w:t>מִ⁠בֵּ֥ית אֱלֹהֵ֖י⁠נוּ שִׂמְחָ֥ה וָ⁠גִֽיל</w:t>
       </w:r>
     </w:p>
     <w:p>
@@ -7518,7 +7518,7 @@
         <w:rPr>
           <w:lang w:val="en_US" w:bidi="en_US"/>
         </w:rPr>
-        <w:t>שִׂמְחָ֥ה וָ⁠גִֽיל</w:t>
+        <w:t>שִׂמְחָ֥ה וָ⁠גִֽיל</w:t>
       </w:r>
     </w:p>
     <w:p>
@@ -7641,7 +7641,7 @@
         <w:rPr>
           <w:lang w:val="en_US" w:bidi="en_US"/>
         </w:rPr>
-        <w:t>נֶהֶרְס֖וּ מַמְּגֻר֑וֹת</w:t>
+        <w:t>נֶהֶרְס֖וּ מַמְּגֻר֑וֹת</w:t>
       </w:r>
     </w:p>
     <w:p>
@@ -7738,7 +7738,7 @@
         <w:rPr>
           <w:lang w:val="en_US" w:bidi="en_US"/>
         </w:rPr>
-        <w:t>הֹבִ֖ישׁ דָּגָֽן</w:t>
+        <w:t>הֹבִ֖ישׁ דָּגָֽן</w:t>
       </w:r>
     </w:p>
     <w:p>
@@ -7861,7 +7861,7 @@
         <w:rPr>
           <w:lang w:val="en_US" w:bidi="en_US"/>
         </w:rPr>
-        <w:t>מַה־נֶּאֶנְחָ֣ה בְהֵמָ֗ה</w:t>
+        <w:t>מַה־נֶּאֶנְחָ֣ה בְהֵמָ֗ה</w:t>
       </w:r>
     </w:p>
     <w:p>
@@ -7958,7 +7958,7 @@
         <w:rPr>
           <w:lang w:val="en_US" w:bidi="en_US"/>
         </w:rPr>
-        <w:t>מַה־נֶּאֶנְחָ֣ה בְהֵמָ֗ה</w:t>
+        <w:t>מַה־נֶּאֶנְחָ֣ה בְהֵמָ֗ה</w:t>
       </w:r>
     </w:p>
     <w:p>
@@ -8165,7 +8165,7 @@
         <w:rPr>
           <w:lang w:val="en_US" w:bidi="en_US"/>
         </w:rPr>
-        <w:t>עֶדְרֵ֥י הַ⁠צֹּ֖אן נֶאְשָֽׁמוּ</w:t>
+        <w:t>עֶדְרֵ֥י הַ⁠צֹּ֖אן נֶאְשָֽׁמוּ</w:t>
       </w:r>
     </w:p>
     <w:p>
@@ -8262,7 +8262,7 @@
         <w:rPr>
           <w:lang w:val="en_US" w:bidi="en_US"/>
         </w:rPr>
-        <w:t>עֶדְרֵ֥י הַ⁠צֹּ֖אן נֶאְשָֽׁמוּ</w:t>
+        <w:t>עֶדְרֵ֥י הַ⁠צֹּ֖אן נֶאְשָֽׁמוּ</w:t>
       </w:r>
     </w:p>
     <w:p>
@@ -8456,7 +8456,7 @@
         <w:rPr>
           <w:lang w:val="en_US" w:bidi="en_US"/>
         </w:rPr>
-        <w:t>כִּ֣י אֵ֗שׁ אָֽכְלָה֙ נְא֣וֹת מִדְבָּ֔ר</w:t>
+        <w:t>כִּ֣י אֵ֗שׁ אָֽכְלָה֙ נְא֣וֹת מִדְבָּ֔ר</w:t>
       </w:r>
     </w:p>
     <w:p>
@@ -8566,7 +8566,7 @@
         <w:rPr>
           <w:lang w:val="en_US" w:bidi="en_US"/>
         </w:rPr>
-        <w:t>וְ⁠לֶ֣הָבָ֔ה לִהֲטָ֖ה כָּל־עֲצֵ֥י הַ⁠שָּׂדֶֽה</w:t>
+        <w:t>וְ⁠לֶ֣הָבָ֔ה לִהֲטָ֖ה כָּל־עֲצֵ֥י הַ⁠שָּׂדֶֽה</w:t>
       </w:r>
     </w:p>
     <w:p>
@@ -8689,7 +8689,7 @@
         <w:rPr>
           <w:lang w:val="en_US" w:bidi="en_US"/>
         </w:rPr>
-        <w:t>וְ⁠לֶ֣הָבָ֔ה לִהֲטָ֖ה כָּל־עֲצֵ֥י הַ⁠שָּׂדֶֽה</w:t>
+        <w:t>וְ⁠לֶ֣הָבָ֔ה לִהֲטָ֖ה כָּל־עֲצֵ֥י הַ⁠שָּׂדֶֽה</w:t>
       </w:r>
     </w:p>
     <w:p>
@@ -9010,7 +9010,7 @@
         <w:rPr>
           <w:lang w:val="en_US" w:bidi="en_US"/>
         </w:rPr>
-        <w:t>תִּקְע֨וּ שׁוֹפָ֜ר בְּ⁠צִיּ֗וֹן וְ⁠הָרִ֨יעוּ֙ בְּ⁠הַ֣ר קָדְשִׁ֔⁠י</w:t>
+        <w:t>תִּקְע֨וּ שׁוֹפָ֜ר בְּ⁠צִיּ֗וֹן וְ⁠הָרִ֨יעוּ֙ בְּ⁠הַ֣ר קָדְשִׁ֔⁠י</w:t>
       </w:r>
     </w:p>
     <w:p>
@@ -9327,7 +9327,7 @@
         <w:rPr>
           <w:lang w:val="en_US" w:bidi="en_US"/>
         </w:rPr>
-        <w:t>בְּ⁠הַ֣ר קָדְשִׁ֔⁠י</w:t>
+        <w:t>בְּ⁠הַ֣ר קָדְשִׁ֔⁠י</w:t>
       </w:r>
     </w:p>
     <w:p>
@@ -9437,7 +9437,7 @@
         <w:rPr>
           <w:lang w:val="en_US" w:bidi="en_US"/>
         </w:rPr>
-        <w:t>יִרְגְּז֕וּ</w:t>
+        <w:t>יִרְגְּז֕וּ</w:t>
       </w:r>
     </w:p>
     <w:p>
@@ -9648,7 +9648,7 @@
         <w:rPr>
           <w:lang w:val="en_US" w:bidi="en_US"/>
         </w:rPr>
-        <w:t>י֧וֹם חֹ֣שֶׁךְ וַ⁠אֲפֵלָ֗ה י֤וֹם עָנָן֙ וַ⁠עֲרָפֶ֔ל</w:t>
+        <w:t>י֧וֹם חֹ֣שֶׁךְ וַ⁠אֲפֵלָ֗ה י֤וֹם עָנָן֙ וַ⁠עֲרָפֶ֔ל</w:t>
       </w:r>
     </w:p>
     <w:p>
@@ -9758,7 +9758,7 @@
         <w:rPr>
           <w:lang w:val="en_US" w:bidi="en_US"/>
         </w:rPr>
-        <w:t>חֹ֣שֶׁךְ וַ⁠אֲפֵלָ֗ה</w:t>
+        <w:t>חֹ֣שֶׁךְ וַ⁠אֲפֵלָ֗ה</w:t>
       </w:r>
     </w:p>
     <w:p>
@@ -10004,7 +10004,7 @@
         <w:rPr>
           <w:lang w:val="en_US" w:bidi="en_US"/>
         </w:rPr>
-        <w:t>כְּ⁠שַׁ֖חַר פָּרֻ֣שׂ עַל־הֶֽ⁠הָרִ֑ים</w:t>
+        <w:t>כְּ⁠שַׁ֖חַר פָּרֻ֣שׂ עַל־הֶֽ⁠הָרִ֑ים</w:t>
       </w:r>
     </w:p>
     <w:p>
@@ -10101,7 +10101,7 @@
         <w:rPr>
           <w:lang w:val="en_US" w:bidi="en_US"/>
         </w:rPr>
-        <w:t>כְּ⁠שַׁ֖חַר פָּרֻ֣שׂ עַל־הֶֽ⁠הָרִ֑ים</w:t>
+        <w:t>כְּ⁠שַׁ֖חַר פָּרֻ֣שׂ עַל־הֶֽ⁠הָרִ֑ים</w:t>
       </w:r>
     </w:p>
     <w:p>
@@ -10198,7 +10198,7 @@
         <w:rPr>
           <w:lang w:val="en_US" w:bidi="en_US"/>
         </w:rPr>
-        <w:t>כְּ⁠שַׁ֖חַר</w:t>
+        <w:t>כְּ⁠שַׁ֖חַר</w:t>
       </w:r>
     </w:p>
     <w:p>
@@ -10528,7 +10528,7 @@
         <w:rPr>
           <w:lang w:val="en_US" w:bidi="en_US"/>
         </w:rPr>
-        <w:t>כָּמֹ֗⁠הוּ לֹ֤א נִֽהְיָה֙ מִן־הָ֣⁠עוֹלָ֔ם וְ⁠אַֽחֲרָי⁠ו֙ לֹ֣א יוֹסֵ֔ף עַד־שְׁנֵ֖י דּ֥וֹר וָ⁠דֽוֹר</w:t>
+        <w:t>כָּמֹ֗⁠הוּ לֹ֤א נִֽהְיָה֙ מִן־הָ֣⁠עוֹלָ֔ם וְ⁠אַֽחֲרָי⁠ו֙ לֹ֣א יוֹסֵ֔ף עַד־שְׁנֵ֖י דּ֥וֹר וָ⁠דֽוֹר</w:t>
       </w:r>
     </w:p>
     <w:p>
@@ -10625,7 +10625,7 @@
         <w:rPr>
           <w:lang w:val="en_US" w:bidi="en_US"/>
         </w:rPr>
-        <w:t>עַד־שְׁנֵ֖י דּ֥וֹר וָ⁠דֽוֹר</w:t>
+        <w:t>עַד־שְׁנֵ֖י דּ֥וֹר וָ⁠דֽוֹר</w:t>
       </w:r>
     </w:p>
     <w:p>
@@ -10722,7 +10722,7 @@
         <w:rPr>
           <w:lang w:val="en_US" w:bidi="en_US"/>
         </w:rPr>
-        <w:t>לְ⁠פָנָי⁠ו֙ אָ֣כְלָה אֵ֔שׁ וְ⁠אַחֲרָ֖י⁠ו תְּלַהֵ֣ט לֶֽהָבָ֑ה כְּ⁠גַן־עֵ֨דֶן הָ⁠אָ֜רֶץ לְ⁠פָנָ֗י⁠ו וְ⁠אַֽחֲרָי⁠ו֙ מִדְבַּ֣ר שְׁמָמָ֔ה וְ⁠גַם־פְּלֵיטָ֖ה לֹא־הָ֥יְתָה לּֽ⁠וֹ</w:t>
+        <w:t>לְ⁠פָנָי⁠ו֙ אָ֣כְלָה אֵ֔שׁ וְ⁠אַחֲרָ֖י⁠ו תְּלַהֵ֣ט לֶֽהָבָ֑ה כְּ⁠גַן־עֵ֨דֶן הָ⁠אָ֜רֶץ לְ⁠פָנָ֗י⁠ו וְ⁠אַֽחֲרָי⁠ו֙ מִדְבַּ֣ר שְׁמָמָ֔ה וְ⁠גַם־פְּלֵיטָ֖ה לֹא־הָ֥יְתָה לּֽ⁠וֹ</w:t>
       </w:r>
     </w:p>
     <w:p>
@@ -10845,7 +10845,7 @@
         <w:rPr>
           <w:lang w:val="en_US" w:bidi="en_US"/>
         </w:rPr>
-        <w:t>לְ⁠פָנָי⁠ו֙ אָ֣כְלָה אֵ֔שׁ וְ⁠אַחֲרָ֖י⁠ו תְּלַהֵ֣ט לֶֽהָבָ֑ה</w:t>
+        <w:t>לְ⁠פָנָי⁠ו֙ אָ֣כְלָה אֵ֔שׁ וְ⁠אַחֲרָ֖י⁠ו תְּלַהֵ֣ט לֶֽהָבָ֑ה</w:t>
       </w:r>
     </w:p>
     <w:p>
@@ -11078,7 +11078,7 @@
         <w:rPr>
           <w:lang w:val="en_US" w:bidi="en_US"/>
         </w:rPr>
-        <w:t>כְּ⁠גַן־עֵ֨דֶן הָ⁠אָ֜רֶץ לְ⁠פָנָ֗י⁠ו</w:t>
+        <w:t>כְּ⁠גַן־עֵ֨דֶן הָ⁠אָ֜רֶץ לְ⁠פָנָ֗י⁠ו</w:t>
       </w:r>
     </w:p>
     <w:p>
@@ -11175,7 +11175,7 @@
         <w:rPr>
           <w:lang w:val="en_US" w:bidi="en_US"/>
         </w:rPr>
-        <w:t>מִדְבַּ֣ר שְׁמָמָ֔ה</w:t>
+        <w:t>מִדְבַּ֣ר שְׁמָמָ֔ה</w:t>
       </w:r>
     </w:p>
     <w:p>
@@ -11285,7 +11285,7 @@
         <w:rPr>
           <w:lang w:val="en_US" w:bidi="en_US"/>
         </w:rPr>
-        <w:t>וְ⁠גַם־פְּלֵיטָ֖ה לֹא־הָ֥יְתָה לּֽ⁠וֹ</w:t>
+        <w:t>וְ⁠גַם־פְּלֵיטָ֖ה לֹא־הָ֥יְתָה לּֽ⁠וֹ</w:t>
       </w:r>
     </w:p>
     <w:p>
@@ -11382,7 +11382,7 @@
         <w:rPr>
           <w:lang w:val="en_US" w:bidi="en_US"/>
         </w:rPr>
-        <w:t>פְּלֵיטָ֖ה לֹא־הָ֥יְתָה לּֽ⁠וֹ</w:t>
+        <w:t>פְּלֵיטָ֖ה לֹא־הָ֥יְתָה לּֽ⁠וֹ</w:t>
       </w:r>
     </w:p>
     <w:p>
@@ -11492,7 +11492,7 @@
         <w:rPr>
           <w:lang w:val="en_US" w:bidi="en_US"/>
         </w:rPr>
-        <w:t>כְּ⁠מַרְאֵ֥ה סוּסִ֖ים מַרְאֵ֑⁠הוּ</w:t>
+        <w:t>כְּ⁠מַרְאֵ֥ה סוּסִ֖ים מַרְאֵ֑⁠הוּ</w:t>
       </w:r>
     </w:p>
     <w:p>
@@ -11589,7 +11589,7 @@
         <w:rPr>
           <w:lang w:val="en_US" w:bidi="en_US"/>
         </w:rPr>
-        <w:t>כְּ⁠מַרְאֵ֥ה &amp; מַרְאֵ֑⁠הוּ</w:t>
+        <w:t>כְּ⁠מַרְאֵ֥ה &amp; מַרְאֵ֑⁠הוּ</w:t>
       </w:r>
     </w:p>
     <w:p>
@@ -11686,7 +11686,7 @@
         <w:rPr>
           <w:lang w:val="en_US" w:bidi="en_US"/>
         </w:rPr>
-        <w:t>וּ⁠כְ⁠פָרָשִׁ֖ים כֵּ֥ן יְרוּצֽוּ⁠ן</w:t>
+        <w:t>וּ⁠כְ⁠פָרָשִׁ֖ים כֵּ֥ן יְרוּצֽוּ⁠ן</w:t>
       </w:r>
     </w:p>
     <w:p>
@@ -11783,7 +11783,7 @@
         <w:rPr>
           <w:lang w:val="en_US" w:bidi="en_US"/>
         </w:rPr>
-        <w:t>כְּ⁠ק֣וֹל מַרְכָּב֗וֹת עַל־רָאשֵׁ֤י הֶֽ⁠הָרִים֙ יְרַקֵּד֔וּ⁠ן</w:t>
+        <w:t>כְּ⁠ק֣וֹל מַרְכָּב֗וֹת עַל־רָאשֵׁ֤י הֶֽ⁠הָרִים֙ יְרַקֵּד֔וּ⁠ן</w:t>
       </w:r>
     </w:p>
     <w:p>
@@ -11880,7 +11880,7 @@
         <w:rPr>
           <w:lang w:val="en_US" w:bidi="en_US"/>
         </w:rPr>
-        <w:t>כְּ⁠קוֹל֙ לַ֣הַב אֵ֔שׁ אֹכְלָ֖ה קָ֑שׁ</w:t>
+        <w:t>כְּ⁠קוֹל֙ לַ֣הַב אֵ֔שׁ אֹכְלָ֖ה קָ֑שׁ</w:t>
       </w:r>
     </w:p>
     <w:p>
@@ -11977,7 +11977,7 @@
         <w:rPr>
           <w:lang w:val="en_US" w:bidi="en_US"/>
         </w:rPr>
-        <w:t>כְּ⁠עַ֣ם עָצ֔וּם עֱר֖וּךְ מִלְחָמָֽה</w:t>
+        <w:t>כְּ⁠עַ֣ם עָצ֔וּם עֱר֖וּךְ מִלְחָמָֽה</w:t>
       </w:r>
     </w:p>
     <w:p>
@@ -12074,7 +12074,7 @@
         <w:rPr>
           <w:lang w:val="en_US" w:bidi="en_US"/>
         </w:rPr>
-        <w:t>כְּ⁠עַ֣ם עָצ֔וּם עֱר֖וּךְ מִלְחָמָֽה</w:t>
+        <w:t>כְּ⁠עַ֣ם עָצ֔וּם עֱר֖וּךְ מִלְחָמָֽה</w:t>
       </w:r>
     </w:p>
     <w:p>
@@ -12171,7 +12171,7 @@
         <w:rPr>
           <w:lang w:val="en_US" w:bidi="en_US"/>
         </w:rPr>
-        <w:t>כְּ⁠עַ֣ם עָצ֔וּם עֱר֖וּךְ מִלְחָמָֽה</w:t>
+        <w:t>כְּ⁠עַ֣ם עָצ֔וּם עֱר֖וּךְ מִלְחָמָֽה</w:t>
       </w:r>
     </w:p>
     <w:p>
@@ -12378,7 +12378,7 @@
         <w:rPr>
           <w:lang w:val="en_US" w:bidi="en_US"/>
         </w:rPr>
-        <w:t>קִבְּצ֥וּ פָארֽוּר</w:t>
+        <w:t>קִבְּצ֥וּ פָארֽוּר</w:t>
       </w:r>
     </w:p>
     <w:p>
@@ -12488,7 +12488,7 @@
         <w:rPr>
           <w:lang w:val="en_US" w:bidi="en_US"/>
         </w:rPr>
-        <w:t>כְּ⁠גִבּוֹרִ֣ים יְרֻצ֔וּ⁠ן</w:t>
+        <w:t>כְּ⁠גִבּוֹרִ֣ים יְרֻצ֔וּ⁠ן</w:t>
       </w:r>
     </w:p>
     <w:p>
@@ -12585,7 +12585,7 @@
         <w:rPr>
           <w:lang w:val="en_US" w:bidi="en_US"/>
         </w:rPr>
-        <w:t>כְּ⁠אַנְשֵׁ֥י מִלְחָמָ֖ה יַעֲל֣וּ חוֹמָ֑ה</w:t>
+        <w:t>כְּ⁠אַנְשֵׁ֥י מִלְחָמָ֖ה יַעֲל֣וּ חוֹמָ֑ה</w:t>
       </w:r>
     </w:p>
     <w:p>
@@ -12682,7 +12682,7 @@
         <w:rPr>
           <w:lang w:val="en_US" w:bidi="en_US"/>
         </w:rPr>
-        <w:t>כְּ⁠אַנְשֵׁ֥י מִלְחָמָ֖ה</w:t>
+        <w:t>כְּ⁠אַנְשֵׁ֥י מִלְחָמָ֖ה</w:t>
       </w:r>
     </w:p>
     <w:p>
@@ -12915,7 +12915,7 @@
         <w:rPr>
           <w:lang w:val="en_US" w:bidi="en_US"/>
         </w:rPr>
-        <w:t>וְ⁠אִ֤ישׁ בִּ⁠דְרָכָי⁠ו֙</w:t>
+        <w:t>וְ⁠אִ֤ישׁ בִּ⁠דְרָכָי⁠ו֙</w:t>
       </w:r>
     </w:p>
     <w:p>
@@ -13038,7 +13038,7 @@
         <w:rPr>
           <w:lang w:val="en_US" w:bidi="en_US"/>
         </w:rPr>
-        <w:t>וְ⁠לֹ֥א יְעַבְּט֖וּ⁠ן אֹרְחוֹתָֽ⁠ם</w:t>
+        <w:t>וְ⁠לֹ֥א יְעַבְּט֖וּ⁠ן אֹרְחוֹתָֽ⁠ם</w:t>
       </w:r>
     </w:p>
     <w:p>
@@ -13135,7 +13135,7 @@
         <w:rPr>
           <w:lang w:val="en_US" w:bidi="en_US"/>
         </w:rPr>
-        <w:t>וְ⁠לֹ֥א יְעַבְּט֖וּ⁠ן אֹרְחוֹתָֽ⁠ם</w:t>
+        <w:t>וְ⁠לֹ֥א יְעַבְּט֖וּ⁠ן אֹרְחוֹתָֽ⁠ם</w:t>
       </w:r>
     </w:p>
     <w:p>
@@ -13355,7 +13355,7 @@
         <w:rPr>
           <w:lang w:val="en_US" w:bidi="en_US"/>
         </w:rPr>
-        <w:t>גֶּ֥בֶר בִּ⁠מְסִלָּת֖⁠וֹ יֵֽלֵכ֑וּ⁠ן</w:t>
+        <w:t>גֶּ֥בֶר בִּ⁠מְסִלָּת֖⁠וֹ יֵֽלֵכ֑וּ⁠ן</w:t>
       </w:r>
     </w:p>
     <w:p>
@@ -13478,7 +13478,7 @@
         <w:rPr>
           <w:lang w:val="en_US" w:bidi="en_US"/>
         </w:rPr>
-        <w:t>וּ⁠בְעַ֥ד הַ⁠שֶּׁ֛לַח יִפֹּ֖לוּ לֹ֥א יִבְצָֽעוּ</w:t>
+        <w:t>וּ⁠בְעַ֥ד הַ⁠שֶּׁ֛לַח יִפֹּ֖לוּ לֹ֥א יִבְצָֽעוּ</w:t>
       </w:r>
     </w:p>
     <w:p>
@@ -13575,7 +13575,7 @@
         <w:rPr>
           <w:lang w:val="en_US" w:bidi="en_US"/>
         </w:rPr>
-        <w:t>בָּ⁠עִ֣יר יָשֹׁ֗קּוּ בַּֽ⁠חוֹמָה֙ יְרֻצ֔וּ⁠ן בַּ⁠בָּתִּ֖ים יַעֲל֑וּ בְּעַ֧ד הַ⁠חַלּוֹנִ֛ים יָבֹ֖אוּ כַּ⁠גַּנָּֽב</w:t>
+        <w:t>בָּ⁠עִ֣יר יָשֹׁ֗קּוּ בַּֽ⁠חוֹמָה֙ יְרֻצ֔וּ⁠ן בַּ⁠בָּתִּ֖ים יַעֲל֑וּ בְּעַ֧ד הַ⁠חַלּוֹנִ֛ים יָבֹ֖אוּ כַּ⁠גַּנָּֽב</w:t>
       </w:r>
     </w:p>
     <w:p>
@@ -13672,7 +13672,7 @@
         <w:rPr>
           <w:lang w:val="en_US" w:bidi="en_US"/>
         </w:rPr>
-        <w:t>בְּעַ֧ד הַ⁠חַלּוֹנִ֛ים יָבֹ֖אוּ כַּ⁠גַּנָּֽב</w:t>
+        <w:t>בְּעַ֧ד הַ⁠חַלּוֹנִ֛ים יָבֹ֖אוּ כַּ⁠גַּנָּֽב</w:t>
       </w:r>
     </w:p>
     <w:p>
@@ -13769,7 +13769,7 @@
         <w:rPr>
           <w:lang w:val="en_US" w:bidi="en_US"/>
         </w:rPr>
-        <w:t>לְ⁠פָנָי⁠ו֙ רָ֣גְזָה אֶ֔רֶץ רָעֲשׁ֖וּ שָׁמָ֑יִם</w:t>
+        <w:t>לְ⁠פָנָי⁠ו֙ רָ֣גְזָה אֶ֔רֶץ רָעֲשׁ֖וּ שָׁמָ֑יִם</w:t>
       </w:r>
     </w:p>
     <w:p>
@@ -13905,7 +13905,7 @@
         <w:rPr>
           <w:lang w:val="en_US" w:bidi="en_US"/>
         </w:rPr>
-        <w:t>שֶׁ֤מֶשׁ וְ⁠יָרֵ֨חַ֙ קָדָ֔רוּ</w:t>
+        <w:t>שֶׁ֤מֶשׁ וְ⁠יָרֵ֨חַ֙ קָדָ֔רוּ</w:t>
       </w:r>
     </w:p>
     <w:p>
@@ -14481,7 +14481,7 @@
         <w:rPr>
           <w:lang w:val="en_US" w:bidi="en_US"/>
         </w:rPr>
-        <w:t>כִּֽי־גָד֧וֹל יוֹם־יְהוָ֛ה וְ⁠נוֹרָ֥א מְאֹ֖ד וּ⁠מִ֥י יְכִילֶֽ⁠נּוּ</w:t>
+        <w:t>כִּֽי־גָד֧וֹל יוֹם־יְהוָ֛ה וְ⁠נוֹרָ֥א מְאֹ֖ד וּ⁠מִ֥י יְכִילֶֽ⁠נּוּ</w:t>
       </w:r>
     </w:p>
     <w:p>
@@ -14679,7 +14679,7 @@
         <w:rPr>
           <w:lang w:val="en_US" w:bidi="en_US"/>
         </w:rPr>
-        <w:t>וְ⁠גַם־עַתָּה֙ נְאֻם־יְהוָ֔ה שֻׁ֥בוּ עָדַ֖⁠י</w:t>
+        <w:t>וְ⁠גַם־עַתָּה֙ נְאֻם־יְהוָ֔ה שֻׁ֥בוּ עָדַ֖⁠י</w:t>
       </w:r>
     </w:p>
     <w:p>
@@ -14789,7 +14789,7 @@
         <w:rPr>
           <w:lang w:val="en_US" w:bidi="en_US"/>
         </w:rPr>
-        <w:t>שֻׁ֥בוּ</w:t>
+        <w:t>שֻׁ֥בוּ</w:t>
       </w:r>
     </w:p>
     <w:p>
@@ -14899,7 +14899,7 @@
         <w:rPr>
           <w:lang w:val="en_US" w:bidi="en_US"/>
         </w:rPr>
-        <w:t>שֻׁ֥בוּ עָדַ֖⁠י בְּ⁠כָל־לְבַבְ⁠כֶ֑ם</w:t>
+        <w:t>שֻׁ֥בוּ עָדַ֖⁠י בְּ⁠כָל־לְבַבְ⁠כֶ֑ם</w:t>
       </w:r>
     </w:p>
     <w:p>
@@ -15132,7 +15132,7 @@
         <w:rPr>
           <w:lang w:val="en_US" w:bidi="en_US"/>
         </w:rPr>
-        <w:t>וְ⁠קִרְע֤וּ לְבַבְ⁠כֶם֙ וְ⁠אַל־בִּגְדֵי⁠כֶ֔ם</w:t>
+        <w:t>וְ⁠קִרְע֤וּ לְבַבְ⁠כֶם֙ וְ⁠אַל־בִּגְדֵי⁠כֶ֔ם</w:t>
       </w:r>
     </w:p>
     <w:p>
@@ -15229,7 +15229,7 @@
         <w:rPr>
           <w:lang w:val="en_US" w:bidi="en_US"/>
         </w:rPr>
-        <w:t>וְ⁠קִרְע֤וּ לְבַבְ⁠כֶם֙ וְ⁠אַל־בִּגְדֵי⁠כֶ֔ם וְ⁠שׁ֖וּבוּ אֶל־יְהוָ֣ה אֱלֹֽהֵי⁠כֶ֑ם</w:t>
+        <w:t>וְ⁠קִרְע֤וּ לְבַבְ⁠כֶם֙ וְ⁠אַל־בִּגְדֵי⁠כֶ֔ם וְ⁠שׁ֖וּבוּ אֶל־יְהוָ֣ה אֱלֹֽהֵי⁠כֶ֑ם</w:t>
       </w:r>
     </w:p>
     <w:p>
@@ -15326,7 +15326,7 @@
         <w:rPr>
           <w:lang w:val="en_US" w:bidi="en_US"/>
         </w:rPr>
-        <w:t>אֶ֤רֶךְ אַפַּ֨יִם֙</w:t>
+        <w:t>אֶ֤רֶךְ אַפַּ֨יִם֙</w:t>
       </w:r>
     </w:p>
     <w:p>
@@ -15546,7 +15546,7 @@
         <w:rPr>
           <w:lang w:val="en_US" w:bidi="en_US"/>
         </w:rPr>
-        <w:t>מִ֥י יוֹדֵ֖עַ יָשׁ֣וּב וְ⁠נִחָ֑ם וְ⁠הִשְׁאִ֤יר אַֽחֲרָי⁠ו֙ בְּרָכָ֔ה</w:t>
+        <w:t>מִ֥י יוֹדֵ֖עַ יָשׁ֣וּב וְ⁠נִחָ֑ם וְ⁠הִשְׁאִ֤יר אַֽחֲרָי⁠ו֙ בְּרָכָ֔ה</w:t>
       </w:r>
     </w:p>
     <w:p>
@@ -15766,7 +15766,7 @@
         <w:rPr>
           <w:lang w:val="en_US" w:bidi="en_US"/>
         </w:rPr>
-        <w:t>וְ⁠הִשְׁאִ֤יר &amp; בְּרָכָ֔ה</w:t>
+        <w:t>וְ⁠הִשְׁאִ֤יר &amp; בְּרָכָ֔ה</w:t>
       </w:r>
     </w:p>
     <w:p>
@@ -16096,7 +16096,7 @@
         <w:rPr>
           <w:lang w:val="en_US" w:bidi="en_US"/>
         </w:rPr>
-        <w:t>קַדְּשׁוּ־צ֖וֹם קִרְא֥וּ עֲצָרָֽה</w:t>
+        <w:t>קַדְּשׁוּ־צ֖וֹם קִרְא֥וּ עֲצָרָֽה</w:t>
       </w:r>
     </w:p>
     <w:p>
@@ -16193,7 +16193,7 @@
         <w:rPr>
           <w:lang w:val="en_US" w:bidi="en_US"/>
         </w:rPr>
-        <w:t>קִבְצ֣וּ זְקֵנִ֔ים אִסְפוּ֙ עֽוֹלָלִ֔ים וְ⁠יֹנְקֵ֖י שָׁדָ֑יִם</w:t>
+        <w:t>קִבְצ֣וּ זְקֵנִ֔ים אִסְפוּ֙ עֽוֹלָלִ֔ים וְ⁠יֹנְקֵ֖י שָׁדָ֑יִם</w:t>
       </w:r>
     </w:p>
     <w:p>
@@ -16290,7 +16290,7 @@
         <w:rPr>
           <w:lang w:val="en_US" w:bidi="en_US"/>
         </w:rPr>
-        <w:t>יֵצֵ֤א חָתָן֙ מֵֽ⁠חֶדְר֔⁠וֹ וְ⁠כַלָּ֖ה מֵ⁠חֻפָּתָֽ⁠הּ</w:t>
+        <w:t>יֵצֵ֤א חָתָן֙ מֵֽ⁠חֶדְר֔⁠וֹ וְ⁠כַלָּ֖ה מֵ⁠חֻפָּתָֽ⁠הּ</w:t>
       </w:r>
     </w:p>
     <w:p>
@@ -16387,7 +16387,7 @@
         <w:rPr>
           <w:lang w:val="en_US" w:bidi="en_US"/>
         </w:rPr>
-        <w:t>בֵּ֤ין הָ⁠אוּלָם֙ וְ⁠לַ⁠מִּזְבֵּ֔חַ</w:t>
+        <w:t>בֵּ֤ין הָ⁠אוּלָם֙ וְ⁠לַ⁠מִּזְבֵּ֔חַ</w:t>
       </w:r>
     </w:p>
     <w:p>
@@ -16484,7 +16484,7 @@
         <w:rPr>
           <w:lang w:val="en_US" w:bidi="en_US"/>
         </w:rPr>
-        <w:t>וְ⁠אַל־תִּתֵּ֨ן נַחֲלָתְ⁠ךָ֤ לְ⁠חֶרְפָּה֙</w:t>
+        <w:t>וְ⁠אַל־תִּתֵּ֨ן נַחֲלָתְ⁠ךָ֤ לְ⁠חֶרְפָּה֙</w:t>
       </w:r>
     </w:p>
     <w:p>
@@ -16691,7 +16691,7 @@
         <w:rPr>
           <w:lang w:val="en_US" w:bidi="en_US"/>
         </w:rPr>
-        <w:t>לִ⁠מְשָׁל־בָּ֣⁠ם גּוֹיִ֔ם</w:t>
+        <w:t>לִ⁠מְשָׁל־בָּ֣⁠ם גּוֹיִ֔ם</w:t>
       </w:r>
     </w:p>
     <w:p>
@@ -16788,7 +16788,7 @@
         <w:rPr>
           <w:lang w:val="en_US" w:bidi="en_US"/>
         </w:rPr>
-        <w:t>לָ֚⁠מָּה יֹאמְר֣וּ בָֽ⁠עַמִּ֔ים אַיֵּ֖ה אֱלֹהֵי⁠הֶֽם</w:t>
+        <w:t>לָ֚⁠מָּה יֹאמְר֣וּ בָֽ⁠עַמִּ֔ים אַיֵּ֖ה אֱלֹהֵי⁠הֶֽם</w:t>
       </w:r>
     </w:p>
     <w:p>
@@ -16885,7 +16885,7 @@
         <w:rPr>
           <w:lang w:val="en_US" w:bidi="en_US"/>
         </w:rPr>
-        <w:t>לָ֚⁠מָּה יֹאמְר֣וּ</w:t>
+        <w:t>לָ֚⁠מָּה יֹאמְר֣וּ</w:t>
       </w:r>
     </w:p>
     <w:p>
@@ -16995,7 +16995,7 @@
         <w:rPr>
           <w:lang w:val="en_US" w:bidi="en_US"/>
         </w:rPr>
-        <w:t>לָ֚⁠מָּה יֹאמְר֣וּ בָֽ⁠עַמִּ֔ים</w:t>
+        <w:t>לָ֚⁠מָּה יֹאמְר֣וּ בָֽ⁠עַמִּ֔ים</w:t>
       </w:r>
     </w:p>
     <w:p>
@@ -17092,7 +17092,7 @@
         <w:rPr>
           <w:lang w:val="en_US" w:bidi="en_US"/>
         </w:rPr>
-        <w:t>אַיֵּ֖ה אֱלֹהֵי⁠הֶֽם</w:t>
+        <w:t>אַיֵּ֖ה אֱלֹהֵי⁠הֶֽם</w:t>
       </w:r>
     </w:p>
     <w:p>
@@ -17189,7 +17189,7 @@
         <w:rPr>
           <w:lang w:val="en_US" w:bidi="en_US"/>
         </w:rPr>
-        <w:t>וַ⁠יְקַנֵּ֥א יְהוָ֖ה לְ⁠אַרְצ֑⁠וֹ וַ⁠יַּחְמֹ֖ל עַל־עַמּֽ⁠וֹ</w:t>
+        <w:t>וַ⁠יְקַנֵּ֥א יְהוָ֖ה לְ⁠אַרְצ֑⁠וֹ וַ⁠יַּחְמֹ֖ל עַל־עַמּֽ⁠וֹ</w:t>
       </w:r>
     </w:p>
     <w:p>
@@ -17396,7 +17396,7 @@
         <w:rPr>
           <w:lang w:val="en_US" w:bidi="en_US"/>
         </w:rPr>
-        <w:t>וַ⁠יַּ֨עַן יְהוָ֜ה וַ⁠יֹּ֣אמֶר</w:t>
+        <w:t>וַ⁠יַּ֨עַן יְהוָ֜ה וַ⁠יֹּ֣אמֶר</w:t>
       </w:r>
     </w:p>
     <w:p>
@@ -17493,7 +17493,7 @@
         <w:rPr>
           <w:lang w:val="en_US" w:bidi="en_US"/>
         </w:rPr>
-        <w:t>וַ⁠יַּ֨עַן יְהוָ֜ה וַ⁠יֹּ֣אמֶר</w:t>
+        <w:t>וַ⁠יַּ֨עַן יְהוָ֜ה וַ⁠יֹּ֣אמֶר</w:t>
       </w:r>
     </w:p>
     <w:p>
@@ -17629,7 +17629,7 @@
         <w:rPr>
           <w:lang w:val="en_US" w:bidi="en_US"/>
         </w:rPr>
-        <w:t>הִנְ⁠נִ֨י שֹׁלֵ֤חַ לָ⁠כֶם֙ אֶת־הַ⁠דָּגָן֙ וְ⁠הַ⁠תִּיר֣וֹשׁ וְ⁠הַ⁠יִּצְהָ֔ר</w:t>
+        <w:t>הִנְ⁠נִ֨י שֹׁלֵ֤חַ לָ⁠כֶם֙ אֶת־הַ⁠דָּגָן֙ וְ⁠הַ⁠תִּיר֣וֹשׁ וְ⁠הַ⁠יִּצְהָ֔ר</w:t>
       </w:r>
     </w:p>
     <w:p>
@@ -17726,7 +17726,7 @@
         <w:rPr>
           <w:lang w:val="en_US" w:bidi="en_US"/>
         </w:rPr>
-        <w:t>הִנְ⁠נִ֨י שֹׁלֵ֤חַ</w:t>
+        <w:t>הִנְ⁠נִ֨י שֹׁלֵ֤חַ</w:t>
       </w:r>
     </w:p>
     <w:p>
@@ -17985,7 +17985,7 @@
         <w:rPr>
           <w:lang w:val="en_US" w:bidi="en_US"/>
         </w:rPr>
-        <w:t>וְ⁠לֹא־אֶתֵּ֨ן אֶתְ⁠כֶ֥ם ע֛וֹד חֶרְפָּ֖ה בַּ⁠גּוֹיִֽם</w:t>
+        <w:t>וְ⁠לֹא־אֶתֵּ֨ן אֶתְ⁠כֶ֥ם ע֛וֹד חֶרְפָּ֖ה בַּ⁠גּוֹיִֽם</w:t>
       </w:r>
     </w:p>
     <w:p>
@@ -18095,7 +18095,7 @@
         <w:rPr>
           <w:lang w:val="en_US" w:bidi="en_US"/>
         </w:rPr>
-        <w:t>וְֽ⁠אֶת־הַ⁠צְּפוֹנִ֞י</w:t>
+        <w:t>וְֽ⁠אֶת־הַ⁠צְּפוֹנִ֞י</w:t>
       </w:r>
     </w:p>
     <w:p>
@@ -18205,7 +18205,7 @@
         <w:rPr>
           <w:lang w:val="en_US" w:bidi="en_US"/>
         </w:rPr>
-        <w:t>אֶ֣רֶץ צִיָּ֣ה וּ⁠שְׁמָמָה֒</w:t>
+        <w:t>אֶ֣רֶץ צִיָּ֣ה וּ⁠שְׁמָמָה֒</w:t>
       </w:r>
     </w:p>
     <w:p>
@@ -18328,7 +18328,7 @@
         <w:rPr>
           <w:lang w:val="en_US" w:bidi="en_US"/>
         </w:rPr>
-        <w:t>אֶ֣רֶץ צִיָּ֣ה וּ⁠שְׁמָמָה֒</w:t>
+        <w:t>אֶ֣רֶץ צִיָּ֣ה וּ⁠שְׁמָמָה֒</w:t>
       </w:r>
     </w:p>
     <w:p>
@@ -18451,7 +18451,7 @@
         <w:rPr>
           <w:lang w:val="en_US" w:bidi="en_US"/>
         </w:rPr>
-        <w:t>אֶל &amp; אֶת־פָּנָ֗י⁠ו אֶל־הַ⁠יָּם֙ הַ⁠קַּדְמֹנִ֔י וְ⁠סֹפ֖⁠וֹ אֶל־הַ⁠יָּ֣ם הָ⁠אַֽחֲר֑וֹן</w:t>
+        <w:t>אֶל &amp; אֶת־פָּנָ֗י⁠ו אֶל־הַ⁠יָּם֙ הַ⁠קַּדְמֹנִ֔י וְ⁠סֹפ֖⁠וֹ אֶל־הַ⁠יָּ֣ם הָ⁠אַֽחֲר֑וֹן</w:t>
       </w:r>
     </w:p>
     <w:p>
@@ -18574,7 +18574,7 @@
         <w:rPr>
           <w:lang w:val="en_US" w:bidi="en_US"/>
         </w:rPr>
-        <w:t>אֶל &amp; אֶת־פָּנָ֗י⁠ו אֶל־הַ⁠יָּם֙ הַ⁠קַּדְמֹנִ֔י וְ⁠סֹפ֖⁠וֹ אֶל־הַ⁠יָּ֣ם הָ⁠אַֽחֲר֑וֹן</w:t>
+        <w:t>אֶל &amp; אֶת־פָּנָ֗י⁠ו אֶל־הַ⁠יָּם֙ הַ⁠קַּדְמֹנִ֔י וְ⁠סֹפ֖⁠וֹ אֶל־הַ⁠יָּ֣ם הָ⁠אַֽחֲר֑וֹן</w:t>
       </w:r>
     </w:p>
     <w:p>
@@ -18807,7 +18807,7 @@
         <w:rPr>
           <w:lang w:val="en_US" w:bidi="en_US"/>
         </w:rPr>
-        <w:t>הִגְדִּ֖יל לַ⁠עֲשֽׂוֹת</w:t>
+        <w:t>הִגְדִּ֖יל לַ⁠עֲשֽׂוֹת</w:t>
       </w:r>
     </w:p>
     <w:p>
@@ -18904,7 +18904,7 @@
         <w:rPr>
           <w:lang w:val="en_US" w:bidi="en_US"/>
         </w:rPr>
-        <w:t>כִּ֥י הִגְדִּ֖יל לַ⁠עֲשֽׂוֹת</w:t>
+        <w:t>כִּ֥י הִגְדִּ֖יל לַ⁠עֲשֽׂוֹת</w:t>
       </w:r>
     </w:p>
     <w:p>
@@ -19001,7 +19001,7 @@
         <w:rPr>
           <w:lang w:val="en_US" w:bidi="en_US"/>
         </w:rPr>
-        <w:t>אַל־תִּֽירְאִ֖י אֲדָמָ֑ה גִּ֣ילִי וּ⁠שְׂמָ֔חִי</w:t>
+        <w:t>אַל־תִּֽירְאִ֖י אֲדָמָ֑ה גִּ֣ילִי וּ⁠שְׂמָ֔חִי</w:t>
       </w:r>
     </w:p>
     <w:p>
@@ -19111,7 +19111,7 @@
         <w:rPr>
           <w:lang w:val="en_US" w:bidi="en_US"/>
         </w:rPr>
-        <w:t>גִּ֣ילִי וּ⁠שְׂמָ֔חִי</w:t>
+        <w:t>גִּ֣ילִי וּ⁠שְׂמָ֔חִי</w:t>
       </w:r>
     </w:p>
     <w:p>
@@ -19234,7 +19234,7 @@
         <w:rPr>
           <w:lang w:val="en_US" w:bidi="en_US"/>
         </w:rPr>
-        <w:t>הִגְדִּ֥יל יְהוָ֖ה לַ⁠עֲשֽׂוֹת</w:t>
+        <w:t>הִגְדִּ֥יל יְהוָ֖ה לַ⁠עֲשֽׂוֹת</w:t>
       </w:r>
     </w:p>
     <w:p>
@@ -19331,7 +19331,7 @@
         <w:rPr>
           <w:lang w:val="en_US" w:bidi="en_US"/>
         </w:rPr>
-        <w:t>הִגְדִּ֥יל יְהוָ֖ה לַ⁠עֲשֽׂוֹת</w:t>
+        <w:t>הִגְדִּ֥יל יְהוָ֖ה לַ⁠עֲשֽׂוֹת</w:t>
       </w:r>
     </w:p>
     <w:p>
@@ -19428,7 +19428,7 @@
         <w:rPr>
           <w:lang w:val="en_US" w:bidi="en_US"/>
         </w:rPr>
-        <w:t>אַל־תִּֽירְאוּ֙ בַּהֲמ֣וֹת שָׂדַ֔י</w:t>
+        <w:t>אַל־תִּֽירְאוּ֙ בַּהֲמ֣וֹת שָׂדַ֔י</w:t>
       </w:r>
     </w:p>
     <w:p>
@@ -19538,7 +19538,7 @@
         <w:rPr>
           <w:lang w:val="en_US" w:bidi="en_US"/>
         </w:rPr>
-        <w:t>דָשְׁא֖וּ נְא֣וֹת מִדְבָּ֑ר כִּֽי־עֵץ֙ נָשָׂ֣א פִרְי֔⁠וֹ תְּאֵנָ֥ה וָ⁠גֶ֖פֶן נָתְנ֥וּ חֵילָֽ⁠ם</w:t>
+        <w:t>דָשְׁא֖וּ נְא֣וֹת מִדְבָּ֑ר כִּֽי־עֵץ֙ נָשָׂ֣א פִרְי֔⁠וֹ תְּאֵנָ֥ה וָ⁠גֶ֖פֶן נָתְנ֥וּ חֵילָֽ⁠ם</w:t>
       </w:r>
     </w:p>
     <w:p>
@@ -19635,7 +19635,7 @@
         <w:rPr>
           <w:lang w:val="en_US" w:bidi="en_US"/>
         </w:rPr>
-        <w:t>עֵץ֙ נָשָׂ֣א פִרְי֔⁠וֹ תְּאֵנָ֥ה וָ⁠גֶ֖פֶן נָתְנ֥וּ חֵילָֽ⁠ם</w:t>
+        <w:t>עֵץ֙ נָשָׂ֣א פִרְי֔⁠וֹ תְּאֵנָ֥ה וָ⁠גֶ֖פֶן נָתְנ֥וּ חֵילָֽ⁠ם</w:t>
       </w:r>
     </w:p>
     <w:p>
@@ -20101,7 +20101,7 @@
         <w:rPr>
           <w:lang w:val="en_US" w:bidi="en_US"/>
         </w:rPr>
-        <w:t>נָתַ֥ן לָ⁠כֶ֛ם אֶת־הַ⁠מּוֹרֶ֖ה לִ⁠צְדָקָ֑ה וַ⁠יּ֣וֹרֶד לָ⁠כֶ֗ם גֶּ֛שֶׁם</w:t>
+        <w:t>נָתַ֥ן לָ⁠כֶ֛ם אֶת־הַ⁠מּוֹרֶ֖ה לִ⁠צְדָקָ֑ה וַ⁠יּ֣וֹרֶד לָ⁠כֶ֗ם גֶּ֛שֶׁם</w:t>
       </w:r>
     </w:p>
     <w:p>
@@ -20308,7 +20308,7 @@
         <w:rPr>
           <w:lang w:val="en_US" w:bidi="en_US"/>
         </w:rPr>
-        <w:t>גֶּ֛שֶׁם</w:t>
+        <w:t>גֶּ֛שֶׁם</w:t>
       </w:r>
     </w:p>
     <w:p>
@@ -20541,7 +20541,7 @@
         <w:rPr>
           <w:lang w:val="en_US" w:bidi="en_US"/>
         </w:rPr>
-        <w:t>בָּ⁠רִאשֽׁוֹן</w:t>
+        <w:t>בָּ⁠רִאשֽׁוֹן</w:t>
       </w:r>
     </w:p>
     <w:p>
@@ -20651,7 +20651,7 @@
         <w:rPr>
           <w:lang w:val="en_US" w:bidi="en_US"/>
         </w:rPr>
-        <w:t>וְ⁠הֵשִׁ֥יקוּ הַ⁠יְקָבִ֖ים תִּיר֥וֹשׁ וְ⁠יִצְהָֽר</w:t>
+        <w:t>וְ⁠הֵשִׁ֥יקוּ הַ⁠יְקָבִ֖ים תִּיר֥וֹשׁ וְ⁠יִצְהָֽר</w:t>
       </w:r>
     </w:p>
     <w:p>
@@ -20748,7 +20748,7 @@
         <w:rPr>
           <w:lang w:val="en_US" w:bidi="en_US"/>
         </w:rPr>
-        <w:t>וְ⁠שִׁלַּמְתִּ֤י לָ⁠כֶם֙ אֶת־הַ⁠שָּׁנִ֔ים</w:t>
+        <w:t>וְ⁠שִׁלַּמְתִּ֤י לָ⁠כֶם֙ אֶת־הַ⁠שָּׁנִ֔ים</w:t>
       </w:r>
     </w:p>
     <w:p>
@@ -20845,7 +20845,7 @@
         <w:rPr>
           <w:lang w:val="en_US" w:bidi="en_US"/>
         </w:rPr>
-        <w:t>אֶת־הַ⁠שָּׁנִ֔ים</w:t>
+        <w:t>אֶת־הַ⁠שָּׁנִ֔ים</w:t>
       </w:r>
     </w:p>
     <w:p>
@@ -20955,7 +20955,7 @@
         <w:rPr>
           <w:lang w:val="en_US" w:bidi="en_US"/>
         </w:rPr>
-        <w:t>חֵילִ⁠י֙ הַ⁠גָּד֔וֹל</w:t>
+        <w:t>חֵילִ⁠י֙ הַ⁠גָּד֔וֹל</w:t>
       </w:r>
     </w:p>
     <w:p>
@@ -21065,7 +21065,7 @@
         <w:rPr>
           <w:lang w:val="en_US" w:bidi="en_US"/>
         </w:rPr>
-        <w:t>וַ⁠אֲכַלְתֶּ֤ם אָכוֹל֙</w:t>
+        <w:t>וַ⁠אֲכַלְתֶּ֤ם אָכוֹל֙</w:t>
       </w:r>
     </w:p>
     <w:p>
@@ -21162,7 +21162,7 @@
         <w:rPr>
           <w:lang w:val="en_US" w:bidi="en_US"/>
         </w:rPr>
-        <w:t>אֶת־שֵׁ֤ם יְהוָה֙ אֱלֹ֣הֵי⁠כֶ֔ם</w:t>
+        <w:t>אֶת־שֵׁ֤ם יְהוָה֙ אֱלֹ֣הֵי⁠כֶ֔ם</w:t>
       </w:r>
     </w:p>
     <w:p>
@@ -21259,7 +21259,7 @@
         <w:rPr>
           <w:lang w:val="en_US" w:bidi="en_US"/>
         </w:rPr>
-        <w:t>אֶת־שֵׁ֤ם</w:t>
+        <w:t>אֶת־שֵׁ֤ם</w:t>
       </w:r>
     </w:p>
     <w:p>
@@ -21369,7 +21369,7 @@
         <w:rPr>
           <w:lang w:val="en_US" w:bidi="en_US"/>
         </w:rPr>
-        <w:t>אֲשֶׁר־עָשָׂ֥ה עִמָּ⁠כֶ֖ם לְ⁠הַפְלִ֑יא</w:t>
+        <w:t>אֲשֶׁר־עָשָׂ֥ה עִמָּ⁠כֶ֖ם לְ⁠הַפְלִ֑יא</w:t>
       </w:r>
     </w:p>
     <w:p>
@@ -21479,7 +21479,7 @@
         <w:rPr>
           <w:lang w:val="en_US" w:bidi="en_US"/>
         </w:rPr>
-        <w:t>וְ⁠לֹא־יֵבֹ֥שׁוּ עַמִּ֖⁠י לְ⁠עוֹלָֽם</w:t>
+        <w:t>וְ⁠לֹא־יֵבֹ֥שׁוּ עַמִּ֖⁠י לְ⁠עוֹלָֽם</w:t>
       </w:r>
     </w:p>
     <w:p>
@@ -21589,7 +21589,7 @@
         <w:rPr>
           <w:lang w:val="en_US" w:bidi="en_US"/>
         </w:rPr>
-        <w:t>יִשְׂרָאֵל֙</w:t>
+        <w:t>יִשְׂרָאֵל֙</w:t>
       </w:r>
     </w:p>
     <w:p>
@@ -21699,7 +21699,7 @@
         <w:rPr>
           <w:lang w:val="en_US" w:bidi="en_US"/>
         </w:rPr>
-        <w:t>וְ⁠לֹא־יֵבֹ֥שׁוּ עַמִּ֖⁠י לְ⁠עוֹלָֽם</w:t>
+        <w:t>וְ⁠לֹא־יֵבֹ֥שׁוּ עַמִּ֖⁠י לְ⁠עוֹלָֽם</w:t>
       </w:r>
     </w:p>
     <w:p>
@@ -21906,7 +21906,7 @@
         <w:rPr>
           <w:lang w:val="en_US" w:bidi="en_US"/>
         </w:rPr>
-        <w:t>אֶשְׁפּ֤וֹךְ אֶת־רוּחִ⁠י֙ עַל־כָּל־בָּשָׂ֔ר</w:t>
+        <w:t>אֶשְׁפּ֤וֹךְ אֶת־רוּחִ⁠י֙ עַל־כָּל־בָּשָׂ֔ר</w:t>
       </w:r>
     </w:p>
     <w:p>
@@ -22003,7 +22003,7 @@
         <w:rPr>
           <w:lang w:val="en_US" w:bidi="en_US"/>
         </w:rPr>
-        <w:t>עַל־כָּל־בָּשָׂ֔ר</w:t>
+        <w:t>עַל־כָּל־בָּשָׂ֔ר</w:t>
       </w:r>
     </w:p>
     <w:p>
@@ -22113,7 +22113,7 @@
         <w:rPr>
           <w:lang w:val="en_US" w:bidi="en_US"/>
         </w:rPr>
-        <w:t>עַל־כָּל־בָּשָׂ֔ר</w:t>
+        <w:t>עַל־כָּל־בָּשָׂ֔ר</w:t>
       </w:r>
     </w:p>
     <w:p>
@@ -22223,7 +22223,7 @@
         <w:rPr>
           <w:lang w:val="en_US" w:bidi="en_US"/>
         </w:rPr>
-        <w:t>וְ⁠נִבְּא֖וּ בְּנֵי⁠כֶ֣ם וּ⁠בְנֽוֹתֵי⁠כֶ֑ם</w:t>
+        <w:t>וְ⁠נִבְּא֖וּ בְּנֵי⁠כֶ֣ם וּ⁠בְנֽוֹתֵי⁠כֶ֑ם</w:t>
       </w:r>
     </w:p>
     <w:p>
@@ -22320,7 +22320,7 @@
         <w:rPr>
           <w:lang w:val="en_US" w:bidi="en_US"/>
         </w:rPr>
-        <w:t>זִקְנֵי⁠כֶם֙ חֲלֹמ֣וֹת יַחֲלֹמ֔וּ⁠ן בַּח֣וּרֵי⁠כֶ֔ם חֶזְיֹנ֖וֹת יִרְאֽוּ</w:t>
+        <w:t>זִקְנֵי⁠כֶם֙ חֲלֹמ֣וֹת יַחֲלֹמ֔וּ⁠ן בַּח֣וּרֵי⁠כֶ֔ם חֶזְיֹנ֖וֹת יִרְאֽוּ</w:t>
       </w:r>
     </w:p>
     <w:p>
@@ -22527,7 +22527,7 @@
         <w:rPr>
           <w:lang w:val="en_US" w:bidi="en_US"/>
         </w:rPr>
-        <w:t>וְ⁠גַ֥ם עַל־הָֽ⁠עֲבָדִ֖ים וְ⁠עַל־הַ⁠שְּׁפָח֑וֹת</w:t>
+        <w:t>וְ⁠גַ֥ם עַל־הָֽ⁠עֲבָדִ֖ים וְ⁠עַל־הַ⁠שְּׁפָח֑וֹת</w:t>
       </w:r>
     </w:p>
     <w:p>
@@ -22624,7 +22624,7 @@
         <w:rPr>
           <w:lang w:val="en_US" w:bidi="en_US"/>
         </w:rPr>
-        <w:t>בַּ⁠יָּמִ֣ים הָ⁠הֵ֔מָּה</w:t>
+        <w:t>בַּ⁠יָּמִ֣ים הָ⁠הֵ֔מָּה</w:t>
       </w:r>
     </w:p>
     <w:p>
@@ -22931,7 +22931,7 @@
         <w:rPr>
           <w:lang w:val="en_US" w:bidi="en_US"/>
         </w:rPr>
-        <w:t>הַ⁠שֶּׁ֨מֶשׁ֙ יֵהָפֵ֣ךְ לְ⁠חֹ֔שֶׁךְ וְ⁠הַ⁠יָּרֵ֖חַ לְ⁠דָ֑ם</w:t>
+        <w:t>הַ⁠שֶּׁ֨מֶשׁ֙ יֵהָפֵ֣ךְ לְ⁠חֹ֔שֶׁךְ וְ⁠הַ⁠יָּרֵ֖חַ לְ⁠דָ֑ם</w:t>
       </w:r>
     </w:p>
     <w:p>
@@ -23028,7 +23028,7 @@
         <w:rPr>
           <w:lang w:val="en_US" w:bidi="en_US"/>
         </w:rPr>
-        <w:t>הַ⁠שֶּׁ֨מֶשׁ֙ יֵהָפֵ֣ךְ לְ⁠חֹ֔שֶׁךְ וְ⁠הַ⁠יָּרֵ֖חַ לְ⁠דָ֑ם</w:t>
+        <w:t>הַ⁠שֶּׁ֨מֶשׁ֙ יֵהָפֵ֣ךְ לְ⁠חֹ֔שֶׁךְ וְ⁠הַ⁠יָּרֵ֖חַ לְ⁠דָ֑ם</w:t>
       </w:r>
     </w:p>
     <w:p>
@@ -23125,7 +23125,7 @@
         <w:rPr>
           <w:lang w:val="en_US" w:bidi="en_US"/>
         </w:rPr>
-        <w:t>וְ⁠הַ⁠יָּרֵ֖חַ לְ⁠דָ֑ם</w:t>
+        <w:t>וְ⁠הַ⁠יָּרֵ֖חַ לְ⁠דָ֑ם</w:t>
       </w:r>
     </w:p>
     <w:p>
@@ -23222,7 +23222,7 @@
         <w:rPr>
           <w:lang w:val="en_US" w:bidi="en_US"/>
         </w:rPr>
-        <w:t>לִ⁠פְנֵ֗י בּ֚וֹא י֣וֹם יְהוָ֔ה הַ⁠גָּד֖וֹל וְ⁠הַ⁠נּוֹרָֽא</w:t>
+        <w:t>לִ⁠פְנֵ֗י בּ֚וֹא י֣וֹם יְהוָ֔ה הַ⁠גָּד֖וֹל וְ⁠הַ⁠נּוֹרָֽא</w:t>
       </w:r>
     </w:p>
     <w:p>
@@ -23332,7 +23332,7 @@
         <w:rPr>
           <w:lang w:val="en_US" w:bidi="en_US"/>
         </w:rPr>
-        <w:t>י֣וֹם יְהוָ֔ה הַ⁠גָּד֖וֹל וְ⁠הַ⁠נּוֹרָֽא</w:t>
+        <w:t>י֣וֹם יְהוָ֔ה הַ⁠גָּד֖וֹל וְ⁠הַ⁠נּוֹרָֽא</w:t>
       </w:r>
     </w:p>
     <w:p>
@@ -23627,7 +23627,7 @@
         <w:rPr>
           <w:lang w:val="en_US" w:bidi="en_US"/>
         </w:rPr>
-        <w:t>כֹּ֧ל אֲשֶׁר־יִקְרָ֛א בְּ⁠שֵׁ֥ם יְהוָ֖ה יִמָּלֵ֑ט &amp; יְהוָ֔ה</w:t>
+        <w:t>כֹּ֧ל אֲשֶׁר־יִקְרָ֛א בְּ⁠שֵׁ֥ם יְהוָ֖ה יִמָּלֵ֑ט &amp; יְהוָ֔ה</w:t>
       </w:r>
     </w:p>
     <w:p>
@@ -23724,7 +23724,7 @@
         <w:rPr>
           <w:lang w:val="en_US" w:bidi="en_US"/>
         </w:rPr>
-        <w:t>בְּ⁠שֵׁ֥ם יְהוָ֖ה &amp; יְהוָ֔ה</w:t>
+        <w:t>בְּ⁠שֵׁ֥ם יְהוָ֖ה &amp; יְהוָ֔ה</w:t>
       </w:r>
     </w:p>
     <w:p>
@@ -23834,7 +23834,7 @@
         <w:rPr>
           <w:lang w:val="en_US" w:bidi="en_US"/>
         </w:rPr>
-        <w:t>בְּ⁠שֵׁ֥ם יְהוָ֖ה &amp; יְהוָ֔ה</w:t>
+        <w:t>בְּ⁠שֵׁ֥ם יְהוָ֖ה &amp; יְהוָ֔ה</w:t>
       </w:r>
     </w:p>
     <w:p>
@@ -23931,7 +23931,7 @@
         <w:rPr>
           <w:lang w:val="en_US" w:bidi="en_US"/>
         </w:rPr>
-        <w:t>כִּ֠י בְּ⁠הַר־צִיּ֨וֹן וּ⁠בִ⁠ירוּשָׁלִַ֜ם תִּֽהְיֶ֣ה פְלֵיטָ֗ה</w:t>
+        <w:t>כִּ֠י בְּ⁠הַר־צִיּ֨וֹן וּ⁠בִ⁠ירוּשָׁלִַ֜ם תִּֽהְיֶ֣ה פְלֵיטָ֗ה</w:t>
       </w:r>
     </w:p>
     <w:p>
@@ -24041,7 +24041,7 @@
         <w:rPr>
           <w:lang w:val="en_US" w:bidi="en_US"/>
         </w:rPr>
-        <w:t>בְּ⁠הַר־צִיּ֨וֹן וּ⁠בִ⁠ירוּשָׁלִַ֜ם</w:t>
+        <w:t>בְּ⁠הַר־צִיּ֨וֹן וּ⁠בִ⁠ירוּשָׁלִַ֜ם</w:t>
       </w:r>
     </w:p>
     <w:p>
@@ -24164,7 +24164,7 @@
         <w:rPr>
           <w:lang w:val="en_US" w:bidi="en_US"/>
         </w:rPr>
-        <w:t>כַּֽ⁠אֲשֶׁר֙ אָמַ֣ר יְהוָ֔ה</w:t>
+        <w:t>כַּֽ⁠אֲשֶׁר֙ אָמַ֣ר יְהוָ֔ה</w:t>
       </w:r>
     </w:p>
     <w:p>
@@ -24261,7 +24261,7 @@
         <w:rPr>
           <w:lang w:val="en_US" w:bidi="en_US"/>
         </w:rPr>
-        <w:t>יְהוָ֖ה &amp; וּ⁠בַ֨⁠שְּׂרִידִ֔ים אֲשֶׁ֥ר יְהוָ֖ה קֹרֵֽא</w:t>
+        <w:t>יְהוָ֖ה &amp; וּ⁠בַ֨⁠שְּׂרִידִ֔ים אֲשֶׁ֥ר יְהוָ֖ה קֹרֵֽא</w:t>
       </w:r>
     </w:p>
     <w:p>
@@ -24358,7 +24358,7 @@
         <w:rPr>
           <w:lang w:val="en_US" w:bidi="en_US"/>
         </w:rPr>
-        <w:t>יְהוָ֖ה &amp; אֲשֶׁ֥ר יְהוָ֖ה קֹרֵֽא</w:t>
+        <w:t>יְהוָ֖ה &amp; אֲשֶׁ֥ר יְהוָ֖ה קֹרֵֽא</w:t>
       </w:r>
     </w:p>
     <w:p>
@@ -24455,7 +24455,7 @@
         <w:rPr>
           <w:lang w:val="en_US" w:bidi="en_US"/>
         </w:rPr>
-        <w:t>כִּ֗י הִנֵּ֛ה בַּ⁠יָּמִ֥ים הָ⁠הֵ֖מָּה וּ⁠בָ⁠עֵ֣ת הַ⁠הִ֑יא</w:t>
+        <w:t>כִּ֗י הִנֵּ֛ה בַּ⁠יָּמִ֥ים הָ⁠הֵ֖מָּה וּ⁠בָ⁠עֵ֣ת הַ⁠הִ֑יא</w:t>
       </w:r>
     </w:p>
     <w:p>
@@ -24552,7 +24552,7 @@
         <w:rPr>
           <w:lang w:val="en_US" w:bidi="en_US"/>
         </w:rPr>
-        <w:t>כִּ֗י הִנֵּ֛ה</w:t>
+        <w:t>כִּ֗י הִנֵּ֛ה</w:t>
       </w:r>
     </w:p>
     <w:p>
@@ -24662,7 +24662,7 @@
         <w:rPr>
           <w:lang w:val="en_US" w:bidi="en_US"/>
         </w:rPr>
-        <w:t>בַּ⁠יָּמִ֥ים הָ⁠הֵ֖מָּה וּ⁠בָ⁠עֵ֣ת הַ⁠הִ֑יא</w:t>
+        <w:t>בַּ⁠יָּמִ֥ים הָ⁠הֵ֖מָּה וּ⁠בָ⁠עֵ֣ת הַ⁠הִ֑יא</w:t>
       </w:r>
     </w:p>
     <w:p>
@@ -24785,7 +24785,7 @@
         <w:rPr>
           <w:lang w:val="en_US" w:bidi="en_US"/>
         </w:rPr>
-        <w:t>אֲשֶׁ֥ר אָשִׁ֛יב אֶת־שְׁב֥וּת יְהוּדָ֖ה וִ⁠ירוּשָׁלִָֽם</w:t>
+        <w:t>אֲשֶׁ֥ר אָשִׁ֛יב אֶת־שְׁב֥וּת יְהוּדָ֖ה וִ⁠ירוּשָׁלִָֽם</w:t>
       </w:r>
     </w:p>
     <w:p>
@@ -24895,7 +24895,7 @@
         <w:rPr>
           <w:lang w:val="en_US" w:bidi="en_US"/>
         </w:rPr>
-        <w:t>אֲשֶׁ֥ר אָשִׁ֛יב אֶת־שְׁב֥וּת יְהוּדָ֖ה וִ⁠ירוּשָׁלִָֽם</w:t>
+        <w:t>אֲשֶׁ֥ר אָשִׁ֛יב אֶת־שְׁב֥וּת יְהוּדָ֖ה וִ⁠ירוּשָׁלִָֽם</w:t>
       </w:r>
     </w:p>
     <w:p>
@@ -24992,7 +24992,7 @@
         <w:rPr>
           <w:lang w:val="en_US" w:bidi="en_US"/>
         </w:rPr>
-        <w:t>עֵ֖מֶק יְהֽוֹשָׁפָ֑ט</w:t>
+        <w:t>עֵ֖מֶק יְהֽוֹשָׁפָ֑ט</w:t>
       </w:r>
     </w:p>
     <w:p>
@@ -25102,7 +25102,7 @@
         <w:rPr>
           <w:lang w:val="en_US" w:bidi="en_US"/>
         </w:rPr>
-        <w:t>עַמִּ֨⁠י וְ⁠נַחֲלָתִ֤⁠י יִשְׂרָאֵל֙</w:t>
+        <w:t>עַמִּ֨⁠י וְ⁠נַחֲלָתִ֤⁠י יִשְׂרָאֵל֙</w:t>
       </w:r>
     </w:p>
     <w:p>
@@ -25251,7 +25251,7 @@
         <w:rPr>
           <w:lang w:val="en_US" w:bidi="en_US"/>
         </w:rPr>
-        <w:t>וְ⁠אֶת־אַרְצִ֖⁠י חִלֵּֽקוּ</w:t>
+        <w:t>וְ⁠אֶת־אַרְצִ֖⁠י חִלֵּֽקוּ</w:t>
       </w:r>
     </w:p>
     <w:p>
@@ -25458,7 +25458,7 @@
         <w:rPr>
           <w:lang w:val="en_US" w:bidi="en_US"/>
         </w:rPr>
-        <w:t>וַ⁠יִּתְּנ֤וּ הַ⁠יֶּ֨לֶד֙ בַּ⁠זּוֹנָ֔ה וְ⁠הַ⁠יַּלְדָּ֛ה מָכְר֥וּ</w:t>
+        <w:t>וַ⁠יִּתְּנ֤וּ הַ⁠יֶּ֨לֶד֙ בַּ⁠זּוֹנָ֔ה וְ⁠הַ⁠יַּלְדָּ֛ה מָכְר֥וּ</w:t>
       </w:r>
     </w:p>
     <w:p>
@@ -25594,7 +25594,7 @@
         <w:rPr>
           <w:lang w:val="en_US" w:bidi="en_US"/>
         </w:rPr>
-        <w:t>וְ֠⁠גַם מָה־אַתֶּ֥ם לִ⁠י֙ צֹ֣ר וְ⁠צִיד֔וֹן וְ⁠כֹ֖ל גְּלִיל֣וֹת פְּלָ֑שֶׁת הַ⁠גְּמ֗וּל אַתֶּם֙ מְשַׁלְּמִ֣ים עָלָ֔⁠י &amp; אַתֶּם֙</w:t>
+        <w:t>וְ֠⁠גַם מָה־אַתֶּ֥ם לִ⁠י֙ צֹ֣ר וְ⁠צִיד֔וֹן וְ⁠כֹ֖ל גְּלִיל֣וֹת פְּלָ֑שֶׁת הַ⁠גְּמ֗וּל אַתֶּם֙ מְשַׁלְּמִ֣ים עָלָ֔⁠י &amp; אַתֶּם֙</w:t>
       </w:r>
     </w:p>
     <w:p>
@@ -25691,7 +25691,7 @@
         <w:rPr>
           <w:lang w:val="en_US" w:bidi="en_US"/>
         </w:rPr>
-        <w:t>מָה־אַתֶּ֥ם לִ⁠י֙</w:t>
+        <w:t>מָה־אַתֶּ֥ם לִ⁠י֙</w:t>
       </w:r>
     </w:p>
     <w:p>
@@ -25788,7 +25788,7 @@
         <w:rPr>
           <w:lang w:val="en_US" w:bidi="en_US"/>
         </w:rPr>
-        <w:t>הַ⁠גְּמ֗וּל אַתֶּם֙ מְשַׁלְּמִ֣ים עָלָ֔⁠י וְ⁠אִם־גֹּמְלִ֤ים אַתֶּם֙ עָלַ֔⁠י</w:t>
+        <w:t>הַ⁠גְּמ֗וּל אַתֶּם֙ מְשַׁלְּמִ֣ים עָלָ֔⁠י וְ⁠אִם־גֹּמְלִ֤ים אַתֶּם֙ עָלַ֔⁠י</w:t>
       </w:r>
     </w:p>
     <w:p>
@@ -26008,7 +26008,7 @@
         <w:rPr>
           <w:lang w:val="en_US" w:bidi="en_US"/>
         </w:rPr>
-        <w:t>אָשִׁ֥יב גְּמֻלְ⁠כֶ֖ם בְּ⁠רֹאשְׁ⁠כֶֽם</w:t>
+        <w:t>אָשִׁ֥יב גְּמֻלְ⁠כֶ֖ם בְּ⁠רֹאשְׁ⁠כֶֽם</w:t>
       </w:r>
     </w:p>
     <w:p>
@@ -26118,7 +26118,7 @@
         <w:rPr>
           <w:lang w:val="en_US" w:bidi="en_US"/>
         </w:rPr>
-        <w:t>בְּ⁠רֹאשְׁ⁠כֶֽם</w:t>
+        <w:t>בְּ⁠רֹאשְׁ⁠כֶֽם</w:t>
       </w:r>
     </w:p>
     <w:p>
@@ -26228,7 +26228,7 @@
         <w:rPr>
           <w:lang w:val="en_US" w:bidi="en_US"/>
         </w:rPr>
-        <w:t>וּ⁠בְנֵ֤י יְהוּדָה֙ וּ⁠בְנֵ֣י יְרוּשָׁלִַ֔ם</w:t>
+        <w:t>וּ⁠בְנֵ֤י יְהוּדָה֙ וּ⁠בְנֵ֣י יְרוּשָׁלִַ֔ם</w:t>
       </w:r>
     </w:p>
     <w:p>
@@ -26356,7 +26356,7 @@
         <w:rPr>
           <w:lang w:val="en_US" w:bidi="en_US"/>
         </w:rPr>
-        <w:t>לִ⁠בְנֵ֣י הַ⁠יְּוָנִ֑ים</w:t>
+        <w:t>לִ⁠בְנֵ֣י הַ⁠יְּוָנִ֑ים</w:t>
       </w:r>
     </w:p>
     <w:p>
@@ -26479,7 +26479,7 @@
         <w:rPr>
           <w:lang w:val="en_US" w:bidi="en_US"/>
         </w:rPr>
-        <w:t>הַ⁠יְּוָנִ֑ים</w:t>
+        <w:t>הַ⁠יְּוָנִ֑ים</w:t>
       </w:r>
     </w:p>
     <w:p>
@@ -26589,7 +26589,7 @@
         <w:rPr>
           <w:lang w:val="en_US" w:bidi="en_US"/>
         </w:rPr>
-        <w:t>לְמַ֥עַן הַרְחִיקָ֖⁠ם מֵ⁠עַ֥ל גְּבוּלָֽ⁠ם</w:t>
+        <w:t>לְמַ֥עַן הַרְחִיקָ֖⁠ם מֵ⁠עַ֥ל גְּבוּלָֽ⁠ם</w:t>
       </w:r>
     </w:p>
     <w:p>
@@ -26801,7 +26801,7 @@
         <w:rPr>
           <w:lang w:val="en_US" w:bidi="en_US"/>
         </w:rPr>
-        <w:t>אֲשֶׁר־מְכַרְתֶּ֥ם אֹתָ֖⁠ם שָׁ֑מָּ⁠ה</w:t>
+        <w:t>אֲשֶׁר־מְכַרְתֶּ֥ם אֹתָ֖⁠ם שָׁ֑מָּ⁠ה</w:t>
       </w:r>
     </w:p>
     <w:p>
@@ -26999,7 +26999,7 @@
         <w:rPr>
           <w:lang w:val="en_US" w:bidi="en_US"/>
         </w:rPr>
-        <w:t>בְּ⁠רֹאשְׁ⁠כֶֽם</w:t>
+        <w:t>בְּ⁠רֹאשְׁ⁠כֶֽם</w:t>
       </w:r>
     </w:p>
     <w:p>
@@ -27096,7 +27096,7 @@
         <w:rPr>
           <w:lang w:val="en_US" w:bidi="en_US"/>
         </w:rPr>
-        <w:t>וּ⁠מָכַרְתִּ֞י</w:t>
+        <w:t>וּ⁠מָכַרְתִּ֞י</w:t>
       </w:r>
     </w:p>
     <w:p>
@@ -27206,7 +27206,7 @@
         <w:rPr>
           <w:lang w:val="en_US" w:bidi="en_US"/>
         </w:rPr>
-        <w:t>בְּ⁠יַד֙ בְּנֵ֣י יְהוּדָ֔ה</w:t>
+        <w:t>בְּ⁠יַד֙ בְּנֵ֣י יְהוּדָ֔ה</w:t>
       </w:r>
     </w:p>
     <w:p>
@@ -27316,7 +27316,7 @@
         <w:rPr>
           <w:lang w:val="en_US" w:bidi="en_US"/>
         </w:rPr>
-        <w:t>וּ⁠מָכַרְתִּ֞י אֶת־בְּנֵי⁠כֶ֣ם וְ⁠אֶת־בְּנֽוֹתֵי⁠כֶ֗ם בְּ⁠יַד֙ בְּנֵ֣י יְהוּדָ֔ה</w:t>
+        <w:t>וּ⁠מָכַרְתִּ֞י אֶת־בְּנֵי⁠כֶ֣ם וְ⁠אֶת־בְּנֽוֹתֵי⁠כֶ֗ם בְּ⁠יַד֙ בְּנֵ֣י יְהוּדָ֔ה</w:t>
       </w:r>
     </w:p>
     <w:p>
@@ -27426,7 +27426,7 @@
         <w:rPr>
           <w:lang w:val="en_US" w:bidi="en_US"/>
         </w:rPr>
-        <w:t>בְּנֵ֣י יְהוּדָ֔ה</w:t>
+        <w:t>בְּנֵ֣י יְהוּדָ֔ה</w:t>
       </w:r>
     </w:p>
     <w:p>
@@ -27549,7 +27549,7 @@
         <w:rPr>
           <w:lang w:val="en_US" w:bidi="en_US"/>
         </w:rPr>
-        <w:t>לִ⁠שְׁבָאיִ֖ם</w:t>
+        <w:t>לִ⁠שְׁבָאיִ֖ם</w:t>
       </w:r>
     </w:p>
     <w:p>
@@ -27659,7 +27659,7 @@
         <w:rPr>
           <w:lang w:val="en_US" w:bidi="en_US"/>
         </w:rPr>
-        <w:t>אֶל־גּ֣וֹי רָח֑וֹק כִּ֥י יְהוָ֖ה דִּבֵּֽר</w:t>
+        <w:t>אֶל־גּ֣וֹי רָח֑וֹק כִּ֥י יְהוָ֖ה דִּבֵּֽר</w:t>
       </w:r>
     </w:p>
     <w:p>
@@ -27879,7 +27879,7 @@
         <w:rPr>
           <w:lang w:val="en_US" w:bidi="en_US"/>
         </w:rPr>
-        <w:t>קַדְּשׁ֖וּ מִלְחָמָ֑ה</w:t>
+        <w:t>קַדְּשׁ֖וּ מִלְחָמָ֑ה</w:t>
       </w:r>
     </w:p>
     <w:p>
@@ -27989,7 +27989,7 @@
         <w:rPr>
           <w:lang w:val="en_US" w:bidi="en_US"/>
         </w:rPr>
-        <w:t>אִתֵּי⁠כֶם֙</w:t>
+        <w:t>אִתֵּי⁠כֶם֙</w:t>
       </w:r>
     </w:p>
     <w:p>
@@ -28209,7 +28209,7 @@
         <w:rPr>
           <w:lang w:val="en_US" w:bidi="en_US"/>
         </w:rPr>
-        <w:t>הַֽ⁠חַלָּ֔שׁ יֹאמַ֖ר גִּבּ֥וֹר אָֽנִי</w:t>
+        <w:t>הַֽ⁠חַלָּ֔שׁ יֹאמַ֖ר גִּבּ֥וֹר אָֽנִי</w:t>
       </w:r>
     </w:p>
     <w:p>
@@ -28306,7 +28306,7 @@
         <w:rPr>
           <w:lang w:val="en_US" w:bidi="en_US"/>
         </w:rPr>
-        <w:t>הַֽ⁠חַלָּ֔שׁ</w:t>
+        <w:t>הַֽ⁠חַלָּ֔שׁ</w:t>
       </w:r>
     </w:p>
     <w:p>
@@ -28750,7 +28750,7 @@
         <w:rPr>
           <w:lang w:val="en_US" w:bidi="en_US"/>
         </w:rPr>
-        <w:t>אֵשֵׁ֛ב לִ⁠שְׁפֹּ֥ט</w:t>
+        <w:t>אֵשֵׁ֛ב לִ⁠שְׁפֹּ֥ט</w:t>
       </w:r>
     </w:p>
     <w:p>
@@ -28860,7 +28860,7 @@
         <w:rPr>
           <w:lang w:val="en_US" w:bidi="en_US"/>
         </w:rPr>
-        <w:t>שִׁלְח֣וּ מַגָּ֔ל כִּ֥י בָשַׁ֖ל קָצִ֑יר &amp; כִּֽי</w:t>
+        <w:t>שִׁלְח֣וּ מַגָּ֔ל כִּ֥י בָשַׁ֖ל קָצִ֑יר &amp; כִּֽי</w:t>
       </w:r>
     </w:p>
     <w:p>
@@ -28957,7 +28957,7 @@
         <w:rPr>
           <w:lang w:val="en_US" w:bidi="en_US"/>
         </w:rPr>
-        <w:t>שִׁלְח֣וּ מַגָּ֔ל</w:t>
+        <w:t>שִׁלְח֣וּ מַגָּ֔ל</w:t>
       </w:r>
     </w:p>
     <w:p>
@@ -29067,7 +29067,7 @@
         <w:rPr>
           <w:lang w:val="en_US" w:bidi="en_US"/>
         </w:rPr>
-        <w:t>שִׁלְח֣וּ מַגָּ֔ל</w:t>
+        <w:t>שִׁלְח֣וּ מַגָּ֔ל</w:t>
       </w:r>
     </w:p>
     <w:p>
@@ -29177,7 +29177,7 @@
         <w:rPr>
           <w:lang w:val="en_US" w:bidi="en_US"/>
         </w:rPr>
-        <w:t>שִׁלְח֣וּ</w:t>
+        <w:t>שִׁלְח֣וּ</w:t>
       </w:r>
     </w:p>
     <w:p>
@@ -29331,7 +29331,7 @@
         <w:rPr>
           <w:lang w:val="en_US" w:bidi="en_US"/>
         </w:rPr>
-        <w:t>בֹּ֤אֽוּ רְדוּ֙ כִּֽי־מָ֣לְאָה גַּ֔ת</w:t>
+        <w:t>בֹּ֤אֽוּ רְדוּ֙ כִּֽי־מָ֣לְאָה גַּ֔ת</w:t>
       </w:r>
     </w:p>
     <w:p>
@@ -29428,7 +29428,7 @@
         <w:rPr>
           <w:lang w:val="en_US" w:bidi="en_US"/>
         </w:rPr>
-        <w:t>כִּ֥י &amp; כִּ֥י רַבָּ֖ה רָעָתָֽ⁠ם</w:t>
+        <w:t>כִּ֥י &amp; כִּ֥י רַבָּ֖ה רָעָתָֽ⁠ם</w:t>
       </w:r>
     </w:p>
     <w:p>
@@ -29538,7 +29538,7 @@
         <w:rPr>
           <w:lang w:val="en_US" w:bidi="en_US"/>
         </w:rPr>
-        <w:t>הֲמוֹנִ֣ים הֲמוֹנִ֔ים בְּ⁠עֵ֖מֶק הֶֽ⁠חָר֑וּץ &amp; בְּ⁠עֵ֖מֶק</w:t>
+        <w:t>הֲמוֹנִ֣ים הֲמוֹנִ֔ים בְּ⁠עֵ֖מֶק הֶֽ⁠חָר֑וּץ &amp; בְּ⁠עֵ֖מֶק</w:t>
       </w:r>
     </w:p>
     <w:p>
@@ -29648,7 +29648,7 @@
         <w:rPr>
           <w:lang w:val="en_US" w:bidi="en_US"/>
         </w:rPr>
-        <w:t>הֲמוֹנִ֣ים הֲמוֹנִ֔ים בְּ⁠עֵ֖מֶק הֶֽ⁠חָר֑וּץ &amp; בְּ⁠עֵ֖מֶק</w:t>
+        <w:t>הֲמוֹנִ֣ים הֲמוֹנִ֔ים בְּ⁠עֵ֖מֶק הֶֽ⁠חָר֑וּץ &amp; בְּ⁠עֵ֖מֶק</w:t>
       </w:r>
     </w:p>
     <w:p>
@@ -29745,7 +29745,7 @@
         <w:rPr>
           <w:lang w:val="en_US" w:bidi="en_US"/>
         </w:rPr>
-        <w:t>בְּ⁠עֵ֖מֶק הֶֽ⁠חָר֑וּץ &amp; בְּ⁠עֵ֖מֶק</w:t>
+        <w:t>בְּ⁠עֵ֖מֶק הֶֽ⁠חָר֑וּץ &amp; בְּ⁠עֵ֖מֶק</w:t>
       </w:r>
     </w:p>
     <w:p>
@@ -29855,7 +29855,7 @@
         <w:rPr>
           <w:lang w:val="en_US" w:bidi="en_US"/>
         </w:rPr>
-        <w:t>שֶׁ֥מֶשׁ וְ⁠יָרֵ֖חַ קָדָ֑רוּ וְ⁠כוֹכָבִ֖ים אָסְפ֥וּ נָגְהָֽ⁠ם</w:t>
+        <w:t>שֶׁ֥מֶשׁ וְ⁠יָרֵ֖חַ קָדָ֑רוּ וְ⁠כוֹכָבִ֖ים אָסְפ֥וּ נָגְהָֽ⁠ם</w:t>
       </w:r>
     </w:p>
     <w:p>
@@ -30071,7 +30071,7 @@
         <w:rPr>
           <w:lang w:val="en_US" w:bidi="en_US"/>
         </w:rPr>
-        <w:t>וַ⁠יהוָ֞ה מִ⁠צִּיּ֣וֹן יִשְׁאָ֗ג</w:t>
+        <w:t>וַ⁠יהוָ֞ה מִ⁠צִּיּ֣וֹן יִשְׁאָ֗ג</w:t>
       </w:r>
     </w:p>
     <w:p>
@@ -30181,7 +30181,7 @@
         <w:rPr>
           <w:lang w:val="en_US" w:bidi="en_US"/>
         </w:rPr>
-        <w:t>וְ⁠רָעֲשׁ֖וּ שָׁמַ֣יִם וָ⁠אָ֑רֶץ</w:t>
+        <w:t>וְ⁠רָעֲשׁ֖וּ שָׁמַ֣יִם וָ⁠אָ֑רֶץ</w:t>
       </w:r>
     </w:p>
     <w:p>
@@ -30304,7 +30304,7 @@
         <w:rPr>
           <w:lang w:val="en_US" w:bidi="en_US"/>
         </w:rPr>
-        <w:t>וַֽ⁠יהוָה֙ מַֽחֲסֶ֣ה לְ⁠עַמּ֔⁠וֹ וּ⁠מָע֖וֹז לִ⁠בְנֵ֥י יִשְׂרָאֵֽל</w:t>
+        <w:t>וַֽ⁠יהוָה֙ מַֽחֲסֶ֣ה לְ⁠עַמּ֔⁠וֹ וּ⁠מָע֖וֹז לִ⁠בְנֵ֥י יִשְׂרָאֵֽל</w:t>
       </w:r>
     </w:p>
     <w:p>
@@ -30427,7 +30427,7 @@
         <w:rPr>
           <w:lang w:val="en_US" w:bidi="en_US"/>
         </w:rPr>
-        <w:t>לִ⁠בְנֵ֥י יִשְׂרָאֵֽל</w:t>
+        <w:t>לִ⁠בְנֵ֥י יִשְׂרָאֵֽל</w:t>
       </w:r>
     </w:p>
     <w:p>
@@ -30555,7 +30555,7 @@
         <w:rPr>
           <w:lang w:val="en_US" w:bidi="en_US"/>
         </w:rPr>
-        <w:t>וִֽ⁠ידַעְתֶּ֗ם</w:t>
+        <w:t>וִֽ⁠ידַעְתֶּ֗ם</w:t>
       </w:r>
     </w:p>
     <w:p>
@@ -30652,7 +30652,7 @@
         <w:rPr>
           <w:lang w:val="en_US" w:bidi="en_US"/>
         </w:rPr>
-        <w:t>הַר־קָדְשִׁ֑⁠י</w:t>
+        <w:t>הַר־קָדְשִׁ֑⁠י</w:t>
       </w:r>
     </w:p>
     <w:p>
@@ -30969,7 +30969,7 @@
         <w:rPr>
           <w:lang w:val="en_US" w:bidi="en_US"/>
         </w:rPr>
-        <w:t>יִטְּפ֧וּ הֶ⁠הָרִ֣ים עָסִ֗יס וְ⁠הַ⁠גְּבָעוֹת֙ תֵּלַ֣כְנָה חָלָ֔ב</w:t>
+        <w:t>יִטְּפ֧וּ הֶ⁠הָרִ֣ים עָסִ֗יס וְ⁠הַ⁠גְּבָעוֹת֙ תֵּלַ֣כְנָה חָלָ֔ב</w:t>
       </w:r>
     </w:p>
     <w:p>
@@ -31338,7 +31338,7 @@
         <w:rPr>
           <w:lang w:val="en_US" w:bidi="en_US"/>
         </w:rPr>
-        <w:t>מִ⁠בֵּ֤ית יְהוָה֙</w:t>
+        <w:t>מִ⁠בֵּ֤ית יְהוָה֙</w:t>
       </w:r>
     </w:p>
     <w:p>
@@ -31453,7 +31453,7 @@
         <w:rPr>
           <w:lang w:val="en_US" w:bidi="en_US"/>
         </w:rPr>
-        <w:t>אֶת־נַ֥חַל הַ⁠שִּׁטִּֽים</w:t>
+        <w:t>אֶת־נַ֥חַל הַ⁠שִּׁטִּֽים</w:t>
       </w:r>
     </w:p>
     <w:p>
@@ -31563,7 +31563,7 @@
         <w:rPr>
           <w:lang w:val="en_US" w:bidi="en_US"/>
         </w:rPr>
-        <w:t>מִצְרַ֨יִם֙ לִ⁠שְׁמָמָ֣ה תִֽהְיֶ֔ה</w:t>
+        <w:t>מִצְרַ֨יִם֙ לִ⁠שְׁמָמָ֣ה תִֽהְיֶ֔ה</w:t>
       </w:r>
     </w:p>
     <w:p>
@@ -31673,7 +31673,7 @@
         <w:rPr>
           <w:lang w:val="en_US" w:bidi="en_US"/>
         </w:rPr>
-        <w:t>מֵֽ⁠חֲמַס֙ בְּנֵ֣י יְהוּדָ֔ה</w:t>
+        <w:t>מֵֽ⁠חֲמַס֙ בְּנֵ֣י יְהוּדָ֔ה</w:t>
       </w:r>
     </w:p>
     <w:p>
@@ -31796,7 +31796,7 @@
         <w:rPr>
           <w:lang w:val="en_US" w:bidi="en_US"/>
         </w:rPr>
-        <w:t>שָׁפְכ֥וּ דָם־נָקִ֖יא</w:t>
+        <w:t>שָׁפְכ֥וּ דָם־נָקִ֖יא</w:t>
       </w:r>
     </w:p>
     <w:p>
@@ -31906,7 +31906,7 @@
         <w:rPr>
           <w:lang w:val="en_US" w:bidi="en_US"/>
         </w:rPr>
-        <w:t>בְּ⁠אַרְצָֽ⁠ם</w:t>
+        <w:t>בְּ⁠אַרְצָֽ⁠ם</w:t>
       </w:r>
     </w:p>
     <w:p>
@@ -32165,7 +32165,7 @@
         <w:rPr>
           <w:lang w:val="en_US" w:bidi="en_US"/>
         </w:rPr>
-        <w:t>וִ⁠ירוּשָׁלִַ֖ם לְ⁠ד֥וֹר וָ⁠דֽוֹר</w:t>
+        <w:t>וִ⁠ירוּשָׁלִַ֖ם לְ⁠ד֥וֹר וָ⁠דֽוֹר</w:t>
       </w:r>
     </w:p>
     <w:p>
@@ -32377,7 +32377,7 @@
         <w:rPr>
           <w:lang w:val="en_US" w:bidi="en_US"/>
         </w:rPr>
-        <w:t>וְ⁠נִקֵּ֖יתִי דָּמָ֣⁠ם לֹֽא־נִקֵּ֑יתִי</w:t>
+        <w:t>וְ⁠נִקֵּ֖יתִי דָּמָ֣⁠ם לֹֽא־נִקֵּ֑יתִי</w:t>
       </w:r>
     </w:p>
     <w:p>
@@ -32474,7 +32474,7 @@
         <w:rPr>
           <w:lang w:val="en_US" w:bidi="en_US"/>
         </w:rPr>
-        <w:t>דָּמָ֣⁠ם</w:t>
+        <w:t>דָּמָ֣⁠ם</w:t>
       </w:r>
     </w:p>
     <w:p>
@@ -32584,7 +32584,7 @@
         <w:rPr>
           <w:lang w:val="en_US" w:bidi="en_US"/>
         </w:rPr>
-        <w:t>וַֽ⁠יהוָ֖ה שֹׁכֵ֥ן בְּ⁠צִיּֽוֹן</w:t>
+        <w:t>וַֽ⁠יהוָ֖ה שֹׁכֵ֥ן בְּ⁠צִיּֽוֹן</w:t>
       </w:r>
     </w:p>
     <w:p>
@@ -32681,7 +32681,7 @@
         <w:rPr>
           <w:lang w:val="en_US" w:bidi="en_US"/>
         </w:rPr>
-        <w:t>וַֽ⁠יהוָ֖ה שֹׁכֵ֥ן בְּ⁠צִיּֽוֹן</w:t>
+        <w:t>וַֽ⁠יהוָ֖ה שֹׁכֵ֥ן בְּ⁠צִיּֽוֹן</w:t>
       </w:r>
     </w:p>
     <w:p>
